--- a/beastly-investments/strategies/2026-06-24_strategy_beastly-investments.docx
+++ b/beastly-investments/strategies/2026-06-24_strategy_beastly-investments.docx
@@ -9,17 +9,23 @@
         <w:tblLook w:firstColumn="1" w:firstRow="1" w:lastColumn="0" w:lastRow="0" w:noHBand="0" w:noVBand="1" w:val="04A0"/>
       </w:tblPr>
       <w:tblGrid>
-        <w:gridCol w:w="8838"/>
+        <w:gridCol w:w="8612"/>
       </w:tblGrid>
       <w:tr>
         <w:tc>
           <w:tcPr>
-            <w:tcW w:type="dxa" w:w="8640"/>
+            <w:tcW w:type="dxa" w:w="8612"/>
             <w:shd w:val="clear" w:color="auto" w:fill="4b319b"/>
+            <w:tcMar>
+              <w:top w:w="400" w:type="dxa"/>
+              <w:bottom w:w="400" w:type="dxa"/>
+              <w:left w:w="300" w:type="dxa"/>
+              <w:right w:w="300" w:type="dxa"/>
+            </w:tcMar>
           </w:tcPr>
           <w:p>
             <w:pPr>
-              <w:spacing w:before="600" w:after="120"/>
+              <w:spacing w:before="0"/>
               <w:jc w:val="center"/>
             </w:pPr>
             <w:r>
@@ -27,14 +33,14 @@
                 <w:rFonts w:ascii="Calibri" w:hAnsi="Calibri"/>
                 <w:b/>
                 <w:color w:val="A176F4"/>
-                <w:sz w:val="20"/>
+                <w:sz w:val="18"/>
               </w:rPr>
               <w:t>MOURNIVAL GMBH</w:t>
             </w:r>
           </w:p>
           <w:p>
             <w:pPr>
-              <w:spacing w:before="40" w:after="80"/>
+              <w:spacing w:before="400"/>
               <w:jc w:val="center"/>
             </w:pPr>
             <w:r>
@@ -42,14 +48,14 @@
                 <w:rFonts w:ascii="Calibri" w:hAnsi="Calibri"/>
                 <w:b/>
                 <w:color w:val="FFFFFF"/>
-                <w:sz w:val="44"/>
+                <w:sz w:val="36"/>
               </w:rPr>
               <w:t>Kommunikationsstrategie</w:t>
             </w:r>
           </w:p>
           <w:p>
             <w:pPr>
-              <w:spacing w:before="80" w:after="80"/>
+              <w:spacing w:before="80"/>
               <w:jc w:val="center"/>
             </w:pPr>
             <w:r>
@@ -57,21 +63,22 @@
                 <w:rFonts w:ascii="Calibri" w:hAnsi="Calibri"/>
                 <w:b/>
                 <w:color w:val="FFFFFF"/>
-                <w:sz w:val="56"/>
+                <w:sz w:val="64"/>
               </w:rPr>
               <w:t>Beastly Investments</w:t>
             </w:r>
           </w:p>
           <w:p>
             <w:pPr>
-              <w:spacing w:before="200" w:after="600"/>
+              <w:spacing w:before="800"/>
               <w:jc w:val="center"/>
             </w:pPr>
             <w:r>
               <w:rPr>
                 <w:rFonts w:ascii="Calibri" w:hAnsi="Calibri"/>
+                <w:b/>
                 <w:color w:val="A176F4"/>
-                <w:sz w:val="20"/>
+                <w:sz w:val="18"/>
               </w:rPr>
               <w:t>Erstellt von DungeonMasterAlex  ·  24. June 2026</w:t>
             </w:r>
@@ -86,12 +93,13 @@
     </w:p>
     <w:p>
       <w:pPr>
-        <w:spacing w:before="320" w:after="120"/>
+        <w:spacing w:before="360" w:after="120"/>
       </w:pPr>
       <w:r>
         <w:rPr>
           <w:rFonts w:ascii="Calibri" w:hAnsi="Calibri"/>
           <w:b/>
+          <w:i w:val="0"/>
           <w:color w:val="4B319B"/>
           <w:sz w:val="32"/>
         </w:rPr>
@@ -106,10 +114,12 @@
       <w:r>
         <w:rPr>
           <w:rFonts w:ascii="Calibri" w:hAnsi="Calibri"/>
-          <w:color w:val="444444"/>
+          <w:b w:val="0"/>
+          <w:i w:val="0"/>
+          <w:color w:val="333333"/>
           <w:sz w:val="21"/>
         </w:rPr>
-        <w:t>1. Ausgangslage</w:t>
+        <w:t>1.  Ausgangslage &amp; strategische Ausgangsdiskrepanzen</w:t>
       </w:r>
     </w:p>
     <w:p>
@@ -120,10 +130,12 @@
       <w:r>
         <w:rPr>
           <w:rFonts w:ascii="Calibri" w:hAnsi="Calibri"/>
-          <w:color w:val="444444"/>
+          <w:b w:val="0"/>
+          <w:i w:val="0"/>
+          <w:color w:val="333333"/>
           <w:sz w:val="21"/>
         </w:rPr>
-        <w:t>2. Das Ziel</w:t>
+        <w:t>2.  Strategische Positionierung</w:t>
       </w:r>
     </w:p>
     <w:p>
@@ -134,10 +146,12 @@
       <w:r>
         <w:rPr>
           <w:rFonts w:ascii="Calibri" w:hAnsi="Calibri"/>
-          <w:color w:val="444444"/>
+          <w:b w:val="0"/>
+          <w:i w:val="0"/>
+          <w:color w:val="333333"/>
           <w:sz w:val="21"/>
         </w:rPr>
-        <w:t>3. Die Zielgruppe</w:t>
+        <w:t>3.  Die Zielgruppen</w:t>
       </w:r>
     </w:p>
     <w:p>
@@ -148,10 +162,12 @@
       <w:r>
         <w:rPr>
           <w:rFonts w:ascii="Calibri" w:hAnsi="Calibri"/>
-          <w:color w:val="444444"/>
+          <w:b w:val="0"/>
+          <w:i w:val="0"/>
+          <w:color w:val="333333"/>
           <w:sz w:val="21"/>
         </w:rPr>
-        <w:t>4. Wie kommen wir dahin?</w:t>
+        <w:t>4.  Strategischer Rahmen — Warum machen wir das so?</w:t>
       </w:r>
     </w:p>
     <w:p>
@@ -162,10 +178,12 @@
       <w:r>
         <w:rPr>
           <w:rFonts w:ascii="Calibri" w:hAnsi="Calibri"/>
-          <w:color w:val="444444"/>
+          <w:b w:val="0"/>
+          <w:i w:val="0"/>
+          <w:color w:val="333333"/>
           <w:sz w:val="21"/>
         </w:rPr>
-        <w:t>5. Der Funnel</w:t>
+        <w:t>5.  Der Kommunikationsfunnel</w:t>
       </w:r>
     </w:p>
     <w:p>
@@ -176,10 +194,12 @@
       <w:r>
         <w:rPr>
           <w:rFonts w:ascii="Calibri" w:hAnsi="Calibri"/>
-          <w:color w:val="444444"/>
+          <w:b w:val="0"/>
+          <w:i w:val="0"/>
+          <w:color w:val="333333"/>
           <w:sz w:val="21"/>
         </w:rPr>
-        <w:t>6. Die einzelnen Elemente</w:t>
+        <w:t>6.  Die Kommunikationselemente</w:t>
       </w:r>
     </w:p>
     <w:p>
@@ -190,10 +210,12 @@
       <w:r>
         <w:rPr>
           <w:rFonts w:ascii="Calibri" w:hAnsi="Calibri"/>
-          <w:color w:val="444444"/>
+          <w:b w:val="0"/>
+          <w:i w:val="0"/>
+          <w:color w:val="333333"/>
           <w:sz w:val="21"/>
         </w:rPr>
-        <w:t>7. Fazit &amp; Nächste Schritte</w:t>
+        <w:t>7.  Persönliche Einschätzung — Hohe Kommunikationskomplexität</w:t>
       </w:r>
     </w:p>
     <w:p>
@@ -204,7 +226,41 @@
       <w:r>
         <w:rPr>
           <w:rFonts w:ascii="Calibri" w:hAnsi="Calibri"/>
-          <w:color w:val="444444"/>
+          <w:b w:val="0"/>
+          <w:i w:val="0"/>
+          <w:color w:val="333333"/>
+          <w:sz w:val="21"/>
+        </w:rPr>
+        <w:t>8.  Empfehlung — Strategische Kommunikationsführung</w:t>
+      </w:r>
+    </w:p>
+    <w:p>
+      <w:pPr>
+        <w:pStyle w:val="ListBullet"/>
+        <w:spacing w:after="60"/>
+      </w:pPr>
+      <w:r>
+        <w:rPr>
+          <w:rFonts w:ascii="Calibri" w:hAnsi="Calibri"/>
+          <w:b w:val="0"/>
+          <w:i w:val="0"/>
+          <w:color w:val="333333"/>
+          <w:sz w:val="21"/>
+        </w:rPr>
+        <w:t>9.  Mögliche Einstiege in die Umsetzung</w:t>
+      </w:r>
+    </w:p>
+    <w:p>
+      <w:pPr>
+        <w:pStyle w:val="ListBullet"/>
+        <w:spacing w:after="60"/>
+      </w:pPr>
+      <w:r>
+        <w:rPr>
+          <w:rFonts w:ascii="Calibri" w:hAnsi="Calibri"/>
+          <w:b w:val="0"/>
+          <w:i w:val="0"/>
+          <w:color w:val="333333"/>
           <w:sz w:val="21"/>
         </w:rPr>
         <w:t>Anhang: PowerPoint-Snippets</w:t>
@@ -212,7 +268,7 @@
     </w:p>
     <w:p>
       <w:pPr>
-        <w:spacing w:before="80" w:after="80"/>
+        <w:spacing w:before="120" w:after="120"/>
         <w:pBdr>
           <w:bottom w:val="single" w:sz="4" w:space="1" w:color="a176f4"/>
         </w:pBdr>
@@ -225,200 +281,129 @@
     </w:p>
     <w:p>
       <w:pPr>
-        <w:spacing w:before="320" w:after="120"/>
+        <w:spacing w:before="360" w:after="120"/>
       </w:pPr>
       <w:r>
         <w:rPr>
           <w:rFonts w:ascii="Calibri" w:hAnsi="Calibri"/>
           <w:b/>
+          <w:i w:val="0"/>
           <w:color w:val="4B319B"/>
           <w:sz w:val="32"/>
         </w:rPr>
-        <w:t>1. Ausgangslage</w:t>
+        <w:t>1.  Ausgangslage &amp; strategische Ausgangsdiskrepanzen</w:t>
       </w:r>
     </w:p>
     <w:p>
       <w:pPr>
-        <w:spacing w:after="160"/>
+        <w:spacing w:after="140"/>
       </w:pPr>
       <w:r>
         <w:rPr>
           <w:rFonts w:ascii="Calibri" w:hAnsi="Calibri"/>
+          <w:b w:val="0"/>
           <w:i w:val="0"/>
-          <w:color w:val="444444"/>
+          <w:color w:val="333333"/>
           <w:sz w:val="21"/>
         </w:rPr>
-        <w:t>Beastly Investments ist das erste Investmentprodukt der Chipiron AG — eines Non-Profit Asset Managers im Aufbau, gegründet von Viktor und Lydia Ackermann. Beide bringen akademische Hintergründe in Recht und Wirtschaft mit und haben gemeinsam die FourGive Tierklinik in Marsa Alam/Ägypten aufgebaut. Genau dort entstand die Haltung, aus der Beastly heute wächst, und die Identifikation einer klaren Marktlücke: ein Anlageprodukt, das Tierschutz und Rendite zusammenbringt, ohne in den einen oder anderen Kompromiss zu rutschen.</w:t>
+        <w:t>Beastly Investments ist das erste Investmentprodukt der Chipiron AG, eines Non-Profit Asset Managers im Aufbau. Gründer Viktor und Lydia Ackermann haben die FourGive Tierklinik in Marsa Alam/Ägypten aufgebaut — dort entstand die direkte Konfrontation mit Tierleid, und daraus die Überzeugung, dass Finanzlogik und Tierschutz sich nicht ausschliessen. Das Produkt ist einzigartig: ein KI-gesteuertes Animal Cruelty Free Portfolio, das börsennotierte Unternehmen nach tierschützenden Kriterien bewertet.</w:t>
       </w:r>
     </w:p>
     <w:p>
       <w:pPr>
-        <w:spacing w:after="160"/>
+        <w:spacing w:after="140"/>
       </w:pPr>
       <w:r>
         <w:rPr>
           <w:rFonts w:ascii="Calibri" w:hAnsi="Calibri"/>
+          <w:b w:val="0"/>
           <w:i w:val="0"/>
-          <w:color w:val="444444"/>
+          <w:color w:val="333333"/>
           <w:sz w:val="21"/>
         </w:rPr>
-        <w:t>Das Produkt steht: ein Animal Cruelty Free Portfolio, bei dem eine KI börsennotierte Unternehmen nach tierschützenden Kriterien bewertet. Die Struktur ist konsequent durchdacht — 20 Prozent der Management Fee fliessen an fünf jährlich ausgewählte Tierschutzprojekte, die Löhne bei Chipiron sind gecappt, es gibt kein Bonus-System, und sämtliche operativen Gewinne gehen an Tierschutzprojekte. Was fehlt, ist die kommunikative Übersetzung dieser Substanz in eine Marke, die Menschen emotional abholt und Investoren rational überzeugt. Aktuell existieren noch keine aktiven Kanäle — wir bauen von Grund auf, aber auf einem aussergewöhnlich soliden Fundament.</w:t>
+        <w:t>Die Substanz ist stark. Was fehlt, ist die kommunikative Übersetzung dieser Substanz in eine Marke, die Menschen emotional abholt, Vertrauen aufbaut und Investoren rational überzeugt.</w:t>
       </w:r>
     </w:p>
     <w:p>
       <w:pPr>
-        <w:spacing w:before="80" w:after="80"/>
-        <w:pBdr>
-          <w:bottom w:val="single" w:sz="4" w:space="1" w:color="a176f4"/>
-        </w:pBdr>
-      </w:pPr>
-    </w:p>
-    <w:p>
-      <w:pPr>
-        <w:spacing w:before="320" w:after="120"/>
+        <w:spacing w:before="240" w:after="80"/>
       </w:pPr>
       <w:r>
         <w:rPr>
           <w:rFonts w:ascii="Calibri" w:hAnsi="Calibri"/>
           <w:b/>
-          <w:color w:val="4B319B"/>
-          <w:sz w:val="32"/>
+          <w:i w:val="0"/>
+          <w:color w:val="1A1033"/>
+          <w:sz w:val="24"/>
         </w:rPr>
-        <w:t>2. Das Ziel</w:t>
+        <w:t>Die drei Ebenen — und warum das komplex ist</w:t>
       </w:r>
     </w:p>
     <w:p>
       <w:pPr>
-        <w:spacing w:after="160"/>
+        <w:spacing w:after="140"/>
       </w:pPr>
       <w:r>
         <w:rPr>
           <w:rFonts w:ascii="Calibri" w:hAnsi="Calibri"/>
+          <w:b w:val="0"/>
           <w:i w:val="0"/>
-          <w:color w:val="444444"/>
+          <w:color w:val="333333"/>
           <w:sz w:val="21"/>
         </w:rPr>
-        <w:t>Beastly soll als eigenständige, glaubwürdige Anlagemarke im DACH-Raum etabliert werden — mit dem klaren Versprechen:</w:t>
+        <w:t>Das Projekt besteht aus drei kommunikativen Ebenen, die gleichzeitig und widerspruchsfrei geführt werden müssen:</w:t>
       </w:r>
     </w:p>
     <w:p>
       <w:pPr>
         <w:pStyle w:val="ListBullet"/>
         <w:spacing w:after="60"/>
-      </w:pPr>
-      <w:r>
-        <w:rPr>
-          <w:rFonts w:ascii="Calibri" w:hAnsi="Calibri"/>
-          <w:color w:val="444444"/>
-          <w:sz w:val="21"/>
-        </w:rPr>
-        <w:t>Rendite für Investoren.</w:t>
-      </w:r>
-    </w:p>
-    <w:p>
-      <w:pPr>
-        <w:pStyle w:val="ListBullet"/>
-        <w:spacing w:after="60"/>
-      </w:pPr>
-      <w:r>
-        <w:rPr>
-          <w:rFonts w:ascii="Calibri" w:hAnsi="Calibri"/>
-          <w:color w:val="444444"/>
-          <w:sz w:val="21"/>
-        </w:rPr>
-        <w:t>Wirkung für Tiere.</w:t>
-      </w:r>
-    </w:p>
-    <w:p>
-      <w:pPr>
-        <w:pStyle w:val="ListBullet"/>
-        <w:spacing w:after="60"/>
-      </w:pPr>
-      <w:r>
-        <w:rPr>
-          <w:rFonts w:ascii="Calibri" w:hAnsi="Calibri"/>
-          <w:color w:val="444444"/>
-          <w:sz w:val="21"/>
-        </w:rPr>
-        <w:t>Keine Gewinnausschüttung an Eigentümer.</w:t>
-      </w:r>
-    </w:p>
-    <w:p>
-      <w:pPr>
-        <w:spacing w:after="160"/>
-      </w:pPr>
-      <w:r>
-        <w:rPr>
-          <w:rFonts w:ascii="Calibri" w:hAnsi="Calibri"/>
-          <w:i w:val="0"/>
-          <w:color w:val="444444"/>
-          <w:sz w:val="21"/>
-        </w:rPr>
-        <w:t>Konkret heisst das: messbare Sichtbarkeit im relevanten Finanz- und Tierwohl-Umfeld aufbauen, Vertrauen über radikale Transparenz schaffen und beide Zielgruppen — Retail ab CHF 50 und professionelle Investoren — entlang ihrer jeweiligen Beweistiefe zur Investmententscheidung führen.</w:t>
-      </w:r>
-    </w:p>
-    <w:p>
-      <w:pPr>
-        <w:spacing w:after="160"/>
-      </w:pPr>
-      <w:r>
-        <w:rPr>
-          <w:rFonts w:ascii="Calibri" w:hAnsi="Calibri"/>
-          <w:i w:val="0"/>
-          <w:color w:val="444444"/>
-          <w:sz w:val="21"/>
-        </w:rPr>
-        <w:t>Geografisch starten wir DACH, später folgt UK. Externe Kommunikation läuft auf Deutsch.</w:t>
-      </w:r>
-    </w:p>
-    <w:p>
-      <w:pPr>
-        <w:spacing w:before="80" w:after="80"/>
-        <w:pBdr>
-          <w:bottom w:val="single" w:sz="4" w:space="1" w:color="a176f4"/>
-        </w:pBdr>
-      </w:pPr>
-    </w:p>
-    <w:p>
-      <w:pPr>
-        <w:spacing w:before="320" w:after="120"/>
       </w:pPr>
       <w:r>
         <w:rPr>
           <w:rFonts w:ascii="Calibri" w:hAnsi="Calibri"/>
           <w:b/>
-          <w:color w:val="4B319B"/>
-          <w:sz w:val="32"/>
+          <w:i w:val="0"/>
+          <w:color w:val="333333"/>
+          <w:sz w:val="21"/>
         </w:rPr>
-        <w:t>3. Die Zielgruppe</w:t>
+        <w:t xml:space="preserve">Beastly invested  </w:t>
+      </w:r>
+      <w:r>
+        <w:rPr>
+          <w:rFonts w:ascii="Calibri" w:hAnsi="Calibri"/>
+          <w:b w:val="0"/>
+          <w:i w:val="0"/>
+          <w:color w:val="333333"/>
+          <w:sz w:val="21"/>
+        </w:rPr>
+        <w:t>als emotionales, erklärungsbedürftiges Investmentprodukt</w:t>
       </w:r>
     </w:p>
     <w:p>
       <w:pPr>
-        <w:spacing w:after="160"/>
-      </w:pPr>
-      <w:r>
-        <w:rPr>
-          <w:rFonts w:ascii="Calibri" w:hAnsi="Calibri"/>
-          <w:i w:val="0"/>
-          <w:color w:val="444444"/>
-          <w:sz w:val="21"/>
-        </w:rPr>
-        <w:t>Wir sprechen zwei Gruppen an, die sich in der Motivation nicht unterscheiden — wohl aber in der Tiefe der Beweisführung.</w:t>
-      </w:r>
-    </w:p>
-    <w:p>
-      <w:pPr>
-        <w:spacing w:before="200" w:after="120"/>
+        <w:pStyle w:val="ListBullet"/>
+        <w:spacing w:after="60"/>
       </w:pPr>
       <w:r>
         <w:rPr>
           <w:rFonts w:ascii="Calibri" w:hAnsi="Calibri"/>
           <w:b/>
-          <w:color w:val="1A1033"/>
-          <w:sz w:val="26"/>
+          <w:i w:val="0"/>
+          <w:color w:val="333333"/>
+          <w:sz w:val="21"/>
         </w:rPr>
-        <w:t>Retail-Investoren</w:t>
+        <w:t xml:space="preserve">Chipiron  </w:t>
+      </w:r>
+      <w:r>
+        <w:rPr>
+          <w:rFonts w:ascii="Calibri" w:hAnsi="Calibri"/>
+          <w:b w:val="0"/>
+          <w:i w:val="0"/>
+          <w:color w:val="333333"/>
+          <w:sz w:val="21"/>
+        </w:rPr>
+        <w:t>als vertrauensbildender Träger und Asset Manager</w:t>
       </w:r>
     </w:p>
     <w:p>
@@ -429,21 +414,763 @@
       <w:r>
         <w:rPr>
           <w:rFonts w:ascii="Calibri" w:hAnsi="Calibri"/>
-          <w:color w:val="444444"/>
+          <w:b/>
+          <w:i w:val="0"/>
+          <w:color w:val="333333"/>
           <w:sz w:val="21"/>
         </w:rPr>
-        <w:t>Einstieg ab CHF 50</w:t>
+        <w:t xml:space="preserve">FourGive / Tierschutzprojekte  </w:t>
+      </w:r>
+      <w:r>
+        <w:rPr>
+          <w:rFonts w:ascii="Calibri" w:hAnsi="Calibri"/>
+          <w:b w:val="0"/>
+          <w:i w:val="0"/>
+          <w:color w:val="333333"/>
+          <w:sz w:val="21"/>
+        </w:rPr>
+        <w:t>als Wirkungs- und Glaubwürdigkeitsebene</w:t>
       </w:r>
     </w:p>
     <w:p>
       <w:pPr>
-        <w:pStyle w:val="ListBullet"/>
-        <w:spacing w:after="60"/>
+        <w:spacing w:after="140"/>
       </w:pPr>
       <w:r>
         <w:rPr>
           <w:rFonts w:ascii="Calibri" w:hAnsi="Calibri"/>
-          <w:color w:val="444444"/>
+          <w:b w:val="0"/>
+          <w:i w:val="0"/>
+          <w:color w:val="333333"/>
+          <w:sz w:val="21"/>
+        </w:rPr>
+        <w:t>Die grösste kommunikative Herausforderung liegt darin, Vertrauen aufzubauen, ohne zu überladen: transparent sein, ohne alles offenzulegen; Wirkung zeigen, ohne falsche Versprechen zu machen; Emotion wecken, ohne aktivistisch zu wirken.</w:t>
+      </w:r>
+    </w:p>
+    <w:p>
+      <w:pPr>
+        <w:spacing w:before="240" w:after="80"/>
+      </w:pPr>
+      <w:r>
+        <w:rPr>
+          <w:rFonts w:ascii="Calibri" w:hAnsi="Calibri"/>
+          <w:b/>
+          <w:i w:val="0"/>
+          <w:color w:val="1A1033"/>
+          <w:sz w:val="24"/>
+        </w:rPr>
+        <w:t>Ausgangsdiskrepanzen aus dem Workshop</w:t>
+      </w:r>
+    </w:p>
+    <w:p>
+      <w:pPr>
+        <w:spacing w:after="140"/>
+      </w:pPr>
+      <w:r>
+        <w:rPr>
+          <w:rFonts w:ascii="Calibri" w:hAnsi="Calibri"/>
+          <w:b w:val="0"/>
+          <w:i w:val="0"/>
+          <w:color w:val="333333"/>
+          <w:sz w:val="21"/>
+        </w:rPr>
+        <w:t>Im Workshop wurden folgende strategische Spannungsfelder sichtbar, die die Kommunikationsstrategie direkt beeinflussen:</w:t>
+      </w:r>
+    </w:p>
+    <w:tbl>
+      <w:tblPr>
+        <w:tblStyle w:val="TableGrid"/>
+        <w:tblW w:type="auto" w:w="0"/>
+        <w:tblLook w:firstColumn="1" w:firstRow="1" w:lastColumn="0" w:lastRow="0" w:noHBand="0" w:noVBand="1" w:val="04A0"/>
+      </w:tblPr>
+      <w:tblGrid>
+        <w:gridCol w:w="8612"/>
+      </w:tblGrid>
+      <w:tr>
+        <w:tc>
+          <w:tcPr>
+            <w:tcW w:type="dxa" w:w="8612"/>
+            <w:shd w:val="clear" w:color="auto" w:fill="142233"/>
+            <w:tcMar>
+              <w:top w:w="100" w:type="dxa"/>
+              <w:bottom w:w="100" w:type="dxa"/>
+              <w:left w:w="140" w:type="dxa"/>
+              <w:right w:w="140" w:type="dxa"/>
+            </w:tcMar>
+          </w:tcPr>
+          <w:p>
+            <w:r>
+              <w:rPr>
+                <w:rFonts w:ascii="Calibri" w:hAnsi="Calibri"/>
+                <w:b/>
+                <w:i w:val="0"/>
+                <w:color w:val="A176F4"/>
+                <w:sz w:val="18"/>
+              </w:rPr>
+              <w:t xml:space="preserve">DISKREPANZ 1  </w:t>
+            </w:r>
+            <w:r>
+              <w:rPr>
+                <w:rFonts w:ascii="Calibri" w:hAnsi="Calibri"/>
+                <w:b w:val="0"/>
+                <w:i w:val="0"/>
+                <w:color w:val="FFFFFF"/>
+                <w:sz w:val="20"/>
+              </w:rPr>
+              <w:t>Beastly / Chipiron: Rollen logisch erklärbar, aber kommunikativ noch nicht gelöst. «Beastly verkauft die Idee. Chipiron verkauft die Glaubwürdigkeit.»</w:t>
+            </w:r>
+          </w:p>
+        </w:tc>
+      </w:tr>
+    </w:tbl>
+    <w:p>
+      <w:pPr>
+        <w:spacing w:after="60"/>
+      </w:pPr>
+    </w:p>
+    <w:tbl>
+      <w:tblPr>
+        <w:tblStyle w:val="TableGrid"/>
+        <w:tblW w:type="auto" w:w="0"/>
+        <w:tblLook w:firstColumn="1" w:firstRow="1" w:lastColumn="0" w:lastRow="0" w:noHBand="0" w:noVBand="1" w:val="04A0"/>
+      </w:tblPr>
+      <w:tblGrid>
+        <w:gridCol w:w="8612"/>
+      </w:tblGrid>
+      <w:tr>
+        <w:tc>
+          <w:tcPr>
+            <w:tcW w:type="dxa" w:w="8612"/>
+            <w:shd w:val="clear" w:color="auto" w:fill="142233"/>
+            <w:tcMar>
+              <w:top w:w="100" w:type="dxa"/>
+              <w:bottom w:w="100" w:type="dxa"/>
+              <w:left w:w="140" w:type="dxa"/>
+              <w:right w:w="140" w:type="dxa"/>
+            </w:tcMar>
+          </w:tcPr>
+          <w:p>
+            <w:r>
+              <w:rPr>
+                <w:rFonts w:ascii="Calibri" w:hAnsi="Calibri"/>
+                <w:b/>
+                <w:i w:val="0"/>
+                <w:color w:val="A176F4"/>
+                <w:sz w:val="18"/>
+              </w:rPr>
+              <w:t xml:space="preserve">DISKREPANZ 2  </w:t>
+            </w:r>
+            <w:r>
+              <w:rPr>
+                <w:rFonts w:ascii="Calibri" w:hAnsi="Calibri"/>
+                <w:b w:val="0"/>
+                <w:i w:val="0"/>
+                <w:color w:val="FFFFFF"/>
+                <w:sz w:val="20"/>
+              </w:rPr>
+              <w:t>«Non-Profit» ist stark, aber gefährlich missverständlich. Menschen denken sofort an Spende, Charity oder Renditeverzicht.</w:t>
+            </w:r>
+          </w:p>
+        </w:tc>
+      </w:tr>
+    </w:tbl>
+    <w:p>
+      <w:pPr>
+        <w:spacing w:after="60"/>
+      </w:pPr>
+    </w:p>
+    <w:tbl>
+      <w:tblPr>
+        <w:tblStyle w:val="TableGrid"/>
+        <w:tblW w:type="auto" w:w="0"/>
+        <w:tblLook w:firstColumn="1" w:firstRow="1" w:lastColumn="0" w:lastRow="0" w:noHBand="0" w:noVBand="1" w:val="04A0"/>
+      </w:tblPr>
+      <w:tblGrid>
+        <w:gridCol w:w="8612"/>
+      </w:tblGrid>
+      <w:tr>
+        <w:tc>
+          <w:tcPr>
+            <w:tcW w:type="dxa" w:w="8612"/>
+            <w:shd w:val="clear" w:color="auto" w:fill="142233"/>
+            <w:tcMar>
+              <w:top w:w="100" w:type="dxa"/>
+              <w:bottom w:w="100" w:type="dxa"/>
+              <w:left w:w="140" w:type="dxa"/>
+              <w:right w:w="140" w:type="dxa"/>
+            </w:tcMar>
+          </w:tcPr>
+          <w:p>
+            <w:r>
+              <w:rPr>
+                <w:rFonts w:ascii="Calibri" w:hAnsi="Calibri"/>
+                <w:b/>
+                <w:i w:val="0"/>
+                <w:color w:val="A176F4"/>
+                <w:sz w:val="18"/>
+              </w:rPr>
+              <w:t xml:space="preserve">DISKREPANZ 3  </w:t>
+            </w:r>
+            <w:r>
+              <w:rPr>
+                <w:rFonts w:ascii="Calibri" w:hAnsi="Calibri"/>
+                <w:b w:val="0"/>
+                <w:i w:val="0"/>
+                <w:color w:val="FFFFFF"/>
+                <w:sz w:val="20"/>
+              </w:rPr>
+              <w:t>Haltung ohne Aktivismus: Sie wollen nicht aktivistisch wirken — aber die Idee hat Sprengkraft. Diese Linie muss kommunikativ präzise gezogen werden.</w:t>
+            </w:r>
+          </w:p>
+        </w:tc>
+      </w:tr>
+    </w:tbl>
+    <w:p>
+      <w:pPr>
+        <w:spacing w:after="60"/>
+      </w:pPr>
+    </w:p>
+    <w:tbl>
+      <w:tblPr>
+        <w:tblStyle w:val="TableGrid"/>
+        <w:tblW w:type="auto" w:w="0"/>
+        <w:tblLook w:firstColumn="1" w:firstRow="1" w:lastColumn="0" w:lastRow="0" w:noHBand="0" w:noVBand="1" w:val="04A0"/>
+      </w:tblPr>
+      <w:tblGrid>
+        <w:gridCol w:w="8612"/>
+      </w:tblGrid>
+      <w:tr>
+        <w:tc>
+          <w:tcPr>
+            <w:tcW w:type="dxa" w:w="8612"/>
+            <w:shd w:val="clear" w:color="auto" w:fill="142233"/>
+            <w:tcMar>
+              <w:top w:w="100" w:type="dxa"/>
+              <w:bottom w:w="100" w:type="dxa"/>
+              <w:left w:w="140" w:type="dxa"/>
+              <w:right w:w="140" w:type="dxa"/>
+            </w:tcMar>
+          </w:tcPr>
+          <w:p>
+            <w:r>
+              <w:rPr>
+                <w:rFonts w:ascii="Calibri" w:hAnsi="Calibri"/>
+                <w:b/>
+                <w:i w:val="0"/>
+                <w:color w:val="A176F4"/>
+                <w:sz w:val="18"/>
+              </w:rPr>
+              <w:t xml:space="preserve">DISKREPANZ 4  </w:t>
+            </w:r>
+            <w:r>
+              <w:rPr>
+                <w:rFonts w:ascii="Calibri" w:hAnsi="Calibri"/>
+                <w:b w:val="0"/>
+                <w:i w:val="0"/>
+                <w:color w:val="FFFFFF"/>
+                <w:sz w:val="20"/>
+              </w:rPr>
+              <w:t>Die Gründerstory ist stark, aber noch zu wenig sichtbar. Ohne Viktor &amp; Lydia als menschliche Träger bleibt Beastly abstrakt.</w:t>
+            </w:r>
+          </w:p>
+        </w:tc>
+      </w:tr>
+    </w:tbl>
+    <w:p>
+      <w:pPr>
+        <w:spacing w:after="60"/>
+      </w:pPr>
+    </w:p>
+    <w:tbl>
+      <w:tblPr>
+        <w:tblStyle w:val="TableGrid"/>
+        <w:tblW w:type="auto" w:w="0"/>
+        <w:tblLook w:firstColumn="1" w:firstRow="1" w:lastColumn="0" w:lastRow="0" w:noHBand="0" w:noVBand="1" w:val="04A0"/>
+      </w:tblPr>
+      <w:tblGrid>
+        <w:gridCol w:w="8612"/>
+      </w:tblGrid>
+      <w:tr>
+        <w:tc>
+          <w:tcPr>
+            <w:tcW w:type="dxa" w:w="8612"/>
+            <w:shd w:val="clear" w:color="auto" w:fill="142233"/>
+            <w:tcMar>
+              <w:top w:w="100" w:type="dxa"/>
+              <w:bottom w:w="100" w:type="dxa"/>
+              <w:left w:w="140" w:type="dxa"/>
+              <w:right w:w="140" w:type="dxa"/>
+            </w:tcMar>
+          </w:tcPr>
+          <w:p>
+            <w:r>
+              <w:rPr>
+                <w:rFonts w:ascii="Calibri" w:hAnsi="Calibri"/>
+                <w:b/>
+                <w:i w:val="0"/>
+                <w:color w:val="A176F4"/>
+                <w:sz w:val="18"/>
+              </w:rPr>
+              <w:t xml:space="preserve">DISKREPANZ 5  </w:t>
+            </w:r>
+            <w:r>
+              <w:rPr>
+                <w:rFonts w:ascii="Calibri" w:hAnsi="Calibri"/>
+                <w:b w:val="0"/>
+                <w:i w:val="0"/>
+                <w:color w:val="FFFFFF"/>
+                <w:sz w:val="20"/>
+              </w:rPr>
+              <w:t>Die Kommunikationsambition ist deutlich grösser als die aktuelle interne Kapazität. Die Marketingverantwortliche arbeitet 40% — für Branding, Website, LinkedIn, Events, PR, Sales-Materialien, Storytelling.</w:t>
+            </w:r>
+          </w:p>
+        </w:tc>
+      </w:tr>
+    </w:tbl>
+    <w:p>
+      <w:pPr>
+        <w:spacing w:after="60"/>
+      </w:pPr>
+    </w:p>
+    <w:p>
+      <w:pPr>
+        <w:spacing w:before="120" w:after="120"/>
+        <w:pBdr>
+          <w:bottom w:val="single" w:sz="4" w:space="1" w:color="a176f4"/>
+        </w:pBdr>
+      </w:pPr>
+    </w:p>
+    <w:p>
+      <w:pPr>
+        <w:spacing w:before="360" w:after="120"/>
+      </w:pPr>
+      <w:r>
+        <w:rPr>
+          <w:rFonts w:ascii="Calibri" w:hAnsi="Calibri"/>
+          <w:b/>
+          <w:i w:val="0"/>
+          <w:color w:val="4B319B"/>
+          <w:sz w:val="32"/>
+        </w:rPr>
+        <w:t>2.  Strategische Positionierung</w:t>
+      </w:r>
+    </w:p>
+    <w:p>
+      <w:pPr>
+        <w:spacing w:after="140"/>
+      </w:pPr>
+      <w:r>
+        <w:rPr>
+          <w:rFonts w:ascii="Calibri" w:hAnsi="Calibri"/>
+          <w:b w:val="0"/>
+          <w:i w:val="0"/>
+          <w:color w:val="333333"/>
+          <w:sz w:val="21"/>
+        </w:rPr>
+        <w:t>Aus den Diskrepanzen leiten sich drei strategische Positionierungsentscheide ab, die alle weiteren Massnahmen prägen:</w:t>
+      </w:r>
+    </w:p>
+    <w:p>
+      <w:pPr>
+        <w:spacing w:before="240" w:after="80"/>
+      </w:pPr>
+      <w:r>
+        <w:rPr>
+          <w:rFonts w:ascii="Calibri" w:hAnsi="Calibri"/>
+          <w:b/>
+          <w:i w:val="0"/>
+          <w:color w:val="1A1033"/>
+          <w:sz w:val="24"/>
+        </w:rPr>
+        <w:t>2.1  Beastly führt — Chipiron bleibt diskret</w:t>
+      </w:r>
+    </w:p>
+    <w:p>
+      <w:pPr>
+        <w:spacing w:after="140"/>
+      </w:pPr>
+      <w:r>
+        <w:rPr>
+          <w:rFonts w:ascii="Calibri" w:hAnsi="Calibri"/>
+          <w:b w:val="0"/>
+          <w:i w:val="0"/>
+          <w:color w:val="333333"/>
+          <w:sz w:val="21"/>
+        </w:rPr>
+        <w:t>Beastly war immer der emotionale Ausgangspunkt, die Idee. Chipiron entstand, weil kein passender Asset Manager die Philosophie verstanden hätte. Das bedeutet: Chipiron ist strukturelle Notwendigkeit und Glaubwürdigkeitsträger — aber nicht die emotionale Bühne. In der Kommunikation führt Beastly eigenständig, Chipiron erscheint optisch am Rande (Logo, Kleingedrucktes). Diese Entscheidung ist keine Kosmetik, sondern eine fundamentale Markenarchitektur-Frage.</w:t>
+      </w:r>
+    </w:p>
+    <w:p>
+      <w:pPr>
+        <w:spacing w:before="240" w:after="80"/>
+      </w:pPr>
+      <w:r>
+        <w:rPr>
+          <w:rFonts w:ascii="Calibri" w:hAnsi="Calibri"/>
+          <w:b/>
+          <w:i w:val="0"/>
+          <w:color w:val="1A1033"/>
+          <w:sz w:val="24"/>
+        </w:rPr>
+        <w:t>2.2  «Non-Profit» wird erklärt, nicht vermieden</w:t>
+      </w:r>
+    </w:p>
+    <w:p>
+      <w:pPr>
+        <w:spacing w:after="140"/>
+      </w:pPr>
+      <w:r>
+        <w:rPr>
+          <w:rFonts w:ascii="Calibri" w:hAnsi="Calibri"/>
+          <w:b w:val="0"/>
+          <w:i w:val="0"/>
+          <w:color w:val="333333"/>
+          <w:sz w:val="21"/>
+        </w:rPr>
+        <w:t>«Non-Profit Asset Manager» als einfache Selbstbeschreibung ist kommunikativ gefährlich — weil Menschen sofort an Charity, Spende oder Renditeverzicht denken. Das exakte Gegenteil dessen, was Beastly vermitteln will. Die Lösung ist nicht, den Begriff zu meiden, sondern ihn zu erklären:</w:t>
+      </w:r>
+    </w:p>
+    <w:tbl>
+      <w:tblPr>
+        <w:tblStyle w:val="TableGrid"/>
+        <w:tblW w:type="auto" w:w="0"/>
+        <w:tblLook w:firstColumn="1" w:firstRow="1" w:lastColumn="0" w:lastRow="0" w:noHBand="0" w:noVBand="1" w:val="04A0"/>
+      </w:tblPr>
+      <w:tblGrid>
+        <w:gridCol w:w="8612"/>
+      </w:tblGrid>
+      <w:tr>
+        <w:tc>
+          <w:tcPr>
+            <w:tcW w:type="dxa" w:w="8612"/>
+            <w:shd w:val="clear" w:color="auto" w:fill="F0EBF8"/>
+            <w:tcMar>
+              <w:top w:w="120" w:type="dxa"/>
+              <w:bottom w:w="120" w:type="dxa"/>
+              <w:left w:w="160" w:type="dxa"/>
+              <w:right w:w="160" w:type="dxa"/>
+            </w:tcMar>
+          </w:tcPr>
+          <w:p>
+            <w:r>
+              <w:rPr>
+                <w:rFonts w:ascii="Calibri" w:hAnsi="Calibri"/>
+                <w:b w:val="0"/>
+                <w:i/>
+                <w:color w:val="1A1033"/>
+                <w:sz w:val="22"/>
+              </w:rPr>
+              <w:t>«Rendite für Investoren. Wirkung für Tiere. Keine Gewinnausschüttung an Eigentümer.»</w:t>
+            </w:r>
+          </w:p>
+          <w:p>
+            <w:r>
+              <w:rPr>
+                <w:rFonts w:ascii="Calibri" w:hAnsi="Calibri"/>
+                <w:b w:val="0"/>
+                <w:i w:val="0"/>
+                <w:color w:val="555555"/>
+                <w:sz w:val="19"/>
+              </w:rPr>
+              <w:t>— Kernversprechen Beastly Investments</w:t>
+            </w:r>
+          </w:p>
+        </w:tc>
+      </w:tr>
+    </w:tbl>
+    <w:p>
+      <w:pPr>
+        <w:spacing w:after="80"/>
+      </w:pPr>
+    </w:p>
+    <w:p>
+      <w:pPr>
+        <w:spacing w:after="140"/>
+      </w:pPr>
+      <w:r>
+        <w:rPr>
+          <w:rFonts w:ascii="Calibri" w:hAnsi="Calibri"/>
+          <w:b w:val="0"/>
+          <w:i w:val="0"/>
+          <w:color w:val="333333"/>
+          <w:sz w:val="21"/>
+        </w:rPr>
+        <w:t>Dieser Satz ist wahrscheinlich der wichtigste Satz der gesamten Kommunikation. Er ersetzt das missverständliche «Non-Profit» durch eine klare, dreiteilige Wahrheit.</w:t>
+      </w:r>
+    </w:p>
+    <w:p>
+      <w:pPr>
+        <w:spacing w:before="240" w:after="80"/>
+      </w:pPr>
+      <w:r>
+        <w:rPr>
+          <w:rFonts w:ascii="Calibri" w:hAnsi="Calibri"/>
+          <w:b/>
+          <w:i w:val="0"/>
+          <w:color w:val="1A1033"/>
+          <w:sz w:val="24"/>
+        </w:rPr>
+        <w:t>2.3  Haltung ohne Aktivismus — die feine Linie</w:t>
+      </w:r>
+    </w:p>
+    <w:p>
+      <w:pPr>
+        <w:spacing w:after="140"/>
+      </w:pPr>
+      <w:r>
+        <w:rPr>
+          <w:rFonts w:ascii="Calibri" w:hAnsi="Calibri"/>
+          <w:b w:val="0"/>
+          <w:i w:val="0"/>
+          <w:color w:val="333333"/>
+          <w:sz w:val="21"/>
+        </w:rPr>
+        <w:t>Beastly ist objektiv eine Provokation für den Finanzmarkt: Tierschutz im ESG-Bereich fehlt praktisch. Das Produkt ist eine Nische, die niemand erwartet. Gleichzeitig grenzen sich Viktor und Lydia klar ab von Greenpeace, PETA, Erziehung, Aktivismus. Diese Linie muss in jeder Botschaft gehalten werden: Wenn man zu brav kommuniziert, verliert Beastly die Kraft. Wenn man zu stark moralisiert, widerspricht es dem Selbstbild.</w:t>
+      </w:r>
+    </w:p>
+    <w:p>
+      <w:pPr>
+        <w:spacing w:after="140"/>
+      </w:pPr>
+      <w:r>
+        <w:rPr>
+          <w:rFonts w:ascii="Calibri" w:hAnsi="Calibri"/>
+          <w:b w:val="0"/>
+          <w:i w:val="0"/>
+          <w:color w:val="333333"/>
+          <w:sz w:val="21"/>
+        </w:rPr>
+        <w:t>Die Kommunikationsrichtung ist daher:</w:t>
+      </w:r>
+    </w:p>
+    <w:p>
+      <w:pPr>
+        <w:pStyle w:val="ListBullet"/>
+        <w:spacing w:after="60"/>
+      </w:pPr>
+      <w:r>
+        <w:rPr>
+          <w:rFonts w:ascii="Calibri" w:hAnsi="Calibri"/>
+          <w:b w:val="0"/>
+          <w:i w:val="0"/>
+          <w:color w:val="333333"/>
+          <w:sz w:val="21"/>
+        </w:rPr>
+        <w:t>konsequent, aber nicht belehrend</w:t>
+      </w:r>
+    </w:p>
+    <w:p>
+      <w:pPr>
+        <w:pStyle w:val="ListBullet"/>
+        <w:spacing w:after="60"/>
+      </w:pPr>
+      <w:r>
+        <w:rPr>
+          <w:rFonts w:ascii="Calibri" w:hAnsi="Calibri"/>
+          <w:b w:val="0"/>
+          <w:i w:val="0"/>
+          <w:color w:val="333333"/>
+          <w:sz w:val="21"/>
+        </w:rPr>
+        <w:t>mutig, aber nicht laut</w:t>
+      </w:r>
+    </w:p>
+    <w:p>
+      <w:pPr>
+        <w:pStyle w:val="ListBullet"/>
+        <w:spacing w:after="60"/>
+      </w:pPr>
+      <w:r>
+        <w:rPr>
+          <w:rFonts w:ascii="Calibri" w:hAnsi="Calibri"/>
+          <w:b w:val="0"/>
+          <w:i w:val="0"/>
+          <w:color w:val="333333"/>
+          <w:sz w:val="21"/>
+        </w:rPr>
+        <w:t>wertebasiert, aber nicht moralisch überheblich</w:t>
+      </w:r>
+    </w:p>
+    <w:p>
+      <w:pPr>
+        <w:pStyle w:val="ListBullet"/>
+        <w:spacing w:after="60"/>
+      </w:pPr>
+      <w:r>
+        <w:rPr>
+          <w:rFonts w:ascii="Calibri" w:hAnsi="Calibri"/>
+          <w:b w:val="0"/>
+          <w:i w:val="0"/>
+          <w:color w:val="333333"/>
+          <w:sz w:val="21"/>
+        </w:rPr>
+        <w:t>anders, aber professionell investierbar</w:t>
+      </w:r>
+    </w:p>
+    <w:p>
+      <w:pPr>
+        <w:spacing w:before="120" w:after="120"/>
+        <w:pBdr>
+          <w:bottom w:val="single" w:sz="4" w:space="1" w:color="a176f4"/>
+        </w:pBdr>
+      </w:pPr>
+    </w:p>
+    <w:p>
+      <w:pPr>
+        <w:spacing w:before="360" w:after="120"/>
+      </w:pPr>
+      <w:r>
+        <w:rPr>
+          <w:rFonts w:ascii="Calibri" w:hAnsi="Calibri"/>
+          <w:b/>
+          <w:i w:val="0"/>
+          <w:color w:val="4B319B"/>
+          <w:sz w:val="32"/>
+        </w:rPr>
+        <w:t>3.  Die Zielgruppen</w:t>
+      </w:r>
+    </w:p>
+    <w:p>
+      <w:pPr>
+        <w:spacing w:after="140"/>
+      </w:pPr>
+      <w:r>
+        <w:rPr>
+          <w:rFonts w:ascii="Calibri" w:hAnsi="Calibri"/>
+          <w:b w:val="0"/>
+          <w:i w:val="0"/>
+          <w:color w:val="333333"/>
+          <w:sz w:val="21"/>
+        </w:rPr>
+        <w:t>Die ursprüngliche Annahme — Retail-Investoren sind emotional getrieben, professionelle Investoren sind rational getrieben — ist zu einfach und stimmt nicht. Viktor selbst hat das im Workshop korrigiert: Auch grosse Investoren kommen nur, wenn sie eine echte Affinität zum Tierwohl haben. Performance ist wichtig, aber die Grundmotivation ist bei beiden Gruppen nicht grundsätzlich verschieden.</w:t>
+      </w:r>
+    </w:p>
+    <w:tbl>
+      <w:tblPr>
+        <w:tblStyle w:val="TableGrid"/>
+        <w:tblW w:type="auto" w:w="0"/>
+        <w:tblLook w:firstColumn="1" w:firstRow="1" w:lastColumn="0" w:lastRow="0" w:noHBand="0" w:noVBand="1" w:val="04A0"/>
+      </w:tblPr>
+      <w:tblGrid>
+        <w:gridCol w:w="8612"/>
+      </w:tblGrid>
+      <w:tr>
+        <w:tc>
+          <w:tcPr>
+            <w:tcW w:type="dxa" w:w="8612"/>
+            <w:shd w:val="clear" w:color="auto" w:fill="F0EBF8"/>
+            <w:tcMar>
+              <w:top w:w="120" w:type="dxa"/>
+              <w:bottom w:w="120" w:type="dxa"/>
+              <w:left w:w="160" w:type="dxa"/>
+              <w:right w:w="160" w:type="dxa"/>
+            </w:tcMar>
+          </w:tcPr>
+          <w:p>
+            <w:r>
+              <w:rPr>
+                <w:rFonts w:ascii="Calibri" w:hAnsi="Calibri"/>
+                <w:b w:val="0"/>
+                <w:i/>
+                <w:color w:val="1A1033"/>
+                <w:sz w:val="22"/>
+              </w:rPr>
+              <w:t>«Nicht Retail = Herz / Institutionell = Kopf. Sondern: Beide brauchen Herz. Aber Institutionelle brauchen zusätzlich mehr Beweisführung.»</w:t>
+            </w:r>
+          </w:p>
+          <w:p>
+            <w:r>
+              <w:rPr>
+                <w:rFonts w:ascii="Calibri" w:hAnsi="Calibri"/>
+                <w:b w:val="0"/>
+                <w:i w:val="0"/>
+                <w:color w:val="555555"/>
+                <w:sz w:val="19"/>
+              </w:rPr>
+              <w:t>— Gedanken aus dem Workshop</w:t>
+            </w:r>
+          </w:p>
+        </w:tc>
+      </w:tr>
+    </w:tbl>
+    <w:p>
+      <w:pPr>
+        <w:spacing w:after="80"/>
+      </w:pPr>
+    </w:p>
+    <w:p>
+      <w:pPr>
+        <w:spacing w:after="140"/>
+      </w:pPr>
+      <w:r>
+        <w:rPr>
+          <w:rFonts w:ascii="Calibri" w:hAnsi="Calibri"/>
+          <w:b w:val="0"/>
+          <w:i w:val="0"/>
+          <w:color w:val="333333"/>
+          <w:sz w:val="21"/>
+        </w:rPr>
+        <w:t>Die echte Unterscheidung liegt in der Entscheidungslogik:</w:t>
+      </w:r>
+    </w:p>
+    <w:p>
+      <w:pPr>
+        <w:spacing w:before="240" w:after="80"/>
+      </w:pPr>
+      <w:r>
+        <w:rPr>
+          <w:rFonts w:ascii="Calibri" w:hAnsi="Calibri"/>
+          <w:b/>
+          <w:i w:val="0"/>
+          <w:color w:val="1A1033"/>
+          <w:sz w:val="24"/>
+        </w:rPr>
+        <w:t>Retail-Investoren (ab CHF 50)</w:t>
+      </w:r>
+    </w:p>
+    <w:p>
+      <w:pPr>
+        <w:pStyle w:val="ListBullet"/>
+        <w:spacing w:after="60"/>
+      </w:pPr>
+      <w:r>
+        <w:rPr>
+          <w:rFonts w:ascii="Calibri" w:hAnsi="Calibri"/>
+          <w:b w:val="0"/>
+          <w:i w:val="0"/>
+          <w:color w:val="333333"/>
+          <w:sz w:val="21"/>
+        </w:rPr>
+        <w:t>Emotionaler Einstieg, verständliche Erklärung, tiefe Einstiegshürde</w:t>
+      </w:r>
+    </w:p>
+    <w:p>
+      <w:pPr>
+        <w:pStyle w:val="ListBullet"/>
+        <w:spacing w:after="60"/>
+      </w:pPr>
+      <w:r>
+        <w:rPr>
+          <w:rFonts w:ascii="Calibri" w:hAnsi="Calibri"/>
+          <w:b w:val="0"/>
+          <w:i w:val="0"/>
+          <w:color w:val="333333"/>
+          <w:sz w:val="21"/>
+        </w:rPr>
+        <w:t>Vertrauen über Menschen und Geschichten</w:t>
+      </w:r>
+    </w:p>
+    <w:p>
+      <w:pPr>
+        <w:pStyle w:val="ListBullet"/>
+        <w:spacing w:after="60"/>
+      </w:pPr>
+      <w:r>
+        <w:rPr>
+          <w:rFonts w:ascii="Calibri" w:hAnsi="Calibri"/>
+          <w:b w:val="0"/>
+          <w:i w:val="0"/>
+          <w:color w:val="333333"/>
           <w:sz w:val="21"/>
         </w:rPr>
         <w:t>Motivation: Tierwohl, positive Wirkung, Identifikation</w:t>
@@ -451,28 +1178,15 @@
     </w:p>
     <w:p>
       <w:pPr>
-        <w:pStyle w:val="ListBullet"/>
-        <w:spacing w:after="60"/>
-      </w:pPr>
-      <w:r>
-        <w:rPr>
-          <w:rFonts w:ascii="Calibri" w:hAnsi="Calibri"/>
-          <w:color w:val="444444"/>
-          <w:sz w:val="21"/>
-        </w:rPr>
-        <w:t>Entscheidend: emotionale Geschichte, niedriger Einstieg, gutes Gefühl</w:t>
-      </w:r>
-    </w:p>
-    <w:p>
-      <w:pPr>
-        <w:spacing w:before="200" w:after="120"/>
+        <w:spacing w:before="240" w:after="80"/>
       </w:pPr>
       <w:r>
         <w:rPr>
           <w:rFonts w:ascii="Calibri" w:hAnsi="Calibri"/>
           <w:b/>
+          <w:i w:val="0"/>
           <w:color w:val="1A1033"/>
-          <w:sz w:val="26"/>
+          <w:sz w:val="24"/>
         </w:rPr>
         <w:t>Professionelle Investoren</w:t>
       </w:r>
@@ -485,10 +1199,12 @@
       <w:r>
         <w:rPr>
           <w:rFonts w:ascii="Calibri" w:hAnsi="Calibri"/>
-          <w:color w:val="444444"/>
+          <w:b w:val="0"/>
+          <w:i w:val="0"/>
+          <w:color w:val="333333"/>
           <w:sz w:val="21"/>
         </w:rPr>
-        <w:t>Gleiche Grundmotivation, aber Beweistiefe nötig</w:t>
+        <w:t>Gleiche emotionale Grundmotivation — aber stärkere Prüfung von Struktur, Risiko, Track Record, Governance, Reporting</w:t>
       </w:r>
     </w:p>
     <w:p>
@@ -499,10 +1215,12 @@
       <w:r>
         <w:rPr>
           <w:rFonts w:ascii="Calibri" w:hAnsi="Calibri"/>
-          <w:color w:val="444444"/>
+          <w:b w:val="0"/>
+          <w:i w:val="0"/>
+          <w:color w:val="333333"/>
           <w:sz w:val="21"/>
         </w:rPr>
-        <w:t>Brauchen: Struktur, Governance, Reporting, Risiko-Rendite-Profil</w:t>
+        <w:t>Brauchen zusätzlich: regulatorische Sicherheit, Performance-Logik, Chipiron als glaubwürdigen Asset Manager</w:t>
       </w:r>
     </w:p>
     <w:p>
@@ -513,29 +1231,48 @@
       <w:r>
         <w:rPr>
           <w:rFonts w:ascii="Calibri" w:hAnsi="Calibri"/>
-          <w:color w:val="444444"/>
+          <w:b w:val="0"/>
+          <w:i w:val="0"/>
+          <w:color w:val="333333"/>
           <w:sz w:val="21"/>
         </w:rPr>
-        <w:t>Kaufen die Haltung erst, wenn die Zahlen und die Mechanik stimmen</w:t>
+        <w:t>Entscheidung dauert länger, braucht mehr Berührungspunkte</w:t>
       </w:r>
     </w:p>
     <w:p>
       <w:pPr>
-        <w:spacing w:after="160"/>
+        <w:spacing w:after="140"/>
       </w:pPr>
       <w:r>
         <w:rPr>
           <w:rFonts w:ascii="Calibri" w:hAnsi="Calibri"/>
+          <w:b w:val="0"/>
           <w:i/>
-          <w:color w:val="444444"/>
+          <w:color w:val="333333"/>
           <w:sz w:val="21"/>
         </w:rPr>
-        <w:t>Für beide gilt dieselbe Entscheidungslogik: Emotion → Vertrauen → Performance → Investmententscheidung.</w:t>
+        <w:t>Für beide gilt dieselbe Entscheidungslogik — nur in unterschiedlicher Tiefe:</w:t>
       </w:r>
     </w:p>
     <w:p>
       <w:pPr>
-        <w:spacing w:before="80" w:after="80"/>
+        <w:pStyle w:val="ListBullet"/>
+        <w:spacing w:after="60"/>
+      </w:pPr>
+      <w:r>
+        <w:rPr>
+          <w:rFonts w:ascii="Calibri" w:hAnsi="Calibri"/>
+          <w:b w:val="0"/>
+          <w:i w:val="0"/>
+          <w:color w:val="333333"/>
+          <w:sz w:val="21"/>
+        </w:rPr>
+        <w:t>Emotion → Vertrauen → Performance → Investmententscheidung</w:t>
+      </w:r>
+    </w:p>
+    <w:p>
+      <w:pPr>
+        <w:spacing w:before="120" w:after="120"/>
         <w:pBdr>
           <w:bottom w:val="single" w:sz="4" w:space="1" w:color="a176f4"/>
         </w:pBdr>
@@ -543,67 +1280,246 @@
     </w:p>
     <w:p>
       <w:pPr>
-        <w:spacing w:before="320" w:after="120"/>
+        <w:spacing w:before="360" w:after="120"/>
       </w:pPr>
       <w:r>
         <w:rPr>
           <w:rFonts w:ascii="Calibri" w:hAnsi="Calibri"/>
           <w:b/>
+          <w:i w:val="0"/>
           <w:color w:val="4B319B"/>
           <w:sz w:val="32"/>
         </w:rPr>
-        <w:t>4. Wie kommen wir dahin?</w:t>
+        <w:t>4.  Strategischer Rahmen — Warum machen wir das so?</w:t>
       </w:r>
     </w:p>
     <w:p>
       <w:pPr>
-        <w:spacing w:after="160"/>
+        <w:spacing w:after="140"/>
       </w:pPr>
       <w:r>
         <w:rPr>
           <w:rFonts w:ascii="Calibri" w:hAnsi="Calibri"/>
+          <w:b w:val="0"/>
           <w:i w:val="0"/>
-          <w:color w:val="444444"/>
+          <w:color w:val="333333"/>
           <w:sz w:val="21"/>
         </w:rPr>
-        <w:t>Wir bauen Beastly als emotionale Leitmarke auf, die eigenständig führt. Chipiron bleibt als Absender und Glaubwürdigkeitsträger optisch am Rande präsent — ohne die Bühne zu betreten.</w:t>
+        <w:t>Hinter jeder strategischen Entscheidung in diesem Konzept steht ein klares Warum. Diese Begründungsebene ist entscheidend, um Massnahmen nicht nur auszuführen, sondern zu verstehen und laufend zu justieren.</w:t>
       </w:r>
     </w:p>
     <w:p>
       <w:pPr>
-        <w:spacing w:before="200" w:after="120"/>
+        <w:spacing w:before="240" w:after="80"/>
       </w:pPr>
       <w:r>
         <w:rPr>
           <w:rFonts w:ascii="Calibri" w:hAnsi="Calibri"/>
           <w:b/>
+          <w:i w:val="0"/>
           <w:color w:val="1A1033"/>
-          <w:sz w:val="26"/>
+          <w:sz w:val="24"/>
         </w:rPr>
-        <w:t>Zwei Bildwelten, immer zusammen</w:t>
+        <w:t>Warum personenzentriert?</w:t>
       </w:r>
     </w:p>
     <w:p>
       <w:pPr>
-        <w:pStyle w:val="ListBullet"/>
-        <w:spacing w:after="60"/>
+        <w:spacing w:after="140"/>
+      </w:pPr>
+      <w:r>
+        <w:rPr>
+          <w:rFonts w:ascii="Calibri" w:hAnsi="Calibri"/>
+          <w:b w:val="0"/>
+          <w:i w:val="0"/>
+          <w:color w:val="333333"/>
+          <w:sz w:val="21"/>
+        </w:rPr>
+        <w:t>«Vertrauen entsteht über Menschen, Bilder, Momente und Nahbarkeit.» Geld + Tierschutz + neuartiges Produkt ist eine aussergewöhnlich hohe Vertrauenshürde. Ohne Viktor und Lydia als menschliche Träger wird Beastly zu abstrakt — ein Fonds ohne Gesicht, eine Idee ohne Verwurzelung. Sie müssen nicht zu Influencern werden. Aber sie müssen als glaubwürdige Träger sichtbar sein.</w:t>
+      </w:r>
+    </w:p>
+    <w:p>
+      <w:pPr>
+        <w:spacing w:before="240" w:after="80"/>
       </w:pPr>
       <w:r>
         <w:rPr>
           <w:rFonts w:ascii="Calibri" w:hAnsi="Calibri"/>
           <w:b/>
-          <w:color w:val="444444"/>
+          <w:i w:val="0"/>
+          <w:color w:val="1A1033"/>
+          <w:sz w:val="24"/>
+        </w:rPr>
+        <w:t>Warum radikale Transparenz als Stärke?</w:t>
+      </w:r>
+    </w:p>
+    <w:p>
+      <w:pPr>
+        <w:spacing w:after="140"/>
+      </w:pPr>
+      <w:r>
+        <w:rPr>
+          <w:rFonts w:ascii="Calibri" w:hAnsi="Calibri"/>
+          <w:b w:val="0"/>
+          <w:i w:val="0"/>
+          <w:color w:val="333333"/>
           <w:sz w:val="21"/>
         </w:rPr>
-        <w:t xml:space="preserve">Investment-Seite: </w:t>
+        <w:t>Beastly hat etwas, das kein anderer Asset Manager hat: gecappte Löhne, kein Bonus-System, öffentlich ausgewiesene Vergütungen, und sämtliche Gewinne fliessen in Tierschutzprojekte. Diese Fakten sind kommunikativ Gold — aber nur, wenn sie direkt sichtbar sind, nicht im Kleingedruckten. Transparenz ist hier kein ethisches Gebot, sondern ein Differenzierungshebel.</w:t>
+      </w:r>
+    </w:p>
+    <w:p>
+      <w:pPr>
+        <w:spacing w:before="240" w:after="80"/>
+      </w:pPr>
+      <w:r>
+        <w:rPr>
+          <w:rFonts w:ascii="Calibri" w:hAnsi="Calibri"/>
+          <w:b/>
+          <w:i w:val="0"/>
+          <w:color w:val="1A1033"/>
+          <w:sz w:val="24"/>
+        </w:rPr>
+        <w:t>Warum dosieren statt alles auf einmal?</w:t>
+      </w:r>
+    </w:p>
+    <w:p>
+      <w:pPr>
+        <w:spacing w:after="140"/>
+      </w:pPr>
+      <w:r>
+        <w:rPr>
+          <w:rFonts w:ascii="Calibri" w:hAnsi="Calibri"/>
+          <w:b w:val="0"/>
+          <w:i w:val="0"/>
+          <w:color w:val="333333"/>
+          <w:sz w:val="21"/>
+        </w:rPr>
+        <w:t>Das Produkt ist komplex: AMC, Non-Profit-Logik, Management Fees, Tierschutzprojekte, Chipiron, Beastly, FourGive, KI-Screening, Retail und institutionelle Investoren. Wer das alles von Anfang an erklären will, verliert Menschen.</w:t>
+      </w:r>
+    </w:p>
+    <w:tbl>
+      <w:tblPr>
+        <w:tblStyle w:val="TableGrid"/>
+        <w:tblW w:type="auto" w:w="0"/>
+        <w:tblLook w:firstColumn="1" w:firstRow="1" w:lastColumn="0" w:lastRow="0" w:noHBand="0" w:noVBand="1" w:val="04A0"/>
+      </w:tblPr>
+      <w:tblGrid>
+        <w:gridCol w:w="8612"/>
+      </w:tblGrid>
+      <w:tr>
+        <w:tc>
+          <w:tcPr>
+            <w:tcW w:type="dxa" w:w="8612"/>
+            <w:shd w:val="clear" w:color="auto" w:fill="F0EBF8"/>
+            <w:tcMar>
+              <w:top w:w="120" w:type="dxa"/>
+              <w:bottom w:w="120" w:type="dxa"/>
+              <w:left w:w="160" w:type="dxa"/>
+              <w:right w:w="160" w:type="dxa"/>
+            </w:tcMar>
+          </w:tcPr>
+          <w:p>
+            <w:r>
+              <w:rPr>
+                <w:rFonts w:ascii="Calibri" w:hAnsi="Calibri"/>
+                <w:b w:val="0"/>
+                <w:i/>
+                <w:color w:val="1A1033"/>
+                <w:sz w:val="22"/>
+              </w:rPr>
+              <w:t>«Die Herausforderung wird nicht sein, genug zu sagen. Die Herausforderung wird sein, zum richtigen Zeitpunkt das Richtige zu sagen.»</w:t>
+            </w:r>
+          </w:p>
+          <w:p>
+            <w:r>
+              <w:rPr>
+                <w:rFonts w:ascii="Calibri" w:hAnsi="Calibri"/>
+                <w:b w:val="0"/>
+                <w:i w:val="0"/>
+                <w:color w:val="555555"/>
+                <w:sz w:val="19"/>
+              </w:rPr>
+              <w:t>— Gedanken aus dem Workshop</w:t>
+            </w:r>
+          </w:p>
+        </w:tc>
+      </w:tr>
+    </w:tbl>
+    <w:p>
+      <w:pPr>
+        <w:spacing w:after="80"/>
+      </w:pPr>
+    </w:p>
+    <w:p>
+      <w:pPr>
+        <w:spacing w:after="140"/>
+      </w:pPr>
+      <w:r>
+        <w:rPr>
+          <w:rFonts w:ascii="Calibri" w:hAnsi="Calibri"/>
+          <w:b w:val="0"/>
+          <w:i w:val="0"/>
+          <w:color w:val="333333"/>
+          <w:sz w:val="21"/>
+        </w:rPr>
+        <w:t>Deshalb folgt die gesamte Kommunikation einem klar gestuften Funnel-Prinzip: zuerst Aufmerksamkeit, dann Neugier, dann Vertrauen, dann Erklärung, dann erst Entscheidung. Keine Stufe wird übersprungen.</w:t>
+      </w:r>
+    </w:p>
+    <w:p>
+      <w:pPr>
+        <w:spacing w:before="240" w:after="80"/>
+      </w:pPr>
+      <w:r>
+        <w:rPr>
+          <w:rFonts w:ascii="Calibri" w:hAnsi="Calibri"/>
+          <w:b/>
+          <w:i w:val="0"/>
+          <w:color w:val="1A1033"/>
+          <w:sz w:val="24"/>
+        </w:rPr>
+        <w:t>Warum zwei Bildwelten?</w:t>
+      </w:r>
+    </w:p>
+    <w:p>
+      <w:pPr>
+        <w:spacing w:after="140"/>
+      </w:pPr>
+      <w:r>
+        <w:rPr>
+          <w:rFonts w:ascii="Calibri" w:hAnsi="Calibri"/>
+          <w:b w:val="0"/>
+          <w:i w:val="0"/>
+          <w:color w:val="333333"/>
+          <w:sz w:val="21"/>
+        </w:rPr>
+        <w:t>Die Spannung zwischen starken Tieren (Raubtier, Stärke, Durchsetzungskraft) und schützenswerten Tieren (Laborhase, Beagle, Tiere aus der Klinik) ist keine Inkonsistenz — sie ist ein kommunikatives System:</w:t>
+      </w:r>
+    </w:p>
+    <w:p>
+      <w:pPr>
+        <w:pStyle w:val="ListBullet"/>
+        <w:spacing w:after="60"/>
+      </w:pPr>
+      <w:r>
+        <w:rPr>
+          <w:rFonts w:ascii="Calibri" w:hAnsi="Calibri"/>
+          <w:b/>
+          <w:i w:val="0"/>
+          <w:color w:val="333333"/>
+          <w:sz w:val="21"/>
+        </w:rPr>
+        <w:t xml:space="preserve">Starke Tiere / Raubtier-Codes →  </w:t>
       </w:r>
       <w:r>
         <w:rPr>
           <w:rFonts w:ascii="Calibri" w:hAnsi="Calibri"/>
-          <w:color w:val="444444"/>
+          <w:b w:val="0"/>
+          <w:i w:val="0"/>
+          <w:color w:val="333333"/>
           <w:sz w:val="21"/>
         </w:rPr>
-        <w:t>Starke Tiere / Raubtier-Codes</w:t>
+        <w:t>Strategie, Investment, Schutzinstinkt, Analyse, Kontrolle</w:t>
       </w:r>
     </w:p>
     <w:p>
@@ -615,802 +1531,1883 @@
         <w:rPr>
           <w:rFonts w:ascii="Calibri" w:hAnsi="Calibri"/>
           <w:b/>
-          <w:color w:val="444444"/>
+          <w:i w:val="0"/>
+          <w:color w:val="333333"/>
           <w:sz w:val="21"/>
         </w:rPr>
-        <w:t xml:space="preserve">Wirkungsseite: </w:t>
+        <w:t xml:space="preserve">Schützenswerte Tiere / reale Geschichten →  </w:t>
       </w:r>
       <w:r>
         <w:rPr>
           <w:rFonts w:ascii="Calibri" w:hAnsi="Calibri"/>
-          <w:color w:val="444444"/>
+          <w:b w:val="0"/>
+          <w:i w:val="0"/>
+          <w:color w:val="333333"/>
           <w:sz w:val="21"/>
         </w:rPr>
-        <w:t>Schützenswerte Tiere / reale Geschichten</w:t>
+        <w:t>Wirkung, Projekte, Emotion, Vertrauen, Sinn</w:t>
       </w:r>
     </w:p>
     <w:p>
       <w:pPr>
-        <w:spacing w:after="160"/>
+        <w:spacing w:after="140"/>
       </w:pPr>
       <w:r>
         <w:rPr>
           <w:rFonts w:ascii="Calibri" w:hAnsi="Calibri"/>
+          <w:b w:val="0"/>
           <w:i w:val="0"/>
-          <w:color w:val="444444"/>
+          <w:color w:val="333333"/>
           <w:sz w:val="21"/>
         </w:rPr>
-        <w:t>Wir erzählen immer beide Welten — nie isoliert.</w:t>
+        <w:t>Beide Welten werden immer zusammen kommuniziert — nie isoliert. Das verbindet die Investment- mit der Wirkungsebene und spricht beide Zielgruppen gleichzeitig an.</w:t>
       </w:r>
     </w:p>
     <w:p>
       <w:pPr>
-        <w:spacing w:before="200" w:after="120"/>
+        <w:spacing w:before="120" w:after="120"/>
+        <w:pBdr>
+          <w:bottom w:val="single" w:sz="4" w:space="1" w:color="a176f4"/>
+        </w:pBdr>
+      </w:pPr>
+    </w:p>
+    <w:p>
+      <w:pPr>
+        <w:spacing w:before="360" w:after="120"/>
       </w:pPr>
       <w:r>
         <w:rPr>
           <w:rFonts w:ascii="Calibri" w:hAnsi="Calibri"/>
           <w:b/>
-          <w:color w:val="1A1033"/>
-          <w:sz w:val="26"/>
+          <w:i w:val="0"/>
+          <w:color w:val="4B319B"/>
+          <w:sz w:val="32"/>
         </w:rPr>
-        <w:t>Haltung ohne Aktivismus</w:t>
+        <w:t>5.  Der Kommunikationsfunnel</w:t>
       </w:r>
     </w:p>
     <w:p>
       <w:pPr>
-        <w:pStyle w:val="ListBullet"/>
-        <w:spacing w:after="60"/>
+        <w:spacing w:after="140"/>
       </w:pPr>
       <w:r>
         <w:rPr>
           <w:rFonts w:ascii="Calibri" w:hAnsi="Calibri"/>
-          <w:color w:val="444444"/>
+          <w:b w:val="0"/>
+          <w:i w:val="0"/>
+          <w:color w:val="333333"/>
           <w:sz w:val="21"/>
         </w:rPr>
-        <w:t>Konsequent, aber nicht belehrend</w:t>
+        <w:t>Der Funnel bildet ab, wie eine Person schrittweise von der ersten Berührung mit Beastly zur Investmententscheidung geführt wird. Jede Stufe hat andere Kanäle, andere Botschaften und ein anderes Ziel. Die Kommunikation dosiert — nicht alles auf einmal.</w:t>
       </w:r>
     </w:p>
     <w:p>
       <w:pPr>
-        <w:pStyle w:val="ListBullet"/>
-        <w:spacing w:after="60"/>
+        <w:spacing w:after="80"/>
+      </w:pPr>
+    </w:p>
+    <w:tbl>
+      <w:tblPr>
+        <w:tblStyle w:val="TableGrid"/>
+        <w:tblW w:type="auto" w:w="0"/>
+        <w:tblLook w:firstColumn="1" w:firstRow="1" w:lastColumn="0" w:lastRow="0" w:noHBand="0" w:noVBand="1" w:val="04A0"/>
+      </w:tblPr>
+      <w:tblGrid>
+        <w:gridCol w:w="4306"/>
+        <w:gridCol w:w="4306"/>
+      </w:tblGrid>
+      <w:tr>
+        <w:tc>
+          <w:tcPr>
+            <w:tcW w:type="dxa" w:w="720"/>
+            <w:shd w:val="clear" w:color="auto" w:fill="142233"/>
+            <w:tcMar>
+              <w:top w:w="80" w:type="dxa"/>
+              <w:bottom w:w="80" w:type="dxa"/>
+              <w:left w:w="120" w:type="dxa"/>
+              <w:right w:w="60" w:type="dxa"/>
+            </w:tcMar>
+          </w:tcPr>
+          <w:p>
+            <w:pPr>
+              <w:jc w:val="center"/>
+            </w:pPr>
+            <w:r>
+              <w:rPr>
+                <w:rFonts w:ascii="Calibri" w:hAnsi="Calibri"/>
+                <w:b/>
+                <w:color w:val="FFFFFF"/>
+                <w:sz w:val="40"/>
+              </w:rPr>
+              <w:t>01</w:t>
+            </w:r>
+          </w:p>
+        </w:tc>
+        <w:tc>
+          <w:tcPr>
+            <w:tcW w:type="dxa" w:w="4306"/>
+            <w:shd w:val="clear" w:color="auto" w:fill="142233"/>
+            <w:tcMar>
+              <w:top w:w="80" w:type="dxa"/>
+              <w:bottom w:w="80" w:type="dxa"/>
+              <w:left w:w="100" w:type="dxa"/>
+              <w:right w:w="100" w:type="dxa"/>
+            </w:tcMar>
+          </w:tcPr>
+          <w:p>
+            <w:pPr>
+              <w:jc w:val="left"/>
+            </w:pPr>
+            <w:r>
+              <w:rPr>
+                <w:rFonts w:ascii="Calibri" w:hAnsi="Calibri"/>
+                <w:b/>
+                <w:color w:val="FFFFFF"/>
+                <w:sz w:val="26"/>
+              </w:rPr>
+              <w:t>AUFMERKSAMKEIT</w:t>
+            </w:r>
+          </w:p>
+        </w:tc>
+      </w:tr>
+    </w:tbl>
+    <w:tbl>
+      <w:tblPr>
+        <w:tblStyle w:val="TableGrid"/>
+        <w:tblW w:type="auto" w:w="0"/>
+        <w:tblLook w:firstColumn="1" w:firstRow="1" w:lastColumn="0" w:lastRow="0" w:noHBand="0" w:noVBand="1" w:val="04A0"/>
+      </w:tblPr>
+      <w:tblGrid>
+        <w:gridCol w:w="2871"/>
+        <w:gridCol w:w="2871"/>
+        <w:gridCol w:w="2871"/>
+      </w:tblGrid>
+      <w:tr>
+        <w:tc>
+          <w:tcPr>
+            <w:tcW w:type="dxa" w:w="2871"/>
+            <w:shd w:val="clear" w:color="auto" w:fill="F7F3FF"/>
+            <w:tcMar>
+              <w:top w:w="90" w:type="dxa"/>
+              <w:bottom w:w="90" w:type="dxa"/>
+              <w:left w:w="100" w:type="dxa"/>
+              <w:right w:w="100" w:type="dxa"/>
+            </w:tcMar>
+          </w:tcPr>
+          <w:p>
+            <w:r>
+              <w:rPr>
+                <w:rFonts w:ascii="Calibri" w:hAnsi="Calibri"/>
+                <w:b/>
+                <w:color w:val="4B319B"/>
+                <w:sz w:val="16"/>
+              </w:rPr>
+              <w:t>KANÄLE</w:t>
+            </w:r>
+          </w:p>
+          <w:p>
+            <w:r>
+              <w:rPr>
+                <w:rFonts w:ascii="Calibri" w:hAnsi="Calibri"/>
+                <w:color w:val="333333"/>
+                <w:sz w:val="18"/>
+              </w:rPr>
+              <w:t>→ Viktor Ackermann — LinkedIn (persönliches Profil)</w:t>
+              <w:br/>
+              <w:t>→ Beastly — Social Media Posting (Markenkanal)</w:t>
+              <w:br/>
+              <w:t>→ Paid Awareness-Ads — LinkedIn &amp; Meta</w:t>
+            </w:r>
+          </w:p>
+        </w:tc>
+        <w:tc>
+          <w:tcPr>
+            <w:tcW w:type="dxa" w:w="2871"/>
+            <w:shd w:val="clear" w:color="auto" w:fill="F7F3FF"/>
+            <w:tcMar>
+              <w:top w:w="90" w:type="dxa"/>
+              <w:bottom w:w="90" w:type="dxa"/>
+              <w:left w:w="100" w:type="dxa"/>
+              <w:right w:w="100" w:type="dxa"/>
+            </w:tcMar>
+          </w:tcPr>
+          <w:p>
+            <w:r>
+              <w:rPr>
+                <w:rFonts w:ascii="Calibri" w:hAnsi="Calibri"/>
+                <w:b/>
+                <w:color w:val="4B319B"/>
+                <w:sz w:val="16"/>
+              </w:rPr>
+              <w:t>BOTSCHAFT</w:t>
+            </w:r>
+          </w:p>
+          <w:p>
+            <w:r>
+              <w:rPr>
+                <w:rFonts w:ascii="Calibri" w:hAnsi="Calibri"/>
+                <w:color w:val="333333"/>
+                <w:sz w:val="18"/>
+              </w:rPr>
+              <w:t>«Tierschutz und Rendite schliessen sich nicht aus.»  /  «Gutes tun ohne Verzicht.»  /  «Der einzige Asset Manager, der seine Löhne zeigt.»</w:t>
+            </w:r>
+          </w:p>
+        </w:tc>
+        <w:tc>
+          <w:tcPr>
+            <w:tcW w:type="dxa" w:w="2871"/>
+            <w:shd w:val="clear" w:color="auto" w:fill="F7F3FF"/>
+            <w:tcMar>
+              <w:top w:w="90" w:type="dxa"/>
+              <w:bottom w:w="90" w:type="dxa"/>
+              <w:left w:w="100" w:type="dxa"/>
+              <w:right w:w="100" w:type="dxa"/>
+            </w:tcMar>
+          </w:tcPr>
+          <w:p>
+            <w:r>
+              <w:rPr>
+                <w:rFonts w:ascii="Calibri" w:hAnsi="Calibri"/>
+                <w:b/>
+                <w:color w:val="4B319B"/>
+                <w:sz w:val="16"/>
+              </w:rPr>
+              <w:t>ZUR NÄCHSTEN STUFE</w:t>
+            </w:r>
+          </w:p>
+          <w:p>
+            <w:r>
+              <w:rPr>
+                <w:rFonts w:ascii="Calibri" w:hAnsi="Calibri"/>
+                <w:color w:val="333333"/>
+                <w:sz w:val="18"/>
+              </w:rPr>
+              <w:t>Ziel: Erste Berührung. Hook erzeugen. Nicht erklären — neugierig machen.</w:t>
+              <w:br/>
+              <w:br/>
+              <w:t>Wer kommt weiter? Alle, die emotional berührt werden oder die Idee spannend finden.</w:t>
+            </w:r>
+          </w:p>
+        </w:tc>
+      </w:tr>
+    </w:tbl>
+    <w:p>
+      <w:pPr>
+        <w:spacing w:before="40" w:after="40"/>
+        <w:jc w:val="center"/>
       </w:pPr>
       <w:r>
         <w:rPr>
           <w:rFonts w:ascii="Calibri" w:hAnsi="Calibri"/>
-          <w:color w:val="444444"/>
-          <w:sz w:val="21"/>
+          <w:color w:val="A176F4"/>
+          <w:sz w:val="28"/>
         </w:rPr>
-        <w:t>Mutig, aber nicht laut</w:t>
+        <w:t>▼</w:t>
       </w:r>
     </w:p>
+    <w:tbl>
+      <w:tblPr>
+        <w:tblStyle w:val="TableGrid"/>
+        <w:tblW w:type="auto" w:w="0"/>
+        <w:tblLook w:firstColumn="1" w:firstRow="1" w:lastColumn="0" w:lastRow="0" w:noHBand="0" w:noVBand="1" w:val="04A0"/>
+      </w:tblPr>
+      <w:tblGrid>
+        <w:gridCol w:w="4306"/>
+        <w:gridCol w:w="4306"/>
+      </w:tblGrid>
+      <w:tr>
+        <w:tc>
+          <w:tcPr>
+            <w:tcW w:type="dxa" w:w="720"/>
+            <w:shd w:val="clear" w:color="auto" w:fill="1e3350"/>
+            <w:tcMar>
+              <w:top w:w="80" w:type="dxa"/>
+              <w:bottom w:w="80" w:type="dxa"/>
+              <w:left w:w="120" w:type="dxa"/>
+              <w:right w:w="60" w:type="dxa"/>
+            </w:tcMar>
+          </w:tcPr>
+          <w:p>
+            <w:pPr>
+              <w:jc w:val="center"/>
+            </w:pPr>
+            <w:r>
+              <w:rPr>
+                <w:rFonts w:ascii="Calibri" w:hAnsi="Calibri"/>
+                <w:b/>
+                <w:color w:val="FFFFFF"/>
+                <w:sz w:val="40"/>
+              </w:rPr>
+              <w:t>02</w:t>
+            </w:r>
+          </w:p>
+        </w:tc>
+        <w:tc>
+          <w:tcPr>
+            <w:tcW w:type="dxa" w:w="4306"/>
+            <w:shd w:val="clear" w:color="auto" w:fill="1e3350"/>
+            <w:tcMar>
+              <w:top w:w="80" w:type="dxa"/>
+              <w:bottom w:w="80" w:type="dxa"/>
+              <w:left w:w="100" w:type="dxa"/>
+              <w:right w:w="100" w:type="dxa"/>
+            </w:tcMar>
+          </w:tcPr>
+          <w:p>
+            <w:pPr>
+              <w:jc w:val="left"/>
+            </w:pPr>
+            <w:r>
+              <w:rPr>
+                <w:rFonts w:ascii="Calibri" w:hAnsi="Calibri"/>
+                <w:b/>
+                <w:color w:val="FFFFFF"/>
+                <w:sz w:val="26"/>
+              </w:rPr>
+              <w:t>NEUGIER</w:t>
+            </w:r>
+          </w:p>
+        </w:tc>
+      </w:tr>
+    </w:tbl>
+    <w:tbl>
+      <w:tblPr>
+        <w:tblStyle w:val="TableGrid"/>
+        <w:tblW w:type="auto" w:w="0"/>
+        <w:tblLook w:firstColumn="1" w:firstRow="1" w:lastColumn="0" w:lastRow="0" w:noHBand="0" w:noVBand="1" w:val="04A0"/>
+      </w:tblPr>
+      <w:tblGrid>
+        <w:gridCol w:w="2871"/>
+        <w:gridCol w:w="2871"/>
+        <w:gridCol w:w="2871"/>
+      </w:tblGrid>
+      <w:tr>
+        <w:tc>
+          <w:tcPr>
+            <w:tcW w:type="dxa" w:w="2871"/>
+            <w:shd w:val="clear" w:color="auto" w:fill="F0F4FF"/>
+            <w:tcMar>
+              <w:top w:w="90" w:type="dxa"/>
+              <w:bottom w:w="90" w:type="dxa"/>
+              <w:left w:w="100" w:type="dxa"/>
+              <w:right w:w="100" w:type="dxa"/>
+            </w:tcMar>
+          </w:tcPr>
+          <w:p>
+            <w:r>
+              <w:rPr>
+                <w:rFonts w:ascii="Calibri" w:hAnsi="Calibri"/>
+                <w:b/>
+                <w:color w:val="4B319B"/>
+                <w:sz w:val="16"/>
+              </w:rPr>
+              <w:t>KANÄLE</w:t>
+            </w:r>
+          </w:p>
+          <w:p>
+            <w:r>
+              <w:rPr>
+                <w:rFonts w:ascii="Calibri" w:hAnsi="Calibri"/>
+                <w:color w:val="333333"/>
+                <w:sz w:val="18"/>
+              </w:rPr>
+              <w:t>→ Viktor LinkedIn — Story-Content (FourGive-Hintergrund)</w:t>
+              <w:br/>
+              <w:t>→ Beastly Social Media — Dual-Bildwelt (Raubtier ↔ schützenswertes Tier)</w:t>
+              <w:br/>
+              <w:t>→ Website — Einstiegsseite (Gründerstory, Werte)</w:t>
+            </w:r>
+          </w:p>
+        </w:tc>
+        <w:tc>
+          <w:tcPr>
+            <w:tcW w:type="dxa" w:w="2871"/>
+            <w:shd w:val="clear" w:color="auto" w:fill="F0F4FF"/>
+            <w:tcMar>
+              <w:top w:w="90" w:type="dxa"/>
+              <w:bottom w:w="90" w:type="dxa"/>
+              <w:left w:w="100" w:type="dxa"/>
+              <w:right w:w="100" w:type="dxa"/>
+            </w:tcMar>
+          </w:tcPr>
+          <w:p>
+            <w:r>
+              <w:rPr>
+                <w:rFonts w:ascii="Calibri" w:hAnsi="Calibri"/>
+                <w:b/>
+                <w:color w:val="4B319B"/>
+                <w:sz w:val="16"/>
+              </w:rPr>
+              <w:t>BOTSCHAFT</w:t>
+            </w:r>
+          </w:p>
+          <w:p>
+            <w:r>
+              <w:rPr>
+                <w:rFonts w:ascii="Calibri" w:hAnsi="Calibri"/>
+                <w:color w:val="333333"/>
+                <w:sz w:val="18"/>
+              </w:rPr>
+              <w:t>Die Geschichte hinter der Idee. Ägypten. Tierklinik. Die Erkenntnis. Warum Beastly existiert.</w:t>
+            </w:r>
+          </w:p>
+        </w:tc>
+        <w:tc>
+          <w:tcPr>
+            <w:tcW w:type="dxa" w:w="2871"/>
+            <w:shd w:val="clear" w:color="auto" w:fill="F0F4FF"/>
+            <w:tcMar>
+              <w:top w:w="90" w:type="dxa"/>
+              <w:bottom w:w="90" w:type="dxa"/>
+              <w:left w:w="100" w:type="dxa"/>
+              <w:right w:w="100" w:type="dxa"/>
+            </w:tcMar>
+          </w:tcPr>
+          <w:p>
+            <w:r>
+              <w:rPr>
+                <w:rFonts w:ascii="Calibri" w:hAnsi="Calibri"/>
+                <w:b/>
+                <w:color w:val="4B319B"/>
+                <w:sz w:val="16"/>
+              </w:rPr>
+              <w:t>ZUR NÄCHSTEN STUFE</w:t>
+            </w:r>
+          </w:p>
+          <w:p>
+            <w:r>
+              <w:rPr>
+                <w:rFonts w:ascii="Calibri" w:hAnsi="Calibri"/>
+                <w:color w:val="333333"/>
+                <w:sz w:val="18"/>
+              </w:rPr>
+              <w:t>Ziel: Aus Aufmerksamkeit wird Auseinandersetzung. Der Mensch sucht aktiv nach mehr.</w:t>
+              <w:br/>
+              <w:br/>
+              <w:t>Wer kommt weiter? Alle, die mehr wissen wollen und aktiv weiterklicken.</w:t>
+            </w:r>
+          </w:p>
+        </w:tc>
+      </w:tr>
+    </w:tbl>
     <w:p>
       <w:pPr>
-        <w:pStyle w:val="ListBullet"/>
-        <w:spacing w:after="60"/>
+        <w:spacing w:before="40" w:after="40"/>
+        <w:jc w:val="center"/>
       </w:pPr>
       <w:r>
         <w:rPr>
           <w:rFonts w:ascii="Calibri" w:hAnsi="Calibri"/>
-          <w:color w:val="444444"/>
-          <w:sz w:val="21"/>
+          <w:color w:val="A176F4"/>
+          <w:sz w:val="28"/>
         </w:rPr>
-        <w:t>Wertebasiert, aber nicht moralisch überheblich</w:t>
+        <w:t>▼</w:t>
       </w:r>
     </w:p>
+    <w:tbl>
+      <w:tblPr>
+        <w:tblStyle w:val="TableGrid"/>
+        <w:tblW w:type="auto" w:w="0"/>
+        <w:tblLook w:firstColumn="1" w:firstRow="1" w:lastColumn="0" w:lastRow="0" w:noHBand="0" w:noVBand="1" w:val="04A0"/>
+      </w:tblPr>
+      <w:tblGrid>
+        <w:gridCol w:w="4306"/>
+        <w:gridCol w:w="4306"/>
+      </w:tblGrid>
+      <w:tr>
+        <w:tc>
+          <w:tcPr>
+            <w:tcW w:type="dxa" w:w="720"/>
+            <w:shd w:val="clear" w:color="auto" w:fill="27406A"/>
+            <w:tcMar>
+              <w:top w:w="80" w:type="dxa"/>
+              <w:bottom w:w="80" w:type="dxa"/>
+              <w:left w:w="120" w:type="dxa"/>
+              <w:right w:w="60" w:type="dxa"/>
+            </w:tcMar>
+          </w:tcPr>
+          <w:p>
+            <w:pPr>
+              <w:jc w:val="center"/>
+            </w:pPr>
+            <w:r>
+              <w:rPr>
+                <w:rFonts w:ascii="Calibri" w:hAnsi="Calibri"/>
+                <w:b/>
+                <w:color w:val="FFFFFF"/>
+                <w:sz w:val="40"/>
+              </w:rPr>
+              <w:t>03</w:t>
+            </w:r>
+          </w:p>
+        </w:tc>
+        <w:tc>
+          <w:tcPr>
+            <w:tcW w:type="dxa" w:w="4306"/>
+            <w:shd w:val="clear" w:color="auto" w:fill="27406A"/>
+            <w:tcMar>
+              <w:top w:w="80" w:type="dxa"/>
+              <w:bottom w:w="80" w:type="dxa"/>
+              <w:left w:w="100" w:type="dxa"/>
+              <w:right w:w="100" w:type="dxa"/>
+            </w:tcMar>
+          </w:tcPr>
+          <w:p>
+            <w:pPr>
+              <w:jc w:val="left"/>
+            </w:pPr>
+            <w:r>
+              <w:rPr>
+                <w:rFonts w:ascii="Calibri" w:hAnsi="Calibri"/>
+                <w:b/>
+                <w:color w:val="FFFFFF"/>
+                <w:sz w:val="26"/>
+              </w:rPr>
+              <w:t>VERTRAUEN</w:t>
+            </w:r>
+          </w:p>
+        </w:tc>
+      </w:tr>
+    </w:tbl>
+    <w:tbl>
+      <w:tblPr>
+        <w:tblStyle w:val="TableGrid"/>
+        <w:tblW w:type="auto" w:w="0"/>
+        <w:tblLook w:firstColumn="1" w:firstRow="1" w:lastColumn="0" w:lastRow="0" w:noHBand="0" w:noVBand="1" w:val="04A0"/>
+      </w:tblPr>
+      <w:tblGrid>
+        <w:gridCol w:w="2871"/>
+        <w:gridCol w:w="2871"/>
+        <w:gridCol w:w="2871"/>
+      </w:tblGrid>
+      <w:tr>
+        <w:tc>
+          <w:tcPr>
+            <w:tcW w:type="dxa" w:w="2871"/>
+            <w:shd w:val="clear" w:color="auto" w:fill="F7F3FF"/>
+            <w:tcMar>
+              <w:top w:w="90" w:type="dxa"/>
+              <w:bottom w:w="90" w:type="dxa"/>
+              <w:left w:w="100" w:type="dxa"/>
+              <w:right w:w="100" w:type="dxa"/>
+            </w:tcMar>
+          </w:tcPr>
+          <w:p>
+            <w:r>
+              <w:rPr>
+                <w:rFonts w:ascii="Calibri" w:hAnsi="Calibri"/>
+                <w:b/>
+                <w:color w:val="4B319B"/>
+                <w:sz w:val="16"/>
+              </w:rPr>
+              <w:t>KANÄLE</w:t>
+            </w:r>
+          </w:p>
+          <w:p>
+            <w:r>
+              <w:rPr>
+                <w:rFonts w:ascii="Calibri" w:hAnsi="Calibri"/>
+                <w:color w:val="333333"/>
+                <w:sz w:val="18"/>
+              </w:rPr>
+              <w:t>→ Website — Transparenzbereich (Löhne, Struktur, Mittelverwendung)</w:t>
+              <w:br/>
+              <w:t>→ Viktor &amp; Lydia als Personen (Nahbarkeit, Authentizität)</w:t>
+              <w:br/>
+              <w:t>→ FourGive — Wirkungsbelege, reale Geschichten</w:t>
+            </w:r>
+          </w:p>
+        </w:tc>
+        <w:tc>
+          <w:tcPr>
+            <w:tcW w:type="dxa" w:w="2871"/>
+            <w:shd w:val="clear" w:color="auto" w:fill="F7F3FF"/>
+            <w:tcMar>
+              <w:top w:w="90" w:type="dxa"/>
+              <w:bottom w:w="90" w:type="dxa"/>
+              <w:left w:w="100" w:type="dxa"/>
+              <w:right w:w="100" w:type="dxa"/>
+            </w:tcMar>
+          </w:tcPr>
+          <w:p>
+            <w:r>
+              <w:rPr>
+                <w:rFonts w:ascii="Calibri" w:hAnsi="Calibri"/>
+                <w:b/>
+                <w:color w:val="4B319B"/>
+                <w:sz w:val="16"/>
+              </w:rPr>
+              <w:t>BOTSCHAFT</w:t>
+            </w:r>
+          </w:p>
+          <w:p>
+            <w:r>
+              <w:rPr>
+                <w:rFonts w:ascii="Calibri" w:hAnsi="Calibri"/>
+                <w:color w:val="333333"/>
+                <w:sz w:val="18"/>
+              </w:rPr>
+              <w:t>«Hier werden Löhne gezeigt.»  /  «Kein Bonus-System.»  /  «20% der Fee geht direkt an Tierschutz.»  /  Nicht Charity — Struktur.</w:t>
+            </w:r>
+          </w:p>
+        </w:tc>
+        <w:tc>
+          <w:tcPr>
+            <w:tcW w:type="dxa" w:w="2871"/>
+            <w:shd w:val="clear" w:color="auto" w:fill="F7F3FF"/>
+            <w:tcMar>
+              <w:top w:w="90" w:type="dxa"/>
+              <w:bottom w:w="90" w:type="dxa"/>
+              <w:left w:w="100" w:type="dxa"/>
+              <w:right w:w="100" w:type="dxa"/>
+            </w:tcMar>
+          </w:tcPr>
+          <w:p>
+            <w:r>
+              <w:rPr>
+                <w:rFonts w:ascii="Calibri" w:hAnsi="Calibri"/>
+                <w:b/>
+                <w:color w:val="4B319B"/>
+                <w:sz w:val="16"/>
+              </w:rPr>
+              <w:t>ZUR NÄCHSTEN STUFE</w:t>
+            </w:r>
+          </w:p>
+          <w:p>
+            <w:r>
+              <w:rPr>
+                <w:rFonts w:ascii="Calibri" w:hAnsi="Calibri"/>
+                <w:color w:val="333333"/>
+                <w:sz w:val="18"/>
+              </w:rPr>
+              <w:t>Ziel: Zweifel ausräumen. Substanz beweisen. Beastly als ernsthaftes, glaubwürdiges Produkt verankern.</w:t>
+              <w:br/>
+              <w:br/>
+              <w:t>Wer kommt weiter? Alle, die bereit sind zu prüfen — ob das stimmt, was versprochen wird.</w:t>
+            </w:r>
+          </w:p>
+        </w:tc>
+      </w:tr>
+    </w:tbl>
     <w:p>
       <w:pPr>
-        <w:pStyle w:val="ListBullet"/>
-        <w:spacing w:after="60"/>
+        <w:spacing w:before="40" w:after="40"/>
+        <w:jc w:val="center"/>
       </w:pPr>
       <w:r>
         <w:rPr>
           <w:rFonts w:ascii="Calibri" w:hAnsi="Calibri"/>
-          <w:color w:val="444444"/>
-          <w:sz w:val="21"/>
+          <w:color w:val="A176F4"/>
+          <w:sz w:val="28"/>
         </w:rPr>
-        <w:t>Anders, aber professionell investierbar</w:t>
+        <w:t>▼</w:t>
       </w:r>
     </w:p>
+    <w:tbl>
+      <w:tblPr>
+        <w:tblStyle w:val="TableGrid"/>
+        <w:tblW w:type="auto" w:w="0"/>
+        <w:tblLook w:firstColumn="1" w:firstRow="1" w:lastColumn="0" w:lastRow="0" w:noHBand="0" w:noVBand="1" w:val="04A0"/>
+      </w:tblPr>
+      <w:tblGrid>
+        <w:gridCol w:w="4306"/>
+        <w:gridCol w:w="4306"/>
+      </w:tblGrid>
+      <w:tr>
+        <w:tc>
+          <w:tcPr>
+            <w:tcW w:type="dxa" w:w="720"/>
+            <w:shd w:val="clear" w:color="auto" w:fill="344E5A"/>
+            <w:tcMar>
+              <w:top w:w="80" w:type="dxa"/>
+              <w:bottom w:w="80" w:type="dxa"/>
+              <w:left w:w="120" w:type="dxa"/>
+              <w:right w:w="60" w:type="dxa"/>
+            </w:tcMar>
+          </w:tcPr>
+          <w:p>
+            <w:pPr>
+              <w:jc w:val="center"/>
+            </w:pPr>
+            <w:r>
+              <w:rPr>
+                <w:rFonts w:ascii="Calibri" w:hAnsi="Calibri"/>
+                <w:b/>
+                <w:color w:val="FFFFFF"/>
+                <w:sz w:val="40"/>
+              </w:rPr>
+              <w:t>04</w:t>
+            </w:r>
+          </w:p>
+        </w:tc>
+        <w:tc>
+          <w:tcPr>
+            <w:tcW w:type="dxa" w:w="4306"/>
+            <w:shd w:val="clear" w:color="auto" w:fill="344E5A"/>
+            <w:tcMar>
+              <w:top w:w="80" w:type="dxa"/>
+              <w:bottom w:w="80" w:type="dxa"/>
+              <w:left w:w="100" w:type="dxa"/>
+              <w:right w:w="100" w:type="dxa"/>
+            </w:tcMar>
+          </w:tcPr>
+          <w:p>
+            <w:pPr>
+              <w:jc w:val="left"/>
+            </w:pPr>
+            <w:r>
+              <w:rPr>
+                <w:rFonts w:ascii="Calibri" w:hAnsi="Calibri"/>
+                <w:b/>
+                <w:color w:val="FFFFFF"/>
+                <w:sz w:val="26"/>
+              </w:rPr>
+              <w:t>ERKLÄRUNG</w:t>
+            </w:r>
+          </w:p>
+        </w:tc>
+      </w:tr>
+    </w:tbl>
+    <w:tbl>
+      <w:tblPr>
+        <w:tblStyle w:val="TableGrid"/>
+        <w:tblW w:type="auto" w:w="0"/>
+        <w:tblLook w:firstColumn="1" w:firstRow="1" w:lastColumn="0" w:lastRow="0" w:noHBand="0" w:noVBand="1" w:val="04A0"/>
+      </w:tblPr>
+      <w:tblGrid>
+        <w:gridCol w:w="2871"/>
+        <w:gridCol w:w="2871"/>
+        <w:gridCol w:w="2871"/>
+      </w:tblGrid>
+      <w:tr>
+        <w:tc>
+          <w:tcPr>
+            <w:tcW w:type="dxa" w:w="2871"/>
+            <w:shd w:val="clear" w:color="auto" w:fill="F0F4FF"/>
+            <w:tcMar>
+              <w:top w:w="90" w:type="dxa"/>
+              <w:bottom w:w="90" w:type="dxa"/>
+              <w:left w:w="100" w:type="dxa"/>
+              <w:right w:w="100" w:type="dxa"/>
+            </w:tcMar>
+          </w:tcPr>
+          <w:p>
+            <w:r>
+              <w:rPr>
+                <w:rFonts w:ascii="Calibri" w:hAnsi="Calibri"/>
+                <w:b/>
+                <w:color w:val="4B319B"/>
+                <w:sz w:val="16"/>
+              </w:rPr>
+              <w:t>KANÄLE</w:t>
+            </w:r>
+          </w:p>
+          <w:p>
+            <w:r>
+              <w:rPr>
+                <w:rFonts w:ascii="Calibri" w:hAnsi="Calibri"/>
+                <w:color w:val="333333"/>
+                <w:sz w:val="18"/>
+              </w:rPr>
+              <w:t>→ Pitch Deck — emotionaler Aufbau, faktische Tiefe</w:t>
+              <w:br/>
+              <w:t>→ Direktgespräch Viktor &amp; Lydia (professionelle Investoren)</w:t>
+              <w:br/>
+              <w:t>→ Vertiefende Website-Inhalte (KI-Logik, Governance, Reporting)</w:t>
+            </w:r>
+          </w:p>
+        </w:tc>
+        <w:tc>
+          <w:tcPr>
+            <w:tcW w:type="dxa" w:w="2871"/>
+            <w:shd w:val="clear" w:color="auto" w:fill="F0F4FF"/>
+            <w:tcMar>
+              <w:top w:w="90" w:type="dxa"/>
+              <w:bottom w:w="90" w:type="dxa"/>
+              <w:left w:w="100" w:type="dxa"/>
+              <w:right w:w="100" w:type="dxa"/>
+            </w:tcMar>
+          </w:tcPr>
+          <w:p>
+            <w:r>
+              <w:rPr>
+                <w:rFonts w:ascii="Calibri" w:hAnsi="Calibri"/>
+                <w:b/>
+                <w:color w:val="4B319B"/>
+                <w:sz w:val="16"/>
+              </w:rPr>
+              <w:t>BOTSCHAFT</w:t>
+            </w:r>
+          </w:p>
+          <w:p>
+            <w:r>
+              <w:rPr>
+                <w:rFonts w:ascii="Calibri" w:hAnsi="Calibri"/>
+                <w:color w:val="333333"/>
+                <w:sz w:val="18"/>
+              </w:rPr>
+              <w:t>Wie funktioniert die KI-Bewertung? Was ist die Rendite-Logik? Was passiert mit den 20%? Wer ist Chipiron?</w:t>
+            </w:r>
+          </w:p>
+        </w:tc>
+        <w:tc>
+          <w:tcPr>
+            <w:tcW w:type="dxa" w:w="2871"/>
+            <w:shd w:val="clear" w:color="auto" w:fill="F0F4FF"/>
+            <w:tcMar>
+              <w:top w:w="90" w:type="dxa"/>
+              <w:bottom w:w="90" w:type="dxa"/>
+              <w:left w:w="100" w:type="dxa"/>
+              <w:right w:w="100" w:type="dxa"/>
+            </w:tcMar>
+          </w:tcPr>
+          <w:p>
+            <w:r>
+              <w:rPr>
+                <w:rFonts w:ascii="Calibri" w:hAnsi="Calibri"/>
+                <w:b/>
+                <w:color w:val="4B319B"/>
+                <w:sz w:val="16"/>
+              </w:rPr>
+              <w:t>ZUR NÄCHSTEN STUFE</w:t>
+            </w:r>
+          </w:p>
+          <w:p>
+            <w:r>
+              <w:rPr>
+                <w:rFonts w:ascii="Calibri" w:hAnsi="Calibri"/>
+                <w:color w:val="333333"/>
+                <w:sz w:val="18"/>
+              </w:rPr>
+              <w:t>Ziel: Investitionsentscheidung vorbereiten. Retail: einfacher Prozess. Professionell: tiefe Beweisführung.</w:t>
+              <w:br/>
+              <w:br/>
+              <w:t>Wer kommt weiter? Alle, die investieren wollen — aber noch Fragen haben.</w:t>
+            </w:r>
+          </w:p>
+        </w:tc>
+      </w:tr>
+    </w:tbl>
     <w:p>
       <w:pPr>
-        <w:spacing w:before="200" w:after="120"/>
+        <w:spacing w:before="40" w:after="40"/>
+        <w:jc w:val="center"/>
+      </w:pPr>
+      <w:r>
+        <w:rPr>
+          <w:rFonts w:ascii="Calibri" w:hAnsi="Calibri"/>
+          <w:color w:val="A176F4"/>
+          <w:sz w:val="28"/>
+        </w:rPr>
+        <w:t>▼</w:t>
+      </w:r>
+    </w:p>
+    <w:tbl>
+      <w:tblPr>
+        <w:tblStyle w:val="TableGrid"/>
+        <w:tblW w:type="auto" w:w="0"/>
+        <w:tblLook w:firstColumn="1" w:firstRow="1" w:lastColumn="0" w:lastRow="0" w:noHBand="0" w:noVBand="1" w:val="04A0"/>
+      </w:tblPr>
+      <w:tblGrid>
+        <w:gridCol w:w="4306"/>
+        <w:gridCol w:w="4306"/>
+      </w:tblGrid>
+      <w:tr>
+        <w:tc>
+          <w:tcPr>
+            <w:tcW w:type="dxa" w:w="720"/>
+            <w:shd w:val="clear" w:color="auto" w:fill="BD5435"/>
+            <w:tcMar>
+              <w:top w:w="80" w:type="dxa"/>
+              <w:bottom w:w="80" w:type="dxa"/>
+              <w:left w:w="120" w:type="dxa"/>
+              <w:right w:w="60" w:type="dxa"/>
+            </w:tcMar>
+          </w:tcPr>
+          <w:p>
+            <w:pPr>
+              <w:jc w:val="center"/>
+            </w:pPr>
+            <w:r>
+              <w:rPr>
+                <w:rFonts w:ascii="Calibri" w:hAnsi="Calibri"/>
+                <w:b/>
+                <w:color w:val="FFFFFF"/>
+                <w:sz w:val="40"/>
+              </w:rPr>
+              <w:t>05</w:t>
+            </w:r>
+          </w:p>
+        </w:tc>
+        <w:tc>
+          <w:tcPr>
+            <w:tcW w:type="dxa" w:w="4306"/>
+            <w:shd w:val="clear" w:color="auto" w:fill="BD5435"/>
+            <w:tcMar>
+              <w:top w:w="80" w:type="dxa"/>
+              <w:bottom w:w="80" w:type="dxa"/>
+              <w:left w:w="100" w:type="dxa"/>
+              <w:right w:w="100" w:type="dxa"/>
+            </w:tcMar>
+          </w:tcPr>
+          <w:p>
+            <w:pPr>
+              <w:jc w:val="left"/>
+            </w:pPr>
+            <w:r>
+              <w:rPr>
+                <w:rFonts w:ascii="Calibri" w:hAnsi="Calibri"/>
+                <w:b/>
+                <w:color w:val="FFFFFF"/>
+                <w:sz w:val="26"/>
+              </w:rPr>
+              <w:t>ENTSCHEIDUNG</w:t>
+            </w:r>
+          </w:p>
+        </w:tc>
+      </w:tr>
+    </w:tbl>
+    <w:tbl>
+      <w:tblPr>
+        <w:tblStyle w:val="TableGrid"/>
+        <w:tblW w:type="auto" w:w="0"/>
+        <w:tblLook w:firstColumn="1" w:firstRow="1" w:lastColumn="0" w:lastRow="0" w:noHBand="0" w:noVBand="1" w:val="04A0"/>
+      </w:tblPr>
+      <w:tblGrid>
+        <w:gridCol w:w="2871"/>
+        <w:gridCol w:w="2871"/>
+        <w:gridCol w:w="2871"/>
+      </w:tblGrid>
+      <w:tr>
+        <w:tc>
+          <w:tcPr>
+            <w:tcW w:type="dxa" w:w="2871"/>
+            <w:shd w:val="clear" w:color="auto" w:fill="F7F3FF"/>
+            <w:tcMar>
+              <w:top w:w="90" w:type="dxa"/>
+              <w:bottom w:w="90" w:type="dxa"/>
+              <w:left w:w="100" w:type="dxa"/>
+              <w:right w:w="100" w:type="dxa"/>
+            </w:tcMar>
+          </w:tcPr>
+          <w:p>
+            <w:r>
+              <w:rPr>
+                <w:rFonts w:ascii="Calibri" w:hAnsi="Calibri"/>
+                <w:b/>
+                <w:color w:val="4B319B"/>
+                <w:sz w:val="16"/>
+              </w:rPr>
+              <w:t>KANÄLE</w:t>
+            </w:r>
+          </w:p>
+          <w:p>
+            <w:r>
+              <w:rPr>
+                <w:rFonts w:ascii="Calibri" w:hAnsi="Calibri"/>
+                <w:color w:val="333333"/>
+                <w:sz w:val="18"/>
+              </w:rPr>
+              <w:t>→ Retail: Online-Einstieg ab CHF 50 — niedrigschwellig</w:t>
+              <w:br/>
+              <w:t>→ Professionell: Direktabschluss nach Gespräch mit Viktor &amp; Lydia</w:t>
+              <w:br/>
+              <w:t>→ Conversion-Ads (Phase 2, wenn Fundament steht)</w:t>
+            </w:r>
+          </w:p>
+        </w:tc>
+        <w:tc>
+          <w:tcPr>
+            <w:tcW w:type="dxa" w:w="2871"/>
+            <w:shd w:val="clear" w:color="auto" w:fill="F7F3FF"/>
+            <w:tcMar>
+              <w:top w:w="90" w:type="dxa"/>
+              <w:bottom w:w="90" w:type="dxa"/>
+              <w:left w:w="100" w:type="dxa"/>
+              <w:right w:w="100" w:type="dxa"/>
+            </w:tcMar>
+          </w:tcPr>
+          <w:p>
+            <w:r>
+              <w:rPr>
+                <w:rFonts w:ascii="Calibri" w:hAnsi="Calibri"/>
+                <w:b/>
+                <w:color w:val="4B319B"/>
+                <w:sz w:val="16"/>
+              </w:rPr>
+              <w:t>BOTSCHAFT</w:t>
+            </w:r>
+          </w:p>
+          <w:p>
+            <w:r>
+              <w:rPr>
+                <w:rFonts w:ascii="Calibri" w:hAnsi="Calibri"/>
+                <w:color w:val="333333"/>
+                <w:sz w:val="18"/>
+              </w:rPr>
+              <w:t>«Jetzt investieren.»  /  «Wirkung ab CHF 50.»  /  Klare, einfache Handlungsaufforderung.</w:t>
+            </w:r>
+          </w:p>
+        </w:tc>
+        <w:tc>
+          <w:tcPr>
+            <w:tcW w:type="dxa" w:w="2871"/>
+            <w:shd w:val="clear" w:color="auto" w:fill="F7F3FF"/>
+            <w:tcMar>
+              <w:top w:w="90" w:type="dxa"/>
+              <w:bottom w:w="90" w:type="dxa"/>
+              <w:left w:w="100" w:type="dxa"/>
+              <w:right w:w="100" w:type="dxa"/>
+            </w:tcMar>
+          </w:tcPr>
+          <w:p>
+            <w:r>
+              <w:rPr>
+                <w:rFonts w:ascii="Calibri" w:hAnsi="Calibri"/>
+                <w:b/>
+                <w:color w:val="4B319B"/>
+                <w:sz w:val="16"/>
+              </w:rPr>
+              <w:t>ZUR NÄCHSTEN STUFE</w:t>
+            </w:r>
+          </w:p>
+          <w:p>
+            <w:r>
+              <w:rPr>
+                <w:rFonts w:ascii="Calibri" w:hAnsi="Calibri"/>
+                <w:color w:val="333333"/>
+                <w:sz w:val="18"/>
+              </w:rPr>
+              <w:t>Ziel: Investmententscheidung auslösen. Retail ohne Hürden. Professionell mit Begleitung.</w:t>
+              <w:br/>
+              <w:br/>
+              <w:t>Wer kommt weiter? Alle, die sich entschieden haben — Retail digital, Profis über persönlichen Kontakt.</w:t>
+            </w:r>
+          </w:p>
+        </w:tc>
+      </w:tr>
+    </w:tbl>
+    <w:p>
+      <w:pPr>
+        <w:spacing w:after="120"/>
+      </w:pPr>
+    </w:p>
+    <w:p>
+      <w:pPr>
+        <w:spacing w:before="120" w:after="120"/>
+        <w:pBdr>
+          <w:bottom w:val="single" w:sz="4" w:space="1" w:color="a176f4"/>
+        </w:pBdr>
+      </w:pPr>
+    </w:p>
+    <w:p>
+      <w:pPr>
+        <w:spacing w:before="360" w:after="120"/>
       </w:pPr>
       <w:r>
         <w:rPr>
           <w:rFonts w:ascii="Calibri" w:hAnsi="Calibri"/>
           <w:b/>
-          <w:color w:val="1A1033"/>
-          <w:sz w:val="26"/>
+          <w:i w:val="0"/>
+          <w:color w:val="4B319B"/>
+          <w:sz w:val="32"/>
         </w:rPr>
-        <w:t>Radikale Transparenz als Differenzierungshebel</w:t>
+        <w:t>6.  Die Kommunikationselemente</w:t>
       </w:r>
     </w:p>
     <w:p>
       <w:pPr>
-        <w:spacing w:after="160"/>
+        <w:spacing w:after="140"/>
       </w:pPr>
       <w:r>
         <w:rPr>
           <w:rFonts w:ascii="Calibri" w:hAnsi="Calibri"/>
+          <w:b w:val="0"/>
           <w:i w:val="0"/>
-          <w:color w:val="444444"/>
+          <w:color w:val="333333"/>
           <w:sz w:val="21"/>
         </w:rPr>
-        <w:t>Gecappte Löhne, sichtbare Mittelverwendung, die fünf Tierschutzprojekte — alles direkt sichtbar, nicht gestaffelt. Das ist kein Beiwerk, das ist der Beweis.</w:t>
+        <w:t>Die acht Kommunikationselemente sind nach der Umsetzungslogik priorisiert: Fundament → Marke → Botschaft → Sichtbarkeit → Reichweite. Jedes Element enthält die strategische Begründung — das Warum ist ebenso wichtig wie das Was.</w:t>
       </w:r>
     </w:p>
     <w:p>
       <w:pPr>
-        <w:spacing w:before="200" w:after="120"/>
+        <w:spacing w:before="240" w:after="80"/>
       </w:pPr>
       <w:r>
         <w:rPr>
           <w:rFonts w:ascii="Calibri" w:hAnsi="Calibri"/>
           <w:b/>
+          <w:i w:val="0"/>
           <w:color w:val="1A1033"/>
-          <w:sz w:val="26"/>
+          <w:sz w:val="24"/>
         </w:rPr>
-        <w:t>Personenzentriert</w:t>
+        <w:t>6.1  Logo und Branding — schärfen</w:t>
       </w:r>
     </w:p>
     <w:p>
       <w:pPr>
-        <w:spacing w:after="160"/>
+        <w:spacing w:after="140"/>
       </w:pPr>
       <w:r>
         <w:rPr>
           <w:rFonts w:ascii="Calibri" w:hAnsi="Calibri"/>
+          <w:b w:val="0"/>
           <w:i w:val="0"/>
-          <w:color w:val="444444"/>
+          <w:color w:val="333333"/>
           <w:sz w:val="21"/>
         </w:rPr>
-        <w:t>Viktor als öffentliche Persönlichkeit, flankiert von Lydia. Persönliche Profile sind in dieser Grösse um ein Vielfaches wirksamer als ein Unternehmensauftritt.</w:t>
+        <w:t>Das Branding-System steht: DM Sans, Farbpalette (Navy #142233 / Clay #BD5435 / Ivory #F7EFE0 + 8 Sekundärfarben), drei Logo-Varianten. Das visuelle Grundsystem ist stark. Die strategische Aufgabe ist jetzt, die Rollentrennung sauber visuell zu verankern: Beastly als emotionaler Markenauftritt, Chipiron als diskreter Absender. Solange diese Architektur nicht klar geführt wird, sendet jede Massnahme ein widersprüchliches Signal.</w:t>
       </w:r>
     </w:p>
     <w:p>
       <w:pPr>
-        <w:spacing w:before="80" w:after="80"/>
-        <w:pBdr>
-          <w:bottom w:val="single" w:sz="4" w:space="1" w:color="a176f4"/>
-        </w:pBdr>
+        <w:spacing w:after="140"/>
+      </w:pPr>
+      <w:r>
+        <w:rPr>
+          <w:rFonts w:ascii="Calibri" w:hAnsi="Calibri"/>
+          <w:b w:val="0"/>
+          <w:i w:val="0"/>
+          <w:color w:val="333333"/>
+          <w:sz w:val="21"/>
+        </w:rPr>
+        <w:t>Die duale Bildwelt (starke vs. schützenswerte Tiere) muss als konsistentes visuelles System ausgebaut werden — nicht als einmaliger Designentscheid.</w:t>
+      </w:r>
+    </w:p>
+    <w:tbl>
+      <w:tblPr>
+        <w:tblStyle w:val="TableGrid"/>
+        <w:tblW w:type="auto" w:w="0"/>
+        <w:tblLook w:firstColumn="1" w:firstRow="1" w:lastColumn="0" w:lastRow="0" w:noHBand="0" w:noVBand="1" w:val="04A0"/>
+      </w:tblPr>
+      <w:tblGrid>
+        <w:gridCol w:w="8612"/>
+      </w:tblGrid>
+      <w:tr>
+        <w:tc>
+          <w:tcPr>
+            <w:tcW w:type="dxa" w:w="8612"/>
+            <w:shd w:val="clear" w:color="auto" w:fill="EDF2FB"/>
+            <w:tcMar>
+              <w:top w:w="80" w:type="dxa"/>
+              <w:bottom w:w="80" w:type="dxa"/>
+              <w:left w:w="120" w:type="dxa"/>
+              <w:right w:w="120" w:type="dxa"/>
+            </w:tcMar>
+          </w:tcPr>
+          <w:p>
+            <w:r>
+              <w:rPr>
+                <w:rFonts w:ascii="Calibri" w:hAnsi="Calibri"/>
+                <w:b/>
+                <w:i w:val="0"/>
+                <w:color w:val="4B319B"/>
+                <w:sz w:val="17"/>
+              </w:rPr>
+              <w:t xml:space="preserve">WARUM  </w:t>
+            </w:r>
+            <w:r>
+              <w:rPr>
+                <w:rFonts w:ascii="Calibri" w:hAnsi="Calibri"/>
+                <w:b w:val="0"/>
+                <w:i w:val="0"/>
+                <w:color w:val="1A1033"/>
+                <w:sz w:val="19"/>
+              </w:rPr>
+              <w:t>Das Branding ist die Sprache, in der alles andere kommuniziert wird. Ohne saubere Rollenklärung auf visueller Ebene ist jeder Kanal inkonsistent. Erst wenn die Markenarchitektur klar ist, kann konsequent gebaut werden.</w:t>
+            </w:r>
+          </w:p>
+        </w:tc>
+      </w:tr>
+    </w:tbl>
+    <w:p>
+      <w:pPr>
+        <w:spacing w:after="80"/>
       </w:pPr>
     </w:p>
     <w:p>
       <w:pPr>
-        <w:spacing w:before="320" w:after="120"/>
+        <w:spacing w:before="240" w:after="80"/>
       </w:pPr>
       <w:r>
         <w:rPr>
           <w:rFonts w:ascii="Calibri" w:hAnsi="Calibri"/>
           <w:b/>
-          <w:color w:val="4B319B"/>
-          <w:sz w:val="32"/>
+          <w:i w:val="0"/>
+          <w:color w:val="1A1033"/>
+          <w:sz w:val="24"/>
         </w:rPr>
-        <w:t>5. Der Kommunikationsfunnel</w:t>
+        <w:t>6.2  Webseite — überarbeiten</w:t>
       </w:r>
     </w:p>
     <w:p>
       <w:pPr>
-        <w:pStyle w:val="ListBullet"/>
-        <w:spacing w:after="60"/>
+        <w:spacing w:after="140"/>
+      </w:pPr>
+      <w:r>
+        <w:rPr>
+          <w:rFonts w:ascii="Calibri" w:hAnsi="Calibri"/>
+          <w:b w:val="0"/>
+          <w:i w:val="0"/>
+          <w:color w:val="333333"/>
+          <w:sz w:val="21"/>
+        </w:rPr>
+        <w:t>Die Website ist nicht der Akquise-Kanal, sondern der Vertrauensschritt im Funnel. Sie wird von Menschen besucht, die sich bereits interessieren und mehr wissen wollen. Heute zeigt die Seite Werte, aber lebt sie nicht: Gesichter fehlen, die Gründerstory ist kaum sichtbar, die Substanz (Löhne, Mittelverwendung, Projektstruktur) ist nicht direkt zugänglich.</w:t>
+      </w:r>
+    </w:p>
+    <w:p>
+      <w:pPr>
+        <w:spacing w:after="140"/>
+      </w:pPr>
+      <w:r>
+        <w:rPr>
+          <w:rFonts w:ascii="Calibri" w:hAnsi="Calibri"/>
+          <w:b w:val="0"/>
+          <w:i w:val="0"/>
+          <w:color w:val="333333"/>
+          <w:sz w:val="21"/>
+        </w:rPr>
+        <w:t>Das Design wird überarbeitet (Fabio erarbeitet das visuelle Mockup parallel zu dieser Strategie — es wird als Bestandteil dieser Strategie ergänzt). Inhaltlich wird volle Transparenz als sichtbare Stärke direkt zugänglich gemacht, nicht gestaffelt.</w:t>
+      </w:r>
+    </w:p>
+    <w:tbl>
+      <w:tblPr>
+        <w:tblStyle w:val="TableGrid"/>
+        <w:tblW w:type="auto" w:w="0"/>
+        <w:tblLook w:firstColumn="1" w:firstRow="1" w:lastColumn="0" w:lastRow="0" w:noHBand="0" w:noVBand="1" w:val="04A0"/>
+      </w:tblPr>
+      <w:tblGrid>
+        <w:gridCol w:w="8612"/>
+      </w:tblGrid>
+      <w:tr>
+        <w:tc>
+          <w:tcPr>
+            <w:tcW w:type="dxa" w:w="8612"/>
+            <w:shd w:val="clear" w:color="auto" w:fill="EDF2FB"/>
+            <w:tcMar>
+              <w:top w:w="80" w:type="dxa"/>
+              <w:bottom w:w="80" w:type="dxa"/>
+              <w:left w:w="120" w:type="dxa"/>
+              <w:right w:w="120" w:type="dxa"/>
+            </w:tcMar>
+          </w:tcPr>
+          <w:p>
+            <w:r>
+              <w:rPr>
+                <w:rFonts w:ascii="Calibri" w:hAnsi="Calibri"/>
+                <w:b/>
+                <w:i w:val="0"/>
+                <w:color w:val="4B319B"/>
+                <w:sz w:val="17"/>
+              </w:rPr>
+              <w:t xml:space="preserve">WARUM  </w:t>
+            </w:r>
+            <w:r>
+              <w:rPr>
+                <w:rFonts w:ascii="Calibri" w:hAnsi="Calibri"/>
+                <w:b w:val="0"/>
+                <w:i w:val="0"/>
+                <w:color w:val="1A1033"/>
+                <w:sz w:val="19"/>
+              </w:rPr>
+              <w:t>Die Webseite ist der einzige Ort, der vollständig kontrolliert wird. Sie muss die Vertrauensfrage beantworten — nicht durch Versprechen, sondern durch Beweis. Wer die Seite verlässt ohne Vertrauen gewonnen zu haben, investiert nicht.</w:t>
+            </w:r>
+          </w:p>
+        </w:tc>
+      </w:tr>
+    </w:tbl>
+    <w:p>
+      <w:pPr>
+        <w:spacing w:after="80"/>
+      </w:pPr>
+    </w:p>
+    <w:p>
+      <w:pPr>
+        <w:spacing w:before="240" w:after="80"/>
       </w:pPr>
       <w:r>
         <w:rPr>
           <w:rFonts w:ascii="Calibri" w:hAnsi="Calibri"/>
           <w:b/>
-          <w:color w:val="444444"/>
-          <w:sz w:val="21"/>
+          <w:i w:val="0"/>
+          <w:color w:val="1A1033"/>
+          <w:sz w:val="24"/>
         </w:rPr>
-        <w:t xml:space="preserve">Aufmerksamkeit: </w:t>
+        <w:t>6.3  Personal Branding — Viktor Ackermann</w:t>
       </w:r>
+    </w:p>
+    <w:p>
+      <w:pPr>
+        <w:spacing w:after="140"/>
+      </w:pPr>
       <w:r>
         <w:rPr>
           <w:rFonts w:ascii="Calibri" w:hAnsi="Calibri"/>
-          <w:color w:val="444444"/>
+          <w:b w:val="0"/>
+          <w:i w:val="0"/>
+          <w:color w:val="333333"/>
           <w:sz w:val="21"/>
         </w:rPr>
-        <w:t>Viktors Personal Branding auf LinkedIn, Awareness-Ads, organisches Social-Media-Grundrauschen — emotionale Hooks und mutige Haltung, die auffallen.</w:t>
+        <w:t>Viktor baut ein LinkedIn-Profil als öffentliche Persönlichkeit auf — mit doppeltem Auftrag: Aufmerksamkeit generieren und Vertrauen aufbauen. Lydia flankiert, Viktor ist der Hauptakteur. Sein Profil ist kein ergänzendes Instrument — es ist der wichtigste Kommunikationskanal in der gesamten Strategie.</w:t>
       </w:r>
     </w:p>
     <w:p>
       <w:pPr>
-        <w:pStyle w:val="ListBullet"/>
-        <w:spacing w:after="60"/>
+        <w:spacing w:after="140"/>
+      </w:pPr>
+      <w:r>
+        <w:rPr>
+          <w:rFonts w:ascii="Calibri" w:hAnsi="Calibri"/>
+          <w:b w:val="0"/>
+          <w:i w:val="0"/>
+          <w:color w:val="333333"/>
+          <w:sz w:val="21"/>
+        </w:rPr>
+        <w:t>Personenzentriertes Content: Haltung, Gründerstory, FourGive-Momente, Investment-Reflexionen. Nicht selbst-promotend, sondern überzeugend durch Substanz.</w:t>
+      </w:r>
+    </w:p>
+    <w:tbl>
+      <w:tblPr>
+        <w:tblStyle w:val="TableGrid"/>
+        <w:tblW w:type="auto" w:w="0"/>
+        <w:tblLook w:firstColumn="1" w:firstRow="1" w:lastColumn="0" w:lastRow="0" w:noHBand="0" w:noVBand="1" w:val="04A0"/>
+      </w:tblPr>
+      <w:tblGrid>
+        <w:gridCol w:w="8612"/>
+      </w:tblGrid>
+      <w:tr>
+        <w:tc>
+          <w:tcPr>
+            <w:tcW w:type="dxa" w:w="8612"/>
+            <w:shd w:val="clear" w:color="auto" w:fill="EDF2FB"/>
+            <w:tcMar>
+              <w:top w:w="80" w:type="dxa"/>
+              <w:bottom w:w="80" w:type="dxa"/>
+              <w:left w:w="120" w:type="dxa"/>
+              <w:right w:w="120" w:type="dxa"/>
+            </w:tcMar>
+          </w:tcPr>
+          <w:p>
+            <w:r>
+              <w:rPr>
+                <w:rFonts w:ascii="Calibri" w:hAnsi="Calibri"/>
+                <w:b/>
+                <w:i w:val="0"/>
+                <w:color w:val="4B319B"/>
+                <w:sz w:val="17"/>
+              </w:rPr>
+              <w:t xml:space="preserve">WARUM  </w:t>
+            </w:r>
+            <w:r>
+              <w:rPr>
+                <w:rFonts w:ascii="Calibri" w:hAnsi="Calibri"/>
+                <w:b w:val="0"/>
+                <w:i w:val="0"/>
+                <w:color w:val="1A1033"/>
+                <w:sz w:val="19"/>
+              </w:rPr>
+              <w:t>«Vertrauen entsteht über Menschen, Bilder, Momente und Nahbarkeit.» Persönliche LinkedIn-Profile sind in dieser Grösse um ein Vielfaches wirksamer als Unternehmens- oder Markenprofile. Viktor ist die glaubwürdigste Stimme für Beastly — weil er das Produkt nicht nur führt, sondern lebt. Ohne diese menschliche Ebene bleibt Beastly abstrakt.</w:t>
+            </w:r>
+          </w:p>
+        </w:tc>
+      </w:tr>
+    </w:tbl>
+    <w:p>
+      <w:pPr>
+        <w:spacing w:after="80"/>
+      </w:pPr>
+    </w:p>
+    <w:p>
+      <w:pPr>
+        <w:spacing w:before="240" w:after="80"/>
       </w:pPr>
       <w:r>
         <w:rPr>
           <w:rFonts w:ascii="Calibri" w:hAnsi="Calibri"/>
           <w:b/>
-          <w:color w:val="444444"/>
-          <w:sz w:val="21"/>
+          <w:i w:val="0"/>
+          <w:color w:val="1A1033"/>
+          <w:sz w:val="24"/>
         </w:rPr>
-        <w:t xml:space="preserve">Neugier: </w:t>
+        <w:t>6.4  Repräsentationsmaterial — Pitch Deck</w:t>
       </w:r>
+    </w:p>
+    <w:p>
+      <w:pPr>
+        <w:spacing w:after="140"/>
+      </w:pPr>
       <w:r>
         <w:rPr>
           <w:rFonts w:ascii="Calibri" w:hAnsi="Calibri"/>
-          <w:color w:val="444444"/>
+          <w:b w:val="0"/>
+          <w:i w:val="0"/>
+          <w:color w:val="333333"/>
           <w:sz w:val="21"/>
         </w:rPr>
-        <w:t>Gründerstory rund um FourGive und die ungewöhnliche Kombination aus Raubtier-Codes und Tierschutz.</w:t>
+        <w:t>Ein emotionales Pitch Deck, das faktisch abholt und gleichzeitig berührt. Viktor und Lydia führen alle Verkaufsgespräche direkt — kein eigenständiges Leave-Behind ist nötig. Das Deck muss die dramaturgische Kurve abbilden: Emotion → Vertrauen → Performance. Die Gründerstory kommt zuerst. Die Struktur kommt danach. Die Zahlen kommen am Ende.</w:t>
       </w:r>
     </w:p>
+    <w:tbl>
+      <w:tblPr>
+        <w:tblStyle w:val="TableGrid"/>
+        <w:tblW w:type="auto" w:w="0"/>
+        <w:tblLook w:firstColumn="1" w:firstRow="1" w:lastColumn="0" w:lastRow="0" w:noHBand="0" w:noVBand="1" w:val="04A0"/>
+      </w:tblPr>
+      <w:tblGrid>
+        <w:gridCol w:w="8612"/>
+      </w:tblGrid>
+      <w:tr>
+        <w:tc>
+          <w:tcPr>
+            <w:tcW w:type="dxa" w:w="8612"/>
+            <w:shd w:val="clear" w:color="auto" w:fill="EDF2FB"/>
+            <w:tcMar>
+              <w:top w:w="80" w:type="dxa"/>
+              <w:bottom w:w="80" w:type="dxa"/>
+              <w:left w:w="120" w:type="dxa"/>
+              <w:right w:w="120" w:type="dxa"/>
+            </w:tcMar>
+          </w:tcPr>
+          <w:p>
+            <w:r>
+              <w:rPr>
+                <w:rFonts w:ascii="Calibri" w:hAnsi="Calibri"/>
+                <w:b/>
+                <w:i w:val="0"/>
+                <w:color w:val="4B319B"/>
+                <w:sz w:val="17"/>
+              </w:rPr>
+              <w:t xml:space="preserve">WARUM  </w:t>
+            </w:r>
+            <w:r>
+              <w:rPr>
+                <w:rFonts w:ascii="Calibri" w:hAnsi="Calibri"/>
+                <w:b w:val="0"/>
+                <w:i w:val="0"/>
+                <w:color w:val="1A1033"/>
+                <w:sz w:val="19"/>
+              </w:rPr>
+              <w:t>Wer emotional berührt wird, hört zu. Wer vertraut, prüft. Wer überzeugt ist, investiert. Ein rein faktisches Pitch Deck überspringt die ersten beiden Stufen — und verliert genau die Investoren, die eigentlich offen wären.</w:t>
+            </w:r>
+          </w:p>
+        </w:tc>
+      </w:tr>
+    </w:tbl>
     <w:p>
       <w:pPr>
-        <w:pStyle w:val="ListBullet"/>
-        <w:spacing w:after="60"/>
+        <w:spacing w:after="80"/>
+      </w:pPr>
+    </w:p>
+    <w:p>
+      <w:pPr>
+        <w:spacing w:before="240" w:after="80"/>
       </w:pPr>
       <w:r>
         <w:rPr>
           <w:rFonts w:ascii="Calibri" w:hAnsi="Calibri"/>
           <w:b/>
-          <w:color w:val="444444"/>
-          <w:sz w:val="21"/>
+          <w:i w:val="0"/>
+          <w:color w:val="1A1033"/>
+          <w:sz w:val="24"/>
         </w:rPr>
-        <w:t xml:space="preserve">Vertrauen: </w:t>
+        <w:t>6.5  Partnerschaften — FourGive</w:t>
       </w:r>
+    </w:p>
+    <w:p>
+      <w:pPr>
+        <w:spacing w:after="140"/>
+      </w:pPr>
       <w:r>
         <w:rPr>
           <w:rFonts w:ascii="Calibri" w:hAnsi="Calibri"/>
-          <w:color w:val="444444"/>
+          <w:b w:val="0"/>
+          <w:i w:val="0"/>
+          <w:color w:val="333333"/>
           <w:sz w:val="21"/>
         </w:rPr>
-        <w:t>Website und durchgehende Transparenz — wir zeigen, dass wir nichts verstecken.</w:t>
+        <w:t>FourGive ist keine akquirierte Partnerschaft — es ist die Gründungsgeschichte. Die Tierklinik, in der die Idee zu Beastly entstand. Genau deshalb ist sie kommunikativ so wertvoll: als lebender Beweis der Überzeugung, nicht als Kampagnenelement. FourGive wird eines der fünf Tierschutzprojekte 2026 sein. Da die Projekte jährlich wechseln, wird es nicht als feste Partnerschaft kommuniziert, sondern als prägender Bestandteil der Gründerstory.</w:t>
       </w:r>
     </w:p>
+    <w:tbl>
+      <w:tblPr>
+        <w:tblStyle w:val="TableGrid"/>
+        <w:tblW w:type="auto" w:w="0"/>
+        <w:tblLook w:firstColumn="1" w:firstRow="1" w:lastColumn="0" w:lastRow="0" w:noHBand="0" w:noVBand="1" w:val="04A0"/>
+      </w:tblPr>
+      <w:tblGrid>
+        <w:gridCol w:w="8612"/>
+      </w:tblGrid>
+      <w:tr>
+        <w:tc>
+          <w:tcPr>
+            <w:tcW w:type="dxa" w:w="8612"/>
+            <w:shd w:val="clear" w:color="auto" w:fill="EDF2FB"/>
+            <w:tcMar>
+              <w:top w:w="80" w:type="dxa"/>
+              <w:bottom w:w="80" w:type="dxa"/>
+              <w:left w:w="120" w:type="dxa"/>
+              <w:right w:w="120" w:type="dxa"/>
+            </w:tcMar>
+          </w:tcPr>
+          <w:p>
+            <w:r>
+              <w:rPr>
+                <w:rFonts w:ascii="Calibri" w:hAnsi="Calibri"/>
+                <w:b/>
+                <w:i w:val="0"/>
+                <w:color w:val="4B319B"/>
+                <w:sz w:val="17"/>
+              </w:rPr>
+              <w:t xml:space="preserve">WARUM  </w:t>
+            </w:r>
+            <w:r>
+              <w:rPr>
+                <w:rFonts w:ascii="Calibri" w:hAnsi="Calibri"/>
+                <w:b w:val="0"/>
+                <w:i w:val="0"/>
+                <w:color w:val="1A1033"/>
+                <w:sz w:val="19"/>
+              </w:rPr>
+              <w:t>FourGive darf nie instrumentalisiert werden — das würde die Echtheit zerstören, die Beastly ausmacht. Der Wert liegt in der Authentizität, nicht in der Verwendung als Marketinginstrument.</w:t>
+            </w:r>
+          </w:p>
+        </w:tc>
+      </w:tr>
+    </w:tbl>
     <w:p>
       <w:pPr>
-        <w:pStyle w:val="ListBullet"/>
-        <w:spacing w:after="60"/>
+        <w:spacing w:after="80"/>
+      </w:pPr>
+    </w:p>
+    <w:p>
+      <w:pPr>
+        <w:spacing w:before="240" w:after="80"/>
       </w:pPr>
       <w:r>
         <w:rPr>
           <w:rFonts w:ascii="Calibri" w:hAnsi="Calibri"/>
           <w:b/>
-          <w:color w:val="444444"/>
-          <w:sz w:val="21"/>
+          <w:i w:val="0"/>
+          <w:color w:val="1A1033"/>
+          <w:sz w:val="24"/>
         </w:rPr>
-        <w:t xml:space="preserve">Erklärung: </w:t>
+        <w:t>6.6  Social Media Posting — drei Kanäle</w:t>
       </w:r>
+    </w:p>
+    <w:p>
+      <w:pPr>
+        <w:spacing w:after="140"/>
+      </w:pPr>
       <w:r>
         <w:rPr>
           <w:rFonts w:ascii="Calibri" w:hAnsi="Calibri"/>
-          <w:color w:val="444444"/>
+          <w:b w:val="0"/>
+          <w:i w:val="0"/>
+          <w:color w:val="333333"/>
           <w:sz w:val="21"/>
         </w:rPr>
-        <w:t>Beweistiefe für professionelle Investoren: Struktur, Governance, Reporting, KI-basierte Bewertungslogik.</w:t>
+        <w:t>Drei Kanäle, unterschiedliche Schwerpunkte — alle kommunizieren immer beide Botschaften: Investieren UND Tierwohl.</w:t>
       </w:r>
     </w:p>
     <w:p>
       <w:pPr>
         <w:pStyle w:val="ListBullet"/>
         <w:spacing w:after="60"/>
+      </w:pPr>
+      <w:r>
+        <w:rPr>
+          <w:rFonts w:ascii="Calibri" w:hAnsi="Calibri"/>
+          <w:b w:val="0"/>
+          <w:i w:val="0"/>
+          <w:color w:val="333333"/>
+          <w:sz w:val="21"/>
+        </w:rPr>
+        <w:t>LinkedIn (Hauptempfehlung): professionell und nahbar, längere Inhalte, Vertrauen und Expertise</w:t>
+      </w:r>
+    </w:p>
+    <w:p>
+      <w:pPr>
+        <w:pStyle w:val="ListBullet"/>
+        <w:spacing w:after="60"/>
+      </w:pPr>
+      <w:r>
+        <w:rPr>
+          <w:rFonts w:ascii="Calibri" w:hAnsi="Calibri"/>
+          <w:b w:val="0"/>
+          <w:i w:val="0"/>
+          <w:color w:val="333333"/>
+          <w:sz w:val="21"/>
+        </w:rPr>
+        <w:t>TikTok (strategische Option): Persönlichkeit und Gesichter im Vordergrund, kurze authentische Formate</w:t>
+      </w:r>
+    </w:p>
+    <w:p>
+      <w:pPr>
+        <w:pStyle w:val="ListBullet"/>
+        <w:spacing w:after="60"/>
+      </w:pPr>
+      <w:r>
+        <w:rPr>
+          <w:rFonts w:ascii="Calibri" w:hAnsi="Calibri"/>
+          <w:b w:val="0"/>
+          <w:i w:val="0"/>
+          <w:color w:val="333333"/>
+          <w:sz w:val="21"/>
+        </w:rPr>
+        <w:t>Instagram/Meta (strategische Option): visuelle Stärke, Schwerpunkt Tierschutz und Emotion</w:t>
+      </w:r>
+    </w:p>
+    <w:p>
+      <w:pPr>
+        <w:spacing w:after="140"/>
+      </w:pPr>
+      <w:r>
+        <w:rPr>
+          <w:rFonts w:ascii="Calibri" w:hAnsi="Calibri"/>
+          <w:b w:val="0"/>
+          <w:i w:val="0"/>
+          <w:color w:val="333333"/>
+          <w:sz w:val="21"/>
+        </w:rPr>
+        <w:t>Der Markenkanal ist der Hintergrund — Viktors Profil ist der Hauptmotor.</w:t>
+      </w:r>
+    </w:p>
+    <w:tbl>
+      <w:tblPr>
+        <w:tblStyle w:val="TableGrid"/>
+        <w:tblW w:type="auto" w:w="0"/>
+        <w:tblLook w:firstColumn="1" w:firstRow="1" w:lastColumn="0" w:lastRow="0" w:noHBand="0" w:noVBand="1" w:val="04A0"/>
+      </w:tblPr>
+      <w:tblGrid>
+        <w:gridCol w:w="8612"/>
+      </w:tblGrid>
+      <w:tr>
+        <w:tc>
+          <w:tcPr>
+            <w:tcW w:type="dxa" w:w="8612"/>
+            <w:shd w:val="clear" w:color="auto" w:fill="EDF2FB"/>
+            <w:tcMar>
+              <w:top w:w="80" w:type="dxa"/>
+              <w:bottom w:w="80" w:type="dxa"/>
+              <w:left w:w="120" w:type="dxa"/>
+              <w:right w:w="120" w:type="dxa"/>
+            </w:tcMar>
+          </w:tcPr>
+          <w:p>
+            <w:r>
+              <w:rPr>
+                <w:rFonts w:ascii="Calibri" w:hAnsi="Calibri"/>
+                <w:b/>
+                <w:i w:val="0"/>
+                <w:color w:val="4B319B"/>
+                <w:sz w:val="17"/>
+              </w:rPr>
+              <w:t xml:space="preserve">WARUM  </w:t>
+            </w:r>
+            <w:r>
+              <w:rPr>
+                <w:rFonts w:ascii="Calibri" w:hAnsi="Calibri"/>
+                <w:b w:val="0"/>
+                <w:i w:val="0"/>
+                <w:color w:val="1A1033"/>
+                <w:sz w:val="19"/>
+              </w:rPr>
+              <w:t>Drei Kanäle weil: unterschiedliche Zielgruppen, unterschiedliche Aggregatzustände. LinkedIn erreicht professionelle Investoren und erlaubt tiefere Inhalte. TikTok ist der ehrlichste Kanal für Persönlichkeit. Instagram übersetzt Tierwohl-Emotionen visuell. Kein Kanal reicht allein.</w:t>
+            </w:r>
+          </w:p>
+        </w:tc>
+      </w:tr>
+    </w:tbl>
+    <w:p>
+      <w:pPr>
+        <w:spacing w:after="80"/>
+      </w:pPr>
+    </w:p>
+    <w:p>
+      <w:pPr>
+        <w:spacing w:before="240" w:after="80"/>
       </w:pPr>
       <w:r>
         <w:rPr>
           <w:rFonts w:ascii="Calibri" w:hAnsi="Calibri"/>
           <w:b/>
-          <w:color w:val="444444"/>
-          <w:sz w:val="21"/>
+          <w:i w:val="0"/>
+          <w:color w:val="1A1033"/>
+          <w:sz w:val="24"/>
         </w:rPr>
-        <w:t xml:space="preserve">Entscheidung: </w:t>
+        <w:t>6.7  Events — Swiss Funds Anlass 16.09.2026</w:t>
       </w:r>
+    </w:p>
+    <w:p>
+      <w:pPr>
+        <w:spacing w:after="140"/>
+      </w:pPr>
       <w:r>
         <w:rPr>
           <w:rFonts w:ascii="Calibri" w:hAnsi="Calibri"/>
-          <w:color w:val="444444"/>
+          <w:b w:val="0"/>
+          <w:i w:val="0"/>
+          <w:color w:val="333333"/>
           <w:sz w:val="21"/>
         </w:rPr>
-        <w:t>Niedrigschwellig ab CHF 50, über Conversion-Ads und klare Handlungsaufforderung — sobald das Fundament steht.</w:t>
+        <w:t>Der Swiss Funds Anlass von Norbert Bernhard am 16.09.2026 ist nicht Beastlys eigener Event — es ist eine Auftrittschance in einem hochwertigen Umfeld. Mit Simonetta Sommaruga und Norbert Bernhard als Kontext signalisiert dieser Anlass: Das ist genau das Finanzmarkt-Umfeld, in dem Beastly langfristig gehört werden will. Präsenz hier baut Glaubwürdigkeit in der richtigen Community auf — ohne dass Beastly schon alles fertig haben muss.</w:t>
       </w:r>
     </w:p>
+    <w:tbl>
+      <w:tblPr>
+        <w:tblStyle w:val="TableGrid"/>
+        <w:tblW w:type="auto" w:w="0"/>
+        <w:tblLook w:firstColumn="1" w:firstRow="1" w:lastColumn="0" w:lastRow="0" w:noHBand="0" w:noVBand="1" w:val="04A0"/>
+      </w:tblPr>
+      <w:tblGrid>
+        <w:gridCol w:w="8612"/>
+      </w:tblGrid>
+      <w:tr>
+        <w:tc>
+          <w:tcPr>
+            <w:tcW w:type="dxa" w:w="8612"/>
+            <w:shd w:val="clear" w:color="auto" w:fill="EDF2FB"/>
+            <w:tcMar>
+              <w:top w:w="80" w:type="dxa"/>
+              <w:bottom w:w="80" w:type="dxa"/>
+              <w:left w:w="120" w:type="dxa"/>
+              <w:right w:w="120" w:type="dxa"/>
+            </w:tcMar>
+          </w:tcPr>
+          <w:p>
+            <w:r>
+              <w:rPr>
+                <w:rFonts w:ascii="Calibri" w:hAnsi="Calibri"/>
+                <w:b/>
+                <w:i w:val="0"/>
+                <w:color w:val="4B319B"/>
+                <w:sz w:val="17"/>
+              </w:rPr>
+              <w:t xml:space="preserve">WARUM  </w:t>
+            </w:r>
+            <w:r>
+              <w:rPr>
+                <w:rFonts w:ascii="Calibri" w:hAnsi="Calibri"/>
+                <w:b w:val="0"/>
+                <w:i w:val="0"/>
+                <w:color w:val="1A1033"/>
+                <w:sz w:val="19"/>
+              </w:rPr>
+              <w:t>Events dieser Qualität können nicht gebucht werden — sie müssen sich ergeben. Diese Chance strategisch zu nutzen bedeutet: Klar auftreten, offen vernetzen, ohne zu überwältigen. Beastly zeigt sich als seriöser Player, nicht als Pitch.</w:t>
+            </w:r>
+          </w:p>
+        </w:tc>
+      </w:tr>
+    </w:tbl>
     <w:p>
       <w:pPr>
-        <w:spacing w:before="80" w:after="80"/>
-        <w:pBdr>
-          <w:bottom w:val="single" w:sz="4" w:space="1" w:color="a176f4"/>
-        </w:pBdr>
+        <w:spacing w:after="80"/>
       </w:pPr>
     </w:p>
     <w:p>
       <w:pPr>
-        <w:spacing w:before="320" w:after="120"/>
+        <w:spacing w:before="240" w:after="80"/>
       </w:pPr>
       <w:r>
         <w:rPr>
           <w:rFonts w:ascii="Calibri" w:hAnsi="Calibri"/>
           <w:b/>
-          <w:color w:val="4B319B"/>
-          <w:sz w:val="32"/>
+          <w:i w:val="0"/>
+          <w:color w:val="1A1033"/>
+          <w:sz w:val="24"/>
         </w:rPr>
-        <w:t>6. Die einzelnen Elemente</w:t>
+        <w:t>6.8  Social Media Ads — zwei Phasen</w:t>
       </w:r>
     </w:p>
     <w:p>
       <w:pPr>
-        <w:spacing w:before="200" w:after="120"/>
+        <w:spacing w:after="140"/>
       </w:pPr>
       <w:r>
         <w:rPr>
           <w:rFonts w:ascii="Calibri" w:hAnsi="Calibri"/>
-          <w:b/>
-          <w:color w:val="1A1033"/>
-          <w:sz w:val="26"/>
+          <w:b w:val="0"/>
+          <w:i w:val="0"/>
+          <w:color w:val="333333"/>
+          <w:sz w:val="21"/>
         </w:rPr>
-        <w:t>6.1  Logo und Branding (schärfen)</w:t>
+        <w:t>Phase 1 — Awareness: Reichweite aufbauen, erste Berührungspunkte erzeugen, Grundrauschen schaffen. Vor allem LinkedIn, wo die Klickqualität höher und die professionelle Zielgruppe präsent ist. Meta für emotionale Tierwohl-Hooks.</w:t>
       </w:r>
     </w:p>
     <w:p>
       <w:pPr>
-        <w:spacing w:after="160"/>
+        <w:spacing w:after="140"/>
       </w:pPr>
       <w:r>
         <w:rPr>
           <w:rFonts w:ascii="Calibri" w:hAnsi="Calibri"/>
+          <w:b w:val="0"/>
           <w:i w:val="0"/>
-          <w:color w:val="444444"/>
+          <w:color w:val="333333"/>
           <w:sz w:val="21"/>
         </w:rPr>
-        <w:t>Das Branding-System steht: DM Sans als Schrift, Deep Strategic Navy (#142233) als Hauptfarbe, ergänzt durch Impact Clay (#BD5435) und Soft Neutral Ivory (#F7EFE0) plus definierte Secondary-Palette (8 Farben). Drei Logo-Varianten (Primary/Vertical/Logomark). Markenarchitektur: Beastly führt eigenständig, Chipiron erscheint nur als Logo am Rande. Der Designer fordert die Farbpalette im Website-Mockup separat heraus, um die Bildsprache aus starken und schützenswerten Tieren visuell scharf zu ziehen.</w:t>
+        <w:t>Phase 2 — Conversion: Erst wenn das organische Fundament steht und Vertrauen aufgebaut ist, setzt Conversion-Advertising ein. Einstieg ab CHF 50 als konkrete Handlungsaufforderung.</w:t>
       </w:r>
     </w:p>
+    <w:tbl>
+      <w:tblPr>
+        <w:tblStyle w:val="TableGrid"/>
+        <w:tblW w:type="auto" w:w="0"/>
+        <w:tblLook w:firstColumn="1" w:firstRow="1" w:lastColumn="0" w:lastRow="0" w:noHBand="0" w:noVBand="1" w:val="04A0"/>
+      </w:tblPr>
+      <w:tblGrid>
+        <w:gridCol w:w="8612"/>
+      </w:tblGrid>
+      <w:tr>
+        <w:tc>
+          <w:tcPr>
+            <w:tcW w:type="dxa" w:w="8612"/>
+            <w:shd w:val="clear" w:color="auto" w:fill="EDF2FB"/>
+            <w:tcMar>
+              <w:top w:w="80" w:type="dxa"/>
+              <w:bottom w:w="80" w:type="dxa"/>
+              <w:left w:w="120" w:type="dxa"/>
+              <w:right w:w="120" w:type="dxa"/>
+            </w:tcMar>
+          </w:tcPr>
+          <w:p>
+            <w:r>
+              <w:rPr>
+                <w:rFonts w:ascii="Calibri" w:hAnsi="Calibri"/>
+                <w:b/>
+                <w:i w:val="0"/>
+                <w:color w:val="4B319B"/>
+                <w:sz w:val="17"/>
+              </w:rPr>
+              <w:t xml:space="preserve">WARUM  </w:t>
+            </w:r>
+            <w:r>
+              <w:rPr>
+                <w:rFonts w:ascii="Calibri" w:hAnsi="Calibri"/>
+                <w:b w:val="0"/>
+                <w:i w:val="0"/>
+                <w:color w:val="1A1033"/>
+                <w:sz w:val="19"/>
+              </w:rPr>
+              <w:t>Wer Conversion-Ads schaltet, bevor das Grundrauschen steht, verbrennt Budget. Wer nur auf organisch setzt, wächst zu langsam. Sequenz ist der Schlüssel: Fundament → organisch → Awareness-Ads → Conversion.</w:t>
+            </w:r>
+          </w:p>
+        </w:tc>
+      </w:tr>
+    </w:tbl>
     <w:p>
       <w:pPr>
-        <w:spacing w:before="200" w:after="120"/>
-      </w:pPr>
-      <w:r>
-        <w:rPr>
-          <w:rFonts w:ascii="Calibri" w:hAnsi="Calibri"/>
-          <w:b/>
-          <w:color w:val="1A1033"/>
-          <w:sz w:val="26"/>
-        </w:rPr>
-        <w:t>6.2  Repräsentationsmaterial / Sales-Desk (emotionalisieren)</w:t>
-      </w:r>
+        <w:spacing w:after="80"/>
+      </w:pPr>
     </w:p>
     <w:p>
       <w:pPr>
-        <w:spacing w:after="160"/>
-      </w:pPr>
-      <w:r>
-        <w:rPr>
-          <w:rFonts w:ascii="Calibri" w:hAnsi="Calibri"/>
-          <w:i w:val="0"/>
-          <w:color w:val="444444"/>
-          <w:sz w:val="21"/>
-        </w:rPr>
-        <w:t>Im Zentrum steht ein emotionales Pitch Deck, das faktisch abholt und gleichzeitig berührt. Viktor und Lydia führen die Verkaufsgespräche direkt — ein eigenständiges Leave-Behind ist nicht nötig. Das Deck muss die Entscheidungslogik Emotion → Vertrauen → Performance dramaturgisch abbilden.</w:t>
-      </w:r>
-    </w:p>
-    <w:p>
-      <w:pPr>
-        <w:spacing w:before="200" w:after="120"/>
-      </w:pPr>
-      <w:r>
-        <w:rPr>
-          <w:rFonts w:ascii="Calibri" w:hAnsi="Calibri"/>
-          <w:b/>
-          <w:color w:val="1A1033"/>
-          <w:sz w:val="26"/>
-        </w:rPr>
-        <w:t>6.3  Webseite (überarbeiten)</w:t>
-      </w:r>
-    </w:p>
-    <w:p>
-      <w:pPr>
-        <w:spacing w:after="160"/>
-      </w:pPr>
-      <w:r>
-        <w:rPr>
-          <w:rFonts w:ascii="Calibri" w:hAnsi="Calibri"/>
-          <w:i w:val="0"/>
-          <w:color w:val="444444"/>
-          <w:sz w:val="21"/>
-        </w:rPr>
-        <w:t>Die Website ist ein Vertrauensschritt im Funnel — sie muss nicht allein konvertieren. Design und Inhalte werden näher an die Werte gebracht. Die volle Transparenz (gecappte Löhne, Mittelverwendung, die fünf Tierschutzprojekte) wird direkt sichtbar gemacht — nicht gestaffelt, als bewusstes Differenzierungsmerkmal.</w:t>
-      </w:r>
-    </w:p>
-    <w:p>
-      <w:pPr>
-        <w:spacing w:before="200" w:after="120"/>
-      </w:pPr>
-      <w:r>
-        <w:rPr>
-          <w:rFonts w:ascii="Calibri" w:hAnsi="Calibri"/>
-          <w:b/>
-          <w:color w:val="1A1033"/>
-          <w:sz w:val="26"/>
-        </w:rPr>
-        <w:t>6.4  Personal Branding — Viktor Ackermann (neu)</w:t>
-      </w:r>
-    </w:p>
-    <w:p>
-      <w:pPr>
-        <w:spacing w:after="160"/>
-      </w:pPr>
-      <w:r>
-        <w:rPr>
-          <w:rFonts w:ascii="Calibri" w:hAnsi="Calibri"/>
-          <w:i w:val="0"/>
-          <w:color w:val="444444"/>
-          <w:sz w:val="21"/>
-        </w:rPr>
-        <w:t>Viktor baut ein LinkedIn-Profil als öffentliche Persönlichkeit auf: Aufmerksamkeit generieren und Vertrauen aufbauen. Lydia flankiert, Viktor ist der Hauptakteur. Persönliche Profile sind in dieser Grösse und Branche um ein Vielfaches wirksamer als Markenprofile — das ist der wichtigste Reichweiten- und Vertrauensmotor der gesamten Strategie.</w:t>
-      </w:r>
-    </w:p>
-    <w:p>
-      <w:pPr>
-        <w:spacing w:before="200" w:after="120"/>
-      </w:pPr>
-      <w:r>
-        <w:rPr>
-          <w:rFonts w:ascii="Calibri" w:hAnsi="Calibri"/>
-          <w:b/>
-          <w:color w:val="1A1033"/>
-          <w:sz w:val="26"/>
-        </w:rPr>
-        <w:t>6.5  Partnerschaften / FourGive (neu)</w:t>
-      </w:r>
-    </w:p>
-    <w:p>
-      <w:pPr>
-        <w:spacing w:after="160"/>
-      </w:pPr>
-      <w:r>
-        <w:rPr>
-          <w:rFonts w:ascii="Calibri" w:hAnsi="Calibri"/>
-          <w:i w:val="0"/>
-          <w:color w:val="444444"/>
-          <w:sz w:val="21"/>
-        </w:rPr>
-        <w:t>FourGive dient als Glaubwürdigkeitsbeweis innerhalb von Beastly und als prägender Bestandteil der Gründerstory von Viktor und Lydia. Es wird nicht als eigener Kanal bespielt (das wäre ein späterer Schritt). FourGive ist eines der fünf Tierschutzprojekte 2026, da Projekte jedoch jährlich wechseln, kommunizieren wir es nicht als feste Partnerschaft. Es darf nicht instrumentalisiert werden.</w:t>
-      </w:r>
-    </w:p>
-    <w:p>
-      <w:pPr>
-        <w:spacing w:before="200" w:after="120"/>
-      </w:pPr>
-      <w:r>
-        <w:rPr>
-          <w:rFonts w:ascii="Calibri" w:hAnsi="Calibri"/>
-          <w:b/>
-          <w:color w:val="1A1033"/>
-          <w:sz w:val="26"/>
-        </w:rPr>
-        <w:t>6.6  Social Media Posting (neu)</w:t>
-      </w:r>
-    </w:p>
-    <w:p>
-      <w:pPr>
-        <w:spacing w:after="160"/>
-      </w:pPr>
-      <w:r>
-        <w:rPr>
-          <w:rFonts w:ascii="Calibri" w:hAnsi="Calibri"/>
-          <w:i w:val="0"/>
-          <w:color w:val="444444"/>
-          <w:sz w:val="21"/>
-        </w:rPr>
-        <w:t>Drei Kanäle, unterschiedliche Schwerpunkte — immer beide Botschaften (Investieren UND Tierwohl):</w:t>
-      </w:r>
-    </w:p>
-    <w:p>
-      <w:pPr>
-        <w:pStyle w:val="ListBullet"/>
-        <w:spacing w:after="60"/>
-      </w:pPr>
-      <w:r>
-        <w:rPr>
-          <w:rFonts w:ascii="Calibri" w:hAnsi="Calibri"/>
-          <w:color w:val="444444"/>
-          <w:sz w:val="21"/>
-        </w:rPr>
-        <w:t>LinkedIn (Hauptempfehlung): professionell und nahbar</w:t>
-      </w:r>
-    </w:p>
-    <w:p>
-      <w:pPr>
-        <w:pStyle w:val="ListBullet"/>
-        <w:spacing w:after="60"/>
-      </w:pPr>
-      <w:r>
-        <w:rPr>
-          <w:rFonts w:ascii="Calibri" w:hAnsi="Calibri"/>
-          <w:color w:val="444444"/>
-          <w:sz w:val="21"/>
-        </w:rPr>
-        <w:t>TikTok (strategische Option): Persönlichkeit und Gesichter</w:t>
-      </w:r>
-    </w:p>
-    <w:p>
-      <w:pPr>
-        <w:pStyle w:val="ListBullet"/>
-        <w:spacing w:after="60"/>
-      </w:pPr>
-      <w:r>
-        <w:rPr>
-          <w:rFonts w:ascii="Calibri" w:hAnsi="Calibri"/>
-          <w:color w:val="444444"/>
-          <w:sz w:val="21"/>
-        </w:rPr>
-        <w:t>Instagram/Meta (strategische Option): Schwerpunkt Tierschutz und Emotion</w:t>
-      </w:r>
-    </w:p>
-    <w:p>
-      <w:pPr>
-        <w:spacing w:before="200" w:after="120"/>
-      </w:pPr>
-      <w:r>
-        <w:rPr>
-          <w:rFonts w:ascii="Calibri" w:hAnsi="Calibri"/>
-          <w:b/>
-          <w:color w:val="1A1033"/>
-          <w:sz w:val="26"/>
-        </w:rPr>
-        <w:t>6.7  Events (neu)</w:t>
-      </w:r>
-    </w:p>
-    <w:p>
-      <w:pPr>
-        <w:spacing w:after="160"/>
-      </w:pPr>
-      <w:r>
-        <w:rPr>
-          <w:rFonts w:ascii="Calibri" w:hAnsi="Calibri"/>
-          <w:i w:val="0"/>
-          <w:color w:val="444444"/>
-          <w:sz w:val="21"/>
-        </w:rPr>
-        <w:t>Der Swiss Funds Anlass von Norbert Bernhard am 16.09.2026 (mit Simonetta Sommaruga) ist eine Auftrittschance — nicht Beastlys eigener Anlass. Beastly zeigt sich, steht aber nicht im Mittelpunkt. Strategisches Ziel: Präsenz, Networking und erste Sichtbarkeit im relevanten Umfeld.</w:t>
-      </w:r>
-    </w:p>
-    <w:p>
-      <w:pPr>
-        <w:spacing w:before="200" w:after="120"/>
-      </w:pPr>
-      <w:r>
-        <w:rPr>
-          <w:rFonts w:ascii="Calibri" w:hAnsi="Calibri"/>
-          <w:b/>
-          <w:color w:val="1A1033"/>
-          <w:sz w:val="26"/>
-        </w:rPr>
-        <w:t>6.8  Social Media Ads (neu)</w:t>
-      </w:r>
-    </w:p>
-    <w:p>
-      <w:pPr>
-        <w:spacing w:after="160"/>
-      </w:pPr>
-      <w:r>
-        <w:rPr>
-          <w:rFonts w:ascii="Calibri" w:hAnsi="Calibri"/>
-          <w:i w:val="0"/>
-          <w:color w:val="444444"/>
-          <w:sz w:val="21"/>
-        </w:rPr>
-        <w:t>Zwei Phasen: Zuerst Reichweite und Awareness (Grundrauschen aufbauen), dann Conversion (ab CHF 50), sobald das Fundament steht. Primär LinkedIn-ausgerichtet, dem organischen Setup folgend: Meta für den emotionalen Tierwohl-Hook, LinkedIn für die professionelle Beweisführung.</w:t>
-      </w:r>
-    </w:p>
-    <w:p>
-      <w:pPr>
-        <w:spacing w:before="80" w:after="80"/>
+        <w:spacing w:before="120" w:after="120"/>
         <w:pBdr>
           <w:bottom w:val="single" w:sz="4" w:space="1" w:color="a176f4"/>
         </w:pBdr>
       </w:pPr>
-    </w:p>
-    <w:p>
-      <w:pPr>
-        <w:spacing w:before="320" w:after="120"/>
-      </w:pPr>
-      <w:r>
-        <w:rPr>
-          <w:rFonts w:ascii="Calibri" w:hAnsi="Calibri"/>
-          <w:b/>
-          <w:color w:val="4B319B"/>
-          <w:sz w:val="32"/>
-        </w:rPr>
-        <w:t>7. Fazit &amp; Nächste Schritte</w:t>
-      </w:r>
-    </w:p>
-    <w:p>
-      <w:pPr>
-        <w:spacing w:after="160"/>
-      </w:pPr>
-      <w:r>
-        <w:rPr>
-          <w:rFonts w:ascii="Calibri" w:hAnsi="Calibri"/>
-          <w:i w:val="0"/>
-          <w:color w:val="444444"/>
-          <w:sz w:val="21"/>
-        </w:rPr>
-        <w:t>Die Elemente greifen sauber ineinander: Viktors Personal Branding und die Awareness-Ads erzeugen Aufmerksamkeit, das organische Social-Media-Setup hält das Grundrauschen, die Website fängt die Neugier auf und baut über Transparenz Vertrauen auf, das Pitch Deck und die Beweisführung schliessen für professionelle Investoren ab, und die Conversion-Ads machen den Einstieg ab CHF 50 möglich. Alles ist personenzentriert verankert und folgt durchgängig der Logik Emotion → Vertrauen → Performance.</w:t>
-      </w:r>
-    </w:p>
-    <w:p>
-      <w:pPr>
-        <w:spacing w:before="200" w:after="120"/>
-      </w:pPr>
-      <w:r>
-        <w:rPr>
-          <w:rFonts w:ascii="Calibri" w:hAnsi="Calibri"/>
-          <w:b/>
-          <w:color w:val="1A1033"/>
-          <w:sz w:val="26"/>
-        </w:rPr>
-        <w:t>Offene Punkte</w:t>
-      </w:r>
-    </w:p>
-    <w:p>
-      <w:pPr>
-        <w:pStyle w:val="ListBullet"/>
-        <w:spacing w:after="60"/>
-      </w:pPr>
-      <w:r>
-        <w:rPr>
-          <w:rFonts w:ascii="Calibri" w:hAnsi="Calibri"/>
-          <w:color w:val="444444"/>
-          <w:sz w:val="21"/>
-        </w:rPr>
-        <w:t>Rendite- und Risikostruktur für die Beweisführung der professionellen Zielgruppe</w:t>
-      </w:r>
-    </w:p>
-    <w:p>
-      <w:pPr>
-        <w:pStyle w:val="ListBullet"/>
-        <w:spacing w:after="60"/>
-      </w:pPr>
-      <w:r>
-        <w:rPr>
-          <w:rFonts w:ascii="Calibri" w:hAnsi="Calibri"/>
-          <w:color w:val="444444"/>
-          <w:sz w:val="21"/>
-        </w:rPr>
-        <w:t>Finale Kanalwahl: LinkedIn ist gesetzt, TikTok und Instagram je nach Ressourcen priorisieren</w:t>
-      </w:r>
-    </w:p>
-    <w:p>
-      <w:pPr>
-        <w:pStyle w:val="ListBullet"/>
-        <w:spacing w:after="60"/>
-      </w:pPr>
-      <w:r>
-        <w:rPr>
-          <w:rFonts w:ascii="Calibri" w:hAnsi="Calibri"/>
-          <w:color w:val="444444"/>
-          <w:sz w:val="21"/>
-        </w:rPr>
-        <w:t>Reporting-Format für Transparenzkommunikation (Mittelverwendung, Projekt-Updates) als Content-Anker</w:t>
-      </w:r>
-    </w:p>
-    <w:p>
-      <w:pPr>
-        <w:pStyle w:val="ListBullet"/>
-        <w:spacing w:after="60"/>
-      </w:pPr>
-      <w:r>
-        <w:rPr>
-          <w:rFonts w:ascii="Calibri" w:hAnsi="Calibri"/>
-          <w:color w:val="444444"/>
-          <w:sz w:val="21"/>
-        </w:rPr>
-        <w:t>Schlagzahl Viktors LinkedIn-Profil und Verantwortung Content-Produktion</w:t>
-      </w:r>
-    </w:p>
-    <w:p>
-      <w:pPr>
-        <w:spacing w:before="200" w:after="120"/>
-      </w:pPr>
-      <w:r>
-        <w:rPr>
-          <w:rFonts w:ascii="Calibri" w:hAnsi="Calibri"/>
-          <w:b/>
-          <w:color w:val="1A1033"/>
-          <w:sz w:val="26"/>
-        </w:rPr>
-        <w:t>Nächste Schritte</w:t>
-      </w:r>
-    </w:p>
-    <w:p>
-      <w:pPr>
-        <w:pStyle w:val="ListBullet"/>
-        <w:spacing w:after="60"/>
-      </w:pPr>
-      <w:r>
-        <w:rPr>
-          <w:rFonts w:ascii="Calibri" w:hAnsi="Calibri"/>
-          <w:color w:val="444444"/>
-          <w:sz w:val="21"/>
-        </w:rPr>
-        <w:t>Website-Mockup beim Designer anstossen — Farbpalette herausfordern, Transparenz direkt sichtbar machen</w:t>
-      </w:r>
-    </w:p>
-    <w:p>
-      <w:pPr>
-        <w:pStyle w:val="ListBullet"/>
-        <w:spacing w:after="60"/>
-      </w:pPr>
-      <w:r>
-        <w:rPr>
-          <w:rFonts w:ascii="Calibri" w:hAnsi="Calibri"/>
-          <w:color w:val="444444"/>
-          <w:sz w:val="21"/>
-        </w:rPr>
-        <w:t>Viktors LinkedIn-Profil aufsetzen und Content-Plan für die ersten 8–12 Wochen definieren</w:t>
-      </w:r>
-    </w:p>
-    <w:p>
-      <w:pPr>
-        <w:pStyle w:val="ListBullet"/>
-        <w:spacing w:after="60"/>
-      </w:pPr>
-      <w:r>
-        <w:rPr>
-          <w:rFonts w:ascii="Calibri" w:hAnsi="Calibri"/>
-          <w:color w:val="444444"/>
-          <w:sz w:val="21"/>
-        </w:rPr>
-        <w:t>Emotionales Pitch Deck konzipieren — Dramaturgie entlang Emotion → Vertrauen → Performance</w:t>
-      </w:r>
-    </w:p>
-    <w:p>
-      <w:pPr>
-        <w:pStyle w:val="ListBullet"/>
-        <w:spacing w:after="60"/>
-      </w:pPr>
-      <w:r>
-        <w:rPr>
-          <w:rFonts w:ascii="Calibri" w:hAnsi="Calibri"/>
-          <w:color w:val="444444"/>
-          <w:sz w:val="21"/>
-        </w:rPr>
-        <w:t>Rendite-/Risikostruktur und Reporting-Format mit Viktor &amp; Lydia klären</w:t>
-      </w:r>
-    </w:p>
-    <w:p>
-      <w:pPr>
-        <w:pStyle w:val="ListBullet"/>
-        <w:spacing w:after="60"/>
-      </w:pPr>
-      <w:r>
-        <w:rPr>
-          <w:rFonts w:ascii="Calibri" w:hAnsi="Calibri"/>
-          <w:color w:val="444444"/>
-          <w:sz w:val="21"/>
-        </w:rPr>
-        <w:t>Organisches Social-Media-Setup starten — LinkedIn priorisiert, TikTok/Meta bewerten</w:t>
-      </w:r>
-    </w:p>
-    <w:p>
-      <w:pPr>
-        <w:pStyle w:val="ListBullet"/>
-        <w:spacing w:after="60"/>
-      </w:pPr>
-      <w:r>
-        <w:rPr>
-          <w:rFonts w:ascii="Calibri" w:hAnsi="Calibri"/>
-          <w:color w:val="444444"/>
-          <w:sz w:val="21"/>
-        </w:rPr>
-        <w:t>Auftritt am Swiss Funds Anlass (16.09.2026) vorbereiten — Networking-Ziele und Materialien definieren</w:t>
-      </w:r>
-    </w:p>
-    <w:p>
-      <w:pPr>
-        <w:pStyle w:val="ListBullet"/>
-        <w:spacing w:after="60"/>
-      </w:pPr>
-      <w:r>
-        <w:rPr>
-          <w:rFonts w:ascii="Calibri" w:hAnsi="Calibri"/>
-          <w:color w:val="444444"/>
-          <w:sz w:val="21"/>
-        </w:rPr>
-        <w:t>Ads Phase 1 (Awareness) planen, Conversion-Phase als Folgeschritt vormerken</w:t>
-      </w:r>
     </w:p>
     <w:p>
       <w:r>
@@ -1419,12 +3416,1045 @@
     </w:p>
     <w:p>
       <w:pPr>
-        <w:spacing w:before="320" w:after="120"/>
+        <w:spacing w:before="360" w:after="120"/>
       </w:pPr>
       <w:r>
         <w:rPr>
           <w:rFonts w:ascii="Calibri" w:hAnsi="Calibri"/>
           <w:b/>
+          <w:i w:val="0"/>
+          <w:color w:val="4B319B"/>
+          <w:sz w:val="32"/>
+        </w:rPr>
+        <w:t>7.  Persönliche Einschätzung — Solider Startpunkt, hohe Kommunikationskomplexität</w:t>
+      </w:r>
+    </w:p>
+    <w:p>
+      <w:pPr>
+        <w:spacing w:after="140"/>
+      </w:pPr>
+      <w:r>
+        <w:rPr>
+          <w:rFonts w:ascii="Calibri" w:hAnsi="Calibri"/>
+          <w:b w:val="0"/>
+          <w:i w:val="0"/>
+          <w:color w:val="333333"/>
+          <w:sz w:val="21"/>
+        </w:rPr>
+        <w:t>Beastly invested hat einen starken, eigenständigen und glaubwürdigen Ausgangspunkt: eine klare Gründerüberzeugung, ein relevantes Marktproblem und einen Produktansatz, der Tierschutz und Rendite nicht als Widerspruch versteht.</w:t>
+      </w:r>
+    </w:p>
+    <w:p>
+      <w:pPr>
+        <w:spacing w:after="140"/>
+      </w:pPr>
+      <w:r>
+        <w:rPr>
+          <w:rFonts w:ascii="Calibri" w:hAnsi="Calibri"/>
+          <w:b w:val="0"/>
+          <w:i w:val="0"/>
+          <w:color w:val="333333"/>
+          <w:sz w:val="21"/>
+        </w:rPr>
+        <w:t>Gleichzeitig ist die angestrebte Kommunikation anspruchsvoll, weil mehrere Ebenen gleichzeitig sauber geführt werden müssen:</w:t>
+      </w:r>
+    </w:p>
+    <w:p>
+      <w:pPr>
+        <w:pStyle w:val="ListBullet"/>
+        <w:spacing w:after="60"/>
+      </w:pPr>
+      <w:r>
+        <w:rPr>
+          <w:rFonts w:ascii="Calibri" w:hAnsi="Calibri"/>
+          <w:b w:val="0"/>
+          <w:i w:val="0"/>
+          <w:color w:val="333333"/>
+          <w:sz w:val="21"/>
+        </w:rPr>
+        <w:t>beastly invested als emotionales, erklärungsbedürftiges Investmentprodukt</w:t>
+      </w:r>
+    </w:p>
+    <w:p>
+      <w:pPr>
+        <w:pStyle w:val="ListBullet"/>
+        <w:spacing w:after="60"/>
+      </w:pPr>
+      <w:r>
+        <w:rPr>
+          <w:rFonts w:ascii="Calibri" w:hAnsi="Calibri"/>
+          <w:b w:val="0"/>
+          <w:i w:val="0"/>
+          <w:color w:val="333333"/>
+          <w:sz w:val="21"/>
+        </w:rPr>
+        <w:t>Chipiron als vertrauensbildender Träger und Asset Manager</w:t>
+      </w:r>
+    </w:p>
+    <w:p>
+      <w:pPr>
+        <w:pStyle w:val="ListBullet"/>
+        <w:spacing w:after="60"/>
+      </w:pPr>
+      <w:r>
+        <w:rPr>
+          <w:rFonts w:ascii="Calibri" w:hAnsi="Calibri"/>
+          <w:b w:val="0"/>
+          <w:i w:val="0"/>
+          <w:color w:val="333333"/>
+          <w:sz w:val="21"/>
+        </w:rPr>
+        <w:t>FourGive / Tierschutzprojekte als Wirkungs- und Glaubwürdigkeitsebene</w:t>
+      </w:r>
+    </w:p>
+    <w:p>
+      <w:pPr>
+        <w:pStyle w:val="ListBullet"/>
+        <w:spacing w:after="60"/>
+      </w:pPr>
+      <w:r>
+        <w:rPr>
+          <w:rFonts w:ascii="Calibri" w:hAnsi="Calibri"/>
+          <w:b w:val="0"/>
+          <w:i w:val="0"/>
+          <w:color w:val="333333"/>
+          <w:sz w:val="21"/>
+        </w:rPr>
+        <w:t>unterschiedliche Zielgruppen: Retail-Investoren, professionelle Investoren, Partner, Medien und kritische Beobachter</w:t>
+      </w:r>
+    </w:p>
+    <w:p>
+      <w:pPr>
+        <w:spacing w:before="240" w:after="80"/>
+      </w:pPr>
+      <w:r>
+        <w:rPr>
+          <w:rFonts w:ascii="Calibri" w:hAnsi="Calibri"/>
+          <w:b/>
+          <w:i w:val="0"/>
+          <w:color w:val="1A1033"/>
+          <w:sz w:val="24"/>
+        </w:rPr>
+        <w:t>Die grösste kommunikative Herausforderung</w:t>
+      </w:r>
+    </w:p>
+    <w:p>
+      <w:pPr>
+        <w:spacing w:after="140"/>
+      </w:pPr>
+      <w:r>
+        <w:rPr>
+          <w:rFonts w:ascii="Calibri" w:hAnsi="Calibri"/>
+          <w:b w:val="0"/>
+          <w:i w:val="0"/>
+          <w:color w:val="333333"/>
+          <w:sz w:val="21"/>
+        </w:rPr>
+        <w:t>Die Herausforderung liegt darin, Vertrauen aufzubauen, ohne zu überladen:</w:t>
+      </w:r>
+    </w:p>
+    <w:p>
+      <w:pPr>
+        <w:pStyle w:val="ListBullet"/>
+        <w:spacing w:after="60"/>
+      </w:pPr>
+      <w:r>
+        <w:rPr>
+          <w:rFonts w:ascii="Calibri" w:hAnsi="Calibri"/>
+          <w:b w:val="0"/>
+          <w:i w:val="0"/>
+          <w:color w:val="333333"/>
+          <w:sz w:val="21"/>
+        </w:rPr>
+        <w:t>transparent sein, ohne alles offenzulegen</w:t>
+      </w:r>
+    </w:p>
+    <w:p>
+      <w:pPr>
+        <w:pStyle w:val="ListBullet"/>
+        <w:spacing w:after="60"/>
+      </w:pPr>
+      <w:r>
+        <w:rPr>
+          <w:rFonts w:ascii="Calibri" w:hAnsi="Calibri"/>
+          <w:b w:val="0"/>
+          <w:i w:val="0"/>
+          <w:color w:val="333333"/>
+          <w:sz w:val="21"/>
+        </w:rPr>
+        <w:t>Wirkung zeigen, ohne falsche Versprechen zu machen</w:t>
+      </w:r>
+    </w:p>
+    <w:p>
+      <w:pPr>
+        <w:pStyle w:val="ListBullet"/>
+        <w:spacing w:after="60"/>
+      </w:pPr>
+      <w:r>
+        <w:rPr>
+          <w:rFonts w:ascii="Calibri" w:hAnsi="Calibri"/>
+          <w:b w:val="0"/>
+          <w:i w:val="0"/>
+          <w:color w:val="333333"/>
+          <w:sz w:val="21"/>
+        </w:rPr>
+        <w:t>Emotion wecken, ohne aktivistisch oder belehrend zu wirken</w:t>
+      </w:r>
+    </w:p>
+    <w:p>
+      <w:pPr>
+        <w:pStyle w:val="ListBullet"/>
+        <w:spacing w:after="60"/>
+      </w:pPr>
+      <w:r>
+        <w:rPr>
+          <w:rFonts w:ascii="Calibri" w:hAnsi="Calibri"/>
+          <w:b w:val="0"/>
+          <w:i w:val="0"/>
+          <w:color w:val="333333"/>
+          <w:sz w:val="21"/>
+        </w:rPr>
+        <w:t>Expertise sichtbar machen, ohne das eigene Know-how vollständig preiszugeben</w:t>
+      </w:r>
+    </w:p>
+    <w:p>
+      <w:pPr>
+        <w:pStyle w:val="ListBullet"/>
+        <w:spacing w:after="60"/>
+      </w:pPr>
+      <w:r>
+        <w:rPr>
+          <w:rFonts w:ascii="Calibri" w:hAnsi="Calibri"/>
+          <w:b w:val="0"/>
+          <w:i w:val="0"/>
+          <w:color w:val="333333"/>
+          <w:sz w:val="21"/>
+        </w:rPr>
+        <w:t>Klarheit schaffen, ohne die Komplexität des Produkts zu unterschätzen</w:t>
+      </w:r>
+    </w:p>
+    <w:tbl>
+      <w:tblPr>
+        <w:tblStyle w:val="TableGrid"/>
+        <w:tblW w:type="auto" w:w="0"/>
+        <w:tblLook w:firstColumn="1" w:firstRow="1" w:lastColumn="0" w:lastRow="0" w:noHBand="0" w:noVBand="1" w:val="04A0"/>
+      </w:tblPr>
+      <w:tblGrid>
+        <w:gridCol w:w="8612"/>
+      </w:tblGrid>
+      <w:tr>
+        <w:tc>
+          <w:tcPr>
+            <w:tcW w:type="dxa" w:w="8612"/>
+            <w:shd w:val="clear" w:color="auto" w:fill="F0EBF8"/>
+            <w:tcMar>
+              <w:top w:w="120" w:type="dxa"/>
+              <w:bottom w:w="120" w:type="dxa"/>
+              <w:left w:w="160" w:type="dxa"/>
+              <w:right w:w="160" w:type="dxa"/>
+            </w:tcMar>
+          </w:tcPr>
+          <w:p>
+            <w:r>
+              <w:rPr>
+                <w:rFonts w:ascii="Calibri" w:hAnsi="Calibri"/>
+                <w:b w:val="0"/>
+                <w:i/>
+                <w:color w:val="1A1033"/>
+                <w:sz w:val="22"/>
+              </w:rPr>
+              <w:t>«Beastly invested hat nicht primär ein Ideenproblem. Die Idee ist stark. Die entscheidende Frage ist, wie diese Idee so geführt, dosiert und übersetzt wird, dass sie Vertrauen schafft, ohne ihre Kraft zu verlieren.»</w:t>
+            </w:r>
+          </w:p>
+          <w:p>
+            <w:r>
+              <w:rPr>
+                <w:rFonts w:ascii="Calibri" w:hAnsi="Calibri"/>
+                <w:b w:val="0"/>
+                <w:i w:val="0"/>
+                <w:color w:val="555555"/>
+                <w:sz w:val="19"/>
+              </w:rPr>
+              <w:t>— Gedanken aus dem Workshop</w:t>
+            </w:r>
+          </w:p>
+        </w:tc>
+      </w:tr>
+    </w:tbl>
+    <w:p>
+      <w:pPr>
+        <w:spacing w:after="80"/>
+      </w:pPr>
+    </w:p>
+    <w:p>
+      <w:pPr>
+        <w:spacing w:before="120" w:after="120"/>
+        <w:pBdr>
+          <w:bottom w:val="single" w:sz="4" w:space="1" w:color="a176f4"/>
+        </w:pBdr>
+      </w:pPr>
+    </w:p>
+    <w:p>
+      <w:pPr>
+        <w:spacing w:before="360" w:after="120"/>
+      </w:pPr>
+      <w:r>
+        <w:rPr>
+          <w:rFonts w:ascii="Calibri" w:hAnsi="Calibri"/>
+          <w:b/>
+          <w:i w:val="0"/>
+          <w:color w:val="4B319B"/>
+          <w:sz w:val="32"/>
+        </w:rPr>
+        <w:t>8.  Empfehlung — Strategische Kommunikationsführung als entscheidender Erfolgsfaktor</w:t>
+      </w:r>
+    </w:p>
+    <w:p>
+      <w:pPr>
+        <w:spacing w:after="140"/>
+      </w:pPr>
+      <w:r>
+        <w:rPr>
+          <w:rFonts w:ascii="Calibri" w:hAnsi="Calibri"/>
+          <w:b w:val="0"/>
+          <w:i w:val="0"/>
+          <w:color w:val="333333"/>
+          <w:sz w:val="21"/>
+        </w:rPr>
+        <w:t>Das Projekt braucht für die nächste Phase eine erfahrene kommunikative Führung — nicht nur operative Marketing-Unterstützung. Die Vision ist stark, das Produkt ist erklärungsbedürftig und die Zielgruppen sind anspruchsvoll. Viele Entscheidungen, die jetzt anstehen, sind strategisch, markenprägend und für die künftige Wahrnehmung entscheidend.</w:t>
+      </w:r>
+    </w:p>
+    <w:p>
+      <w:pPr>
+        <w:spacing w:before="240" w:after="80"/>
+      </w:pPr>
+      <w:r>
+        <w:rPr>
+          <w:rFonts w:ascii="Calibri" w:hAnsi="Calibri"/>
+          <w:b/>
+          <w:i w:val="0"/>
+          <w:color w:val="1A1033"/>
+          <w:sz w:val="24"/>
+        </w:rPr>
+        <w:t>Die externe CMO-Funktion</w:t>
+      </w:r>
+    </w:p>
+    <w:p>
+      <w:pPr>
+        <w:spacing w:after="140"/>
+      </w:pPr>
+      <w:r>
+        <w:rPr>
+          <w:rFonts w:ascii="Calibri" w:hAnsi="Calibri"/>
+          <w:b w:val="0"/>
+          <w:i w:val="0"/>
+          <w:color w:val="333333"/>
+          <w:sz w:val="21"/>
+        </w:rPr>
+        <w:t>Diese Rolle ist vergleichbar mit einer externen CMO-Funktion:</w:t>
+      </w:r>
+    </w:p>
+    <w:p>
+      <w:pPr>
+        <w:pStyle w:val="ListBullet"/>
+        <w:spacing w:after="60"/>
+      </w:pPr>
+      <w:r>
+        <w:rPr>
+          <w:rFonts w:ascii="Calibri" w:hAnsi="Calibri"/>
+          <w:b w:val="0"/>
+          <w:i w:val="0"/>
+          <w:color w:val="333333"/>
+          <w:sz w:val="21"/>
+        </w:rPr>
+        <w:t>strategische Führung der Kommunikation</w:t>
+      </w:r>
+    </w:p>
+    <w:p>
+      <w:pPr>
+        <w:pStyle w:val="ListBullet"/>
+        <w:spacing w:after="60"/>
+      </w:pPr>
+      <w:r>
+        <w:rPr>
+          <w:rFonts w:ascii="Calibri" w:hAnsi="Calibri"/>
+          <w:b w:val="0"/>
+          <w:i w:val="0"/>
+          <w:color w:val="333333"/>
+          <w:sz w:val="21"/>
+        </w:rPr>
+        <w:t>Priorisierung der nächsten Schritte</w:t>
+      </w:r>
+    </w:p>
+    <w:p>
+      <w:pPr>
+        <w:pStyle w:val="ListBullet"/>
+        <w:spacing w:after="60"/>
+      </w:pPr>
+      <w:r>
+        <w:rPr>
+          <w:rFonts w:ascii="Calibri" w:hAnsi="Calibri"/>
+          <w:b w:val="0"/>
+          <w:i w:val="0"/>
+          <w:color w:val="333333"/>
+          <w:sz w:val="21"/>
+        </w:rPr>
+        <w:t>Einordnung von Zielgruppen, Botschaften und Kanälen</w:t>
+      </w:r>
+    </w:p>
+    <w:p>
+      <w:pPr>
+        <w:pStyle w:val="ListBullet"/>
+        <w:spacing w:after="60"/>
+      </w:pPr>
+      <w:r>
+        <w:rPr>
+          <w:rFonts w:ascii="Calibri" w:hAnsi="Calibri"/>
+          <w:b w:val="0"/>
+          <w:i w:val="0"/>
+          <w:color w:val="333333"/>
+          <w:sz w:val="21"/>
+        </w:rPr>
+        <w:t>Übersetzung der Vision in verständliche Kommunikation</w:t>
+      </w:r>
+    </w:p>
+    <w:p>
+      <w:pPr>
+        <w:pStyle w:val="ListBullet"/>
+        <w:spacing w:after="60"/>
+      </w:pPr>
+      <w:r>
+        <w:rPr>
+          <w:rFonts w:ascii="Calibri" w:hAnsi="Calibri"/>
+          <w:b w:val="0"/>
+          <w:i w:val="0"/>
+          <w:color w:val="333333"/>
+          <w:sz w:val="21"/>
+        </w:rPr>
+        <w:t>Sparring bei Grundsatzentscheidungen</w:t>
+      </w:r>
+    </w:p>
+    <w:p>
+      <w:pPr>
+        <w:pStyle w:val="ListBullet"/>
+        <w:spacing w:after="60"/>
+      </w:pPr>
+      <w:r>
+        <w:rPr>
+          <w:rFonts w:ascii="Calibri" w:hAnsi="Calibri"/>
+          <w:b w:val="0"/>
+          <w:i w:val="0"/>
+          <w:color w:val="333333"/>
+          <w:sz w:val="21"/>
+        </w:rPr>
+        <w:t>Sicherstellung von Klarheit, Konsistenz und Wirkung</w:t>
+      </w:r>
+    </w:p>
+    <w:p>
+      <w:pPr>
+        <w:pStyle w:val="ListBullet"/>
+        <w:spacing w:after="60"/>
+      </w:pPr>
+      <w:r>
+        <w:rPr>
+          <w:rFonts w:ascii="Calibri" w:hAnsi="Calibri"/>
+          <w:b w:val="0"/>
+          <w:i w:val="0"/>
+          <w:color w:val="333333"/>
+          <w:sz w:val="21"/>
+        </w:rPr>
+        <w:t>laufende Optimierung anhand von Reaktionen, Daten und Erfahrungswerten</w:t>
+      </w:r>
+    </w:p>
+    <w:p>
+      <w:pPr>
+        <w:spacing w:after="140"/>
+      </w:pPr>
+      <w:r>
+        <w:rPr>
+          <w:rFonts w:ascii="Calibri" w:hAnsi="Calibri"/>
+          <w:b w:val="0"/>
+          <w:i/>
+          <w:color w:val="1A1033"/>
+          <w:sz w:val="21"/>
+        </w:rPr>
+        <w:t>Die Vision braucht Nähe zum Gründer. Die Umsetzung braucht klare Entscheidungswege.</w:t>
+      </w:r>
+    </w:p>
+    <w:p>
+      <w:pPr>
+        <w:spacing w:before="240" w:after="80"/>
+      </w:pPr>
+      <w:r>
+        <w:rPr>
+          <w:rFonts w:ascii="Calibri" w:hAnsi="Calibri"/>
+          <w:b/>
+          <w:i w:val="0"/>
+          <w:color w:val="1A1033"/>
+          <w:sz w:val="24"/>
+        </w:rPr>
+        <w:t>1322 als externe CMO</w:t>
+      </w:r>
+    </w:p>
+    <w:p>
+      <w:pPr>
+        <w:spacing w:after="140"/>
+      </w:pPr>
+      <w:r>
+        <w:rPr>
+          <w:rFonts w:ascii="Calibri" w:hAnsi="Calibri"/>
+          <w:b w:val="0"/>
+          <w:i w:val="0"/>
+          <w:color w:val="333333"/>
+          <w:sz w:val="21"/>
+        </w:rPr>
+        <w:t>1322 bringt die Erfahrung mit, Visionen zu strukturieren, Positionierungen zu schärfen, Kommunikationsarchitekturen aufzubauen und operative Massnahmen so zu führen, dass sie auf ein klares strategisches Ziel einzahlen. Diese Rolle können wir übernehmen.</w:t>
+      </w:r>
+    </w:p>
+    <w:p>
+      <w:pPr>
+        <w:spacing w:before="240" w:after="80"/>
+      </w:pPr>
+      <w:r>
+        <w:rPr>
+          <w:rFonts w:ascii="Calibri" w:hAnsi="Calibri"/>
+          <w:b/>
+          <w:i w:val="0"/>
+          <w:color w:val="1A1033"/>
+          <w:sz w:val="24"/>
+        </w:rPr>
+        <w:t>Voraussetzungen für eine effiziente Zusammenarbeit</w:t>
+      </w:r>
+    </w:p>
+    <w:p>
+      <w:pPr>
+        <w:spacing w:after="140"/>
+      </w:pPr>
+      <w:r>
+        <w:rPr>
+          <w:rFonts w:ascii="Calibri" w:hAnsi="Calibri"/>
+          <w:b w:val="0"/>
+          <w:i w:val="0"/>
+          <w:color w:val="333333"/>
+          <w:sz w:val="21"/>
+        </w:rPr>
+        <w:t>Damit diese Zusammenarbeit effizient funktioniert, müssen die organisatorischen Grundlagen vorab geklärt sein:</w:t>
+      </w:r>
+    </w:p>
+    <w:p>
+      <w:pPr>
+        <w:pStyle w:val="ListBullet"/>
+        <w:spacing w:after="60"/>
+      </w:pPr>
+      <w:r>
+        <w:rPr>
+          <w:rFonts w:ascii="Calibri" w:hAnsi="Calibri"/>
+          <w:b w:val="0"/>
+          <w:i w:val="0"/>
+          <w:color w:val="333333"/>
+          <w:sz w:val="21"/>
+        </w:rPr>
+        <w:t>Wer entscheidet strategische Fragen?</w:t>
+      </w:r>
+    </w:p>
+    <w:p>
+      <w:pPr>
+        <w:pStyle w:val="ListBullet"/>
+        <w:spacing w:after="60"/>
+      </w:pPr>
+      <w:r>
+        <w:rPr>
+          <w:rFonts w:ascii="Calibri" w:hAnsi="Calibri"/>
+          <w:b w:val="0"/>
+          <w:i w:val="0"/>
+          <w:color w:val="333333"/>
+          <w:sz w:val="21"/>
+        </w:rPr>
+        <w:t>Wer gibt Inhalte frei?</w:t>
+      </w:r>
+    </w:p>
+    <w:p>
+      <w:pPr>
+        <w:pStyle w:val="ListBullet"/>
+        <w:spacing w:after="60"/>
+      </w:pPr>
+      <w:r>
+        <w:rPr>
+          <w:rFonts w:ascii="Calibri" w:hAnsi="Calibri"/>
+          <w:b w:val="0"/>
+          <w:i w:val="0"/>
+          <w:color w:val="333333"/>
+          <w:sz w:val="21"/>
+        </w:rPr>
+        <w:t>Wer spricht für Chipiron?</w:t>
+      </w:r>
+    </w:p>
+    <w:p>
+      <w:pPr>
+        <w:pStyle w:val="ListBullet"/>
+        <w:spacing w:after="60"/>
+      </w:pPr>
+      <w:r>
+        <w:rPr>
+          <w:rFonts w:ascii="Calibri" w:hAnsi="Calibri"/>
+          <w:b w:val="0"/>
+          <w:i w:val="0"/>
+          <w:color w:val="333333"/>
+          <w:sz w:val="21"/>
+        </w:rPr>
+        <w:t>Wer spricht für beastly invested?</w:t>
+      </w:r>
+    </w:p>
+    <w:p>
+      <w:pPr>
+        <w:pStyle w:val="ListBullet"/>
+        <w:spacing w:after="60"/>
+      </w:pPr>
+      <w:r>
+        <w:rPr>
+          <w:rFonts w:ascii="Calibri" w:hAnsi="Calibri"/>
+          <w:b w:val="0"/>
+          <w:i w:val="0"/>
+          <w:color w:val="333333"/>
+          <w:sz w:val="21"/>
+        </w:rPr>
+        <w:t>Welche Informationen werden kommunikativ genutzt?</w:t>
+      </w:r>
+    </w:p>
+    <w:p>
+      <w:pPr>
+        <w:pStyle w:val="ListBullet"/>
+        <w:spacing w:after="60"/>
+      </w:pPr>
+      <w:r>
+        <w:rPr>
+          <w:rFonts w:ascii="Calibri" w:hAnsi="Calibri"/>
+          <w:b w:val="0"/>
+          <w:i w:val="0"/>
+          <w:color w:val="333333"/>
+          <w:sz w:val="21"/>
+        </w:rPr>
+        <w:t>Wie schnell müssen Entscheidungen getroffen werden können?</w:t>
+      </w:r>
+    </w:p>
+    <w:p>
+      <w:pPr>
+        <w:pStyle w:val="ListBullet"/>
+        <w:spacing w:after="60"/>
+      </w:pPr>
+      <w:r>
+        <w:rPr>
+          <w:rFonts w:ascii="Calibri" w:hAnsi="Calibri"/>
+          <w:b w:val="0"/>
+          <w:i w:val="0"/>
+          <w:color w:val="333333"/>
+          <w:sz w:val="21"/>
+        </w:rPr>
+        <w:t>Wer übernimmt welche operative Verantwortung intern?</w:t>
+      </w:r>
+    </w:p>
+    <w:p>
+      <w:pPr>
+        <w:spacing w:after="140"/>
+      </w:pPr>
+      <w:r>
+        <w:rPr>
+          <w:rFonts w:ascii="Calibri" w:hAnsi="Calibri"/>
+          <w:b w:val="0"/>
+          <w:i/>
+          <w:color w:val="333333"/>
+          <w:sz w:val="21"/>
+        </w:rPr>
+        <w:t>Was nicht sinnvoll abgedeckt werden kann: lange Abstimmungsschlaufen, unklare Entscheidungswege oder wiederkehrende Grundsatzdiskussionen innerhalb eines laufenden Umsetzungsmandats.</w:t>
+      </w:r>
+    </w:p>
+    <w:p>
+      <w:pPr>
+        <w:spacing w:before="120" w:after="120"/>
+        <w:pBdr>
+          <w:bottom w:val="single" w:sz="4" w:space="1" w:color="a176f4"/>
+        </w:pBdr>
+      </w:pPr>
+    </w:p>
+    <w:p>
+      <w:pPr>
+        <w:spacing w:before="360" w:after="120"/>
+      </w:pPr>
+      <w:r>
+        <w:rPr>
+          <w:rFonts w:ascii="Calibri" w:hAnsi="Calibri"/>
+          <w:b/>
+          <w:i w:val="0"/>
+          <w:color w:val="4B319B"/>
+          <w:sz w:val="32"/>
+        </w:rPr>
+        <w:t>9.  Mögliche Einstiege in die Umsetzung</w:t>
+      </w:r>
+    </w:p>
+    <w:p>
+      <w:pPr>
+        <w:spacing w:after="140"/>
+      </w:pPr>
+      <w:r>
+        <w:rPr>
+          <w:rFonts w:ascii="Calibri" w:hAnsi="Calibri"/>
+          <w:b w:val="0"/>
+          <w:i w:val="0"/>
+          <w:color w:val="333333"/>
+          <w:sz w:val="21"/>
+        </w:rPr>
+        <w:t>Die Strategie ist definiert. Die zentrale Frage ist jetzt: Womit fangen wir an — und in welcher Logik? Es gibt drei plausible Einstiegsszenarien, jedes mit anderen Prioritäten, anderen Risiken und anderen Voraussetzungen.</w:t>
+      </w:r>
+    </w:p>
+    <w:p>
+      <w:pPr>
+        <w:spacing w:before="240" w:after="80"/>
+      </w:pPr>
+      <w:r>
+        <w:rPr>
+          <w:rFonts w:ascii="Calibri" w:hAnsi="Calibri"/>
+          <w:b/>
+          <w:i w:val="0"/>
+          <w:color w:val="1A1033"/>
+          <w:sz w:val="24"/>
+        </w:rPr>
+        <w:t>Option A — Fundament zuerst</w:t>
+      </w:r>
+    </w:p>
+    <w:p>
+      <w:pPr>
+        <w:spacing w:after="140"/>
+      </w:pPr>
+      <w:r>
+        <w:rPr>
+          <w:rFonts w:ascii="Calibri" w:hAnsi="Calibri"/>
+          <w:b w:val="0"/>
+          <w:i w:val="0"/>
+          <w:color w:val="333333"/>
+          <w:sz w:val="21"/>
+        </w:rPr>
+        <w:t>Strategisches Fundament → Markenarchitektur (Beastly/Chipiron/FourGive) → Kernbotschaften → Visuelles System (mit Fabios Mockup) → Website → LinkedIn Viktor → Launch-Moment → Retail-Kampagne.</w:t>
+      </w:r>
+    </w:p>
+    <w:p>
+      <w:pPr>
+        <w:pStyle w:val="ListBullet"/>
+        <w:spacing w:after="60"/>
+      </w:pPr>
+      <w:r>
+        <w:rPr>
+          <w:rFonts w:ascii="Calibri" w:hAnsi="Calibri"/>
+          <w:b/>
+          <w:i w:val="0"/>
+          <w:color w:val="333333"/>
+          <w:sz w:val="21"/>
+        </w:rPr>
+        <w:t xml:space="preserve">Stärke:  </w:t>
+      </w:r>
+      <w:r>
+        <w:rPr>
+          <w:rFonts w:ascii="Calibri" w:hAnsi="Calibri"/>
+          <w:b w:val="0"/>
+          <w:i w:val="0"/>
+          <w:color w:val="333333"/>
+          <w:sz w:val="21"/>
+        </w:rPr>
+        <w:t>Alles baut auf einem soliden Fundament auf. Konsistenz von Anfang an.</w:t>
+      </w:r>
+    </w:p>
+    <w:p>
+      <w:pPr>
+        <w:pStyle w:val="ListBullet"/>
+        <w:spacing w:after="60"/>
+      </w:pPr>
+      <w:r>
+        <w:rPr>
+          <w:rFonts w:ascii="Calibri" w:hAnsi="Calibri"/>
+          <w:b/>
+          <w:i w:val="0"/>
+          <w:color w:val="333333"/>
+          <w:sz w:val="21"/>
+        </w:rPr>
+        <w:t xml:space="preserve">Risiko:  </w:t>
+      </w:r>
+      <w:r>
+        <w:rPr>
+          <w:rFonts w:ascii="Calibri" w:hAnsi="Calibri"/>
+          <w:b w:val="0"/>
+          <w:i w:val="0"/>
+          <w:color w:val="333333"/>
+          <w:sz w:val="21"/>
+        </w:rPr>
+        <w:t>Das 16.09.-Fenster (Swiss Funds Event) könnte verpasst werden, bevor der Auftritt steht. Braucht mehr Zeit und Kapazität in der Startphase.</w:t>
+      </w:r>
+    </w:p>
+    <w:p>
+      <w:pPr>
+        <w:spacing w:before="240" w:after="80"/>
+      </w:pPr>
+      <w:r>
+        <w:rPr>
+          <w:rFonts w:ascii="Calibri" w:hAnsi="Calibri"/>
+          <w:b/>
+          <w:i w:val="0"/>
+          <w:color w:val="1A1033"/>
+          <w:sz w:val="24"/>
+        </w:rPr>
+        <w:t>Option B — Persönlichkeit zuerst</w:t>
+      </w:r>
+    </w:p>
+    <w:p>
+      <w:pPr>
+        <w:spacing w:after="140"/>
+      </w:pPr>
+      <w:r>
+        <w:rPr>
+          <w:rFonts w:ascii="Calibri" w:hAnsi="Calibri"/>
+          <w:b w:val="0"/>
+          <w:i w:val="0"/>
+          <w:color w:val="333333"/>
+          <w:sz w:val="21"/>
+        </w:rPr>
+        <w:t>Viktor LinkedIn aufsetzen und mit Content beginnen — sofort, noch bevor alle anderen Elemente fertig sind. Personal Branding als erstes Signal, das Vertrauen und Sichtbarkeit gleichzeitig aufbaut.</w:t>
+      </w:r>
+    </w:p>
+    <w:p>
+      <w:pPr>
+        <w:pStyle w:val="ListBullet"/>
+        <w:spacing w:after="60"/>
+      </w:pPr>
+      <w:r>
+        <w:rPr>
+          <w:rFonts w:ascii="Calibri" w:hAnsi="Calibri"/>
+          <w:b/>
+          <w:i w:val="0"/>
+          <w:color w:val="333333"/>
+          <w:sz w:val="21"/>
+        </w:rPr>
+        <w:t xml:space="preserve">Stärke:  </w:t>
+      </w:r>
+      <w:r>
+        <w:rPr>
+          <w:rFonts w:ascii="Calibri" w:hAnsi="Calibri"/>
+          <w:b w:val="0"/>
+          <w:i w:val="0"/>
+          <w:color w:val="333333"/>
+          <w:sz w:val="21"/>
+        </w:rPr>
+        <w:t>Höchste Wirkung bei geringstem initialen Aufwand. Viktor ist ohnehin der Träger — sein Profil braucht keine Produktionsinfrastruktur.</w:t>
+      </w:r>
+    </w:p>
+    <w:p>
+      <w:pPr>
+        <w:pStyle w:val="ListBullet"/>
+        <w:spacing w:after="60"/>
+      </w:pPr>
+      <w:r>
+        <w:rPr>
+          <w:rFonts w:ascii="Calibri" w:hAnsi="Calibri"/>
+          <w:b/>
+          <w:i w:val="0"/>
+          <w:color w:val="333333"/>
+          <w:sz w:val="21"/>
+        </w:rPr>
+        <w:t xml:space="preserve">Risiko:  </w:t>
+      </w:r>
+      <w:r>
+        <w:rPr>
+          <w:rFonts w:ascii="Calibri" w:hAnsi="Calibri"/>
+          <w:b w:val="0"/>
+          <w:i w:val="0"/>
+          <w:color w:val="333333"/>
+          <w:sz w:val="21"/>
+        </w:rPr>
+        <w:t>Ohne strategische Rahmung (Botschaften, Bildwelt, Rollendefinition) kann der Auftritt inkonsistent werden und späterer Korrektur bedürfen.</w:t>
+      </w:r>
+    </w:p>
+    <w:p>
+      <w:pPr>
+        <w:spacing w:before="240" w:after="80"/>
+      </w:pPr>
+      <w:r>
+        <w:rPr>
+          <w:rFonts w:ascii="Calibri" w:hAnsi="Calibri"/>
+          <w:b/>
+          <w:i w:val="0"/>
+          <w:color w:val="1A1033"/>
+          <w:sz w:val="24"/>
+        </w:rPr>
+        <w:t>Option C — Event als Ankerpunkt (16.09.2026)</w:t>
+      </w:r>
+    </w:p>
+    <w:p>
+      <w:pPr>
+        <w:spacing w:after="140"/>
+      </w:pPr>
+      <w:r>
+        <w:rPr>
+          <w:rFonts w:ascii="Calibri" w:hAnsi="Calibri"/>
+          <w:b w:val="0"/>
+          <w:i w:val="0"/>
+          <w:color w:val="333333"/>
+          <w:sz w:val="21"/>
+        </w:rPr>
+        <w:t>Rückwärtsplanung vom Swiss Funds Anlass: Was muss bis 16.09. stehen? Pitch Deck, Viktor LinkedIn, erste Webseite, ein klares Versprechen. Das Datum erzwingt Priorisierung.</w:t>
+      </w:r>
+    </w:p>
+    <w:p>
+      <w:pPr>
+        <w:pStyle w:val="ListBullet"/>
+        <w:spacing w:after="60"/>
+      </w:pPr>
+      <w:r>
+        <w:rPr>
+          <w:rFonts w:ascii="Calibri" w:hAnsi="Calibri"/>
+          <w:b/>
+          <w:i w:val="0"/>
+          <w:color w:val="333333"/>
+          <w:sz w:val="21"/>
+        </w:rPr>
+        <w:t xml:space="preserve">Stärke:  </w:t>
+      </w:r>
+      <w:r>
+        <w:rPr>
+          <w:rFonts w:ascii="Calibri" w:hAnsi="Calibri"/>
+          <w:b w:val="0"/>
+          <w:i w:val="0"/>
+          <w:color w:val="333333"/>
+          <w:sz w:val="21"/>
+        </w:rPr>
+        <w:t>Konkretes Datum schafft Entscheidungsdruck und Klarheit. Beastly hat einen ersten echten Auftrittstermin in einem hochwertigen Umfeld.</w:t>
+      </w:r>
+    </w:p>
+    <w:p>
+      <w:pPr>
+        <w:pStyle w:val="ListBullet"/>
+        <w:spacing w:after="60"/>
+      </w:pPr>
+      <w:r>
+        <w:rPr>
+          <w:rFonts w:ascii="Calibri" w:hAnsi="Calibri"/>
+          <w:b/>
+          <w:i w:val="0"/>
+          <w:color w:val="333333"/>
+          <w:sz w:val="21"/>
+        </w:rPr>
+        <w:t xml:space="preserve">Risiko:  </w:t>
+      </w:r>
+      <w:r>
+        <w:rPr>
+          <w:rFonts w:ascii="Calibri" w:hAnsi="Calibri"/>
+          <w:b w:val="0"/>
+          <w:i w:val="0"/>
+          <w:color w:val="333333"/>
+          <w:sz w:val="21"/>
+        </w:rPr>
+        <w:t>Hektik und Kompromisse, wenn zu viel gleichzeitig fertig werden muss. Qualität kann leiden, wenn die Zeit nicht reicht.</w:t>
+      </w:r>
+    </w:p>
+    <w:p>
+      <w:pPr>
+        <w:spacing w:before="240" w:after="80"/>
+      </w:pPr>
+      <w:r>
+        <w:rPr>
+          <w:rFonts w:ascii="Calibri" w:hAnsi="Calibri"/>
+          <w:b/>
+          <w:i w:val="0"/>
+          <w:color w:val="1A1033"/>
+          <w:sz w:val="24"/>
+        </w:rPr>
+        <w:t>Voraussetzung für alle Optionen</w:t>
+      </w:r>
+    </w:p>
+    <w:p>
+      <w:pPr>
+        <w:spacing w:after="140"/>
+      </w:pPr>
+      <w:r>
+        <w:rPr>
+          <w:rFonts w:ascii="Calibri" w:hAnsi="Calibri"/>
+          <w:b w:val="0"/>
+          <w:i w:val="0"/>
+          <w:color w:val="333333"/>
+          <w:sz w:val="21"/>
+        </w:rPr>
+        <w:t>Unabhängig davon, welche Option gewählt wird, braucht es als absoluten ersten Schritt organisatorische Klarheit: Wer entscheidet? Wer gibt frei? Wer spricht für Chipiron, wer für Beastly? Ohne diese Klärung wird jede Umsetzung zur Abstimmungsaufgabe.</w:t>
+      </w:r>
+    </w:p>
+    <w:tbl>
+      <w:tblPr>
+        <w:tblStyle w:val="TableGrid"/>
+        <w:tblW w:type="auto" w:w="0"/>
+        <w:tblLook w:firstColumn="1" w:firstRow="1" w:lastColumn="0" w:lastRow="0" w:noHBand="0" w:noVBand="1" w:val="04A0"/>
+      </w:tblPr>
+      <w:tblGrid>
+        <w:gridCol w:w="8612"/>
+      </w:tblGrid>
+      <w:tr>
+        <w:tc>
+          <w:tcPr>
+            <w:tcW w:type="dxa" w:w="8612"/>
+            <w:shd w:val="clear" w:color="auto" w:fill="FFF3EE"/>
+            <w:tcMar>
+              <w:top w:w="100" w:type="dxa"/>
+              <w:bottom w:w="100" w:type="dxa"/>
+              <w:left w:w="140" w:type="dxa"/>
+              <w:right w:w="140" w:type="dxa"/>
+            </w:tcMar>
+          </w:tcPr>
+          <w:p>
+            <w:r>
+              <w:rPr>
+                <w:rFonts w:ascii="Calibri" w:hAnsi="Calibri"/>
+                <w:b/>
+                <w:i w:val="0"/>
+                <w:color w:val="BD5435"/>
+                <w:sz w:val="20"/>
+              </w:rPr>
+              <w:t xml:space="preserve">Empfehlung 1322:  </w:t>
+            </w:r>
+            <w:r>
+              <w:rPr>
+                <w:rFonts w:ascii="Calibri" w:hAnsi="Calibri"/>
+                <w:b w:val="0"/>
+                <w:i w:val="0"/>
+                <w:color w:val="333333"/>
+                <w:sz w:val="20"/>
+              </w:rPr>
+              <w:t>Option A oder C — je nach verfügbarer Kapazität und Dringlichkeit des 16.09.-Fensters. In jedem Fall: Rollenklärung und Markenarchitektur als erste Entscheidung, bevor Sichtbarkeit aufgebaut wird.</w:t>
+            </w:r>
+          </w:p>
+        </w:tc>
+      </w:tr>
+    </w:tbl>
+    <w:p>
+      <w:pPr>
+        <w:spacing w:after="120"/>
+      </w:pPr>
+    </w:p>
+    <w:p>
+      <w:pPr>
+        <w:spacing w:before="120" w:after="120"/>
+        <w:pBdr>
+          <w:bottom w:val="single" w:sz="4" w:space="1" w:color="a176f4"/>
+        </w:pBdr>
+      </w:pPr>
+    </w:p>
+    <w:p>
+      <w:r>
+        <w:br w:type="page"/>
+      </w:r>
+    </w:p>
+    <w:p>
+      <w:pPr>
+        <w:spacing w:before="360" w:after="120"/>
+      </w:pPr>
+      <w:r>
+        <w:rPr>
+          <w:rFonts w:ascii="Calibri" w:hAnsi="Calibri"/>
+          <w:b/>
+          <w:i w:val="0"/>
           <w:color w:val="4B319B"/>
           <w:sz w:val="32"/>
         </w:rPr>
@@ -1433,13 +4463,14 @@
     </w:p>
     <w:p>
       <w:pPr>
-        <w:spacing w:after="160"/>
+        <w:spacing w:after="140"/>
       </w:pPr>
       <w:r>
         <w:rPr>
           <w:rFonts w:ascii="Calibri" w:hAnsi="Calibri"/>
+          <w:b w:val="0"/>
           <w:i/>
-          <w:color w:val="444444"/>
+          <w:color w:val="333333"/>
           <w:sz w:val="21"/>
         </w:rPr>
         <w:t>Folgende Folien-Inhalte können direkt in ein Präsentations-Deck übertragen werden.</w:t>
@@ -1447,14 +4478,15 @@
     </w:p>
     <w:p>
       <w:pPr>
-        <w:spacing w:before="200" w:after="120"/>
+        <w:spacing w:before="240" w:after="80"/>
       </w:pPr>
       <w:r>
         <w:rPr>
           <w:rFonts w:ascii="Calibri" w:hAnsi="Calibri"/>
           <w:b/>
+          <w:i w:val="0"/>
           <w:color w:val="1A1033"/>
-          <w:sz w:val="26"/>
+          <w:sz w:val="24"/>
         </w:rPr>
         <w:t>Folie 1 — Ausgangslage</w:t>
       </w:r>
@@ -1467,7 +4499,9 @@
       <w:r>
         <w:rPr>
           <w:rFonts w:ascii="Calibri" w:hAnsi="Calibri"/>
-          <w:color w:val="444444"/>
+          <w:b w:val="0"/>
+          <w:i w:val="0"/>
+          <w:color w:val="333333"/>
           <w:sz w:val="21"/>
         </w:rPr>
         <w:t>Beastly = erstes Produkt der Non-Profit Chipiron AG</w:t>
@@ -1481,10 +4515,12 @@
       <w:r>
         <w:rPr>
           <w:rFonts w:ascii="Calibri" w:hAnsi="Calibri"/>
-          <w:color w:val="444444"/>
+          <w:b w:val="0"/>
+          <w:i w:val="0"/>
+          <w:color w:val="333333"/>
           <w:sz w:val="21"/>
         </w:rPr>
-        <w:t>Gegründet von Viktor &amp; Lydia Ackermann, geprägt durch FourGive Tierklinik</w:t>
+        <w:t>Gegründet von Viktor &amp; Lydia Ackermann, geprägt durch FourGive Tierklinik Ägypten</w:t>
       </w:r>
     </w:p>
     <w:p>
@@ -1495,10 +4531,12 @@
       <w:r>
         <w:rPr>
           <w:rFonts w:ascii="Calibri" w:hAnsi="Calibri"/>
-          <w:color w:val="444444"/>
+          <w:b w:val="0"/>
+          <w:i w:val="0"/>
+          <w:color w:val="333333"/>
           <w:sz w:val="21"/>
         </w:rPr>
-        <w:t>Animal Cruelty Free Portfolio, KI-basierte Bewertung</w:t>
+        <w:t>Animal Cruelty Free Portfolio, KI-basierte Bewertung börsenkotierter Unternehmen</w:t>
       </w:r>
     </w:p>
     <w:p>
@@ -1509,7 +4547,9 @@
       <w:r>
         <w:rPr>
           <w:rFonts w:ascii="Calibri" w:hAnsi="Calibri"/>
-          <w:color w:val="444444"/>
+          <w:b w:val="0"/>
+          <w:i w:val="0"/>
+          <w:color w:val="333333"/>
           <w:sz w:val="21"/>
         </w:rPr>
         <w:t>Starke Substanz: gecappte Löhne, kein Bonus-System, Gewinne → Tierschutz</w:t>
@@ -1523,23 +4563,30 @@
       <w:r>
         <w:rPr>
           <w:rFonts w:ascii="Calibri" w:hAnsi="Calibri"/>
-          <w:color w:val="444444"/>
+          <w:b w:val="0"/>
+          <w:i w:val="0"/>
+          <w:color w:val="333333"/>
           <w:sz w:val="21"/>
         </w:rPr>
-        <w:t>Noch keine aktiven Kanäle — Aufbau von Grund auf</w:t>
+        <w:t>Drei Ebenen gleichzeitig: Beastly (Emotion) / Chipiron (Vertrauen) / FourGive (Wirkung)</w:t>
       </w:r>
     </w:p>
-    <w:p/>
     <w:p>
       <w:pPr>
-        <w:spacing w:before="200" w:after="120"/>
+        <w:spacing w:after="40"/>
+      </w:pPr>
+    </w:p>
+    <w:p>
+      <w:pPr>
+        <w:spacing w:before="240" w:after="80"/>
       </w:pPr>
       <w:r>
         <w:rPr>
           <w:rFonts w:ascii="Calibri" w:hAnsi="Calibri"/>
           <w:b/>
+          <w:i w:val="0"/>
           <w:color w:val="1A1033"/>
-          <w:sz w:val="26"/>
+          <w:sz w:val="24"/>
         </w:rPr>
         <w:t>Folie 2 — Das Ziel</w:t>
       </w:r>
@@ -1552,10 +4599,12 @@
       <w:r>
         <w:rPr>
           <w:rFonts w:ascii="Calibri" w:hAnsi="Calibri"/>
-          <w:color w:val="444444"/>
+          <w:b w:val="0"/>
+          <w:i w:val="0"/>
+          <w:color w:val="333333"/>
           <w:sz w:val="21"/>
         </w:rPr>
-        <w:t>Beastly als eigenständige, glaubwürdige Anlagemarke etablieren</w:t>
+        <w:t>Beastly als eigenständige Anlagemarke im DACH-Raum etablieren</w:t>
       </w:r>
     </w:p>
     <w:p>
@@ -1566,10 +4615,12 @@
       <w:r>
         <w:rPr>
           <w:rFonts w:ascii="Calibri" w:hAnsi="Calibri"/>
-          <w:color w:val="444444"/>
+          <w:b w:val="0"/>
+          <w:i w:val="0"/>
+          <w:color w:val="333333"/>
           <w:sz w:val="21"/>
         </w:rPr>
-        <w:t>Versprechen: Rendite für Investoren · Wirkung für Tiere · Keine Gewinnausschüttung</w:t>
+        <w:t>Kernversprechen: Rendite für Investoren · Wirkung für Tiere · Keine Gewinnausschüttung</w:t>
       </w:r>
     </w:p>
     <w:p>
@@ -1580,10 +4631,12 @@
       <w:r>
         <w:rPr>
           <w:rFonts w:ascii="Calibri" w:hAnsi="Calibri"/>
-          <w:color w:val="444444"/>
+          <w:b w:val="0"/>
+          <w:i w:val="0"/>
+          <w:color w:val="333333"/>
           <w:sz w:val="21"/>
         </w:rPr>
-        <w:t>Sichtbarkeit + Vertrauen über radikale Transparenz</w:t>
+        <w:t>Vertrauen über radikale Transparenz aufbauen — nicht versprechen, beweisen</w:t>
       </w:r>
     </w:p>
     <w:p>
@@ -1594,37 +4647,30 @@
       <w:r>
         <w:rPr>
           <w:rFonts w:ascii="Calibri" w:hAnsi="Calibri"/>
-          <w:color w:val="444444"/>
+          <w:b w:val="0"/>
+          <w:i w:val="0"/>
+          <w:color w:val="333333"/>
           <w:sz w:val="21"/>
         </w:rPr>
-        <w:t>Beide Zielgruppen zur Investmententscheidung führen</w:t>
+        <w:t>Start DACH, später UK — Externe Kommunikation auf Deutsch</w:t>
       </w:r>
     </w:p>
     <w:p>
       <w:pPr>
-        <w:pStyle w:val="ListBullet"/>
-        <w:spacing w:after="60"/>
-      </w:pPr>
-      <w:r>
-        <w:rPr>
-          <w:rFonts w:ascii="Calibri" w:hAnsi="Calibri"/>
-          <w:color w:val="444444"/>
-          <w:sz w:val="21"/>
-        </w:rPr>
-        <w:t>Start DACH, später UK — Kommunikation auf Deutsch</w:t>
-      </w:r>
+        <w:spacing w:after="40"/>
+      </w:pPr>
     </w:p>
-    <w:p/>
     <w:p>
       <w:pPr>
-        <w:spacing w:before="200" w:after="120"/>
+        <w:spacing w:before="240" w:after="80"/>
       </w:pPr>
       <w:r>
         <w:rPr>
           <w:rFonts w:ascii="Calibri" w:hAnsi="Calibri"/>
           <w:b/>
+          <w:i w:val="0"/>
           <w:color w:val="1A1033"/>
-          <w:sz w:val="26"/>
+          <w:sz w:val="24"/>
         </w:rPr>
         <w:t>Folie 3 — Die Zielgruppe</w:t>
       </w:r>
@@ -1637,10 +4683,12 @@
       <w:r>
         <w:rPr>
           <w:rFonts w:ascii="Calibri" w:hAnsi="Calibri"/>
-          <w:color w:val="444444"/>
+          <w:b w:val="0"/>
+          <w:i w:val="0"/>
+          <w:color w:val="333333"/>
           <w:sz w:val="21"/>
         </w:rPr>
-        <w:t>Retail: ab CHF 50, Motivation Tierwohl &amp; Identifikation</w:t>
+        <w:t>Nicht: Retail = Herz / Institutionell = Kopf</w:t>
       </w:r>
     </w:p>
     <w:p>
@@ -1651,10 +4699,12 @@
       <w:r>
         <w:rPr>
           <w:rFonts w:ascii="Calibri" w:hAnsi="Calibri"/>
-          <w:color w:val="444444"/>
+          <w:b w:val="0"/>
+          <w:i w:val="0"/>
+          <w:color w:val="333333"/>
           <w:sz w:val="21"/>
         </w:rPr>
-        <w:t>Professionell: gleiche Motivation, braucht Beweistiefe</w:t>
+        <w:t>Sondern: Beide brauchen Herz. Institutionelle brauchen zusätzlich Beweisführung.</w:t>
       </w:r>
     </w:p>
     <w:p>
@@ -1665,10 +4715,12 @@
       <w:r>
         <w:rPr>
           <w:rFonts w:ascii="Calibri" w:hAnsi="Calibri"/>
-          <w:color w:val="444444"/>
+          <w:b w:val="0"/>
+          <w:i w:val="0"/>
+          <w:color w:val="333333"/>
           <w:sz w:val="21"/>
         </w:rPr>
-        <w:t>Entscheidungslogik: Emotion → Vertrauen → Performance</w:t>
+        <w:t>Retail: ab CHF 50, emotionaler Einstieg, niedrige Hürde</w:t>
       </w:r>
     </w:p>
     <w:p>
@@ -1679,25 +4731,48 @@
       <w:r>
         <w:rPr>
           <w:rFonts w:ascii="Calibri" w:hAnsi="Calibri"/>
-          <w:color w:val="444444"/>
+          <w:b w:val="0"/>
+          <w:i w:val="0"/>
+          <w:color w:val="333333"/>
           <w:sz w:val="21"/>
         </w:rPr>
-        <w:t>Gleiche Haltung, unterschiedliche Beweistiefe</w:t>
+        <w:t>Professionell: Struktur, Governance, Track Record, Risiko-Rendite</w:t>
       </w:r>
     </w:p>
-    <w:p/>
     <w:p>
       <w:pPr>
-        <w:spacing w:before="200" w:after="120"/>
+        <w:pStyle w:val="ListBullet"/>
+        <w:spacing w:after="60"/>
+      </w:pPr>
+      <w:r>
+        <w:rPr>
+          <w:rFonts w:ascii="Calibri" w:hAnsi="Calibri"/>
+          <w:b w:val="0"/>
+          <w:i w:val="0"/>
+          <w:color w:val="333333"/>
+          <w:sz w:val="21"/>
+        </w:rPr>
+        <w:t>Entscheidungslogik: Emotion → Vertrauen → Performance → Entscheidung</w:t>
+      </w:r>
+    </w:p>
+    <w:p>
+      <w:pPr>
+        <w:spacing w:after="40"/>
+      </w:pPr>
+    </w:p>
+    <w:p>
+      <w:pPr>
+        <w:spacing w:before="240" w:after="80"/>
       </w:pPr>
       <w:r>
         <w:rPr>
           <w:rFonts w:ascii="Calibri" w:hAnsi="Calibri"/>
           <w:b/>
+          <w:i w:val="0"/>
           <w:color w:val="1A1033"/>
-          <w:sz w:val="26"/>
+          <w:sz w:val="24"/>
         </w:rPr>
-        <w:t>Folie 4 — Wie kommen wir dahin?</w:t>
+        <w:t>Folie 4 — Strategischer Rahmen</w:t>
       </w:r>
     </w:p>
     <w:p>
@@ -1708,10 +4783,12 @@
       <w:r>
         <w:rPr>
           <w:rFonts w:ascii="Calibri" w:hAnsi="Calibri"/>
-          <w:color w:val="444444"/>
+          <w:b w:val="0"/>
+          <w:i w:val="0"/>
+          <w:color w:val="333333"/>
           <w:sz w:val="21"/>
         </w:rPr>
-        <w:t>Beastly führt, Chipiron als Glaubwürdigkeitsträger am Rand</w:t>
+        <w:t>Beastly führt emotional / Chipiron bleibt diskret als Absender</w:t>
       </w:r>
     </w:p>
     <w:p>
@@ -1722,10 +4799,12 @@
       <w:r>
         <w:rPr>
           <w:rFonts w:ascii="Calibri" w:hAnsi="Calibri"/>
-          <w:color w:val="444444"/>
+          <w:b w:val="0"/>
+          <w:i w:val="0"/>
+          <w:color w:val="333333"/>
           <w:sz w:val="21"/>
         </w:rPr>
-        <w:t>Zwei Bildwelten: Raubtier = Performance · Schützenswert = Wirkung</w:t>
+        <w:t>«Non-Profit» wird erklärt: Rendite · Wirkung · Keine Gewinnausschüttung</w:t>
       </w:r>
     </w:p>
     <w:p>
@@ -1736,10 +4815,12 @@
       <w:r>
         <w:rPr>
           <w:rFonts w:ascii="Calibri" w:hAnsi="Calibri"/>
-          <w:color w:val="444444"/>
+          <w:b w:val="0"/>
+          <w:i w:val="0"/>
+          <w:color w:val="333333"/>
           <w:sz w:val="21"/>
         </w:rPr>
-        <w:t>Haltung ohne Aktivismus — mutig, nie belehrend</w:t>
+        <w:t>Haltung ohne Aktivismus: konsequent, mutig, wertebasiert — nie belehrend</w:t>
       </w:r>
     </w:p>
     <w:p>
@@ -1750,10 +4831,12 @@
       <w:r>
         <w:rPr>
           <w:rFonts w:ascii="Calibri" w:hAnsi="Calibri"/>
-          <w:color w:val="444444"/>
+          <w:b w:val="0"/>
+          <w:i w:val="0"/>
+          <w:color w:val="333333"/>
           <w:sz w:val="21"/>
         </w:rPr>
-        <w:t>Radikale Transparenz als Differenzierungshebel</w:t>
+        <w:t>Radikale Transparenz als Differenzierungshebel, nicht als ethisches Gebot</w:t>
       </w:r>
     </w:p>
     <w:p>
@@ -1764,25 +4847,32 @@
       <w:r>
         <w:rPr>
           <w:rFonts w:ascii="Calibri" w:hAnsi="Calibri"/>
-          <w:color w:val="444444"/>
+          <w:b w:val="0"/>
+          <w:i w:val="0"/>
+          <w:color w:val="333333"/>
           <w:sz w:val="21"/>
         </w:rPr>
-        <w:t>Personenzentriert: Viktor vorne, Lydia flankierend</w:t>
+        <w:t>Personenzentriert: Viktor vorne, Lydia flankierend — kein Markenauftritt ohne Gesicht</w:t>
       </w:r>
     </w:p>
-    <w:p/>
     <w:p>
       <w:pPr>
-        <w:spacing w:before="200" w:after="120"/>
+        <w:spacing w:after="40"/>
+      </w:pPr>
+    </w:p>
+    <w:p>
+      <w:pPr>
+        <w:spacing w:before="240" w:after="80"/>
       </w:pPr>
       <w:r>
         <w:rPr>
           <w:rFonts w:ascii="Calibri" w:hAnsi="Calibri"/>
           <w:b/>
+          <w:i w:val="0"/>
           <w:color w:val="1A1033"/>
-          <w:sz w:val="26"/>
+          <w:sz w:val="24"/>
         </w:rPr>
-        <w:t>Folie 5 — Der Funnel</w:t>
+        <w:t>Folie 5 — Der Kommunikationsfunnel</w:t>
       </w:r>
     </w:p>
     <w:p>
@@ -1793,10 +4883,12 @@
       <w:r>
         <w:rPr>
           <w:rFonts w:ascii="Calibri" w:hAnsi="Calibri"/>
-          <w:color w:val="444444"/>
+          <w:b w:val="0"/>
+          <w:i w:val="0"/>
+          <w:color w:val="333333"/>
           <w:sz w:val="21"/>
         </w:rPr>
-        <w:t>Aufmerksamkeit: Personal Branding + Awareness-Ads</w:t>
+        <w:t>Aufmerksamkeit: Viktor LinkedIn + Social Posting + Awareness-Ads</w:t>
       </w:r>
     </w:p>
     <w:p>
@@ -1807,10 +4899,12 @@
       <w:r>
         <w:rPr>
           <w:rFonts w:ascii="Calibri" w:hAnsi="Calibri"/>
-          <w:color w:val="444444"/>
+          <w:b w:val="0"/>
+          <w:i w:val="0"/>
+          <w:color w:val="333333"/>
           <w:sz w:val="21"/>
         </w:rPr>
-        <w:t>Neugier: Gründerstory &amp; ungewöhnliche Code-Kombination</w:t>
+        <w:t>Neugier: Gründerstory, FourGive-Momente, Dual-Bildwelt</w:t>
       </w:r>
     </w:p>
     <w:p>
@@ -1821,10 +4915,12 @@
       <w:r>
         <w:rPr>
           <w:rFonts w:ascii="Calibri" w:hAnsi="Calibri"/>
-          <w:color w:val="444444"/>
+          <w:b w:val="0"/>
+          <w:i w:val="0"/>
+          <w:color w:val="333333"/>
           <w:sz w:val="21"/>
         </w:rPr>
-        <w:t>Vertrauen: Website + durchgehende Transparenz</w:t>
+        <w:t>Vertrauen: Website (Transparenz) + Viktor &amp; Lydia als Menschen</w:t>
       </w:r>
     </w:p>
     <w:p>
@@ -1835,10 +4931,12 @@
       <w:r>
         <w:rPr>
           <w:rFonts w:ascii="Calibri" w:hAnsi="Calibri"/>
-          <w:color w:val="444444"/>
+          <w:b w:val="0"/>
+          <w:i w:val="0"/>
+          <w:color w:val="333333"/>
           <w:sz w:val="21"/>
         </w:rPr>
-        <w:t>Erklärung: Beweisführung für professionelle Investoren</w:t>
+        <w:t>Erklärung: Pitch Deck + Direktgespräch + vertiefende Website-Inhalte</w:t>
       </w:r>
     </w:p>
     <w:p>
@@ -1849,25 +4947,32 @@
       <w:r>
         <w:rPr>
           <w:rFonts w:ascii="Calibri" w:hAnsi="Calibri"/>
-          <w:color w:val="444444"/>
+          <w:b w:val="0"/>
+          <w:i w:val="0"/>
+          <w:color w:val="333333"/>
           <w:sz w:val="21"/>
         </w:rPr>
-        <w:t>Entscheidung: Einstieg ab CHF 50, Conversion-Ads</w:t>
+        <w:t>Entscheidung: Retail CHF 50+ online / Professionell Direktabschluss</w:t>
       </w:r>
     </w:p>
-    <w:p/>
     <w:p>
       <w:pPr>
-        <w:spacing w:before="200" w:after="120"/>
+        <w:spacing w:after="40"/>
+      </w:pPr>
+    </w:p>
+    <w:p>
+      <w:pPr>
+        <w:spacing w:before="240" w:after="80"/>
       </w:pPr>
       <w:r>
         <w:rPr>
           <w:rFonts w:ascii="Calibri" w:hAnsi="Calibri"/>
           <w:b/>
+          <w:i w:val="0"/>
           <w:color w:val="1A1033"/>
-          <w:sz w:val="26"/>
+          <w:sz w:val="24"/>
         </w:rPr>
-        <w:t>Folie 6 — Die Elemente</w:t>
+        <w:t>Folie 6 — Die Kommunikationselemente</w:t>
       </w:r>
     </w:p>
     <w:p>
@@ -1878,10 +4983,12 @@
       <w:r>
         <w:rPr>
           <w:rFonts w:ascii="Calibri" w:hAnsi="Calibri"/>
-          <w:color w:val="444444"/>
+          <w:b w:val="0"/>
+          <w:i w:val="0"/>
+          <w:color w:val="333333"/>
           <w:sz w:val="21"/>
         </w:rPr>
-        <w:t>Branding geschärft, Website als Vertrauensschritt überarbeitet</w:t>
+        <w:t>Branding: Markenarchitektur schärfen, Dual-Bildwelt verankern</w:t>
       </w:r>
     </w:p>
     <w:p>
@@ -1892,10 +4999,12 @@
       <w:r>
         <w:rPr>
           <w:rFonts w:ascii="Calibri" w:hAnsi="Calibri"/>
-          <w:color w:val="444444"/>
+          <w:b w:val="0"/>
+          <w:i w:val="0"/>
+          <w:color w:val="333333"/>
           <w:sz w:val="21"/>
         </w:rPr>
-        <w:t>Emotionales Pitch Deck für direkten Verkauf durch Viktor &amp; Lydia</w:t>
+        <w:t>Website: Vertrauensschritt, Transparenz direkt sichtbar (Mockup: Fabio)</w:t>
       </w:r>
     </w:p>
     <w:p>
@@ -1906,10 +5015,12 @@
       <w:r>
         <w:rPr>
           <w:rFonts w:ascii="Calibri" w:hAnsi="Calibri"/>
-          <w:color w:val="444444"/>
+          <w:b w:val="0"/>
+          <w:i w:val="0"/>
+          <w:color w:val="333333"/>
           <w:sz w:val="21"/>
         </w:rPr>
-        <w:t>Viktors LinkedIn als zentraler Reichweiten- &amp; Vertrauensmotor</w:t>
+        <w:t>Viktor LinkedIn: wichtigster Reichweiten- und Vertrauenskanal</w:t>
       </w:r>
     </w:p>
     <w:p>
@@ -1920,10 +5031,12 @@
       <w:r>
         <w:rPr>
           <w:rFonts w:ascii="Calibri" w:hAnsi="Calibri"/>
-          <w:color w:val="444444"/>
+          <w:b w:val="0"/>
+          <w:i w:val="0"/>
+          <w:color w:val="333333"/>
           <w:sz w:val="21"/>
         </w:rPr>
-        <w:t>3 Social-Kanäle, immer beide Botschaften (Invest + Tierwohl)</w:t>
+        <w:t>Pitch Deck: emotionaler Aufbau, faktische Tiefe</w:t>
       </w:r>
     </w:p>
     <w:p>
@@ -1934,25 +5047,64 @@
       <w:r>
         <w:rPr>
           <w:rFonts w:ascii="Calibri" w:hAnsi="Calibri"/>
-          <w:color w:val="444444"/>
+          <w:b w:val="0"/>
+          <w:i w:val="0"/>
+          <w:color w:val="333333"/>
           <w:sz w:val="21"/>
         </w:rPr>
-        <w:t>Events als Auftrittschance, Ads in zwei Phasen</w:t>
+        <w:t>3 Social-Kanäle: LinkedIn (Haupt) / TikTok / Instagram — immer Invest + Tierwohl</w:t>
       </w:r>
     </w:p>
-    <w:p/>
     <w:p>
       <w:pPr>
-        <w:spacing w:before="200" w:after="120"/>
+        <w:pStyle w:val="ListBullet"/>
+        <w:spacing w:after="60"/>
+      </w:pPr>
+      <w:r>
+        <w:rPr>
+          <w:rFonts w:ascii="Calibri" w:hAnsi="Calibri"/>
+          <w:b w:val="0"/>
+          <w:i w:val="0"/>
+          <w:color w:val="333333"/>
+          <w:sz w:val="21"/>
+        </w:rPr>
+        <w:t>Swiss Funds 16.09.2026: Auftrittschance, Networking, nicht eigener Launch</w:t>
+      </w:r>
+    </w:p>
+    <w:p>
+      <w:pPr>
+        <w:pStyle w:val="ListBullet"/>
+        <w:spacing w:after="60"/>
+      </w:pPr>
+      <w:r>
+        <w:rPr>
+          <w:rFonts w:ascii="Calibri" w:hAnsi="Calibri"/>
+          <w:b w:val="0"/>
+          <w:i w:val="0"/>
+          <w:color w:val="333333"/>
+          <w:sz w:val="21"/>
+        </w:rPr>
+        <w:t>Ads zweiphasig: Awareness zuerst, Conversion wenn Fundament steht</w:t>
+      </w:r>
+    </w:p>
+    <w:p>
+      <w:pPr>
+        <w:spacing w:after="40"/>
+      </w:pPr>
+    </w:p>
+    <w:p>
+      <w:pPr>
+        <w:spacing w:before="240" w:after="80"/>
       </w:pPr>
       <w:r>
         <w:rPr>
           <w:rFonts w:ascii="Calibri" w:hAnsi="Calibri"/>
           <w:b/>
+          <w:i w:val="0"/>
           <w:color w:val="1A1033"/>
-          <w:sz w:val="26"/>
+          <w:sz w:val="24"/>
         </w:rPr>
-        <w:t>Folie 7 — Fazit &amp; Offene Punkte</w:t>
+        <w:t>Folie 7 — Persönliche Einschätzung</w:t>
       </w:r>
     </w:p>
     <w:p>
@@ -1963,10 +5115,12 @@
       <w:r>
         <w:rPr>
           <w:rFonts w:ascii="Calibri" w:hAnsi="Calibri"/>
-          <w:color w:val="444444"/>
+          <w:b w:val="0"/>
+          <w:i w:val="0"/>
+          <w:color w:val="333333"/>
           <w:sz w:val="21"/>
         </w:rPr>
-        <w:t>Elemente greifen entlang Emotion → Vertrauen → Performance</w:t>
+        <w:t>Solider Startpunkt: starke Gründerüberzeugung, relevante Nische, klare Substanz</w:t>
       </w:r>
     </w:p>
     <w:p>
@@ -1977,10 +5131,12 @@
       <w:r>
         <w:rPr>
           <w:rFonts w:ascii="Calibri" w:hAnsi="Calibri"/>
-          <w:color w:val="444444"/>
+          <w:b w:val="0"/>
+          <w:i w:val="0"/>
+          <w:color w:val="333333"/>
           <w:sz w:val="21"/>
         </w:rPr>
-        <w:t>Offen: Rendite-/Risikostruktur, finale Kanalwahl, Reporting-Format</w:t>
+        <w:t>Hohe Kommunikationskomplexität: 3 Ebenen, 2 Zielgruppen, 1 Missverständnis</w:t>
       </w:r>
     </w:p>
     <w:p>
@@ -1991,10 +5147,12 @@
       <w:r>
         <w:rPr>
           <w:rFonts w:ascii="Calibri" w:hAnsi="Calibri"/>
-          <w:color w:val="444444"/>
+          <w:b w:val="0"/>
+          <w:i w:val="0"/>
+          <w:color w:val="333333"/>
           <w:sz w:val="21"/>
         </w:rPr>
-        <w:t>Zu entscheiden: Content-Schlagzahl &amp; Produktionsverantwortung</w:t>
+        <w:t>Die Idee ist stark — die Herausforderung ist Dosierung, Führung, Übersetzung</w:t>
       </w:r>
     </w:p>
     <w:p>
@@ -2005,30 +5163,190 @@
       <w:r>
         <w:rPr>
           <w:rFonts w:ascii="Calibri" w:hAnsi="Calibri"/>
-          <w:color w:val="444444"/>
+          <w:b w:val="0"/>
+          <w:i w:val="0"/>
+          <w:color w:val="333333"/>
           <w:sz w:val="21"/>
         </w:rPr>
-        <w:t>FourGive nie instrumentalisieren — Teil der Story, kein Kanal</w:t>
+        <w:t>«Transparent sein, ohne zu überladen. Emotion wecken, ohne aktivistisch zu wirken.»</w:t>
       </w:r>
     </w:p>
     <w:p>
       <w:pPr>
-        <w:pStyle w:val="ListBullet"/>
-        <w:spacing w:after="60"/>
+        <w:spacing w:after="40"/>
+      </w:pPr>
+    </w:p>
+    <w:p>
+      <w:pPr>
+        <w:spacing w:before="240" w:after="80"/>
       </w:pPr>
       <w:r>
         <w:rPr>
           <w:rFonts w:ascii="Calibri" w:hAnsi="Calibri"/>
-          <w:color w:val="444444"/>
+          <w:b/>
+          <w:i w:val="0"/>
+          <w:color w:val="1A1033"/>
+          <w:sz w:val="24"/>
+        </w:rPr>
+        <w:t>Folie 8 — Empfehlung</w:t>
+      </w:r>
+    </w:p>
+    <w:p>
+      <w:pPr>
+        <w:pStyle w:val="ListBullet"/>
+        <w:spacing w:after="60"/>
+      </w:pPr>
+      <w:r>
+        <w:rPr>
+          <w:rFonts w:ascii="Calibri" w:hAnsi="Calibri"/>
+          <w:b w:val="0"/>
+          <w:i w:val="0"/>
+          <w:color w:val="333333"/>
           <w:sz w:val="21"/>
         </w:rPr>
-        <w:t>Solides Fundament, klare Priorisierung nötig</w:t>
+        <w:t>Nicht nur operative Unterstützung — strategische Führung der Kommunikation</w:t>
       </w:r>
     </w:p>
-    <w:p/>
+    <w:p>
+      <w:pPr>
+        <w:pStyle w:val="ListBullet"/>
+        <w:spacing w:after="60"/>
+      </w:pPr>
+      <w:r>
+        <w:rPr>
+          <w:rFonts w:ascii="Calibri" w:hAnsi="Calibri"/>
+          <w:b w:val="0"/>
+          <w:i w:val="0"/>
+          <w:color w:val="333333"/>
+          <w:sz w:val="21"/>
+        </w:rPr>
+        <w:t>Externe CMO-Funktion: führen, challengen, übersetzen, entlasten</w:t>
+      </w:r>
+    </w:p>
+    <w:p>
+      <w:pPr>
+        <w:pStyle w:val="ListBullet"/>
+        <w:spacing w:after="60"/>
+      </w:pPr>
+      <w:r>
+        <w:rPr>
+          <w:rFonts w:ascii="Calibri" w:hAnsi="Calibri"/>
+          <w:b w:val="0"/>
+          <w:i w:val="0"/>
+          <w:color w:val="333333"/>
+          <w:sz w:val="21"/>
+        </w:rPr>
+        <w:t>Voraussetzung: Rollen, Entscheidungswege, Zuständigkeiten klären</w:t>
+      </w:r>
+    </w:p>
+    <w:p>
+      <w:pPr>
+        <w:pStyle w:val="ListBullet"/>
+        <w:spacing w:after="60"/>
+      </w:pPr>
+      <w:r>
+        <w:rPr>
+          <w:rFonts w:ascii="Calibri" w:hAnsi="Calibri"/>
+          <w:b w:val="0"/>
+          <w:i w:val="0"/>
+          <w:color w:val="333333"/>
+          <w:sz w:val="21"/>
+        </w:rPr>
+        <w:t>1322 ist grundsätzlich interessiert, diesen Weg zu begleiten</w:t>
+      </w:r>
+    </w:p>
+    <w:p>
+      <w:pPr>
+        <w:spacing w:after="40"/>
+      </w:pPr>
+    </w:p>
+    <w:p>
+      <w:pPr>
+        <w:spacing w:before="240" w:after="80"/>
+      </w:pPr>
+      <w:r>
+        <w:rPr>
+          <w:rFonts w:ascii="Calibri" w:hAnsi="Calibri"/>
+          <w:b/>
+          <w:i w:val="0"/>
+          <w:color w:val="1A1033"/>
+          <w:sz w:val="24"/>
+        </w:rPr>
+        <w:t>Folie 9 — Mögliche Einstiege</w:t>
+      </w:r>
+    </w:p>
+    <w:p>
+      <w:pPr>
+        <w:pStyle w:val="ListBullet"/>
+        <w:spacing w:after="60"/>
+      </w:pPr>
+      <w:r>
+        <w:rPr>
+          <w:rFonts w:ascii="Calibri" w:hAnsi="Calibri"/>
+          <w:b w:val="0"/>
+          <w:i w:val="0"/>
+          <w:color w:val="333333"/>
+          <w:sz w:val="21"/>
+        </w:rPr>
+        <w:t>Option A: Fundament zuerst (Markenarchitektur → Botschaften → Visuals → Kanäle)</w:t>
+      </w:r>
+    </w:p>
+    <w:p>
+      <w:pPr>
+        <w:pStyle w:val="ListBullet"/>
+        <w:spacing w:after="60"/>
+      </w:pPr>
+      <w:r>
+        <w:rPr>
+          <w:rFonts w:ascii="Calibri" w:hAnsi="Calibri"/>
+          <w:b w:val="0"/>
+          <w:i w:val="0"/>
+          <w:color w:val="333333"/>
+          <w:sz w:val="21"/>
+        </w:rPr>
+        <w:t>Option B: Persönlichkeit zuerst (Viktor LinkedIn sofort starten)</w:t>
+      </w:r>
+    </w:p>
+    <w:p>
+      <w:pPr>
+        <w:pStyle w:val="ListBullet"/>
+        <w:spacing w:after="60"/>
+      </w:pPr>
+      <w:r>
+        <w:rPr>
+          <w:rFonts w:ascii="Calibri" w:hAnsi="Calibri"/>
+          <w:b w:val="0"/>
+          <w:i w:val="0"/>
+          <w:color w:val="333333"/>
+          <w:sz w:val="21"/>
+        </w:rPr>
+        <w:t>Option C: Event-orientiert (16.09.2026 als Ankerpunkt, rückwärts planen)</w:t>
+      </w:r>
+    </w:p>
+    <w:p>
+      <w:pPr>
+        <w:pStyle w:val="ListBullet"/>
+        <w:spacing w:after="60"/>
+      </w:pPr>
+      <w:r>
+        <w:rPr>
+          <w:rFonts w:ascii="Calibri" w:hAnsi="Calibri"/>
+          <w:b w:val="0"/>
+          <w:i w:val="0"/>
+          <w:color w:val="333333"/>
+          <w:sz w:val="21"/>
+        </w:rPr>
+        <w:t>Voraussetzung für alle: Organisatorische Klärung zuerst</w:t>
+      </w:r>
+    </w:p>
+    <w:p>
+      <w:pPr>
+        <w:spacing w:after="40"/>
+      </w:pPr>
+    </w:p>
     <w:sectPr>
       <w:pgSz w:w="12240" w:h="15840"/>
-      <w:pgMar w:top="1417" w:right="1701" w:bottom="1417" w:left="1701" w:header="720" w:footer="720" w:gutter="0"/>
+      <w:pgMar w:top="1417" w:right="1814" w:bottom="1417" w:left="1814" w:header="720" w:footer="720" w:gutter="0"/>
       <w:cols w:space="720"/>
       <w:docGrid w:linePitch="360"/>
     </w:sectPr>

--- a/beastly-investments/strategies/2026-06-24_strategy_beastly-investments.docx
+++ b/beastly-investments/strategies/2026-06-24_strategy_beastly-investments.docx
@@ -183,7 +183,7 @@
           <w:color w:val="333333"/>
           <w:sz w:val="21"/>
         </w:rPr>
-        <w:t>5.  Der Kommunikationsfunnel</w:t>
+        <w:t>5.  Der Kommunikationsfunnel — Logikdiagramm</w:t>
       </w:r>
     </w:p>
     <w:p>
@@ -215,7 +215,135 @@
           <w:color w:val="333333"/>
           <w:sz w:val="21"/>
         </w:rPr>
-        <w:t>7.  Persönliche Einschätzung — Hohe Kommunikationskomplexität</w:t>
+        <w:t xml:space="preserve">    6.1  Logo und Branding</w:t>
+      </w:r>
+    </w:p>
+    <w:p>
+      <w:pPr>
+        <w:pStyle w:val="ListBullet"/>
+        <w:spacing w:after="60"/>
+      </w:pPr>
+      <w:r>
+        <w:rPr>
+          <w:rFonts w:ascii="Calibri" w:hAnsi="Calibri"/>
+          <w:b w:val="0"/>
+          <w:i w:val="0"/>
+          <w:color w:val="333333"/>
+          <w:sz w:val="21"/>
+        </w:rPr>
+        <w:t xml:space="preserve">    6.2  Webseite</w:t>
+      </w:r>
+    </w:p>
+    <w:p>
+      <w:pPr>
+        <w:pStyle w:val="ListBullet"/>
+        <w:spacing w:after="60"/>
+      </w:pPr>
+      <w:r>
+        <w:rPr>
+          <w:rFonts w:ascii="Calibri" w:hAnsi="Calibri"/>
+          <w:b w:val="0"/>
+          <w:i w:val="0"/>
+          <w:color w:val="333333"/>
+          <w:sz w:val="21"/>
+        </w:rPr>
+        <w:t xml:space="preserve">    6.3  Personal Branding — Viktor Ackermann</w:t>
+      </w:r>
+    </w:p>
+    <w:p>
+      <w:pPr>
+        <w:pStyle w:val="ListBullet"/>
+        <w:spacing w:after="60"/>
+      </w:pPr>
+      <w:r>
+        <w:rPr>
+          <w:rFonts w:ascii="Calibri" w:hAnsi="Calibri"/>
+          <w:b w:val="0"/>
+          <w:i w:val="0"/>
+          <w:color w:val="333333"/>
+          <w:sz w:val="21"/>
+        </w:rPr>
+        <w:t xml:space="preserve">    6.4  Kanalstrategie Social Media</w:t>
+      </w:r>
+    </w:p>
+    <w:p>
+      <w:pPr>
+        <w:pStyle w:val="ListBullet"/>
+        <w:spacing w:after="60"/>
+      </w:pPr>
+      <w:r>
+        <w:rPr>
+          <w:rFonts w:ascii="Calibri" w:hAnsi="Calibri"/>
+          <w:b w:val="0"/>
+          <w:i w:val="0"/>
+          <w:color w:val="333333"/>
+          <w:sz w:val="21"/>
+        </w:rPr>
+        <w:t xml:space="preserve">    6.5  Repräsentationsmaterial — Pitch Deck</w:t>
+      </w:r>
+    </w:p>
+    <w:p>
+      <w:pPr>
+        <w:pStyle w:val="ListBullet"/>
+        <w:spacing w:after="60"/>
+      </w:pPr>
+      <w:r>
+        <w:rPr>
+          <w:rFonts w:ascii="Calibri" w:hAnsi="Calibri"/>
+          <w:b w:val="0"/>
+          <w:i w:val="0"/>
+          <w:color w:val="333333"/>
+          <w:sz w:val="21"/>
+        </w:rPr>
+        <w:t xml:space="preserve">    6.6  Partnerschaften — FourGive</w:t>
+      </w:r>
+    </w:p>
+    <w:p>
+      <w:pPr>
+        <w:pStyle w:val="ListBullet"/>
+        <w:spacing w:after="60"/>
+      </w:pPr>
+      <w:r>
+        <w:rPr>
+          <w:rFonts w:ascii="Calibri" w:hAnsi="Calibri"/>
+          <w:b w:val="0"/>
+          <w:i w:val="0"/>
+          <w:color w:val="333333"/>
+          <w:sz w:val="21"/>
+        </w:rPr>
+        <w:t xml:space="preserve">    6.7  Events</w:t>
+      </w:r>
+    </w:p>
+    <w:p>
+      <w:pPr>
+        <w:pStyle w:val="ListBullet"/>
+        <w:spacing w:after="60"/>
+      </w:pPr>
+      <w:r>
+        <w:rPr>
+          <w:rFonts w:ascii="Calibri" w:hAnsi="Calibri"/>
+          <w:b w:val="0"/>
+          <w:i w:val="0"/>
+          <w:color w:val="333333"/>
+          <w:sz w:val="21"/>
+        </w:rPr>
+        <w:t xml:space="preserve">    6.8  Social Media Ads</w:t>
+      </w:r>
+    </w:p>
+    <w:p>
+      <w:pPr>
+        <w:pStyle w:val="ListBullet"/>
+        <w:spacing w:after="60"/>
+      </w:pPr>
+      <w:r>
+        <w:rPr>
+          <w:rFonts w:ascii="Calibri" w:hAnsi="Calibri"/>
+          <w:b w:val="0"/>
+          <w:i w:val="0"/>
+          <w:color w:val="333333"/>
+          <w:sz w:val="21"/>
+        </w:rPr>
+        <w:t>7.  Persönliche Einschätzung</w:t>
       </w:r>
     </w:p>
     <w:p>
@@ -306,37 +434,7 @@
           <w:color w:val="333333"/>
           <w:sz w:val="21"/>
         </w:rPr>
-        <w:t>Beastly Investments ist das erste Investmentprodukt der Chipiron AG, eines Non-Profit Asset Managers im Aufbau. Gründer Viktor und Lydia Ackermann haben die FourGive Tierklinik in Marsa Alam/Ägypten aufgebaut — dort entstand die direkte Konfrontation mit Tierleid, und daraus die Überzeugung, dass Finanzlogik und Tierschutz sich nicht ausschliessen. Das Produkt ist einzigartig: ein KI-gesteuertes Animal Cruelty Free Portfolio, das börsennotierte Unternehmen nach tierschützenden Kriterien bewertet.</w:t>
-      </w:r>
-    </w:p>
-    <w:p>
-      <w:pPr>
-        <w:spacing w:after="140"/>
-      </w:pPr>
-      <w:r>
-        <w:rPr>
-          <w:rFonts w:ascii="Calibri" w:hAnsi="Calibri"/>
-          <w:b w:val="0"/>
-          <w:i w:val="0"/>
-          <w:color w:val="333333"/>
-          <w:sz w:val="21"/>
-        </w:rPr>
-        <w:t>Die Substanz ist stark. Was fehlt, ist die kommunikative Übersetzung dieser Substanz in eine Marke, die Menschen emotional abholt, Vertrauen aufbaut und Investoren rational überzeugt.</w:t>
-      </w:r>
-    </w:p>
-    <w:p>
-      <w:pPr>
-        <w:spacing w:before="240" w:after="80"/>
-      </w:pPr>
-      <w:r>
-        <w:rPr>
-          <w:rFonts w:ascii="Calibri" w:hAnsi="Calibri"/>
-          <w:b/>
-          <w:i w:val="0"/>
-          <w:color w:val="1A1033"/>
-          <w:sz w:val="24"/>
-        </w:rPr>
-        <w:t>Die drei Ebenen — und warum das komplex ist</w:t>
+        <w:t>Beastly Investments ist das erste Investmentprodukt der Chipiron AG, eines Non-Profit Asset Managers im Aufbau. Gründer Viktor und Lydia Ackermann haben die FourGive Tierklinik in Marsa Alam/Ägypten aufgebaut — dort entstand die direkte Konfrontation mit Tierleid, und daraus die Überzeugung, dass Finanzlogik und Tierschutz sich nicht ausschliessen.</w:t>
       </w:r>
     </w:p>
     <w:p>
@@ -367,7 +465,7 @@
           <w:color w:val="333333"/>
           <w:sz w:val="21"/>
         </w:rPr>
-        <w:t xml:space="preserve">Beastly invested  </w:t>
+        <w:t xml:space="preserve">Beastly  </w:t>
       </w:r>
       <w:r>
         <w:rPr>
@@ -403,7 +501,7 @@
           <w:color w:val="333333"/>
           <w:sz w:val="21"/>
         </w:rPr>
-        <w:t>als vertrauensbildender Träger und Asset Manager</w:t>
+        <w:t>als vertrauensbildender Träger und Asset Manager im Hintergrund</w:t>
       </w:r>
     </w:p>
     <w:p>
@@ -434,21 +532,6 @@
     </w:p>
     <w:p>
       <w:pPr>
-        <w:spacing w:after="140"/>
-      </w:pPr>
-      <w:r>
-        <w:rPr>
-          <w:rFonts w:ascii="Calibri" w:hAnsi="Calibri"/>
-          <w:b w:val="0"/>
-          <w:i w:val="0"/>
-          <w:color w:val="333333"/>
-          <w:sz w:val="21"/>
-        </w:rPr>
-        <w:t>Die grösste kommunikative Herausforderung liegt darin, Vertrauen aufzubauen, ohne zu überladen: transparent sein, ohne alles offenzulegen; Wirkung zeigen, ohne falsche Versprechen zu machen; Emotion wecken, ohne aktivistisch zu wirken.</w:t>
-      </w:r>
-    </w:p>
-    <w:p>
-      <w:pPr>
         <w:spacing w:before="240" w:after="80"/>
       </w:pPr>
       <w:r>
@@ -460,21 +543,6 @@
           <w:sz w:val="24"/>
         </w:rPr>
         <w:t>Ausgangsdiskrepanzen aus dem Workshop</w:t>
-      </w:r>
-    </w:p>
-    <w:p>
-      <w:pPr>
-        <w:spacing w:after="140"/>
-      </w:pPr>
-      <w:r>
-        <w:rPr>
-          <w:rFonts w:ascii="Calibri" w:hAnsi="Calibri"/>
-          <w:b w:val="0"/>
-          <w:i w:val="0"/>
-          <w:color w:val="333333"/>
-          <w:sz w:val="21"/>
-        </w:rPr>
-        <w:t>Im Workshop wurden folgende strategische Spannungsfelder sichtbar, die die Kommunikationsstrategie direkt beeinflussen:</w:t>
       </w:r>
     </w:p>
     <w:tbl>
@@ -505,7 +573,7 @@
                 <w:b/>
                 <w:i w:val="0"/>
                 <w:color w:val="A176F4"/>
-                <w:sz w:val="18"/>
+                <w:sz w:val="17"/>
               </w:rPr>
               <w:t xml:space="preserve">DISKREPANZ 1  </w:t>
             </w:r>
@@ -556,7 +624,7 @@
                 <w:b/>
                 <w:i w:val="0"/>
                 <w:color w:val="A176F4"/>
-                <w:sz w:val="18"/>
+                <w:sz w:val="17"/>
               </w:rPr>
               <w:t xml:space="preserve">DISKREPANZ 2  </w:t>
             </w:r>
@@ -568,7 +636,7 @@
                 <w:color w:val="FFFFFF"/>
                 <w:sz w:val="20"/>
               </w:rPr>
-              <w:t>«Non-Profit» ist stark, aber gefährlich missverständlich. Menschen denken sofort an Spende, Charity oder Renditeverzicht.</w:t>
+              <w:t>«Non-Profit» ist gefährlich missverständlich. Menschen denken sofort an Spende, Charity oder Renditeverzicht — das exakte Gegenteil des gewünschten Eindrucks.</w:t>
             </w:r>
           </w:p>
         </w:tc>
@@ -607,7 +675,7 @@
                 <w:b/>
                 <w:i w:val="0"/>
                 <w:color w:val="A176F4"/>
-                <w:sz w:val="18"/>
+                <w:sz w:val="17"/>
               </w:rPr>
               <w:t xml:space="preserve">DISKREPANZ 3  </w:t>
             </w:r>
@@ -619,7 +687,7 @@
                 <w:color w:val="FFFFFF"/>
                 <w:sz w:val="20"/>
               </w:rPr>
-              <w:t>Haltung ohne Aktivismus: Sie wollen nicht aktivistisch wirken — aber die Idee hat Sprengkraft. Diese Linie muss kommunikativ präzise gezogen werden.</w:t>
+              <w:t>Haltung ohne Aktivismus: Sie wollen nicht aktivistisch wirken, brauchen aber trotzdem eine klare Haltung. Eine feine, aber entscheidende Linie.</w:t>
             </w:r>
           </w:p>
         </w:tc>
@@ -658,7 +726,7 @@
                 <w:b/>
                 <w:i w:val="0"/>
                 <w:color w:val="A176F4"/>
-                <w:sz w:val="18"/>
+                <w:sz w:val="17"/>
               </w:rPr>
               <w:t xml:space="preserve">DISKREPANZ 4  </w:t>
             </w:r>
@@ -709,7 +777,7 @@
                 <w:b/>
                 <w:i w:val="0"/>
                 <w:color w:val="A176F4"/>
-                <w:sz w:val="18"/>
+                <w:sz w:val="17"/>
               </w:rPr>
               <w:t xml:space="preserve">DISKREPANZ 5  </w:t>
             </w:r>
@@ -721,7 +789,7 @@
                 <w:color w:val="FFFFFF"/>
                 <w:sz w:val="20"/>
               </w:rPr>
-              <w:t>Die Kommunikationsambition ist deutlich grösser als die aktuelle interne Kapazität. Die Marketingverantwortliche arbeitet 40% — für Branding, Website, LinkedIn, Events, PR, Sales-Materialien, Storytelling.</w:t>
+              <w:t>Kommunikationsambition deutlich grösser als interne Kapazität. Die Marketingverantwortliche arbeitet 40% — zu wenig für Branding, Website, LinkedIn, Events, PR, Sales-Materialien und Storytelling.</w:t>
             </w:r>
           </w:p>
         </w:tc>
@@ -757,21 +825,6 @@
     </w:p>
     <w:p>
       <w:pPr>
-        <w:spacing w:after="140"/>
-      </w:pPr>
-      <w:r>
-        <w:rPr>
-          <w:rFonts w:ascii="Calibri" w:hAnsi="Calibri"/>
-          <w:b w:val="0"/>
-          <w:i w:val="0"/>
-          <w:color w:val="333333"/>
-          <w:sz w:val="21"/>
-        </w:rPr>
-        <w:t>Aus den Diskrepanzen leiten sich drei strategische Positionierungsentscheide ab, die alle weiteren Massnahmen prägen:</w:t>
-      </w:r>
-    </w:p>
-    <w:p>
-      <w:pPr>
         <w:spacing w:before="240" w:after="80"/>
       </w:pPr>
       <w:r>
@@ -797,7 +850,7 @@
           <w:color w:val="333333"/>
           <w:sz w:val="21"/>
         </w:rPr>
-        <w:t>Beastly war immer der emotionale Ausgangspunkt, die Idee. Chipiron entstand, weil kein passender Asset Manager die Philosophie verstanden hätte. Das bedeutet: Chipiron ist strukturelle Notwendigkeit und Glaubwürdigkeitsträger — aber nicht die emotionale Bühne. In der Kommunikation führt Beastly eigenständig, Chipiron erscheint optisch am Rande (Logo, Kleingedrucktes). Diese Entscheidung ist keine Kosmetik, sondern eine fundamentale Markenarchitektur-Frage.</w:t>
+        <w:t>Beastly war immer der emotionale Ausgangspunkt. Chipiron entstand, weil kein passender Asset Manager die Philosophie verstand. Das bedeutet: Chipiron ist strukturelle Notwendigkeit und Glaubwürdigkeitsträger — nicht die emotionale Bühne. Beastly führt eigenständig, Chipiron erscheint optisch am Rande. Diese Entscheidung ist keine Kosmetik, sondern fundamentale Markenarchitektur.</w:t>
       </w:r>
     </w:p>
     <w:p>
@@ -827,7 +880,7 @@
           <w:color w:val="333333"/>
           <w:sz w:val="21"/>
         </w:rPr>
-        <w:t>«Non-Profit Asset Manager» als einfache Selbstbeschreibung ist kommunikativ gefährlich — weil Menschen sofort an Charity, Spende oder Renditeverzicht denken. Das exakte Gegenteil dessen, was Beastly vermitteln will. Die Lösung ist nicht, den Begriff zu meiden, sondern ihn zu erklären:</w:t>
+        <w:t>«Non-Profit Asset Manager» als einfache Selbstbeschreibung ist kommunikativ gefährlich. Die Lösung ist nicht, den Begriff zu meiden, sondern ihn zu erklären:</w:t>
       </w:r>
     </w:p>
     <w:tbl>
@@ -870,7 +923,7 @@
                 <w:b w:val="0"/>
                 <w:i w:val="0"/>
                 <w:color w:val="555555"/>
-                <w:sz w:val="19"/>
+                <w:sz w:val="18"/>
               </w:rPr>
               <w:t>— Kernversprechen Beastly Investments</w:t>
             </w:r>
@@ -885,6 +938,21 @@
     </w:p>
     <w:p>
       <w:pPr>
+        <w:spacing w:before="240" w:after="80"/>
+      </w:pPr>
+      <w:r>
+        <w:rPr>
+          <w:rFonts w:ascii="Calibri" w:hAnsi="Calibri"/>
+          <w:b/>
+          <w:i w:val="0"/>
+          <w:color w:val="1A1033"/>
+          <w:sz w:val="24"/>
+        </w:rPr>
+        <w:t>2.3  Haltung ohne Aktivismus</w:t>
+      </w:r>
+    </w:p>
+    <w:p>
+      <w:pPr>
         <w:spacing w:after="140"/>
       </w:pPr>
       <w:r>
@@ -895,52 +963,7 @@
           <w:color w:val="333333"/>
           <w:sz w:val="21"/>
         </w:rPr>
-        <w:t>Dieser Satz ist wahrscheinlich der wichtigste Satz der gesamten Kommunikation. Er ersetzt das missverständliche «Non-Profit» durch eine klare, dreiteilige Wahrheit.</w:t>
-      </w:r>
-    </w:p>
-    <w:p>
-      <w:pPr>
-        <w:spacing w:before="240" w:after="80"/>
-      </w:pPr>
-      <w:r>
-        <w:rPr>
-          <w:rFonts w:ascii="Calibri" w:hAnsi="Calibri"/>
-          <w:b/>
-          <w:i w:val="0"/>
-          <w:color w:val="1A1033"/>
-          <w:sz w:val="24"/>
-        </w:rPr>
-        <w:t>2.3  Haltung ohne Aktivismus — die feine Linie</w:t>
-      </w:r>
-    </w:p>
-    <w:p>
-      <w:pPr>
-        <w:spacing w:after="140"/>
-      </w:pPr>
-      <w:r>
-        <w:rPr>
-          <w:rFonts w:ascii="Calibri" w:hAnsi="Calibri"/>
-          <w:b w:val="0"/>
-          <w:i w:val="0"/>
-          <w:color w:val="333333"/>
-          <w:sz w:val="21"/>
-        </w:rPr>
-        <w:t>Beastly ist objektiv eine Provokation für den Finanzmarkt: Tierschutz im ESG-Bereich fehlt praktisch. Das Produkt ist eine Nische, die niemand erwartet. Gleichzeitig grenzen sich Viktor und Lydia klar ab von Greenpeace, PETA, Erziehung, Aktivismus. Diese Linie muss in jeder Botschaft gehalten werden: Wenn man zu brav kommuniziert, verliert Beastly die Kraft. Wenn man zu stark moralisiert, widerspricht es dem Selbstbild.</w:t>
-      </w:r>
-    </w:p>
-    <w:p>
-      <w:pPr>
-        <w:spacing w:after="140"/>
-      </w:pPr>
-      <w:r>
-        <w:rPr>
-          <w:rFonts w:ascii="Calibri" w:hAnsi="Calibri"/>
-          <w:b w:val="0"/>
-          <w:i w:val="0"/>
-          <w:color w:val="333333"/>
-          <w:sz w:val="21"/>
-        </w:rPr>
-        <w:t>Die Kommunikationsrichtung ist daher:</w:t>
+        <w:t>Das Produkt ist objektiv eine Provokation für den Finanzmarkt: Tierschutz fehlt im ESG-Bereich praktisch. Gleichzeitig grenzen sich Viktor und Lydia klar ab von Aktivismus. Zu brav = Kraft verloren. Zu moralisch = widerspricht dem Selbstbild.</w:t>
       </w:r>
     </w:p>
     <w:p>
@@ -1028,21 +1051,6 @@
           <w:sz w:val="32"/>
         </w:rPr>
         <w:t>3.  Die Zielgruppen</w:t>
-      </w:r>
-    </w:p>
-    <w:p>
-      <w:pPr>
-        <w:spacing w:after="140"/>
-      </w:pPr>
-      <w:r>
-        <w:rPr>
-          <w:rFonts w:ascii="Calibri" w:hAnsi="Calibri"/>
-          <w:b w:val="0"/>
-          <w:i w:val="0"/>
-          <w:color w:val="333333"/>
-          <w:sz w:val="21"/>
-        </w:rPr>
-        <w:t>Die ursprüngliche Annahme — Retail-Investoren sind emotional getrieben, professionelle Investoren sind rational getrieben — ist zu einfach und stimmt nicht. Viktor selbst hat das im Workshop korrigiert: Auch grosse Investoren kommen nur, wenn sie eine echte Affinität zum Tierwohl haben. Performance ist wichtig, aber die Grundmotivation ist bei beiden Gruppen nicht grundsätzlich verschieden.</w:t>
       </w:r>
     </w:p>
     <w:tbl>
@@ -1085,7 +1093,7 @@
                 <w:b w:val="0"/>
                 <w:i w:val="0"/>
                 <w:color w:val="555555"/>
-                <w:sz w:val="19"/>
+                <w:sz w:val="18"/>
               </w:rPr>
               <w:t>— Gedanken aus dem Workshop</w:t>
             </w:r>
@@ -1097,21 +1105,6 @@
       <w:pPr>
         <w:spacing w:after="80"/>
       </w:pPr>
-    </w:p>
-    <w:p>
-      <w:pPr>
-        <w:spacing w:after="140"/>
-      </w:pPr>
-      <w:r>
-        <w:rPr>
-          <w:rFonts w:ascii="Calibri" w:hAnsi="Calibri"/>
-          <w:b w:val="0"/>
-          <w:i w:val="0"/>
-          <w:color w:val="333333"/>
-          <w:sz w:val="21"/>
-        </w:rPr>
-        <w:t>Die echte Unterscheidung liegt in der Entscheidungslogik:</w:t>
-      </w:r>
     </w:p>
     <w:p>
       <w:pPr>
@@ -1157,7 +1150,7 @@
           <w:color w:val="333333"/>
           <w:sz w:val="21"/>
         </w:rPr>
-        <w:t>Vertrauen über Menschen und Geschichten</w:t>
+        <w:t>Motivation: Tierwohl, positive Wirkung, Identifikation</w:t>
       </w:r>
     </w:p>
     <w:p>
@@ -1173,7 +1166,7 @@
           <w:color w:val="333333"/>
           <w:sz w:val="21"/>
         </w:rPr>
-        <w:t>Motivation: Tierwohl, positive Wirkung, Identifikation</w:t>
+        <w:t>Vertrauen über Menschen und Geschichten</w:t>
       </w:r>
     </w:p>
     <w:p>
@@ -1204,7 +1197,7 @@
           <w:color w:val="333333"/>
           <w:sz w:val="21"/>
         </w:rPr>
-        <w:t>Gleiche emotionale Grundmotivation — aber stärkere Prüfung von Struktur, Risiko, Track Record, Governance, Reporting</w:t>
+        <w:t>Gleiche emotionale Grundmotivation — aber stärkere Prüfung nötig</w:t>
       </w:r>
     </w:p>
     <w:p>
@@ -1220,7 +1213,7 @@
           <w:color w:val="333333"/>
           <w:sz w:val="21"/>
         </w:rPr>
-        <w:t>Brauchen zusätzlich: regulatorische Sicherheit, Performance-Logik, Chipiron als glaubwürdigen Asset Manager</w:t>
+        <w:t>Brauchen: Struktur, Risiko, Track Record, Governance, regulatorische Sicherheit, Reporting</w:t>
       </w:r>
     </w:p>
     <w:p>
@@ -1251,23 +1244,7 @@
           <w:color w:val="333333"/>
           <w:sz w:val="21"/>
         </w:rPr>
-        <w:t>Für beide gilt dieselbe Entscheidungslogik — nur in unterschiedlicher Tiefe:</w:t>
-      </w:r>
-    </w:p>
-    <w:p>
-      <w:pPr>
-        <w:pStyle w:val="ListBullet"/>
-        <w:spacing w:after="60"/>
-      </w:pPr>
-      <w:r>
-        <w:rPr>
-          <w:rFonts w:ascii="Calibri" w:hAnsi="Calibri"/>
-          <w:b w:val="0"/>
-          <w:i w:val="0"/>
-          <w:color w:val="333333"/>
-          <w:sz w:val="21"/>
-        </w:rPr>
-        <w:t>Emotion → Vertrauen → Performance → Investmententscheidung</w:t>
+        <w:t>Für beide gilt dieselbe Entscheidungslogik: Emotion → Vertrauen → Performance → Investmententscheidung.</w:t>
       </w:r>
     </w:p>
     <w:p>
@@ -1295,21 +1272,6 @@
     </w:p>
     <w:p>
       <w:pPr>
-        <w:spacing w:after="140"/>
-      </w:pPr>
-      <w:r>
-        <w:rPr>
-          <w:rFonts w:ascii="Calibri" w:hAnsi="Calibri"/>
-          <w:b w:val="0"/>
-          <w:i w:val="0"/>
-          <w:color w:val="333333"/>
-          <w:sz w:val="21"/>
-        </w:rPr>
-        <w:t>Hinter jeder strategischen Entscheidung in diesem Konzept steht ein klares Warum. Diese Begründungsebene ist entscheidend, um Massnahmen nicht nur auszuführen, sondern zu verstehen und laufend zu justieren.</w:t>
-      </w:r>
-    </w:p>
-    <w:p>
-      <w:pPr>
         <w:spacing w:before="240" w:after="80"/>
       </w:pPr>
       <w:r>
@@ -1335,7 +1297,7 @@
           <w:color w:val="333333"/>
           <w:sz w:val="21"/>
         </w:rPr>
-        <w:t>«Vertrauen entsteht über Menschen, Bilder, Momente und Nahbarkeit.» Geld + Tierschutz + neuartiges Produkt ist eine aussergewöhnlich hohe Vertrauenshürde. Ohne Viktor und Lydia als menschliche Träger wird Beastly zu abstrakt — ein Fonds ohne Gesicht, eine Idee ohne Verwurzelung. Sie müssen nicht zu Influencern werden. Aber sie müssen als glaubwürdige Träger sichtbar sein.</w:t>
+        <w:t>«Vertrauen entsteht über Menschen, Bilder, Momente und Nahbarkeit.» Geld + Tierschutz + neuartiges Produkt ist eine aussergewöhnlich hohe Vertrauenshürde. Ohne Viktor und Lydia als menschliche Träger wird Beastly zu abstrakt — ein Fonds ohne Gesicht, eine Idee ohne Verwurzelung.</w:t>
       </w:r>
     </w:p>
     <w:p>
@@ -1365,7 +1327,7 @@
           <w:color w:val="333333"/>
           <w:sz w:val="21"/>
         </w:rPr>
-        <w:t>Beastly hat etwas, das kein anderer Asset Manager hat: gecappte Löhne, kein Bonus-System, öffentlich ausgewiesene Vergütungen, und sämtliche Gewinne fliessen in Tierschutzprojekte. Diese Fakten sind kommunikativ Gold — aber nur, wenn sie direkt sichtbar sind, nicht im Kleingedruckten. Transparenz ist hier kein ethisches Gebot, sondern ein Differenzierungshebel.</w:t>
+        <w:t>Beastly hat etwas, das kein anderer Asset Manager hat: gecappte Löhne, kein Bonus-System, öffentlich ausgewiesene Vergütungen, sämtliche Gewinne in Tierschutzprojekte. Diese Fakten sind kommunikativ Gold — aber nur wenn sie direkt sichtbar sind, nicht im Kleingedruckten. Transparenz ist hier kein ethisches Gebot, sondern ein Differenzierungshebel.</w:t>
       </w:r>
     </w:p>
     <w:p>
@@ -1381,21 +1343,6 @@
           <w:sz w:val="24"/>
         </w:rPr>
         <w:t>Warum dosieren statt alles auf einmal?</w:t>
-      </w:r>
-    </w:p>
-    <w:p>
-      <w:pPr>
-        <w:spacing w:after="140"/>
-      </w:pPr>
-      <w:r>
-        <w:rPr>
-          <w:rFonts w:ascii="Calibri" w:hAnsi="Calibri"/>
-          <w:b w:val="0"/>
-          <w:i w:val="0"/>
-          <w:color w:val="333333"/>
-          <w:sz w:val="21"/>
-        </w:rPr>
-        <w:t>Das Produkt ist komplex: AMC, Non-Profit-Logik, Management Fees, Tierschutzprojekte, Chipiron, Beastly, FourGive, KI-Screening, Retail und institutionelle Investoren. Wer das alles von Anfang an erklären will, verliert Menschen.</w:t>
       </w:r>
     </w:p>
     <w:tbl>
@@ -1438,7 +1385,7 @@
                 <w:b w:val="0"/>
                 <w:i w:val="0"/>
                 <w:color w:val="555555"/>
-                <w:sz w:val="19"/>
+                <w:sz w:val="18"/>
               </w:rPr>
               <w:t>— Gedanken aus dem Workshop</w:t>
             </w:r>
@@ -1463,7 +1410,7 @@
           <w:color w:val="333333"/>
           <w:sz w:val="21"/>
         </w:rPr>
-        <w:t>Deshalb folgt die gesamte Kommunikation einem klar gestuften Funnel-Prinzip: zuerst Aufmerksamkeit, dann Neugier, dann Vertrauen, dann Erklärung, dann erst Entscheidung. Keine Stufe wird übersprungen.</w:t>
+        <w:t>Das Produkt ist komplex: AMC, Non-Profit-Logik, Management Fees, Tierschutzprojekte, Chipiron, Beastly, FourGive, KI-Screening, Retail und institutionelle Investoren. Wer das alles von Anfang an erklären will, verliert Menschen. Deshalb folgt die Kommunikation einem gestuften Funnel-Prinzip.</w:t>
       </w:r>
     </w:p>
     <w:p>
@@ -1483,21 +1430,6 @@
     </w:p>
     <w:p>
       <w:pPr>
-        <w:spacing w:after="140"/>
-      </w:pPr>
-      <w:r>
-        <w:rPr>
-          <w:rFonts w:ascii="Calibri" w:hAnsi="Calibri"/>
-          <w:b w:val="0"/>
-          <w:i w:val="0"/>
-          <w:color w:val="333333"/>
-          <w:sz w:val="21"/>
-        </w:rPr>
-        <w:t>Die Spannung zwischen starken Tieren (Raubtier, Stärke, Durchsetzungskraft) und schützenswerten Tieren (Laborhase, Beagle, Tiere aus der Klinik) ist keine Inkonsistenz — sie ist ein kommunikatives System:</w:t>
-      </w:r>
-    </w:p>
-    <w:p>
-      <w:pPr>
         <w:pStyle w:val="ListBullet"/>
         <w:spacing w:after="60"/>
       </w:pPr>
@@ -1509,7 +1441,7 @@
           <w:color w:val="333333"/>
           <w:sz w:val="21"/>
         </w:rPr>
-        <w:t xml:space="preserve">Starke Tiere / Raubtier-Codes →  </w:t>
+        <w:t xml:space="preserve">Starke Tiere / Raubtier-Codes  →  </w:t>
       </w:r>
       <w:r>
         <w:rPr>
@@ -1535,7 +1467,7 @@
           <w:color w:val="333333"/>
           <w:sz w:val="21"/>
         </w:rPr>
-        <w:t xml:space="preserve">Schützenswerte Tiere / reale Geschichten →  </w:t>
+        <w:t xml:space="preserve">Schützenswerte Tiere / reale Geschichten  →  </w:t>
       </w:r>
       <w:r>
         <w:rPr>
@@ -1560,7 +1492,7 @@
           <w:color w:val="333333"/>
           <w:sz w:val="21"/>
         </w:rPr>
-        <w:t>Beide Welten werden immer zusammen kommuniziert — nie isoliert. Das verbindet die Investment- mit der Wirkungsebene und spricht beide Zielgruppen gleichzeitig an.</w:t>
+        <w:t>Beide Welten werden immer zusammen kommuniziert — nie isoliert. Das verbindet die Investment- mit der Wirkungsebene.</w:t>
       </w:r>
     </w:p>
     <w:p>
@@ -1570,6 +1502,11 @@
           <w:bottom w:val="single" w:sz="4" w:space="1" w:color="a176f4"/>
         </w:pBdr>
       </w:pPr>
+    </w:p>
+    <w:p>
+      <w:r>
+        <w:br w:type="page"/>
+      </w:r>
     </w:p>
     <w:p>
       <w:pPr>
@@ -1583,7 +1520,7 @@
           <w:color w:val="4B319B"/>
           <w:sz w:val="32"/>
         </w:rPr>
-        <w:t>5.  Der Kommunikationsfunnel</w:t>
+        <w:t>5.  Der Kommunikationsfunnel — Logikdiagramm</w:t>
       </w:r>
     </w:p>
     <w:p>
@@ -1598,12 +1535,12 @@
           <w:color w:val="333333"/>
           <w:sz w:val="21"/>
         </w:rPr>
-        <w:t>Der Funnel bildet ab, wie eine Person schrittweise von der ersten Berührung mit Beastly zur Investmententscheidung geführt wird. Jede Stufe hat andere Kanäle, andere Botschaften und ein anderes Ziel. Die Kommunikation dosiert — nicht alles auf einmal.</w:t>
+        <w:t>Das Diagramm zeigt, wie eine Person schrittweise von der ersten Berührung mit Beastly zur Investmententscheidung geführt wird. Jede Stufe hat aktive Kanäle, spezifische Berührungspunkte und eine Entscheidungssituation: Wer nicht weiter engagiert wird, bleibt in der Orbit der Kommunikation (Re-Engage). Wer weiter geht, tritt in die nächste Stufe ein.</w:t>
       </w:r>
     </w:p>
     <w:p>
       <w:pPr>
-        <w:spacing w:after="80"/>
+        <w:spacing w:after="120"/>
       </w:pPr>
     </w:p>
     <w:tbl>
@@ -1619,7 +1556,7 @@
       <w:tr>
         <w:tc>
           <w:tcPr>
-            <w:tcW w:type="dxa" w:w="720"/>
+            <w:tcW w:type="dxa" w:w="648"/>
             <w:shd w:val="clear" w:color="auto" w:fill="142233"/>
             <w:tcMar>
               <w:top w:w="80" w:type="dxa"/>
@@ -1636,8 +1573,9 @@
               <w:rPr>
                 <w:rFonts w:ascii="Calibri" w:hAnsi="Calibri"/>
                 <w:b/>
+                <w:i w:val="0"/>
                 <w:color w:val="FFFFFF"/>
-                <w:sz w:val="40"/>
+                <w:sz w:val="36"/>
               </w:rPr>
               <w:t>01</w:t>
             </w:r>
@@ -1655,17 +1593,160 @@
             </w:tcMar>
           </w:tcPr>
           <w:p>
-            <w:pPr>
-              <w:jc w:val="left"/>
-            </w:pPr>
             <w:r>
               <w:rPr>
                 <w:rFonts w:ascii="Calibri" w:hAnsi="Calibri"/>
                 <w:b/>
+                <w:i w:val="0"/>
                 <w:color w:val="FFFFFF"/>
-                <w:sz w:val="26"/>
+                <w:sz w:val="24"/>
               </w:rPr>
               <w:t>AUFMERKSAMKEIT</w:t>
+            </w:r>
+          </w:p>
+        </w:tc>
+      </w:tr>
+    </w:tbl>
+    <w:tbl>
+      <w:tblPr>
+        <w:tblStyle w:val="TableGrid"/>
+        <w:tblW w:type="auto" w:w="0"/>
+        <w:tblLook w:firstColumn="1" w:firstRow="1" w:lastColumn="0" w:lastRow="0" w:noHBand="0" w:noVBand="1" w:val="04A0"/>
+      </w:tblPr>
+      <w:tblGrid>
+        <w:gridCol w:w="4306"/>
+        <w:gridCol w:w="4306"/>
+      </w:tblGrid>
+      <w:tr>
+        <w:tc>
+          <w:tcPr>
+            <w:tcW w:type="dxa" w:w="4306"/>
+            <w:shd w:val="clear" w:color="auto" w:fill="F5F3FF"/>
+            <w:tcMar>
+              <w:top w:w="90" w:type="dxa"/>
+              <w:bottom w:w="90" w:type="dxa"/>
+              <w:left w:w="100" w:type="dxa"/>
+              <w:right w:w="100" w:type="dxa"/>
+            </w:tcMar>
+          </w:tcPr>
+          <w:p>
+            <w:r>
+              <w:rPr>
+                <w:rFonts w:ascii="Calibri" w:hAnsi="Calibri"/>
+                <w:b/>
+                <w:i w:val="0"/>
+                <w:color w:val="4B319B"/>
+                <w:sz w:val="16"/>
+              </w:rPr>
+              <w:t>AKTIVE KANÄLE</w:t>
+            </w:r>
+          </w:p>
+          <w:p>
+            <w:r>
+              <w:rPr>
+                <w:rFonts w:ascii="Calibri" w:hAnsi="Calibri"/>
+                <w:b w:val="0"/>
+                <w:i w:val="0"/>
+                <w:color w:val="333333"/>
+                <w:sz w:val="18"/>
+              </w:rPr>
+              <w:t>→  Viktor Ackermann LinkedIn (persönliches Profil)</w:t>
+            </w:r>
+          </w:p>
+          <w:p>
+            <w:r>
+              <w:rPr>
+                <w:rFonts w:ascii="Calibri" w:hAnsi="Calibri"/>
+                <w:b w:val="0"/>
+                <w:i w:val="0"/>
+                <w:color w:val="333333"/>
+                <w:sz w:val="18"/>
+              </w:rPr>
+              <w:t>→  Beastly Social Media — LinkedIn Markenkanal</w:t>
+            </w:r>
+          </w:p>
+          <w:p>
+            <w:r>
+              <w:rPr>
+                <w:rFonts w:ascii="Calibri" w:hAnsi="Calibri"/>
+                <w:b w:val="0"/>
+                <w:i w:val="0"/>
+                <w:color w:val="333333"/>
+                <w:sz w:val="18"/>
+              </w:rPr>
+              <w:t>→  Paid Awareness-Ads (LinkedIn / Meta)</w:t>
+            </w:r>
+          </w:p>
+        </w:tc>
+        <w:tc>
+          <w:tcPr>
+            <w:tcW w:type="dxa" w:w="4306"/>
+            <w:shd w:val="clear" w:color="auto" w:fill="F5F3FF"/>
+            <w:tcMar>
+              <w:top w:w="90" w:type="dxa"/>
+              <w:bottom w:w="90" w:type="dxa"/>
+              <w:left w:w="100" w:type="dxa"/>
+              <w:right w:w="100" w:type="dxa"/>
+            </w:tcMar>
+          </w:tcPr>
+          <w:p>
+            <w:r>
+              <w:rPr>
+                <w:rFonts w:ascii="Calibri" w:hAnsi="Calibri"/>
+                <w:b/>
+                <w:i w:val="0"/>
+                <w:color w:val="4B319B"/>
+                <w:sz w:val="16"/>
+              </w:rPr>
+              <w:t>BERÜHRUNGSPUNKTE</w:t>
+            </w:r>
+          </w:p>
+          <w:p>
+            <w:r>
+              <w:rPr>
+                <w:rFonts w:ascii="Calibri" w:hAnsi="Calibri"/>
+                <w:b w:val="0"/>
+                <w:i w:val="0"/>
+                <w:color w:val="333333"/>
+                <w:sz w:val="18"/>
+              </w:rPr>
+              <w:t>→  Beitrag oder Reel gesehen</w:t>
+            </w:r>
+          </w:p>
+          <w:p>
+            <w:r>
+              <w:rPr>
+                <w:rFonts w:ascii="Calibri" w:hAnsi="Calibri"/>
+                <w:b w:val="0"/>
+                <w:i w:val="0"/>
+                <w:color w:val="333333"/>
+                <w:sz w:val="18"/>
+              </w:rPr>
+              <w:t>→  Ad im Feed ausgespielt</w:t>
+            </w:r>
+          </w:p>
+          <w:p>
+            <w:r>
+              <w:rPr>
+                <w:rFonts w:ascii="Calibri" w:hAnsi="Calibri"/>
+                <w:b w:val="0"/>
+                <w:i w:val="0"/>
+                <w:color w:val="333333"/>
+                <w:sz w:val="18"/>
+              </w:rPr>
+              <w:t>→  Viktors Profil entdeckt</w:t>
+            </w:r>
+          </w:p>
+          <w:p>
+            <w:r>
+              <w:rPr>
+                <w:rFonts w:ascii="Calibri" w:hAnsi="Calibri"/>
+                <w:b w:val="0"/>
+                <w:i w:val="0"/>
+                <w:color w:val="333333"/>
+                <w:sz w:val="18"/>
+              </w:rPr>
+              <w:t>→  Beastly-Seite angeklickt</w:t>
             </w:r>
           </w:p>
         </w:tc>
@@ -1686,10 +1767,10 @@
         <w:tc>
           <w:tcPr>
             <w:tcW w:type="dxa" w:w="2871"/>
-            <w:shd w:val="clear" w:color="auto" w:fill="F7F3FF"/>
+            <w:shd w:val="clear" w:color="auto" w:fill="FEF3EE"/>
             <w:tcMar>
-              <w:top w:w="90" w:type="dxa"/>
-              <w:bottom w:w="90" w:type="dxa"/>
+              <w:top w:w="80" w:type="dxa"/>
+              <w:bottom w:w="80" w:type="dxa"/>
               <w:left w:w="100" w:type="dxa"/>
               <w:right w:w="100" w:type="dxa"/>
             </w:tcMar>
@@ -1699,34 +1780,70 @@
               <w:rPr>
                 <w:rFonts w:ascii="Calibri" w:hAnsi="Calibri"/>
                 <w:b/>
-                <w:color w:val="4B319B"/>
+                <w:i w:val="0"/>
+                <w:color w:val="BD5435"/>
                 <w:sz w:val="16"/>
               </w:rPr>
-              <w:t>KANÄLE</w:t>
+              <w:t>KEIN ENGAGEMENT</w:t>
+            </w:r>
+            <w:r>
+              <w:rPr>
+                <w:rFonts w:ascii="Calibri" w:hAnsi="Calibri"/>
+                <w:b w:val="0"/>
+                <w:i w:val="0"/>
+                <w:color w:val="333333"/>
+                <w:sz w:val="18"/>
+              </w:rPr>
+              <w:t xml:space="preserve">  →  </w:t>
             </w:r>
           </w:p>
           <w:p>
             <w:r>
               <w:rPr>
                 <w:rFonts w:ascii="Calibri" w:hAnsi="Calibri"/>
-                <w:color w:val="333333"/>
+                <w:b w:val="0"/>
+                <w:i w:val="0"/>
+                <w:color w:val="8B3A20"/>
                 <w:sz w:val="18"/>
               </w:rPr>
-              <w:t>→ Viktor Ackermann — LinkedIn (persönliches Profil)</w:t>
-              <w:br/>
-              <w:t>→ Beastly — Social Media Posting (Markenkanal)</w:t>
-              <w:br/>
-              <w:t>→ Paid Awareness-Ads — LinkedIn &amp; Meta</w:t>
+              <w:t>Bleibt im Orbit → nächster Post, nächste Ad, nächste Begegnung. Retargeting aktiv.</w:t>
+            </w:r>
+          </w:p>
+        </w:tc>
+        <w:tc>
+          <w:tcPr>
+            <w:tcW w:type="dxa" w:w="720"/>
+            <w:shd w:val="clear" w:color="auto" w:fill="FFFFFF"/>
+            <w:tcMar>
+              <w:top w:w="80" w:type="dxa"/>
+              <w:bottom w:w="80" w:type="dxa"/>
+              <w:left w:w="80" w:type="dxa"/>
+              <w:right w:w="80" w:type="dxa"/>
+            </w:tcMar>
+          </w:tcPr>
+          <w:p>
+            <w:pPr>
+              <w:jc w:val="center"/>
+            </w:pPr>
+            <w:r>
+              <w:rPr>
+                <w:rFonts w:ascii="Calibri" w:hAnsi="Calibri"/>
+                <w:b w:val="0"/>
+                <w:i w:val="0"/>
+                <w:color w:val="A176F4"/>
+                <w:sz w:val="32"/>
+              </w:rPr>
+              <w:t>▼</w:t>
             </w:r>
           </w:p>
         </w:tc>
         <w:tc>
           <w:tcPr>
             <w:tcW w:type="dxa" w:w="2871"/>
-            <w:shd w:val="clear" w:color="auto" w:fill="F7F3FF"/>
+            <w:shd w:val="clear" w:color="auto" w:fill="EDF7EE"/>
             <w:tcMar>
-              <w:top w:w="90" w:type="dxa"/>
-              <w:bottom w:w="90" w:type="dxa"/>
+              <w:top w:w="80" w:type="dxa"/>
+              <w:bottom w:w="80" w:type="dxa"/>
               <w:left w:w="100" w:type="dxa"/>
               <w:right w:w="100" w:type="dxa"/>
             </w:tcMar>
@@ -1736,56 +1853,33 @@
               <w:rPr>
                 <w:rFonts w:ascii="Calibri" w:hAnsi="Calibri"/>
                 <w:b/>
-                <w:color w:val="4B319B"/>
+                <w:i w:val="0"/>
+                <w:color w:val="1A5C38"/>
                 <w:sz w:val="16"/>
               </w:rPr>
-              <w:t>BOTSCHAFT</w:t>
+              <w:t>ENGAGEMENT</w:t>
+            </w:r>
+            <w:r>
+              <w:rPr>
+                <w:rFonts w:ascii="Calibri" w:hAnsi="Calibri"/>
+                <w:b w:val="0"/>
+                <w:i w:val="0"/>
+                <w:color w:val="333333"/>
+                <w:sz w:val="18"/>
+              </w:rPr>
+              <w:t xml:space="preserve">  →  </w:t>
             </w:r>
           </w:p>
           <w:p>
             <w:r>
               <w:rPr>
                 <w:rFonts w:ascii="Calibri" w:hAnsi="Calibri"/>
-                <w:color w:val="333333"/>
+                <w:b w:val="0"/>
+                <w:i w:val="0"/>
+                <w:color w:val="1A5C38"/>
                 <w:sz w:val="18"/>
               </w:rPr>
-              <w:t>«Tierschutz und Rendite schliessen sich nicht aus.»  /  «Gutes tun ohne Verzicht.»  /  «Der einzige Asset Manager, der seine Löhne zeigt.»</w:t>
-            </w:r>
-          </w:p>
-        </w:tc>
-        <w:tc>
-          <w:tcPr>
-            <w:tcW w:type="dxa" w:w="2871"/>
-            <w:shd w:val="clear" w:color="auto" w:fill="F7F3FF"/>
-            <w:tcMar>
-              <w:top w:w="90" w:type="dxa"/>
-              <w:bottom w:w="90" w:type="dxa"/>
-              <w:left w:w="100" w:type="dxa"/>
-              <w:right w:w="100" w:type="dxa"/>
-            </w:tcMar>
-          </w:tcPr>
-          <w:p>
-            <w:r>
-              <w:rPr>
-                <w:rFonts w:ascii="Calibri" w:hAnsi="Calibri"/>
-                <w:b/>
-                <w:color w:val="4B319B"/>
-                <w:sz w:val="16"/>
-              </w:rPr>
-              <w:t>ZUR NÄCHSTEN STUFE</w:t>
-            </w:r>
-          </w:p>
-          <w:p>
-            <w:r>
-              <w:rPr>
-                <w:rFonts w:ascii="Calibri" w:hAnsi="Calibri"/>
-                <w:color w:val="333333"/>
-                <w:sz w:val="18"/>
-              </w:rPr>
-              <w:t>Ziel: Erste Berührung. Hook erzeugen. Nicht erklären — neugierig machen.</w:t>
-              <w:br/>
-              <w:br/>
-              <w:t>Wer kommt weiter? Alle, die emotional berührt werden oder die Idee spannend finden.</w:t>
+              <w:t>Klickt, folgt, kommentiert, teilt → zeigt erstes aktives Interesse.</w:t>
             </w:r>
           </w:p>
         </w:tc>
@@ -1799,6 +1893,8 @@
       <w:r>
         <w:rPr>
           <w:rFonts w:ascii="Calibri" w:hAnsi="Calibri"/>
+          <w:b w:val="0"/>
+          <w:i w:val="0"/>
           <w:color w:val="A176F4"/>
           <w:sz w:val="28"/>
         </w:rPr>
@@ -1818,7 +1914,7 @@
       <w:tr>
         <w:tc>
           <w:tcPr>
-            <w:tcW w:type="dxa" w:w="720"/>
+            <w:tcW w:type="dxa" w:w="648"/>
             <w:shd w:val="clear" w:color="auto" w:fill="1e3350"/>
             <w:tcMar>
               <w:top w:w="80" w:type="dxa"/>
@@ -1835,8 +1931,9 @@
               <w:rPr>
                 <w:rFonts w:ascii="Calibri" w:hAnsi="Calibri"/>
                 <w:b/>
+                <w:i w:val="0"/>
                 <w:color w:val="FFFFFF"/>
-                <w:sz w:val="40"/>
+                <w:sz w:val="36"/>
               </w:rPr>
               <w:t>02</w:t>
             </w:r>
@@ -1854,17 +1951,160 @@
             </w:tcMar>
           </w:tcPr>
           <w:p>
-            <w:pPr>
-              <w:jc w:val="left"/>
-            </w:pPr>
             <w:r>
               <w:rPr>
                 <w:rFonts w:ascii="Calibri" w:hAnsi="Calibri"/>
                 <w:b/>
+                <w:i w:val="0"/>
                 <w:color w:val="FFFFFF"/>
-                <w:sz w:val="26"/>
+                <w:sz w:val="24"/>
               </w:rPr>
               <w:t>NEUGIER</w:t>
+            </w:r>
+          </w:p>
+        </w:tc>
+      </w:tr>
+    </w:tbl>
+    <w:tbl>
+      <w:tblPr>
+        <w:tblStyle w:val="TableGrid"/>
+        <w:tblW w:type="auto" w:w="0"/>
+        <w:tblLook w:firstColumn="1" w:firstRow="1" w:lastColumn="0" w:lastRow="0" w:noHBand="0" w:noVBand="1" w:val="04A0"/>
+      </w:tblPr>
+      <w:tblGrid>
+        <w:gridCol w:w="4306"/>
+        <w:gridCol w:w="4306"/>
+      </w:tblGrid>
+      <w:tr>
+        <w:tc>
+          <w:tcPr>
+            <w:tcW w:type="dxa" w:w="4306"/>
+            <w:shd w:val="clear" w:color="auto" w:fill="EEF4FF"/>
+            <w:tcMar>
+              <w:top w:w="90" w:type="dxa"/>
+              <w:bottom w:w="90" w:type="dxa"/>
+              <w:left w:w="100" w:type="dxa"/>
+              <w:right w:w="100" w:type="dxa"/>
+            </w:tcMar>
+          </w:tcPr>
+          <w:p>
+            <w:r>
+              <w:rPr>
+                <w:rFonts w:ascii="Calibri" w:hAnsi="Calibri"/>
+                <w:b/>
+                <w:i w:val="0"/>
+                <w:color w:val="4B319B"/>
+                <w:sz w:val="16"/>
+              </w:rPr>
+              <w:t>AKTIVE KANÄLE</w:t>
+            </w:r>
+          </w:p>
+          <w:p>
+            <w:r>
+              <w:rPr>
+                <w:rFonts w:ascii="Calibri" w:hAnsi="Calibri"/>
+                <w:b w:val="0"/>
+                <w:i w:val="0"/>
+                <w:color w:val="333333"/>
+                <w:sz w:val="18"/>
+              </w:rPr>
+              <w:t>→  Viktor LinkedIn — Story-Content, Gründerhintergrund</w:t>
+            </w:r>
+          </w:p>
+          <w:p>
+            <w:r>
+              <w:rPr>
+                <w:rFonts w:ascii="Calibri" w:hAnsi="Calibri"/>
+                <w:b w:val="0"/>
+                <w:i w:val="0"/>
+                <w:color w:val="333333"/>
+                <w:sz w:val="18"/>
+              </w:rPr>
+              <w:t>→  Beastly Social Media — Dual-Bildwelt, Werte-Posts</w:t>
+            </w:r>
+          </w:p>
+          <w:p>
+            <w:r>
+              <w:rPr>
+                <w:rFonts w:ascii="Calibri" w:hAnsi="Calibri"/>
+                <w:b w:val="0"/>
+                <w:i w:val="0"/>
+                <w:color w:val="333333"/>
+                <w:sz w:val="18"/>
+              </w:rPr>
+              <w:t>→  Website — Einstiegsseite (Gründerstory, Was ist Beastly?)</w:t>
+            </w:r>
+          </w:p>
+        </w:tc>
+        <w:tc>
+          <w:tcPr>
+            <w:tcW w:type="dxa" w:w="4306"/>
+            <w:shd w:val="clear" w:color="auto" w:fill="EEF4FF"/>
+            <w:tcMar>
+              <w:top w:w="90" w:type="dxa"/>
+              <w:bottom w:w="90" w:type="dxa"/>
+              <w:left w:w="100" w:type="dxa"/>
+              <w:right w:w="100" w:type="dxa"/>
+            </w:tcMar>
+          </w:tcPr>
+          <w:p>
+            <w:r>
+              <w:rPr>
+                <w:rFonts w:ascii="Calibri" w:hAnsi="Calibri"/>
+                <w:b/>
+                <w:i w:val="0"/>
+                <w:color w:val="4B319B"/>
+                <w:sz w:val="16"/>
+              </w:rPr>
+              <w:t>BERÜHRUNGSPUNKTE</w:t>
+            </w:r>
+          </w:p>
+          <w:p>
+            <w:r>
+              <w:rPr>
+                <w:rFonts w:ascii="Calibri" w:hAnsi="Calibri"/>
+                <w:b w:val="0"/>
+                <w:i w:val="0"/>
+                <w:color w:val="333333"/>
+                <w:sz w:val="18"/>
+              </w:rPr>
+              <w:t>→  Profilbesuch (Viktor oder Beastly)</w:t>
+            </w:r>
+          </w:p>
+          <w:p>
+            <w:r>
+              <w:rPr>
+                <w:rFonts w:ascii="Calibri" w:hAnsi="Calibri"/>
+                <w:b w:val="0"/>
+                <w:i w:val="0"/>
+                <w:color w:val="333333"/>
+                <w:sz w:val="18"/>
+              </w:rPr>
+              <w:t>→  Website aufgerufen</w:t>
+            </w:r>
+          </w:p>
+          <w:p>
+            <w:r>
+              <w:rPr>
+                <w:rFonts w:ascii="Calibri" w:hAnsi="Calibri"/>
+                <w:b w:val="0"/>
+                <w:i w:val="0"/>
+                <w:color w:val="333333"/>
+                <w:sz w:val="18"/>
+              </w:rPr>
+              <w:t>→  Gründerstory gelesen</w:t>
+            </w:r>
+          </w:p>
+          <w:p>
+            <w:r>
+              <w:rPr>
+                <w:rFonts w:ascii="Calibri" w:hAnsi="Calibri"/>
+                <w:b w:val="0"/>
+                <w:i w:val="0"/>
+                <w:color w:val="333333"/>
+                <w:sz w:val="18"/>
+              </w:rPr>
+              <w:t>→  Mehrere Beiträge konsumiert</w:t>
             </w:r>
           </w:p>
         </w:tc>
@@ -1885,10 +2125,10 @@
         <w:tc>
           <w:tcPr>
             <w:tcW w:type="dxa" w:w="2871"/>
-            <w:shd w:val="clear" w:color="auto" w:fill="F0F4FF"/>
+            <w:shd w:val="clear" w:color="auto" w:fill="FEF3EE"/>
             <w:tcMar>
-              <w:top w:w="90" w:type="dxa"/>
-              <w:bottom w:w="90" w:type="dxa"/>
+              <w:top w:w="80" w:type="dxa"/>
+              <w:bottom w:w="80" w:type="dxa"/>
               <w:left w:w="100" w:type="dxa"/>
               <w:right w:w="100" w:type="dxa"/>
             </w:tcMar>
@@ -1898,34 +2138,70 @@
               <w:rPr>
                 <w:rFonts w:ascii="Calibri" w:hAnsi="Calibri"/>
                 <w:b/>
-                <w:color w:val="4B319B"/>
+                <w:i w:val="0"/>
+                <w:color w:val="BD5435"/>
                 <w:sz w:val="16"/>
               </w:rPr>
-              <w:t>KANÄLE</w:t>
+              <w:t>KEIN ENGAGEMENT</w:t>
+            </w:r>
+            <w:r>
+              <w:rPr>
+                <w:rFonts w:ascii="Calibri" w:hAnsi="Calibri"/>
+                <w:b w:val="0"/>
+                <w:i w:val="0"/>
+                <w:color w:val="333333"/>
+                <w:sz w:val="18"/>
+              </w:rPr>
+              <w:t xml:space="preserve">  →  </w:t>
             </w:r>
           </w:p>
           <w:p>
             <w:r>
               <w:rPr>
                 <w:rFonts w:ascii="Calibri" w:hAnsi="Calibri"/>
-                <w:color w:val="333333"/>
+                <w:b w:val="0"/>
+                <w:i w:val="0"/>
+                <w:color w:val="8B3A20"/>
                 <w:sz w:val="18"/>
               </w:rPr>
-              <w:t>→ Viktor LinkedIn — Story-Content (FourGive-Hintergrund)</w:t>
-              <w:br/>
-              <w:t>→ Beastly Social Media — Dual-Bildwelt (Raubtier ↔ schützenswertes Tier)</w:t>
-              <w:br/>
-              <w:t>→ Website — Einstiegsseite (Gründerstory, Werte)</w:t>
+              <w:t>Verlässt ohne Vertiefung → bleibt im Feed-Orbit, nächste Begegnung beim nächsten Post.</w:t>
+            </w:r>
+          </w:p>
+        </w:tc>
+        <w:tc>
+          <w:tcPr>
+            <w:tcW w:type="dxa" w:w="720"/>
+            <w:shd w:val="clear" w:color="auto" w:fill="FFFFFF"/>
+            <w:tcMar>
+              <w:top w:w="80" w:type="dxa"/>
+              <w:bottom w:w="80" w:type="dxa"/>
+              <w:left w:w="80" w:type="dxa"/>
+              <w:right w:w="80" w:type="dxa"/>
+            </w:tcMar>
+          </w:tcPr>
+          <w:p>
+            <w:pPr>
+              <w:jc w:val="center"/>
+            </w:pPr>
+            <w:r>
+              <w:rPr>
+                <w:rFonts w:ascii="Calibri" w:hAnsi="Calibri"/>
+                <w:b w:val="0"/>
+                <w:i w:val="0"/>
+                <w:color w:val="A176F4"/>
+                <w:sz w:val="32"/>
+              </w:rPr>
+              <w:t>▼</w:t>
             </w:r>
           </w:p>
         </w:tc>
         <w:tc>
           <w:tcPr>
             <w:tcW w:type="dxa" w:w="2871"/>
-            <w:shd w:val="clear" w:color="auto" w:fill="F0F4FF"/>
+            <w:shd w:val="clear" w:color="auto" w:fill="EDF7EE"/>
             <w:tcMar>
-              <w:top w:w="90" w:type="dxa"/>
-              <w:bottom w:w="90" w:type="dxa"/>
+              <w:top w:w="80" w:type="dxa"/>
+              <w:bottom w:w="80" w:type="dxa"/>
               <w:left w:w="100" w:type="dxa"/>
               <w:right w:w="100" w:type="dxa"/>
             </w:tcMar>
@@ -1935,56 +2211,33 @@
               <w:rPr>
                 <w:rFonts w:ascii="Calibri" w:hAnsi="Calibri"/>
                 <w:b/>
-                <w:color w:val="4B319B"/>
+                <w:i w:val="0"/>
+                <w:color w:val="1A5C38"/>
                 <w:sz w:val="16"/>
               </w:rPr>
-              <w:t>BOTSCHAFT</w:t>
+              <w:t>ENGAGEMENT</w:t>
+            </w:r>
+            <w:r>
+              <w:rPr>
+                <w:rFonts w:ascii="Calibri" w:hAnsi="Calibri"/>
+                <w:b w:val="0"/>
+                <w:i w:val="0"/>
+                <w:color w:val="333333"/>
+                <w:sz w:val="18"/>
+              </w:rPr>
+              <w:t xml:space="preserve">  →  </w:t>
             </w:r>
           </w:p>
           <w:p>
             <w:r>
               <w:rPr>
                 <w:rFonts w:ascii="Calibri" w:hAnsi="Calibri"/>
-                <w:color w:val="333333"/>
+                <w:b w:val="0"/>
+                <w:i w:val="0"/>
+                <w:color w:val="1A5C38"/>
                 <w:sz w:val="18"/>
               </w:rPr>
-              <w:t>Die Geschichte hinter der Idee. Ägypten. Tierklinik. Die Erkenntnis. Warum Beastly existiert.</w:t>
-            </w:r>
-          </w:p>
-        </w:tc>
-        <w:tc>
-          <w:tcPr>
-            <w:tcW w:type="dxa" w:w="2871"/>
-            <w:shd w:val="clear" w:color="auto" w:fill="F0F4FF"/>
-            <w:tcMar>
-              <w:top w:w="90" w:type="dxa"/>
-              <w:bottom w:w="90" w:type="dxa"/>
-              <w:left w:w="100" w:type="dxa"/>
-              <w:right w:w="100" w:type="dxa"/>
-            </w:tcMar>
-          </w:tcPr>
-          <w:p>
-            <w:r>
-              <w:rPr>
-                <w:rFonts w:ascii="Calibri" w:hAnsi="Calibri"/>
-                <w:b/>
-                <w:color w:val="4B319B"/>
-                <w:sz w:val="16"/>
-              </w:rPr>
-              <w:t>ZUR NÄCHSTEN STUFE</w:t>
-            </w:r>
-          </w:p>
-          <w:p>
-            <w:r>
-              <w:rPr>
-                <w:rFonts w:ascii="Calibri" w:hAnsi="Calibri"/>
-                <w:color w:val="333333"/>
-                <w:sz w:val="18"/>
-              </w:rPr>
-              <w:t>Ziel: Aus Aufmerksamkeit wird Auseinandersetzung. Der Mensch sucht aktiv nach mehr.</w:t>
-              <w:br/>
-              <w:br/>
-              <w:t>Wer kommt weiter? Alle, die mehr wissen wollen und aktiv weiterklicken.</w:t>
+              <w:t>Sucht aktiv mehr → besucht Website, liest tiefer, folgt dem Profil.</w:t>
             </w:r>
           </w:p>
         </w:tc>
@@ -1998,6 +2251,8 @@
       <w:r>
         <w:rPr>
           <w:rFonts w:ascii="Calibri" w:hAnsi="Calibri"/>
+          <w:b w:val="0"/>
+          <w:i w:val="0"/>
           <w:color w:val="A176F4"/>
           <w:sz w:val="28"/>
         </w:rPr>
@@ -2017,7 +2272,7 @@
       <w:tr>
         <w:tc>
           <w:tcPr>
-            <w:tcW w:type="dxa" w:w="720"/>
+            <w:tcW w:type="dxa" w:w="648"/>
             <w:shd w:val="clear" w:color="auto" w:fill="27406A"/>
             <w:tcMar>
               <w:top w:w="80" w:type="dxa"/>
@@ -2034,8 +2289,9 @@
               <w:rPr>
                 <w:rFonts w:ascii="Calibri" w:hAnsi="Calibri"/>
                 <w:b/>
+                <w:i w:val="0"/>
                 <w:color w:val="FFFFFF"/>
-                <w:sz w:val="40"/>
+                <w:sz w:val="36"/>
               </w:rPr>
               <w:t>03</w:t>
             </w:r>
@@ -2053,17 +2309,160 @@
             </w:tcMar>
           </w:tcPr>
           <w:p>
-            <w:pPr>
-              <w:jc w:val="left"/>
-            </w:pPr>
             <w:r>
               <w:rPr>
                 <w:rFonts w:ascii="Calibri" w:hAnsi="Calibri"/>
                 <w:b/>
+                <w:i w:val="0"/>
                 <w:color w:val="FFFFFF"/>
-                <w:sz w:val="26"/>
+                <w:sz w:val="24"/>
               </w:rPr>
               <w:t>VERTRAUEN</w:t>
+            </w:r>
+          </w:p>
+        </w:tc>
+      </w:tr>
+    </w:tbl>
+    <w:tbl>
+      <w:tblPr>
+        <w:tblStyle w:val="TableGrid"/>
+        <w:tblW w:type="auto" w:w="0"/>
+        <w:tblLook w:firstColumn="1" w:firstRow="1" w:lastColumn="0" w:lastRow="0" w:noHBand="0" w:noVBand="1" w:val="04A0"/>
+      </w:tblPr>
+      <w:tblGrid>
+        <w:gridCol w:w="4306"/>
+        <w:gridCol w:w="4306"/>
+      </w:tblGrid>
+      <w:tr>
+        <w:tc>
+          <w:tcPr>
+            <w:tcW w:type="dxa" w:w="4306"/>
+            <w:shd w:val="clear" w:color="auto" w:fill="F5F3FF"/>
+            <w:tcMar>
+              <w:top w:w="90" w:type="dxa"/>
+              <w:bottom w:w="90" w:type="dxa"/>
+              <w:left w:w="100" w:type="dxa"/>
+              <w:right w:w="100" w:type="dxa"/>
+            </w:tcMar>
+          </w:tcPr>
+          <w:p>
+            <w:r>
+              <w:rPr>
+                <w:rFonts w:ascii="Calibri" w:hAnsi="Calibri"/>
+                <w:b/>
+                <w:i w:val="0"/>
+                <w:color w:val="4B319B"/>
+                <w:sz w:val="16"/>
+              </w:rPr>
+              <w:t>AKTIVE KANÄLE</w:t>
+            </w:r>
+          </w:p>
+          <w:p>
+            <w:r>
+              <w:rPr>
+                <w:rFonts w:ascii="Calibri" w:hAnsi="Calibri"/>
+                <w:b w:val="0"/>
+                <w:i w:val="0"/>
+                <w:color w:val="333333"/>
+                <w:sz w:val="18"/>
+              </w:rPr>
+              <w:t>→  Website — Transparenzbereich (Löhne, Struktur, 5 Projekte)</w:t>
+            </w:r>
+          </w:p>
+          <w:p>
+            <w:r>
+              <w:rPr>
+                <w:rFonts w:ascii="Calibri" w:hAnsi="Calibri"/>
+                <w:b w:val="0"/>
+                <w:i w:val="0"/>
+                <w:color w:val="333333"/>
+                <w:sz w:val="18"/>
+              </w:rPr>
+              <w:t>→  Viktor &amp; Lydia — Nahbarkeit, persönliche Posts</w:t>
+            </w:r>
+          </w:p>
+          <w:p>
+            <w:r>
+              <w:rPr>
+                <w:rFonts w:ascii="Calibri" w:hAnsi="Calibri"/>
+                <w:b w:val="0"/>
+                <w:i w:val="0"/>
+                <w:color w:val="333333"/>
+                <w:sz w:val="18"/>
+              </w:rPr>
+              <w:t>→  FourGive — reale Wirkungsmomente, Geschichten</w:t>
+            </w:r>
+          </w:p>
+        </w:tc>
+        <w:tc>
+          <w:tcPr>
+            <w:tcW w:type="dxa" w:w="4306"/>
+            <w:shd w:val="clear" w:color="auto" w:fill="F5F3FF"/>
+            <w:tcMar>
+              <w:top w:w="90" w:type="dxa"/>
+              <w:bottom w:w="90" w:type="dxa"/>
+              <w:left w:w="100" w:type="dxa"/>
+              <w:right w:w="100" w:type="dxa"/>
+            </w:tcMar>
+          </w:tcPr>
+          <w:p>
+            <w:r>
+              <w:rPr>
+                <w:rFonts w:ascii="Calibri" w:hAnsi="Calibri"/>
+                <w:b/>
+                <w:i w:val="0"/>
+                <w:color w:val="4B319B"/>
+                <w:sz w:val="16"/>
+              </w:rPr>
+              <w:t>BERÜHRUNGSPUNKTE</w:t>
+            </w:r>
+          </w:p>
+          <w:p>
+            <w:r>
+              <w:rPr>
+                <w:rFonts w:ascii="Calibri" w:hAnsi="Calibri"/>
+                <w:b w:val="0"/>
+                <w:i w:val="0"/>
+                <w:color w:val="333333"/>
+                <w:sz w:val="18"/>
+              </w:rPr>
+              <w:t>→  Transparenzseite gelesen</w:t>
+            </w:r>
+          </w:p>
+          <w:p>
+            <w:r>
+              <w:rPr>
+                <w:rFonts w:ascii="Calibri" w:hAnsi="Calibri"/>
+                <w:b w:val="0"/>
+                <w:i w:val="0"/>
+                <w:color w:val="333333"/>
+                <w:sz w:val="18"/>
+              </w:rPr>
+              <w:t>→  Lohnstruktur entdeckt und verstanden</w:t>
+            </w:r>
+          </w:p>
+          <w:p>
+            <w:r>
+              <w:rPr>
+                <w:rFonts w:ascii="Calibri" w:hAnsi="Calibri"/>
+                <w:b w:val="0"/>
+                <w:i w:val="0"/>
+                <w:color w:val="333333"/>
+                <w:sz w:val="18"/>
+              </w:rPr>
+              <w:t>→  FourGive-Geschichte nachverfolgt</w:t>
+            </w:r>
+          </w:p>
+          <w:p>
+            <w:r>
+              <w:rPr>
+                <w:rFonts w:ascii="Calibri" w:hAnsi="Calibri"/>
+                <w:b w:val="0"/>
+                <w:i w:val="0"/>
+                <w:color w:val="333333"/>
+                <w:sz w:val="18"/>
+              </w:rPr>
+              <w:t>→  Viktor / Lydia als echte Menschen wahrgenommen</w:t>
             </w:r>
           </w:p>
         </w:tc>
@@ -2084,10 +2483,10 @@
         <w:tc>
           <w:tcPr>
             <w:tcW w:type="dxa" w:w="2871"/>
-            <w:shd w:val="clear" w:color="auto" w:fill="F7F3FF"/>
+            <w:shd w:val="clear" w:color="auto" w:fill="FEF3EE"/>
             <w:tcMar>
-              <w:top w:w="90" w:type="dxa"/>
-              <w:bottom w:w="90" w:type="dxa"/>
+              <w:top w:w="80" w:type="dxa"/>
+              <w:bottom w:w="80" w:type="dxa"/>
               <w:left w:w="100" w:type="dxa"/>
               <w:right w:w="100" w:type="dxa"/>
             </w:tcMar>
@@ -2097,34 +2496,70 @@
               <w:rPr>
                 <w:rFonts w:ascii="Calibri" w:hAnsi="Calibri"/>
                 <w:b/>
-                <w:color w:val="4B319B"/>
+                <w:i w:val="0"/>
+                <w:color w:val="BD5435"/>
                 <w:sz w:val="16"/>
               </w:rPr>
-              <w:t>KANÄLE</w:t>
+              <w:t>KEIN ENGAGEMENT</w:t>
+            </w:r>
+            <w:r>
+              <w:rPr>
+                <w:rFonts w:ascii="Calibri" w:hAnsi="Calibri"/>
+                <w:b w:val="0"/>
+                <w:i w:val="0"/>
+                <w:color w:val="333333"/>
+                <w:sz w:val="18"/>
+              </w:rPr>
+              <w:t xml:space="preserve">  →  </w:t>
             </w:r>
           </w:p>
           <w:p>
             <w:r>
               <w:rPr>
                 <w:rFonts w:ascii="Calibri" w:hAnsi="Calibri"/>
-                <w:color w:val="333333"/>
+                <w:b w:val="0"/>
+                <w:i w:val="0"/>
+                <w:color w:val="8B3A20"/>
                 <w:sz w:val="18"/>
               </w:rPr>
-              <w:t>→ Website — Transparenzbereich (Löhne, Struktur, Mittelverwendung)</w:t>
-              <w:br/>
-              <w:t>→ Viktor &amp; Lydia als Personen (Nahbarkeit, Authentizität)</w:t>
-              <w:br/>
-              <w:t>→ FourGive — Wirkungsbelege, reale Geschichten</w:t>
+              <w:t>Zweifel bleiben → gezielter Beweis-Content, Transparenz-Posts, Retargeting mit Substanz.</w:t>
+            </w:r>
+          </w:p>
+        </w:tc>
+        <w:tc>
+          <w:tcPr>
+            <w:tcW w:type="dxa" w:w="720"/>
+            <w:shd w:val="clear" w:color="auto" w:fill="FFFFFF"/>
+            <w:tcMar>
+              <w:top w:w="80" w:type="dxa"/>
+              <w:bottom w:w="80" w:type="dxa"/>
+              <w:left w:w="80" w:type="dxa"/>
+              <w:right w:w="80" w:type="dxa"/>
+            </w:tcMar>
+          </w:tcPr>
+          <w:p>
+            <w:pPr>
+              <w:jc w:val="center"/>
+            </w:pPr>
+            <w:r>
+              <w:rPr>
+                <w:rFonts w:ascii="Calibri" w:hAnsi="Calibri"/>
+                <w:b w:val="0"/>
+                <w:i w:val="0"/>
+                <w:color w:val="A176F4"/>
+                <w:sz w:val="32"/>
+              </w:rPr>
+              <w:t>▼</w:t>
             </w:r>
           </w:p>
         </w:tc>
         <w:tc>
           <w:tcPr>
             <w:tcW w:type="dxa" w:w="2871"/>
-            <w:shd w:val="clear" w:color="auto" w:fill="F7F3FF"/>
+            <w:shd w:val="clear" w:color="auto" w:fill="EDF7EE"/>
             <w:tcMar>
-              <w:top w:w="90" w:type="dxa"/>
-              <w:bottom w:w="90" w:type="dxa"/>
+              <w:top w:w="80" w:type="dxa"/>
+              <w:bottom w:w="80" w:type="dxa"/>
               <w:left w:w="100" w:type="dxa"/>
               <w:right w:w="100" w:type="dxa"/>
             </w:tcMar>
@@ -2134,56 +2569,33 @@
               <w:rPr>
                 <w:rFonts w:ascii="Calibri" w:hAnsi="Calibri"/>
                 <w:b/>
-                <w:color w:val="4B319B"/>
+                <w:i w:val="0"/>
+                <w:color w:val="1A5C38"/>
                 <w:sz w:val="16"/>
               </w:rPr>
-              <w:t>BOTSCHAFT</w:t>
+              <w:t>ENGAGEMENT</w:t>
+            </w:r>
+            <w:r>
+              <w:rPr>
+                <w:rFonts w:ascii="Calibri" w:hAnsi="Calibri"/>
+                <w:b w:val="0"/>
+                <w:i w:val="0"/>
+                <w:color w:val="333333"/>
+                <w:sz w:val="18"/>
+              </w:rPr>
+              <w:t xml:space="preserve">  →  </w:t>
             </w:r>
           </w:p>
           <w:p>
             <w:r>
               <w:rPr>
                 <w:rFonts w:ascii="Calibri" w:hAnsi="Calibri"/>
-                <w:color w:val="333333"/>
+                <w:b w:val="0"/>
+                <w:i w:val="0"/>
+                <w:color w:val="1A5C38"/>
                 <w:sz w:val="18"/>
               </w:rPr>
-              <w:t>«Hier werden Löhne gezeigt.»  /  «Kein Bonus-System.»  /  «20% der Fee geht direkt an Tierschutz.»  /  Nicht Charity — Struktur.</w:t>
-            </w:r>
-          </w:p>
-        </w:tc>
-        <w:tc>
-          <w:tcPr>
-            <w:tcW w:type="dxa" w:w="2871"/>
-            <w:shd w:val="clear" w:color="auto" w:fill="F7F3FF"/>
-            <w:tcMar>
-              <w:top w:w="90" w:type="dxa"/>
-              <w:bottom w:w="90" w:type="dxa"/>
-              <w:left w:w="100" w:type="dxa"/>
-              <w:right w:w="100" w:type="dxa"/>
-            </w:tcMar>
-          </w:tcPr>
-          <w:p>
-            <w:r>
-              <w:rPr>
-                <w:rFonts w:ascii="Calibri" w:hAnsi="Calibri"/>
-                <w:b/>
-                <w:color w:val="4B319B"/>
-                <w:sz w:val="16"/>
-              </w:rPr>
-              <w:t>ZUR NÄCHSTEN STUFE</w:t>
-            </w:r>
-          </w:p>
-          <w:p>
-            <w:r>
-              <w:rPr>
-                <w:rFonts w:ascii="Calibri" w:hAnsi="Calibri"/>
-                <w:color w:val="333333"/>
-                <w:sz w:val="18"/>
-              </w:rPr>
-              <w:t>Ziel: Zweifel ausräumen. Substanz beweisen. Beastly als ernsthaftes, glaubwürdiges Produkt verankern.</w:t>
-              <w:br/>
-              <w:br/>
-              <w:t>Wer kommt weiter? Alle, die bereit sind zu prüfen — ob das stimmt, was versprochen wird.</w:t>
+              <w:t>Vertrauen gewonnen → bereit zu prüfen, ob das Produkt für sie passt.</w:t>
             </w:r>
           </w:p>
         </w:tc>
@@ -2197,6 +2609,8 @@
       <w:r>
         <w:rPr>
           <w:rFonts w:ascii="Calibri" w:hAnsi="Calibri"/>
+          <w:b w:val="0"/>
+          <w:i w:val="0"/>
           <w:color w:val="A176F4"/>
           <w:sz w:val="28"/>
         </w:rPr>
@@ -2216,7 +2630,7 @@
       <w:tr>
         <w:tc>
           <w:tcPr>
-            <w:tcW w:type="dxa" w:w="720"/>
+            <w:tcW w:type="dxa" w:w="648"/>
             <w:shd w:val="clear" w:color="auto" w:fill="344E5A"/>
             <w:tcMar>
               <w:top w:w="80" w:type="dxa"/>
@@ -2233,8 +2647,9 @@
               <w:rPr>
                 <w:rFonts w:ascii="Calibri" w:hAnsi="Calibri"/>
                 <w:b/>
+                <w:i w:val="0"/>
                 <w:color w:val="FFFFFF"/>
-                <w:sz w:val="40"/>
+                <w:sz w:val="36"/>
               </w:rPr>
               <w:t>04</w:t>
             </w:r>
@@ -2252,17 +2667,160 @@
             </w:tcMar>
           </w:tcPr>
           <w:p>
-            <w:pPr>
-              <w:jc w:val="left"/>
-            </w:pPr>
             <w:r>
               <w:rPr>
                 <w:rFonts w:ascii="Calibri" w:hAnsi="Calibri"/>
                 <w:b/>
+                <w:i w:val="0"/>
                 <w:color w:val="FFFFFF"/>
-                <w:sz w:val="26"/>
+                <w:sz w:val="24"/>
               </w:rPr>
               <w:t>ERKLÄRUNG</w:t>
+            </w:r>
+          </w:p>
+        </w:tc>
+      </w:tr>
+    </w:tbl>
+    <w:tbl>
+      <w:tblPr>
+        <w:tblStyle w:val="TableGrid"/>
+        <w:tblW w:type="auto" w:w="0"/>
+        <w:tblLook w:firstColumn="1" w:firstRow="1" w:lastColumn="0" w:lastRow="0" w:noHBand="0" w:noVBand="1" w:val="04A0"/>
+      </w:tblPr>
+      <w:tblGrid>
+        <w:gridCol w:w="4306"/>
+        <w:gridCol w:w="4306"/>
+      </w:tblGrid>
+      <w:tr>
+        <w:tc>
+          <w:tcPr>
+            <w:tcW w:type="dxa" w:w="4306"/>
+            <w:shd w:val="clear" w:color="auto" w:fill="EEF4FF"/>
+            <w:tcMar>
+              <w:top w:w="90" w:type="dxa"/>
+              <w:bottom w:w="90" w:type="dxa"/>
+              <w:left w:w="100" w:type="dxa"/>
+              <w:right w:w="100" w:type="dxa"/>
+            </w:tcMar>
+          </w:tcPr>
+          <w:p>
+            <w:r>
+              <w:rPr>
+                <w:rFonts w:ascii="Calibri" w:hAnsi="Calibri"/>
+                <w:b/>
+                <w:i w:val="0"/>
+                <w:color w:val="4B319B"/>
+                <w:sz w:val="16"/>
+              </w:rPr>
+              <w:t>AKTIVE KANÄLE</w:t>
+            </w:r>
+          </w:p>
+          <w:p>
+            <w:r>
+              <w:rPr>
+                <w:rFonts w:ascii="Calibri" w:hAnsi="Calibri"/>
+                <w:b w:val="0"/>
+                <w:i w:val="0"/>
+                <w:color w:val="333333"/>
+                <w:sz w:val="18"/>
+              </w:rPr>
+              <w:t>→  Pitch Deck (emotionaler Aufbau + faktische Tiefe)</w:t>
+            </w:r>
+          </w:p>
+          <w:p>
+            <w:r>
+              <w:rPr>
+                <w:rFonts w:ascii="Calibri" w:hAnsi="Calibri"/>
+                <w:b w:val="0"/>
+                <w:i w:val="0"/>
+                <w:color w:val="333333"/>
+                <w:sz w:val="18"/>
+              </w:rPr>
+              <w:t>→  Direktgespräch Viktor &amp; Lydia (professionelle Investoren)</w:t>
+            </w:r>
+          </w:p>
+          <w:p>
+            <w:r>
+              <w:rPr>
+                <w:rFonts w:ascii="Calibri" w:hAnsi="Calibri"/>
+                <w:b w:val="0"/>
+                <w:i w:val="0"/>
+                <w:color w:val="333333"/>
+                <w:sz w:val="18"/>
+              </w:rPr>
+              <w:t>→  Website — Deep Dive: KI-Logik, Governance, Portfolio</w:t>
+            </w:r>
+          </w:p>
+        </w:tc>
+        <w:tc>
+          <w:tcPr>
+            <w:tcW w:type="dxa" w:w="4306"/>
+            <w:shd w:val="clear" w:color="auto" w:fill="EEF4FF"/>
+            <w:tcMar>
+              <w:top w:w="90" w:type="dxa"/>
+              <w:bottom w:w="90" w:type="dxa"/>
+              <w:left w:w="100" w:type="dxa"/>
+              <w:right w:w="100" w:type="dxa"/>
+            </w:tcMar>
+          </w:tcPr>
+          <w:p>
+            <w:r>
+              <w:rPr>
+                <w:rFonts w:ascii="Calibri" w:hAnsi="Calibri"/>
+                <w:b/>
+                <w:i w:val="0"/>
+                <w:color w:val="4B319B"/>
+                <w:sz w:val="16"/>
+              </w:rPr>
+              <w:t>BERÜHRUNGSPUNKTE</w:t>
+            </w:r>
+          </w:p>
+          <w:p>
+            <w:r>
+              <w:rPr>
+                <w:rFonts w:ascii="Calibri" w:hAnsi="Calibri"/>
+                <w:b w:val="0"/>
+                <w:i w:val="0"/>
+                <w:color w:val="333333"/>
+                <w:sz w:val="18"/>
+              </w:rPr>
+              <w:t>→  Pitch Deck angefordert oder erhalten</w:t>
+            </w:r>
+          </w:p>
+          <w:p>
+            <w:r>
+              <w:rPr>
+                <w:rFonts w:ascii="Calibri" w:hAnsi="Calibri"/>
+                <w:b w:val="0"/>
+                <w:i w:val="0"/>
+                <w:color w:val="333333"/>
+                <w:sz w:val="18"/>
+              </w:rPr>
+              <w:t>→  Gespräch mit Viktor / Lydia geführt</w:t>
+            </w:r>
+          </w:p>
+          <w:p>
+            <w:r>
+              <w:rPr>
+                <w:rFonts w:ascii="Calibri" w:hAnsi="Calibri"/>
+                <w:b w:val="0"/>
+                <w:i w:val="0"/>
+                <w:color w:val="333333"/>
+                <w:sz w:val="18"/>
+              </w:rPr>
+              <w:t>→  Produkt-Details gelesen und verstanden</w:t>
+            </w:r>
+          </w:p>
+          <w:p>
+            <w:r>
+              <w:rPr>
+                <w:rFonts w:ascii="Calibri" w:hAnsi="Calibri"/>
+                <w:b w:val="0"/>
+                <w:i w:val="0"/>
+                <w:color w:val="333333"/>
+                <w:sz w:val="18"/>
+              </w:rPr>
+              <w:t>→  Fragen gestellt und beantwortet</w:t>
             </w:r>
           </w:p>
         </w:tc>
@@ -2283,10 +2841,10 @@
         <w:tc>
           <w:tcPr>
             <w:tcW w:type="dxa" w:w="2871"/>
-            <w:shd w:val="clear" w:color="auto" w:fill="F0F4FF"/>
+            <w:shd w:val="clear" w:color="auto" w:fill="FEF3EE"/>
             <w:tcMar>
-              <w:top w:w="90" w:type="dxa"/>
-              <w:bottom w:w="90" w:type="dxa"/>
+              <w:top w:w="80" w:type="dxa"/>
+              <w:bottom w:w="80" w:type="dxa"/>
               <w:left w:w="100" w:type="dxa"/>
               <w:right w:w="100" w:type="dxa"/>
             </w:tcMar>
@@ -2296,34 +2854,70 @@
               <w:rPr>
                 <w:rFonts w:ascii="Calibri" w:hAnsi="Calibri"/>
                 <w:b/>
-                <w:color w:val="4B319B"/>
+                <w:i w:val="0"/>
+                <w:color w:val="BD5435"/>
                 <w:sz w:val="16"/>
               </w:rPr>
-              <w:t>KANÄLE</w:t>
+              <w:t>KEIN ENGAGEMENT</w:t>
+            </w:r>
+            <w:r>
+              <w:rPr>
+                <w:rFonts w:ascii="Calibri" w:hAnsi="Calibri"/>
+                <w:b w:val="0"/>
+                <w:i w:val="0"/>
+                <w:color w:val="333333"/>
+                <w:sz w:val="18"/>
+              </w:rPr>
+              <w:t xml:space="preserve">  →  </w:t>
             </w:r>
           </w:p>
           <w:p>
             <w:r>
               <w:rPr>
                 <w:rFonts w:ascii="Calibri" w:hAnsi="Calibri"/>
-                <w:color w:val="333333"/>
+                <w:b w:val="0"/>
+                <w:i w:val="0"/>
+                <w:color w:val="8B3A20"/>
                 <w:sz w:val="18"/>
               </w:rPr>
-              <w:t>→ Pitch Deck — emotionaler Aufbau, faktische Tiefe</w:t>
-              <w:br/>
-              <w:t>→ Direktgespräch Viktor &amp; Lydia (professionelle Investoren)</w:t>
-              <w:br/>
-              <w:t>→ Vertiefende Website-Inhalte (KI-Logik, Governance, Reporting)</w:t>
+              <w:t>Zu komplex oder zu risikoreich → nicht der richtige Moment. Kein Druck — Tür bleibt offen.</w:t>
+            </w:r>
+          </w:p>
+        </w:tc>
+        <w:tc>
+          <w:tcPr>
+            <w:tcW w:type="dxa" w:w="720"/>
+            <w:shd w:val="clear" w:color="auto" w:fill="FFFFFF"/>
+            <w:tcMar>
+              <w:top w:w="80" w:type="dxa"/>
+              <w:bottom w:w="80" w:type="dxa"/>
+              <w:left w:w="80" w:type="dxa"/>
+              <w:right w:w="80" w:type="dxa"/>
+            </w:tcMar>
+          </w:tcPr>
+          <w:p>
+            <w:pPr>
+              <w:jc w:val="center"/>
+            </w:pPr>
+            <w:r>
+              <w:rPr>
+                <w:rFonts w:ascii="Calibri" w:hAnsi="Calibri"/>
+                <w:b w:val="0"/>
+                <w:i w:val="0"/>
+                <w:color w:val="A176F4"/>
+                <w:sz w:val="32"/>
+              </w:rPr>
+              <w:t>▼</w:t>
             </w:r>
           </w:p>
         </w:tc>
         <w:tc>
           <w:tcPr>
             <w:tcW w:type="dxa" w:w="2871"/>
-            <w:shd w:val="clear" w:color="auto" w:fill="F0F4FF"/>
+            <w:shd w:val="clear" w:color="auto" w:fill="EDF7EE"/>
             <w:tcMar>
-              <w:top w:w="90" w:type="dxa"/>
-              <w:bottom w:w="90" w:type="dxa"/>
+              <w:top w:w="80" w:type="dxa"/>
+              <w:bottom w:w="80" w:type="dxa"/>
               <w:left w:w="100" w:type="dxa"/>
               <w:right w:w="100" w:type="dxa"/>
             </w:tcMar>
@@ -2333,56 +2927,33 @@
               <w:rPr>
                 <w:rFonts w:ascii="Calibri" w:hAnsi="Calibri"/>
                 <w:b/>
-                <w:color w:val="4B319B"/>
+                <w:i w:val="0"/>
+                <w:color w:val="1A5C38"/>
                 <w:sz w:val="16"/>
               </w:rPr>
-              <w:t>BOTSCHAFT</w:t>
+              <w:t>ENGAGEMENT</w:t>
+            </w:r>
+            <w:r>
+              <w:rPr>
+                <w:rFonts w:ascii="Calibri" w:hAnsi="Calibri"/>
+                <w:b w:val="0"/>
+                <w:i w:val="0"/>
+                <w:color w:val="333333"/>
+                <w:sz w:val="18"/>
+              </w:rPr>
+              <w:t xml:space="preserve">  →  </w:t>
             </w:r>
           </w:p>
           <w:p>
             <w:r>
               <w:rPr>
                 <w:rFonts w:ascii="Calibri" w:hAnsi="Calibri"/>
-                <w:color w:val="333333"/>
+                <w:b w:val="0"/>
+                <w:i w:val="0"/>
+                <w:color w:val="1A5C38"/>
                 <w:sz w:val="18"/>
               </w:rPr>
-              <w:t>Wie funktioniert die KI-Bewertung? Was ist die Rendite-Logik? Was passiert mit den 20%? Wer ist Chipiron?</w:t>
-            </w:r>
-          </w:p>
-        </w:tc>
-        <w:tc>
-          <w:tcPr>
-            <w:tcW w:type="dxa" w:w="2871"/>
-            <w:shd w:val="clear" w:color="auto" w:fill="F0F4FF"/>
-            <w:tcMar>
-              <w:top w:w="90" w:type="dxa"/>
-              <w:bottom w:w="90" w:type="dxa"/>
-              <w:left w:w="100" w:type="dxa"/>
-              <w:right w:w="100" w:type="dxa"/>
-            </w:tcMar>
-          </w:tcPr>
-          <w:p>
-            <w:r>
-              <w:rPr>
-                <w:rFonts w:ascii="Calibri" w:hAnsi="Calibri"/>
-                <w:b/>
-                <w:color w:val="4B319B"/>
-                <w:sz w:val="16"/>
-              </w:rPr>
-              <w:t>ZUR NÄCHSTEN STUFE</w:t>
-            </w:r>
-          </w:p>
-          <w:p>
-            <w:r>
-              <w:rPr>
-                <w:rFonts w:ascii="Calibri" w:hAnsi="Calibri"/>
-                <w:color w:val="333333"/>
-                <w:sz w:val="18"/>
-              </w:rPr>
-              <w:t>Ziel: Investitionsentscheidung vorbereiten. Retail: einfacher Prozess. Professionell: tiefe Beweisführung.</w:t>
-              <w:br/>
-              <w:br/>
-              <w:t>Wer kommt weiter? Alle, die investieren wollen — aber noch Fragen haben.</w:t>
+              <w:t>Entscheidungsreif → kennt das Produkt, versteht die Logik, ist bereit zu investieren.</w:t>
             </w:r>
           </w:p>
         </w:tc>
@@ -2396,10 +2967,12 @@
       <w:r>
         <w:rPr>
           <w:rFonts w:ascii="Calibri" w:hAnsi="Calibri"/>
-          <w:color w:val="A176F4"/>
-          <w:sz w:val="28"/>
+          <w:b/>
+          <w:i w:val="0"/>
+          <w:color w:val="4B319B"/>
+          <w:sz w:val="22"/>
         </w:rPr>
-        <w:t>▼</w:t>
+        <w:t>▼  ENTSCHEIDUNGSWEG  ▼</w:t>
       </w:r>
     </w:p>
     <w:tbl>
@@ -2415,58 +2988,155 @@
       <w:tr>
         <w:tc>
           <w:tcPr>
-            <w:tcW w:type="dxa" w:w="720"/>
+            <w:tcW w:type="dxa" w:w="4306"/>
             <w:shd w:val="clear" w:color="auto" w:fill="BD5435"/>
             <w:tcMar>
-              <w:top w:w="80" w:type="dxa"/>
-              <w:bottom w:w="80" w:type="dxa"/>
+              <w:top w:w="100" w:type="dxa"/>
+              <w:bottom w:w="100" w:type="dxa"/>
               <w:left w:w="120" w:type="dxa"/>
-              <w:right w:w="60" w:type="dxa"/>
+              <w:right w:w="120" w:type="dxa"/>
             </w:tcMar>
           </w:tcPr>
           <w:p>
-            <w:pPr>
-              <w:jc w:val="center"/>
-            </w:pPr>
             <w:r>
               <w:rPr>
                 <w:rFonts w:ascii="Calibri" w:hAnsi="Calibri"/>
                 <w:b/>
+                <w:i w:val="0"/>
                 <w:color w:val="FFFFFF"/>
-                <w:sz w:val="40"/>
+                <w:sz w:val="20"/>
               </w:rPr>
-              <w:t>05</w:t>
+              <w:t>RETAIL — ab CHF 50</w:t>
+            </w:r>
+          </w:p>
+          <w:p>
+            <w:r>
+              <w:rPr>
+                <w:rFonts w:ascii="Calibri" w:hAnsi="Calibri"/>
+                <w:b w:val="0"/>
+                <w:i w:val="0"/>
+                <w:color w:val="FFFFFF"/>
+                <w:sz w:val="19"/>
+              </w:rPr>
+              <w:t>→ Geht zur Bank oder Investment-App</w:t>
+            </w:r>
+          </w:p>
+          <w:p>
+            <w:r>
+              <w:rPr>
+                <w:rFonts w:ascii="Calibri" w:hAnsi="Calibri"/>
+                <w:b w:val="0"/>
+                <w:i w:val="0"/>
+                <w:color w:val="FFFFFF"/>
+                <w:sz w:val="19"/>
+              </w:rPr>
+              <w:t>→ Sucht «Beastly Investments» im Produktkatalog</w:t>
+            </w:r>
+          </w:p>
+          <w:p>
+            <w:r>
+              <w:rPr>
+                <w:rFonts w:ascii="Calibri" w:hAnsi="Calibri"/>
+                <w:b w:val="0"/>
+                <w:i w:val="0"/>
+                <w:color w:val="FFFFFF"/>
+                <w:sz w:val="19"/>
+              </w:rPr>
+              <w:t>→ Gibt Betrag ein (min. CHF 50)</w:t>
+            </w:r>
+          </w:p>
+          <w:p>
+            <w:r>
+              <w:rPr>
+                <w:rFonts w:ascii="Calibri" w:hAnsi="Calibri"/>
+                <w:b w:val="0"/>
+                <w:i w:val="0"/>
+                <w:color w:val="FFFFFF"/>
+                <w:sz w:val="19"/>
+              </w:rPr>
+              <w:t>→ Bestätigt das Investment</w:t>
             </w:r>
           </w:p>
         </w:tc>
         <w:tc>
           <w:tcPr>
             <w:tcW w:type="dxa" w:w="4306"/>
-            <w:shd w:val="clear" w:color="auto" w:fill="BD5435"/>
+            <w:shd w:val="clear" w:color="auto" w:fill="4b319b"/>
             <w:tcMar>
-              <w:top w:w="80" w:type="dxa"/>
-              <w:bottom w:w="80" w:type="dxa"/>
-              <w:left w:w="100" w:type="dxa"/>
-              <w:right w:w="100" w:type="dxa"/>
+              <w:top w:w="100" w:type="dxa"/>
+              <w:bottom w:w="100" w:type="dxa"/>
+              <w:left w:w="120" w:type="dxa"/>
+              <w:right w:w="120" w:type="dxa"/>
             </w:tcMar>
           </w:tcPr>
           <w:p>
-            <w:pPr>
-              <w:jc w:val="left"/>
-            </w:pPr>
             <w:r>
               <w:rPr>
                 <w:rFonts w:ascii="Calibri" w:hAnsi="Calibri"/>
                 <w:b/>
+                <w:i w:val="0"/>
                 <w:color w:val="FFFFFF"/>
-                <w:sz w:val="26"/>
+                <w:sz w:val="20"/>
               </w:rPr>
-              <w:t>ENTSCHEIDUNG</w:t>
+              <w:t>PROFESSIONELL — Direktabschluss</w:t>
+            </w:r>
+          </w:p>
+          <w:p>
+            <w:r>
+              <w:rPr>
+                <w:rFonts w:ascii="Calibri" w:hAnsi="Calibri"/>
+                <w:b w:val="0"/>
+                <w:i w:val="0"/>
+                <w:color w:val="FFFFFF"/>
+                <w:sz w:val="19"/>
+              </w:rPr>
+              <w:t>→ Hat Gespräch mit Viktor &amp; Lydia geführt</w:t>
+            </w:r>
+          </w:p>
+          <w:p>
+            <w:r>
+              <w:rPr>
+                <w:rFonts w:ascii="Calibri" w:hAnsi="Calibri"/>
+                <w:b w:val="0"/>
+                <w:i w:val="0"/>
+                <w:color w:val="FFFFFF"/>
+                <w:sz w:val="19"/>
+              </w:rPr>
+              <w:t>→ Pitch Deck und Unterlagen erhalten</w:t>
+            </w:r>
+          </w:p>
+          <w:p>
+            <w:r>
+              <w:rPr>
+                <w:rFonts w:ascii="Calibri" w:hAnsi="Calibri"/>
+                <w:b w:val="0"/>
+                <w:i w:val="0"/>
+                <w:color w:val="FFFFFF"/>
+                <w:sz w:val="19"/>
+              </w:rPr>
+              <w:t>→ Investmententscheid intern abgestimmt</w:t>
+            </w:r>
+          </w:p>
+          <w:p>
+            <w:r>
+              <w:rPr>
+                <w:rFonts w:ascii="Calibri" w:hAnsi="Calibri"/>
+                <w:b w:val="0"/>
+                <w:i w:val="0"/>
+                <w:color w:val="FFFFFF"/>
+                <w:sz w:val="19"/>
+              </w:rPr>
+              <w:t>→ Abschluss über eigene Bank / Custody-Lösung</w:t>
             </w:r>
           </w:p>
         </w:tc>
       </w:tr>
     </w:tbl>
+    <w:p>
+      <w:pPr>
+        <w:spacing w:after="40"/>
+      </w:pPr>
+    </w:p>
     <w:tbl>
       <w:tblPr>
         <w:tblStyle w:val="TableGrid"/>
@@ -2474,20 +3144,18 @@
         <w:tblLook w:firstColumn="1" w:firstRow="1" w:lastColumn="0" w:lastRow="0" w:noHBand="0" w:noVBand="1" w:val="04A0"/>
       </w:tblPr>
       <w:tblGrid>
-        <w:gridCol w:w="2871"/>
-        <w:gridCol w:w="2871"/>
-        <w:gridCol w:w="2871"/>
+        <w:gridCol w:w="8612"/>
       </w:tblGrid>
       <w:tr>
         <w:tc>
           <w:tcPr>
-            <w:tcW w:type="dxa" w:w="2871"/>
-            <w:shd w:val="clear" w:color="auto" w:fill="F7F3FF"/>
+            <w:tcW w:type="dxa" w:w="8612"/>
+            <w:shd w:val="clear" w:color="auto" w:fill="1a5c38"/>
             <w:tcMar>
-              <w:top w:w="90" w:type="dxa"/>
-              <w:bottom w:w="90" w:type="dxa"/>
-              <w:left w:w="100" w:type="dxa"/>
-              <w:right w:w="100" w:type="dxa"/>
+              <w:top w:w="100" w:type="dxa"/>
+              <w:bottom w:w="100" w:type="dxa"/>
+              <w:left w:w="140" w:type="dxa"/>
+              <w:right w:w="140" w:type="dxa"/>
             </w:tcMar>
           </w:tcPr>
           <w:p>
@@ -2495,36 +3163,66 @@
               <w:rPr>
                 <w:rFonts w:ascii="Calibri" w:hAnsi="Calibri"/>
                 <w:b/>
-                <w:color w:val="4B319B"/>
-                <w:sz w:val="16"/>
+                <w:i w:val="0"/>
+                <w:color w:val="FFFFFF"/>
+                <w:sz w:val="24"/>
               </w:rPr>
-              <w:t>KANÄLE</w:t>
+              <w:t xml:space="preserve">✓  INVESTMENT GETÄTIGT  </w:t>
             </w:r>
-          </w:p>
-          <w:p>
             <w:r>
               <w:rPr>
                 <w:rFonts w:ascii="Calibri" w:hAnsi="Calibri"/>
-                <w:color w:val="333333"/>
-                <w:sz w:val="18"/>
+                <w:b w:val="0"/>
+                <w:i w:val="0"/>
+                <w:color w:val="B0E8C0"/>
+                <w:sz w:val="22"/>
               </w:rPr>
-              <w:t>→ Retail: Online-Einstieg ab CHF 50 — niedrigschwellig</w:t>
-              <w:br/>
-              <w:t>→ Professionell: Direktabschluss nach Gespräch mit Viktor &amp; Lydia</w:t>
-              <w:br/>
-              <w:t>→ Conversion-Ads (Phase 2, wenn Fundament steht)</w:t>
+              <w:t>— Beastly hat einen neuen Investor.</w:t>
             </w:r>
           </w:p>
         </w:tc>
+      </w:tr>
+    </w:tbl>
+    <w:p>
+      <w:pPr>
+        <w:spacing w:after="80"/>
+      </w:pPr>
+    </w:p>
+    <w:p>
+      <w:pPr>
+        <w:spacing w:before="40" w:after="40"/>
+        <w:jc w:val="center"/>
+      </w:pPr>
+      <w:r>
+        <w:rPr>
+          <w:rFonts w:ascii="Calibri" w:hAnsi="Calibri"/>
+          <w:b w:val="0"/>
+          <w:i w:val="0"/>
+          <w:color w:val="A176F4"/>
+          <w:sz w:val="28"/>
+        </w:rPr>
+        <w:t>▼</w:t>
+      </w:r>
+    </w:p>
+    <w:tbl>
+      <w:tblPr>
+        <w:tblStyle w:val="TableGrid"/>
+        <w:tblW w:type="auto" w:w="0"/>
+        <w:tblLook w:firstColumn="1" w:firstRow="1" w:lastColumn="0" w:lastRow="0" w:noHBand="0" w:noVBand="1" w:val="04A0"/>
+      </w:tblPr>
+      <w:tblGrid>
+        <w:gridCol w:w="8612"/>
+      </w:tblGrid>
+      <w:tr>
         <w:tc>
           <w:tcPr>
-            <w:tcW w:type="dxa" w:w="2871"/>
-            <w:shd w:val="clear" w:color="auto" w:fill="F7F3FF"/>
+            <w:tcW w:type="dxa" w:w="8612"/>
+            <w:shd w:val="clear" w:color="auto" w:fill="2D1B5E"/>
             <w:tcMar>
-              <w:top w:w="90" w:type="dxa"/>
-              <w:bottom w:w="90" w:type="dxa"/>
-              <w:left w:w="100" w:type="dxa"/>
-              <w:right w:w="100" w:type="dxa"/>
+              <w:top w:w="100" w:type="dxa"/>
+              <w:bottom w:w="100" w:type="dxa"/>
+              <w:left w:w="140" w:type="dxa"/>
+              <w:right w:w="140" w:type="dxa"/>
             </w:tcMar>
           </w:tcPr>
           <w:p>
@@ -2532,56 +3230,59 @@
               <w:rPr>
                 <w:rFonts w:ascii="Calibri" w:hAnsi="Calibri"/>
                 <w:b/>
-                <w:color w:val="4B319B"/>
-                <w:sz w:val="16"/>
+                <w:i w:val="0"/>
+                <w:color w:val="A176F4"/>
+                <w:sz w:val="21"/>
               </w:rPr>
-              <w:t>BOTSCHAFT</w:t>
+              <w:t>POST-INVESTMENT — Bindung &amp; Weiterempfehlung</w:t>
             </w:r>
           </w:p>
           <w:p>
             <w:r>
               <w:rPr>
                 <w:rFonts w:ascii="Calibri" w:hAnsi="Calibri"/>
-                <w:color w:val="333333"/>
-                <w:sz w:val="18"/>
+                <w:b w:val="0"/>
+                <w:i w:val="0"/>
+                <w:color w:val="E0D8FF"/>
+                <w:sz w:val="19"/>
               </w:rPr>
-              <w:t>«Jetzt investieren.»  /  «Wirkung ab CHF 50.»  /  Klare, einfache Handlungsaufforderung.</w:t>
-            </w:r>
-          </w:p>
-        </w:tc>
-        <w:tc>
-          <w:tcPr>
-            <w:tcW w:type="dxa" w:w="2871"/>
-            <w:shd w:val="clear" w:color="auto" w:fill="F7F3FF"/>
-            <w:tcMar>
-              <w:top w:w="90" w:type="dxa"/>
-              <w:bottom w:w="90" w:type="dxa"/>
-              <w:left w:w="100" w:type="dxa"/>
-              <w:right w:w="100" w:type="dxa"/>
-            </w:tcMar>
-          </w:tcPr>
-          <w:p>
-            <w:r>
-              <w:rPr>
-                <w:rFonts w:ascii="Calibri" w:hAnsi="Calibri"/>
-                <w:b/>
-                <w:color w:val="4B319B"/>
-                <w:sz w:val="16"/>
-              </w:rPr>
-              <w:t>ZUR NÄCHSTEN STUFE</w:t>
+              <w:t>→  Wirkungskommunikation: Welche Projekte wurden unterstützt, was hat das ausgelöst?</w:t>
             </w:r>
           </w:p>
           <w:p>
             <w:r>
               <w:rPr>
                 <w:rFonts w:ascii="Calibri" w:hAnsi="Calibri"/>
-                <w:color w:val="333333"/>
-                <w:sz w:val="18"/>
+                <w:b w:val="0"/>
+                <w:i w:val="0"/>
+                <w:color w:val="E0D8FF"/>
+                <w:sz w:val="19"/>
               </w:rPr>
-              <w:t>Ziel: Investmententscheidung auslösen. Retail ohne Hürden. Professionell mit Begleitung.</w:t>
-              <w:br/>
-              <w:br/>
-              <w:t>Wer kommt weiter? Alle, die sich entschieden haben — Retail digital, Profis über persönlichen Kontakt.</w:t>
+              <w:t>→  Transparenz-Updates: Jahresbericht, Mittelverwendung, Portfolio-Entwicklung</w:t>
+            </w:r>
+          </w:p>
+          <w:p>
+            <w:r>
+              <w:rPr>
+                <w:rFonts w:ascii="Calibri" w:hAnsi="Calibri"/>
+                <w:b w:val="0"/>
+                <w:i w:val="0"/>
+                <w:color w:val="E0D8FF"/>
+                <w:sz w:val="19"/>
+              </w:rPr>
+              <w:t>→  Einladung zu Events und Moments (Swiss Funds Anlass, Tierschutz-Momente)</w:t>
+            </w:r>
+          </w:p>
+          <w:p>
+            <w:r>
+              <w:rPr>
+                <w:rFonts w:ascii="Calibri" w:hAnsi="Calibri"/>
+                <w:b w:val="0"/>
+                <w:i w:val="0"/>
+                <w:color w:val="E0D8FF"/>
+                <w:sz w:val="19"/>
+              </w:rPr>
+              <w:t>→  Weiterempfehlung: Zufriedene Investoren sind der stärkste Kanal</w:t>
             </w:r>
           </w:p>
         </w:tc>
@@ -2589,7 +3290,7 @@
     </w:tbl>
     <w:p>
       <w:pPr>
-        <w:spacing w:after="120"/>
+        <w:spacing w:after="160"/>
       </w:pPr>
     </w:p>
     <w:p>
@@ -2599,6 +3300,11 @@
           <w:bottom w:val="single" w:sz="4" w:space="1" w:color="a176f4"/>
         </w:pBdr>
       </w:pPr>
+    </w:p>
+    <w:p>
+      <w:r>
+        <w:br w:type="page"/>
+      </w:r>
     </w:p>
     <w:p>
       <w:pPr>
@@ -2627,7 +3333,7 @@
           <w:color w:val="333333"/>
           <w:sz w:val="21"/>
         </w:rPr>
-        <w:t>Die acht Kommunikationselemente sind nach der Umsetzungslogik priorisiert: Fundament → Marke → Botschaft → Sichtbarkeit → Reichweite. Jedes Element enthält die strategische Begründung — das Warum ist ebenso wichtig wie das Was.</w:t>
+        <w:t>Die acht Kommunikationselemente sind nach der Umsetzungslogik priorisiert: Fundament → Marke → Sichtbarkeit → Reichweite. Jedes Element enthält die strategische Begründung.</w:t>
       </w:r>
     </w:p>
     <w:p>
@@ -2657,22 +3363,7 @@
           <w:color w:val="333333"/>
           <w:sz w:val="21"/>
         </w:rPr>
-        <w:t>Das Branding-System steht: DM Sans, Farbpalette (Navy #142233 / Clay #BD5435 / Ivory #F7EFE0 + 8 Sekundärfarben), drei Logo-Varianten. Das visuelle Grundsystem ist stark. Die strategische Aufgabe ist jetzt, die Rollentrennung sauber visuell zu verankern: Beastly als emotionaler Markenauftritt, Chipiron als diskreter Absender. Solange diese Architektur nicht klar geführt wird, sendet jede Massnahme ein widersprüchliches Signal.</w:t>
-      </w:r>
-    </w:p>
-    <w:p>
-      <w:pPr>
-        <w:spacing w:after="140"/>
-      </w:pPr>
-      <w:r>
-        <w:rPr>
-          <w:rFonts w:ascii="Calibri" w:hAnsi="Calibri"/>
-          <w:b w:val="0"/>
-          <w:i w:val="0"/>
-          <w:color w:val="333333"/>
-          <w:sz w:val="21"/>
-        </w:rPr>
-        <w:t>Die duale Bildwelt (starke vs. schützenswerte Tiere) muss als konsistentes visuelles System ausgebaut werden — nicht als einmaliger Designentscheid.</w:t>
+        <w:t>Das Branding-System steht: DM Sans, Farbpalette (Navy #142233 / Clay #BD5435 / Ivory #F7EFE0), drei Logo-Varianten. Die strategische Aufgabe ist jetzt die Rollentrennung visuell zu verankern: Beastly als emotionaler Markenauftritt, Chipiron als diskreter Absender am Rande. Die duale Bildwelt (starke vs. schützenswerte Tiere) wird als konsistentes visuelles System ausgebaut — nicht als einmaliger Designentscheid.</w:t>
       </w:r>
     </w:p>
     <w:tbl>
@@ -2715,7 +3406,7 @@
                 <w:color w:val="1A1033"/>
                 <w:sz w:val="19"/>
               </w:rPr>
-              <w:t>Das Branding ist die Sprache, in der alles andere kommuniziert wird. Ohne saubere Rollenklärung auf visueller Ebene ist jeder Kanal inkonsistent. Erst wenn die Markenarchitektur klar ist, kann konsequent gebaut werden.</w:t>
+              <w:t>Solange die Markenarchitektur visuell nicht klar ist, sendet jede Massnahme ein widersprüchliches Signal. Das Branding ist die Sprache, in der alles andere kommuniziert wird.</w:t>
             </w:r>
           </w:p>
         </w:tc>
@@ -2753,22 +3444,7 @@
           <w:color w:val="333333"/>
           <w:sz w:val="21"/>
         </w:rPr>
-        <w:t>Die Website ist nicht der Akquise-Kanal, sondern der Vertrauensschritt im Funnel. Sie wird von Menschen besucht, die sich bereits interessieren und mehr wissen wollen. Heute zeigt die Seite Werte, aber lebt sie nicht: Gesichter fehlen, die Gründerstory ist kaum sichtbar, die Substanz (Löhne, Mittelverwendung, Projektstruktur) ist nicht direkt zugänglich.</w:t>
-      </w:r>
-    </w:p>
-    <w:p>
-      <w:pPr>
-        <w:spacing w:after="140"/>
-      </w:pPr>
-      <w:r>
-        <w:rPr>
-          <w:rFonts w:ascii="Calibri" w:hAnsi="Calibri"/>
-          <w:b w:val="0"/>
-          <w:i w:val="0"/>
-          <w:color w:val="333333"/>
-          <w:sz w:val="21"/>
-        </w:rPr>
-        <w:t>Das Design wird überarbeitet (Fabio erarbeitet das visuelle Mockup parallel zu dieser Strategie — es wird als Bestandteil dieser Strategie ergänzt). Inhaltlich wird volle Transparenz als sichtbare Stärke direkt zugänglich gemacht, nicht gestaffelt.</w:t>
+        <w:t>Die Website ist der Vertrauensschritt im Funnel — kein Akquise-Instrument. Sie wird von Menschen besucht, die sich bereits interessieren und mehr wissen wollen. Heute zeigt die Seite Werte, aber lebt sie nicht: Gesichter fehlen, die Gründerstory ist kaum sichtbar, die Substanz ist nicht direkt zugänglich. Das visuelle Konzept wird durch Fabio parallel erarbeitet und als Bestandteil dieser Strategie ergänzt. Inhaltlich: volle Transparenz direkt sichtbar — nicht gestaffelt.</w:t>
       </w:r>
     </w:p>
     <w:tbl>
@@ -2811,7 +3487,7 @@
                 <w:color w:val="1A1033"/>
                 <w:sz w:val="19"/>
               </w:rPr>
-              <w:t>Die Webseite ist der einzige Ort, der vollständig kontrolliert wird. Sie muss die Vertrauensfrage beantworten — nicht durch Versprechen, sondern durch Beweis. Wer die Seite verlässt ohne Vertrauen gewonnen zu haben, investiert nicht.</w:t>
+              <w:t>Die Website ist der einzige vollständig kontrollierbare Kommunikationskanal. Sie muss die Vertrauensfrage beantworten — durch Beweis, nicht durch Versprechen.</w:t>
             </w:r>
           </w:p>
         </w:tc>
@@ -2849,7 +3525,22 @@
           <w:color w:val="333333"/>
           <w:sz w:val="21"/>
         </w:rPr>
-        <w:t>Viktor baut ein LinkedIn-Profil als öffentliche Persönlichkeit auf — mit doppeltem Auftrag: Aufmerksamkeit generieren und Vertrauen aufbauen. Lydia flankiert, Viktor ist der Hauptakteur. Sein Profil ist kein ergänzendes Instrument — es ist der wichtigste Kommunikationskanal in der gesamten Strategie.</w:t>
+        <w:t>Viktor Ackermann soll ein öffentliches LinkedIn-Profil als eigenständige Persönlichkeit aufbauen. Nicht als «CEO von Beastly», sondern als Mensch mit einer Überzeugung. Lydia flankiert — Viktor ist der Hauptakteur.</w:t>
+      </w:r>
+    </w:p>
+    <w:p>
+      <w:pPr>
+        <w:spacing w:before="160" w:after="60"/>
+      </w:pPr>
+      <w:r>
+        <w:rPr>
+          <w:rFonts w:ascii="Calibri" w:hAnsi="Calibri"/>
+          <w:b/>
+          <w:i w:val="0"/>
+          <w:color w:val="142233"/>
+          <w:sz w:val="21"/>
+        </w:rPr>
+        <w:t>Was macht Viktors Profil aus?</w:t>
       </w:r>
     </w:p>
     <w:p>
@@ -2864,7 +3555,193 @@
           <w:color w:val="333333"/>
           <w:sz w:val="21"/>
         </w:rPr>
-        <w:t>Personenzentriertes Content: Haltung, Gründerstory, FourGive-Momente, Investment-Reflexionen. Nicht selbst-promotend, sondern überzeugend durch Substanz.</w:t>
+        <w:t>Drei Ebenen prägen seinen Auftritt:</w:t>
+      </w:r>
+    </w:p>
+    <w:p>
+      <w:pPr>
+        <w:pStyle w:val="ListBullet"/>
+        <w:spacing w:after="60"/>
+      </w:pPr>
+      <w:r>
+        <w:rPr>
+          <w:rFonts w:ascii="Calibri" w:hAnsi="Calibri"/>
+          <w:b/>
+          <w:i w:val="0"/>
+          <w:color w:val="333333"/>
+          <w:sz w:val="21"/>
+        </w:rPr>
+        <w:t xml:space="preserve">Haltung  </w:t>
+      </w:r>
+      <w:r>
+        <w:rPr>
+          <w:rFonts w:ascii="Calibri" w:hAnsi="Calibri"/>
+          <w:b w:val="0"/>
+          <w:i w:val="0"/>
+          <w:color w:val="333333"/>
+          <w:sz w:val="21"/>
+        </w:rPr>
+        <w:t>Die persönliche Geschichte: FourGive, Ägypten, die Erkenntnis. Das ist die Gründungsmotivation — sie darf nicht im Kleingedruckten stehen.</w:t>
+      </w:r>
+    </w:p>
+    <w:p>
+      <w:pPr>
+        <w:pStyle w:val="ListBullet"/>
+        <w:spacing w:after="60"/>
+      </w:pPr>
+      <w:r>
+        <w:rPr>
+          <w:rFonts w:ascii="Calibri" w:hAnsi="Calibri"/>
+          <w:b/>
+          <w:i w:val="0"/>
+          <w:color w:val="333333"/>
+          <w:sz w:val="21"/>
+        </w:rPr>
+        <w:t xml:space="preserve">Expertise  </w:t>
+      </w:r>
+      <w:r>
+        <w:rPr>
+          <w:rFonts w:ascii="Calibri" w:hAnsi="Calibri"/>
+          <w:b w:val="0"/>
+          <w:i w:val="0"/>
+          <w:color w:val="333333"/>
+          <w:sz w:val="21"/>
+        </w:rPr>
+        <w:t>Investment-Perspektive: Wie denkt Viktor über Kapitalallokation, Risiko, Finanzmarkt? Er ist nicht nur Tierschützer — er ist Investor mit Überzeugung.</w:t>
+      </w:r>
+    </w:p>
+    <w:p>
+      <w:pPr>
+        <w:pStyle w:val="ListBullet"/>
+        <w:spacing w:after="60"/>
+      </w:pPr>
+      <w:r>
+        <w:rPr>
+          <w:rFonts w:ascii="Calibri" w:hAnsi="Calibri"/>
+          <w:b/>
+          <w:i w:val="0"/>
+          <w:color w:val="333333"/>
+          <w:sz w:val="21"/>
+        </w:rPr>
+        <w:t xml:space="preserve">Wirkung  </w:t>
+      </w:r>
+      <w:r>
+        <w:rPr>
+          <w:rFonts w:ascii="Calibri" w:hAnsi="Calibri"/>
+          <w:b w:val="0"/>
+          <w:i w:val="0"/>
+          <w:color w:val="333333"/>
+          <w:sz w:val="21"/>
+        </w:rPr>
+        <w:t>Wirkungsebene: Was passiert mit den Projekten? Echte Momente, reale Geschichten, Fortschritte.</w:t>
+      </w:r>
+    </w:p>
+    <w:p>
+      <w:pPr>
+        <w:spacing w:before="160" w:after="60"/>
+      </w:pPr>
+      <w:r>
+        <w:rPr>
+          <w:rFonts w:ascii="Calibri" w:hAnsi="Calibri"/>
+          <w:b/>
+          <w:i w:val="0"/>
+          <w:color w:val="142233"/>
+          <w:sz w:val="21"/>
+        </w:rPr>
+        <w:t>Was wird nicht gemacht?</w:t>
+      </w:r>
+    </w:p>
+    <w:p>
+      <w:pPr>
+        <w:pStyle w:val="ListBullet"/>
+        <w:spacing w:after="60"/>
+      </w:pPr>
+      <w:r>
+        <w:rPr>
+          <w:rFonts w:ascii="Calibri" w:hAnsi="Calibri"/>
+          <w:b w:val="0"/>
+          <w:i w:val="0"/>
+          <w:color w:val="333333"/>
+          <w:sz w:val="21"/>
+        </w:rPr>
+        <w:t>Keine Werbeposts für Beastly («Investiert jetzt!»)</w:t>
+      </w:r>
+    </w:p>
+    <w:p>
+      <w:pPr>
+        <w:pStyle w:val="ListBullet"/>
+        <w:spacing w:after="60"/>
+      </w:pPr>
+      <w:r>
+        <w:rPr>
+          <w:rFonts w:ascii="Calibri" w:hAnsi="Calibri"/>
+          <w:b w:val="0"/>
+          <w:i w:val="0"/>
+          <w:color w:val="333333"/>
+          <w:sz w:val="21"/>
+        </w:rPr>
+        <w:t>Kein aktivistischer Ton («Tierleid muss aufhören!»)</w:t>
+      </w:r>
+    </w:p>
+    <w:p>
+      <w:pPr>
+        <w:pStyle w:val="ListBullet"/>
+        <w:spacing w:after="60"/>
+      </w:pPr>
+      <w:r>
+        <w:rPr>
+          <w:rFonts w:ascii="Calibri" w:hAnsi="Calibri"/>
+          <w:b w:val="0"/>
+          <w:i w:val="0"/>
+          <w:color w:val="333333"/>
+          <w:sz w:val="21"/>
+        </w:rPr>
+        <w:t>Kein permanentes Selbstmarketing</w:t>
+      </w:r>
+    </w:p>
+    <w:p>
+      <w:pPr>
+        <w:spacing w:before="160" w:after="60"/>
+      </w:pPr>
+      <w:r>
+        <w:rPr>
+          <w:rFonts w:ascii="Calibri" w:hAnsi="Calibri"/>
+          <w:b/>
+          <w:i w:val="0"/>
+          <w:color w:val="142233"/>
+          <w:sz w:val="21"/>
+        </w:rPr>
+        <w:t>Content-Prinzip</w:t>
+      </w:r>
+    </w:p>
+    <w:p>
+      <w:pPr>
+        <w:spacing w:after="140"/>
+      </w:pPr>
+      <w:r>
+        <w:rPr>
+          <w:rFonts w:ascii="Calibri" w:hAnsi="Calibri"/>
+          <w:b w:val="0"/>
+          <w:i w:val="0"/>
+          <w:color w:val="333333"/>
+          <w:sz w:val="21"/>
+        </w:rPr>
+        <w:t>Viktor postet so, wie er spricht: direkt, reflektiert, ohne Schönfärberei. Haltung zeigen, ohne zu predigen. Das ist der schwerste Teil — und der wirkungsvollste.</w:t>
+      </w:r>
+    </w:p>
+    <w:p>
+      <w:pPr>
+        <w:spacing w:after="140"/>
+      </w:pPr>
+      <w:r>
+        <w:rPr>
+          <w:rFonts w:ascii="Calibri" w:hAnsi="Calibri"/>
+          <w:b w:val="0"/>
+          <w:i w:val="0"/>
+          <w:color w:val="333333"/>
+          <w:sz w:val="21"/>
+        </w:rPr>
+        <w:t>Lydia flankiert sichtbar dort, wo es natürlich ist: gemeinsame Momente, FourGive-Besuche, persönliche Statements. Kein erzwungenes Branding.</w:t>
       </w:r>
     </w:p>
     <w:tbl>
@@ -2907,7 +3784,7 @@
                 <w:color w:val="1A1033"/>
                 <w:sz w:val="19"/>
               </w:rPr>
-              <w:t>«Vertrauen entsteht über Menschen, Bilder, Momente und Nahbarkeit.» Persönliche LinkedIn-Profile sind in dieser Grösse um ein Vielfaches wirksamer als Unternehmens- oder Markenprofile. Viktor ist die glaubwürdigste Stimme für Beastly — weil er das Produkt nicht nur führt, sondern lebt. Ohne diese menschliche Ebene bleibt Beastly abstrakt.</w:t>
+              <w:t>Persönliche Profile sind in dieser Grösse und Branche um ein Vielfaches wirksamer als Unternehmensprofile. Viktor ist die glaubwürdigste Stimme für Beastly — weil er das Produkt nicht nur führt, sondern lebt. Ohne diese menschliche Ebene bleibt Beastly abstrakt.</w:t>
             </w:r>
           </w:p>
         </w:tc>
@@ -2930,7 +3807,7 @@
           <w:color w:val="1A1033"/>
           <w:sz w:val="24"/>
         </w:rPr>
-        <w:t>6.4  Repräsentationsmaterial — Pitch Deck</w:t>
+        <w:t>6.4  Kanalstrategie Social Media</w:t>
       </w:r>
     </w:p>
     <w:p>
@@ -2945,7 +3822,682 @@
           <w:color w:val="333333"/>
           <w:sz w:val="21"/>
         </w:rPr>
-        <w:t>Ein emotionales Pitch Deck, das faktisch abholt und gleichzeitig berührt. Viktor und Lydia führen alle Verkaufsgespräche direkt — kein eigenständiges Leave-Behind ist nötig. Das Deck muss die dramaturgische Kurve abbilden: Emotion → Vertrauen → Performance. Die Gründerstory kommt zuerst. Die Struktur kommt danach. Die Zahlen kommen am Ende.</w:t>
+        <w:t>Beastly startet mit LinkedIn — das ist gesetzt. Alle weiteren Kanäle sind kombinierbare Optionen, die zur bestehenden LinkedIn-Basis hinzugenommen werden können, wenn Kapazität und Bereitschaft vorhanden sind.</w:t>
+      </w:r>
+    </w:p>
+    <w:tbl>
+      <w:tblPr>
+        <w:tblStyle w:val="TableGrid"/>
+        <w:tblW w:type="auto" w:w="0"/>
+        <w:tblLook w:firstColumn="1" w:firstRow="1" w:lastColumn="0" w:lastRow="0" w:noHBand="0" w:noVBand="1" w:val="04A0"/>
+      </w:tblPr>
+      <w:tblGrid>
+        <w:gridCol w:w="8612"/>
+      </w:tblGrid>
+      <w:tr>
+        <w:tc>
+          <w:tcPr>
+            <w:tcW w:type="dxa" w:w="8612"/>
+            <w:shd w:val="clear" w:color="auto" w:fill="0A66C2"/>
+            <w:tcMar>
+              <w:top w:w="100" w:type="dxa"/>
+              <w:bottom w:w="100" w:type="dxa"/>
+              <w:left w:w="140" w:type="dxa"/>
+              <w:right w:w="140" w:type="dxa"/>
+            </w:tcMar>
+          </w:tcPr>
+          <w:p>
+            <w:r>
+              <w:rPr>
+                <w:rFonts w:ascii="Calibri" w:hAnsi="Calibri"/>
+                <w:b/>
+                <w:i w:val="0"/>
+                <w:color w:val="FFFFFF"/>
+                <w:sz w:val="22"/>
+              </w:rPr>
+              <w:t>LINKEDIN — Gesetzter Ausgangspunkt (nicht verhandelbar)</w:t>
+            </w:r>
+          </w:p>
+          <w:p>
+            <w:r>
+              <w:rPr>
+                <w:rFonts w:ascii="Calibri" w:hAnsi="Calibri"/>
+                <w:b w:val="0"/>
+                <w:i w:val="0"/>
+                <w:color w:val="FFFFFF"/>
+                <w:sz w:val="19"/>
+              </w:rPr>
+              <w:t>→  Professionelle Zielgruppe ist hier präsent — sowohl Retail-affine als auch institutionelle Investoren</w:t>
+            </w:r>
+          </w:p>
+          <w:p>
+            <w:r>
+              <w:rPr>
+                <w:rFonts w:ascii="Calibri" w:hAnsi="Calibri"/>
+                <w:b w:val="0"/>
+                <w:i w:val="0"/>
+                <w:color w:val="FFFFFF"/>
+                <w:sz w:val="19"/>
+              </w:rPr>
+              <w:t>→  Plattform erlaubt tiefe, substanzielle Inhalte — ideal für Vertrauen und Erklärung</w:t>
+            </w:r>
+          </w:p>
+          <w:p>
+            <w:r>
+              <w:rPr>
+                <w:rFonts w:ascii="Calibri" w:hAnsi="Calibri"/>
+                <w:b w:val="0"/>
+                <w:i w:val="0"/>
+                <w:color w:val="FFFFFF"/>
+                <w:sz w:val="19"/>
+              </w:rPr>
+              <w:t>→  Viktors persönliches Profil und Beastlys Markenkanal sind auf derselben Plattform</w:t>
+            </w:r>
+          </w:p>
+          <w:p>
+            <w:r>
+              <w:rPr>
+                <w:rFonts w:ascii="Calibri" w:hAnsi="Calibri"/>
+                <w:b w:val="0"/>
+                <w:i w:val="0"/>
+                <w:color w:val="FFFFFF"/>
+                <w:sz w:val="19"/>
+              </w:rPr>
+              <w:t>→  Höchste Qualität der Engagements im Vergleich zu anderen Kanälen</w:t>
+            </w:r>
+          </w:p>
+        </w:tc>
+      </w:tr>
+    </w:tbl>
+    <w:p>
+      <w:pPr>
+        <w:spacing w:after="120"/>
+      </w:pPr>
+    </w:p>
+    <w:p>
+      <w:pPr>
+        <w:spacing w:before="160" w:after="60"/>
+      </w:pPr>
+      <w:r>
+        <w:rPr>
+          <w:rFonts w:ascii="Calibri" w:hAnsi="Calibri"/>
+          <w:b/>
+          <w:i w:val="0"/>
+          <w:color w:val="142233"/>
+          <w:sz w:val="21"/>
+        </w:rPr>
+        <w:t>Kombinierbare Erweiterungsoptionen</w:t>
+      </w:r>
+    </w:p>
+    <w:tbl>
+      <w:tblPr>
+        <w:tblStyle w:val="TableGrid"/>
+        <w:tblW w:type="auto" w:w="0"/>
+        <w:tblLook w:firstColumn="1" w:firstRow="1" w:lastColumn="0" w:lastRow="0" w:noHBand="0" w:noVBand="1" w:val="04A0"/>
+      </w:tblPr>
+      <w:tblGrid>
+        <w:gridCol w:w="2871"/>
+        <w:gridCol w:w="2871"/>
+        <w:gridCol w:w="2871"/>
+      </w:tblGrid>
+      <w:tr>
+        <w:tc>
+          <w:tcPr>
+            <w:tcW w:type="dxa" w:w="2871"/>
+            <w:shd w:val="clear" w:color="auto" w:fill="1a1033"/>
+            <w:tcMar>
+              <w:top w:w="80" w:type="dxa"/>
+              <w:bottom w:w="80" w:type="dxa"/>
+              <w:left w:w="100" w:type="dxa"/>
+              <w:right w:w="100" w:type="dxa"/>
+            </w:tcMar>
+          </w:tcPr>
+          <w:p>
+            <w:r>
+              <w:rPr>
+                <w:rFonts w:ascii="Calibri" w:hAnsi="Calibri"/>
+                <w:b/>
+                <w:i w:val="0"/>
+                <w:color w:val="A176F4"/>
+                <w:sz w:val="18"/>
+              </w:rPr>
+              <w:t>KANAL</w:t>
+            </w:r>
+          </w:p>
+        </w:tc>
+        <w:tc>
+          <w:tcPr>
+            <w:tcW w:type="dxa" w:w="2871"/>
+            <w:shd w:val="clear" w:color="auto" w:fill="1a1033"/>
+            <w:tcMar>
+              <w:top w:w="80" w:type="dxa"/>
+              <w:bottom w:w="80" w:type="dxa"/>
+              <w:left w:w="100" w:type="dxa"/>
+              <w:right w:w="100" w:type="dxa"/>
+            </w:tcMar>
+          </w:tcPr>
+          <w:p>
+            <w:r>
+              <w:rPr>
+                <w:rFonts w:ascii="Calibri" w:hAnsi="Calibri"/>
+                <w:b/>
+                <w:i w:val="0"/>
+                <w:color w:val="A176F4"/>
+                <w:sz w:val="18"/>
+              </w:rPr>
+              <w:t>SCHWERPUNKT &amp; INHALT</w:t>
+            </w:r>
+          </w:p>
+        </w:tc>
+        <w:tc>
+          <w:tcPr>
+            <w:tcW w:type="dxa" w:w="2871"/>
+            <w:shd w:val="clear" w:color="auto" w:fill="1a1033"/>
+            <w:tcMar>
+              <w:top w:w="80" w:type="dxa"/>
+              <w:bottom w:w="80" w:type="dxa"/>
+              <w:left w:w="100" w:type="dxa"/>
+              <w:right w:w="100" w:type="dxa"/>
+            </w:tcMar>
+          </w:tcPr>
+          <w:p>
+            <w:r>
+              <w:rPr>
+                <w:rFonts w:ascii="Calibri" w:hAnsi="Calibri"/>
+                <w:b/>
+                <w:i w:val="0"/>
+                <w:color w:val="A176F4"/>
+                <w:sz w:val="18"/>
+              </w:rPr>
+              <w:t>WANN SINNVOLL</w:t>
+            </w:r>
+          </w:p>
+        </w:tc>
+      </w:tr>
+      <w:tr>
+        <w:tc>
+          <w:tcPr>
+            <w:tcW w:type="dxa" w:w="2871"/>
+            <w:shd w:val="clear" w:color="auto" w:fill="EDE8FF"/>
+            <w:tcMar>
+              <w:top w:w="80" w:type="dxa"/>
+              <w:bottom w:w="80" w:type="dxa"/>
+              <w:left w:w="100" w:type="dxa"/>
+              <w:right w:w="100" w:type="dxa"/>
+            </w:tcMar>
+          </w:tcPr>
+          <w:p>
+            <w:r>
+              <w:rPr>
+                <w:rFonts w:ascii="Calibri" w:hAnsi="Calibri"/>
+                <w:b/>
+                <w:i w:val="0"/>
+                <w:color w:val="4B319B"/>
+                <w:sz w:val="20"/>
+              </w:rPr>
+              <w:t>+  INSTAGRAM / META</w:t>
+            </w:r>
+          </w:p>
+        </w:tc>
+        <w:tc>
+          <w:tcPr>
+            <w:tcW w:type="dxa" w:w="2871"/>
+            <w:shd w:val="clear" w:color="auto" w:fill="F8F6FF"/>
+            <w:tcMar>
+              <w:top w:w="80" w:type="dxa"/>
+              <w:bottom w:w="80" w:type="dxa"/>
+              <w:left w:w="100" w:type="dxa"/>
+              <w:right w:w="100" w:type="dxa"/>
+            </w:tcMar>
+          </w:tcPr>
+          <w:p>
+            <w:r>
+              <w:rPr>
+                <w:rFonts w:ascii="Calibri" w:hAnsi="Calibri"/>
+                <w:b w:val="0"/>
+                <w:i w:val="0"/>
+                <w:color w:val="333333"/>
+                <w:sz w:val="19"/>
+              </w:rPr>
+              <w:t>Visueller Schwerpunkt: Dual-Bildwelt, Tierwohl-Momente, FourGive-Geschichten, emotionale Momentaufnahmen. Beide Botschaften (Invest + Tierwohl) — Emotion führt.</w:t>
+            </w:r>
+          </w:p>
+        </w:tc>
+        <w:tc>
+          <w:tcPr>
+            <w:tcW w:type="dxa" w:w="2871"/>
+            <w:shd w:val="clear" w:color="auto" w:fill="F8F6FF"/>
+            <w:tcMar>
+              <w:top w:w="80" w:type="dxa"/>
+              <w:bottom w:w="80" w:type="dxa"/>
+              <w:left w:w="100" w:type="dxa"/>
+              <w:right w:w="100" w:type="dxa"/>
+            </w:tcMar>
+          </w:tcPr>
+          <w:p>
+            <w:r>
+              <w:rPr>
+                <w:rFonts w:ascii="Calibri" w:hAnsi="Calibri"/>
+                <w:b w:val="0"/>
+                <w:i w:val="0"/>
+                <w:color w:val="555555"/>
+                <w:sz w:val="19"/>
+              </w:rPr>
+              <w:t>Wenn visueller Content (Tierbilder, FourGive-Momente) produziert werden kann. Synergie mit Meta-Ads.</w:t>
+            </w:r>
+          </w:p>
+        </w:tc>
+      </w:tr>
+      <w:tr>
+        <w:tc>
+          <w:tcPr>
+            <w:tcW w:type="dxa" w:w="2871"/>
+            <w:shd w:val="clear" w:color="auto" w:fill="EDE8FF"/>
+            <w:tcMar>
+              <w:top w:w="80" w:type="dxa"/>
+              <w:bottom w:w="80" w:type="dxa"/>
+              <w:left w:w="100" w:type="dxa"/>
+              <w:right w:w="100" w:type="dxa"/>
+            </w:tcMar>
+          </w:tcPr>
+          <w:p>
+            <w:r>
+              <w:rPr>
+                <w:rFonts w:ascii="Calibri" w:hAnsi="Calibri"/>
+                <w:b/>
+                <w:i w:val="0"/>
+                <w:color w:val="4B319B"/>
+                <w:sz w:val="20"/>
+              </w:rPr>
+              <w:t>+  TIKTOK</w:t>
+            </w:r>
+          </w:p>
+        </w:tc>
+        <w:tc>
+          <w:tcPr>
+            <w:tcW w:type="dxa" w:w="2871"/>
+            <w:shd w:val="clear" w:color="auto" w:fill="F0EDFF"/>
+            <w:tcMar>
+              <w:top w:w="80" w:type="dxa"/>
+              <w:bottom w:w="80" w:type="dxa"/>
+              <w:left w:w="100" w:type="dxa"/>
+              <w:right w:w="100" w:type="dxa"/>
+            </w:tcMar>
+          </w:tcPr>
+          <w:p>
+            <w:r>
+              <w:rPr>
+                <w:rFonts w:ascii="Calibri" w:hAnsi="Calibri"/>
+                <w:b w:val="0"/>
+                <w:i w:val="0"/>
+                <w:color w:val="333333"/>
+                <w:sz w:val="19"/>
+              </w:rPr>
+              <w:t>Persönlichkeit und Gesichter: kurze, authentische Video-Formate. Viktor erklärt etwas. Ein Moment bei FourGive. Eine ehrliche Reflexion. Roher als LinkedIn.</w:t>
+            </w:r>
+          </w:p>
+        </w:tc>
+        <w:tc>
+          <w:tcPr>
+            <w:tcW w:type="dxa" w:w="2871"/>
+            <w:shd w:val="clear" w:color="auto" w:fill="F0EDFF"/>
+            <w:tcMar>
+              <w:top w:w="80" w:type="dxa"/>
+              <w:bottom w:w="80" w:type="dxa"/>
+              <w:left w:w="100" w:type="dxa"/>
+              <w:right w:w="100" w:type="dxa"/>
+            </w:tcMar>
+          </w:tcPr>
+          <w:p>
+            <w:r>
+              <w:rPr>
+                <w:rFonts w:ascii="Calibri" w:hAnsi="Calibri"/>
+                <w:b w:val="0"/>
+                <w:i w:val="0"/>
+                <w:color w:val="555555"/>
+                <w:sz w:val="19"/>
+              </w:rPr>
+              <w:t>Wenn Viktor bereit ist, sich selbst vor der Kamera zu zeigen. Höchster Produktionsaufwand per Kanal — aber stärkste Persönlichkeitswirkung.</w:t>
+            </w:r>
+          </w:p>
+        </w:tc>
+      </w:tr>
+      <w:tr>
+        <w:tc>
+          <w:tcPr>
+            <w:tcW w:type="dxa" w:w="2871"/>
+          </w:tcPr>
+          <w:p/>
+        </w:tc>
+        <w:tc>
+          <w:tcPr>
+            <w:tcW w:type="dxa" w:w="2871"/>
+          </w:tcPr>
+          <w:p/>
+        </w:tc>
+        <w:tc>
+          <w:tcPr>
+            <w:tcW w:type="dxa" w:w="2871"/>
+          </w:tcPr>
+          <w:p/>
+        </w:tc>
+      </w:tr>
+    </w:tbl>
+    <w:p>
+      <w:pPr>
+        <w:spacing w:after="120"/>
+      </w:pPr>
+    </w:p>
+    <w:p>
+      <w:pPr>
+        <w:spacing w:before="160" w:after="60"/>
+      </w:pPr>
+      <w:r>
+        <w:rPr>
+          <w:rFonts w:ascii="Calibri" w:hAnsi="Calibri"/>
+          <w:b/>
+          <w:i w:val="0"/>
+          <w:color w:val="142233"/>
+          <w:sz w:val="21"/>
+        </w:rPr>
+        <w:t>Empfohlene Kombinationslogik</w:t>
+      </w:r>
+    </w:p>
+    <w:tbl>
+      <w:tblPr>
+        <w:tblStyle w:val="TableGrid"/>
+        <w:tblW w:type="auto" w:w="0"/>
+        <w:tblLook w:firstColumn="1" w:firstRow="1" w:lastColumn="0" w:lastRow="0" w:noHBand="0" w:noVBand="1" w:val="04A0"/>
+      </w:tblPr>
+      <w:tblGrid>
+        <w:gridCol w:w="4306"/>
+        <w:gridCol w:w="4306"/>
+      </w:tblGrid>
+      <w:tr>
+        <w:tc>
+          <w:tcPr>
+            <w:tcW w:type="dxa" w:w="4306"/>
+            <w:shd w:val="clear" w:color="auto" w:fill="142233"/>
+            <w:tcMar>
+              <w:top w:w="70" w:type="dxa"/>
+              <w:bottom w:w="70" w:type="dxa"/>
+              <w:left w:w="100" w:type="dxa"/>
+              <w:right w:w="100" w:type="dxa"/>
+            </w:tcMar>
+          </w:tcPr>
+          <w:p>
+            <w:r>
+              <w:rPr>
+                <w:rFonts w:ascii="Calibri" w:hAnsi="Calibri"/>
+                <w:b/>
+                <w:i w:val="0"/>
+                <w:color w:val="A176F4"/>
+                <w:sz w:val="18"/>
+              </w:rPr>
+              <w:t>RESSOURCEN / SITUATION</w:t>
+            </w:r>
+          </w:p>
+        </w:tc>
+        <w:tc>
+          <w:tcPr>
+            <w:tcW w:type="dxa" w:w="4306"/>
+            <w:shd w:val="clear" w:color="auto" w:fill="142233"/>
+            <w:tcMar>
+              <w:top w:w="70" w:type="dxa"/>
+              <w:bottom w:w="70" w:type="dxa"/>
+              <w:left w:w="100" w:type="dxa"/>
+              <w:right w:w="100" w:type="dxa"/>
+            </w:tcMar>
+          </w:tcPr>
+          <w:p>
+            <w:r>
+              <w:rPr>
+                <w:rFonts w:ascii="Calibri" w:hAnsi="Calibri"/>
+                <w:b/>
+                <w:i w:val="0"/>
+                <w:color w:val="A176F4"/>
+                <w:sz w:val="18"/>
+              </w:rPr>
+              <w:t>EMPFEHLUNG</w:t>
+            </w:r>
+          </w:p>
+        </w:tc>
+      </w:tr>
+      <w:tr>
+        <w:tc>
+          <w:tcPr>
+            <w:tcW w:type="dxa" w:w="4306"/>
+            <w:shd w:val="clear" w:color="auto" w:fill="F5F3FF"/>
+            <w:tcMar>
+              <w:top w:w="80" w:type="dxa"/>
+              <w:bottom w:w="80" w:type="dxa"/>
+              <w:left w:w="100" w:type="dxa"/>
+              <w:right w:w="100" w:type="dxa"/>
+            </w:tcMar>
+          </w:tcPr>
+          <w:p>
+            <w:r>
+              <w:rPr>
+                <w:rFonts w:ascii="Calibri" w:hAnsi="Calibri"/>
+                <w:b/>
+                <w:i w:val="0"/>
+                <w:color w:val="1A1033"/>
+                <w:sz w:val="19"/>
+              </w:rPr>
+              <w:t>Minimale Ressourcen / Startphase</w:t>
+            </w:r>
+          </w:p>
+        </w:tc>
+        <w:tc>
+          <w:tcPr>
+            <w:tcW w:type="dxa" w:w="4306"/>
+            <w:shd w:val="clear" w:color="auto" w:fill="F5F3FF"/>
+            <w:tcMar>
+              <w:top w:w="80" w:type="dxa"/>
+              <w:bottom w:w="80" w:type="dxa"/>
+              <w:left w:w="100" w:type="dxa"/>
+              <w:right w:w="100" w:type="dxa"/>
+            </w:tcMar>
+          </w:tcPr>
+          <w:p>
+            <w:r>
+              <w:rPr>
+                <w:rFonts w:ascii="Calibri" w:hAnsi="Calibri"/>
+                <w:b w:val="0"/>
+                <w:i w:val="0"/>
+                <w:color w:val="333333"/>
+                <w:sz w:val="19"/>
+              </w:rPr>
+              <w:t>LinkedIn allein (Viktor Profil + Beastly Markenkanal) — Fokus, Konsistenz, Qualität über Quantität.</w:t>
+            </w:r>
+          </w:p>
+        </w:tc>
+      </w:tr>
+      <w:tr>
+        <w:tc>
+          <w:tcPr>
+            <w:tcW w:type="dxa" w:w="4306"/>
+            <w:shd w:val="clear" w:color="auto" w:fill="EEF0FF"/>
+            <w:tcMar>
+              <w:top w:w="80" w:type="dxa"/>
+              <w:bottom w:w="80" w:type="dxa"/>
+              <w:left w:w="100" w:type="dxa"/>
+              <w:right w:w="100" w:type="dxa"/>
+            </w:tcMar>
+          </w:tcPr>
+          <w:p>
+            <w:r>
+              <w:rPr>
+                <w:rFonts w:ascii="Calibri" w:hAnsi="Calibri"/>
+                <w:b/>
+                <w:i w:val="0"/>
+                <w:color w:val="1A1033"/>
+                <w:sz w:val="19"/>
+              </w:rPr>
+              <w:t>Moderate Ressourcen / visueller Content vorhanden</w:t>
+            </w:r>
+          </w:p>
+        </w:tc>
+        <w:tc>
+          <w:tcPr>
+            <w:tcW w:type="dxa" w:w="4306"/>
+            <w:shd w:val="clear" w:color="auto" w:fill="EEF0FF"/>
+            <w:tcMar>
+              <w:top w:w="80" w:type="dxa"/>
+              <w:bottom w:w="80" w:type="dxa"/>
+              <w:left w:w="100" w:type="dxa"/>
+              <w:right w:w="100" w:type="dxa"/>
+            </w:tcMar>
+          </w:tcPr>
+          <w:p>
+            <w:r>
+              <w:rPr>
+                <w:rFonts w:ascii="Calibri" w:hAnsi="Calibri"/>
+                <w:b w:val="0"/>
+                <w:i w:val="0"/>
+                <w:color w:val="333333"/>
+                <w:sz w:val="19"/>
+              </w:rPr>
+              <w:t>LinkedIn + Instagram — visuelle Tierwohl-Inhalte ergänzen den textlastigen LinkedIn-Auftritt. Synergie mit Meta-Ads.</w:t>
+            </w:r>
+          </w:p>
+        </w:tc>
+      </w:tr>
+      <w:tr>
+        <w:tc>
+          <w:tcPr>
+            <w:tcW w:type="dxa" w:w="4306"/>
+            <w:shd w:val="clear" w:color="auto" w:fill="F5F3FF"/>
+            <w:tcMar>
+              <w:top w:w="80" w:type="dxa"/>
+              <w:bottom w:w="80" w:type="dxa"/>
+              <w:left w:w="100" w:type="dxa"/>
+              <w:right w:w="100" w:type="dxa"/>
+            </w:tcMar>
+          </w:tcPr>
+          <w:p>
+            <w:r>
+              <w:rPr>
+                <w:rFonts w:ascii="Calibri" w:hAnsi="Calibri"/>
+                <w:b/>
+                <w:i w:val="0"/>
+                <w:color w:val="1A1033"/>
+                <w:sz w:val="19"/>
+              </w:rPr>
+              <w:t>Volle Kapazität / nach erstem Fundament</w:t>
+            </w:r>
+          </w:p>
+        </w:tc>
+        <w:tc>
+          <w:tcPr>
+            <w:tcW w:type="dxa" w:w="4306"/>
+            <w:shd w:val="clear" w:color="auto" w:fill="F5F3FF"/>
+            <w:tcMar>
+              <w:top w:w="80" w:type="dxa"/>
+              <w:bottom w:w="80" w:type="dxa"/>
+              <w:left w:w="100" w:type="dxa"/>
+              <w:right w:w="100" w:type="dxa"/>
+            </w:tcMar>
+          </w:tcPr>
+          <w:p>
+            <w:r>
+              <w:rPr>
+                <w:rFonts w:ascii="Calibri" w:hAnsi="Calibri"/>
+                <w:b w:val="0"/>
+                <w:i w:val="0"/>
+                <w:color w:val="333333"/>
+                <w:sz w:val="19"/>
+              </w:rPr>
+              <w:t>LinkedIn + Instagram + TikTok — erst wenn das Fundament steht, die Botschaften klar sind und Produktionskapazität vorhanden ist.</w:t>
+            </w:r>
+          </w:p>
+        </w:tc>
+      </w:tr>
+    </w:tbl>
+    <w:p>
+      <w:pPr>
+        <w:spacing w:after="80"/>
+      </w:pPr>
+    </w:p>
+    <w:tbl>
+      <w:tblPr>
+        <w:tblStyle w:val="TableGrid"/>
+        <w:tblW w:type="auto" w:w="0"/>
+        <w:tblLook w:firstColumn="1" w:firstRow="1" w:lastColumn="0" w:lastRow="0" w:noHBand="0" w:noVBand="1" w:val="04A0"/>
+      </w:tblPr>
+      <w:tblGrid>
+        <w:gridCol w:w="8612"/>
+      </w:tblGrid>
+      <w:tr>
+        <w:tc>
+          <w:tcPr>
+            <w:tcW w:type="dxa" w:w="8612"/>
+            <w:shd w:val="clear" w:color="auto" w:fill="EDF2FB"/>
+            <w:tcMar>
+              <w:top w:w="80" w:type="dxa"/>
+              <w:bottom w:w="80" w:type="dxa"/>
+              <w:left w:w="120" w:type="dxa"/>
+              <w:right w:w="120" w:type="dxa"/>
+            </w:tcMar>
+          </w:tcPr>
+          <w:p>
+            <w:r>
+              <w:rPr>
+                <w:rFonts w:ascii="Calibri" w:hAnsi="Calibri"/>
+                <w:b/>
+                <w:i w:val="0"/>
+                <w:color w:val="4B319B"/>
+                <w:sz w:val="17"/>
+              </w:rPr>
+              <w:t xml:space="preserve">WARUM  </w:t>
+            </w:r>
+            <w:r>
+              <w:rPr>
+                <w:rFonts w:ascii="Calibri" w:hAnsi="Calibri"/>
+                <w:b w:val="0"/>
+                <w:i w:val="0"/>
+                <w:color w:val="1A1033"/>
+                <w:sz w:val="19"/>
+              </w:rPr>
+              <w:t>Nicht «alle Kanäle, weil man dann überall präsent ist» — sondern «der richtige Kanal mit der richtigen Energie». Beastly ist ein erklärungsbedürftiges Produkt. Mehr Kanäle bedeuten mehr Komplexität, mehr Inkonsistenz-Risiko und mehr Produktionsaufwand. LinkedIn ist die einzige Plattform, wo alle Zielgruppen gleichzeitig präsent sind und wo Tiefe möglich ist. Alles andere ist Erweiterung — nicht Ersatz.</w:t>
+            </w:r>
+          </w:p>
+        </w:tc>
+      </w:tr>
+    </w:tbl>
+    <w:p>
+      <w:pPr>
+        <w:spacing w:after="80"/>
+      </w:pPr>
+    </w:p>
+    <w:p>
+      <w:pPr>
+        <w:spacing w:before="240" w:after="80"/>
+      </w:pPr>
+      <w:r>
+        <w:rPr>
+          <w:rFonts w:ascii="Calibri" w:hAnsi="Calibri"/>
+          <w:b/>
+          <w:i w:val="0"/>
+          <w:color w:val="1A1033"/>
+          <w:sz w:val="24"/>
+        </w:rPr>
+        <w:t>6.5  Repräsentationsmaterial — Pitch Deck</w:t>
+      </w:r>
+    </w:p>
+    <w:p>
+      <w:pPr>
+        <w:spacing w:after="140"/>
+      </w:pPr>
+      <w:r>
+        <w:rPr>
+          <w:rFonts w:ascii="Calibri" w:hAnsi="Calibri"/>
+          <w:b w:val="0"/>
+          <w:i w:val="0"/>
+          <w:color w:val="333333"/>
+          <w:sz w:val="21"/>
+        </w:rPr>
+        <w:t>Ein emotionales Pitch Deck, das faktisch abholt und gleichzeitig berührt. Viktor und Lydia führen alle Verkaufsgespräche direkt — kein eigenständiges Leave-Behind ist nötig. Das Deck muss die dramaturgische Kurve abbilden: Emotion → Vertrauen → Performance. Die Gründerstory kommt zuerst. Die Struktur danach. Die Zahlen am Ende.</w:t>
       </w:r>
     </w:p>
     <w:tbl>
@@ -2988,7 +4540,7 @@
                 <w:color w:val="1A1033"/>
                 <w:sz w:val="19"/>
               </w:rPr>
-              <w:t>Wer emotional berührt wird, hört zu. Wer vertraut, prüft. Wer überzeugt ist, investiert. Ein rein faktisches Pitch Deck überspringt die ersten beiden Stufen — und verliert genau die Investoren, die eigentlich offen wären.</w:t>
+              <w:t>Wer emotional berührt wird, hört zu. Wer vertraut, prüft. Wer überzeugt ist, investiert. Ein rein faktisches Deck überspringt die ersten zwei Stufen.</w:t>
             </w:r>
           </w:p>
         </w:tc>
@@ -3011,7 +4563,7 @@
           <w:color w:val="1A1033"/>
           <w:sz w:val="24"/>
         </w:rPr>
-        <w:t>6.5  Partnerschaften — FourGive</w:t>
+        <w:t>6.6  Partnerschaften — FourGive</w:t>
       </w:r>
     </w:p>
     <w:p>
@@ -3026,7 +4578,7 @@
           <w:color w:val="333333"/>
           <w:sz w:val="21"/>
         </w:rPr>
-        <w:t>FourGive ist keine akquirierte Partnerschaft — es ist die Gründungsgeschichte. Die Tierklinik, in der die Idee zu Beastly entstand. Genau deshalb ist sie kommunikativ so wertvoll: als lebender Beweis der Überzeugung, nicht als Kampagnenelement. FourGive wird eines der fünf Tierschutzprojekte 2026 sein. Da die Projekte jährlich wechseln, wird es nicht als feste Partnerschaft kommuniziert, sondern als prägender Bestandteil der Gründerstory.</w:t>
+        <w:t>FourGive ist keine akquirierte Partnerschaft — es ist die Gründungsgeschichte. Die Tierklinik, in der die Idee zu Beastly entstand, und prägender Bestandteil der persönlichen Entwicklung von Viktor und Lydia. FourGive wird eines der fünf Tierschutzprojekte 2026 sein. Da die Projekte jährlich wechseln, kommunizieren wir es nicht als feste Partnerschaft, sondern als Teil der Gründerstory. Als eigener Kommunikationskanal wird FourGive vorerst nicht bespielt — das ist ein späterer Schritt.</w:t>
       </w:r>
     </w:p>
     <w:tbl>
@@ -3069,7 +4621,7 @@
                 <w:color w:val="1A1033"/>
                 <w:sz w:val="19"/>
               </w:rPr>
-              <w:t>FourGive darf nie instrumentalisiert werden — das würde die Echtheit zerstören, die Beastly ausmacht. Der Wert liegt in der Authentizität, nicht in der Verwendung als Marketinginstrument.</w:t>
+              <w:t>FourGive darf nie instrumentalisiert werden — das würde die Echtheit zerstören, die Beastly ausmacht. Der Wert liegt in der Authentizität, nicht in der Verwertung als Marketing-Asset.</w:t>
             </w:r>
           </w:p>
         </w:tc>
@@ -3092,7 +4644,7 @@
           <w:color w:val="1A1033"/>
           <w:sz w:val="24"/>
         </w:rPr>
-        <w:t>6.6  Social Media Posting — drei Kanäle</w:t>
+        <w:t>6.7  Events</w:t>
       </w:r>
     </w:p>
     <w:p>
@@ -3107,13 +4659,12 @@
           <w:color w:val="333333"/>
           <w:sz w:val="21"/>
         </w:rPr>
-        <w:t>Drei Kanäle, unterschiedliche Schwerpunkte — alle kommunizieren immer beide Botschaften: Investieren UND Tierwohl.</w:t>
+        <w:t>Im September 2026 bietet sich eine konkrete Auftrittschance an einem relevanten Anlass im Schweizer Finanzumfeld — nicht als Veranstalter, sondern als Präsenz. Beastly zeigt sich, steht aber nicht im Mittelpunkt. Strategisches Ziel: erste Sichtbarkeit im richtigen Umfeld aufbauen, Vertrauen durch Vernetzung gewinnen.</w:t>
       </w:r>
     </w:p>
     <w:p>
       <w:pPr>
-        <w:pStyle w:val="ListBullet"/>
-        <w:spacing w:after="60"/>
+        <w:spacing w:after="140"/>
       </w:pPr>
       <w:r>
         <w:rPr>
@@ -3123,54 +4674,7 @@
           <w:color w:val="333333"/>
           <w:sz w:val="21"/>
         </w:rPr>
-        <w:t>LinkedIn (Hauptempfehlung): professionell und nahbar, längere Inhalte, Vertrauen und Expertise</w:t>
-      </w:r>
-    </w:p>
-    <w:p>
-      <w:pPr>
-        <w:pStyle w:val="ListBullet"/>
-        <w:spacing w:after="60"/>
-      </w:pPr>
-      <w:r>
-        <w:rPr>
-          <w:rFonts w:ascii="Calibri" w:hAnsi="Calibri"/>
-          <w:b w:val="0"/>
-          <w:i w:val="0"/>
-          <w:color w:val="333333"/>
-          <w:sz w:val="21"/>
-        </w:rPr>
-        <w:t>TikTok (strategische Option): Persönlichkeit und Gesichter im Vordergrund, kurze authentische Formate</w:t>
-      </w:r>
-    </w:p>
-    <w:p>
-      <w:pPr>
-        <w:pStyle w:val="ListBullet"/>
-        <w:spacing w:after="60"/>
-      </w:pPr>
-      <w:r>
-        <w:rPr>
-          <w:rFonts w:ascii="Calibri" w:hAnsi="Calibri"/>
-          <w:b w:val="0"/>
-          <w:i w:val="0"/>
-          <w:color w:val="333333"/>
-          <w:sz w:val="21"/>
-        </w:rPr>
-        <w:t>Instagram/Meta (strategische Option): visuelle Stärke, Schwerpunkt Tierschutz und Emotion</w:t>
-      </w:r>
-    </w:p>
-    <w:p>
-      <w:pPr>
-        <w:spacing w:after="140"/>
-      </w:pPr>
-      <w:r>
-        <w:rPr>
-          <w:rFonts w:ascii="Calibri" w:hAnsi="Calibri"/>
-          <w:b w:val="0"/>
-          <w:i w:val="0"/>
-          <w:color w:val="333333"/>
-          <w:sz w:val="21"/>
-        </w:rPr>
-        <w:t>Der Markenkanal ist der Hintergrund — Viktors Profil ist der Hauptmotor.</w:t>
+        <w:t>Events dieser Art sind keine Launch-Plattformen, sondern Beziehungsmomente. Beastly muss noch nicht alles fertig haben — aber einen klaren, überzeugenden Auftritt vorbereitet haben: einen Gesprächseinstieg, ein sauberes Profil, ein Deck das greifbar ist.</w:t>
       </w:r>
     </w:p>
     <w:tbl>
@@ -3213,7 +4717,7 @@
                 <w:color w:val="1A1033"/>
                 <w:sz w:val="19"/>
               </w:rPr>
-              <w:t>Drei Kanäle weil: unterschiedliche Zielgruppen, unterschiedliche Aggregatzustände. LinkedIn erreicht professionelle Investoren und erlaubt tiefere Inhalte. TikTok ist der ehrlichste Kanal für Persönlichkeit. Instagram übersetzt Tierwohl-Emotionen visuell. Kein Kanal reicht allein.</w:t>
+              <w:t>Ein Netzwerk-Anlass in einem hochwertigem Finanzumfeld ist für Beastly wertvoller als jede bezahlte Medienpräsenz in dieser Phase. Persönliche Gespräche bauen Vertrauen schneller auf als jeder Kanal.</w:t>
             </w:r>
           </w:p>
         </w:tc>
@@ -3236,7 +4740,7 @@
           <w:color w:val="1A1033"/>
           <w:sz w:val="24"/>
         </w:rPr>
-        <w:t>6.7  Events — Swiss Funds Anlass 16.09.2026</w:t>
+        <w:t>6.8  Social Media Ads — zwei Phasen</w:t>
       </w:r>
     </w:p>
     <w:p>
@@ -3251,7 +4755,10 @@
           <w:color w:val="333333"/>
           <w:sz w:val="21"/>
         </w:rPr>
-        <w:t>Der Swiss Funds Anlass von Norbert Bernhard am 16.09.2026 ist nicht Beastlys eigener Event — es ist eine Auftrittschance in einem hochwertigen Umfeld. Mit Simonetta Sommaruga und Norbert Bernhard als Kontext signalisiert dieser Anlass: Das ist genau das Finanzmarkt-Umfeld, in dem Beastly langfristig gehört werden will. Präsenz hier baut Glaubwürdigkeit in der richtigen Community auf — ohne dass Beastly schon alles fertig haben muss.</w:t>
+        <w:t>Phase 1 — Awareness: Reichweite aufbauen, erste Berührungspunkte erzeugen. Primär LinkedIn, Meta für emotionale Tierwohl-Hooks. Ziel ist Grundrauschen, nicht Conversion.</w:t>
+        <w:br/>
+        <w:br/>
+        <w:t>Phase 2 — Conversion: Erst wenn das organische Fundament steht und Vertrauen aufgebaut ist, setzt gezieltes Conversion-Advertising ein. Einstieg ab CHF 50 als konkrete Handlungsaufforderung.</w:t>
       </w:r>
     </w:p>
     <w:tbl>
@@ -3294,103 +4801,7 @@
                 <w:color w:val="1A1033"/>
                 <w:sz w:val="19"/>
               </w:rPr>
-              <w:t>Events dieser Qualität können nicht gebucht werden — sie müssen sich ergeben. Diese Chance strategisch zu nutzen bedeutet: Klar auftreten, offen vernetzen, ohne zu überwältigen. Beastly zeigt sich als seriöser Player, nicht als Pitch.</w:t>
-            </w:r>
-          </w:p>
-        </w:tc>
-      </w:tr>
-    </w:tbl>
-    <w:p>
-      <w:pPr>
-        <w:spacing w:after="80"/>
-      </w:pPr>
-    </w:p>
-    <w:p>
-      <w:pPr>
-        <w:spacing w:before="240" w:after="80"/>
-      </w:pPr>
-      <w:r>
-        <w:rPr>
-          <w:rFonts w:ascii="Calibri" w:hAnsi="Calibri"/>
-          <w:b/>
-          <w:i w:val="0"/>
-          <w:color w:val="1A1033"/>
-          <w:sz w:val="24"/>
-        </w:rPr>
-        <w:t>6.8  Social Media Ads — zwei Phasen</w:t>
-      </w:r>
-    </w:p>
-    <w:p>
-      <w:pPr>
-        <w:spacing w:after="140"/>
-      </w:pPr>
-      <w:r>
-        <w:rPr>
-          <w:rFonts w:ascii="Calibri" w:hAnsi="Calibri"/>
-          <w:b w:val="0"/>
-          <w:i w:val="0"/>
-          <w:color w:val="333333"/>
-          <w:sz w:val="21"/>
-        </w:rPr>
-        <w:t>Phase 1 — Awareness: Reichweite aufbauen, erste Berührungspunkte erzeugen, Grundrauschen schaffen. Vor allem LinkedIn, wo die Klickqualität höher und die professionelle Zielgruppe präsent ist. Meta für emotionale Tierwohl-Hooks.</w:t>
-      </w:r>
-    </w:p>
-    <w:p>
-      <w:pPr>
-        <w:spacing w:after="140"/>
-      </w:pPr>
-      <w:r>
-        <w:rPr>
-          <w:rFonts w:ascii="Calibri" w:hAnsi="Calibri"/>
-          <w:b w:val="0"/>
-          <w:i w:val="0"/>
-          <w:color w:val="333333"/>
-          <w:sz w:val="21"/>
-        </w:rPr>
-        <w:t>Phase 2 — Conversion: Erst wenn das organische Fundament steht und Vertrauen aufgebaut ist, setzt Conversion-Advertising ein. Einstieg ab CHF 50 als konkrete Handlungsaufforderung.</w:t>
-      </w:r>
-    </w:p>
-    <w:tbl>
-      <w:tblPr>
-        <w:tblStyle w:val="TableGrid"/>
-        <w:tblW w:type="auto" w:w="0"/>
-        <w:tblLook w:firstColumn="1" w:firstRow="1" w:lastColumn="0" w:lastRow="0" w:noHBand="0" w:noVBand="1" w:val="04A0"/>
-      </w:tblPr>
-      <w:tblGrid>
-        <w:gridCol w:w="8612"/>
-      </w:tblGrid>
-      <w:tr>
-        <w:tc>
-          <w:tcPr>
-            <w:tcW w:type="dxa" w:w="8612"/>
-            <w:shd w:val="clear" w:color="auto" w:fill="EDF2FB"/>
-            <w:tcMar>
-              <w:top w:w="80" w:type="dxa"/>
-              <w:bottom w:w="80" w:type="dxa"/>
-              <w:left w:w="120" w:type="dxa"/>
-              <w:right w:w="120" w:type="dxa"/>
-            </w:tcMar>
-          </w:tcPr>
-          <w:p>
-            <w:r>
-              <w:rPr>
-                <w:rFonts w:ascii="Calibri" w:hAnsi="Calibri"/>
-                <w:b/>
-                <w:i w:val="0"/>
-                <w:color w:val="4B319B"/>
-                <w:sz w:val="17"/>
-              </w:rPr>
-              <w:t xml:space="preserve">WARUM  </w:t>
-            </w:r>
-            <w:r>
-              <w:rPr>
-                <w:rFonts w:ascii="Calibri" w:hAnsi="Calibri"/>
-                <w:b w:val="0"/>
-                <w:i w:val="0"/>
-                <w:color w:val="1A1033"/>
-                <w:sz w:val="19"/>
-              </w:rPr>
-              <w:t>Wer Conversion-Ads schaltet, bevor das Grundrauschen steht, verbrennt Budget. Wer nur auf organisch setzt, wächst zu langsam. Sequenz ist der Schlüssel: Fundament → organisch → Awareness-Ads → Conversion.</w:t>
+              <w:t>Wer Conversion-Ads schaltet, bevor das Grundrauschen steht, verbrennt Budget. Sequenz ist der Schlüssel: Fundament → organisch → Awareness-Ads → Conversion.</w:t>
             </w:r>
           </w:p>
         </w:tc>
@@ -3441,22 +4852,7 @@
           <w:color w:val="333333"/>
           <w:sz w:val="21"/>
         </w:rPr>
-        <w:t>Beastly invested hat einen starken, eigenständigen und glaubwürdigen Ausgangspunkt: eine klare Gründerüberzeugung, ein relevantes Marktproblem und einen Produktansatz, der Tierschutz und Rendite nicht als Widerspruch versteht.</w:t>
-      </w:r>
-    </w:p>
-    <w:p>
-      <w:pPr>
-        <w:spacing w:after="140"/>
-      </w:pPr>
-      <w:r>
-        <w:rPr>
-          <w:rFonts w:ascii="Calibri" w:hAnsi="Calibri"/>
-          <w:b w:val="0"/>
-          <w:i w:val="0"/>
-          <w:color w:val="333333"/>
-          <w:sz w:val="21"/>
-        </w:rPr>
-        <w:t>Gleichzeitig ist die angestrebte Kommunikation anspruchsvoll, weil mehrere Ebenen gleichzeitig sauber geführt werden müssen:</w:t>
+        <w:t>Beastly invested hat einen starken, eigenständigen und glaubwürdigen Ausgangspunkt: eine klare Gründerüberzeugung, ein relevantes Marktproblem und einen Produktansatz, der Tierschutz und Rendite nicht als Widerspruch versteht. Gleichzeitig ist die Kommunikation anspruchsvoll, weil mehrere Ebenen gleichzeitig sauber geführt werden müssen.</w:t>
       </w:r>
     </w:p>
     <w:p>
@@ -3520,7 +4916,7 @@
           <w:color w:val="333333"/>
           <w:sz w:val="21"/>
         </w:rPr>
-        <w:t>unterschiedliche Zielgruppen: Retail-Investoren, professionelle Investoren, Partner, Medien und kritische Beobachter</w:t>
+        <w:t>unterschiedliche Zielgruppen: Retail-Investoren, professionelle Investoren, Partner, Medien, kritische Beobachter</w:t>
       </w:r>
     </w:p>
     <w:p>
@@ -3540,7 +4936,8 @@
     </w:p>
     <w:p>
       <w:pPr>
-        <w:spacing w:after="140"/>
+        <w:pStyle w:val="ListBullet"/>
+        <w:spacing w:after="60"/>
       </w:pPr>
       <w:r>
         <w:rPr>
@@ -3550,23 +4947,7 @@
           <w:color w:val="333333"/>
           <w:sz w:val="21"/>
         </w:rPr>
-        <w:t>Die Herausforderung liegt darin, Vertrauen aufzubauen, ohne zu überladen:</w:t>
-      </w:r>
-    </w:p>
-    <w:p>
-      <w:pPr>
-        <w:pStyle w:val="ListBullet"/>
-        <w:spacing w:after="60"/>
-      </w:pPr>
-      <w:r>
-        <w:rPr>
-          <w:rFonts w:ascii="Calibri" w:hAnsi="Calibri"/>
-          <w:b w:val="0"/>
-          <w:i w:val="0"/>
-          <w:color w:val="333333"/>
-          <w:sz w:val="21"/>
-        </w:rPr>
-        <w:t>transparent sein, ohne alles offenzulegen</w:t>
+        <w:t>transparent sein, ohne zu überladen</w:t>
       </w:r>
     </w:p>
     <w:p>
@@ -3614,7 +4995,7 @@
           <w:color w:val="333333"/>
           <w:sz w:val="21"/>
         </w:rPr>
-        <w:t>Expertise sichtbar machen, ohne das eigene Know-how vollständig preiszugeben</w:t>
+        <w:t>Expertise sichtbar machen, ohne Know-how vollständig preiszugeben</w:t>
       </w:r>
     </w:p>
     <w:p>
@@ -3630,7 +5011,7 @@
           <w:color w:val="333333"/>
           <w:sz w:val="21"/>
         </w:rPr>
-        <w:t>Klarheit schaffen, ohne die Komplexität des Produkts zu unterschätzen</w:t>
+        <w:t>Klarheit schaffen, ohne Komplexität zu unterschätzen</w:t>
       </w:r>
     </w:p>
     <w:tbl>
@@ -3673,7 +5054,7 @@
                 <w:b w:val="0"/>
                 <w:i w:val="0"/>
                 <w:color w:val="555555"/>
-                <w:sz w:val="19"/>
+                <w:sz w:val="18"/>
               </w:rPr>
               <w:t>— Gedanken aus dem Workshop</w:t>
             </w:r>
@@ -3721,37 +5102,7 @@
           <w:color w:val="333333"/>
           <w:sz w:val="21"/>
         </w:rPr>
-        <w:t>Das Projekt braucht für die nächste Phase eine erfahrene kommunikative Führung — nicht nur operative Marketing-Unterstützung. Die Vision ist stark, das Produkt ist erklärungsbedürftig und die Zielgruppen sind anspruchsvoll. Viele Entscheidungen, die jetzt anstehen, sind strategisch, markenprägend und für die künftige Wahrnehmung entscheidend.</w:t>
-      </w:r>
-    </w:p>
-    <w:p>
-      <w:pPr>
-        <w:spacing w:before="240" w:after="80"/>
-      </w:pPr>
-      <w:r>
-        <w:rPr>
-          <w:rFonts w:ascii="Calibri" w:hAnsi="Calibri"/>
-          <w:b/>
-          <w:i w:val="0"/>
-          <w:color w:val="1A1033"/>
-          <w:sz w:val="24"/>
-        </w:rPr>
-        <w:t>Die externe CMO-Funktion</w:t>
-      </w:r>
-    </w:p>
-    <w:p>
-      <w:pPr>
-        <w:spacing w:after="140"/>
-      </w:pPr>
-      <w:r>
-        <w:rPr>
-          <w:rFonts w:ascii="Calibri" w:hAnsi="Calibri"/>
-          <w:b w:val="0"/>
-          <w:i w:val="0"/>
-          <w:color w:val="333333"/>
-          <w:sz w:val="21"/>
-        </w:rPr>
-        <w:t>Diese Rolle ist vergleichbar mit einer externen CMO-Funktion:</w:t>
+        <w:t>Das Projekt braucht für die nächste Phase eine erfahrene kommunikative Führung — nicht nur operative Marketing-Unterstützung. Die externe CMO-Funktion führt, challengt, übersetzt und entlastet Viktor.</w:t>
       </w:r>
     </w:p>
     <w:p>
@@ -3874,11 +5225,11 @@
         <w:rPr>
           <w:rFonts w:ascii="Calibri" w:hAnsi="Calibri"/>
           <w:b w:val="0"/>
-          <w:i/>
-          <w:color w:val="1A1033"/>
+          <w:i w:val="0"/>
+          <w:color w:val="333333"/>
           <w:sz w:val="21"/>
         </w:rPr>
-        <w:t>Die Vision braucht Nähe zum Gründer. Die Umsetzung braucht klare Entscheidungswege.</w:t>
+        <w:t>1322 bringt die Erfahrung mit, Visionen zu strukturieren, Positionierungen zu schärfen, Kommunikationsarchitekturen aufzubauen und operative Massnahmen auf ein klares strategisches Ziel einzuzahlen. Diese Rolle können wir übernehmen.</w:t>
       </w:r>
     </w:p>
     <w:p>
@@ -3893,52 +5244,7 @@
           <w:color w:val="1A1033"/>
           <w:sz w:val="24"/>
         </w:rPr>
-        <w:t>1322 als externe CMO</w:t>
-      </w:r>
-    </w:p>
-    <w:p>
-      <w:pPr>
-        <w:spacing w:after="140"/>
-      </w:pPr>
-      <w:r>
-        <w:rPr>
-          <w:rFonts w:ascii="Calibri" w:hAnsi="Calibri"/>
-          <w:b w:val="0"/>
-          <w:i w:val="0"/>
-          <w:color w:val="333333"/>
-          <w:sz w:val="21"/>
-        </w:rPr>
-        <w:t>1322 bringt die Erfahrung mit, Visionen zu strukturieren, Positionierungen zu schärfen, Kommunikationsarchitekturen aufzubauen und operative Massnahmen so zu führen, dass sie auf ein klares strategisches Ziel einzahlen. Diese Rolle können wir übernehmen.</w:t>
-      </w:r>
-    </w:p>
-    <w:p>
-      <w:pPr>
-        <w:spacing w:before="240" w:after="80"/>
-      </w:pPr>
-      <w:r>
-        <w:rPr>
-          <w:rFonts w:ascii="Calibri" w:hAnsi="Calibri"/>
-          <w:b/>
-          <w:i w:val="0"/>
-          <w:color w:val="1A1033"/>
-          <w:sz w:val="24"/>
-        </w:rPr>
-        <w:t>Voraussetzungen für eine effiziente Zusammenarbeit</w:t>
-      </w:r>
-    </w:p>
-    <w:p>
-      <w:pPr>
-        <w:spacing w:after="140"/>
-      </w:pPr>
-      <w:r>
-        <w:rPr>
-          <w:rFonts w:ascii="Calibri" w:hAnsi="Calibri"/>
-          <w:b w:val="0"/>
-          <w:i w:val="0"/>
-          <w:color w:val="333333"/>
-          <w:sz w:val="21"/>
-        </w:rPr>
-        <w:t>Damit diese Zusammenarbeit effizient funktioniert, müssen die organisatorischen Grundlagen vorab geklärt sein:</w:t>
+        <w:t>Voraussetzungen</w:t>
       </w:r>
     </w:p>
     <w:p>
@@ -3986,7 +5292,7 @@
           <w:color w:val="333333"/>
           <w:sz w:val="21"/>
         </w:rPr>
-        <w:t>Wer spricht für Chipiron?</w:t>
+        <w:t>Wer spricht für Chipiron / für beastly invested?</w:t>
       </w:r>
     </w:p>
     <w:p>
@@ -4002,23 +5308,7 @@
           <w:color w:val="333333"/>
           <w:sz w:val="21"/>
         </w:rPr>
-        <w:t>Wer spricht für beastly invested?</w:t>
-      </w:r>
-    </w:p>
-    <w:p>
-      <w:pPr>
-        <w:pStyle w:val="ListBullet"/>
-        <w:spacing w:after="60"/>
-      </w:pPr>
-      <w:r>
-        <w:rPr>
-          <w:rFonts w:ascii="Calibri" w:hAnsi="Calibri"/>
-          <w:b w:val="0"/>
-          <w:i w:val="0"/>
-          <w:color w:val="333333"/>
-          <w:sz w:val="21"/>
-        </w:rPr>
-        <w:t>Welche Informationen werden kommunikativ genutzt?</w:t>
+        <w:t>Welche Informationen werden kommunikativ genutzt, welche bleiben intern?</w:t>
       </w:r>
     </w:p>
     <w:p>
@@ -4039,22 +5329,6 @@
     </w:p>
     <w:p>
       <w:pPr>
-        <w:pStyle w:val="ListBullet"/>
-        <w:spacing w:after="60"/>
-      </w:pPr>
-      <w:r>
-        <w:rPr>
-          <w:rFonts w:ascii="Calibri" w:hAnsi="Calibri"/>
-          <w:b w:val="0"/>
-          <w:i w:val="0"/>
-          <w:color w:val="333333"/>
-          <w:sz w:val="21"/>
-        </w:rPr>
-        <w:t>Wer übernimmt welche operative Verantwortung intern?</w:t>
-      </w:r>
-    </w:p>
-    <w:p>
-      <w:pPr>
         <w:spacing w:after="140"/>
       </w:pPr>
       <w:r>
@@ -4062,10 +5336,10 @@
           <w:rFonts w:ascii="Calibri" w:hAnsi="Calibri"/>
           <w:b w:val="0"/>
           <w:i/>
-          <w:color w:val="333333"/>
+          <w:color w:val="1A1033"/>
           <w:sz w:val="21"/>
         </w:rPr>
-        <w:t>Was nicht sinnvoll abgedeckt werden kann: lange Abstimmungsschlaufen, unklare Entscheidungswege oder wiederkehrende Grundsatzdiskussionen innerhalb eines laufenden Umsetzungsmandats.</w:t>
+        <w:t>Die Vision braucht Nähe zum Gründer. Die Umsetzung braucht klare Entscheidungswege.</w:t>
       </w:r>
     </w:p>
     <w:p>
@@ -4103,7 +5377,7 @@
           <w:color w:val="333333"/>
           <w:sz w:val="21"/>
         </w:rPr>
-        <w:t>Die Strategie ist definiert. Die zentrale Frage ist jetzt: Womit fangen wir an — und in welcher Logik? Es gibt drei plausible Einstiegsszenarien, jedes mit anderen Prioritäten, anderen Risiken und anderen Voraussetzungen.</w:t>
+        <w:t>Die Strategie ist definiert. Die zentrale Frage ist: Womit fangen wir an — und in welcher Logik? Drei Einstiegsszenarien, jedes mit anderen Prioritäten und Risiken.</w:t>
       </w:r>
     </w:p>
     <w:p>
@@ -4133,7 +5407,7 @@
           <w:color w:val="333333"/>
           <w:sz w:val="21"/>
         </w:rPr>
-        <w:t>Strategisches Fundament → Markenarchitektur (Beastly/Chipiron/FourGive) → Kernbotschaften → Visuelles System (mit Fabios Mockup) → Website → LinkedIn Viktor → Launch-Moment → Retail-Kampagne.</w:t>
+        <w:t>Markenarchitektur → Kernbotschaften → Fabios Mockup integrieren → Website → Viktor LinkedIn → Events / Ads.</w:t>
       </w:r>
     </w:p>
     <w:p>
@@ -4159,7 +5433,7 @@
           <w:color w:val="333333"/>
           <w:sz w:val="21"/>
         </w:rPr>
-        <w:t>Alles baut auf einem soliden Fundament auf. Konsistenz von Anfang an.</w:t>
+        <w:t>Konsistenz von Anfang an. Alles baut auf sauberem Fundament.</w:t>
       </w:r>
     </w:p>
     <w:p>
@@ -4185,7 +5459,7 @@
           <w:color w:val="333333"/>
           <w:sz w:val="21"/>
         </w:rPr>
-        <w:t>Das 16.09.-Fenster (Swiss Funds Event) könnte verpasst werden, bevor der Auftritt steht. Braucht mehr Zeit und Kapazität in der Startphase.</w:t>
+        <w:t>Das September-Fenster kann zu eng werden, wenn das Fundament zu viel Zeit braucht.</w:t>
       </w:r>
     </w:p>
     <w:p>
@@ -4215,7 +5489,7 @@
           <w:color w:val="333333"/>
           <w:sz w:val="21"/>
         </w:rPr>
-        <w:t>Viktor LinkedIn aufsetzen und mit Content beginnen — sofort, noch bevor alle anderen Elemente fertig sind. Personal Branding als erstes Signal, das Vertrauen und Sichtbarkeit gleichzeitig aufbaut.</w:t>
+        <w:t>Viktor LinkedIn sofort aufsetzen und Content beginnen — auch bevor alle anderen Elemente fertig sind.</w:t>
       </w:r>
     </w:p>
     <w:p>
@@ -4241,7 +5515,7 @@
           <w:color w:val="333333"/>
           <w:sz w:val="21"/>
         </w:rPr>
-        <w:t>Höchste Wirkung bei geringstem initialen Aufwand. Viktor ist ohnehin der Träger — sein Profil braucht keine Produktionsinfrastruktur.</w:t>
+        <w:t>Höchste Wirkung bei geringstem initialem Aufwand. Viktor braucht keine Produktionsinfrastruktur.</w:t>
       </w:r>
     </w:p>
     <w:p>
@@ -4267,7 +5541,7 @@
           <w:color w:val="333333"/>
           <w:sz w:val="21"/>
         </w:rPr>
-        <w:t>Ohne strategische Rahmung (Botschaften, Bildwelt, Rollendefinition) kann der Auftritt inkonsistent werden und späterer Korrektur bedürfen.</w:t>
+        <w:t>Ohne klare Botschaften und Markenarchitektur kann der Auftritt inkonsistent werden.</w:t>
       </w:r>
     </w:p>
     <w:p>
@@ -4282,7 +5556,7 @@
           <w:color w:val="1A1033"/>
           <w:sz w:val="24"/>
         </w:rPr>
-        <w:t>Option C — Event als Ankerpunkt (16.09.2026)</w:t>
+        <w:t>Option C — Event als Ankerpunkt</w:t>
       </w:r>
     </w:p>
     <w:p>
@@ -4297,7 +5571,7 @@
           <w:color w:val="333333"/>
           <w:sz w:val="21"/>
         </w:rPr>
-        <w:t>Rückwärtsplanung vom Swiss Funds Anlass: Was muss bis 16.09. stehen? Pitch Deck, Viktor LinkedIn, erste Webseite, ein klares Versprechen. Das Datum erzwingt Priorisierung.</w:t>
+        <w:t>Rückwärtsplanung vom September-Anlass: Was muss bis dahin stehen? Pitch Deck, Viktor LinkedIn, Website-Basics, klares Versprechen.</w:t>
       </w:r>
     </w:p>
     <w:p>
@@ -4323,7 +5597,7 @@
           <w:color w:val="333333"/>
           <w:sz w:val="21"/>
         </w:rPr>
-        <w:t>Konkretes Datum schafft Entscheidungsdruck und Klarheit. Beastly hat einen ersten echten Auftrittstermin in einem hochwertigen Umfeld.</w:t>
+        <w:t>Konkretes Datum schafft Entscheidungsdruck und Fokus.</w:t>
       </w:r>
     </w:p>
     <w:p>
@@ -4349,37 +5623,7 @@
           <w:color w:val="333333"/>
           <w:sz w:val="21"/>
         </w:rPr>
-        <w:t>Hektik und Kompromisse, wenn zu viel gleichzeitig fertig werden muss. Qualität kann leiden, wenn die Zeit nicht reicht.</w:t>
-      </w:r>
-    </w:p>
-    <w:p>
-      <w:pPr>
-        <w:spacing w:before="240" w:after="80"/>
-      </w:pPr>
-      <w:r>
-        <w:rPr>
-          <w:rFonts w:ascii="Calibri" w:hAnsi="Calibri"/>
-          <w:b/>
-          <w:i w:val="0"/>
-          <w:color w:val="1A1033"/>
-          <w:sz w:val="24"/>
-        </w:rPr>
-        <w:t>Voraussetzung für alle Optionen</w:t>
-      </w:r>
-    </w:p>
-    <w:p>
-      <w:pPr>
-        <w:spacing w:after="140"/>
-      </w:pPr>
-      <w:r>
-        <w:rPr>
-          <w:rFonts w:ascii="Calibri" w:hAnsi="Calibri"/>
-          <w:b w:val="0"/>
-          <w:i w:val="0"/>
-          <w:color w:val="333333"/>
-          <w:sz w:val="21"/>
-        </w:rPr>
-        <w:t>Unabhängig davon, welche Option gewählt wird, braucht es als absoluten ersten Schritt organisatorische Klarheit: Wer entscheidet? Wer gibt frei? Wer spricht für Chipiron, wer für Beastly? Ohne diese Klärung wird jede Umsetzung zur Abstimmungsaufgabe.</w:t>
+        <w:t>Hektik und Kompromisse, wenn zu viel gleichzeitig fertig werden muss.</w:t>
       </w:r>
     </w:p>
     <w:tbl>
@@ -4410,7 +5654,7 @@
                 <w:b/>
                 <w:i w:val="0"/>
                 <w:color w:val="BD5435"/>
-                <w:sz w:val="20"/>
+                <w:sz w:val="21"/>
               </w:rPr>
               <w:t xml:space="preserve">Empfehlung 1322:  </w:t>
             </w:r>
@@ -4420,9 +5664,9 @@
                 <w:b w:val="0"/>
                 <w:i w:val="0"/>
                 <w:color w:val="333333"/>
-                <w:sz w:val="20"/>
+                <w:sz w:val="21"/>
               </w:rPr>
-              <w:t>Option A oder C — je nach verfügbarer Kapazität und Dringlichkeit des 16.09.-Fensters. In jedem Fall: Rollenklärung und Markenarchitektur als erste Entscheidung, bevor Sichtbarkeit aufgebaut wird.</w:t>
+              <w:t>Option A oder C — abhängig von verfügbarer Kapazität und Dringlichkeit des September-Fensters. In jedem Fall: organisatorische Klärung und Markenarchitektur-Entscheid als absolute erste Priorität, bevor Sichtbarkeit aufgebaut wird.</w:t>
             </w:r>
           </w:p>
         </w:tc>
@@ -4520,7 +5764,7 @@
           <w:color w:val="333333"/>
           <w:sz w:val="21"/>
         </w:rPr>
-        <w:t>Gegründet von Viktor &amp; Lydia Ackermann, geprägt durch FourGive Tierklinik Ägypten</w:t>
+        <w:t>Gründer Viktor &amp; Lydia Ackermann — FourGive Tierklinik Ägypten als Ursprung</w:t>
       </w:r>
     </w:p>
     <w:p>
@@ -4536,7 +5780,7 @@
           <w:color w:val="333333"/>
           <w:sz w:val="21"/>
         </w:rPr>
-        <w:t>Animal Cruelty Free Portfolio, KI-basierte Bewertung börsenkotierter Unternehmen</w:t>
+        <w:t>Animal Cruelty Free Portfolio, KI-basierte Bewertung</w:t>
       </w:r>
     </w:p>
     <w:p>
@@ -4552,7 +5796,27 @@
           <w:color w:val="333333"/>
           <w:sz w:val="21"/>
         </w:rPr>
-        <w:t>Starke Substanz: gecappte Löhne, kein Bonus-System, Gewinne → Tierschutz</w:t>
+        <w:t>Drei Ebenen: Beastly (Emotion) · Chipiron (Vertrauen) · FourGive (Wirkung)</w:t>
+      </w:r>
+    </w:p>
+    <w:p>
+      <w:pPr>
+        <w:spacing w:after="40"/>
+      </w:pPr>
+    </w:p>
+    <w:p>
+      <w:pPr>
+        <w:spacing w:before="240" w:after="80"/>
+      </w:pPr>
+      <w:r>
+        <w:rPr>
+          <w:rFonts w:ascii="Calibri" w:hAnsi="Calibri"/>
+          <w:b/>
+          <w:i w:val="0"/>
+          <w:color w:val="1A1033"/>
+          <w:sz w:val="24"/>
+        </w:rPr>
+        <w:t>Folie 2 — Strategische Positionierung</w:t>
       </w:r>
     </w:p>
     <w:p>
@@ -4568,7 +5832,55 @@
           <w:color w:val="333333"/>
           <w:sz w:val="21"/>
         </w:rPr>
-        <w:t>Drei Ebenen gleichzeitig: Beastly (Emotion) / Chipiron (Vertrauen) / FourGive (Wirkung)</w:t>
+        <w:t>Beastly führt — Chipiron bleibt diskret</w:t>
+      </w:r>
+    </w:p>
+    <w:p>
+      <w:pPr>
+        <w:pStyle w:val="ListBullet"/>
+        <w:spacing w:after="60"/>
+      </w:pPr>
+      <w:r>
+        <w:rPr>
+          <w:rFonts w:ascii="Calibri" w:hAnsi="Calibri"/>
+          <w:b w:val="0"/>
+          <w:i w:val="0"/>
+          <w:color w:val="333333"/>
+          <w:sz w:val="21"/>
+        </w:rPr>
+        <w:t>Kernversprechen: Rendite · Wirkung · Keine Gewinnausschüttung</w:t>
+      </w:r>
+    </w:p>
+    <w:p>
+      <w:pPr>
+        <w:pStyle w:val="ListBullet"/>
+        <w:spacing w:after="60"/>
+      </w:pPr>
+      <w:r>
+        <w:rPr>
+          <w:rFonts w:ascii="Calibri" w:hAnsi="Calibri"/>
+          <w:b w:val="0"/>
+          <w:i w:val="0"/>
+          <w:color w:val="333333"/>
+          <w:sz w:val="21"/>
+        </w:rPr>
+        <w:t>Haltung ohne Aktivismus: konsequent, mutig, wertebasiert — nie belehrend</w:t>
+      </w:r>
+    </w:p>
+    <w:p>
+      <w:pPr>
+        <w:pStyle w:val="ListBullet"/>
+        <w:spacing w:after="60"/>
+      </w:pPr>
+      <w:r>
+        <w:rPr>
+          <w:rFonts w:ascii="Calibri" w:hAnsi="Calibri"/>
+          <w:b w:val="0"/>
+          <w:i w:val="0"/>
+          <w:color w:val="333333"/>
+          <w:sz w:val="21"/>
+        </w:rPr>
+        <w:t>Radikale Transparenz als Differenzierungshebel</w:t>
       </w:r>
     </w:p>
     <w:p>
@@ -4588,7 +5900,7 @@
           <w:color w:val="1A1033"/>
           <w:sz w:val="24"/>
         </w:rPr>
-        <w:t>Folie 2 — Das Ziel</w:t>
+        <w:t>Folie 3 — Zielgruppen</w:t>
       </w:r>
     </w:p>
     <w:p>
@@ -4604,107 +5916,7 @@
           <w:color w:val="333333"/>
           <w:sz w:val="21"/>
         </w:rPr>
-        <w:t>Beastly als eigenständige Anlagemarke im DACH-Raum etablieren</w:t>
-      </w:r>
-    </w:p>
-    <w:p>
-      <w:pPr>
-        <w:pStyle w:val="ListBullet"/>
-        <w:spacing w:after="60"/>
-      </w:pPr>
-      <w:r>
-        <w:rPr>
-          <w:rFonts w:ascii="Calibri" w:hAnsi="Calibri"/>
-          <w:b w:val="0"/>
-          <w:i w:val="0"/>
-          <w:color w:val="333333"/>
-          <w:sz w:val="21"/>
-        </w:rPr>
-        <w:t>Kernversprechen: Rendite für Investoren · Wirkung für Tiere · Keine Gewinnausschüttung</w:t>
-      </w:r>
-    </w:p>
-    <w:p>
-      <w:pPr>
-        <w:pStyle w:val="ListBullet"/>
-        <w:spacing w:after="60"/>
-      </w:pPr>
-      <w:r>
-        <w:rPr>
-          <w:rFonts w:ascii="Calibri" w:hAnsi="Calibri"/>
-          <w:b w:val="0"/>
-          <w:i w:val="0"/>
-          <w:color w:val="333333"/>
-          <w:sz w:val="21"/>
-        </w:rPr>
-        <w:t>Vertrauen über radikale Transparenz aufbauen — nicht versprechen, beweisen</w:t>
-      </w:r>
-    </w:p>
-    <w:p>
-      <w:pPr>
-        <w:pStyle w:val="ListBullet"/>
-        <w:spacing w:after="60"/>
-      </w:pPr>
-      <w:r>
-        <w:rPr>
-          <w:rFonts w:ascii="Calibri" w:hAnsi="Calibri"/>
-          <w:b w:val="0"/>
-          <w:i w:val="0"/>
-          <w:color w:val="333333"/>
-          <w:sz w:val="21"/>
-        </w:rPr>
-        <w:t>Start DACH, später UK — Externe Kommunikation auf Deutsch</w:t>
-      </w:r>
-    </w:p>
-    <w:p>
-      <w:pPr>
-        <w:spacing w:after="40"/>
-      </w:pPr>
-    </w:p>
-    <w:p>
-      <w:pPr>
-        <w:spacing w:before="240" w:after="80"/>
-      </w:pPr>
-      <w:r>
-        <w:rPr>
-          <w:rFonts w:ascii="Calibri" w:hAnsi="Calibri"/>
-          <w:b/>
-          <w:i w:val="0"/>
-          <w:color w:val="1A1033"/>
-          <w:sz w:val="24"/>
-        </w:rPr>
-        <w:t>Folie 3 — Die Zielgruppe</w:t>
-      </w:r>
-    </w:p>
-    <w:p>
-      <w:pPr>
-        <w:pStyle w:val="ListBullet"/>
-        <w:spacing w:after="60"/>
-      </w:pPr>
-      <w:r>
-        <w:rPr>
-          <w:rFonts w:ascii="Calibri" w:hAnsi="Calibri"/>
-          <w:b w:val="0"/>
-          <w:i w:val="0"/>
-          <w:color w:val="333333"/>
-          <w:sz w:val="21"/>
-        </w:rPr>
-        <w:t>Nicht: Retail = Herz / Institutionell = Kopf</w:t>
-      </w:r>
-    </w:p>
-    <w:p>
-      <w:pPr>
-        <w:pStyle w:val="ListBullet"/>
-        <w:spacing w:after="60"/>
-      </w:pPr>
-      <w:r>
-        <w:rPr>
-          <w:rFonts w:ascii="Calibri" w:hAnsi="Calibri"/>
-          <w:b w:val="0"/>
-          <w:i w:val="0"/>
-          <w:color w:val="333333"/>
-          <w:sz w:val="21"/>
-        </w:rPr>
-        <w:t>Sondern: Beide brauchen Herz. Institutionelle brauchen zusätzlich Beweisführung.</w:t>
+        <w:t>Beide brauchen Herz — Institutionelle brauchen zusätzlich Beweisführung</w:t>
       </w:r>
     </w:p>
     <w:p>
@@ -4752,7 +5964,7 @@
           <w:color w:val="333333"/>
           <w:sz w:val="21"/>
         </w:rPr>
-        <w:t>Entscheidungslogik: Emotion → Vertrauen → Performance → Entscheidung</w:t>
+        <w:t>Entscheidungslogik: Emotion → Vertrauen → Performance → Investment</w:t>
       </w:r>
     </w:p>
     <w:p>
@@ -4772,7 +5984,7 @@
           <w:color w:val="1A1033"/>
           <w:sz w:val="24"/>
         </w:rPr>
-        <w:t>Folie 4 — Strategischer Rahmen</w:t>
+        <w:t>Folie 4 — Kommunikationsfunnel</w:t>
       </w:r>
     </w:p>
     <w:p>
@@ -4788,7 +6000,7 @@
           <w:color w:val="333333"/>
           <w:sz w:val="21"/>
         </w:rPr>
-        <w:t>Beastly führt emotional / Chipiron bleibt diskret als Absender</w:t>
+        <w:t>Aufmerksamkeit: Viktor LinkedIn + Beastly Social + Awareness-Ads</w:t>
       </w:r>
     </w:p>
     <w:p>
@@ -4804,7 +6016,7 @@
           <w:color w:val="333333"/>
           <w:sz w:val="21"/>
         </w:rPr>
-        <w:t>«Non-Profit» wird erklärt: Rendite · Wirkung · Keine Gewinnausschüttung</w:t>
+        <w:t>Neugier: Gründerstory, Dual-Bildwelt, Website-Einstieg</w:t>
       </w:r>
     </w:p>
     <w:p>
@@ -4820,7 +6032,7 @@
           <w:color w:val="333333"/>
           <w:sz w:val="21"/>
         </w:rPr>
-        <w:t>Haltung ohne Aktivismus: konsequent, mutig, wertebasiert — nie belehrend</w:t>
+        <w:t>Vertrauen: Transparenz, FourGive-Momente, Viktor &amp; Lydia als Menschen</w:t>
       </w:r>
     </w:p>
     <w:p>
@@ -4836,7 +6048,7 @@
           <w:color w:val="333333"/>
           <w:sz w:val="21"/>
         </w:rPr>
-        <w:t>Radikale Transparenz als Differenzierungshebel, nicht als ethisches Gebot</w:t>
+        <w:t>Erklärung: Pitch Deck + Direktgespräch + Website Deep Dive</w:t>
       </w:r>
     </w:p>
     <w:p>
@@ -4852,7 +6064,7 @@
           <w:color w:val="333333"/>
           <w:sz w:val="21"/>
         </w:rPr>
-        <w:t>Personenzentriert: Viktor vorne, Lydia flankierend — kein Markenauftritt ohne Gesicht</w:t>
+        <w:t>Entscheidung: Retail Bank/App ab CHF 50 · Professionell Direktabschluss</w:t>
       </w:r>
     </w:p>
     <w:p>
@@ -4872,7 +6084,7 @@
           <w:color w:val="1A1033"/>
           <w:sz w:val="24"/>
         </w:rPr>
-        <w:t>Folie 5 — Der Kommunikationsfunnel</w:t>
+        <w:t>Folie 5 — Kanalstrategie</w:t>
       </w:r>
     </w:p>
     <w:p>
@@ -4888,7 +6100,7 @@
           <w:color w:val="333333"/>
           <w:sz w:val="21"/>
         </w:rPr>
-        <w:t>Aufmerksamkeit: Viktor LinkedIn + Social Posting + Awareness-Ads</w:t>
+        <w:t>LinkedIn: gesetzter Ausgangspunkt — immer (Viktor Profil + Beastly Marke)</w:t>
       </w:r>
     </w:p>
     <w:p>
@@ -4904,7 +6116,7 @@
           <w:color w:val="333333"/>
           <w:sz w:val="21"/>
         </w:rPr>
-        <w:t>Neugier: Gründerstory, FourGive-Momente, Dual-Bildwelt</w:t>
+        <w:t>+ Instagram: visueller Tierwohl-Content, Meta-Ads-Synergie</w:t>
       </w:r>
     </w:p>
     <w:p>
@@ -4920,7 +6132,7 @@
           <w:color w:val="333333"/>
           <w:sz w:val="21"/>
         </w:rPr>
-        <w:t>Vertrauen: Website (Transparenz) + Viktor &amp; Lydia als Menschen</w:t>
+        <w:t>+ TikTok: Persönlichkeit, Gesichter, authentische Formate</w:t>
       </w:r>
     </w:p>
     <w:p>
@@ -4936,7 +6148,27 @@
           <w:color w:val="333333"/>
           <w:sz w:val="21"/>
         </w:rPr>
-        <w:t>Erklärung: Pitch Deck + Direktgespräch + vertiefende Website-Inhalte</w:t>
+        <w:t>Kombination nach Ressourcen wählen — nicht alle Kanäle gleichzeitig</w:t>
+      </w:r>
+    </w:p>
+    <w:p>
+      <w:pPr>
+        <w:spacing w:after="40"/>
+      </w:pPr>
+    </w:p>
+    <w:p>
+      <w:pPr>
+        <w:spacing w:before="240" w:after="80"/>
+      </w:pPr>
+      <w:r>
+        <w:rPr>
+          <w:rFonts w:ascii="Calibri" w:hAnsi="Calibri"/>
+          <w:b/>
+          <w:i w:val="0"/>
+          <w:color w:val="1A1033"/>
+          <w:sz w:val="24"/>
+        </w:rPr>
+        <w:t>Folie 6 — Persönliche Einschätzung</w:t>
       </w:r>
     </w:p>
     <w:p>
@@ -4952,175 +6184,7 @@
           <w:color w:val="333333"/>
           <w:sz w:val="21"/>
         </w:rPr>
-        <w:t>Entscheidung: Retail CHF 50+ online / Professionell Direktabschluss</w:t>
-      </w:r>
-    </w:p>
-    <w:p>
-      <w:pPr>
-        <w:spacing w:after="40"/>
-      </w:pPr>
-    </w:p>
-    <w:p>
-      <w:pPr>
-        <w:spacing w:before="240" w:after="80"/>
-      </w:pPr>
-      <w:r>
-        <w:rPr>
-          <w:rFonts w:ascii="Calibri" w:hAnsi="Calibri"/>
-          <w:b/>
-          <w:i w:val="0"/>
-          <w:color w:val="1A1033"/>
-          <w:sz w:val="24"/>
-        </w:rPr>
-        <w:t>Folie 6 — Die Kommunikationselemente</w:t>
-      </w:r>
-    </w:p>
-    <w:p>
-      <w:pPr>
-        <w:pStyle w:val="ListBullet"/>
-        <w:spacing w:after="60"/>
-      </w:pPr>
-      <w:r>
-        <w:rPr>
-          <w:rFonts w:ascii="Calibri" w:hAnsi="Calibri"/>
-          <w:b w:val="0"/>
-          <w:i w:val="0"/>
-          <w:color w:val="333333"/>
-          <w:sz w:val="21"/>
-        </w:rPr>
-        <w:t>Branding: Markenarchitektur schärfen, Dual-Bildwelt verankern</w:t>
-      </w:r>
-    </w:p>
-    <w:p>
-      <w:pPr>
-        <w:pStyle w:val="ListBullet"/>
-        <w:spacing w:after="60"/>
-      </w:pPr>
-      <w:r>
-        <w:rPr>
-          <w:rFonts w:ascii="Calibri" w:hAnsi="Calibri"/>
-          <w:b w:val="0"/>
-          <w:i w:val="0"/>
-          <w:color w:val="333333"/>
-          <w:sz w:val="21"/>
-        </w:rPr>
-        <w:t>Website: Vertrauensschritt, Transparenz direkt sichtbar (Mockup: Fabio)</w:t>
-      </w:r>
-    </w:p>
-    <w:p>
-      <w:pPr>
-        <w:pStyle w:val="ListBullet"/>
-        <w:spacing w:after="60"/>
-      </w:pPr>
-      <w:r>
-        <w:rPr>
-          <w:rFonts w:ascii="Calibri" w:hAnsi="Calibri"/>
-          <w:b w:val="0"/>
-          <w:i w:val="0"/>
-          <w:color w:val="333333"/>
-          <w:sz w:val="21"/>
-        </w:rPr>
-        <w:t>Viktor LinkedIn: wichtigster Reichweiten- und Vertrauenskanal</w:t>
-      </w:r>
-    </w:p>
-    <w:p>
-      <w:pPr>
-        <w:pStyle w:val="ListBullet"/>
-        <w:spacing w:after="60"/>
-      </w:pPr>
-      <w:r>
-        <w:rPr>
-          <w:rFonts w:ascii="Calibri" w:hAnsi="Calibri"/>
-          <w:b w:val="0"/>
-          <w:i w:val="0"/>
-          <w:color w:val="333333"/>
-          <w:sz w:val="21"/>
-        </w:rPr>
-        <w:t>Pitch Deck: emotionaler Aufbau, faktische Tiefe</w:t>
-      </w:r>
-    </w:p>
-    <w:p>
-      <w:pPr>
-        <w:pStyle w:val="ListBullet"/>
-        <w:spacing w:after="60"/>
-      </w:pPr>
-      <w:r>
-        <w:rPr>
-          <w:rFonts w:ascii="Calibri" w:hAnsi="Calibri"/>
-          <w:b w:val="0"/>
-          <w:i w:val="0"/>
-          <w:color w:val="333333"/>
-          <w:sz w:val="21"/>
-        </w:rPr>
-        <w:t>3 Social-Kanäle: LinkedIn (Haupt) / TikTok / Instagram — immer Invest + Tierwohl</w:t>
-      </w:r>
-    </w:p>
-    <w:p>
-      <w:pPr>
-        <w:pStyle w:val="ListBullet"/>
-        <w:spacing w:after="60"/>
-      </w:pPr>
-      <w:r>
-        <w:rPr>
-          <w:rFonts w:ascii="Calibri" w:hAnsi="Calibri"/>
-          <w:b w:val="0"/>
-          <w:i w:val="0"/>
-          <w:color w:val="333333"/>
-          <w:sz w:val="21"/>
-        </w:rPr>
-        <w:t>Swiss Funds 16.09.2026: Auftrittschance, Networking, nicht eigener Launch</w:t>
-      </w:r>
-    </w:p>
-    <w:p>
-      <w:pPr>
-        <w:pStyle w:val="ListBullet"/>
-        <w:spacing w:after="60"/>
-      </w:pPr>
-      <w:r>
-        <w:rPr>
-          <w:rFonts w:ascii="Calibri" w:hAnsi="Calibri"/>
-          <w:b w:val="0"/>
-          <w:i w:val="0"/>
-          <w:color w:val="333333"/>
-          <w:sz w:val="21"/>
-        </w:rPr>
-        <w:t>Ads zweiphasig: Awareness zuerst, Conversion wenn Fundament steht</w:t>
-      </w:r>
-    </w:p>
-    <w:p>
-      <w:pPr>
-        <w:spacing w:after="40"/>
-      </w:pPr>
-    </w:p>
-    <w:p>
-      <w:pPr>
-        <w:spacing w:before="240" w:after="80"/>
-      </w:pPr>
-      <w:r>
-        <w:rPr>
-          <w:rFonts w:ascii="Calibri" w:hAnsi="Calibri"/>
-          <w:b/>
-          <w:i w:val="0"/>
-          <w:color w:val="1A1033"/>
-          <w:sz w:val="24"/>
-        </w:rPr>
-        <w:t>Folie 7 — Persönliche Einschätzung</w:t>
-      </w:r>
-    </w:p>
-    <w:p>
-      <w:pPr>
-        <w:pStyle w:val="ListBullet"/>
-        <w:spacing w:after="60"/>
-      </w:pPr>
-      <w:r>
-        <w:rPr>
-          <w:rFonts w:ascii="Calibri" w:hAnsi="Calibri"/>
-          <w:b w:val="0"/>
-          <w:i w:val="0"/>
-          <w:color w:val="333333"/>
-          <w:sz w:val="21"/>
-        </w:rPr>
-        <w:t>Solider Startpunkt: starke Gründerüberzeugung, relevante Nische, klare Substanz</w:t>
+        <w:t>Solider Startpunkt: starke Gründerüberzeugung, relevante Nische</w:t>
       </w:r>
     </w:p>
     <w:p>
@@ -5152,7 +6216,7 @@
           <w:color w:val="333333"/>
           <w:sz w:val="21"/>
         </w:rPr>
-        <w:t>Die Idee ist stark — die Herausforderung ist Dosierung, Führung, Übersetzung</w:t>
+        <w:t>«Die Idee ist stark — die Herausforderung ist Dosierung, Führung, Übersetzung»</w:t>
       </w:r>
     </w:p>
     <w:p>
@@ -5168,7 +6232,7 @@
           <w:color w:val="333333"/>
           <w:sz w:val="21"/>
         </w:rPr>
-        <w:t>«Transparent sein, ohne zu überladen. Emotion wecken, ohne aktivistisch zu wirken.»</w:t>
+        <w:t>Transparent sein, ohne zu überladen. Emotion wecken, ohne aktivistisch zu wirken.</w:t>
       </w:r>
     </w:p>
     <w:p>
@@ -5188,23 +6252,7 @@
           <w:color w:val="1A1033"/>
           <w:sz w:val="24"/>
         </w:rPr>
-        <w:t>Folie 8 — Empfehlung</w:t>
-      </w:r>
-    </w:p>
-    <w:p>
-      <w:pPr>
-        <w:pStyle w:val="ListBullet"/>
-        <w:spacing w:after="60"/>
-      </w:pPr>
-      <w:r>
-        <w:rPr>
-          <w:rFonts w:ascii="Calibri" w:hAnsi="Calibri"/>
-          <w:b w:val="0"/>
-          <w:i w:val="0"/>
-          <w:color w:val="333333"/>
-          <w:sz w:val="21"/>
-        </w:rPr>
-        <w:t>Nicht nur operative Unterstützung — strategische Führung der Kommunikation</w:t>
+        <w:t>Folie 7 — Empfehlung</w:t>
       </w:r>
     </w:p>
     <w:p>
@@ -5257,6 +6305,22 @@
     </w:p>
     <w:p>
       <w:pPr>
+        <w:pStyle w:val="ListBullet"/>
+        <w:spacing w:after="60"/>
+      </w:pPr>
+      <w:r>
+        <w:rPr>
+          <w:rFonts w:ascii="Calibri" w:hAnsi="Calibri"/>
+          <w:b w:val="0"/>
+          <w:i w:val="0"/>
+          <w:color w:val="333333"/>
+          <w:sz w:val="21"/>
+        </w:rPr>
+        <w:t>Die Vision braucht Nähe zum Gründer. Die Umsetzung braucht klare Entscheidungswege.</w:t>
+      </w:r>
+    </w:p>
+    <w:p>
+      <w:pPr>
         <w:spacing w:after="40"/>
       </w:pPr>
     </w:p>
@@ -5272,7 +6336,7 @@
           <w:color w:val="1A1033"/>
           <w:sz w:val="24"/>
         </w:rPr>
-        <w:t>Folie 9 — Mögliche Einstiege</w:t>
+        <w:t>Folie 8 — Mögliche Einstiege</w:t>
       </w:r>
     </w:p>
     <w:p>
@@ -5320,7 +6384,7 @@
           <w:color w:val="333333"/>
           <w:sz w:val="21"/>
         </w:rPr>
-        <w:t>Option C: Event-orientiert (16.09.2026 als Ankerpunkt, rückwärts planen)</w:t>
+        <w:t>Option C: Event-orientiert (September-Anlass als Ankerpunkt)</w:t>
       </w:r>
     </w:p>
     <w:p>
@@ -5336,7 +6400,7 @@
           <w:color w:val="333333"/>
           <w:sz w:val="21"/>
         </w:rPr>
-        <w:t>Voraussetzung für alle: Organisatorische Klärung zuerst</w:t>
+        <w:t>Voraussetzung für alle: Organisatorische Klärung als allererster Schritt</w:t>
       </w:r>
     </w:p>
     <w:p>

--- a/beastly-investments/strategies/2026-06-24_strategy_beastly-investments.docx
+++ b/beastly-investments/strategies/2026-06-24_strategy_beastly-investments.docx
@@ -267,6 +267,1220 @@
       </w:r>
     </w:p>
     <w:p>
+      <w:r>
+        <w:rPr>
+          <w:b w:val="0"/>
+          <w:sz w:val="18"/>
+        </w:rPr>
+        <w:t>Beastly startet mit LinkedIn — das ist gesetzt. Die übrigen Kanäle sind kombinierbare Optionen, die schrittweise hinzugenommen werden. Entscheidend: Jeder Kanal hat eine eigene Aufgabe im Kommunikationssystem. Es geht nicht darum, überall präsent zu sein — sondern auf dem richtigen Kanal die richtige Energie zu bringen.</w:t>
+      </w:r>
+    </w:p>
+    <w:tbl>
+      <w:tblPr>
+        <w:tblStyle w:val="TableGrid"/>
+        <w:tblW w:type="auto" w:w="0"/>
+        <w:tblLook w:firstColumn="1" w:firstRow="1" w:lastColumn="0" w:lastRow="0" w:noHBand="0" w:noVBand="1" w:val="04A0"/>
+      </w:tblPr>
+      <w:tblGrid>
+        <w:gridCol w:w="8612"/>
+      </w:tblGrid>
+      <w:tr>
+        <w:tc>
+          <w:tcPr>
+            <w:tcW w:type="dxa" w:w="8612"/>
+            <w:shd w:val="clear" w:color="auto" w:fill="0A66C2"/>
+            <w:tcMar>
+              <w:top w:w="100" w:type="dxa"/>
+              <w:bottom w:w="100" w:type="dxa"/>
+              <w:left w:w="140" w:type="dxa"/>
+              <w:right w:w="140" w:type="dxa"/>
+            </w:tcMar>
+          </w:tcPr>
+          <w:p>
+            <w:r>
+              <w:rPr>
+                <w:rFonts w:ascii="Calibri" w:hAnsi="Calibri"/>
+                <w:b/>
+                <w:i w:val="0"/>
+                <w:color w:val="FFFFFF"/>
+                <w:sz w:val="22"/>
+              </w:rPr>
+              <w:t>LINKEDIN — Gesetzter Ausgangspunkt (nicht verhandelbar)</w:t>
+            </w:r>
+          </w:p>
+          <w:p>
+            <w:r>
+              <w:rPr>
+                <w:rFonts w:ascii="Calibri" w:hAnsi="Calibri"/>
+                <w:b w:val="0"/>
+                <w:i w:val="0"/>
+                <w:color w:val="FFFFFF"/>
+                <w:sz w:val="19"/>
+              </w:rPr>
+              <w:t>→  Professionelle Zielgruppe ist hier präsent — sowohl Retail-affine als auch institutionelle Investoren</w:t>
+            </w:r>
+          </w:p>
+          <w:p>
+            <w:r>
+              <w:rPr>
+                <w:rFonts w:ascii="Calibri" w:hAnsi="Calibri"/>
+                <w:b w:val="0"/>
+                <w:i w:val="0"/>
+                <w:color w:val="FFFFFF"/>
+                <w:sz w:val="19"/>
+              </w:rPr>
+              <w:t>→  Plattform erlaubt tiefe, substanzielle Inhalte — ideal für Vertrauen und Erklärung</w:t>
+            </w:r>
+          </w:p>
+          <w:p>
+            <w:r>
+              <w:rPr>
+                <w:rFonts w:ascii="Calibri" w:hAnsi="Calibri"/>
+                <w:b w:val="0"/>
+                <w:i w:val="0"/>
+                <w:color w:val="FFFFFF"/>
+                <w:sz w:val="19"/>
+              </w:rPr>
+              <w:t>→  Viktors persönliches Profil und Beastlys Markenkanal sind auf derselben Plattform</w:t>
+            </w:r>
+          </w:p>
+          <w:p>
+            <w:r>
+              <w:rPr>
+                <w:rFonts w:ascii="Calibri" w:hAnsi="Calibri"/>
+                <w:b w:val="0"/>
+                <w:i w:val="0"/>
+                <w:color w:val="FFFFFF"/>
+                <w:sz w:val="19"/>
+              </w:rPr>
+              <w:t>→  Höchste Qualität der Engagements im Vergleich zu anderen Kanälen</w:t>
+            </w:r>
+          </w:p>
+        </w:tc>
+      </w:tr>
+    </w:tbl>
+    <w:tbl>
+      <w:tblPr>
+        <w:tblLook w:firstColumn="1" w:firstRow="1" w:lastColumn="0" w:lastRow="0" w:noHBand="0" w:noVBand="1" w:val="04A0"/>
+        <w:tblBorders>
+          <w:top w:val="none"/>
+          <w:left w:val="none"/>
+          <w:bottom w:val="none"/>
+          <w:right w:val="none"/>
+          <w:insideH w:val="none"/>
+          <w:insideV w:val="none"/>
+        </w:tblBorders>
+        <w:tblW w:w="5000" w:type="pct"/>
+      </w:tblPr>
+      <w:tblGrid>
+        <w:gridCol w:w="8612"/>
+      </w:tblGrid>
+      <w:tr>
+        <w:tc>
+          <w:tcPr>
+            <w:tcW w:type="dxa" w:w="8612"/>
+            <w:shd w:val="clear" w:color="auto" w:fill="4b319b"/>
+            <w:tcMar>
+              <w:top w:w="100" w:type="dxa"/>
+              <w:bottom w:w="100" w:type="dxa"/>
+              <w:left w:w="150" w:type="dxa"/>
+              <w:right w:w="150" w:type="dxa"/>
+            </w:tcMar>
+          </w:tcPr>
+          <w:p>
+            <w:r>
+              <w:rPr>
+                <w:b/>
+                <w:color w:val="FFFFFF"/>
+                <w:sz w:val="20"/>
+              </w:rPr>
+              <w:t>WAS LINKEDIN FÜR BEASTLY KONKRET BEWIRKT</w:t>
+            </w:r>
+          </w:p>
+        </w:tc>
+      </w:tr>
+      <w:tr>
+        <w:tc>
+          <w:tcPr>
+            <w:tcW w:type="dxa" w:w="8612"/>
+            <w:shd w:val="clear" w:color="auto" w:fill="EEE8F7"/>
+            <w:tcMar>
+              <w:top w:w="85" w:type="dxa"/>
+              <w:bottom w:w="90" w:type="dxa"/>
+              <w:left w:w="150" w:type="dxa"/>
+              <w:right w:w="150" w:type="dxa"/>
+            </w:tcMar>
+          </w:tcPr>
+          <w:p>
+            <w:r>
+              <w:rPr>
+                <w:b/>
+                <w:color w:val="4B319B"/>
+                <w:sz w:val="18"/>
+              </w:rPr>
+              <w:t>Professionelles Vertrauen im Finanzumfeld</w:t>
+            </w:r>
+          </w:p>
+          <w:p>
+            <w:r>
+              <w:rPr>
+                <w:sz w:val="18"/>
+              </w:rPr>
+              <w:t>LinkedIn ist der einzige Kanal, auf dem Investitionsentscheide durch Content direkt beeinflusst werden. Wer Viktor's Haltung als Gründer kennt, vertraut der Marke dahinter. Anders als visuelle Plattformen erlaubt LinkedIn tiefe, substanzielle Posts — Texte die erklären, Argumente die überzeugen.</w:t>
+            </w:r>
+          </w:p>
+        </w:tc>
+      </w:tr>
+      <w:tr>
+        <w:tc>
+          <w:tcPr>
+            <w:tcW w:type="dxa" w:w="8612"/>
+            <w:shd w:val="clear" w:color="auto" w:fill="F5F0FC"/>
+            <w:tcMar>
+              <w:top w:w="85" w:type="dxa"/>
+              <w:bottom w:w="90" w:type="dxa"/>
+              <w:left w:w="150" w:type="dxa"/>
+              <w:right w:w="150" w:type="dxa"/>
+            </w:tcMar>
+          </w:tcPr>
+          <w:p>
+            <w:r>
+              <w:rPr>
+                <w:b/>
+                <w:color w:val="4B319B"/>
+                <w:sz w:val="18"/>
+              </w:rPr>
+              <w:t>Viktor und Beastly verstärken sich gegenseitig</w:t>
+            </w:r>
+          </w:p>
+          <w:p>
+            <w:r>
+              <w:rPr>
+                <w:sz w:val="18"/>
+              </w:rPr>
+              <w:t>Persönliche Profile erzielen auf LinkedIn in dieser Unternehmensgrösse ein Vielfaches mehr organische Reichweite als Unternehmensseiten. Viktor baut persönliche Reichweite auf, Beastly liefert institutionelle Substanz. Beide Kanäle zusammen bauen das Vertrauens-Ökosystem auf.</w:t>
+            </w:r>
+          </w:p>
+        </w:tc>
+      </w:tr>
+      <w:tr>
+        <w:tc>
+          <w:tcPr>
+            <w:tcW w:type="dxa" w:w="8612"/>
+            <w:shd w:val="clear" w:color="auto" w:fill="EEE8F7"/>
+            <w:tcMar>
+              <w:top w:w="85" w:type="dxa"/>
+              <w:bottom w:w="90" w:type="dxa"/>
+              <w:left w:w="150" w:type="dxa"/>
+              <w:right w:w="150" w:type="dxa"/>
+            </w:tcMar>
+          </w:tcPr>
+          <w:p>
+            <w:r>
+              <w:rPr>
+                <w:b/>
+                <w:color w:val="4B319B"/>
+                <w:sz w:val="18"/>
+              </w:rPr>
+              <w:t>Was Viktor postet — persönliches Profil</w:t>
+            </w:r>
+          </w:p>
+          <w:p>
+            <w:r>
+              <w:rPr>
+                <w:sz w:val="18"/>
+              </w:rPr>
+              <w:t>—  Investment-Reflexionen: Wie denkt Viktor über Kapitalallokation, Risiko und das Schweizer Finanzsystem?</w:t>
+            </w:r>
+          </w:p>
+          <w:p>
+            <w:r>
+              <w:rPr>
+                <w:sz w:val="18"/>
+              </w:rPr>
+              <w:t>—  Persönliche Haltung: Warum Tierschutz und Rendite kein Widerspruch sind — konkret, klar, ohne Pathos</w:t>
+            </w:r>
+          </w:p>
+          <w:p>
+            <w:r>
+              <w:rPr>
+                <w:sz w:val="18"/>
+              </w:rPr>
+              <w:t>—  Gründungsmomente: Einzelne Szenen aus Ägypten, aus dem Aufbau von Beastly, aus FourGive</w:t>
+            </w:r>
+          </w:p>
+          <w:p>
+            <w:r>
+              <w:rPr>
+                <w:sz w:val="18"/>
+              </w:rPr>
+              <w:t>—  Ehrliche Einblicke: Was funktioniert, was ist schwierig, was haben wir gelernt?</w:t>
+            </w:r>
+          </w:p>
+          <w:p>
+            <w:r>
+              <w:rPr>
+                <w:sz w:val="18"/>
+              </w:rPr>
+              <w:t>—  Lydia flankiert dort, wo es natürlich ist — gemeinsame Momente, FourGive-Besuche, persönliche Statements</w:t>
+            </w:r>
+          </w:p>
+        </w:tc>
+      </w:tr>
+      <w:tr>
+        <w:tc>
+          <w:tcPr>
+            <w:tcW w:type="dxa" w:w="8612"/>
+            <w:shd w:val="clear" w:color="auto" w:fill="F5F0FC"/>
+            <w:tcMar>
+              <w:top w:w="85" w:type="dxa"/>
+              <w:bottom w:w="90" w:type="dxa"/>
+              <w:left w:w="150" w:type="dxa"/>
+              <w:right w:w="150" w:type="dxa"/>
+            </w:tcMar>
+          </w:tcPr>
+          <w:p>
+            <w:r>
+              <w:rPr>
+                <w:b/>
+                <w:color w:val="4B319B"/>
+                <w:sz w:val="18"/>
+              </w:rPr>
+              <w:t>Was Beastly postet — Unternehmenskanal</w:t>
+            </w:r>
+          </w:p>
+          <w:p>
+            <w:r>
+              <w:rPr>
+                <w:sz w:val="18"/>
+              </w:rPr>
+              <w:t>—  Transparenz-Content: Lohnstruktur, Mittelverwendung, Animal Cruelty Free Screening — sichtbar, belegbar, echt</w:t>
+            </w:r>
+          </w:p>
+          <w:p>
+            <w:r>
+              <w:rPr>
+                <w:sz w:val="18"/>
+              </w:rPr>
+              <w:t>—  Wirkungsberichte: Was passiert mit dem investierten Geld? Welche Projekte werden unterstützt?</w:t>
+            </w:r>
+          </w:p>
+          <w:p>
+            <w:r>
+              <w:rPr>
+                <w:sz w:val="18"/>
+              </w:rPr>
+              <w:t>—  Bildwelt: Starke Tiere für Investment-Codes, schützenswerte Tiere für Wirkungskommunikation (FourGive)</w:t>
+            </w:r>
+          </w:p>
+          <w:p>
+            <w:r>
+              <w:rPr>
+                <w:sz w:val="18"/>
+              </w:rPr>
+              <w:t>—  Milestones: FINMA-Prozess, erste Investoren, erste messbare Kennzahlen</w:t>
+            </w:r>
+          </w:p>
+        </w:tc>
+      </w:tr>
+    </w:tbl>
+    <w:p/>
+    <w:p>
+      <w:r>
+        <w:rPr>
+          <w:b/>
+          <w:color w:val="4B319B"/>
+          <w:sz w:val="20"/>
+        </w:rPr>
+        <w:t>Kombinierbare Erweiterungsoptionen</w:t>
+      </w:r>
+    </w:p>
+    <w:tbl>
+      <w:tblPr>
+        <w:tblStyle w:val="TableGrid"/>
+        <w:tblW w:type="auto" w:w="0"/>
+        <w:tblLook w:firstColumn="1" w:firstRow="1" w:lastColumn="0" w:lastRow="0" w:noHBand="0" w:noVBand="1" w:val="04A0"/>
+      </w:tblPr>
+      <w:tblGrid>
+        <w:gridCol w:w="2871"/>
+        <w:gridCol w:w="2871"/>
+        <w:gridCol w:w="2871"/>
+      </w:tblGrid>
+      <w:tr>
+        <w:tc>
+          <w:tcPr>
+            <w:tcW w:type="dxa" w:w="2871"/>
+            <w:shd w:val="clear" w:color="auto" w:fill="1a1033"/>
+            <w:tcMar>
+              <w:top w:w="80" w:type="dxa"/>
+              <w:bottom w:w="80" w:type="dxa"/>
+              <w:left w:w="100" w:type="dxa"/>
+              <w:right w:w="100" w:type="dxa"/>
+            </w:tcMar>
+          </w:tcPr>
+          <w:p>
+            <w:r>
+              <w:rPr>
+                <w:rFonts w:ascii="Calibri" w:hAnsi="Calibri"/>
+                <w:b/>
+                <w:i w:val="0"/>
+                <w:color w:val="A176F4"/>
+                <w:sz w:val="18"/>
+              </w:rPr>
+              <w:t>KANAL</w:t>
+            </w:r>
+          </w:p>
+        </w:tc>
+        <w:tc>
+          <w:tcPr>
+            <w:tcW w:type="dxa" w:w="2871"/>
+            <w:shd w:val="clear" w:color="auto" w:fill="1a1033"/>
+            <w:tcMar>
+              <w:top w:w="80" w:type="dxa"/>
+              <w:bottom w:w="80" w:type="dxa"/>
+              <w:left w:w="100" w:type="dxa"/>
+              <w:right w:w="100" w:type="dxa"/>
+            </w:tcMar>
+          </w:tcPr>
+          <w:p>
+            <w:r>
+              <w:rPr>
+                <w:rFonts w:ascii="Calibri" w:hAnsi="Calibri"/>
+                <w:b/>
+                <w:i w:val="0"/>
+                <w:color w:val="A176F4"/>
+                <w:sz w:val="18"/>
+              </w:rPr>
+              <w:t>SCHWERPUNKT &amp; INHALT</w:t>
+            </w:r>
+          </w:p>
+        </w:tc>
+        <w:tc>
+          <w:tcPr>
+            <w:tcW w:type="dxa" w:w="2871"/>
+            <w:shd w:val="clear" w:color="auto" w:fill="1a1033"/>
+            <w:tcMar>
+              <w:top w:w="80" w:type="dxa"/>
+              <w:bottom w:w="80" w:type="dxa"/>
+              <w:left w:w="100" w:type="dxa"/>
+              <w:right w:w="100" w:type="dxa"/>
+            </w:tcMar>
+          </w:tcPr>
+          <w:p>
+            <w:r>
+              <w:rPr>
+                <w:rFonts w:ascii="Calibri" w:hAnsi="Calibri"/>
+                <w:b/>
+                <w:i w:val="0"/>
+                <w:color w:val="A176F4"/>
+                <w:sz w:val="18"/>
+              </w:rPr>
+              <w:t>WANN SINNVOLL</w:t>
+            </w:r>
+          </w:p>
+        </w:tc>
+      </w:tr>
+      <w:tr>
+        <w:tc>
+          <w:tcPr>
+            <w:tcW w:type="dxa" w:w="2871"/>
+            <w:shd w:val="clear" w:color="auto" w:fill="EDE8FF"/>
+            <w:tcMar>
+              <w:top w:w="80" w:type="dxa"/>
+              <w:bottom w:w="80" w:type="dxa"/>
+              <w:left w:w="100" w:type="dxa"/>
+              <w:right w:w="100" w:type="dxa"/>
+            </w:tcMar>
+          </w:tcPr>
+          <w:p>
+            <w:r>
+              <w:rPr>
+                <w:rFonts w:ascii="Calibri" w:hAnsi="Calibri"/>
+                <w:b/>
+                <w:i w:val="0"/>
+                <w:color w:val="4B319B"/>
+                <w:sz w:val="20"/>
+              </w:rPr>
+              <w:t>+  INSTAGRAM / META</w:t>
+            </w:r>
+          </w:p>
+        </w:tc>
+        <w:tc>
+          <w:tcPr>
+            <w:tcW w:type="dxa" w:w="2871"/>
+            <w:shd w:val="clear" w:color="auto" w:fill="F8F6FF"/>
+            <w:tcMar>
+              <w:top w:w="80" w:type="dxa"/>
+              <w:bottom w:w="80" w:type="dxa"/>
+              <w:left w:w="100" w:type="dxa"/>
+              <w:right w:w="100" w:type="dxa"/>
+            </w:tcMar>
+          </w:tcPr>
+          <w:p>
+            <w:r>
+              <w:rPr>
+                <w:rFonts w:ascii="Calibri" w:hAnsi="Calibri"/>
+                <w:b w:val="0"/>
+                <w:i w:val="0"/>
+                <w:color w:val="333333"/>
+                <w:sz w:val="19"/>
+              </w:rPr>
+              <w:t>Visueller Schwerpunkt: Dual-Bildwelt, Tierwohl-Momente, FourGive-Geschichten, emotionale Momentaufnahmen. Beide Botschaften (Invest + Tierwohl) — Emotion führt.</w:t>
+            </w:r>
+          </w:p>
+        </w:tc>
+        <w:tc>
+          <w:tcPr>
+            <w:tcW w:type="dxa" w:w="2871"/>
+            <w:shd w:val="clear" w:color="auto" w:fill="F8F6FF"/>
+            <w:tcMar>
+              <w:top w:w="80" w:type="dxa"/>
+              <w:bottom w:w="80" w:type="dxa"/>
+              <w:left w:w="100" w:type="dxa"/>
+              <w:right w:w="100" w:type="dxa"/>
+            </w:tcMar>
+          </w:tcPr>
+          <w:p>
+            <w:r>
+              <w:rPr>
+                <w:rFonts w:ascii="Calibri" w:hAnsi="Calibri"/>
+                <w:b w:val="0"/>
+                <w:i w:val="0"/>
+                <w:color w:val="555555"/>
+                <w:sz w:val="19"/>
+              </w:rPr>
+              <w:t>Wenn visueller Content (Tierbilder, FourGive-Momente) produziert werden kann. Synergie mit Meta-Ads.</w:t>
+            </w:r>
+          </w:p>
+        </w:tc>
+      </w:tr>
+      <w:tr>
+        <w:tc>
+          <w:tcPr>
+            <w:tcW w:type="dxa" w:w="2871"/>
+            <w:shd w:val="clear" w:color="auto" w:fill="EDE8FF"/>
+            <w:tcMar>
+              <w:top w:w="80" w:type="dxa"/>
+              <w:bottom w:w="80" w:type="dxa"/>
+              <w:left w:w="100" w:type="dxa"/>
+              <w:right w:w="100" w:type="dxa"/>
+            </w:tcMar>
+          </w:tcPr>
+          <w:p>
+            <w:r>
+              <w:rPr>
+                <w:rFonts w:ascii="Calibri" w:hAnsi="Calibri"/>
+                <w:b/>
+                <w:i w:val="0"/>
+                <w:color w:val="4B319B"/>
+                <w:sz w:val="20"/>
+              </w:rPr>
+              <w:t>+  TIKTOK</w:t>
+            </w:r>
+          </w:p>
+        </w:tc>
+        <w:tc>
+          <w:tcPr>
+            <w:tcW w:type="dxa" w:w="2871"/>
+            <w:shd w:val="clear" w:color="auto" w:fill="F0EDFF"/>
+            <w:tcMar>
+              <w:top w:w="80" w:type="dxa"/>
+              <w:bottom w:w="80" w:type="dxa"/>
+              <w:left w:w="100" w:type="dxa"/>
+              <w:right w:w="100" w:type="dxa"/>
+            </w:tcMar>
+          </w:tcPr>
+          <w:p>
+            <w:r>
+              <w:rPr>
+                <w:rFonts w:ascii="Calibri" w:hAnsi="Calibri"/>
+                <w:b w:val="0"/>
+                <w:i w:val="0"/>
+                <w:color w:val="333333"/>
+                <w:sz w:val="19"/>
+              </w:rPr>
+              <w:t>Persönlichkeit und Gesichter: kurze, authentische Video-Formate. Viktor erklärt etwas. Ein Moment bei FourGive. Eine ehrliche Reflexion. Roher als LinkedIn.</w:t>
+            </w:r>
+          </w:p>
+        </w:tc>
+        <w:tc>
+          <w:tcPr>
+            <w:tcW w:type="dxa" w:w="2871"/>
+            <w:shd w:val="clear" w:color="auto" w:fill="F0EDFF"/>
+            <w:tcMar>
+              <w:top w:w="80" w:type="dxa"/>
+              <w:bottom w:w="80" w:type="dxa"/>
+              <w:left w:w="100" w:type="dxa"/>
+              <w:right w:w="100" w:type="dxa"/>
+            </w:tcMar>
+          </w:tcPr>
+          <w:p>
+            <w:r>
+              <w:rPr>
+                <w:rFonts w:ascii="Calibri" w:hAnsi="Calibri"/>
+                <w:b w:val="0"/>
+                <w:i w:val="0"/>
+                <w:color w:val="555555"/>
+                <w:sz w:val="19"/>
+              </w:rPr>
+              <w:t>Wenn Viktor bereit ist, sich selbst vor der Kamera zu zeigen. Höchster Produktionsaufwand per Kanal — aber stärkste Persönlichkeitswirkung.</w:t>
+            </w:r>
+          </w:p>
+        </w:tc>
+      </w:tr>
+      <w:tr>
+        <w:tc>
+          <w:tcPr>
+            <w:tcW w:type="dxa" w:w="2871"/>
+          </w:tcPr>
+          <w:p/>
+        </w:tc>
+        <w:tc>
+          <w:tcPr>
+            <w:tcW w:type="dxa" w:w="2871"/>
+          </w:tcPr>
+          <w:p/>
+        </w:tc>
+        <w:tc>
+          <w:tcPr>
+            <w:tcW w:type="dxa" w:w="2871"/>
+          </w:tcPr>
+          <w:p/>
+        </w:tc>
+      </w:tr>
+    </w:tbl>
+    <w:tbl>
+      <w:tblPr>
+        <w:tblLook w:firstColumn="1" w:firstRow="1" w:lastColumn="0" w:lastRow="0" w:noHBand="0" w:noVBand="1" w:val="04A0"/>
+        <w:tblBorders>
+          <w:top w:val="none"/>
+          <w:left w:val="none"/>
+          <w:bottom w:val="none"/>
+          <w:right w:val="none"/>
+          <w:insideH w:val="none"/>
+          <w:insideV w:val="none"/>
+        </w:tblBorders>
+        <w:tblW w:w="5000" w:type="pct"/>
+      </w:tblPr>
+      <w:tblGrid>
+        <w:gridCol w:w="8612"/>
+      </w:tblGrid>
+      <w:tr>
+        <w:tc>
+          <w:tcPr>
+            <w:tcW w:type="dxa" w:w="8612"/>
+            <w:shd w:val="clear" w:color="auto" w:fill="BD5435"/>
+            <w:tcMar>
+              <w:top w:w="100" w:type="dxa"/>
+              <w:bottom w:w="100" w:type="dxa"/>
+              <w:left w:w="150" w:type="dxa"/>
+              <w:right w:w="150" w:type="dxa"/>
+            </w:tcMar>
+          </w:tcPr>
+          <w:p>
+            <w:r>
+              <w:rPr>
+                <w:b/>
+                <w:color w:val="FFFFFF"/>
+                <w:sz w:val="20"/>
+              </w:rPr>
+              <w:t>INSTAGRAM / META — WAS DIESER KANAL FÜR BEASTLY BEWIRKT</w:t>
+            </w:r>
+          </w:p>
+        </w:tc>
+      </w:tr>
+      <w:tr>
+        <w:tc>
+          <w:tcPr>
+            <w:tcW w:type="dxa" w:w="8612"/>
+            <w:shd w:val="clear" w:color="auto" w:fill="EEE8F7"/>
+            <w:tcMar>
+              <w:top w:w="85" w:type="dxa"/>
+              <w:bottom w:w="90" w:type="dxa"/>
+              <w:left w:w="150" w:type="dxa"/>
+              <w:right w:w="150" w:type="dxa"/>
+            </w:tcMar>
+          </w:tcPr>
+          <w:p>
+            <w:r>
+              <w:rPr>
+                <w:b/>
+                <w:color w:val="4B319B"/>
+                <w:sz w:val="18"/>
+              </w:rPr>
+              <w:t>Warum Instagram / Meta</w:t>
+            </w:r>
+          </w:p>
+          <w:p>
+            <w:r>
+              <w:rPr>
+                <w:sz w:val="18"/>
+              </w:rPr>
+              <w:t>Beastly hat zwei starke Bilderwelten: kraftvolle Raubtiere als Investment-Code und schützenswerte Tiere für FourGive-Wirkungsgeschichten. Instagram ist das natürliche Zuhause dafür — wo LinkedIn auf Sprache setzt, setzt Instagram auf Bild. Menschen mit Tierwohl-Affinität werden emotional abgeholt, bevor sie über Investment nachdenken. Das erweitert den Kreis weit über den Finanzsektor hinaus.</w:t>
+            </w:r>
+          </w:p>
+        </w:tc>
+      </w:tr>
+      <w:tr>
+        <w:tc>
+          <w:tcPr>
+            <w:tcW w:type="dxa" w:w="8612"/>
+            <w:shd w:val="clear" w:color="auto" w:fill="F5F0FC"/>
+            <w:tcMar>
+              <w:top w:w="85" w:type="dxa"/>
+              <w:bottom w:w="90" w:type="dxa"/>
+              <w:left w:w="150" w:type="dxa"/>
+              <w:right w:w="150" w:type="dxa"/>
+            </w:tcMar>
+          </w:tcPr>
+          <w:p>
+            <w:r>
+              <w:rPr>
+                <w:b/>
+                <w:color w:val="4B319B"/>
+                <w:sz w:val="18"/>
+              </w:rPr>
+              <w:t>Meta-Ads-Synergie</w:t>
+            </w:r>
+          </w:p>
+          <w:p>
+            <w:r>
+              <w:rPr>
+                <w:sz w:val="18"/>
+              </w:rPr>
+              <w:t>Die Meta-Infrastruktur (Facebook + Instagram) erlaubt es, organische Creatives direkt als bezahlte Werbung einzusetzen. Kein doppelter Produktionsaufwand — ein Asset, zwei Nutzungswege. Organische Posts validieren, was als Ad skaliert werden soll.</w:t>
+            </w:r>
+          </w:p>
+        </w:tc>
+      </w:tr>
+      <w:tr>
+        <w:tc>
+          <w:tcPr>
+            <w:tcW w:type="dxa" w:w="8612"/>
+            <w:shd w:val="clear" w:color="auto" w:fill="EEE8F7"/>
+            <w:tcMar>
+              <w:top w:w="85" w:type="dxa"/>
+              <w:bottom w:w="90" w:type="dxa"/>
+              <w:left w:w="150" w:type="dxa"/>
+              <w:right w:w="150" w:type="dxa"/>
+            </w:tcMar>
+          </w:tcPr>
+          <w:p>
+            <w:r>
+              <w:rPr>
+                <w:b/>
+                <w:color w:val="4B319B"/>
+                <w:sz w:val="18"/>
+              </w:rPr>
+              <w:t>Was auf Instagram kommuniziert wird</w:t>
+            </w:r>
+          </w:p>
+          <w:p>
+            <w:r>
+              <w:rPr>
+                <w:sz w:val="18"/>
+              </w:rPr>
+              <w:t>—  Tier-Bildwelt: Raubtierfotos (Kraft, Präzision, Würde) alternierend mit FourGive-Momenten (Fürsorge, Wirkung)</w:t>
+            </w:r>
+          </w:p>
+          <w:p>
+            <w:r>
+              <w:rPr>
+                <w:sz w:val="18"/>
+              </w:rPr>
+              <w:t>—  Wirkungsgeschichten: Was passiert mit dem investierten Geld? Welches Tier wurde behandelt?</w:t>
+            </w:r>
+          </w:p>
+          <w:p>
+            <w:r>
+              <w:rPr>
+                <w:sz w:val="18"/>
+              </w:rPr>
+              <w:t>—  Viktor und Lydia persönlich: Authentische Momentaufnahmen, keine Hochglanz-Inszenierung</w:t>
+            </w:r>
+          </w:p>
+          <w:p>
+            <w:r>
+              <w:rPr>
+                <w:sz w:val="18"/>
+              </w:rPr>
+              <w:t>—  Zitat-Cards: Kernaussagen visuell aufbereitet im Beastly-Brand-Design</w:t>
+            </w:r>
+          </w:p>
+        </w:tc>
+      </w:tr>
+    </w:tbl>
+    <w:tbl>
+      <w:tblPr>
+        <w:tblLook w:firstColumn="1" w:firstRow="1" w:lastColumn="0" w:lastRow="0" w:noHBand="0" w:noVBand="1" w:val="04A0"/>
+        <w:tblBorders>
+          <w:top w:val="none"/>
+          <w:left w:val="none"/>
+          <w:bottom w:val="none"/>
+          <w:right w:val="none"/>
+          <w:insideH w:val="none"/>
+          <w:insideV w:val="none"/>
+        </w:tblBorders>
+        <w:tblW w:w="5000" w:type="pct"/>
+      </w:tblPr>
+      <w:tblGrid>
+        <w:gridCol w:w="8612"/>
+      </w:tblGrid>
+      <w:tr>
+        <w:tc>
+          <w:tcPr>
+            <w:tcW w:type="dxa" w:w="8612"/>
+            <w:shd w:val="clear" w:color="auto" w:fill="142233"/>
+            <w:tcMar>
+              <w:top w:w="100" w:type="dxa"/>
+              <w:bottom w:w="100" w:type="dxa"/>
+              <w:left w:w="150" w:type="dxa"/>
+              <w:right w:w="150" w:type="dxa"/>
+            </w:tcMar>
+          </w:tcPr>
+          <w:p>
+            <w:r>
+              <w:rPr>
+                <w:b/>
+                <w:color w:val="FFFFFF"/>
+                <w:sz w:val="20"/>
+              </w:rPr>
+              <w:t>TIKTOK — WAS DIESER KANAL FÜR BEASTLY BEWIRKT</w:t>
+            </w:r>
+          </w:p>
+        </w:tc>
+      </w:tr>
+      <w:tr>
+        <w:tc>
+          <w:tcPr>
+            <w:tcW w:type="dxa" w:w="8612"/>
+            <w:shd w:val="clear" w:color="auto" w:fill="EEE8F7"/>
+            <w:tcMar>
+              <w:top w:w="85" w:type="dxa"/>
+              <w:bottom w:w="90" w:type="dxa"/>
+              <w:left w:w="150" w:type="dxa"/>
+              <w:right w:w="150" w:type="dxa"/>
+            </w:tcMar>
+          </w:tcPr>
+          <w:p>
+            <w:r>
+              <w:rPr>
+                <w:b/>
+                <w:color w:val="4B319B"/>
+                <w:sz w:val="18"/>
+              </w:rPr>
+              <w:t>Warum TikTok</w:t>
+            </w:r>
+          </w:p>
+          <w:p>
+            <w:r>
+              <w:rPr>
+                <w:sz w:val="18"/>
+              </w:rPr>
+              <w:t>TikTok ist der einzige Kanal, auf dem unbekannte Accounts durch den Algorithmus grosse Reichweite erreichen können. Viktors Geschichte — vom Moment in Ägypten zur FINMA-Bewilligung — hat dieses Potenzial. Gleichzeitig erschliesst TikTok eine jüngere Retail-Zielgruppe (Millennials, Gen Z), die auf LinkedIn nicht erreichbar ist und Investieren als Alltagsthema wahrnimmt.</w:t>
+            </w:r>
+          </w:p>
+        </w:tc>
+      </w:tr>
+      <w:tr>
+        <w:tc>
+          <w:tcPr>
+            <w:tcW w:type="dxa" w:w="8612"/>
+            <w:shd w:val="clear" w:color="auto" w:fill="F5F0FC"/>
+            <w:tcMar>
+              <w:top w:w="85" w:type="dxa"/>
+              <w:bottom w:w="90" w:type="dxa"/>
+              <w:left w:w="150" w:type="dxa"/>
+              <w:right w:w="150" w:type="dxa"/>
+            </w:tcMar>
+          </w:tcPr>
+          <w:p>
+            <w:r>
+              <w:rPr>
+                <w:b/>
+                <w:color w:val="4B319B"/>
+                <w:sz w:val="18"/>
+              </w:rPr>
+              <w:t>Keine Hochglanz-Produktion — Authentizität gewinnt</w:t>
+            </w:r>
+          </w:p>
+          <w:p>
+            <w:r>
+              <w:rPr>
+                <w:sz w:val="18"/>
+              </w:rPr>
+              <w:t>Ein ehrlicher 60-Sekunden-Clip von Viktor, der erklärt warum er Beastly gegründet hat, ist wirkungsvoller als jedes produzierte Markenvideo. TikTok belohnt Echtheit und bestraft Inszenierung sofort.</w:t>
+            </w:r>
+          </w:p>
+        </w:tc>
+      </w:tr>
+      <w:tr>
+        <w:tc>
+          <w:tcPr>
+            <w:tcW w:type="dxa" w:w="8612"/>
+            <w:shd w:val="clear" w:color="auto" w:fill="EEE8F7"/>
+            <w:tcMar>
+              <w:top w:w="85" w:type="dxa"/>
+              <w:bottom w:w="90" w:type="dxa"/>
+              <w:left w:w="150" w:type="dxa"/>
+              <w:right w:w="150" w:type="dxa"/>
+            </w:tcMar>
+          </w:tcPr>
+          <w:p>
+            <w:r>
+              <w:rPr>
+                <w:b/>
+                <w:color w:val="4B319B"/>
+                <w:sz w:val="18"/>
+              </w:rPr>
+              <w:t>Was auf TikTok kommuniziert wird</w:t>
+            </w:r>
+          </w:p>
+          <w:p>
+            <w:r>
+              <w:rPr>
+                <w:sz w:val="18"/>
+              </w:rPr>
+              <w:t>—  Viktor erklärt in 60 Sekunden, warum Beastly existiert — kein Skript, kein Teleprompter</w:t>
+            </w:r>
+          </w:p>
+          <w:p>
+            <w:r>
+              <w:rPr>
+                <w:sz w:val="18"/>
+              </w:rPr>
+              <w:t>—  Momente aus der FourGive-Tierklinik in Ägypten: Was passiert dort, wen helfen wir?</w:t>
+            </w:r>
+          </w:p>
+          <w:p>
+            <w:r>
+              <w:rPr>
+                <w:sz w:val="18"/>
+              </w:rPr>
+              <w:t>—  Ehrliche Reflexionen: «Was ich über Investieren und Tierschutz gelernt habe»</w:t>
+            </w:r>
+          </w:p>
+          <w:p>
+            <w:r>
+              <w:rPr>
+                <w:sz w:val="18"/>
+              </w:rPr>
+              <w:t>—  Behind-the-Scenes: Wie baut man einen Fonds auf? Was macht die FINMA?</w:t>
+            </w:r>
+          </w:p>
+        </w:tc>
+      </w:tr>
+      <w:tr>
+        <w:tc>
+          <w:tcPr>
+            <w:tcW w:type="dxa" w:w="8612"/>
+            <w:shd w:val="clear" w:color="auto" w:fill="F5F0FC"/>
+            <w:tcMar>
+              <w:top w:w="85" w:type="dxa"/>
+              <w:bottom w:w="90" w:type="dxa"/>
+              <w:left w:w="150" w:type="dxa"/>
+              <w:right w:w="150" w:type="dxa"/>
+            </w:tcMar>
+          </w:tcPr>
+          <w:p>
+            <w:r>
+              <w:rPr>
+                <w:b/>
+                <w:color w:val="4B319B"/>
+                <w:sz w:val="18"/>
+              </w:rPr>
+              <w:t>Wichtige Bedingung</w:t>
+            </w:r>
+          </w:p>
+          <w:p>
+            <w:r>
+              <w:rPr>
+                <w:sz w:val="18"/>
+              </w:rPr>
+              <w:t>TikTok entfaltet Wirkung nur, wenn Viktor wirklich bereit ist, sich authentisch zu zeigen. Ein halbherziger Auftritt schadet mehr als er nützt. Wenn die Bereitschaft da ist, kann TikTok Beastly schneller bekannt machen als jeder andere Kanal.</w:t>
+            </w:r>
+          </w:p>
+        </w:tc>
+      </w:tr>
+    </w:tbl>
+    <w:p/>
+    <w:p>
+      <w:r>
+        <w:rPr>
+          <w:b/>
+          <w:color w:val="4B319B"/>
+          <w:sz w:val="20"/>
+        </w:rPr>
+        <w:t>Empfohlene Kombinationslogik</w:t>
+      </w:r>
+    </w:p>
+    <w:tbl>
+      <w:tblPr>
+        <w:tblStyle w:val="TableGrid"/>
+        <w:tblW w:type="auto" w:w="0"/>
+        <w:tblLook w:firstColumn="1" w:firstRow="1" w:lastColumn="0" w:lastRow="0" w:noHBand="0" w:noVBand="1" w:val="04A0"/>
+      </w:tblPr>
+      <w:tblGrid>
+        <w:gridCol w:w="4306"/>
+        <w:gridCol w:w="4306"/>
+      </w:tblGrid>
+      <w:tr>
+        <w:tc>
+          <w:tcPr>
+            <w:tcW w:type="dxa" w:w="4306"/>
+            <w:shd w:val="clear" w:color="auto" w:fill="142233"/>
+            <w:tcMar>
+              <w:top w:w="70" w:type="dxa"/>
+              <w:bottom w:w="70" w:type="dxa"/>
+              <w:left w:w="100" w:type="dxa"/>
+              <w:right w:w="100" w:type="dxa"/>
+            </w:tcMar>
+          </w:tcPr>
+          <w:p>
+            <w:r>
+              <w:rPr>
+                <w:rFonts w:ascii="Calibri" w:hAnsi="Calibri"/>
+                <w:b/>
+                <w:i w:val="0"/>
+                <w:color w:val="A176F4"/>
+                <w:sz w:val="18"/>
+              </w:rPr>
+              <w:t>RESSOURCEN / SITUATION</w:t>
+            </w:r>
+          </w:p>
+        </w:tc>
+        <w:tc>
+          <w:tcPr>
+            <w:tcW w:type="dxa" w:w="4306"/>
+            <w:shd w:val="clear" w:color="auto" w:fill="142233"/>
+            <w:tcMar>
+              <w:top w:w="70" w:type="dxa"/>
+              <w:bottom w:w="70" w:type="dxa"/>
+              <w:left w:w="100" w:type="dxa"/>
+              <w:right w:w="100" w:type="dxa"/>
+            </w:tcMar>
+          </w:tcPr>
+          <w:p>
+            <w:r>
+              <w:rPr>
+                <w:rFonts w:ascii="Calibri" w:hAnsi="Calibri"/>
+                <w:b/>
+                <w:i w:val="0"/>
+                <w:color w:val="A176F4"/>
+                <w:sz w:val="18"/>
+              </w:rPr>
+              <w:t>EMPFEHLUNG</w:t>
+            </w:r>
+          </w:p>
+        </w:tc>
+      </w:tr>
+      <w:tr>
+        <w:tc>
+          <w:tcPr>
+            <w:tcW w:type="dxa" w:w="4306"/>
+            <w:shd w:val="clear" w:color="auto" w:fill="F5F3FF"/>
+            <w:tcMar>
+              <w:top w:w="80" w:type="dxa"/>
+              <w:bottom w:w="80" w:type="dxa"/>
+              <w:left w:w="100" w:type="dxa"/>
+              <w:right w:w="100" w:type="dxa"/>
+            </w:tcMar>
+          </w:tcPr>
+          <w:p>
+            <w:r>
+              <w:rPr>
+                <w:rFonts w:ascii="Calibri" w:hAnsi="Calibri"/>
+                <w:b/>
+                <w:i w:val="0"/>
+                <w:color w:val="1A1033"/>
+                <w:sz w:val="19"/>
+              </w:rPr>
+              <w:t>Minimale Ressourcen / Startphase</w:t>
+            </w:r>
+          </w:p>
+        </w:tc>
+        <w:tc>
+          <w:tcPr>
+            <w:tcW w:type="dxa" w:w="4306"/>
+            <w:shd w:val="clear" w:color="auto" w:fill="F5F3FF"/>
+            <w:tcMar>
+              <w:top w:w="80" w:type="dxa"/>
+              <w:bottom w:w="80" w:type="dxa"/>
+              <w:left w:w="100" w:type="dxa"/>
+              <w:right w:w="100" w:type="dxa"/>
+            </w:tcMar>
+          </w:tcPr>
+          <w:p>
+            <w:r>
+              <w:rPr>
+                <w:rFonts w:ascii="Calibri" w:hAnsi="Calibri"/>
+                <w:b w:val="0"/>
+                <w:i w:val="0"/>
+                <w:color w:val="333333"/>
+                <w:sz w:val="19"/>
+              </w:rPr>
+              <w:t>LinkedIn allein (Viktor Profil + Beastly Markenkanal) — Fokus, Konsistenz, Qualität über Quantität.</w:t>
+            </w:r>
+          </w:p>
+        </w:tc>
+      </w:tr>
+      <w:tr>
+        <w:tc>
+          <w:tcPr>
+            <w:tcW w:type="dxa" w:w="4306"/>
+            <w:shd w:val="clear" w:color="auto" w:fill="EEF0FF"/>
+            <w:tcMar>
+              <w:top w:w="80" w:type="dxa"/>
+              <w:bottom w:w="80" w:type="dxa"/>
+              <w:left w:w="100" w:type="dxa"/>
+              <w:right w:w="100" w:type="dxa"/>
+            </w:tcMar>
+          </w:tcPr>
+          <w:p>
+            <w:r>
+              <w:rPr>
+                <w:rFonts w:ascii="Calibri" w:hAnsi="Calibri"/>
+                <w:b/>
+                <w:i w:val="0"/>
+                <w:color w:val="1A1033"/>
+                <w:sz w:val="19"/>
+              </w:rPr>
+              <w:t>Moderate Ressourcen / visueller Content vorhanden</w:t>
+            </w:r>
+          </w:p>
+        </w:tc>
+        <w:tc>
+          <w:tcPr>
+            <w:tcW w:type="dxa" w:w="4306"/>
+            <w:shd w:val="clear" w:color="auto" w:fill="EEF0FF"/>
+            <w:tcMar>
+              <w:top w:w="80" w:type="dxa"/>
+              <w:bottom w:w="80" w:type="dxa"/>
+              <w:left w:w="100" w:type="dxa"/>
+              <w:right w:w="100" w:type="dxa"/>
+            </w:tcMar>
+          </w:tcPr>
+          <w:p>
+            <w:r>
+              <w:rPr>
+                <w:rFonts w:ascii="Calibri" w:hAnsi="Calibri"/>
+                <w:b w:val="0"/>
+                <w:i w:val="0"/>
+                <w:color w:val="333333"/>
+                <w:sz w:val="19"/>
+              </w:rPr>
+              <w:t>LinkedIn + Instagram — visuelle Tierwohl-Inhalte ergänzen den textlastigen LinkedIn-Auftritt. Synergie mit Meta-Ads.</w:t>
+            </w:r>
+          </w:p>
+        </w:tc>
+      </w:tr>
+      <w:tr>
+        <w:tc>
+          <w:tcPr>
+            <w:tcW w:type="dxa" w:w="4306"/>
+            <w:shd w:val="clear" w:color="auto" w:fill="F5F3FF"/>
+            <w:tcMar>
+              <w:top w:w="80" w:type="dxa"/>
+              <w:bottom w:w="80" w:type="dxa"/>
+              <w:left w:w="100" w:type="dxa"/>
+              <w:right w:w="100" w:type="dxa"/>
+            </w:tcMar>
+          </w:tcPr>
+          <w:p>
+            <w:r>
+              <w:rPr>
+                <w:rFonts w:ascii="Calibri" w:hAnsi="Calibri"/>
+                <w:b/>
+                <w:i w:val="0"/>
+                <w:color w:val="1A1033"/>
+                <w:sz w:val="19"/>
+              </w:rPr>
+              <w:t>Volle Kapazität / nach erstem Fundament</w:t>
+            </w:r>
+          </w:p>
+        </w:tc>
+        <w:tc>
+          <w:tcPr>
+            <w:tcW w:type="dxa" w:w="4306"/>
+            <w:shd w:val="clear" w:color="auto" w:fill="F5F3FF"/>
+            <w:tcMar>
+              <w:top w:w="80" w:type="dxa"/>
+              <w:bottom w:w="80" w:type="dxa"/>
+              <w:left w:w="100" w:type="dxa"/>
+              <w:right w:w="100" w:type="dxa"/>
+            </w:tcMar>
+          </w:tcPr>
+          <w:p>
+            <w:r>
+              <w:rPr>
+                <w:rFonts w:ascii="Calibri" w:hAnsi="Calibri"/>
+                <w:b w:val="0"/>
+                <w:i w:val="0"/>
+                <w:color w:val="333333"/>
+                <w:sz w:val="19"/>
+              </w:rPr>
+              <w:t>LinkedIn + Instagram + TikTok — erst wenn das Fundament steht, die Botschaften klar sind und Produktionskapazität vorhanden ist.</w:t>
+            </w:r>
+          </w:p>
+        </w:tc>
+      </w:tr>
+    </w:tbl>
+    <w:tbl>
+      <w:tblPr>
+        <w:tblLook w:firstColumn="1" w:firstRow="1" w:lastColumn="0" w:lastRow="0" w:noHBand="0" w:noVBand="1" w:val="04A0"/>
+        <w:tblBorders>
+          <w:top w:val="none"/>
+          <w:left w:val="none"/>
+          <w:bottom w:val="none"/>
+          <w:right w:val="none"/>
+          <w:insideH w:val="none"/>
+          <w:insideV w:val="none"/>
+        </w:tblBorders>
+        <w:tblW w:w="5000" w:type="pct"/>
+      </w:tblPr>
+      <w:tblGrid>
+        <w:gridCol w:w="8612"/>
+      </w:tblGrid>
+      <w:tr>
+        <w:tc>
+          <w:tcPr>
+            <w:tcW w:type="dxa" w:w="8612"/>
+            <w:shd w:val="clear" w:color="auto" w:fill="E3F2FD"/>
+            <w:tcMar>
+              <w:top w:w="120" w:type="dxa"/>
+              <w:bottom w:w="120" w:type="dxa"/>
+              <w:left w:w="160" w:type="dxa"/>
+              <w:right w:w="160" w:type="dxa"/>
+            </w:tcMar>
+          </w:tcPr>
+          <w:p>
+            <w:r>
+              <w:rPr>
+                <w:b/>
+                <w:color w:val="1A237E"/>
+                <w:sz w:val="18"/>
+              </w:rPr>
+              <w:t xml:space="preserve">WARUM  </w:t>
+            </w:r>
+            <w:r>
+              <w:rPr>
+                <w:sz w:val="18"/>
+              </w:rPr>
+              <w:t>Mehr Kanäle bedeuten mehr Komplexität — nicht automatisch mehr Reichweite. Jeder Kanal braucht eigene Energie, eigenes Format und eigene Kadenz. Wer sich verteilt ohne Substanz, wirkt überall schwach statt auf einem Kanal stark.</w:t>
+            </w:r>
+          </w:p>
+          <w:p>
+            <w:r>
+              <w:rPr>
+                <w:sz w:val="18"/>
+              </w:rPr>
+              <w:t>LinkedIn ist gesetzt, weil er die Kernzielgruppe direkt trifft und gleichzeitig die nötige Tiefe erlaubt. Instagram und TikTok kommen hinzu, wenn das LinkedIn-Fundament steht — nicht davor. Die Entscheidung für Instagram oder TikTok hängt davon ab, welches Format Viktor und Lydia wirklich konsequent bespielen können und wollen.</w:t>
+            </w:r>
+          </w:p>
+        </w:tc>
+      </w:tr>
+    </w:tbl>
+    <w:p>
       <w:pPr>
         <w:pStyle w:val="ListBullet"/>
         <w:spacing w:after="60"/>
@@ -330,6 +1544,524 @@
         <w:t xml:space="preserve">    6.8  Social Media Ads</w:t>
       </w:r>
     </w:p>
+    <w:p>
+      <w:r>
+        <w:rPr>
+          <w:b w:val="0"/>
+          <w:sz w:val="18"/>
+        </w:rPr>
+        <w:t>Die Ads-Strategie folgt dem organischen Aufbau — nicht umgekehrt. Awareness-Ads verstärken, was organisch bereits resoniert. Conversion-Ads werden erst eingesetzt, wenn das Grundrauschen steht. Die Sequenz ist entscheidend: Fundament organisch aufbauen → Awareness-Ads schalten → Conversion-Ads einsetzen.</w:t>
+      </w:r>
+    </w:p>
+    <w:tbl>
+      <w:tblPr>
+        <w:tblLook w:firstColumn="1" w:firstRow="1" w:lastColumn="0" w:lastRow="0" w:noHBand="0" w:noVBand="1" w:val="04A0"/>
+        <w:tblBorders>
+          <w:top w:val="none"/>
+          <w:left w:val="none"/>
+          <w:bottom w:val="none"/>
+          <w:right w:val="none"/>
+          <w:insideH w:val="none"/>
+          <w:insideV w:val="none"/>
+        </w:tblBorders>
+        <w:tblW w:w="5000" w:type="pct"/>
+      </w:tblPr>
+      <w:tblGrid>
+        <w:gridCol w:w="8612"/>
+      </w:tblGrid>
+      <w:tr>
+        <w:tc>
+          <w:tcPr>
+            <w:tcW w:type="dxa" w:w="8612"/>
+            <w:shd w:val="clear" w:color="auto" w:fill="4b319b"/>
+            <w:tcMar>
+              <w:top w:w="100" w:type="dxa"/>
+              <w:bottom w:w="100" w:type="dxa"/>
+              <w:left w:w="150" w:type="dxa"/>
+              <w:right w:w="150" w:type="dxa"/>
+            </w:tcMar>
+          </w:tcPr>
+          <w:p>
+            <w:r>
+              <w:rPr>
+                <w:b/>
+                <w:color w:val="FFFFFF"/>
+                <w:sz w:val="20"/>
+              </w:rPr>
+              <w:t>PHASE 1 — AWARENESS</w:t>
+            </w:r>
+          </w:p>
+        </w:tc>
+      </w:tr>
+      <w:tr>
+        <w:tc>
+          <w:tcPr>
+            <w:tcW w:type="dxa" w:w="8612"/>
+            <w:shd w:val="clear" w:color="auto" w:fill="EEE8F7"/>
+            <w:tcMar>
+              <w:top w:w="85" w:type="dxa"/>
+              <w:bottom w:w="90" w:type="dxa"/>
+              <w:left w:w="150" w:type="dxa"/>
+              <w:right w:w="150" w:type="dxa"/>
+            </w:tcMar>
+          </w:tcPr>
+          <w:p>
+            <w:r>
+              <w:rPr>
+                <w:b/>
+                <w:color w:val="4B319B"/>
+                <w:sz w:val="18"/>
+              </w:rPr>
+              <w:t>Ziel</w:t>
+            </w:r>
+          </w:p>
+          <w:p>
+            <w:r>
+              <w:rPr>
+                <w:sz w:val="18"/>
+              </w:rPr>
+              <w:t>Grundrauschen aufbauen, erste Berührungspunkte schaffen, Marke bekannt machen — bevor ein Investment-CTA sinnvoll ist. Beastly muss zuerst erkannt werden, bevor es gewählt werden kann.</w:t>
+            </w:r>
+          </w:p>
+        </w:tc>
+      </w:tr>
+      <w:tr>
+        <w:tc>
+          <w:tcPr>
+            <w:tcW w:type="dxa" w:w="8612"/>
+            <w:shd w:val="clear" w:color="auto" w:fill="F5F0FC"/>
+            <w:tcMar>
+              <w:top w:w="85" w:type="dxa"/>
+              <w:bottom w:w="90" w:type="dxa"/>
+              <w:left w:w="150" w:type="dxa"/>
+              <w:right w:w="150" w:type="dxa"/>
+            </w:tcMar>
+          </w:tcPr>
+          <w:p>
+            <w:r>
+              <w:rPr>
+                <w:b/>
+                <w:color w:val="4B319B"/>
+                <w:sz w:val="18"/>
+              </w:rPr>
+              <w:t>Targeting-Logik</w:t>
+            </w:r>
+          </w:p>
+          <w:p>
+            <w:r>
+              <w:rPr>
+                <w:sz w:val="18"/>
+              </w:rPr>
+              <w:t>—  LinkedIn: Finanz-affines Publikum (Asset Management, Private Banking, Family Office) + Tierwohl-Interesse als kombiniertes Kriterium</w:t>
+            </w:r>
+          </w:p>
+          <w:p>
+            <w:r>
+              <w:rPr>
+                <w:sz w:val="18"/>
+              </w:rPr>
+              <w:t>—  Meta: Lookalike Audiences basierend auf ersten Website-Besuchern; Interessen-Targeting (Tierschutz + Geldanlage kombiniert)</w:t>
+            </w:r>
+          </w:p>
+          <w:p>
+            <w:r>
+              <w:rPr>
+                <w:sz w:val="18"/>
+              </w:rPr>
+              <w:t>—  Retargeting: Website-Besucher ohne Conversion, Video-Viewer mit &gt;75% Completion</w:t>
+            </w:r>
+          </w:p>
+        </w:tc>
+      </w:tr>
+      <w:tr>
+        <w:tc>
+          <w:tcPr>
+            <w:tcW w:type="dxa" w:w="8612"/>
+            <w:shd w:val="clear" w:color="auto" w:fill="EEE8F7"/>
+            <w:tcMar>
+              <w:top w:w="85" w:type="dxa"/>
+              <w:bottom w:w="90" w:type="dxa"/>
+              <w:left w:w="150" w:type="dxa"/>
+              <w:right w:w="150" w:type="dxa"/>
+            </w:tcMar>
+          </w:tcPr>
+          <w:p>
+            <w:r>
+              <w:rPr>
+                <w:b/>
+                <w:color w:val="4B319B"/>
+                <w:sz w:val="18"/>
+              </w:rPr>
+              <w:t>Creative-Prinzip</w:t>
+            </w:r>
+          </w:p>
+          <w:p>
+            <w:r>
+              <w:rPr>
+                <w:sz w:val="18"/>
+              </w:rPr>
+              <w:t>Emotion führt. Kein Produktpitch, keine Rendite-Zahlen, keine Gebühren-Listen. Die Geschichte steht im Vordergrund:</w:t>
+            </w:r>
+          </w:p>
+          <w:p>
+            <w:r>
+              <w:rPr>
+                <w:i/>
+                <w:sz w:val="18"/>
+              </w:rPr>
+              <w:t>«Wir haben eine Tierklinik in Ägypten gebaut. Daraus ist ein Investmentfonds geworden.»</w:t>
+            </w:r>
+          </w:p>
+          <w:p>
+            <w:r>
+              <w:rPr>
+                <w:sz w:val="18"/>
+              </w:rPr>
+              <w:t>Beide Bildwelten aktivieren: Raubtier-Codes für Investment-affines Publikum, Tiergeschichten für emotionalen Einstieg.</w:t>
+            </w:r>
+          </w:p>
+        </w:tc>
+      </w:tr>
+      <w:tr>
+        <w:tc>
+          <w:tcPr>
+            <w:tcW w:type="dxa" w:w="8612"/>
+            <w:shd w:val="clear" w:color="auto" w:fill="F5F0FC"/>
+            <w:tcMar>
+              <w:top w:w="85" w:type="dxa"/>
+              <w:bottom w:w="90" w:type="dxa"/>
+              <w:left w:w="150" w:type="dxa"/>
+              <w:right w:w="150" w:type="dxa"/>
+            </w:tcMar>
+          </w:tcPr>
+          <w:p>
+            <w:r>
+              <w:rPr>
+                <w:b/>
+                <w:color w:val="4B319B"/>
+                <w:sz w:val="18"/>
+              </w:rPr>
+              <w:t>Was gemessen wird</w:t>
+            </w:r>
+          </w:p>
+          <w:p>
+            <w:r>
+              <w:rPr>
+                <w:sz w:val="18"/>
+              </w:rPr>
+              <w:t>Reichweite, Klickrate auf Website, Bounce Rate, Follower-Wachstum Viktor LinkedIn, Video-Completion-Rate (Ziel: &gt;75%)</w:t>
+            </w:r>
+          </w:p>
+        </w:tc>
+      </w:tr>
+    </w:tbl>
+    <w:p/>
+    <w:tbl>
+      <w:tblPr>
+        <w:tblLook w:firstColumn="1" w:firstRow="1" w:lastColumn="0" w:lastRow="0" w:noHBand="0" w:noVBand="1" w:val="04A0"/>
+        <w:tblBorders>
+          <w:top w:val="none"/>
+          <w:left w:val="none"/>
+          <w:bottom w:val="none"/>
+          <w:right w:val="none"/>
+          <w:insideH w:val="none"/>
+          <w:insideV w:val="none"/>
+        </w:tblBorders>
+        <w:tblW w:w="5000" w:type="pct"/>
+      </w:tblPr>
+      <w:tblGrid>
+        <w:gridCol w:w="8612"/>
+      </w:tblGrid>
+      <w:tr>
+        <w:tc>
+          <w:tcPr>
+            <w:tcW w:type="dxa" w:w="8612"/>
+            <w:shd w:val="clear" w:color="auto" w:fill="142233"/>
+            <w:tcMar>
+              <w:top w:w="100" w:type="dxa"/>
+              <w:bottom w:w="100" w:type="dxa"/>
+              <w:left w:w="150" w:type="dxa"/>
+              <w:right w:w="150" w:type="dxa"/>
+            </w:tcMar>
+          </w:tcPr>
+          <w:p>
+            <w:r>
+              <w:rPr>
+                <w:b/>
+                <w:color w:val="FFFFFF"/>
+                <w:sz w:val="20"/>
+              </w:rPr>
+              <w:t>PHASE 2 — CONVERSION</w:t>
+            </w:r>
+          </w:p>
+        </w:tc>
+      </w:tr>
+      <w:tr>
+        <w:tc>
+          <w:tcPr>
+            <w:tcW w:type="dxa" w:w="8612"/>
+            <w:shd w:val="clear" w:color="auto" w:fill="EEE8F7"/>
+            <w:tcMar>
+              <w:top w:w="85" w:type="dxa"/>
+              <w:bottom w:w="90" w:type="dxa"/>
+              <w:left w:w="150" w:type="dxa"/>
+              <w:right w:w="150" w:type="dxa"/>
+            </w:tcMar>
+          </w:tcPr>
+          <w:p>
+            <w:r>
+              <w:rPr>
+                <w:b/>
+                <w:color w:val="4B319B"/>
+                <w:sz w:val="18"/>
+              </w:rPr>
+              <w:t>Wann</w:t>
+            </w:r>
+          </w:p>
+          <w:p>
+            <w:r>
+              <w:rPr>
+                <w:sz w:val="18"/>
+              </w:rPr>
+              <w:t>Wenn das organische Fundament steht: aktiver LinkedIn-Auftritt, Website live, erstes Grundrauschen aufgebaut. Conversion-Ads die vor dem Fundament geschaltet werden, verpuffen ohne Echo.</w:t>
+            </w:r>
+          </w:p>
+        </w:tc>
+      </w:tr>
+      <w:tr>
+        <w:tc>
+          <w:tcPr>
+            <w:tcW w:type="dxa" w:w="8612"/>
+            <w:shd w:val="clear" w:color="auto" w:fill="F5F0FC"/>
+            <w:tcMar>
+              <w:top w:w="85" w:type="dxa"/>
+              <w:bottom w:w="90" w:type="dxa"/>
+              <w:left w:w="150" w:type="dxa"/>
+              <w:right w:w="150" w:type="dxa"/>
+            </w:tcMar>
+          </w:tcPr>
+          <w:p>
+            <w:r>
+              <w:rPr>
+                <w:b/>
+                <w:color w:val="4B319B"/>
+                <w:sz w:val="18"/>
+              </w:rPr>
+              <w:t>Ziel</w:t>
+            </w:r>
+          </w:p>
+          <w:p>
+            <w:r>
+              <w:rPr>
+                <w:sz w:val="18"/>
+              </w:rPr>
+              <w:t>—  Retail-Anleger: direkt auf die Website → CHF 50 Mindestanlage → Depot-Eröffnung via Bank oder App</w:t>
+            </w:r>
+          </w:p>
+          <w:p>
+            <w:r>
+              <w:rPr>
+                <w:sz w:val="18"/>
+              </w:rPr>
+              <w:t>—  Professionelle Investoren: Kontaktaufnahme Viktor / Lydia → direktes Gespräch → Abschluss</w:t>
+            </w:r>
+          </w:p>
+        </w:tc>
+      </w:tr>
+      <w:tr>
+        <w:tc>
+          <w:tcPr>
+            <w:tcW w:type="dxa" w:w="8612"/>
+            <w:shd w:val="clear" w:color="auto" w:fill="EEE8F7"/>
+            <w:tcMar>
+              <w:top w:w="85" w:type="dxa"/>
+              <w:bottom w:w="90" w:type="dxa"/>
+              <w:left w:w="150" w:type="dxa"/>
+              <w:right w:w="150" w:type="dxa"/>
+            </w:tcMar>
+          </w:tcPr>
+          <w:p>
+            <w:r>
+              <w:rPr>
+                <w:b/>
+                <w:color w:val="4B319B"/>
+                <w:sz w:val="18"/>
+              </w:rPr>
+              <w:t>Targeting-Logik</w:t>
+            </w:r>
+          </w:p>
+          <w:p>
+            <w:r>
+              <w:rPr>
+                <w:sz w:val="18"/>
+              </w:rPr>
+              <w:t>—  Retargeting: Personen die die Website besucht haben, aber nicht konvertiert sind</w:t>
+            </w:r>
+          </w:p>
+          <w:p>
+            <w:r>
+              <w:rPr>
+                <w:sz w:val="18"/>
+              </w:rPr>
+              <w:t>—  Warme Audiences: Engagement mit Viktor's LinkedIn und dem Beastly-Unternehmenskanal</w:t>
+            </w:r>
+          </w:p>
+          <w:p>
+            <w:r>
+              <w:rPr>
+                <w:sz w:val="18"/>
+              </w:rPr>
+              <w:t>—  Lookalike-Erweiterung: Basierend auf ersten Investoren, sobald diese vorhanden sind</w:t>
+            </w:r>
+          </w:p>
+        </w:tc>
+      </w:tr>
+      <w:tr>
+        <w:tc>
+          <w:tcPr>
+            <w:tcW w:type="dxa" w:w="8612"/>
+            <w:shd w:val="clear" w:color="auto" w:fill="F5F0FC"/>
+            <w:tcMar>
+              <w:top w:w="85" w:type="dxa"/>
+              <w:bottom w:w="90" w:type="dxa"/>
+              <w:left w:w="150" w:type="dxa"/>
+              <w:right w:w="150" w:type="dxa"/>
+            </w:tcMar>
+          </w:tcPr>
+          <w:p>
+            <w:r>
+              <w:rPr>
+                <w:b/>
+                <w:color w:val="4B319B"/>
+                <w:sz w:val="18"/>
+              </w:rPr>
+              <w:t>Creative-Prinzip</w:t>
+            </w:r>
+          </w:p>
+          <w:p>
+            <w:r>
+              <w:rPr>
+                <w:sz w:val="18"/>
+              </w:rPr>
+              <w:t>Die Substanz ist bekannt — jetzt kommt die klare Aufforderung. Konkret, niedrigschwellig, direkt:</w:t>
+            </w:r>
+          </w:p>
+          <w:p>
+            <w:r>
+              <w:rPr>
+                <w:i/>
+                <w:sz w:val="18"/>
+              </w:rPr>
+              <w:t>«Tierschutz und Rendite. Ab CHF 50.» oder «Der einzige Asset Manager, der seine Löhne zeigt.»</w:t>
+            </w:r>
+          </w:p>
+          <w:p>
+            <w:r>
+              <w:rPr>
+                <w:sz w:val="18"/>
+              </w:rPr>
+              <w:t>Call-to-Action eindeutig, ohne Umwege.</w:t>
+            </w:r>
+          </w:p>
+        </w:tc>
+      </w:tr>
+      <w:tr>
+        <w:tc>
+          <w:tcPr>
+            <w:tcW w:type="dxa" w:w="8612"/>
+            <w:shd w:val="clear" w:color="auto" w:fill="EEE8F7"/>
+            <w:tcMar>
+              <w:top w:w="85" w:type="dxa"/>
+              <w:bottom w:w="90" w:type="dxa"/>
+              <w:left w:w="150" w:type="dxa"/>
+              <w:right w:w="150" w:type="dxa"/>
+            </w:tcMar>
+          </w:tcPr>
+          <w:p>
+            <w:r>
+              <w:rPr>
+                <w:b/>
+                <w:color w:val="4B319B"/>
+                <w:sz w:val="18"/>
+              </w:rPr>
+              <w:t>Plattform-Split</w:t>
+            </w:r>
+          </w:p>
+          <w:p>
+            <w:r>
+              <w:rPr>
+                <w:sz w:val="18"/>
+              </w:rPr>
+              <w:t>—  LinkedIn primär: Professionelle Zielgruppe im Entscheidungsmodus, höhere Konvertierungsqualität</w:t>
+            </w:r>
+          </w:p>
+          <w:p>
+            <w:r>
+              <w:rPr>
+                <w:sz w:val="18"/>
+              </w:rPr>
+              <w:t>—  Meta sekundär: Retail-Reichweite, emotionaler Abschluss für Kleinanleger</w:t>
+            </w:r>
+          </w:p>
+        </w:tc>
+      </w:tr>
+    </w:tbl>
+    <w:p/>
+    <w:tbl>
+      <w:tblPr>
+        <w:tblLook w:firstColumn="1" w:firstRow="1" w:lastColumn="0" w:lastRow="0" w:noHBand="0" w:noVBand="1" w:val="04A0"/>
+        <w:tblBorders>
+          <w:top w:val="none"/>
+          <w:left w:val="none"/>
+          <w:bottom w:val="none"/>
+          <w:right w:val="none"/>
+          <w:insideH w:val="none"/>
+          <w:insideV w:val="none"/>
+        </w:tblBorders>
+        <w:tblW w:w="5000" w:type="pct"/>
+      </w:tblPr>
+      <w:tblGrid>
+        <w:gridCol w:w="8612"/>
+      </w:tblGrid>
+      <w:tr>
+        <w:tc>
+          <w:tcPr>
+            <w:tcW w:type="dxa" w:w="8612"/>
+            <w:shd w:val="clear" w:color="auto" w:fill="E3F2FD"/>
+            <w:tcMar>
+              <w:top w:w="120" w:type="dxa"/>
+              <w:bottom w:w="120" w:type="dxa"/>
+              <w:left w:w="160" w:type="dxa"/>
+              <w:right w:w="160" w:type="dxa"/>
+            </w:tcMar>
+          </w:tcPr>
+          <w:p>
+            <w:r>
+              <w:rPr>
+                <w:b/>
+                <w:color w:val="1A237E"/>
+                <w:sz w:val="18"/>
+              </w:rPr>
+              <w:t xml:space="preserve">WARUM  </w:t>
+            </w:r>
+            <w:r>
+              <w:rPr>
+                <w:sz w:val="18"/>
+              </w:rPr>
+              <w:t>LinkedIn führt in beiden Phasen, weil die Kaufbereitschaft hier am höchsten ist: Die Zielgruppe befindet sich auf LinkedIn im professionellen Entscheidungsmodus. Meta ergänzt als emotionale Reichweitenplattform — besonders im Retail-Segment, wo der Einstieg unter CHF 100 liegt und der emotionale Impuls kaufentscheidend ist.</w:t>
+            </w:r>
+          </w:p>
+          <w:p>
+            <w:r>
+              <w:rPr>
+                <w:sz w:val="18"/>
+              </w:rPr>
+              <w:t>Die klare Trennung in zwei Phasen verhindert, dass Conversion-Budget verpufft, bevor die Marke bekannt ist. Awareness zuerst, Conversion danach — das ist die Sequenz.</w:t>
+            </w:r>
+          </w:p>
+        </w:tc>
+      </w:tr>
+    </w:tbl>
     <w:p>
       <w:pPr>
         <w:pStyle w:val="ListBullet"/>
@@ -3812,666 +5544,6 @@
     </w:p>
     <w:p>
       <w:pPr>
-        <w:spacing w:after="140"/>
-      </w:pPr>
-      <w:r>
-        <w:rPr>
-          <w:rFonts w:ascii="Calibri" w:hAnsi="Calibri"/>
-          <w:b w:val="0"/>
-          <w:i w:val="0"/>
-          <w:color w:val="333333"/>
-          <w:sz w:val="21"/>
-        </w:rPr>
-        <w:t>Beastly startet mit LinkedIn — das ist gesetzt. Alle weiteren Kanäle sind kombinierbare Optionen, die zur bestehenden LinkedIn-Basis hinzugenommen werden können, wenn Kapazität und Bereitschaft vorhanden sind.</w:t>
-      </w:r>
-    </w:p>
-    <w:tbl>
-      <w:tblPr>
-        <w:tblStyle w:val="TableGrid"/>
-        <w:tblW w:type="auto" w:w="0"/>
-        <w:tblLook w:firstColumn="1" w:firstRow="1" w:lastColumn="0" w:lastRow="0" w:noHBand="0" w:noVBand="1" w:val="04A0"/>
-      </w:tblPr>
-      <w:tblGrid>
-        <w:gridCol w:w="8612"/>
-      </w:tblGrid>
-      <w:tr>
-        <w:tc>
-          <w:tcPr>
-            <w:tcW w:type="dxa" w:w="8612"/>
-            <w:shd w:val="clear" w:color="auto" w:fill="0A66C2"/>
-            <w:tcMar>
-              <w:top w:w="100" w:type="dxa"/>
-              <w:bottom w:w="100" w:type="dxa"/>
-              <w:left w:w="140" w:type="dxa"/>
-              <w:right w:w="140" w:type="dxa"/>
-            </w:tcMar>
-          </w:tcPr>
-          <w:p>
-            <w:r>
-              <w:rPr>
-                <w:rFonts w:ascii="Calibri" w:hAnsi="Calibri"/>
-                <w:b/>
-                <w:i w:val="0"/>
-                <w:color w:val="FFFFFF"/>
-                <w:sz w:val="22"/>
-              </w:rPr>
-              <w:t>LINKEDIN — Gesetzter Ausgangspunkt (nicht verhandelbar)</w:t>
-            </w:r>
-          </w:p>
-          <w:p>
-            <w:r>
-              <w:rPr>
-                <w:rFonts w:ascii="Calibri" w:hAnsi="Calibri"/>
-                <w:b w:val="0"/>
-                <w:i w:val="0"/>
-                <w:color w:val="FFFFFF"/>
-                <w:sz w:val="19"/>
-              </w:rPr>
-              <w:t>→  Professionelle Zielgruppe ist hier präsent — sowohl Retail-affine als auch institutionelle Investoren</w:t>
-            </w:r>
-          </w:p>
-          <w:p>
-            <w:r>
-              <w:rPr>
-                <w:rFonts w:ascii="Calibri" w:hAnsi="Calibri"/>
-                <w:b w:val="0"/>
-                <w:i w:val="0"/>
-                <w:color w:val="FFFFFF"/>
-                <w:sz w:val="19"/>
-              </w:rPr>
-              <w:t>→  Plattform erlaubt tiefe, substanzielle Inhalte — ideal für Vertrauen und Erklärung</w:t>
-            </w:r>
-          </w:p>
-          <w:p>
-            <w:r>
-              <w:rPr>
-                <w:rFonts w:ascii="Calibri" w:hAnsi="Calibri"/>
-                <w:b w:val="0"/>
-                <w:i w:val="0"/>
-                <w:color w:val="FFFFFF"/>
-                <w:sz w:val="19"/>
-              </w:rPr>
-              <w:t>→  Viktors persönliches Profil und Beastlys Markenkanal sind auf derselben Plattform</w:t>
-            </w:r>
-          </w:p>
-          <w:p>
-            <w:r>
-              <w:rPr>
-                <w:rFonts w:ascii="Calibri" w:hAnsi="Calibri"/>
-                <w:b w:val="0"/>
-                <w:i w:val="0"/>
-                <w:color w:val="FFFFFF"/>
-                <w:sz w:val="19"/>
-              </w:rPr>
-              <w:t>→  Höchste Qualität der Engagements im Vergleich zu anderen Kanälen</w:t>
-            </w:r>
-          </w:p>
-        </w:tc>
-      </w:tr>
-    </w:tbl>
-    <w:p>
-      <w:pPr>
-        <w:spacing w:after="120"/>
-      </w:pPr>
-    </w:p>
-    <w:p>
-      <w:pPr>
-        <w:spacing w:before="160" w:after="60"/>
-      </w:pPr>
-      <w:r>
-        <w:rPr>
-          <w:rFonts w:ascii="Calibri" w:hAnsi="Calibri"/>
-          <w:b/>
-          <w:i w:val="0"/>
-          <w:color w:val="142233"/>
-          <w:sz w:val="21"/>
-        </w:rPr>
-        <w:t>Kombinierbare Erweiterungsoptionen</w:t>
-      </w:r>
-    </w:p>
-    <w:tbl>
-      <w:tblPr>
-        <w:tblStyle w:val="TableGrid"/>
-        <w:tblW w:type="auto" w:w="0"/>
-        <w:tblLook w:firstColumn="1" w:firstRow="1" w:lastColumn="0" w:lastRow="0" w:noHBand="0" w:noVBand="1" w:val="04A0"/>
-      </w:tblPr>
-      <w:tblGrid>
-        <w:gridCol w:w="2871"/>
-        <w:gridCol w:w="2871"/>
-        <w:gridCol w:w="2871"/>
-      </w:tblGrid>
-      <w:tr>
-        <w:tc>
-          <w:tcPr>
-            <w:tcW w:type="dxa" w:w="2871"/>
-            <w:shd w:val="clear" w:color="auto" w:fill="1a1033"/>
-            <w:tcMar>
-              <w:top w:w="80" w:type="dxa"/>
-              <w:bottom w:w="80" w:type="dxa"/>
-              <w:left w:w="100" w:type="dxa"/>
-              <w:right w:w="100" w:type="dxa"/>
-            </w:tcMar>
-          </w:tcPr>
-          <w:p>
-            <w:r>
-              <w:rPr>
-                <w:rFonts w:ascii="Calibri" w:hAnsi="Calibri"/>
-                <w:b/>
-                <w:i w:val="0"/>
-                <w:color w:val="A176F4"/>
-                <w:sz w:val="18"/>
-              </w:rPr>
-              <w:t>KANAL</w:t>
-            </w:r>
-          </w:p>
-        </w:tc>
-        <w:tc>
-          <w:tcPr>
-            <w:tcW w:type="dxa" w:w="2871"/>
-            <w:shd w:val="clear" w:color="auto" w:fill="1a1033"/>
-            <w:tcMar>
-              <w:top w:w="80" w:type="dxa"/>
-              <w:bottom w:w="80" w:type="dxa"/>
-              <w:left w:w="100" w:type="dxa"/>
-              <w:right w:w="100" w:type="dxa"/>
-            </w:tcMar>
-          </w:tcPr>
-          <w:p>
-            <w:r>
-              <w:rPr>
-                <w:rFonts w:ascii="Calibri" w:hAnsi="Calibri"/>
-                <w:b/>
-                <w:i w:val="0"/>
-                <w:color w:val="A176F4"/>
-                <w:sz w:val="18"/>
-              </w:rPr>
-              <w:t>SCHWERPUNKT &amp; INHALT</w:t>
-            </w:r>
-          </w:p>
-        </w:tc>
-        <w:tc>
-          <w:tcPr>
-            <w:tcW w:type="dxa" w:w="2871"/>
-            <w:shd w:val="clear" w:color="auto" w:fill="1a1033"/>
-            <w:tcMar>
-              <w:top w:w="80" w:type="dxa"/>
-              <w:bottom w:w="80" w:type="dxa"/>
-              <w:left w:w="100" w:type="dxa"/>
-              <w:right w:w="100" w:type="dxa"/>
-            </w:tcMar>
-          </w:tcPr>
-          <w:p>
-            <w:r>
-              <w:rPr>
-                <w:rFonts w:ascii="Calibri" w:hAnsi="Calibri"/>
-                <w:b/>
-                <w:i w:val="0"/>
-                <w:color w:val="A176F4"/>
-                <w:sz w:val="18"/>
-              </w:rPr>
-              <w:t>WANN SINNVOLL</w:t>
-            </w:r>
-          </w:p>
-        </w:tc>
-      </w:tr>
-      <w:tr>
-        <w:tc>
-          <w:tcPr>
-            <w:tcW w:type="dxa" w:w="2871"/>
-            <w:shd w:val="clear" w:color="auto" w:fill="EDE8FF"/>
-            <w:tcMar>
-              <w:top w:w="80" w:type="dxa"/>
-              <w:bottom w:w="80" w:type="dxa"/>
-              <w:left w:w="100" w:type="dxa"/>
-              <w:right w:w="100" w:type="dxa"/>
-            </w:tcMar>
-          </w:tcPr>
-          <w:p>
-            <w:r>
-              <w:rPr>
-                <w:rFonts w:ascii="Calibri" w:hAnsi="Calibri"/>
-                <w:b/>
-                <w:i w:val="0"/>
-                <w:color w:val="4B319B"/>
-                <w:sz w:val="20"/>
-              </w:rPr>
-              <w:t>+  INSTAGRAM / META</w:t>
-            </w:r>
-          </w:p>
-        </w:tc>
-        <w:tc>
-          <w:tcPr>
-            <w:tcW w:type="dxa" w:w="2871"/>
-            <w:shd w:val="clear" w:color="auto" w:fill="F8F6FF"/>
-            <w:tcMar>
-              <w:top w:w="80" w:type="dxa"/>
-              <w:bottom w:w="80" w:type="dxa"/>
-              <w:left w:w="100" w:type="dxa"/>
-              <w:right w:w="100" w:type="dxa"/>
-            </w:tcMar>
-          </w:tcPr>
-          <w:p>
-            <w:r>
-              <w:rPr>
-                <w:rFonts w:ascii="Calibri" w:hAnsi="Calibri"/>
-                <w:b w:val="0"/>
-                <w:i w:val="0"/>
-                <w:color w:val="333333"/>
-                <w:sz w:val="19"/>
-              </w:rPr>
-              <w:t>Visueller Schwerpunkt: Dual-Bildwelt, Tierwohl-Momente, FourGive-Geschichten, emotionale Momentaufnahmen. Beide Botschaften (Invest + Tierwohl) — Emotion führt.</w:t>
-            </w:r>
-          </w:p>
-        </w:tc>
-        <w:tc>
-          <w:tcPr>
-            <w:tcW w:type="dxa" w:w="2871"/>
-            <w:shd w:val="clear" w:color="auto" w:fill="F8F6FF"/>
-            <w:tcMar>
-              <w:top w:w="80" w:type="dxa"/>
-              <w:bottom w:w="80" w:type="dxa"/>
-              <w:left w:w="100" w:type="dxa"/>
-              <w:right w:w="100" w:type="dxa"/>
-            </w:tcMar>
-          </w:tcPr>
-          <w:p>
-            <w:r>
-              <w:rPr>
-                <w:rFonts w:ascii="Calibri" w:hAnsi="Calibri"/>
-                <w:b w:val="0"/>
-                <w:i w:val="0"/>
-                <w:color w:val="555555"/>
-                <w:sz w:val="19"/>
-              </w:rPr>
-              <w:t>Wenn visueller Content (Tierbilder, FourGive-Momente) produziert werden kann. Synergie mit Meta-Ads.</w:t>
-            </w:r>
-          </w:p>
-        </w:tc>
-      </w:tr>
-      <w:tr>
-        <w:tc>
-          <w:tcPr>
-            <w:tcW w:type="dxa" w:w="2871"/>
-            <w:shd w:val="clear" w:color="auto" w:fill="EDE8FF"/>
-            <w:tcMar>
-              <w:top w:w="80" w:type="dxa"/>
-              <w:bottom w:w="80" w:type="dxa"/>
-              <w:left w:w="100" w:type="dxa"/>
-              <w:right w:w="100" w:type="dxa"/>
-            </w:tcMar>
-          </w:tcPr>
-          <w:p>
-            <w:r>
-              <w:rPr>
-                <w:rFonts w:ascii="Calibri" w:hAnsi="Calibri"/>
-                <w:b/>
-                <w:i w:val="0"/>
-                <w:color w:val="4B319B"/>
-                <w:sz w:val="20"/>
-              </w:rPr>
-              <w:t>+  TIKTOK</w:t>
-            </w:r>
-          </w:p>
-        </w:tc>
-        <w:tc>
-          <w:tcPr>
-            <w:tcW w:type="dxa" w:w="2871"/>
-            <w:shd w:val="clear" w:color="auto" w:fill="F0EDFF"/>
-            <w:tcMar>
-              <w:top w:w="80" w:type="dxa"/>
-              <w:bottom w:w="80" w:type="dxa"/>
-              <w:left w:w="100" w:type="dxa"/>
-              <w:right w:w="100" w:type="dxa"/>
-            </w:tcMar>
-          </w:tcPr>
-          <w:p>
-            <w:r>
-              <w:rPr>
-                <w:rFonts w:ascii="Calibri" w:hAnsi="Calibri"/>
-                <w:b w:val="0"/>
-                <w:i w:val="0"/>
-                <w:color w:val="333333"/>
-                <w:sz w:val="19"/>
-              </w:rPr>
-              <w:t>Persönlichkeit und Gesichter: kurze, authentische Video-Formate. Viktor erklärt etwas. Ein Moment bei FourGive. Eine ehrliche Reflexion. Roher als LinkedIn.</w:t>
-            </w:r>
-          </w:p>
-        </w:tc>
-        <w:tc>
-          <w:tcPr>
-            <w:tcW w:type="dxa" w:w="2871"/>
-            <w:shd w:val="clear" w:color="auto" w:fill="F0EDFF"/>
-            <w:tcMar>
-              <w:top w:w="80" w:type="dxa"/>
-              <w:bottom w:w="80" w:type="dxa"/>
-              <w:left w:w="100" w:type="dxa"/>
-              <w:right w:w="100" w:type="dxa"/>
-            </w:tcMar>
-          </w:tcPr>
-          <w:p>
-            <w:r>
-              <w:rPr>
-                <w:rFonts w:ascii="Calibri" w:hAnsi="Calibri"/>
-                <w:b w:val="0"/>
-                <w:i w:val="0"/>
-                <w:color w:val="555555"/>
-                <w:sz w:val="19"/>
-              </w:rPr>
-              <w:t>Wenn Viktor bereit ist, sich selbst vor der Kamera zu zeigen. Höchster Produktionsaufwand per Kanal — aber stärkste Persönlichkeitswirkung.</w:t>
-            </w:r>
-          </w:p>
-        </w:tc>
-      </w:tr>
-      <w:tr>
-        <w:tc>
-          <w:tcPr>
-            <w:tcW w:type="dxa" w:w="2871"/>
-          </w:tcPr>
-          <w:p/>
-        </w:tc>
-        <w:tc>
-          <w:tcPr>
-            <w:tcW w:type="dxa" w:w="2871"/>
-          </w:tcPr>
-          <w:p/>
-        </w:tc>
-        <w:tc>
-          <w:tcPr>
-            <w:tcW w:type="dxa" w:w="2871"/>
-          </w:tcPr>
-          <w:p/>
-        </w:tc>
-      </w:tr>
-    </w:tbl>
-    <w:p>
-      <w:pPr>
-        <w:spacing w:after="120"/>
-      </w:pPr>
-    </w:p>
-    <w:p>
-      <w:pPr>
-        <w:spacing w:before="160" w:after="60"/>
-      </w:pPr>
-      <w:r>
-        <w:rPr>
-          <w:rFonts w:ascii="Calibri" w:hAnsi="Calibri"/>
-          <w:b/>
-          <w:i w:val="0"/>
-          <w:color w:val="142233"/>
-          <w:sz w:val="21"/>
-        </w:rPr>
-        <w:t>Empfohlene Kombinationslogik</w:t>
-      </w:r>
-    </w:p>
-    <w:tbl>
-      <w:tblPr>
-        <w:tblStyle w:val="TableGrid"/>
-        <w:tblW w:type="auto" w:w="0"/>
-        <w:tblLook w:firstColumn="1" w:firstRow="1" w:lastColumn="0" w:lastRow="0" w:noHBand="0" w:noVBand="1" w:val="04A0"/>
-      </w:tblPr>
-      <w:tblGrid>
-        <w:gridCol w:w="4306"/>
-        <w:gridCol w:w="4306"/>
-      </w:tblGrid>
-      <w:tr>
-        <w:tc>
-          <w:tcPr>
-            <w:tcW w:type="dxa" w:w="4306"/>
-            <w:shd w:val="clear" w:color="auto" w:fill="142233"/>
-            <w:tcMar>
-              <w:top w:w="70" w:type="dxa"/>
-              <w:bottom w:w="70" w:type="dxa"/>
-              <w:left w:w="100" w:type="dxa"/>
-              <w:right w:w="100" w:type="dxa"/>
-            </w:tcMar>
-          </w:tcPr>
-          <w:p>
-            <w:r>
-              <w:rPr>
-                <w:rFonts w:ascii="Calibri" w:hAnsi="Calibri"/>
-                <w:b/>
-                <w:i w:val="0"/>
-                <w:color w:val="A176F4"/>
-                <w:sz w:val="18"/>
-              </w:rPr>
-              <w:t>RESSOURCEN / SITUATION</w:t>
-            </w:r>
-          </w:p>
-        </w:tc>
-        <w:tc>
-          <w:tcPr>
-            <w:tcW w:type="dxa" w:w="4306"/>
-            <w:shd w:val="clear" w:color="auto" w:fill="142233"/>
-            <w:tcMar>
-              <w:top w:w="70" w:type="dxa"/>
-              <w:bottom w:w="70" w:type="dxa"/>
-              <w:left w:w="100" w:type="dxa"/>
-              <w:right w:w="100" w:type="dxa"/>
-            </w:tcMar>
-          </w:tcPr>
-          <w:p>
-            <w:r>
-              <w:rPr>
-                <w:rFonts w:ascii="Calibri" w:hAnsi="Calibri"/>
-                <w:b/>
-                <w:i w:val="0"/>
-                <w:color w:val="A176F4"/>
-                <w:sz w:val="18"/>
-              </w:rPr>
-              <w:t>EMPFEHLUNG</w:t>
-            </w:r>
-          </w:p>
-        </w:tc>
-      </w:tr>
-      <w:tr>
-        <w:tc>
-          <w:tcPr>
-            <w:tcW w:type="dxa" w:w="4306"/>
-            <w:shd w:val="clear" w:color="auto" w:fill="F5F3FF"/>
-            <w:tcMar>
-              <w:top w:w="80" w:type="dxa"/>
-              <w:bottom w:w="80" w:type="dxa"/>
-              <w:left w:w="100" w:type="dxa"/>
-              <w:right w:w="100" w:type="dxa"/>
-            </w:tcMar>
-          </w:tcPr>
-          <w:p>
-            <w:r>
-              <w:rPr>
-                <w:rFonts w:ascii="Calibri" w:hAnsi="Calibri"/>
-                <w:b/>
-                <w:i w:val="0"/>
-                <w:color w:val="1A1033"/>
-                <w:sz w:val="19"/>
-              </w:rPr>
-              <w:t>Minimale Ressourcen / Startphase</w:t>
-            </w:r>
-          </w:p>
-        </w:tc>
-        <w:tc>
-          <w:tcPr>
-            <w:tcW w:type="dxa" w:w="4306"/>
-            <w:shd w:val="clear" w:color="auto" w:fill="F5F3FF"/>
-            <w:tcMar>
-              <w:top w:w="80" w:type="dxa"/>
-              <w:bottom w:w="80" w:type="dxa"/>
-              <w:left w:w="100" w:type="dxa"/>
-              <w:right w:w="100" w:type="dxa"/>
-            </w:tcMar>
-          </w:tcPr>
-          <w:p>
-            <w:r>
-              <w:rPr>
-                <w:rFonts w:ascii="Calibri" w:hAnsi="Calibri"/>
-                <w:b w:val="0"/>
-                <w:i w:val="0"/>
-                <w:color w:val="333333"/>
-                <w:sz w:val="19"/>
-              </w:rPr>
-              <w:t>LinkedIn allein (Viktor Profil + Beastly Markenkanal) — Fokus, Konsistenz, Qualität über Quantität.</w:t>
-            </w:r>
-          </w:p>
-        </w:tc>
-      </w:tr>
-      <w:tr>
-        <w:tc>
-          <w:tcPr>
-            <w:tcW w:type="dxa" w:w="4306"/>
-            <w:shd w:val="clear" w:color="auto" w:fill="EEF0FF"/>
-            <w:tcMar>
-              <w:top w:w="80" w:type="dxa"/>
-              <w:bottom w:w="80" w:type="dxa"/>
-              <w:left w:w="100" w:type="dxa"/>
-              <w:right w:w="100" w:type="dxa"/>
-            </w:tcMar>
-          </w:tcPr>
-          <w:p>
-            <w:r>
-              <w:rPr>
-                <w:rFonts w:ascii="Calibri" w:hAnsi="Calibri"/>
-                <w:b/>
-                <w:i w:val="0"/>
-                <w:color w:val="1A1033"/>
-                <w:sz w:val="19"/>
-              </w:rPr>
-              <w:t>Moderate Ressourcen / visueller Content vorhanden</w:t>
-            </w:r>
-          </w:p>
-        </w:tc>
-        <w:tc>
-          <w:tcPr>
-            <w:tcW w:type="dxa" w:w="4306"/>
-            <w:shd w:val="clear" w:color="auto" w:fill="EEF0FF"/>
-            <w:tcMar>
-              <w:top w:w="80" w:type="dxa"/>
-              <w:bottom w:w="80" w:type="dxa"/>
-              <w:left w:w="100" w:type="dxa"/>
-              <w:right w:w="100" w:type="dxa"/>
-            </w:tcMar>
-          </w:tcPr>
-          <w:p>
-            <w:r>
-              <w:rPr>
-                <w:rFonts w:ascii="Calibri" w:hAnsi="Calibri"/>
-                <w:b w:val="0"/>
-                <w:i w:val="0"/>
-                <w:color w:val="333333"/>
-                <w:sz w:val="19"/>
-              </w:rPr>
-              <w:t>LinkedIn + Instagram — visuelle Tierwohl-Inhalte ergänzen den textlastigen LinkedIn-Auftritt. Synergie mit Meta-Ads.</w:t>
-            </w:r>
-          </w:p>
-        </w:tc>
-      </w:tr>
-      <w:tr>
-        <w:tc>
-          <w:tcPr>
-            <w:tcW w:type="dxa" w:w="4306"/>
-            <w:shd w:val="clear" w:color="auto" w:fill="F5F3FF"/>
-            <w:tcMar>
-              <w:top w:w="80" w:type="dxa"/>
-              <w:bottom w:w="80" w:type="dxa"/>
-              <w:left w:w="100" w:type="dxa"/>
-              <w:right w:w="100" w:type="dxa"/>
-            </w:tcMar>
-          </w:tcPr>
-          <w:p>
-            <w:r>
-              <w:rPr>
-                <w:rFonts w:ascii="Calibri" w:hAnsi="Calibri"/>
-                <w:b/>
-                <w:i w:val="0"/>
-                <w:color w:val="1A1033"/>
-                <w:sz w:val="19"/>
-              </w:rPr>
-              <w:t>Volle Kapazität / nach erstem Fundament</w:t>
-            </w:r>
-          </w:p>
-        </w:tc>
-        <w:tc>
-          <w:tcPr>
-            <w:tcW w:type="dxa" w:w="4306"/>
-            <w:shd w:val="clear" w:color="auto" w:fill="F5F3FF"/>
-            <w:tcMar>
-              <w:top w:w="80" w:type="dxa"/>
-              <w:bottom w:w="80" w:type="dxa"/>
-              <w:left w:w="100" w:type="dxa"/>
-              <w:right w:w="100" w:type="dxa"/>
-            </w:tcMar>
-          </w:tcPr>
-          <w:p>
-            <w:r>
-              <w:rPr>
-                <w:rFonts w:ascii="Calibri" w:hAnsi="Calibri"/>
-                <w:b w:val="0"/>
-                <w:i w:val="0"/>
-                <w:color w:val="333333"/>
-                <w:sz w:val="19"/>
-              </w:rPr>
-              <w:t>LinkedIn + Instagram + TikTok — erst wenn das Fundament steht, die Botschaften klar sind und Produktionskapazität vorhanden ist.</w:t>
-            </w:r>
-          </w:p>
-        </w:tc>
-      </w:tr>
-    </w:tbl>
-    <w:p>
-      <w:pPr>
-        <w:spacing w:after="80"/>
-      </w:pPr>
-    </w:p>
-    <w:tbl>
-      <w:tblPr>
-        <w:tblStyle w:val="TableGrid"/>
-        <w:tblW w:type="auto" w:w="0"/>
-        <w:tblLook w:firstColumn="1" w:firstRow="1" w:lastColumn="0" w:lastRow="0" w:noHBand="0" w:noVBand="1" w:val="04A0"/>
-      </w:tblPr>
-      <w:tblGrid>
-        <w:gridCol w:w="8612"/>
-      </w:tblGrid>
-      <w:tr>
-        <w:tc>
-          <w:tcPr>
-            <w:tcW w:type="dxa" w:w="8612"/>
-            <w:shd w:val="clear" w:color="auto" w:fill="EDF2FB"/>
-            <w:tcMar>
-              <w:top w:w="80" w:type="dxa"/>
-              <w:bottom w:w="80" w:type="dxa"/>
-              <w:left w:w="120" w:type="dxa"/>
-              <w:right w:w="120" w:type="dxa"/>
-            </w:tcMar>
-          </w:tcPr>
-          <w:p>
-            <w:r>
-              <w:rPr>
-                <w:rFonts w:ascii="Calibri" w:hAnsi="Calibri"/>
-                <w:b/>
-                <w:i w:val="0"/>
-                <w:color w:val="4B319B"/>
-                <w:sz w:val="17"/>
-              </w:rPr>
-              <w:t xml:space="preserve">WARUM  </w:t>
-            </w:r>
-            <w:r>
-              <w:rPr>
-                <w:rFonts w:ascii="Calibri" w:hAnsi="Calibri"/>
-                <w:b w:val="0"/>
-                <w:i w:val="0"/>
-                <w:color w:val="1A1033"/>
-                <w:sz w:val="19"/>
-              </w:rPr>
-              <w:t>Nicht «alle Kanäle, weil man dann überall präsent ist» — sondern «der richtige Kanal mit der richtigen Energie». Beastly ist ein erklärungsbedürftiges Produkt. Mehr Kanäle bedeuten mehr Komplexität, mehr Inkonsistenz-Risiko und mehr Produktionsaufwand. LinkedIn ist die einzige Plattform, wo alle Zielgruppen gleichzeitig präsent sind und wo Tiefe möglich ist. Alles andere ist Erweiterung — nicht Ersatz.</w:t>
-            </w:r>
-          </w:p>
-        </w:tc>
-      </w:tr>
-    </w:tbl>
-    <w:p>
-      <w:pPr>
-        <w:spacing w:after="80"/>
-      </w:pPr>
-    </w:p>
-    <w:p>
-      <w:pPr>
         <w:spacing w:before="240" w:after="80"/>
       </w:pPr>
       <w:r>

--- a/beastly-investments/strategies/2026-06-24_strategy_beastly-investments.docx
+++ b/beastly-investments/strategies/2026-06-24_strategy_beastly-investments.docx
@@ -267,9 +267,3552 @@
       </w:r>
     </w:p>
     <w:p>
+      <w:pPr>
+        <w:pStyle w:val="ListBullet"/>
+        <w:spacing w:after="60"/>
+      </w:pPr>
       <w:r>
         <w:rPr>
+          <w:rFonts w:ascii="Calibri" w:hAnsi="Calibri"/>
           <w:b w:val="0"/>
+          <w:i w:val="0"/>
+          <w:color w:val="333333"/>
+          <w:sz w:val="21"/>
+        </w:rPr>
+        <w:t xml:space="preserve">    6.5  Repräsentationsmaterial — Pitch Deck</w:t>
+      </w:r>
+    </w:p>
+    <w:p>
+      <w:pPr>
+        <w:pStyle w:val="ListBullet"/>
+        <w:spacing w:after="60"/>
+      </w:pPr>
+      <w:r>
+        <w:rPr>
+          <w:rFonts w:ascii="Calibri" w:hAnsi="Calibri"/>
+          <w:b w:val="0"/>
+          <w:i w:val="0"/>
+          <w:color w:val="333333"/>
+          <w:sz w:val="21"/>
+        </w:rPr>
+        <w:t xml:space="preserve">    6.6  Partnerschaften — FourGive</w:t>
+      </w:r>
+    </w:p>
+    <w:p>
+      <w:pPr>
+        <w:pStyle w:val="ListBullet"/>
+        <w:spacing w:after="60"/>
+      </w:pPr>
+      <w:r>
+        <w:rPr>
+          <w:rFonts w:ascii="Calibri" w:hAnsi="Calibri"/>
+          <w:b w:val="0"/>
+          <w:i w:val="0"/>
+          <w:color w:val="333333"/>
+          <w:sz w:val="21"/>
+        </w:rPr>
+        <w:t xml:space="preserve">    6.7  Events</w:t>
+      </w:r>
+    </w:p>
+    <w:p>
+      <w:pPr>
+        <w:pStyle w:val="ListBullet"/>
+        <w:spacing w:after="60"/>
+      </w:pPr>
+      <w:r>
+        <w:rPr>
+          <w:rFonts w:ascii="Calibri" w:hAnsi="Calibri"/>
+          <w:b w:val="0"/>
+          <w:i w:val="0"/>
+          <w:color w:val="333333"/>
+          <w:sz w:val="21"/>
+        </w:rPr>
+        <w:t xml:space="preserve">    6.8  Social Media Ads</w:t>
+      </w:r>
+    </w:p>
+    <w:p>
+      <w:pPr>
+        <w:pStyle w:val="ListBullet"/>
+        <w:spacing w:after="60"/>
+      </w:pPr>
+      <w:r>
+        <w:rPr>
+          <w:rFonts w:ascii="Calibri" w:hAnsi="Calibri"/>
+          <w:b w:val="0"/>
+          <w:i w:val="0"/>
+          <w:color w:val="333333"/>
+          <w:sz w:val="21"/>
+        </w:rPr>
+        <w:t>7.  Persönliche Einschätzung</w:t>
+      </w:r>
+    </w:p>
+    <w:p>
+      <w:pPr>
+        <w:pStyle w:val="ListBullet"/>
+        <w:spacing w:after="60"/>
+      </w:pPr>
+      <w:r>
+        <w:rPr>
+          <w:rFonts w:ascii="Calibri" w:hAnsi="Calibri"/>
+          <w:b w:val="0"/>
+          <w:i w:val="0"/>
+          <w:color w:val="333333"/>
+          <w:sz w:val="21"/>
+        </w:rPr>
+        <w:t>8.  Empfehlung — Strategische Kommunikationsführung</w:t>
+      </w:r>
+    </w:p>
+    <w:p>
+      <w:pPr>
+        <w:pStyle w:val="ListBullet"/>
+        <w:spacing w:after="60"/>
+      </w:pPr>
+      <w:r>
+        <w:rPr>
+          <w:rFonts w:ascii="Calibri" w:hAnsi="Calibri"/>
+          <w:b w:val="0"/>
+          <w:i w:val="0"/>
+          <w:color w:val="333333"/>
+          <w:sz w:val="21"/>
+        </w:rPr>
+        <w:t>9.  Mögliche Einstiege in die Umsetzung</w:t>
+      </w:r>
+    </w:p>
+    <w:p>
+      <w:pPr>
+        <w:pStyle w:val="ListBullet"/>
+        <w:spacing w:after="60"/>
+      </w:pPr>
+      <w:r>
+        <w:rPr>
+          <w:rFonts w:ascii="Calibri" w:hAnsi="Calibri"/>
+          <w:b w:val="0"/>
+          <w:i w:val="0"/>
+          <w:color w:val="333333"/>
+          <w:sz w:val="21"/>
+        </w:rPr>
+        <w:t>Anhang: PowerPoint-Snippets</w:t>
+      </w:r>
+    </w:p>
+    <w:p>
+      <w:pPr>
+        <w:spacing w:before="120" w:after="120"/>
+        <w:pBdr>
+          <w:bottom w:val="single" w:sz="4" w:space="1" w:color="a176f4"/>
+        </w:pBdr>
+      </w:pPr>
+    </w:p>
+    <w:p>
+      <w:r>
+        <w:br w:type="page"/>
+      </w:r>
+    </w:p>
+    <w:p>
+      <w:pPr>
+        <w:spacing w:before="360" w:after="120"/>
+      </w:pPr>
+      <w:r>
+        <w:rPr>
+          <w:rFonts w:ascii="Calibri" w:hAnsi="Calibri"/>
+          <w:b/>
+          <w:i w:val="0"/>
+          <w:color w:val="4B319B"/>
+          <w:sz w:val="32"/>
+        </w:rPr>
+        <w:t>1.  Ausgangslage &amp; strategische Ausgangsdiskrepanzen</w:t>
+      </w:r>
+    </w:p>
+    <w:p>
+      <w:pPr>
+        <w:spacing w:after="140"/>
+      </w:pPr>
+      <w:r>
+        <w:rPr>
+          <w:rFonts w:ascii="Calibri" w:hAnsi="Calibri"/>
+          <w:b w:val="0"/>
+          <w:i w:val="0"/>
+          <w:color w:val="333333"/>
+          <w:sz w:val="21"/>
+        </w:rPr>
+        <w:t>Beastly Investments ist das erste Investmentprodukt der Chipiron AG, eines Non-Profit Asset Managers im Aufbau. Gründer Viktor und Lydia Ackermann haben die FourGive Tierklinik in Marsa Alam/Ägypten aufgebaut — dort entstand die direkte Konfrontation mit Tierleid, und daraus die Überzeugung, dass Finanzlogik und Tierschutz sich nicht ausschliessen.</w:t>
+      </w:r>
+    </w:p>
+    <w:p>
+      <w:pPr>
+        <w:spacing w:after="140"/>
+      </w:pPr>
+      <w:r>
+        <w:rPr>
+          <w:rFonts w:ascii="Calibri" w:hAnsi="Calibri"/>
+          <w:b w:val="0"/>
+          <w:i w:val="0"/>
+          <w:color w:val="333333"/>
+          <w:sz w:val="21"/>
+        </w:rPr>
+        <w:t>Das Projekt besteht aus drei kommunikativen Ebenen, die gleichzeitig und widerspruchsfrei geführt werden müssen:</w:t>
+      </w:r>
+    </w:p>
+    <w:p>
+      <w:pPr>
+        <w:pStyle w:val="ListBullet"/>
+        <w:spacing w:after="60"/>
+      </w:pPr>
+      <w:r>
+        <w:rPr>
+          <w:rFonts w:ascii="Calibri" w:hAnsi="Calibri"/>
+          <w:b/>
+          <w:i w:val="0"/>
+          <w:color w:val="333333"/>
+          <w:sz w:val="21"/>
+        </w:rPr>
+        <w:t xml:space="preserve">Beastly  </w:t>
+      </w:r>
+      <w:r>
+        <w:rPr>
+          <w:rFonts w:ascii="Calibri" w:hAnsi="Calibri"/>
+          <w:b w:val="0"/>
+          <w:i w:val="0"/>
+          <w:color w:val="333333"/>
+          <w:sz w:val="21"/>
+        </w:rPr>
+        <w:t>als emotionales, erklärungsbedürftiges Investmentprodukt</w:t>
+      </w:r>
+    </w:p>
+    <w:p>
+      <w:pPr>
+        <w:pStyle w:val="ListBullet"/>
+        <w:spacing w:after="60"/>
+      </w:pPr>
+      <w:r>
+        <w:rPr>
+          <w:rFonts w:ascii="Calibri" w:hAnsi="Calibri"/>
+          <w:b/>
+          <w:i w:val="0"/>
+          <w:color w:val="333333"/>
+          <w:sz w:val="21"/>
+        </w:rPr>
+        <w:t xml:space="preserve">Chipiron  </w:t>
+      </w:r>
+      <w:r>
+        <w:rPr>
+          <w:rFonts w:ascii="Calibri" w:hAnsi="Calibri"/>
+          <w:b w:val="0"/>
+          <w:i w:val="0"/>
+          <w:color w:val="333333"/>
+          <w:sz w:val="21"/>
+        </w:rPr>
+        <w:t>als vertrauensbildender Träger und Asset Manager im Hintergrund</w:t>
+      </w:r>
+    </w:p>
+    <w:p>
+      <w:pPr>
+        <w:pStyle w:val="ListBullet"/>
+        <w:spacing w:after="60"/>
+      </w:pPr>
+      <w:r>
+        <w:rPr>
+          <w:rFonts w:ascii="Calibri" w:hAnsi="Calibri"/>
+          <w:b/>
+          <w:i w:val="0"/>
+          <w:color w:val="333333"/>
+          <w:sz w:val="21"/>
+        </w:rPr>
+        <w:t xml:space="preserve">FourGive / Tierschutzprojekte  </w:t>
+      </w:r>
+      <w:r>
+        <w:rPr>
+          <w:rFonts w:ascii="Calibri" w:hAnsi="Calibri"/>
+          <w:b w:val="0"/>
+          <w:i w:val="0"/>
+          <w:color w:val="333333"/>
+          <w:sz w:val="21"/>
+        </w:rPr>
+        <w:t>als Wirkungs- und Glaubwürdigkeitsebene</w:t>
+      </w:r>
+    </w:p>
+    <w:p>
+      <w:pPr>
+        <w:spacing w:before="240" w:after="80"/>
+      </w:pPr>
+      <w:r>
+        <w:rPr>
+          <w:rFonts w:ascii="Calibri" w:hAnsi="Calibri"/>
+          <w:b/>
+          <w:i w:val="0"/>
+          <w:color w:val="1A1033"/>
+          <w:sz w:val="24"/>
+        </w:rPr>
+        <w:t>Ausgangsdiskrepanzen aus dem Workshop</w:t>
+      </w:r>
+    </w:p>
+    <w:tbl>
+      <w:tblPr>
+        <w:tblStyle w:val="TableGrid"/>
+        <w:tblW w:type="auto" w:w="0"/>
+        <w:tblLook w:firstColumn="1" w:firstRow="1" w:lastColumn="0" w:lastRow="0" w:noHBand="0" w:noVBand="1" w:val="04A0"/>
+      </w:tblPr>
+      <w:tblGrid>
+        <w:gridCol w:w="8612"/>
+      </w:tblGrid>
+      <w:tr>
+        <w:tc>
+          <w:tcPr>
+            <w:tcW w:type="dxa" w:w="8612"/>
+            <w:shd w:val="clear" w:color="auto" w:fill="142233"/>
+            <w:tcMar>
+              <w:top w:w="100" w:type="dxa"/>
+              <w:bottom w:w="100" w:type="dxa"/>
+              <w:left w:w="140" w:type="dxa"/>
+              <w:right w:w="140" w:type="dxa"/>
+            </w:tcMar>
+          </w:tcPr>
+          <w:p>
+            <w:r>
+              <w:rPr>
+                <w:rFonts w:ascii="Calibri" w:hAnsi="Calibri"/>
+                <w:b/>
+                <w:i w:val="0"/>
+                <w:color w:val="A176F4"/>
+                <w:sz w:val="17"/>
+              </w:rPr>
+              <w:t xml:space="preserve">DISKREPANZ 1  </w:t>
+            </w:r>
+            <w:r>
+              <w:rPr>
+                <w:rFonts w:ascii="Calibri" w:hAnsi="Calibri"/>
+                <w:b w:val="0"/>
+                <w:i w:val="0"/>
+                <w:color w:val="FFFFFF"/>
+                <w:sz w:val="20"/>
+              </w:rPr>
+              <w:t>Beastly / Chipiron: Rollen logisch erklärbar, aber kommunikativ noch nicht gelöst. «Beastly verkauft die Idee. Chipiron verkauft die Glaubwürdigkeit.»</w:t>
+            </w:r>
+          </w:p>
+        </w:tc>
+      </w:tr>
+    </w:tbl>
+    <w:p>
+      <w:pPr>
+        <w:spacing w:after="60"/>
+      </w:pPr>
+    </w:p>
+    <w:tbl>
+      <w:tblPr>
+        <w:tblStyle w:val="TableGrid"/>
+        <w:tblW w:type="auto" w:w="0"/>
+        <w:tblLook w:firstColumn="1" w:firstRow="1" w:lastColumn="0" w:lastRow="0" w:noHBand="0" w:noVBand="1" w:val="04A0"/>
+      </w:tblPr>
+      <w:tblGrid>
+        <w:gridCol w:w="8612"/>
+      </w:tblGrid>
+      <w:tr>
+        <w:tc>
+          <w:tcPr>
+            <w:tcW w:type="dxa" w:w="8612"/>
+            <w:shd w:val="clear" w:color="auto" w:fill="142233"/>
+            <w:tcMar>
+              <w:top w:w="100" w:type="dxa"/>
+              <w:bottom w:w="100" w:type="dxa"/>
+              <w:left w:w="140" w:type="dxa"/>
+              <w:right w:w="140" w:type="dxa"/>
+            </w:tcMar>
+          </w:tcPr>
+          <w:p>
+            <w:r>
+              <w:rPr>
+                <w:rFonts w:ascii="Calibri" w:hAnsi="Calibri"/>
+                <w:b/>
+                <w:i w:val="0"/>
+                <w:color w:val="A176F4"/>
+                <w:sz w:val="17"/>
+              </w:rPr>
+              <w:t xml:space="preserve">DISKREPANZ 2  </w:t>
+            </w:r>
+            <w:r>
+              <w:rPr>
+                <w:rFonts w:ascii="Calibri" w:hAnsi="Calibri"/>
+                <w:b w:val="0"/>
+                <w:i w:val="0"/>
+                <w:color w:val="FFFFFF"/>
+                <w:sz w:val="20"/>
+              </w:rPr>
+              <w:t>«Non-Profit» ist gefährlich missverständlich. Menschen denken sofort an Spende, Charity oder Renditeverzicht — das exakte Gegenteil des gewünschten Eindrucks.</w:t>
+            </w:r>
+          </w:p>
+        </w:tc>
+      </w:tr>
+    </w:tbl>
+    <w:p>
+      <w:pPr>
+        <w:spacing w:after="60"/>
+      </w:pPr>
+    </w:p>
+    <w:tbl>
+      <w:tblPr>
+        <w:tblStyle w:val="TableGrid"/>
+        <w:tblW w:type="auto" w:w="0"/>
+        <w:tblLook w:firstColumn="1" w:firstRow="1" w:lastColumn="0" w:lastRow="0" w:noHBand="0" w:noVBand="1" w:val="04A0"/>
+      </w:tblPr>
+      <w:tblGrid>
+        <w:gridCol w:w="8612"/>
+      </w:tblGrid>
+      <w:tr>
+        <w:tc>
+          <w:tcPr>
+            <w:tcW w:type="dxa" w:w="8612"/>
+            <w:shd w:val="clear" w:color="auto" w:fill="142233"/>
+            <w:tcMar>
+              <w:top w:w="100" w:type="dxa"/>
+              <w:bottom w:w="100" w:type="dxa"/>
+              <w:left w:w="140" w:type="dxa"/>
+              <w:right w:w="140" w:type="dxa"/>
+            </w:tcMar>
+          </w:tcPr>
+          <w:p>
+            <w:r>
+              <w:rPr>
+                <w:rFonts w:ascii="Calibri" w:hAnsi="Calibri"/>
+                <w:b/>
+                <w:i w:val="0"/>
+                <w:color w:val="A176F4"/>
+                <w:sz w:val="17"/>
+              </w:rPr>
+              <w:t xml:space="preserve">DISKREPANZ 3  </w:t>
+            </w:r>
+            <w:r>
+              <w:rPr>
+                <w:rFonts w:ascii="Calibri" w:hAnsi="Calibri"/>
+                <w:b w:val="0"/>
+                <w:i w:val="0"/>
+                <w:color w:val="FFFFFF"/>
+                <w:sz w:val="20"/>
+              </w:rPr>
+              <w:t>Haltung ohne Aktivismus: Sie wollen nicht aktivistisch wirken, brauchen aber trotzdem eine klare Haltung. Eine feine, aber entscheidende Linie.</w:t>
+            </w:r>
+          </w:p>
+        </w:tc>
+      </w:tr>
+    </w:tbl>
+    <w:p>
+      <w:pPr>
+        <w:spacing w:after="60"/>
+      </w:pPr>
+    </w:p>
+    <w:tbl>
+      <w:tblPr>
+        <w:tblStyle w:val="TableGrid"/>
+        <w:tblW w:type="auto" w:w="0"/>
+        <w:tblLook w:firstColumn="1" w:firstRow="1" w:lastColumn="0" w:lastRow="0" w:noHBand="0" w:noVBand="1" w:val="04A0"/>
+      </w:tblPr>
+      <w:tblGrid>
+        <w:gridCol w:w="8612"/>
+      </w:tblGrid>
+      <w:tr>
+        <w:tc>
+          <w:tcPr>
+            <w:tcW w:type="dxa" w:w="8612"/>
+            <w:shd w:val="clear" w:color="auto" w:fill="142233"/>
+            <w:tcMar>
+              <w:top w:w="100" w:type="dxa"/>
+              <w:bottom w:w="100" w:type="dxa"/>
+              <w:left w:w="140" w:type="dxa"/>
+              <w:right w:w="140" w:type="dxa"/>
+            </w:tcMar>
+          </w:tcPr>
+          <w:p>
+            <w:r>
+              <w:rPr>
+                <w:rFonts w:ascii="Calibri" w:hAnsi="Calibri"/>
+                <w:b/>
+                <w:i w:val="0"/>
+                <w:color w:val="A176F4"/>
+                <w:sz w:val="17"/>
+              </w:rPr>
+              <w:t xml:space="preserve">DISKREPANZ 4  </w:t>
+            </w:r>
+            <w:r>
+              <w:rPr>
+                <w:rFonts w:ascii="Calibri" w:hAnsi="Calibri"/>
+                <w:b w:val="0"/>
+                <w:i w:val="0"/>
+                <w:color w:val="FFFFFF"/>
+                <w:sz w:val="20"/>
+              </w:rPr>
+              <w:t>Die Gründerstory ist stark, aber noch zu wenig sichtbar. Ohne Viktor &amp; Lydia als menschliche Träger bleibt Beastly abstrakt.</w:t>
+            </w:r>
+          </w:p>
+        </w:tc>
+      </w:tr>
+    </w:tbl>
+    <w:p>
+      <w:pPr>
+        <w:spacing w:after="60"/>
+      </w:pPr>
+    </w:p>
+    <w:tbl>
+      <w:tblPr>
+        <w:tblStyle w:val="TableGrid"/>
+        <w:tblW w:type="auto" w:w="0"/>
+        <w:tblLook w:firstColumn="1" w:firstRow="1" w:lastColumn="0" w:lastRow="0" w:noHBand="0" w:noVBand="1" w:val="04A0"/>
+      </w:tblPr>
+      <w:tblGrid>
+        <w:gridCol w:w="8612"/>
+      </w:tblGrid>
+      <w:tr>
+        <w:tc>
+          <w:tcPr>
+            <w:tcW w:type="dxa" w:w="8612"/>
+            <w:shd w:val="clear" w:color="auto" w:fill="142233"/>
+            <w:tcMar>
+              <w:top w:w="100" w:type="dxa"/>
+              <w:bottom w:w="100" w:type="dxa"/>
+              <w:left w:w="140" w:type="dxa"/>
+              <w:right w:w="140" w:type="dxa"/>
+            </w:tcMar>
+          </w:tcPr>
+          <w:p>
+            <w:r>
+              <w:rPr>
+                <w:rFonts w:ascii="Calibri" w:hAnsi="Calibri"/>
+                <w:b/>
+                <w:i w:val="0"/>
+                <w:color w:val="A176F4"/>
+                <w:sz w:val="17"/>
+              </w:rPr>
+              <w:t xml:space="preserve">DISKREPANZ 5  </w:t>
+            </w:r>
+            <w:r>
+              <w:rPr>
+                <w:rFonts w:ascii="Calibri" w:hAnsi="Calibri"/>
+                <w:b w:val="0"/>
+                <w:i w:val="0"/>
+                <w:color w:val="FFFFFF"/>
+                <w:sz w:val="20"/>
+              </w:rPr>
+              <w:t>Kommunikationsambition deutlich grösser als interne Kapazität. Die Marketingverantwortliche arbeitet 40% — zu wenig für Branding, Website, LinkedIn, Events, PR, Sales-Materialien und Storytelling.</w:t>
+            </w:r>
+          </w:p>
+        </w:tc>
+      </w:tr>
+    </w:tbl>
+    <w:p>
+      <w:pPr>
+        <w:spacing w:after="60"/>
+      </w:pPr>
+    </w:p>
+    <w:p>
+      <w:pPr>
+        <w:spacing w:before="120" w:after="120"/>
+        <w:pBdr>
+          <w:bottom w:val="single" w:sz="4" w:space="1" w:color="a176f4"/>
+        </w:pBdr>
+      </w:pPr>
+    </w:p>
+    <w:p>
+      <w:pPr>
+        <w:spacing w:before="360" w:after="120"/>
+      </w:pPr>
+      <w:r>
+        <w:rPr>
+          <w:rFonts w:ascii="Calibri" w:hAnsi="Calibri"/>
+          <w:b/>
+          <w:i w:val="0"/>
+          <w:color w:val="4B319B"/>
+          <w:sz w:val="32"/>
+        </w:rPr>
+        <w:t>2.  Strategische Positionierung</w:t>
+      </w:r>
+    </w:p>
+    <w:p>
+      <w:pPr>
+        <w:spacing w:before="240" w:after="80"/>
+      </w:pPr>
+      <w:r>
+        <w:rPr>
+          <w:rFonts w:ascii="Calibri" w:hAnsi="Calibri"/>
+          <w:b/>
+          <w:i w:val="0"/>
+          <w:color w:val="1A1033"/>
+          <w:sz w:val="24"/>
+        </w:rPr>
+        <w:t>2.1  Beastly führt — Chipiron bleibt diskret</w:t>
+      </w:r>
+    </w:p>
+    <w:p>
+      <w:pPr>
+        <w:spacing w:after="140"/>
+      </w:pPr>
+      <w:r>
+        <w:rPr>
+          <w:rFonts w:ascii="Calibri" w:hAnsi="Calibri"/>
+          <w:b w:val="0"/>
+          <w:i w:val="0"/>
+          <w:color w:val="333333"/>
+          <w:sz w:val="21"/>
+        </w:rPr>
+        <w:t>Beastly war immer der emotionale Ausgangspunkt. Chipiron entstand, weil kein passender Asset Manager die Philosophie verstand. Das bedeutet: Chipiron ist strukturelle Notwendigkeit und Glaubwürdigkeitsträger — nicht die emotionale Bühne. Beastly führt eigenständig, Chipiron erscheint optisch am Rande. Diese Entscheidung ist keine Kosmetik, sondern fundamentale Markenarchitektur.</w:t>
+      </w:r>
+    </w:p>
+    <w:p>
+      <w:pPr>
+        <w:spacing w:before="240" w:after="80"/>
+      </w:pPr>
+      <w:r>
+        <w:rPr>
+          <w:rFonts w:ascii="Calibri" w:hAnsi="Calibri"/>
+          <w:b/>
+          <w:i w:val="0"/>
+          <w:color w:val="1A1033"/>
+          <w:sz w:val="24"/>
+        </w:rPr>
+        <w:t>2.2  «Non-Profit» wird erklärt, nicht vermieden</w:t>
+      </w:r>
+    </w:p>
+    <w:p>
+      <w:pPr>
+        <w:spacing w:after="140"/>
+      </w:pPr>
+      <w:r>
+        <w:rPr>
+          <w:rFonts w:ascii="Calibri" w:hAnsi="Calibri"/>
+          <w:b w:val="0"/>
+          <w:i w:val="0"/>
+          <w:color w:val="333333"/>
+          <w:sz w:val="21"/>
+        </w:rPr>
+        <w:t>«Non-Profit Asset Manager» als einfache Selbstbeschreibung ist kommunikativ gefährlich. Die Lösung ist nicht, den Begriff zu meiden, sondern ihn zu erklären:</w:t>
+      </w:r>
+    </w:p>
+    <w:tbl>
+      <w:tblPr>
+        <w:tblStyle w:val="TableGrid"/>
+        <w:tblW w:type="auto" w:w="0"/>
+        <w:tblLook w:firstColumn="1" w:firstRow="1" w:lastColumn="0" w:lastRow="0" w:noHBand="0" w:noVBand="1" w:val="04A0"/>
+      </w:tblPr>
+      <w:tblGrid>
+        <w:gridCol w:w="8612"/>
+      </w:tblGrid>
+      <w:tr>
+        <w:tc>
+          <w:tcPr>
+            <w:tcW w:type="dxa" w:w="8612"/>
+            <w:shd w:val="clear" w:color="auto" w:fill="F0EBF8"/>
+            <w:tcMar>
+              <w:top w:w="120" w:type="dxa"/>
+              <w:bottom w:w="120" w:type="dxa"/>
+              <w:left w:w="160" w:type="dxa"/>
+              <w:right w:w="160" w:type="dxa"/>
+            </w:tcMar>
+          </w:tcPr>
+          <w:p>
+            <w:r>
+              <w:rPr>
+                <w:rFonts w:ascii="Calibri" w:hAnsi="Calibri"/>
+                <w:b w:val="0"/>
+                <w:i/>
+                <w:color w:val="1A1033"/>
+                <w:sz w:val="22"/>
+              </w:rPr>
+              <w:t>«Rendite für Investoren. Wirkung für Tiere. Keine Gewinnausschüttung an Eigentümer.»</w:t>
+            </w:r>
+          </w:p>
+          <w:p>
+            <w:r>
+              <w:rPr>
+                <w:rFonts w:ascii="Calibri" w:hAnsi="Calibri"/>
+                <w:b w:val="0"/>
+                <w:i w:val="0"/>
+                <w:color w:val="555555"/>
+                <w:sz w:val="18"/>
+              </w:rPr>
+              <w:t>— Kernversprechen Beastly Investments</w:t>
+            </w:r>
+          </w:p>
+        </w:tc>
+      </w:tr>
+    </w:tbl>
+    <w:p>
+      <w:pPr>
+        <w:spacing w:after="80"/>
+      </w:pPr>
+    </w:p>
+    <w:p>
+      <w:pPr>
+        <w:spacing w:before="240" w:after="80"/>
+      </w:pPr>
+      <w:r>
+        <w:rPr>
+          <w:rFonts w:ascii="Calibri" w:hAnsi="Calibri"/>
+          <w:b/>
+          <w:i w:val="0"/>
+          <w:color w:val="1A1033"/>
+          <w:sz w:val="24"/>
+        </w:rPr>
+        <w:t>2.3  Haltung ohne Aktivismus</w:t>
+      </w:r>
+    </w:p>
+    <w:p>
+      <w:pPr>
+        <w:spacing w:after="140"/>
+      </w:pPr>
+      <w:r>
+        <w:rPr>
+          <w:rFonts w:ascii="Calibri" w:hAnsi="Calibri"/>
+          <w:b w:val="0"/>
+          <w:i w:val="0"/>
+          <w:color w:val="333333"/>
+          <w:sz w:val="21"/>
+        </w:rPr>
+        <w:t>Das Produkt ist objektiv eine Provokation für den Finanzmarkt: Tierschutz fehlt im ESG-Bereich praktisch. Gleichzeitig grenzen sich Viktor und Lydia klar ab von Aktivismus. Zu brav = Kraft verloren. Zu moralisch = widerspricht dem Selbstbild.</w:t>
+      </w:r>
+    </w:p>
+    <w:p>
+      <w:pPr>
+        <w:pStyle w:val="ListBullet"/>
+        <w:spacing w:after="60"/>
+      </w:pPr>
+      <w:r>
+        <w:rPr>
+          <w:rFonts w:ascii="Calibri" w:hAnsi="Calibri"/>
+          <w:b w:val="0"/>
+          <w:i w:val="0"/>
+          <w:color w:val="333333"/>
+          <w:sz w:val="21"/>
+        </w:rPr>
+        <w:t>konsequent, aber nicht belehrend</w:t>
+      </w:r>
+    </w:p>
+    <w:p>
+      <w:pPr>
+        <w:pStyle w:val="ListBullet"/>
+        <w:spacing w:after="60"/>
+      </w:pPr>
+      <w:r>
+        <w:rPr>
+          <w:rFonts w:ascii="Calibri" w:hAnsi="Calibri"/>
+          <w:b w:val="0"/>
+          <w:i w:val="0"/>
+          <w:color w:val="333333"/>
+          <w:sz w:val="21"/>
+        </w:rPr>
+        <w:t>mutig, aber nicht laut</w:t>
+      </w:r>
+    </w:p>
+    <w:p>
+      <w:pPr>
+        <w:pStyle w:val="ListBullet"/>
+        <w:spacing w:after="60"/>
+      </w:pPr>
+      <w:r>
+        <w:rPr>
+          <w:rFonts w:ascii="Calibri" w:hAnsi="Calibri"/>
+          <w:b w:val="0"/>
+          <w:i w:val="0"/>
+          <w:color w:val="333333"/>
+          <w:sz w:val="21"/>
+        </w:rPr>
+        <w:t>wertebasiert, aber nicht moralisch überheblich</w:t>
+      </w:r>
+    </w:p>
+    <w:p>
+      <w:pPr>
+        <w:pStyle w:val="ListBullet"/>
+        <w:spacing w:after="60"/>
+      </w:pPr>
+      <w:r>
+        <w:rPr>
+          <w:rFonts w:ascii="Calibri" w:hAnsi="Calibri"/>
+          <w:b w:val="0"/>
+          <w:i w:val="0"/>
+          <w:color w:val="333333"/>
+          <w:sz w:val="21"/>
+        </w:rPr>
+        <w:t>anders, aber professionell investierbar</w:t>
+      </w:r>
+    </w:p>
+    <w:p>
+      <w:pPr>
+        <w:spacing w:before="120" w:after="120"/>
+        <w:pBdr>
+          <w:bottom w:val="single" w:sz="4" w:space="1" w:color="a176f4"/>
+        </w:pBdr>
+      </w:pPr>
+    </w:p>
+    <w:p>
+      <w:pPr>
+        <w:spacing w:before="360" w:after="120"/>
+      </w:pPr>
+      <w:r>
+        <w:rPr>
+          <w:rFonts w:ascii="Calibri" w:hAnsi="Calibri"/>
+          <w:b/>
+          <w:i w:val="0"/>
+          <w:color w:val="4B319B"/>
+          <w:sz w:val="32"/>
+        </w:rPr>
+        <w:t>3.  Die Zielgruppen</w:t>
+      </w:r>
+    </w:p>
+    <w:tbl>
+      <w:tblPr>
+        <w:tblStyle w:val="TableGrid"/>
+        <w:tblW w:type="auto" w:w="0"/>
+        <w:tblLook w:firstColumn="1" w:firstRow="1" w:lastColumn="0" w:lastRow="0" w:noHBand="0" w:noVBand="1" w:val="04A0"/>
+      </w:tblPr>
+      <w:tblGrid>
+        <w:gridCol w:w="8612"/>
+      </w:tblGrid>
+      <w:tr>
+        <w:tc>
+          <w:tcPr>
+            <w:tcW w:type="dxa" w:w="8612"/>
+            <w:shd w:val="clear" w:color="auto" w:fill="F0EBF8"/>
+            <w:tcMar>
+              <w:top w:w="120" w:type="dxa"/>
+              <w:bottom w:w="120" w:type="dxa"/>
+              <w:left w:w="160" w:type="dxa"/>
+              <w:right w:w="160" w:type="dxa"/>
+            </w:tcMar>
+          </w:tcPr>
+          <w:p>
+            <w:r>
+              <w:rPr>
+                <w:rFonts w:ascii="Calibri" w:hAnsi="Calibri"/>
+                <w:b w:val="0"/>
+                <w:i/>
+                <w:color w:val="1A1033"/>
+                <w:sz w:val="22"/>
+              </w:rPr>
+              <w:t>«Nicht Retail = Herz / Institutionell = Kopf. Sondern: Beide brauchen Herz. Aber Institutionelle brauchen zusätzlich mehr Beweisführung.»</w:t>
+            </w:r>
+          </w:p>
+          <w:p>
+            <w:r>
+              <w:rPr>
+                <w:rFonts w:ascii="Calibri" w:hAnsi="Calibri"/>
+                <w:b w:val="0"/>
+                <w:i w:val="0"/>
+                <w:color w:val="555555"/>
+                <w:sz w:val="18"/>
+              </w:rPr>
+              <w:t>— Gedanken aus dem Workshop</w:t>
+            </w:r>
+          </w:p>
+        </w:tc>
+      </w:tr>
+    </w:tbl>
+    <w:p>
+      <w:pPr>
+        <w:spacing w:after="80"/>
+      </w:pPr>
+    </w:p>
+    <w:p>
+      <w:pPr>
+        <w:spacing w:before="240" w:after="80"/>
+      </w:pPr>
+      <w:r>
+        <w:rPr>
+          <w:rFonts w:ascii="Calibri" w:hAnsi="Calibri"/>
+          <w:b/>
+          <w:i w:val="0"/>
+          <w:color w:val="1A1033"/>
+          <w:sz w:val="24"/>
+        </w:rPr>
+        <w:t>Retail-Investoren (ab CHF 50)</w:t>
+      </w:r>
+    </w:p>
+    <w:p>
+      <w:pPr>
+        <w:pStyle w:val="ListBullet"/>
+        <w:spacing w:after="60"/>
+      </w:pPr>
+      <w:r>
+        <w:rPr>
+          <w:rFonts w:ascii="Calibri" w:hAnsi="Calibri"/>
+          <w:b w:val="0"/>
+          <w:i w:val="0"/>
+          <w:color w:val="333333"/>
+          <w:sz w:val="21"/>
+        </w:rPr>
+        <w:t>Emotionaler Einstieg, verständliche Erklärung, tiefe Einstiegshürde</w:t>
+      </w:r>
+    </w:p>
+    <w:p>
+      <w:pPr>
+        <w:pStyle w:val="ListBullet"/>
+        <w:spacing w:after="60"/>
+      </w:pPr>
+      <w:r>
+        <w:rPr>
+          <w:rFonts w:ascii="Calibri" w:hAnsi="Calibri"/>
+          <w:b w:val="0"/>
+          <w:i w:val="0"/>
+          <w:color w:val="333333"/>
+          <w:sz w:val="21"/>
+        </w:rPr>
+        <w:t>Motivation: Tierwohl, positive Wirkung, Identifikation</w:t>
+      </w:r>
+    </w:p>
+    <w:p>
+      <w:pPr>
+        <w:pStyle w:val="ListBullet"/>
+        <w:spacing w:after="60"/>
+      </w:pPr>
+      <w:r>
+        <w:rPr>
+          <w:rFonts w:ascii="Calibri" w:hAnsi="Calibri"/>
+          <w:b w:val="0"/>
+          <w:i w:val="0"/>
+          <w:color w:val="333333"/>
+          <w:sz w:val="21"/>
+        </w:rPr>
+        <w:t>Vertrauen über Menschen und Geschichten</w:t>
+      </w:r>
+    </w:p>
+    <w:p>
+      <w:pPr>
+        <w:spacing w:before="240" w:after="80"/>
+      </w:pPr>
+      <w:r>
+        <w:rPr>
+          <w:rFonts w:ascii="Calibri" w:hAnsi="Calibri"/>
+          <w:b/>
+          <w:i w:val="0"/>
+          <w:color w:val="1A1033"/>
+          <w:sz w:val="24"/>
+        </w:rPr>
+        <w:t>Professionelle Investoren</w:t>
+      </w:r>
+    </w:p>
+    <w:p>
+      <w:pPr>
+        <w:pStyle w:val="ListBullet"/>
+        <w:spacing w:after="60"/>
+      </w:pPr>
+      <w:r>
+        <w:rPr>
+          <w:rFonts w:ascii="Calibri" w:hAnsi="Calibri"/>
+          <w:b w:val="0"/>
+          <w:i w:val="0"/>
+          <w:color w:val="333333"/>
+          <w:sz w:val="21"/>
+        </w:rPr>
+        <w:t>Gleiche emotionale Grundmotivation — aber stärkere Prüfung nötig</w:t>
+      </w:r>
+    </w:p>
+    <w:p>
+      <w:pPr>
+        <w:pStyle w:val="ListBullet"/>
+        <w:spacing w:after="60"/>
+      </w:pPr>
+      <w:r>
+        <w:rPr>
+          <w:rFonts w:ascii="Calibri" w:hAnsi="Calibri"/>
+          <w:b w:val="0"/>
+          <w:i w:val="0"/>
+          <w:color w:val="333333"/>
+          <w:sz w:val="21"/>
+        </w:rPr>
+        <w:t>Brauchen: Struktur, Risiko, Track Record, Governance, regulatorische Sicherheit, Reporting</w:t>
+      </w:r>
+    </w:p>
+    <w:p>
+      <w:pPr>
+        <w:pStyle w:val="ListBullet"/>
+        <w:spacing w:after="60"/>
+      </w:pPr>
+      <w:r>
+        <w:rPr>
+          <w:rFonts w:ascii="Calibri" w:hAnsi="Calibri"/>
+          <w:b w:val="0"/>
+          <w:i w:val="0"/>
+          <w:color w:val="333333"/>
+          <w:sz w:val="21"/>
+        </w:rPr>
+        <w:t>Entscheidung dauert länger, braucht mehr Berührungspunkte</w:t>
+      </w:r>
+    </w:p>
+    <w:p>
+      <w:pPr>
+        <w:spacing w:after="140"/>
+      </w:pPr>
+      <w:r>
+        <w:rPr>
+          <w:rFonts w:ascii="Calibri" w:hAnsi="Calibri"/>
+          <w:b w:val="0"/>
+          <w:i/>
+          <w:color w:val="333333"/>
+          <w:sz w:val="21"/>
+        </w:rPr>
+        <w:t>Für beide gilt dieselbe Entscheidungslogik: Emotion → Vertrauen → Performance → Investmententscheidung.</w:t>
+      </w:r>
+    </w:p>
+    <w:p>
+      <w:pPr>
+        <w:spacing w:before="120" w:after="120"/>
+        <w:pBdr>
+          <w:bottom w:val="single" w:sz="4" w:space="1" w:color="a176f4"/>
+        </w:pBdr>
+      </w:pPr>
+    </w:p>
+    <w:p>
+      <w:pPr>
+        <w:spacing w:before="360" w:after="120"/>
+      </w:pPr>
+      <w:r>
+        <w:rPr>
+          <w:rFonts w:ascii="Calibri" w:hAnsi="Calibri"/>
+          <w:b/>
+          <w:i w:val="0"/>
+          <w:color w:val="4B319B"/>
+          <w:sz w:val="32"/>
+        </w:rPr>
+        <w:t>4.  Strategischer Rahmen — Warum machen wir das so?</w:t>
+      </w:r>
+    </w:p>
+    <w:p>
+      <w:pPr>
+        <w:spacing w:before="240" w:after="80"/>
+      </w:pPr>
+      <w:r>
+        <w:rPr>
+          <w:rFonts w:ascii="Calibri" w:hAnsi="Calibri"/>
+          <w:b/>
+          <w:i w:val="0"/>
+          <w:color w:val="1A1033"/>
+          <w:sz w:val="24"/>
+        </w:rPr>
+        <w:t>Warum personenzentriert?</w:t>
+      </w:r>
+    </w:p>
+    <w:p>
+      <w:pPr>
+        <w:spacing w:after="140"/>
+      </w:pPr>
+      <w:r>
+        <w:rPr>
+          <w:rFonts w:ascii="Calibri" w:hAnsi="Calibri"/>
+          <w:b w:val="0"/>
+          <w:i w:val="0"/>
+          <w:color w:val="333333"/>
+          <w:sz w:val="21"/>
+        </w:rPr>
+        <w:t>«Vertrauen entsteht über Menschen, Bilder, Momente und Nahbarkeit.» Geld + Tierschutz + neuartiges Produkt ist eine aussergewöhnlich hohe Vertrauenshürde. Ohne Viktor und Lydia als menschliche Träger wird Beastly zu abstrakt — ein Fonds ohne Gesicht, eine Idee ohne Verwurzelung.</w:t>
+      </w:r>
+    </w:p>
+    <w:p>
+      <w:pPr>
+        <w:spacing w:before="240" w:after="80"/>
+      </w:pPr>
+      <w:r>
+        <w:rPr>
+          <w:rFonts w:ascii="Calibri" w:hAnsi="Calibri"/>
+          <w:b/>
+          <w:i w:val="0"/>
+          <w:color w:val="1A1033"/>
+          <w:sz w:val="24"/>
+        </w:rPr>
+        <w:t>Warum radikale Transparenz als Stärke?</w:t>
+      </w:r>
+    </w:p>
+    <w:p>
+      <w:pPr>
+        <w:spacing w:after="140"/>
+      </w:pPr>
+      <w:r>
+        <w:rPr>
+          <w:rFonts w:ascii="Calibri" w:hAnsi="Calibri"/>
+          <w:b w:val="0"/>
+          <w:i w:val="0"/>
+          <w:color w:val="333333"/>
+          <w:sz w:val="21"/>
+        </w:rPr>
+        <w:t>Beastly hat etwas, das kein anderer Asset Manager hat: gecappte Löhne, kein Bonus-System, öffentlich ausgewiesene Vergütungen, sämtliche Gewinne in Tierschutzprojekte. Diese Fakten sind kommunikativ Gold — aber nur wenn sie direkt sichtbar sind, nicht im Kleingedruckten. Transparenz ist hier kein ethisches Gebot, sondern ein Differenzierungshebel.</w:t>
+      </w:r>
+    </w:p>
+    <w:p>
+      <w:pPr>
+        <w:spacing w:before="240" w:after="80"/>
+      </w:pPr>
+      <w:r>
+        <w:rPr>
+          <w:rFonts w:ascii="Calibri" w:hAnsi="Calibri"/>
+          <w:b/>
+          <w:i w:val="0"/>
+          <w:color w:val="1A1033"/>
+          <w:sz w:val="24"/>
+        </w:rPr>
+        <w:t>Warum dosieren statt alles auf einmal?</w:t>
+      </w:r>
+    </w:p>
+    <w:tbl>
+      <w:tblPr>
+        <w:tblStyle w:val="TableGrid"/>
+        <w:tblW w:type="auto" w:w="0"/>
+        <w:tblLook w:firstColumn="1" w:firstRow="1" w:lastColumn="0" w:lastRow="0" w:noHBand="0" w:noVBand="1" w:val="04A0"/>
+      </w:tblPr>
+      <w:tblGrid>
+        <w:gridCol w:w="8612"/>
+      </w:tblGrid>
+      <w:tr>
+        <w:tc>
+          <w:tcPr>
+            <w:tcW w:type="dxa" w:w="8612"/>
+            <w:shd w:val="clear" w:color="auto" w:fill="F0EBF8"/>
+            <w:tcMar>
+              <w:top w:w="120" w:type="dxa"/>
+              <w:bottom w:w="120" w:type="dxa"/>
+              <w:left w:w="160" w:type="dxa"/>
+              <w:right w:w="160" w:type="dxa"/>
+            </w:tcMar>
+          </w:tcPr>
+          <w:p>
+            <w:r>
+              <w:rPr>
+                <w:rFonts w:ascii="Calibri" w:hAnsi="Calibri"/>
+                <w:b w:val="0"/>
+                <w:i/>
+                <w:color w:val="1A1033"/>
+                <w:sz w:val="22"/>
+              </w:rPr>
+              <w:t>«Die Herausforderung wird nicht sein, genug zu sagen. Die Herausforderung wird sein, zum richtigen Zeitpunkt das Richtige zu sagen.»</w:t>
+            </w:r>
+          </w:p>
+          <w:p>
+            <w:r>
+              <w:rPr>
+                <w:rFonts w:ascii="Calibri" w:hAnsi="Calibri"/>
+                <w:b w:val="0"/>
+                <w:i w:val="0"/>
+                <w:color w:val="555555"/>
+                <w:sz w:val="18"/>
+              </w:rPr>
+              <w:t>— Gedanken aus dem Workshop</w:t>
+            </w:r>
+          </w:p>
+        </w:tc>
+      </w:tr>
+    </w:tbl>
+    <w:p>
+      <w:pPr>
+        <w:spacing w:after="80"/>
+      </w:pPr>
+    </w:p>
+    <w:p>
+      <w:pPr>
+        <w:spacing w:after="140"/>
+      </w:pPr>
+      <w:r>
+        <w:rPr>
+          <w:rFonts w:ascii="Calibri" w:hAnsi="Calibri"/>
+          <w:b w:val="0"/>
+          <w:i w:val="0"/>
+          <w:color w:val="333333"/>
+          <w:sz w:val="21"/>
+        </w:rPr>
+        <w:t>Das Produkt ist komplex: AMC, Non-Profit-Logik, Management Fees, Tierschutzprojekte, Chipiron, Beastly, FourGive, KI-Screening, Retail und institutionelle Investoren. Wer das alles von Anfang an erklären will, verliert Menschen. Deshalb folgt die Kommunikation einem gestuften Funnel-Prinzip.</w:t>
+      </w:r>
+    </w:p>
+    <w:p>
+      <w:pPr>
+        <w:spacing w:before="240" w:after="80"/>
+      </w:pPr>
+      <w:r>
+        <w:rPr>
+          <w:rFonts w:ascii="Calibri" w:hAnsi="Calibri"/>
+          <w:b/>
+          <w:i w:val="0"/>
+          <w:color w:val="1A1033"/>
+          <w:sz w:val="24"/>
+        </w:rPr>
+        <w:t>Warum zwei Bildwelten?</w:t>
+      </w:r>
+    </w:p>
+    <w:p>
+      <w:pPr>
+        <w:pStyle w:val="ListBullet"/>
+        <w:spacing w:after="60"/>
+      </w:pPr>
+      <w:r>
+        <w:rPr>
+          <w:rFonts w:ascii="Calibri" w:hAnsi="Calibri"/>
+          <w:b/>
+          <w:i w:val="0"/>
+          <w:color w:val="333333"/>
+          <w:sz w:val="21"/>
+        </w:rPr>
+        <w:t xml:space="preserve">Starke Tiere / Raubtier-Codes  →  </w:t>
+      </w:r>
+      <w:r>
+        <w:rPr>
+          <w:rFonts w:ascii="Calibri" w:hAnsi="Calibri"/>
+          <w:b w:val="0"/>
+          <w:i w:val="0"/>
+          <w:color w:val="333333"/>
+          <w:sz w:val="21"/>
+        </w:rPr>
+        <w:t>Strategie, Investment, Schutzinstinkt, Analyse, Kontrolle</w:t>
+      </w:r>
+    </w:p>
+    <w:p>
+      <w:pPr>
+        <w:pStyle w:val="ListBullet"/>
+        <w:spacing w:after="60"/>
+      </w:pPr>
+      <w:r>
+        <w:rPr>
+          <w:rFonts w:ascii="Calibri" w:hAnsi="Calibri"/>
+          <w:b/>
+          <w:i w:val="0"/>
+          <w:color w:val="333333"/>
+          <w:sz w:val="21"/>
+        </w:rPr>
+        <w:t xml:space="preserve">Schützenswerte Tiere / reale Geschichten  →  </w:t>
+      </w:r>
+      <w:r>
+        <w:rPr>
+          <w:rFonts w:ascii="Calibri" w:hAnsi="Calibri"/>
+          <w:b w:val="0"/>
+          <w:i w:val="0"/>
+          <w:color w:val="333333"/>
+          <w:sz w:val="21"/>
+        </w:rPr>
+        <w:t>Wirkung, Projekte, Emotion, Vertrauen, Sinn</w:t>
+      </w:r>
+    </w:p>
+    <w:p>
+      <w:pPr>
+        <w:spacing w:after="140"/>
+      </w:pPr>
+      <w:r>
+        <w:rPr>
+          <w:rFonts w:ascii="Calibri" w:hAnsi="Calibri"/>
+          <w:b w:val="0"/>
+          <w:i w:val="0"/>
+          <w:color w:val="333333"/>
+          <w:sz w:val="21"/>
+        </w:rPr>
+        <w:t>Beide Welten werden immer zusammen kommuniziert — nie isoliert. Das verbindet die Investment- mit der Wirkungsebene.</w:t>
+      </w:r>
+    </w:p>
+    <w:p>
+      <w:pPr>
+        <w:spacing w:before="120" w:after="120"/>
+        <w:pBdr>
+          <w:bottom w:val="single" w:sz="4" w:space="1" w:color="a176f4"/>
+        </w:pBdr>
+      </w:pPr>
+    </w:p>
+    <w:p>
+      <w:r>
+        <w:br w:type="page"/>
+      </w:r>
+    </w:p>
+    <w:p>
+      <w:pPr>
+        <w:spacing w:before="360" w:after="120"/>
+      </w:pPr>
+      <w:r>
+        <w:rPr>
+          <w:rFonts w:ascii="Calibri" w:hAnsi="Calibri"/>
+          <w:b/>
+          <w:i w:val="0"/>
+          <w:color w:val="4B319B"/>
+          <w:sz w:val="32"/>
+        </w:rPr>
+        <w:t>5.  Der Kommunikationsfunnel — Logikdiagramm</w:t>
+      </w:r>
+    </w:p>
+    <w:p>
+      <w:pPr>
+        <w:spacing w:after="140"/>
+      </w:pPr>
+      <w:r>
+        <w:rPr>
+          <w:rFonts w:ascii="Calibri" w:hAnsi="Calibri"/>
+          <w:b w:val="0"/>
+          <w:i w:val="0"/>
+          <w:color w:val="333333"/>
+          <w:sz w:val="21"/>
+        </w:rPr>
+        <w:t>Das Diagramm zeigt, wie eine Person schrittweise von der ersten Berührung mit Beastly zur Investmententscheidung geführt wird. Jede Stufe hat aktive Kanäle, spezifische Berührungspunkte und eine Entscheidungssituation: Wer nicht weiter engagiert wird, bleibt in der Orbit der Kommunikation (Re-Engage). Wer weiter geht, tritt in die nächste Stufe ein.</w:t>
+      </w:r>
+    </w:p>
+    <w:p>
+      <w:pPr>
+        <w:spacing w:after="120"/>
+      </w:pPr>
+    </w:p>
+    <w:tbl>
+      <w:tblPr>
+        <w:tblStyle w:val="TableGrid"/>
+        <w:tblW w:type="auto" w:w="0"/>
+        <w:tblLook w:firstColumn="1" w:firstRow="1" w:lastColumn="0" w:lastRow="0" w:noHBand="0" w:noVBand="1" w:val="04A0"/>
+      </w:tblPr>
+      <w:tblGrid>
+        <w:gridCol w:w="4306"/>
+        <w:gridCol w:w="4306"/>
+      </w:tblGrid>
+      <w:tr>
+        <w:tc>
+          <w:tcPr>
+            <w:tcW w:type="dxa" w:w="648"/>
+            <w:shd w:val="clear" w:color="auto" w:fill="142233"/>
+            <w:tcMar>
+              <w:top w:w="80" w:type="dxa"/>
+              <w:bottom w:w="80" w:type="dxa"/>
+              <w:left w:w="120" w:type="dxa"/>
+              <w:right w:w="60" w:type="dxa"/>
+            </w:tcMar>
+          </w:tcPr>
+          <w:p>
+            <w:pPr>
+              <w:jc w:val="center"/>
+            </w:pPr>
+            <w:r>
+              <w:rPr>
+                <w:rFonts w:ascii="Calibri" w:hAnsi="Calibri"/>
+                <w:b/>
+                <w:i w:val="0"/>
+                <w:color w:val="FFFFFF"/>
+                <w:sz w:val="36"/>
+              </w:rPr>
+              <w:t>01</w:t>
+            </w:r>
+          </w:p>
+        </w:tc>
+        <w:tc>
+          <w:tcPr>
+            <w:tcW w:type="dxa" w:w="4306"/>
+            <w:shd w:val="clear" w:color="auto" w:fill="142233"/>
+            <w:tcMar>
+              <w:top w:w="80" w:type="dxa"/>
+              <w:bottom w:w="80" w:type="dxa"/>
+              <w:left w:w="100" w:type="dxa"/>
+              <w:right w:w="100" w:type="dxa"/>
+            </w:tcMar>
+          </w:tcPr>
+          <w:p>
+            <w:r>
+              <w:rPr>
+                <w:rFonts w:ascii="Calibri" w:hAnsi="Calibri"/>
+                <w:b/>
+                <w:i w:val="0"/>
+                <w:color w:val="FFFFFF"/>
+                <w:sz w:val="24"/>
+              </w:rPr>
+              <w:t>AUFMERKSAMKEIT</w:t>
+            </w:r>
+          </w:p>
+        </w:tc>
+      </w:tr>
+    </w:tbl>
+    <w:tbl>
+      <w:tblPr>
+        <w:tblStyle w:val="TableGrid"/>
+        <w:tblW w:type="auto" w:w="0"/>
+        <w:tblLook w:firstColumn="1" w:firstRow="1" w:lastColumn="0" w:lastRow="0" w:noHBand="0" w:noVBand="1" w:val="04A0"/>
+      </w:tblPr>
+      <w:tblGrid>
+        <w:gridCol w:w="4306"/>
+        <w:gridCol w:w="4306"/>
+      </w:tblGrid>
+      <w:tr>
+        <w:tc>
+          <w:tcPr>
+            <w:tcW w:type="dxa" w:w="4306"/>
+            <w:shd w:val="clear" w:color="auto" w:fill="F5F3FF"/>
+            <w:tcMar>
+              <w:top w:w="90" w:type="dxa"/>
+              <w:bottom w:w="90" w:type="dxa"/>
+              <w:left w:w="100" w:type="dxa"/>
+              <w:right w:w="100" w:type="dxa"/>
+            </w:tcMar>
+          </w:tcPr>
+          <w:p>
+            <w:r>
+              <w:rPr>
+                <w:rFonts w:ascii="Calibri" w:hAnsi="Calibri"/>
+                <w:b/>
+                <w:i w:val="0"/>
+                <w:color w:val="4B319B"/>
+                <w:sz w:val="16"/>
+              </w:rPr>
+              <w:t>AKTIVE KANÄLE</w:t>
+            </w:r>
+          </w:p>
+          <w:p>
+            <w:r>
+              <w:rPr>
+                <w:rFonts w:ascii="Calibri" w:hAnsi="Calibri"/>
+                <w:b w:val="0"/>
+                <w:i w:val="0"/>
+                <w:color w:val="333333"/>
+                <w:sz w:val="18"/>
+              </w:rPr>
+              <w:t>→  Viktor Ackermann LinkedIn (persönliches Profil)</w:t>
+            </w:r>
+          </w:p>
+          <w:p>
+            <w:r>
+              <w:rPr>
+                <w:rFonts w:ascii="Calibri" w:hAnsi="Calibri"/>
+                <w:b w:val="0"/>
+                <w:i w:val="0"/>
+                <w:color w:val="333333"/>
+                <w:sz w:val="18"/>
+              </w:rPr>
+              <w:t>→  Beastly Social Media — LinkedIn Markenkanal</w:t>
+            </w:r>
+          </w:p>
+          <w:p>
+            <w:r>
+              <w:rPr>
+                <w:rFonts w:ascii="Calibri" w:hAnsi="Calibri"/>
+                <w:b w:val="0"/>
+                <w:i w:val="0"/>
+                <w:color w:val="333333"/>
+                <w:sz w:val="18"/>
+              </w:rPr>
+              <w:t>→  Paid Awareness-Ads (LinkedIn / Meta)</w:t>
+            </w:r>
+          </w:p>
+        </w:tc>
+        <w:tc>
+          <w:tcPr>
+            <w:tcW w:type="dxa" w:w="4306"/>
+            <w:shd w:val="clear" w:color="auto" w:fill="F5F3FF"/>
+            <w:tcMar>
+              <w:top w:w="90" w:type="dxa"/>
+              <w:bottom w:w="90" w:type="dxa"/>
+              <w:left w:w="100" w:type="dxa"/>
+              <w:right w:w="100" w:type="dxa"/>
+            </w:tcMar>
+          </w:tcPr>
+          <w:p>
+            <w:r>
+              <w:rPr>
+                <w:rFonts w:ascii="Calibri" w:hAnsi="Calibri"/>
+                <w:b/>
+                <w:i w:val="0"/>
+                <w:color w:val="4B319B"/>
+                <w:sz w:val="16"/>
+              </w:rPr>
+              <w:t>BERÜHRUNGSPUNKTE</w:t>
+            </w:r>
+          </w:p>
+          <w:p>
+            <w:r>
+              <w:rPr>
+                <w:rFonts w:ascii="Calibri" w:hAnsi="Calibri"/>
+                <w:b w:val="0"/>
+                <w:i w:val="0"/>
+                <w:color w:val="333333"/>
+                <w:sz w:val="18"/>
+              </w:rPr>
+              <w:t>→  Beitrag oder Reel gesehen</w:t>
+            </w:r>
+          </w:p>
+          <w:p>
+            <w:r>
+              <w:rPr>
+                <w:rFonts w:ascii="Calibri" w:hAnsi="Calibri"/>
+                <w:b w:val="0"/>
+                <w:i w:val="0"/>
+                <w:color w:val="333333"/>
+                <w:sz w:val="18"/>
+              </w:rPr>
+              <w:t>→  Ad im Feed ausgespielt</w:t>
+            </w:r>
+          </w:p>
+          <w:p>
+            <w:r>
+              <w:rPr>
+                <w:rFonts w:ascii="Calibri" w:hAnsi="Calibri"/>
+                <w:b w:val="0"/>
+                <w:i w:val="0"/>
+                <w:color w:val="333333"/>
+                <w:sz w:val="18"/>
+              </w:rPr>
+              <w:t>→  Viktors Profil entdeckt</w:t>
+            </w:r>
+          </w:p>
+          <w:p>
+            <w:r>
+              <w:rPr>
+                <w:rFonts w:ascii="Calibri" w:hAnsi="Calibri"/>
+                <w:b w:val="0"/>
+                <w:i w:val="0"/>
+                <w:color w:val="333333"/>
+                <w:sz w:val="18"/>
+              </w:rPr>
+              <w:t>→  Beastly-Seite angeklickt</w:t>
+            </w:r>
+          </w:p>
+        </w:tc>
+      </w:tr>
+    </w:tbl>
+    <w:tbl>
+      <w:tblPr>
+        <w:tblStyle w:val="TableGrid"/>
+        <w:tblW w:type="auto" w:w="0"/>
+        <w:tblLook w:firstColumn="1" w:firstRow="1" w:lastColumn="0" w:lastRow="0" w:noHBand="0" w:noVBand="1" w:val="04A0"/>
+      </w:tblPr>
+      <w:tblGrid>
+        <w:gridCol w:w="2871"/>
+        <w:gridCol w:w="2871"/>
+        <w:gridCol w:w="2871"/>
+      </w:tblGrid>
+      <w:tr>
+        <w:tc>
+          <w:tcPr>
+            <w:tcW w:type="dxa" w:w="2871"/>
+            <w:shd w:val="clear" w:color="auto" w:fill="FEF3EE"/>
+            <w:tcMar>
+              <w:top w:w="80" w:type="dxa"/>
+              <w:bottom w:w="80" w:type="dxa"/>
+              <w:left w:w="100" w:type="dxa"/>
+              <w:right w:w="100" w:type="dxa"/>
+            </w:tcMar>
+          </w:tcPr>
+          <w:p>
+            <w:r>
+              <w:rPr>
+                <w:rFonts w:ascii="Calibri" w:hAnsi="Calibri"/>
+                <w:b/>
+                <w:i w:val="0"/>
+                <w:color w:val="BD5435"/>
+                <w:sz w:val="16"/>
+              </w:rPr>
+              <w:t>KEIN ENGAGEMENT</w:t>
+            </w:r>
+            <w:r>
+              <w:rPr>
+                <w:rFonts w:ascii="Calibri" w:hAnsi="Calibri"/>
+                <w:b w:val="0"/>
+                <w:i w:val="0"/>
+                <w:color w:val="333333"/>
+                <w:sz w:val="18"/>
+              </w:rPr>
+              <w:t xml:space="preserve">  →  </w:t>
+            </w:r>
+          </w:p>
+          <w:p>
+            <w:r>
+              <w:rPr>
+                <w:rFonts w:ascii="Calibri" w:hAnsi="Calibri"/>
+                <w:b w:val="0"/>
+                <w:i w:val="0"/>
+                <w:color w:val="8B3A20"/>
+                <w:sz w:val="18"/>
+              </w:rPr>
+              <w:t>Bleibt im Orbit → nächster Post, nächste Ad, nächste Begegnung. Retargeting aktiv.</w:t>
+            </w:r>
+          </w:p>
+        </w:tc>
+        <w:tc>
+          <w:tcPr>
+            <w:tcW w:type="dxa" w:w="720"/>
+            <w:shd w:val="clear" w:color="auto" w:fill="FFFFFF"/>
+            <w:tcMar>
+              <w:top w:w="80" w:type="dxa"/>
+              <w:bottom w:w="80" w:type="dxa"/>
+              <w:left w:w="80" w:type="dxa"/>
+              <w:right w:w="80" w:type="dxa"/>
+            </w:tcMar>
+          </w:tcPr>
+          <w:p>
+            <w:pPr>
+              <w:jc w:val="center"/>
+            </w:pPr>
+            <w:r>
+              <w:rPr>
+                <w:rFonts w:ascii="Calibri" w:hAnsi="Calibri"/>
+                <w:b w:val="0"/>
+                <w:i w:val="0"/>
+                <w:color w:val="A176F4"/>
+                <w:sz w:val="32"/>
+              </w:rPr>
+              <w:t>▼</w:t>
+            </w:r>
+          </w:p>
+        </w:tc>
+        <w:tc>
+          <w:tcPr>
+            <w:tcW w:type="dxa" w:w="2871"/>
+            <w:shd w:val="clear" w:color="auto" w:fill="EDF7EE"/>
+            <w:tcMar>
+              <w:top w:w="80" w:type="dxa"/>
+              <w:bottom w:w="80" w:type="dxa"/>
+              <w:left w:w="100" w:type="dxa"/>
+              <w:right w:w="100" w:type="dxa"/>
+            </w:tcMar>
+          </w:tcPr>
+          <w:p>
+            <w:r>
+              <w:rPr>
+                <w:rFonts w:ascii="Calibri" w:hAnsi="Calibri"/>
+                <w:b/>
+                <w:i w:val="0"/>
+                <w:color w:val="1A5C38"/>
+                <w:sz w:val="16"/>
+              </w:rPr>
+              <w:t>ENGAGEMENT</w:t>
+            </w:r>
+            <w:r>
+              <w:rPr>
+                <w:rFonts w:ascii="Calibri" w:hAnsi="Calibri"/>
+                <w:b w:val="0"/>
+                <w:i w:val="0"/>
+                <w:color w:val="333333"/>
+                <w:sz w:val="18"/>
+              </w:rPr>
+              <w:t xml:space="preserve">  →  </w:t>
+            </w:r>
+          </w:p>
+          <w:p>
+            <w:r>
+              <w:rPr>
+                <w:rFonts w:ascii="Calibri" w:hAnsi="Calibri"/>
+                <w:b w:val="0"/>
+                <w:i w:val="0"/>
+                <w:color w:val="1A5C38"/>
+                <w:sz w:val="18"/>
+              </w:rPr>
+              <w:t>Klickt, folgt, kommentiert, teilt → zeigt erstes aktives Interesse.</w:t>
+            </w:r>
+          </w:p>
+        </w:tc>
+      </w:tr>
+    </w:tbl>
+    <w:p>
+      <w:pPr>
+        <w:spacing w:before="40" w:after="40"/>
+        <w:jc w:val="center"/>
+      </w:pPr>
+      <w:r>
+        <w:rPr>
+          <w:rFonts w:ascii="Calibri" w:hAnsi="Calibri"/>
+          <w:b w:val="0"/>
+          <w:i w:val="0"/>
+          <w:color w:val="A176F4"/>
+          <w:sz w:val="28"/>
+        </w:rPr>
+        <w:t>▼</w:t>
+      </w:r>
+    </w:p>
+    <w:tbl>
+      <w:tblPr>
+        <w:tblStyle w:val="TableGrid"/>
+        <w:tblW w:type="auto" w:w="0"/>
+        <w:tblLook w:firstColumn="1" w:firstRow="1" w:lastColumn="0" w:lastRow="0" w:noHBand="0" w:noVBand="1" w:val="04A0"/>
+      </w:tblPr>
+      <w:tblGrid>
+        <w:gridCol w:w="4306"/>
+        <w:gridCol w:w="4306"/>
+      </w:tblGrid>
+      <w:tr>
+        <w:tc>
+          <w:tcPr>
+            <w:tcW w:type="dxa" w:w="648"/>
+            <w:shd w:val="clear" w:color="auto" w:fill="1e3350"/>
+            <w:tcMar>
+              <w:top w:w="80" w:type="dxa"/>
+              <w:bottom w:w="80" w:type="dxa"/>
+              <w:left w:w="120" w:type="dxa"/>
+              <w:right w:w="60" w:type="dxa"/>
+            </w:tcMar>
+          </w:tcPr>
+          <w:p>
+            <w:pPr>
+              <w:jc w:val="center"/>
+            </w:pPr>
+            <w:r>
+              <w:rPr>
+                <w:rFonts w:ascii="Calibri" w:hAnsi="Calibri"/>
+                <w:b/>
+                <w:i w:val="0"/>
+                <w:color w:val="FFFFFF"/>
+                <w:sz w:val="36"/>
+              </w:rPr>
+              <w:t>02</w:t>
+            </w:r>
+          </w:p>
+        </w:tc>
+        <w:tc>
+          <w:tcPr>
+            <w:tcW w:type="dxa" w:w="4306"/>
+            <w:shd w:val="clear" w:color="auto" w:fill="1e3350"/>
+            <w:tcMar>
+              <w:top w:w="80" w:type="dxa"/>
+              <w:bottom w:w="80" w:type="dxa"/>
+              <w:left w:w="100" w:type="dxa"/>
+              <w:right w:w="100" w:type="dxa"/>
+            </w:tcMar>
+          </w:tcPr>
+          <w:p>
+            <w:r>
+              <w:rPr>
+                <w:rFonts w:ascii="Calibri" w:hAnsi="Calibri"/>
+                <w:b/>
+                <w:i w:val="0"/>
+                <w:color w:val="FFFFFF"/>
+                <w:sz w:val="24"/>
+              </w:rPr>
+              <w:t>NEUGIER</w:t>
+            </w:r>
+          </w:p>
+        </w:tc>
+      </w:tr>
+    </w:tbl>
+    <w:tbl>
+      <w:tblPr>
+        <w:tblStyle w:val="TableGrid"/>
+        <w:tblW w:type="auto" w:w="0"/>
+        <w:tblLook w:firstColumn="1" w:firstRow="1" w:lastColumn="0" w:lastRow="0" w:noHBand="0" w:noVBand="1" w:val="04A0"/>
+      </w:tblPr>
+      <w:tblGrid>
+        <w:gridCol w:w="4306"/>
+        <w:gridCol w:w="4306"/>
+      </w:tblGrid>
+      <w:tr>
+        <w:tc>
+          <w:tcPr>
+            <w:tcW w:type="dxa" w:w="4306"/>
+            <w:shd w:val="clear" w:color="auto" w:fill="EEF4FF"/>
+            <w:tcMar>
+              <w:top w:w="90" w:type="dxa"/>
+              <w:bottom w:w="90" w:type="dxa"/>
+              <w:left w:w="100" w:type="dxa"/>
+              <w:right w:w="100" w:type="dxa"/>
+            </w:tcMar>
+          </w:tcPr>
+          <w:p>
+            <w:r>
+              <w:rPr>
+                <w:rFonts w:ascii="Calibri" w:hAnsi="Calibri"/>
+                <w:b/>
+                <w:i w:val="0"/>
+                <w:color w:val="4B319B"/>
+                <w:sz w:val="16"/>
+              </w:rPr>
+              <w:t>AKTIVE KANÄLE</w:t>
+            </w:r>
+          </w:p>
+          <w:p>
+            <w:r>
+              <w:rPr>
+                <w:rFonts w:ascii="Calibri" w:hAnsi="Calibri"/>
+                <w:b w:val="0"/>
+                <w:i w:val="0"/>
+                <w:color w:val="333333"/>
+                <w:sz w:val="18"/>
+              </w:rPr>
+              <w:t>→  Viktor LinkedIn — Story-Content, Gründerhintergrund</w:t>
+            </w:r>
+          </w:p>
+          <w:p>
+            <w:r>
+              <w:rPr>
+                <w:rFonts w:ascii="Calibri" w:hAnsi="Calibri"/>
+                <w:b w:val="0"/>
+                <w:i w:val="0"/>
+                <w:color w:val="333333"/>
+                <w:sz w:val="18"/>
+              </w:rPr>
+              <w:t>→  Beastly Social Media — Dual-Bildwelt, Werte-Posts</w:t>
+            </w:r>
+          </w:p>
+          <w:p>
+            <w:r>
+              <w:rPr>
+                <w:rFonts w:ascii="Calibri" w:hAnsi="Calibri"/>
+                <w:b w:val="0"/>
+                <w:i w:val="0"/>
+                <w:color w:val="333333"/>
+                <w:sz w:val="18"/>
+              </w:rPr>
+              <w:t>→  Website — Einstiegsseite (Gründerstory, Was ist Beastly?)</w:t>
+            </w:r>
+          </w:p>
+        </w:tc>
+        <w:tc>
+          <w:tcPr>
+            <w:tcW w:type="dxa" w:w="4306"/>
+            <w:shd w:val="clear" w:color="auto" w:fill="EEF4FF"/>
+            <w:tcMar>
+              <w:top w:w="90" w:type="dxa"/>
+              <w:bottom w:w="90" w:type="dxa"/>
+              <w:left w:w="100" w:type="dxa"/>
+              <w:right w:w="100" w:type="dxa"/>
+            </w:tcMar>
+          </w:tcPr>
+          <w:p>
+            <w:r>
+              <w:rPr>
+                <w:rFonts w:ascii="Calibri" w:hAnsi="Calibri"/>
+                <w:b/>
+                <w:i w:val="0"/>
+                <w:color w:val="4B319B"/>
+                <w:sz w:val="16"/>
+              </w:rPr>
+              <w:t>BERÜHRUNGSPUNKTE</w:t>
+            </w:r>
+          </w:p>
+          <w:p>
+            <w:r>
+              <w:rPr>
+                <w:rFonts w:ascii="Calibri" w:hAnsi="Calibri"/>
+                <w:b w:val="0"/>
+                <w:i w:val="0"/>
+                <w:color w:val="333333"/>
+                <w:sz w:val="18"/>
+              </w:rPr>
+              <w:t>→  Profilbesuch (Viktor oder Beastly)</w:t>
+            </w:r>
+          </w:p>
+          <w:p>
+            <w:r>
+              <w:rPr>
+                <w:rFonts w:ascii="Calibri" w:hAnsi="Calibri"/>
+                <w:b w:val="0"/>
+                <w:i w:val="0"/>
+                <w:color w:val="333333"/>
+                <w:sz w:val="18"/>
+              </w:rPr>
+              <w:t>→  Website aufgerufen</w:t>
+            </w:r>
+          </w:p>
+          <w:p>
+            <w:r>
+              <w:rPr>
+                <w:rFonts w:ascii="Calibri" w:hAnsi="Calibri"/>
+                <w:b w:val="0"/>
+                <w:i w:val="0"/>
+                <w:color w:val="333333"/>
+                <w:sz w:val="18"/>
+              </w:rPr>
+              <w:t>→  Gründerstory gelesen</w:t>
+            </w:r>
+          </w:p>
+          <w:p>
+            <w:r>
+              <w:rPr>
+                <w:rFonts w:ascii="Calibri" w:hAnsi="Calibri"/>
+                <w:b w:val="0"/>
+                <w:i w:val="0"/>
+                <w:color w:val="333333"/>
+                <w:sz w:val="18"/>
+              </w:rPr>
+              <w:t>→  Mehrere Beiträge konsumiert</w:t>
+            </w:r>
+          </w:p>
+        </w:tc>
+      </w:tr>
+    </w:tbl>
+    <w:tbl>
+      <w:tblPr>
+        <w:tblStyle w:val="TableGrid"/>
+        <w:tblW w:type="auto" w:w="0"/>
+        <w:tblLook w:firstColumn="1" w:firstRow="1" w:lastColumn="0" w:lastRow="0" w:noHBand="0" w:noVBand="1" w:val="04A0"/>
+      </w:tblPr>
+      <w:tblGrid>
+        <w:gridCol w:w="2871"/>
+        <w:gridCol w:w="2871"/>
+        <w:gridCol w:w="2871"/>
+      </w:tblGrid>
+      <w:tr>
+        <w:tc>
+          <w:tcPr>
+            <w:tcW w:type="dxa" w:w="2871"/>
+            <w:shd w:val="clear" w:color="auto" w:fill="FEF3EE"/>
+            <w:tcMar>
+              <w:top w:w="80" w:type="dxa"/>
+              <w:bottom w:w="80" w:type="dxa"/>
+              <w:left w:w="100" w:type="dxa"/>
+              <w:right w:w="100" w:type="dxa"/>
+            </w:tcMar>
+          </w:tcPr>
+          <w:p>
+            <w:r>
+              <w:rPr>
+                <w:rFonts w:ascii="Calibri" w:hAnsi="Calibri"/>
+                <w:b/>
+                <w:i w:val="0"/>
+                <w:color w:val="BD5435"/>
+                <w:sz w:val="16"/>
+              </w:rPr>
+              <w:t>KEIN ENGAGEMENT</w:t>
+            </w:r>
+            <w:r>
+              <w:rPr>
+                <w:rFonts w:ascii="Calibri" w:hAnsi="Calibri"/>
+                <w:b w:val="0"/>
+                <w:i w:val="0"/>
+                <w:color w:val="333333"/>
+                <w:sz w:val="18"/>
+              </w:rPr>
+              <w:t xml:space="preserve">  →  </w:t>
+            </w:r>
+          </w:p>
+          <w:p>
+            <w:r>
+              <w:rPr>
+                <w:rFonts w:ascii="Calibri" w:hAnsi="Calibri"/>
+                <w:b w:val="0"/>
+                <w:i w:val="0"/>
+                <w:color w:val="8B3A20"/>
+                <w:sz w:val="18"/>
+              </w:rPr>
+              <w:t>Verlässt ohne Vertiefung → bleibt im Feed-Orbit, nächste Begegnung beim nächsten Post.</w:t>
+            </w:r>
+          </w:p>
+        </w:tc>
+        <w:tc>
+          <w:tcPr>
+            <w:tcW w:type="dxa" w:w="720"/>
+            <w:shd w:val="clear" w:color="auto" w:fill="FFFFFF"/>
+            <w:tcMar>
+              <w:top w:w="80" w:type="dxa"/>
+              <w:bottom w:w="80" w:type="dxa"/>
+              <w:left w:w="80" w:type="dxa"/>
+              <w:right w:w="80" w:type="dxa"/>
+            </w:tcMar>
+          </w:tcPr>
+          <w:p>
+            <w:pPr>
+              <w:jc w:val="center"/>
+            </w:pPr>
+            <w:r>
+              <w:rPr>
+                <w:rFonts w:ascii="Calibri" w:hAnsi="Calibri"/>
+                <w:b w:val="0"/>
+                <w:i w:val="0"/>
+                <w:color w:val="A176F4"/>
+                <w:sz w:val="32"/>
+              </w:rPr>
+              <w:t>▼</w:t>
+            </w:r>
+          </w:p>
+        </w:tc>
+        <w:tc>
+          <w:tcPr>
+            <w:tcW w:type="dxa" w:w="2871"/>
+            <w:shd w:val="clear" w:color="auto" w:fill="EDF7EE"/>
+            <w:tcMar>
+              <w:top w:w="80" w:type="dxa"/>
+              <w:bottom w:w="80" w:type="dxa"/>
+              <w:left w:w="100" w:type="dxa"/>
+              <w:right w:w="100" w:type="dxa"/>
+            </w:tcMar>
+          </w:tcPr>
+          <w:p>
+            <w:r>
+              <w:rPr>
+                <w:rFonts w:ascii="Calibri" w:hAnsi="Calibri"/>
+                <w:b/>
+                <w:i w:val="0"/>
+                <w:color w:val="1A5C38"/>
+                <w:sz w:val="16"/>
+              </w:rPr>
+              <w:t>ENGAGEMENT</w:t>
+            </w:r>
+            <w:r>
+              <w:rPr>
+                <w:rFonts w:ascii="Calibri" w:hAnsi="Calibri"/>
+                <w:b w:val="0"/>
+                <w:i w:val="0"/>
+                <w:color w:val="333333"/>
+                <w:sz w:val="18"/>
+              </w:rPr>
+              <w:t xml:space="preserve">  →  </w:t>
+            </w:r>
+          </w:p>
+          <w:p>
+            <w:r>
+              <w:rPr>
+                <w:rFonts w:ascii="Calibri" w:hAnsi="Calibri"/>
+                <w:b w:val="0"/>
+                <w:i w:val="0"/>
+                <w:color w:val="1A5C38"/>
+                <w:sz w:val="18"/>
+              </w:rPr>
+              <w:t>Sucht aktiv mehr → besucht Website, liest tiefer, folgt dem Profil.</w:t>
+            </w:r>
+          </w:p>
+        </w:tc>
+      </w:tr>
+    </w:tbl>
+    <w:p>
+      <w:pPr>
+        <w:spacing w:before="40" w:after="40"/>
+        <w:jc w:val="center"/>
+      </w:pPr>
+      <w:r>
+        <w:rPr>
+          <w:rFonts w:ascii="Calibri" w:hAnsi="Calibri"/>
+          <w:b w:val="0"/>
+          <w:i w:val="0"/>
+          <w:color w:val="A176F4"/>
+          <w:sz w:val="28"/>
+        </w:rPr>
+        <w:t>▼</w:t>
+      </w:r>
+    </w:p>
+    <w:tbl>
+      <w:tblPr>
+        <w:tblStyle w:val="TableGrid"/>
+        <w:tblW w:type="auto" w:w="0"/>
+        <w:tblLook w:firstColumn="1" w:firstRow="1" w:lastColumn="0" w:lastRow="0" w:noHBand="0" w:noVBand="1" w:val="04A0"/>
+      </w:tblPr>
+      <w:tblGrid>
+        <w:gridCol w:w="4306"/>
+        <w:gridCol w:w="4306"/>
+      </w:tblGrid>
+      <w:tr>
+        <w:tc>
+          <w:tcPr>
+            <w:tcW w:type="dxa" w:w="648"/>
+            <w:shd w:val="clear" w:color="auto" w:fill="27406A"/>
+            <w:tcMar>
+              <w:top w:w="80" w:type="dxa"/>
+              <w:bottom w:w="80" w:type="dxa"/>
+              <w:left w:w="120" w:type="dxa"/>
+              <w:right w:w="60" w:type="dxa"/>
+            </w:tcMar>
+          </w:tcPr>
+          <w:p>
+            <w:pPr>
+              <w:jc w:val="center"/>
+            </w:pPr>
+            <w:r>
+              <w:rPr>
+                <w:rFonts w:ascii="Calibri" w:hAnsi="Calibri"/>
+                <w:b/>
+                <w:i w:val="0"/>
+                <w:color w:val="FFFFFF"/>
+                <w:sz w:val="36"/>
+              </w:rPr>
+              <w:t>03</w:t>
+            </w:r>
+          </w:p>
+        </w:tc>
+        <w:tc>
+          <w:tcPr>
+            <w:tcW w:type="dxa" w:w="4306"/>
+            <w:shd w:val="clear" w:color="auto" w:fill="27406A"/>
+            <w:tcMar>
+              <w:top w:w="80" w:type="dxa"/>
+              <w:bottom w:w="80" w:type="dxa"/>
+              <w:left w:w="100" w:type="dxa"/>
+              <w:right w:w="100" w:type="dxa"/>
+            </w:tcMar>
+          </w:tcPr>
+          <w:p>
+            <w:r>
+              <w:rPr>
+                <w:rFonts w:ascii="Calibri" w:hAnsi="Calibri"/>
+                <w:b/>
+                <w:i w:val="0"/>
+                <w:color w:val="FFFFFF"/>
+                <w:sz w:val="24"/>
+              </w:rPr>
+              <w:t>VERTRAUEN</w:t>
+            </w:r>
+          </w:p>
+        </w:tc>
+      </w:tr>
+    </w:tbl>
+    <w:tbl>
+      <w:tblPr>
+        <w:tblStyle w:val="TableGrid"/>
+        <w:tblW w:type="auto" w:w="0"/>
+        <w:tblLook w:firstColumn="1" w:firstRow="1" w:lastColumn="0" w:lastRow="0" w:noHBand="0" w:noVBand="1" w:val="04A0"/>
+      </w:tblPr>
+      <w:tblGrid>
+        <w:gridCol w:w="4306"/>
+        <w:gridCol w:w="4306"/>
+      </w:tblGrid>
+      <w:tr>
+        <w:tc>
+          <w:tcPr>
+            <w:tcW w:type="dxa" w:w="4306"/>
+            <w:shd w:val="clear" w:color="auto" w:fill="F5F3FF"/>
+            <w:tcMar>
+              <w:top w:w="90" w:type="dxa"/>
+              <w:bottom w:w="90" w:type="dxa"/>
+              <w:left w:w="100" w:type="dxa"/>
+              <w:right w:w="100" w:type="dxa"/>
+            </w:tcMar>
+          </w:tcPr>
+          <w:p>
+            <w:r>
+              <w:rPr>
+                <w:rFonts w:ascii="Calibri" w:hAnsi="Calibri"/>
+                <w:b/>
+                <w:i w:val="0"/>
+                <w:color w:val="4B319B"/>
+                <w:sz w:val="16"/>
+              </w:rPr>
+              <w:t>AKTIVE KANÄLE</w:t>
+            </w:r>
+          </w:p>
+          <w:p>
+            <w:r>
+              <w:rPr>
+                <w:rFonts w:ascii="Calibri" w:hAnsi="Calibri"/>
+                <w:b w:val="0"/>
+                <w:i w:val="0"/>
+                <w:color w:val="333333"/>
+                <w:sz w:val="18"/>
+              </w:rPr>
+              <w:t>→  Website — Transparenzbereich (Löhne, Struktur, 5 Projekte)</w:t>
+            </w:r>
+          </w:p>
+          <w:p>
+            <w:r>
+              <w:rPr>
+                <w:rFonts w:ascii="Calibri" w:hAnsi="Calibri"/>
+                <w:b w:val="0"/>
+                <w:i w:val="0"/>
+                <w:color w:val="333333"/>
+                <w:sz w:val="18"/>
+              </w:rPr>
+              <w:t>→  Viktor &amp; Lydia — Nahbarkeit, persönliche Posts</w:t>
+            </w:r>
+          </w:p>
+          <w:p>
+            <w:r>
+              <w:rPr>
+                <w:rFonts w:ascii="Calibri" w:hAnsi="Calibri"/>
+                <w:b w:val="0"/>
+                <w:i w:val="0"/>
+                <w:color w:val="333333"/>
+                <w:sz w:val="18"/>
+              </w:rPr>
+              <w:t>→  FourGive — reale Wirkungsmomente, Geschichten</w:t>
+            </w:r>
+          </w:p>
+        </w:tc>
+        <w:tc>
+          <w:tcPr>
+            <w:tcW w:type="dxa" w:w="4306"/>
+            <w:shd w:val="clear" w:color="auto" w:fill="F5F3FF"/>
+            <w:tcMar>
+              <w:top w:w="90" w:type="dxa"/>
+              <w:bottom w:w="90" w:type="dxa"/>
+              <w:left w:w="100" w:type="dxa"/>
+              <w:right w:w="100" w:type="dxa"/>
+            </w:tcMar>
+          </w:tcPr>
+          <w:p>
+            <w:r>
+              <w:rPr>
+                <w:rFonts w:ascii="Calibri" w:hAnsi="Calibri"/>
+                <w:b/>
+                <w:i w:val="0"/>
+                <w:color w:val="4B319B"/>
+                <w:sz w:val="16"/>
+              </w:rPr>
+              <w:t>BERÜHRUNGSPUNKTE</w:t>
+            </w:r>
+          </w:p>
+          <w:p>
+            <w:r>
+              <w:rPr>
+                <w:rFonts w:ascii="Calibri" w:hAnsi="Calibri"/>
+                <w:b w:val="0"/>
+                <w:i w:val="0"/>
+                <w:color w:val="333333"/>
+                <w:sz w:val="18"/>
+              </w:rPr>
+              <w:t>→  Transparenzseite gelesen</w:t>
+            </w:r>
+          </w:p>
+          <w:p>
+            <w:r>
+              <w:rPr>
+                <w:rFonts w:ascii="Calibri" w:hAnsi="Calibri"/>
+                <w:b w:val="0"/>
+                <w:i w:val="0"/>
+                <w:color w:val="333333"/>
+                <w:sz w:val="18"/>
+              </w:rPr>
+              <w:t>→  Lohnstruktur entdeckt und verstanden</w:t>
+            </w:r>
+          </w:p>
+          <w:p>
+            <w:r>
+              <w:rPr>
+                <w:rFonts w:ascii="Calibri" w:hAnsi="Calibri"/>
+                <w:b w:val="0"/>
+                <w:i w:val="0"/>
+                <w:color w:val="333333"/>
+                <w:sz w:val="18"/>
+              </w:rPr>
+              <w:t>→  FourGive-Geschichte nachverfolgt</w:t>
+            </w:r>
+          </w:p>
+          <w:p>
+            <w:r>
+              <w:rPr>
+                <w:rFonts w:ascii="Calibri" w:hAnsi="Calibri"/>
+                <w:b w:val="0"/>
+                <w:i w:val="0"/>
+                <w:color w:val="333333"/>
+                <w:sz w:val="18"/>
+              </w:rPr>
+              <w:t>→  Viktor / Lydia als echte Menschen wahrgenommen</w:t>
+            </w:r>
+          </w:p>
+        </w:tc>
+      </w:tr>
+    </w:tbl>
+    <w:tbl>
+      <w:tblPr>
+        <w:tblStyle w:val="TableGrid"/>
+        <w:tblW w:type="auto" w:w="0"/>
+        <w:tblLook w:firstColumn="1" w:firstRow="1" w:lastColumn="0" w:lastRow="0" w:noHBand="0" w:noVBand="1" w:val="04A0"/>
+      </w:tblPr>
+      <w:tblGrid>
+        <w:gridCol w:w="2871"/>
+        <w:gridCol w:w="2871"/>
+        <w:gridCol w:w="2871"/>
+      </w:tblGrid>
+      <w:tr>
+        <w:tc>
+          <w:tcPr>
+            <w:tcW w:type="dxa" w:w="2871"/>
+            <w:shd w:val="clear" w:color="auto" w:fill="FEF3EE"/>
+            <w:tcMar>
+              <w:top w:w="80" w:type="dxa"/>
+              <w:bottom w:w="80" w:type="dxa"/>
+              <w:left w:w="100" w:type="dxa"/>
+              <w:right w:w="100" w:type="dxa"/>
+            </w:tcMar>
+          </w:tcPr>
+          <w:p>
+            <w:r>
+              <w:rPr>
+                <w:rFonts w:ascii="Calibri" w:hAnsi="Calibri"/>
+                <w:b/>
+                <w:i w:val="0"/>
+                <w:color w:val="BD5435"/>
+                <w:sz w:val="16"/>
+              </w:rPr>
+              <w:t>KEIN ENGAGEMENT</w:t>
+            </w:r>
+            <w:r>
+              <w:rPr>
+                <w:rFonts w:ascii="Calibri" w:hAnsi="Calibri"/>
+                <w:b w:val="0"/>
+                <w:i w:val="0"/>
+                <w:color w:val="333333"/>
+                <w:sz w:val="18"/>
+              </w:rPr>
+              <w:t xml:space="preserve">  →  </w:t>
+            </w:r>
+          </w:p>
+          <w:p>
+            <w:r>
+              <w:rPr>
+                <w:rFonts w:ascii="Calibri" w:hAnsi="Calibri"/>
+                <w:b w:val="0"/>
+                <w:i w:val="0"/>
+                <w:color w:val="8B3A20"/>
+                <w:sz w:val="18"/>
+              </w:rPr>
+              <w:t>Zweifel bleiben → gezielter Beweis-Content, Transparenz-Posts, Retargeting mit Substanz.</w:t>
+            </w:r>
+          </w:p>
+        </w:tc>
+        <w:tc>
+          <w:tcPr>
+            <w:tcW w:type="dxa" w:w="720"/>
+            <w:shd w:val="clear" w:color="auto" w:fill="FFFFFF"/>
+            <w:tcMar>
+              <w:top w:w="80" w:type="dxa"/>
+              <w:bottom w:w="80" w:type="dxa"/>
+              <w:left w:w="80" w:type="dxa"/>
+              <w:right w:w="80" w:type="dxa"/>
+            </w:tcMar>
+          </w:tcPr>
+          <w:p>
+            <w:pPr>
+              <w:jc w:val="center"/>
+            </w:pPr>
+            <w:r>
+              <w:rPr>
+                <w:rFonts w:ascii="Calibri" w:hAnsi="Calibri"/>
+                <w:b w:val="0"/>
+                <w:i w:val="0"/>
+                <w:color w:val="A176F4"/>
+                <w:sz w:val="32"/>
+              </w:rPr>
+              <w:t>▼</w:t>
+            </w:r>
+          </w:p>
+        </w:tc>
+        <w:tc>
+          <w:tcPr>
+            <w:tcW w:type="dxa" w:w="2871"/>
+            <w:shd w:val="clear" w:color="auto" w:fill="EDF7EE"/>
+            <w:tcMar>
+              <w:top w:w="80" w:type="dxa"/>
+              <w:bottom w:w="80" w:type="dxa"/>
+              <w:left w:w="100" w:type="dxa"/>
+              <w:right w:w="100" w:type="dxa"/>
+            </w:tcMar>
+          </w:tcPr>
+          <w:p>
+            <w:r>
+              <w:rPr>
+                <w:rFonts w:ascii="Calibri" w:hAnsi="Calibri"/>
+                <w:b/>
+                <w:i w:val="0"/>
+                <w:color w:val="1A5C38"/>
+                <w:sz w:val="16"/>
+              </w:rPr>
+              <w:t>ENGAGEMENT</w:t>
+            </w:r>
+            <w:r>
+              <w:rPr>
+                <w:rFonts w:ascii="Calibri" w:hAnsi="Calibri"/>
+                <w:b w:val="0"/>
+                <w:i w:val="0"/>
+                <w:color w:val="333333"/>
+                <w:sz w:val="18"/>
+              </w:rPr>
+              <w:t xml:space="preserve">  →  </w:t>
+            </w:r>
+          </w:p>
+          <w:p>
+            <w:r>
+              <w:rPr>
+                <w:rFonts w:ascii="Calibri" w:hAnsi="Calibri"/>
+                <w:b w:val="0"/>
+                <w:i w:val="0"/>
+                <w:color w:val="1A5C38"/>
+                <w:sz w:val="18"/>
+              </w:rPr>
+              <w:t>Vertrauen gewonnen → bereit zu prüfen, ob das Produkt für sie passt.</w:t>
+            </w:r>
+          </w:p>
+        </w:tc>
+      </w:tr>
+    </w:tbl>
+    <w:p>
+      <w:pPr>
+        <w:spacing w:before="40" w:after="40"/>
+        <w:jc w:val="center"/>
+      </w:pPr>
+      <w:r>
+        <w:rPr>
+          <w:rFonts w:ascii="Calibri" w:hAnsi="Calibri"/>
+          <w:b w:val="0"/>
+          <w:i w:val="0"/>
+          <w:color w:val="A176F4"/>
+          <w:sz w:val="28"/>
+        </w:rPr>
+        <w:t>▼</w:t>
+      </w:r>
+    </w:p>
+    <w:tbl>
+      <w:tblPr>
+        <w:tblStyle w:val="TableGrid"/>
+        <w:tblW w:type="auto" w:w="0"/>
+        <w:tblLook w:firstColumn="1" w:firstRow="1" w:lastColumn="0" w:lastRow="0" w:noHBand="0" w:noVBand="1" w:val="04A0"/>
+      </w:tblPr>
+      <w:tblGrid>
+        <w:gridCol w:w="4306"/>
+        <w:gridCol w:w="4306"/>
+      </w:tblGrid>
+      <w:tr>
+        <w:tc>
+          <w:tcPr>
+            <w:tcW w:type="dxa" w:w="648"/>
+            <w:shd w:val="clear" w:color="auto" w:fill="344E5A"/>
+            <w:tcMar>
+              <w:top w:w="80" w:type="dxa"/>
+              <w:bottom w:w="80" w:type="dxa"/>
+              <w:left w:w="120" w:type="dxa"/>
+              <w:right w:w="60" w:type="dxa"/>
+            </w:tcMar>
+          </w:tcPr>
+          <w:p>
+            <w:pPr>
+              <w:jc w:val="center"/>
+            </w:pPr>
+            <w:r>
+              <w:rPr>
+                <w:rFonts w:ascii="Calibri" w:hAnsi="Calibri"/>
+                <w:b/>
+                <w:i w:val="0"/>
+                <w:color w:val="FFFFFF"/>
+                <w:sz w:val="36"/>
+              </w:rPr>
+              <w:t>04</w:t>
+            </w:r>
+          </w:p>
+        </w:tc>
+        <w:tc>
+          <w:tcPr>
+            <w:tcW w:type="dxa" w:w="4306"/>
+            <w:shd w:val="clear" w:color="auto" w:fill="344E5A"/>
+            <w:tcMar>
+              <w:top w:w="80" w:type="dxa"/>
+              <w:bottom w:w="80" w:type="dxa"/>
+              <w:left w:w="100" w:type="dxa"/>
+              <w:right w:w="100" w:type="dxa"/>
+            </w:tcMar>
+          </w:tcPr>
+          <w:p>
+            <w:r>
+              <w:rPr>
+                <w:rFonts w:ascii="Calibri" w:hAnsi="Calibri"/>
+                <w:b/>
+                <w:i w:val="0"/>
+                <w:color w:val="FFFFFF"/>
+                <w:sz w:val="24"/>
+              </w:rPr>
+              <w:t>ERKLÄRUNG</w:t>
+            </w:r>
+          </w:p>
+        </w:tc>
+      </w:tr>
+    </w:tbl>
+    <w:tbl>
+      <w:tblPr>
+        <w:tblStyle w:val="TableGrid"/>
+        <w:tblW w:type="auto" w:w="0"/>
+        <w:tblLook w:firstColumn="1" w:firstRow="1" w:lastColumn="0" w:lastRow="0" w:noHBand="0" w:noVBand="1" w:val="04A0"/>
+      </w:tblPr>
+      <w:tblGrid>
+        <w:gridCol w:w="4306"/>
+        <w:gridCol w:w="4306"/>
+      </w:tblGrid>
+      <w:tr>
+        <w:tc>
+          <w:tcPr>
+            <w:tcW w:type="dxa" w:w="4306"/>
+            <w:shd w:val="clear" w:color="auto" w:fill="EEF4FF"/>
+            <w:tcMar>
+              <w:top w:w="90" w:type="dxa"/>
+              <w:bottom w:w="90" w:type="dxa"/>
+              <w:left w:w="100" w:type="dxa"/>
+              <w:right w:w="100" w:type="dxa"/>
+            </w:tcMar>
+          </w:tcPr>
+          <w:p>
+            <w:r>
+              <w:rPr>
+                <w:rFonts w:ascii="Calibri" w:hAnsi="Calibri"/>
+                <w:b/>
+                <w:i w:val="0"/>
+                <w:color w:val="4B319B"/>
+                <w:sz w:val="16"/>
+              </w:rPr>
+              <w:t>AKTIVE KANÄLE</w:t>
+            </w:r>
+          </w:p>
+          <w:p>
+            <w:r>
+              <w:rPr>
+                <w:rFonts w:ascii="Calibri" w:hAnsi="Calibri"/>
+                <w:b w:val="0"/>
+                <w:i w:val="0"/>
+                <w:color w:val="333333"/>
+                <w:sz w:val="18"/>
+              </w:rPr>
+              <w:t>→  Pitch Deck (emotionaler Aufbau + faktische Tiefe)</w:t>
+            </w:r>
+          </w:p>
+          <w:p>
+            <w:r>
+              <w:rPr>
+                <w:rFonts w:ascii="Calibri" w:hAnsi="Calibri"/>
+                <w:b w:val="0"/>
+                <w:i w:val="0"/>
+                <w:color w:val="333333"/>
+                <w:sz w:val="18"/>
+              </w:rPr>
+              <w:t>→  Direktgespräch Viktor &amp; Lydia (professionelle Investoren)</w:t>
+            </w:r>
+          </w:p>
+          <w:p>
+            <w:r>
+              <w:rPr>
+                <w:rFonts w:ascii="Calibri" w:hAnsi="Calibri"/>
+                <w:b w:val="0"/>
+                <w:i w:val="0"/>
+                <w:color w:val="333333"/>
+                <w:sz w:val="18"/>
+              </w:rPr>
+              <w:t>→  Website — Deep Dive: KI-Logik, Governance, Portfolio</w:t>
+            </w:r>
+          </w:p>
+        </w:tc>
+        <w:tc>
+          <w:tcPr>
+            <w:tcW w:type="dxa" w:w="4306"/>
+            <w:shd w:val="clear" w:color="auto" w:fill="EEF4FF"/>
+            <w:tcMar>
+              <w:top w:w="90" w:type="dxa"/>
+              <w:bottom w:w="90" w:type="dxa"/>
+              <w:left w:w="100" w:type="dxa"/>
+              <w:right w:w="100" w:type="dxa"/>
+            </w:tcMar>
+          </w:tcPr>
+          <w:p>
+            <w:r>
+              <w:rPr>
+                <w:rFonts w:ascii="Calibri" w:hAnsi="Calibri"/>
+                <w:b/>
+                <w:i w:val="0"/>
+                <w:color w:val="4B319B"/>
+                <w:sz w:val="16"/>
+              </w:rPr>
+              <w:t>BERÜHRUNGSPUNKTE</w:t>
+            </w:r>
+          </w:p>
+          <w:p>
+            <w:r>
+              <w:rPr>
+                <w:rFonts w:ascii="Calibri" w:hAnsi="Calibri"/>
+                <w:b w:val="0"/>
+                <w:i w:val="0"/>
+                <w:color w:val="333333"/>
+                <w:sz w:val="18"/>
+              </w:rPr>
+              <w:t>→  Pitch Deck angefordert oder erhalten</w:t>
+            </w:r>
+          </w:p>
+          <w:p>
+            <w:r>
+              <w:rPr>
+                <w:rFonts w:ascii="Calibri" w:hAnsi="Calibri"/>
+                <w:b w:val="0"/>
+                <w:i w:val="0"/>
+                <w:color w:val="333333"/>
+                <w:sz w:val="18"/>
+              </w:rPr>
+              <w:t>→  Gespräch mit Viktor / Lydia geführt</w:t>
+            </w:r>
+          </w:p>
+          <w:p>
+            <w:r>
+              <w:rPr>
+                <w:rFonts w:ascii="Calibri" w:hAnsi="Calibri"/>
+                <w:b w:val="0"/>
+                <w:i w:val="0"/>
+                <w:color w:val="333333"/>
+                <w:sz w:val="18"/>
+              </w:rPr>
+              <w:t>→  Produkt-Details gelesen und verstanden</w:t>
+            </w:r>
+          </w:p>
+          <w:p>
+            <w:r>
+              <w:rPr>
+                <w:rFonts w:ascii="Calibri" w:hAnsi="Calibri"/>
+                <w:b w:val="0"/>
+                <w:i w:val="0"/>
+                <w:color w:val="333333"/>
+                <w:sz w:val="18"/>
+              </w:rPr>
+              <w:t>→  Fragen gestellt und beantwortet</w:t>
+            </w:r>
+          </w:p>
+        </w:tc>
+      </w:tr>
+    </w:tbl>
+    <w:tbl>
+      <w:tblPr>
+        <w:tblStyle w:val="TableGrid"/>
+        <w:tblW w:type="auto" w:w="0"/>
+        <w:tblLook w:firstColumn="1" w:firstRow="1" w:lastColumn="0" w:lastRow="0" w:noHBand="0" w:noVBand="1" w:val="04A0"/>
+      </w:tblPr>
+      <w:tblGrid>
+        <w:gridCol w:w="2871"/>
+        <w:gridCol w:w="2871"/>
+        <w:gridCol w:w="2871"/>
+      </w:tblGrid>
+      <w:tr>
+        <w:tc>
+          <w:tcPr>
+            <w:tcW w:type="dxa" w:w="2871"/>
+            <w:shd w:val="clear" w:color="auto" w:fill="FEF3EE"/>
+            <w:tcMar>
+              <w:top w:w="80" w:type="dxa"/>
+              <w:bottom w:w="80" w:type="dxa"/>
+              <w:left w:w="100" w:type="dxa"/>
+              <w:right w:w="100" w:type="dxa"/>
+            </w:tcMar>
+          </w:tcPr>
+          <w:p>
+            <w:r>
+              <w:rPr>
+                <w:rFonts w:ascii="Calibri" w:hAnsi="Calibri"/>
+                <w:b/>
+                <w:i w:val="0"/>
+                <w:color w:val="BD5435"/>
+                <w:sz w:val="16"/>
+              </w:rPr>
+              <w:t>KEIN ENGAGEMENT</w:t>
+            </w:r>
+            <w:r>
+              <w:rPr>
+                <w:rFonts w:ascii="Calibri" w:hAnsi="Calibri"/>
+                <w:b w:val="0"/>
+                <w:i w:val="0"/>
+                <w:color w:val="333333"/>
+                <w:sz w:val="18"/>
+              </w:rPr>
+              <w:t xml:space="preserve">  →  </w:t>
+            </w:r>
+          </w:p>
+          <w:p>
+            <w:r>
+              <w:rPr>
+                <w:rFonts w:ascii="Calibri" w:hAnsi="Calibri"/>
+                <w:b w:val="0"/>
+                <w:i w:val="0"/>
+                <w:color w:val="8B3A20"/>
+                <w:sz w:val="18"/>
+              </w:rPr>
+              <w:t>Zu komplex oder zu risikoreich → nicht der richtige Moment. Kein Druck — Tür bleibt offen.</w:t>
+            </w:r>
+          </w:p>
+        </w:tc>
+        <w:tc>
+          <w:tcPr>
+            <w:tcW w:type="dxa" w:w="720"/>
+            <w:shd w:val="clear" w:color="auto" w:fill="FFFFFF"/>
+            <w:tcMar>
+              <w:top w:w="80" w:type="dxa"/>
+              <w:bottom w:w="80" w:type="dxa"/>
+              <w:left w:w="80" w:type="dxa"/>
+              <w:right w:w="80" w:type="dxa"/>
+            </w:tcMar>
+          </w:tcPr>
+          <w:p>
+            <w:pPr>
+              <w:jc w:val="center"/>
+            </w:pPr>
+            <w:r>
+              <w:rPr>
+                <w:rFonts w:ascii="Calibri" w:hAnsi="Calibri"/>
+                <w:b w:val="0"/>
+                <w:i w:val="0"/>
+                <w:color w:val="A176F4"/>
+                <w:sz w:val="32"/>
+              </w:rPr>
+              <w:t>▼</w:t>
+            </w:r>
+          </w:p>
+        </w:tc>
+        <w:tc>
+          <w:tcPr>
+            <w:tcW w:type="dxa" w:w="2871"/>
+            <w:shd w:val="clear" w:color="auto" w:fill="EDF7EE"/>
+            <w:tcMar>
+              <w:top w:w="80" w:type="dxa"/>
+              <w:bottom w:w="80" w:type="dxa"/>
+              <w:left w:w="100" w:type="dxa"/>
+              <w:right w:w="100" w:type="dxa"/>
+            </w:tcMar>
+          </w:tcPr>
+          <w:p>
+            <w:r>
+              <w:rPr>
+                <w:rFonts w:ascii="Calibri" w:hAnsi="Calibri"/>
+                <w:b/>
+                <w:i w:val="0"/>
+                <w:color w:val="1A5C38"/>
+                <w:sz w:val="16"/>
+              </w:rPr>
+              <w:t>ENGAGEMENT</w:t>
+            </w:r>
+            <w:r>
+              <w:rPr>
+                <w:rFonts w:ascii="Calibri" w:hAnsi="Calibri"/>
+                <w:b w:val="0"/>
+                <w:i w:val="0"/>
+                <w:color w:val="333333"/>
+                <w:sz w:val="18"/>
+              </w:rPr>
+              <w:t xml:space="preserve">  →  </w:t>
+            </w:r>
+          </w:p>
+          <w:p>
+            <w:r>
+              <w:rPr>
+                <w:rFonts w:ascii="Calibri" w:hAnsi="Calibri"/>
+                <w:b w:val="0"/>
+                <w:i w:val="0"/>
+                <w:color w:val="1A5C38"/>
+                <w:sz w:val="18"/>
+              </w:rPr>
+              <w:t>Entscheidungsreif → kennt das Produkt, versteht die Logik, ist bereit zu investieren.</w:t>
+            </w:r>
+          </w:p>
+        </w:tc>
+      </w:tr>
+    </w:tbl>
+    <w:p>
+      <w:pPr>
+        <w:spacing w:before="40" w:after="40"/>
+        <w:jc w:val="center"/>
+      </w:pPr>
+      <w:r>
+        <w:rPr>
+          <w:rFonts w:ascii="Calibri" w:hAnsi="Calibri"/>
+          <w:b/>
+          <w:i w:val="0"/>
+          <w:color w:val="4B319B"/>
+          <w:sz w:val="22"/>
+        </w:rPr>
+        <w:t>▼  ENTSCHEIDUNGSWEG  ▼</w:t>
+      </w:r>
+    </w:p>
+    <w:tbl>
+      <w:tblPr>
+        <w:tblStyle w:val="TableGrid"/>
+        <w:tblW w:type="auto" w:w="0"/>
+        <w:tblLook w:firstColumn="1" w:firstRow="1" w:lastColumn="0" w:lastRow="0" w:noHBand="0" w:noVBand="1" w:val="04A0"/>
+      </w:tblPr>
+      <w:tblGrid>
+        <w:gridCol w:w="4306"/>
+        <w:gridCol w:w="4306"/>
+      </w:tblGrid>
+      <w:tr>
+        <w:tc>
+          <w:tcPr>
+            <w:tcW w:type="dxa" w:w="4306"/>
+            <w:shd w:val="clear" w:color="auto" w:fill="BD5435"/>
+            <w:tcMar>
+              <w:top w:w="100" w:type="dxa"/>
+              <w:bottom w:w="100" w:type="dxa"/>
+              <w:left w:w="120" w:type="dxa"/>
+              <w:right w:w="120" w:type="dxa"/>
+            </w:tcMar>
+          </w:tcPr>
+          <w:p>
+            <w:r>
+              <w:rPr>
+                <w:rFonts w:ascii="Calibri" w:hAnsi="Calibri"/>
+                <w:b/>
+                <w:i w:val="0"/>
+                <w:color w:val="FFFFFF"/>
+                <w:sz w:val="20"/>
+              </w:rPr>
+              <w:t>RETAIL — ab CHF 50</w:t>
+            </w:r>
+          </w:p>
+          <w:p>
+            <w:r>
+              <w:rPr>
+                <w:rFonts w:ascii="Calibri" w:hAnsi="Calibri"/>
+                <w:b w:val="0"/>
+                <w:i w:val="0"/>
+                <w:color w:val="FFFFFF"/>
+                <w:sz w:val="19"/>
+              </w:rPr>
+              <w:t>→ Geht zur Bank oder Investment-App</w:t>
+            </w:r>
+          </w:p>
+          <w:p>
+            <w:r>
+              <w:rPr>
+                <w:rFonts w:ascii="Calibri" w:hAnsi="Calibri"/>
+                <w:b w:val="0"/>
+                <w:i w:val="0"/>
+                <w:color w:val="FFFFFF"/>
+                <w:sz w:val="19"/>
+              </w:rPr>
+              <w:t>→ Sucht «Beastly Investments» im Produktkatalog</w:t>
+            </w:r>
+          </w:p>
+          <w:p>
+            <w:r>
+              <w:rPr>
+                <w:rFonts w:ascii="Calibri" w:hAnsi="Calibri"/>
+                <w:b w:val="0"/>
+                <w:i w:val="0"/>
+                <w:color w:val="FFFFFF"/>
+                <w:sz w:val="19"/>
+              </w:rPr>
+              <w:t>→ Gibt Betrag ein (min. CHF 50)</w:t>
+            </w:r>
+          </w:p>
+          <w:p>
+            <w:r>
+              <w:rPr>
+                <w:rFonts w:ascii="Calibri" w:hAnsi="Calibri"/>
+                <w:b w:val="0"/>
+                <w:i w:val="0"/>
+                <w:color w:val="FFFFFF"/>
+                <w:sz w:val="19"/>
+              </w:rPr>
+              <w:t>→ Bestätigt das Investment</w:t>
+            </w:r>
+          </w:p>
+        </w:tc>
+        <w:tc>
+          <w:tcPr>
+            <w:tcW w:type="dxa" w:w="4306"/>
+            <w:shd w:val="clear" w:color="auto" w:fill="4b319b"/>
+            <w:tcMar>
+              <w:top w:w="100" w:type="dxa"/>
+              <w:bottom w:w="100" w:type="dxa"/>
+              <w:left w:w="120" w:type="dxa"/>
+              <w:right w:w="120" w:type="dxa"/>
+            </w:tcMar>
+          </w:tcPr>
+          <w:p>
+            <w:r>
+              <w:rPr>
+                <w:rFonts w:ascii="Calibri" w:hAnsi="Calibri"/>
+                <w:b/>
+                <w:i w:val="0"/>
+                <w:color w:val="FFFFFF"/>
+                <w:sz w:val="20"/>
+              </w:rPr>
+              <w:t>PROFESSIONELL — Direktabschluss</w:t>
+            </w:r>
+          </w:p>
+          <w:p>
+            <w:r>
+              <w:rPr>
+                <w:rFonts w:ascii="Calibri" w:hAnsi="Calibri"/>
+                <w:b w:val="0"/>
+                <w:i w:val="0"/>
+                <w:color w:val="FFFFFF"/>
+                <w:sz w:val="19"/>
+              </w:rPr>
+              <w:t>→ Hat Gespräch mit Viktor &amp; Lydia geführt</w:t>
+            </w:r>
+          </w:p>
+          <w:p>
+            <w:r>
+              <w:rPr>
+                <w:rFonts w:ascii="Calibri" w:hAnsi="Calibri"/>
+                <w:b w:val="0"/>
+                <w:i w:val="0"/>
+                <w:color w:val="FFFFFF"/>
+                <w:sz w:val="19"/>
+              </w:rPr>
+              <w:t>→ Pitch Deck und Unterlagen erhalten</w:t>
+            </w:r>
+          </w:p>
+          <w:p>
+            <w:r>
+              <w:rPr>
+                <w:rFonts w:ascii="Calibri" w:hAnsi="Calibri"/>
+                <w:b w:val="0"/>
+                <w:i w:val="0"/>
+                <w:color w:val="FFFFFF"/>
+                <w:sz w:val="19"/>
+              </w:rPr>
+              <w:t>→ Investmententscheid intern abgestimmt</w:t>
+            </w:r>
+          </w:p>
+          <w:p>
+            <w:r>
+              <w:rPr>
+                <w:rFonts w:ascii="Calibri" w:hAnsi="Calibri"/>
+                <w:b w:val="0"/>
+                <w:i w:val="0"/>
+                <w:color w:val="FFFFFF"/>
+                <w:sz w:val="19"/>
+              </w:rPr>
+              <w:t>→ Abschluss über eigene Bank / Custody-Lösung</w:t>
+            </w:r>
+          </w:p>
+        </w:tc>
+      </w:tr>
+    </w:tbl>
+    <w:p>
+      <w:pPr>
+        <w:spacing w:after="40"/>
+      </w:pPr>
+    </w:p>
+    <w:tbl>
+      <w:tblPr>
+        <w:tblStyle w:val="TableGrid"/>
+        <w:tblW w:type="auto" w:w="0"/>
+        <w:tblLook w:firstColumn="1" w:firstRow="1" w:lastColumn="0" w:lastRow="0" w:noHBand="0" w:noVBand="1" w:val="04A0"/>
+      </w:tblPr>
+      <w:tblGrid>
+        <w:gridCol w:w="8612"/>
+      </w:tblGrid>
+      <w:tr>
+        <w:tc>
+          <w:tcPr>
+            <w:tcW w:type="dxa" w:w="8612"/>
+            <w:shd w:val="clear" w:color="auto" w:fill="1a5c38"/>
+            <w:tcMar>
+              <w:top w:w="100" w:type="dxa"/>
+              <w:bottom w:w="100" w:type="dxa"/>
+              <w:left w:w="140" w:type="dxa"/>
+              <w:right w:w="140" w:type="dxa"/>
+            </w:tcMar>
+          </w:tcPr>
+          <w:p>
+            <w:r>
+              <w:rPr>
+                <w:rFonts w:ascii="Calibri" w:hAnsi="Calibri"/>
+                <w:b/>
+                <w:i w:val="0"/>
+                <w:color w:val="FFFFFF"/>
+                <w:sz w:val="24"/>
+              </w:rPr>
+              <w:t xml:space="preserve">✓  INVESTMENT GETÄTIGT  </w:t>
+            </w:r>
+            <w:r>
+              <w:rPr>
+                <w:rFonts w:ascii="Calibri" w:hAnsi="Calibri"/>
+                <w:b w:val="0"/>
+                <w:i w:val="0"/>
+                <w:color w:val="B0E8C0"/>
+                <w:sz w:val="22"/>
+              </w:rPr>
+              <w:t>— Beastly hat einen neuen Investor.</w:t>
+            </w:r>
+          </w:p>
+        </w:tc>
+      </w:tr>
+    </w:tbl>
+    <w:p>
+      <w:pPr>
+        <w:spacing w:after="80"/>
+      </w:pPr>
+    </w:p>
+    <w:p>
+      <w:pPr>
+        <w:spacing w:before="40" w:after="40"/>
+        <w:jc w:val="center"/>
+      </w:pPr>
+      <w:r>
+        <w:rPr>
+          <w:rFonts w:ascii="Calibri" w:hAnsi="Calibri"/>
+          <w:b w:val="0"/>
+          <w:i w:val="0"/>
+          <w:color w:val="A176F4"/>
+          <w:sz w:val="28"/>
+        </w:rPr>
+        <w:t>▼</w:t>
+      </w:r>
+    </w:p>
+    <w:tbl>
+      <w:tblPr>
+        <w:tblStyle w:val="TableGrid"/>
+        <w:tblW w:type="auto" w:w="0"/>
+        <w:tblLook w:firstColumn="1" w:firstRow="1" w:lastColumn="0" w:lastRow="0" w:noHBand="0" w:noVBand="1" w:val="04A0"/>
+      </w:tblPr>
+      <w:tblGrid>
+        <w:gridCol w:w="8612"/>
+      </w:tblGrid>
+      <w:tr>
+        <w:tc>
+          <w:tcPr>
+            <w:tcW w:type="dxa" w:w="8612"/>
+            <w:shd w:val="clear" w:color="auto" w:fill="2D1B5E"/>
+            <w:tcMar>
+              <w:top w:w="100" w:type="dxa"/>
+              <w:bottom w:w="100" w:type="dxa"/>
+              <w:left w:w="140" w:type="dxa"/>
+              <w:right w:w="140" w:type="dxa"/>
+            </w:tcMar>
+          </w:tcPr>
+          <w:p>
+            <w:r>
+              <w:rPr>
+                <w:rFonts w:ascii="Calibri" w:hAnsi="Calibri"/>
+                <w:b/>
+                <w:i w:val="0"/>
+                <w:color w:val="A176F4"/>
+                <w:sz w:val="21"/>
+              </w:rPr>
+              <w:t>POST-INVESTMENT — Bindung &amp; Weiterempfehlung</w:t>
+            </w:r>
+          </w:p>
+          <w:p>
+            <w:r>
+              <w:rPr>
+                <w:rFonts w:ascii="Calibri" w:hAnsi="Calibri"/>
+                <w:b w:val="0"/>
+                <w:i w:val="0"/>
+                <w:color w:val="E0D8FF"/>
+                <w:sz w:val="19"/>
+              </w:rPr>
+              <w:t>→  Wirkungskommunikation: Welche Projekte wurden unterstützt, was hat das ausgelöst?</w:t>
+            </w:r>
+          </w:p>
+          <w:p>
+            <w:r>
+              <w:rPr>
+                <w:rFonts w:ascii="Calibri" w:hAnsi="Calibri"/>
+                <w:b w:val="0"/>
+                <w:i w:val="0"/>
+                <w:color w:val="E0D8FF"/>
+                <w:sz w:val="19"/>
+              </w:rPr>
+              <w:t>→  Transparenz-Updates: Jahresbericht, Mittelverwendung, Portfolio-Entwicklung</w:t>
+            </w:r>
+          </w:p>
+          <w:p>
+            <w:r>
+              <w:rPr>
+                <w:rFonts w:ascii="Calibri" w:hAnsi="Calibri"/>
+                <w:b w:val="0"/>
+                <w:i w:val="0"/>
+                <w:color w:val="E0D8FF"/>
+                <w:sz w:val="19"/>
+              </w:rPr>
+              <w:t>→  Einladung zu Events und Moments (Swiss Funds Anlass, Tierschutz-Momente)</w:t>
+            </w:r>
+          </w:p>
+          <w:p>
+            <w:r>
+              <w:rPr>
+                <w:rFonts w:ascii="Calibri" w:hAnsi="Calibri"/>
+                <w:b w:val="0"/>
+                <w:i w:val="0"/>
+                <w:color w:val="E0D8FF"/>
+                <w:sz w:val="19"/>
+              </w:rPr>
+              <w:t>→  Weiterempfehlung: Zufriedene Investoren sind der stärkste Kanal</w:t>
+            </w:r>
+          </w:p>
+        </w:tc>
+      </w:tr>
+    </w:tbl>
+    <w:p>
+      <w:pPr>
+        <w:spacing w:after="160"/>
+      </w:pPr>
+    </w:p>
+    <w:p>
+      <w:pPr>
+        <w:spacing w:before="120" w:after="120"/>
+        <w:pBdr>
+          <w:bottom w:val="single" w:sz="4" w:space="1" w:color="a176f4"/>
+        </w:pBdr>
+      </w:pPr>
+    </w:p>
+    <w:p>
+      <w:r>
+        <w:br w:type="page"/>
+      </w:r>
+    </w:p>
+    <w:p>
+      <w:pPr>
+        <w:spacing w:before="360" w:after="120"/>
+      </w:pPr>
+      <w:r>
+        <w:rPr>
+          <w:rFonts w:ascii="Calibri" w:hAnsi="Calibri"/>
+          <w:b/>
+          <w:i w:val="0"/>
+          <w:color w:val="4B319B"/>
+          <w:sz w:val="32"/>
+        </w:rPr>
+        <w:t>6.  Die Kommunikationselemente</w:t>
+      </w:r>
+    </w:p>
+    <w:p>
+      <w:pPr>
+        <w:spacing w:after="140"/>
+      </w:pPr>
+      <w:r>
+        <w:rPr>
+          <w:rFonts w:ascii="Calibri" w:hAnsi="Calibri"/>
+          <w:b w:val="0"/>
+          <w:i w:val="0"/>
+          <w:color w:val="333333"/>
+          <w:sz w:val="21"/>
+        </w:rPr>
+        <w:t>Die acht Kommunikationselemente sind nach der Umsetzungslogik priorisiert: Fundament → Marke → Sichtbarkeit → Reichweite. Jedes Element enthält die strategische Begründung.</w:t>
+      </w:r>
+    </w:p>
+    <w:p>
+      <w:pPr>
+        <w:spacing w:before="240" w:after="80"/>
+      </w:pPr>
+      <w:r>
+        <w:rPr>
+          <w:rFonts w:ascii="Calibri" w:hAnsi="Calibri"/>
+          <w:b/>
+          <w:i w:val="0"/>
+          <w:color w:val="1A1033"/>
+          <w:sz w:val="24"/>
+        </w:rPr>
+        <w:t>6.1  Logo und Branding — schärfen</w:t>
+      </w:r>
+    </w:p>
+    <w:p>
+      <w:pPr>
+        <w:spacing w:after="140"/>
+      </w:pPr>
+      <w:r>
+        <w:rPr>
+          <w:rFonts w:ascii="Calibri" w:hAnsi="Calibri"/>
+          <w:b w:val="0"/>
+          <w:i w:val="0"/>
+          <w:color w:val="333333"/>
+          <w:sz w:val="21"/>
+        </w:rPr>
+        <w:t>Das Branding-System steht: DM Sans, Farbpalette (Navy #142233 / Clay #BD5435 / Ivory #F7EFE0), drei Logo-Varianten. Die strategische Aufgabe ist jetzt die Rollentrennung visuell zu verankern: Beastly als emotionaler Markenauftritt, Chipiron als diskreter Absender am Rande. Die duale Bildwelt (starke vs. schützenswerte Tiere) wird als konsistentes visuelles System ausgebaut — nicht als einmaliger Designentscheid.</w:t>
+      </w:r>
+    </w:p>
+    <w:tbl>
+      <w:tblPr>
+        <w:tblStyle w:val="TableGrid"/>
+        <w:tblW w:type="auto" w:w="0"/>
+        <w:tblLook w:firstColumn="1" w:firstRow="1" w:lastColumn="0" w:lastRow="0" w:noHBand="0" w:noVBand="1" w:val="04A0"/>
+      </w:tblPr>
+      <w:tblGrid>
+        <w:gridCol w:w="8612"/>
+      </w:tblGrid>
+      <w:tr>
+        <w:tc>
+          <w:tcPr>
+            <w:tcW w:type="dxa" w:w="8612"/>
+            <w:shd w:val="clear" w:color="auto" w:fill="EDF2FB"/>
+            <w:tcMar>
+              <w:top w:w="80" w:type="dxa"/>
+              <w:bottom w:w="80" w:type="dxa"/>
+              <w:left w:w="120" w:type="dxa"/>
+              <w:right w:w="120" w:type="dxa"/>
+            </w:tcMar>
+          </w:tcPr>
+          <w:p>
+            <w:r>
+              <w:rPr>
+                <w:rFonts w:ascii="Calibri" w:hAnsi="Calibri"/>
+                <w:b/>
+                <w:i w:val="0"/>
+                <w:color w:val="4B319B"/>
+                <w:sz w:val="17"/>
+              </w:rPr>
+              <w:t xml:space="preserve">WARUM  </w:t>
+            </w:r>
+            <w:r>
+              <w:rPr>
+                <w:rFonts w:ascii="Calibri" w:hAnsi="Calibri"/>
+                <w:b w:val="0"/>
+                <w:i w:val="0"/>
+                <w:color w:val="1A1033"/>
+                <w:sz w:val="19"/>
+              </w:rPr>
+              <w:t>Solange die Markenarchitektur visuell nicht klar ist, sendet jede Massnahme ein widersprüchliches Signal. Das Branding ist die Sprache, in der alles andere kommuniziert wird.</w:t>
+            </w:r>
+          </w:p>
+        </w:tc>
+      </w:tr>
+    </w:tbl>
+    <w:p>
+      <w:pPr>
+        <w:spacing w:after="80"/>
+      </w:pPr>
+    </w:p>
+    <w:p>
+      <w:pPr>
+        <w:spacing w:before="240" w:after="80"/>
+      </w:pPr>
+      <w:r>
+        <w:rPr>
+          <w:rFonts w:ascii="Calibri" w:hAnsi="Calibri"/>
+          <w:b/>
+          <w:i w:val="0"/>
+          <w:color w:val="1A1033"/>
+          <w:sz w:val="24"/>
+        </w:rPr>
+        <w:t>6.2  Webseite — überarbeiten</w:t>
+      </w:r>
+    </w:p>
+    <w:p>
+      <w:pPr>
+        <w:spacing w:after="140"/>
+      </w:pPr>
+      <w:r>
+        <w:rPr>
+          <w:rFonts w:ascii="Calibri" w:hAnsi="Calibri"/>
+          <w:b w:val="0"/>
+          <w:i w:val="0"/>
+          <w:color w:val="333333"/>
+          <w:sz w:val="21"/>
+        </w:rPr>
+        <w:t>Die Website ist der Vertrauensschritt im Funnel — kein Akquise-Instrument. Sie wird von Menschen besucht, die sich bereits interessieren und mehr wissen wollen. Heute zeigt die Seite Werte, aber lebt sie nicht: Gesichter fehlen, die Gründerstory ist kaum sichtbar, die Substanz ist nicht direkt zugänglich. Das visuelle Konzept wird durch Fabio parallel erarbeitet und als Bestandteil dieser Strategie ergänzt. Inhaltlich: volle Transparenz direkt sichtbar — nicht gestaffelt.</w:t>
+      </w:r>
+    </w:p>
+    <w:tbl>
+      <w:tblPr>
+        <w:tblStyle w:val="TableGrid"/>
+        <w:tblW w:type="auto" w:w="0"/>
+        <w:tblLook w:firstColumn="1" w:firstRow="1" w:lastColumn="0" w:lastRow="0" w:noHBand="0" w:noVBand="1" w:val="04A0"/>
+      </w:tblPr>
+      <w:tblGrid>
+        <w:gridCol w:w="8612"/>
+      </w:tblGrid>
+      <w:tr>
+        <w:tc>
+          <w:tcPr>
+            <w:tcW w:type="dxa" w:w="8612"/>
+            <w:shd w:val="clear" w:color="auto" w:fill="EDF2FB"/>
+            <w:tcMar>
+              <w:top w:w="80" w:type="dxa"/>
+              <w:bottom w:w="80" w:type="dxa"/>
+              <w:left w:w="120" w:type="dxa"/>
+              <w:right w:w="120" w:type="dxa"/>
+            </w:tcMar>
+          </w:tcPr>
+          <w:p>
+            <w:r>
+              <w:rPr>
+                <w:rFonts w:ascii="Calibri" w:hAnsi="Calibri"/>
+                <w:b/>
+                <w:i w:val="0"/>
+                <w:color w:val="4B319B"/>
+                <w:sz w:val="17"/>
+              </w:rPr>
+              <w:t xml:space="preserve">WARUM  </w:t>
+            </w:r>
+            <w:r>
+              <w:rPr>
+                <w:rFonts w:ascii="Calibri" w:hAnsi="Calibri"/>
+                <w:b w:val="0"/>
+                <w:i w:val="0"/>
+                <w:color w:val="1A1033"/>
+                <w:sz w:val="19"/>
+              </w:rPr>
+              <w:t>Die Website ist der einzige vollständig kontrollierbare Kommunikationskanal. Sie muss die Vertrauensfrage beantworten — durch Beweis, nicht durch Versprechen.</w:t>
+            </w:r>
+          </w:p>
+        </w:tc>
+      </w:tr>
+    </w:tbl>
+    <w:p>
+      <w:pPr>
+        <w:spacing w:after="80"/>
+      </w:pPr>
+    </w:p>
+    <w:p>
+      <w:pPr>
+        <w:spacing w:before="240" w:after="80"/>
+      </w:pPr>
+      <w:r>
+        <w:rPr>
+          <w:rFonts w:ascii="Calibri" w:hAnsi="Calibri"/>
+          <w:b/>
+          <w:i w:val="0"/>
+          <w:color w:val="1A1033"/>
+          <w:sz w:val="24"/>
+        </w:rPr>
+        <w:t>6.3  Personal Branding — Viktor Ackermann</w:t>
+      </w:r>
+    </w:p>
+    <w:p>
+      <w:pPr>
+        <w:spacing w:after="140"/>
+      </w:pPr>
+      <w:r>
+        <w:rPr>
+          <w:rFonts w:ascii="Calibri" w:hAnsi="Calibri"/>
+          <w:b w:val="0"/>
+          <w:i w:val="0"/>
+          <w:color w:val="333333"/>
+          <w:sz w:val="21"/>
+        </w:rPr>
+        <w:t>Viktor Ackermann soll ein öffentliches LinkedIn-Profil als eigenständige Persönlichkeit aufbauen. Nicht als «CEO von Beastly», sondern als Mensch mit einer Überzeugung. Lydia flankiert — Viktor ist der Hauptakteur.</w:t>
+      </w:r>
+    </w:p>
+    <w:p>
+      <w:pPr>
+        <w:spacing w:before="160" w:after="60"/>
+      </w:pPr>
+      <w:r>
+        <w:rPr>
+          <w:rFonts w:ascii="Calibri" w:hAnsi="Calibri"/>
+          <w:b/>
+          <w:i w:val="0"/>
+          <w:color w:val="142233"/>
+          <w:sz w:val="21"/>
+        </w:rPr>
+        <w:t>Was macht Viktors Profil aus?</w:t>
+      </w:r>
+    </w:p>
+    <w:p>
+      <w:pPr>
+        <w:spacing w:after="140"/>
+      </w:pPr>
+      <w:r>
+        <w:rPr>
+          <w:rFonts w:ascii="Calibri" w:hAnsi="Calibri"/>
+          <w:b w:val="0"/>
+          <w:i w:val="0"/>
+          <w:color w:val="333333"/>
+          <w:sz w:val="21"/>
+        </w:rPr>
+        <w:t>Drei Ebenen prägen seinen Auftritt:</w:t>
+      </w:r>
+    </w:p>
+    <w:p>
+      <w:pPr>
+        <w:pStyle w:val="ListBullet"/>
+        <w:spacing w:after="60"/>
+      </w:pPr>
+      <w:r>
+        <w:rPr>
+          <w:rFonts w:ascii="Calibri" w:hAnsi="Calibri"/>
+          <w:b/>
+          <w:i w:val="0"/>
+          <w:color w:val="333333"/>
+          <w:sz w:val="21"/>
+        </w:rPr>
+        <w:t xml:space="preserve">Haltung  </w:t>
+      </w:r>
+      <w:r>
+        <w:rPr>
+          <w:rFonts w:ascii="Calibri" w:hAnsi="Calibri"/>
+          <w:b w:val="0"/>
+          <w:i w:val="0"/>
+          <w:color w:val="333333"/>
+          <w:sz w:val="21"/>
+        </w:rPr>
+        <w:t>Die persönliche Geschichte: FourGive, Ägypten, die Erkenntnis. Das ist die Gründungsmotivation — sie darf nicht im Kleingedruckten stehen.</w:t>
+      </w:r>
+    </w:p>
+    <w:p>
+      <w:pPr>
+        <w:pStyle w:val="ListBullet"/>
+        <w:spacing w:after="60"/>
+      </w:pPr>
+      <w:r>
+        <w:rPr>
+          <w:rFonts w:ascii="Calibri" w:hAnsi="Calibri"/>
+          <w:b/>
+          <w:i w:val="0"/>
+          <w:color w:val="333333"/>
+          <w:sz w:val="21"/>
+        </w:rPr>
+        <w:t xml:space="preserve">Expertise  </w:t>
+      </w:r>
+      <w:r>
+        <w:rPr>
+          <w:rFonts w:ascii="Calibri" w:hAnsi="Calibri"/>
+          <w:b w:val="0"/>
+          <w:i w:val="0"/>
+          <w:color w:val="333333"/>
+          <w:sz w:val="21"/>
+        </w:rPr>
+        <w:t>Investment-Perspektive: Wie denkt Viktor über Kapitalallokation, Risiko, Finanzmarkt? Er ist nicht nur Tierschützer — er ist Investor mit Überzeugung.</w:t>
+      </w:r>
+    </w:p>
+    <w:p>
+      <w:pPr>
+        <w:pStyle w:val="ListBullet"/>
+        <w:spacing w:after="60"/>
+      </w:pPr>
+      <w:r>
+        <w:rPr>
+          <w:rFonts w:ascii="Calibri" w:hAnsi="Calibri"/>
+          <w:b/>
+          <w:i w:val="0"/>
+          <w:color w:val="333333"/>
+          <w:sz w:val="21"/>
+        </w:rPr>
+        <w:t xml:space="preserve">Wirkung  </w:t>
+      </w:r>
+      <w:r>
+        <w:rPr>
+          <w:rFonts w:ascii="Calibri" w:hAnsi="Calibri"/>
+          <w:b w:val="0"/>
+          <w:i w:val="0"/>
+          <w:color w:val="333333"/>
+          <w:sz w:val="21"/>
+        </w:rPr>
+        <w:t>Wirkungsebene: Was passiert mit den Projekten? Echte Momente, reale Geschichten, Fortschritte.</w:t>
+      </w:r>
+    </w:p>
+    <w:p>
+      <w:pPr>
+        <w:spacing w:before="160" w:after="60"/>
+      </w:pPr>
+      <w:r>
+        <w:rPr>
+          <w:rFonts w:ascii="Calibri" w:hAnsi="Calibri"/>
+          <w:b/>
+          <w:i w:val="0"/>
+          <w:color w:val="142233"/>
+          <w:sz w:val="21"/>
+        </w:rPr>
+        <w:t>Was wird nicht gemacht?</w:t>
+      </w:r>
+    </w:p>
+    <w:p>
+      <w:pPr>
+        <w:pStyle w:val="ListBullet"/>
+        <w:spacing w:after="60"/>
+      </w:pPr>
+      <w:r>
+        <w:rPr>
+          <w:rFonts w:ascii="Calibri" w:hAnsi="Calibri"/>
+          <w:b w:val="0"/>
+          <w:i w:val="0"/>
+          <w:color w:val="333333"/>
+          <w:sz w:val="21"/>
+        </w:rPr>
+        <w:t>Keine Werbeposts für Beastly («Investiert jetzt!»)</w:t>
+      </w:r>
+    </w:p>
+    <w:p>
+      <w:pPr>
+        <w:pStyle w:val="ListBullet"/>
+        <w:spacing w:after="60"/>
+      </w:pPr>
+      <w:r>
+        <w:rPr>
+          <w:rFonts w:ascii="Calibri" w:hAnsi="Calibri"/>
+          <w:b w:val="0"/>
+          <w:i w:val="0"/>
+          <w:color w:val="333333"/>
+          <w:sz w:val="21"/>
+        </w:rPr>
+        <w:t>Kein aktivistischer Ton («Tierleid muss aufhören!»)</w:t>
+      </w:r>
+    </w:p>
+    <w:p>
+      <w:pPr>
+        <w:pStyle w:val="ListBullet"/>
+        <w:spacing w:after="60"/>
+      </w:pPr>
+      <w:r>
+        <w:rPr>
+          <w:rFonts w:ascii="Calibri" w:hAnsi="Calibri"/>
+          <w:b w:val="0"/>
+          <w:i w:val="0"/>
+          <w:color w:val="333333"/>
+          <w:sz w:val="21"/>
+        </w:rPr>
+        <w:t>Kein permanentes Selbstmarketing</w:t>
+      </w:r>
+    </w:p>
+    <w:p>
+      <w:pPr>
+        <w:spacing w:before="160" w:after="60"/>
+      </w:pPr>
+      <w:r>
+        <w:rPr>
+          <w:rFonts w:ascii="Calibri" w:hAnsi="Calibri"/>
+          <w:b/>
+          <w:i w:val="0"/>
+          <w:color w:val="142233"/>
+          <w:sz w:val="21"/>
+        </w:rPr>
+        <w:t>Content-Prinzip</w:t>
+      </w:r>
+    </w:p>
+    <w:p>
+      <w:pPr>
+        <w:spacing w:after="140"/>
+      </w:pPr>
+      <w:r>
+        <w:rPr>
+          <w:rFonts w:ascii="Calibri" w:hAnsi="Calibri"/>
+          <w:b w:val="0"/>
+          <w:i w:val="0"/>
+          <w:color w:val="333333"/>
+          <w:sz w:val="21"/>
+        </w:rPr>
+        <w:t>Viktor postet so, wie er spricht: direkt, reflektiert, ohne Schönfärberei. Haltung zeigen, ohne zu predigen. Das ist der schwerste Teil — und der wirkungsvollste.</w:t>
+      </w:r>
+    </w:p>
+    <w:p>
+      <w:pPr>
+        <w:spacing w:after="140"/>
+      </w:pPr>
+      <w:r>
+        <w:rPr>
+          <w:rFonts w:ascii="Calibri" w:hAnsi="Calibri"/>
+          <w:b w:val="0"/>
+          <w:i w:val="0"/>
+          <w:color w:val="333333"/>
+          <w:sz w:val="21"/>
+        </w:rPr>
+        <w:t>Lydia flankiert sichtbar dort, wo es natürlich ist: gemeinsame Momente, FourGive-Besuche, persönliche Statements. Kein erzwungenes Branding.</w:t>
+      </w:r>
+    </w:p>
+    <w:tbl>
+      <w:tblPr>
+        <w:tblStyle w:val="TableGrid"/>
+        <w:tblW w:type="auto" w:w="0"/>
+        <w:tblLook w:firstColumn="1" w:firstRow="1" w:lastColumn="0" w:lastRow="0" w:noHBand="0" w:noVBand="1" w:val="04A0"/>
+      </w:tblPr>
+      <w:tblGrid>
+        <w:gridCol w:w="8612"/>
+      </w:tblGrid>
+      <w:tr>
+        <w:tc>
+          <w:tcPr>
+            <w:tcW w:type="dxa" w:w="8612"/>
+            <w:shd w:val="clear" w:color="auto" w:fill="EDF2FB"/>
+            <w:tcMar>
+              <w:top w:w="80" w:type="dxa"/>
+              <w:bottom w:w="80" w:type="dxa"/>
+              <w:left w:w="120" w:type="dxa"/>
+              <w:right w:w="120" w:type="dxa"/>
+            </w:tcMar>
+          </w:tcPr>
+          <w:p>
+            <w:r>
+              <w:rPr>
+                <w:rFonts w:ascii="Calibri" w:hAnsi="Calibri"/>
+                <w:b/>
+                <w:i w:val="0"/>
+                <w:color w:val="4B319B"/>
+                <w:sz w:val="17"/>
+              </w:rPr>
+              <w:t xml:space="preserve">WARUM  </w:t>
+            </w:r>
+            <w:r>
+              <w:rPr>
+                <w:rFonts w:ascii="Calibri" w:hAnsi="Calibri"/>
+                <w:b w:val="0"/>
+                <w:i w:val="0"/>
+                <w:color w:val="1A1033"/>
+                <w:sz w:val="19"/>
+              </w:rPr>
+              <w:t>Persönliche Profile sind in dieser Grösse und Branche um ein Vielfaches wirksamer als Unternehmensprofile. Viktor ist die glaubwürdigste Stimme für Beastly — weil er das Produkt nicht nur führt, sondern lebt. Ohne diese menschliche Ebene bleibt Beastly abstrakt.</w:t>
+            </w:r>
+          </w:p>
+        </w:tc>
+      </w:tr>
+    </w:tbl>
+    <w:p>
+      <w:pPr>
+        <w:spacing w:after="80"/>
+      </w:pPr>
+    </w:p>
+    <w:p>
+      <w:pPr>
+        <w:spacing w:before="240" w:after="80"/>
+      </w:pPr>
+      <w:r>
+        <w:rPr>
+          <w:rFonts w:ascii="Calibri" w:hAnsi="Calibri"/>
+          <w:b/>
+          <w:i w:val="0"/>
+          <w:color w:val="1A1033"/>
+          <w:sz w:val="24"/>
+        </w:rPr>
+        <w:t>6.4  Kanalstrategie Social Media</w:t>
+      </w:r>
+    </w:p>
+    <w:p>
+      <w:r>
+        <w:rPr>
           <w:sz w:val="18"/>
         </w:rPr>
         <w:t>Beastly startet mit LinkedIn — das ist gesetzt. Die übrigen Kanäle sind kombinierbare Optionen, die schrittweise hinzugenommen werden. Entscheidend: Jeder Kanal hat eine eigene Aufgabe im Kommunikationssystem. Es geht nicht darum, überall präsent zu sein — sondern auf dem richtigen Kanal die richtige Energie zu bringen.</w:t>
@@ -458,7 +4001,7 @@
               <w:rPr>
                 <w:sz w:val="18"/>
               </w:rPr>
-              <w:t>Persönliche Profile erzielen auf LinkedIn in dieser Unternehmensgrösse ein Vielfaches mehr organische Reichweite als Unternehmensseiten. Viktor baut persönliche Reichweite auf, Beastly liefert institutionelle Substanz. Beide Kanäle zusammen bauen das Vertrauens-Ökosystem auf.</w:t>
+              <w:t>Persönliche Profile erzielen auf LinkedIn in dieser Unternehmensgrösse ein Vielfaches mehr organische Reichweite als Unternehmensseiten. Viktor baut persönliche Reichweite auf, Beastly liefert institutionelle Substanz. Beide Kanäle bauen das Vertrauens-Ökosystem auf.</w:t>
             </w:r>
           </w:p>
         </w:tc>
@@ -1474,7 +5017,7 @@
               <w:rPr>
                 <w:sz w:val="18"/>
               </w:rPr>
-              <w:t>LinkedIn ist gesetzt, weil er die Kernzielgruppe direkt trifft und gleichzeitig die nötige Tiefe erlaubt. Instagram und TikTok kommen hinzu, wenn das LinkedIn-Fundament steht — nicht davor. Die Entscheidung für Instagram oder TikTok hängt davon ab, welches Format Viktor und Lydia wirklich konsequent bespielen können und wollen.</w:t>
+              <w:t>LinkedIn ist gesetzt, weil er die Kernzielgruppe direkt trifft und gleichzeitig die nötige Tiefe erlaubt. Instagram und TikTok kommen hinzu, wenn das LinkedIn-Fundament steht — nicht davor. Die Entscheidung hängt davon ab, welches Format Viktor und Lydia wirklich konsequent bespielen können und wollen.</w:t>
             </w:r>
           </w:p>
         </w:tc>
@@ -1482,8 +5025,22 @@
     </w:tbl>
     <w:p>
       <w:pPr>
-        <w:pStyle w:val="ListBullet"/>
-        <w:spacing w:after="60"/>
+        <w:spacing w:before="240" w:after="80"/>
+      </w:pPr>
+      <w:r>
+        <w:rPr>
+          <w:rFonts w:ascii="Calibri" w:hAnsi="Calibri"/>
+          <w:b/>
+          <w:i w:val="0"/>
+          <w:color w:val="1A1033"/>
+          <w:sz w:val="24"/>
+        </w:rPr>
+        <w:t>6.5  Repräsentationsmaterial — Pitch Deck</w:t>
+      </w:r>
+    </w:p>
+    <w:p>
+      <w:pPr>
+        <w:spacing w:after="140"/>
       </w:pPr>
       <w:r>
         <w:rPr>
@@ -1493,13 +5050,78 @@
           <w:color w:val="333333"/>
           <w:sz w:val="21"/>
         </w:rPr>
-        <w:t xml:space="preserve">    6.5  Repräsentationsmaterial — Pitch Deck</w:t>
+        <w:t>Ein emotionales Pitch Deck, das faktisch abholt und gleichzeitig berührt. Viktor und Lydia führen alle Verkaufsgespräche direkt — kein eigenständiges Leave-Behind ist nötig. Das Deck muss die dramaturgische Kurve abbilden: Emotion → Vertrauen → Performance. Die Gründerstory kommt zuerst. Die Struktur danach. Die Zahlen am Ende.</w:t>
+      </w:r>
+    </w:p>
+    <w:tbl>
+      <w:tblPr>
+        <w:tblStyle w:val="TableGrid"/>
+        <w:tblW w:type="auto" w:w="0"/>
+        <w:tblLook w:firstColumn="1" w:firstRow="1" w:lastColumn="0" w:lastRow="0" w:noHBand="0" w:noVBand="1" w:val="04A0"/>
+      </w:tblPr>
+      <w:tblGrid>
+        <w:gridCol w:w="8612"/>
+      </w:tblGrid>
+      <w:tr>
+        <w:tc>
+          <w:tcPr>
+            <w:tcW w:type="dxa" w:w="8612"/>
+            <w:shd w:val="clear" w:color="auto" w:fill="EDF2FB"/>
+            <w:tcMar>
+              <w:top w:w="80" w:type="dxa"/>
+              <w:bottom w:w="80" w:type="dxa"/>
+              <w:left w:w="120" w:type="dxa"/>
+              <w:right w:w="120" w:type="dxa"/>
+            </w:tcMar>
+          </w:tcPr>
+          <w:p>
+            <w:r>
+              <w:rPr>
+                <w:rFonts w:ascii="Calibri" w:hAnsi="Calibri"/>
+                <w:b/>
+                <w:i w:val="0"/>
+                <w:color w:val="4B319B"/>
+                <w:sz w:val="17"/>
+              </w:rPr>
+              <w:t xml:space="preserve">WARUM  </w:t>
+            </w:r>
+            <w:r>
+              <w:rPr>
+                <w:rFonts w:ascii="Calibri" w:hAnsi="Calibri"/>
+                <w:b w:val="0"/>
+                <w:i w:val="0"/>
+                <w:color w:val="1A1033"/>
+                <w:sz w:val="19"/>
+              </w:rPr>
+              <w:t>Wer emotional berührt wird, hört zu. Wer vertraut, prüft. Wer überzeugt ist, investiert. Ein rein faktisches Deck überspringt die ersten zwei Stufen.</w:t>
+            </w:r>
+          </w:p>
+        </w:tc>
+      </w:tr>
+    </w:tbl>
+    <w:p>
+      <w:pPr>
+        <w:spacing w:after="80"/>
+      </w:pPr>
+    </w:p>
+    <w:p>
+      <w:pPr>
+        <w:spacing w:before="240" w:after="80"/>
+      </w:pPr>
+      <w:r>
+        <w:rPr>
+          <w:rFonts w:ascii="Calibri" w:hAnsi="Calibri"/>
+          <w:b/>
+          <w:i w:val="0"/>
+          <w:color w:val="1A1033"/>
+          <w:sz w:val="24"/>
+        </w:rPr>
+        <w:t>6.6  Partnerschaften — FourGive</w:t>
       </w:r>
     </w:p>
     <w:p>
       <w:pPr>
-        <w:pStyle w:val="ListBullet"/>
-        <w:spacing w:after="60"/>
+        <w:spacing w:after="140"/>
       </w:pPr>
       <w:r>
         <w:rPr>
@@ -1509,13 +5131,78 @@
           <w:color w:val="333333"/>
           <w:sz w:val="21"/>
         </w:rPr>
-        <w:t xml:space="preserve">    6.6  Partnerschaften — FourGive</w:t>
+        <w:t>FourGive ist keine akquirierte Partnerschaft — es ist die Gründungsgeschichte. Die Tierklinik, in der die Idee zu Beastly entstand, und prägender Bestandteil der persönlichen Entwicklung von Viktor und Lydia. FourGive wird eines der fünf Tierschutzprojekte 2026 sein. Da die Projekte jährlich wechseln, kommunizieren wir es nicht als feste Partnerschaft, sondern als Teil der Gründerstory. Als eigener Kommunikationskanal wird FourGive vorerst nicht bespielt — das ist ein späterer Schritt.</w:t>
+      </w:r>
+    </w:p>
+    <w:tbl>
+      <w:tblPr>
+        <w:tblStyle w:val="TableGrid"/>
+        <w:tblW w:type="auto" w:w="0"/>
+        <w:tblLook w:firstColumn="1" w:firstRow="1" w:lastColumn="0" w:lastRow="0" w:noHBand="0" w:noVBand="1" w:val="04A0"/>
+      </w:tblPr>
+      <w:tblGrid>
+        <w:gridCol w:w="8612"/>
+      </w:tblGrid>
+      <w:tr>
+        <w:tc>
+          <w:tcPr>
+            <w:tcW w:type="dxa" w:w="8612"/>
+            <w:shd w:val="clear" w:color="auto" w:fill="EDF2FB"/>
+            <w:tcMar>
+              <w:top w:w="80" w:type="dxa"/>
+              <w:bottom w:w="80" w:type="dxa"/>
+              <w:left w:w="120" w:type="dxa"/>
+              <w:right w:w="120" w:type="dxa"/>
+            </w:tcMar>
+          </w:tcPr>
+          <w:p>
+            <w:r>
+              <w:rPr>
+                <w:rFonts w:ascii="Calibri" w:hAnsi="Calibri"/>
+                <w:b/>
+                <w:i w:val="0"/>
+                <w:color w:val="4B319B"/>
+                <w:sz w:val="17"/>
+              </w:rPr>
+              <w:t xml:space="preserve">WARUM  </w:t>
+            </w:r>
+            <w:r>
+              <w:rPr>
+                <w:rFonts w:ascii="Calibri" w:hAnsi="Calibri"/>
+                <w:b w:val="0"/>
+                <w:i w:val="0"/>
+                <w:color w:val="1A1033"/>
+                <w:sz w:val="19"/>
+              </w:rPr>
+              <w:t>FourGive darf nie instrumentalisiert werden — das würde die Echtheit zerstören, die Beastly ausmacht. Der Wert liegt in der Authentizität, nicht in der Verwertung als Marketing-Asset.</w:t>
+            </w:r>
+          </w:p>
+        </w:tc>
+      </w:tr>
+    </w:tbl>
+    <w:p>
+      <w:pPr>
+        <w:spacing w:after="80"/>
+      </w:pPr>
+    </w:p>
+    <w:p>
+      <w:pPr>
+        <w:spacing w:before="240" w:after="80"/>
+      </w:pPr>
+      <w:r>
+        <w:rPr>
+          <w:rFonts w:ascii="Calibri" w:hAnsi="Calibri"/>
+          <w:b/>
+          <w:i w:val="0"/>
+          <w:color w:val="1A1033"/>
+          <w:sz w:val="24"/>
+        </w:rPr>
+        <w:t>6.7  Events</w:t>
       </w:r>
     </w:p>
     <w:p>
       <w:pPr>
-        <w:pStyle w:val="ListBullet"/>
-        <w:spacing w:after="60"/>
+        <w:spacing w:after="140"/>
       </w:pPr>
       <w:r>
         <w:rPr>
@@ -1525,13 +5212,12 @@
           <w:color w:val="333333"/>
           <w:sz w:val="21"/>
         </w:rPr>
-        <w:t xml:space="preserve">    6.7  Events</w:t>
+        <w:t>Im September 2026 bietet sich eine konkrete Auftrittschance an einem relevanten Anlass im Schweizer Finanzumfeld — nicht als Veranstalter, sondern als Präsenz. Beastly zeigt sich, steht aber nicht im Mittelpunkt. Strategisches Ziel: erste Sichtbarkeit im richtigen Umfeld aufbauen, Vertrauen durch Vernetzung gewinnen.</w:t>
       </w:r>
     </w:p>
     <w:p>
       <w:pPr>
-        <w:pStyle w:val="ListBullet"/>
-        <w:spacing w:after="60"/>
+        <w:spacing w:after="140"/>
       </w:pPr>
       <w:r>
         <w:rPr>
@@ -1541,13 +5227,78 @@
           <w:color w:val="333333"/>
           <w:sz w:val="21"/>
         </w:rPr>
-        <w:t xml:space="preserve">    6.8  Social Media Ads</w:t>
+        <w:t>Events dieser Art sind keine Launch-Plattformen, sondern Beziehungsmomente. Beastly muss noch nicht alles fertig haben — aber einen klaren, überzeugenden Auftritt vorbereitet haben: einen Gesprächseinstieg, ein sauberes Profil, ein Deck das greifbar ist.</w:t>
+      </w:r>
+    </w:p>
+    <w:tbl>
+      <w:tblPr>
+        <w:tblStyle w:val="TableGrid"/>
+        <w:tblW w:type="auto" w:w="0"/>
+        <w:tblLook w:firstColumn="1" w:firstRow="1" w:lastColumn="0" w:lastRow="0" w:noHBand="0" w:noVBand="1" w:val="04A0"/>
+      </w:tblPr>
+      <w:tblGrid>
+        <w:gridCol w:w="8612"/>
+      </w:tblGrid>
+      <w:tr>
+        <w:tc>
+          <w:tcPr>
+            <w:tcW w:type="dxa" w:w="8612"/>
+            <w:shd w:val="clear" w:color="auto" w:fill="EDF2FB"/>
+            <w:tcMar>
+              <w:top w:w="80" w:type="dxa"/>
+              <w:bottom w:w="80" w:type="dxa"/>
+              <w:left w:w="120" w:type="dxa"/>
+              <w:right w:w="120" w:type="dxa"/>
+            </w:tcMar>
+          </w:tcPr>
+          <w:p>
+            <w:r>
+              <w:rPr>
+                <w:rFonts w:ascii="Calibri" w:hAnsi="Calibri"/>
+                <w:b/>
+                <w:i w:val="0"/>
+                <w:color w:val="4B319B"/>
+                <w:sz w:val="17"/>
+              </w:rPr>
+              <w:t xml:space="preserve">WARUM  </w:t>
+            </w:r>
+            <w:r>
+              <w:rPr>
+                <w:rFonts w:ascii="Calibri" w:hAnsi="Calibri"/>
+                <w:b w:val="0"/>
+                <w:i w:val="0"/>
+                <w:color w:val="1A1033"/>
+                <w:sz w:val="19"/>
+              </w:rPr>
+              <w:t>Ein Netzwerk-Anlass in einem hochwertigem Finanzumfeld ist für Beastly wertvoller als jede bezahlte Medienpräsenz in dieser Phase. Persönliche Gespräche bauen Vertrauen schneller auf als jeder Kanal.</w:t>
+            </w:r>
+          </w:p>
+        </w:tc>
+      </w:tr>
+    </w:tbl>
+    <w:p>
+      <w:pPr>
+        <w:spacing w:after="80"/>
+      </w:pPr>
+    </w:p>
+    <w:p>
+      <w:pPr>
+        <w:spacing w:before="240" w:after="80"/>
+      </w:pPr>
+      <w:r>
+        <w:rPr>
+          <w:rFonts w:ascii="Calibri" w:hAnsi="Calibri"/>
+          <w:b/>
+          <w:i w:val="0"/>
+          <w:color w:val="1A1033"/>
+          <w:sz w:val="24"/>
+        </w:rPr>
+        <w:t>6.8  Social Media Ads — zwei Phasen</w:t>
       </w:r>
     </w:p>
     <w:p>
       <w:r>
         <w:rPr>
-          <w:b w:val="0"/>
           <w:sz w:val="18"/>
         </w:rPr>
         <w:t>Die Ads-Strategie folgt dem organischen Aufbau — nicht umgekehrt. Awareness-Ads verstärken, was organisch bereits resoniert. Conversion-Ads werden erst eingesetzt, wenn das Grundrauschen steht. Die Sequenz ist entscheidend: Fundament organisch aufbauen → Awareness-Ads schalten → Conversion-Ads einsetzen.</w:t>
@@ -1749,7 +5500,7 @@
               <w:rPr>
                 <w:sz w:val="18"/>
               </w:rPr>
-              <w:t>Reichweite, Klickrate auf Website, Bounce Rate, Follower-Wachstum Viktor LinkedIn, Video-Completion-Rate (Ziel: &gt;75%)</w:t>
+              <w:t>Reichweite, Klickrate auf Website, Bounce Rate, Follower-Wachstum Viktor LinkedIn, Video-Completion-Rate (&gt;75%)</w:t>
             </w:r>
           </w:p>
         </w:tc>
@@ -2062,3841 +5813,6 @@
         </w:tc>
       </w:tr>
     </w:tbl>
-    <w:p>
-      <w:pPr>
-        <w:pStyle w:val="ListBullet"/>
-        <w:spacing w:after="60"/>
-      </w:pPr>
-      <w:r>
-        <w:rPr>
-          <w:rFonts w:ascii="Calibri" w:hAnsi="Calibri"/>
-          <w:b w:val="0"/>
-          <w:i w:val="0"/>
-          <w:color w:val="333333"/>
-          <w:sz w:val="21"/>
-        </w:rPr>
-        <w:t>7.  Persönliche Einschätzung</w:t>
-      </w:r>
-    </w:p>
-    <w:p>
-      <w:pPr>
-        <w:pStyle w:val="ListBullet"/>
-        <w:spacing w:after="60"/>
-      </w:pPr>
-      <w:r>
-        <w:rPr>
-          <w:rFonts w:ascii="Calibri" w:hAnsi="Calibri"/>
-          <w:b w:val="0"/>
-          <w:i w:val="0"/>
-          <w:color w:val="333333"/>
-          <w:sz w:val="21"/>
-        </w:rPr>
-        <w:t>8.  Empfehlung — Strategische Kommunikationsführung</w:t>
-      </w:r>
-    </w:p>
-    <w:p>
-      <w:pPr>
-        <w:pStyle w:val="ListBullet"/>
-        <w:spacing w:after="60"/>
-      </w:pPr>
-      <w:r>
-        <w:rPr>
-          <w:rFonts w:ascii="Calibri" w:hAnsi="Calibri"/>
-          <w:b w:val="0"/>
-          <w:i w:val="0"/>
-          <w:color w:val="333333"/>
-          <w:sz w:val="21"/>
-        </w:rPr>
-        <w:t>9.  Mögliche Einstiege in die Umsetzung</w:t>
-      </w:r>
-    </w:p>
-    <w:p>
-      <w:pPr>
-        <w:pStyle w:val="ListBullet"/>
-        <w:spacing w:after="60"/>
-      </w:pPr>
-      <w:r>
-        <w:rPr>
-          <w:rFonts w:ascii="Calibri" w:hAnsi="Calibri"/>
-          <w:b w:val="0"/>
-          <w:i w:val="0"/>
-          <w:color w:val="333333"/>
-          <w:sz w:val="21"/>
-        </w:rPr>
-        <w:t>Anhang: PowerPoint-Snippets</w:t>
-      </w:r>
-    </w:p>
-    <w:p>
-      <w:pPr>
-        <w:spacing w:before="120" w:after="120"/>
-        <w:pBdr>
-          <w:bottom w:val="single" w:sz="4" w:space="1" w:color="a176f4"/>
-        </w:pBdr>
-      </w:pPr>
-    </w:p>
-    <w:p>
-      <w:r>
-        <w:br w:type="page"/>
-      </w:r>
-    </w:p>
-    <w:p>
-      <w:pPr>
-        <w:spacing w:before="360" w:after="120"/>
-      </w:pPr>
-      <w:r>
-        <w:rPr>
-          <w:rFonts w:ascii="Calibri" w:hAnsi="Calibri"/>
-          <w:b/>
-          <w:i w:val="0"/>
-          <w:color w:val="4B319B"/>
-          <w:sz w:val="32"/>
-        </w:rPr>
-        <w:t>1.  Ausgangslage &amp; strategische Ausgangsdiskrepanzen</w:t>
-      </w:r>
-    </w:p>
-    <w:p>
-      <w:pPr>
-        <w:spacing w:after="140"/>
-      </w:pPr>
-      <w:r>
-        <w:rPr>
-          <w:rFonts w:ascii="Calibri" w:hAnsi="Calibri"/>
-          <w:b w:val="0"/>
-          <w:i w:val="0"/>
-          <w:color w:val="333333"/>
-          <w:sz w:val="21"/>
-        </w:rPr>
-        <w:t>Beastly Investments ist das erste Investmentprodukt der Chipiron AG, eines Non-Profit Asset Managers im Aufbau. Gründer Viktor und Lydia Ackermann haben die FourGive Tierklinik in Marsa Alam/Ägypten aufgebaut — dort entstand die direkte Konfrontation mit Tierleid, und daraus die Überzeugung, dass Finanzlogik und Tierschutz sich nicht ausschliessen.</w:t>
-      </w:r>
-    </w:p>
-    <w:p>
-      <w:pPr>
-        <w:spacing w:after="140"/>
-      </w:pPr>
-      <w:r>
-        <w:rPr>
-          <w:rFonts w:ascii="Calibri" w:hAnsi="Calibri"/>
-          <w:b w:val="0"/>
-          <w:i w:val="0"/>
-          <w:color w:val="333333"/>
-          <w:sz w:val="21"/>
-        </w:rPr>
-        <w:t>Das Projekt besteht aus drei kommunikativen Ebenen, die gleichzeitig und widerspruchsfrei geführt werden müssen:</w:t>
-      </w:r>
-    </w:p>
-    <w:p>
-      <w:pPr>
-        <w:pStyle w:val="ListBullet"/>
-        <w:spacing w:after="60"/>
-      </w:pPr>
-      <w:r>
-        <w:rPr>
-          <w:rFonts w:ascii="Calibri" w:hAnsi="Calibri"/>
-          <w:b/>
-          <w:i w:val="0"/>
-          <w:color w:val="333333"/>
-          <w:sz w:val="21"/>
-        </w:rPr>
-        <w:t xml:space="preserve">Beastly  </w:t>
-      </w:r>
-      <w:r>
-        <w:rPr>
-          <w:rFonts w:ascii="Calibri" w:hAnsi="Calibri"/>
-          <w:b w:val="0"/>
-          <w:i w:val="0"/>
-          <w:color w:val="333333"/>
-          <w:sz w:val="21"/>
-        </w:rPr>
-        <w:t>als emotionales, erklärungsbedürftiges Investmentprodukt</w:t>
-      </w:r>
-    </w:p>
-    <w:p>
-      <w:pPr>
-        <w:pStyle w:val="ListBullet"/>
-        <w:spacing w:after="60"/>
-      </w:pPr>
-      <w:r>
-        <w:rPr>
-          <w:rFonts w:ascii="Calibri" w:hAnsi="Calibri"/>
-          <w:b/>
-          <w:i w:val="0"/>
-          <w:color w:val="333333"/>
-          <w:sz w:val="21"/>
-        </w:rPr>
-        <w:t xml:space="preserve">Chipiron  </w:t>
-      </w:r>
-      <w:r>
-        <w:rPr>
-          <w:rFonts w:ascii="Calibri" w:hAnsi="Calibri"/>
-          <w:b w:val="0"/>
-          <w:i w:val="0"/>
-          <w:color w:val="333333"/>
-          <w:sz w:val="21"/>
-        </w:rPr>
-        <w:t>als vertrauensbildender Träger und Asset Manager im Hintergrund</w:t>
-      </w:r>
-    </w:p>
-    <w:p>
-      <w:pPr>
-        <w:pStyle w:val="ListBullet"/>
-        <w:spacing w:after="60"/>
-      </w:pPr>
-      <w:r>
-        <w:rPr>
-          <w:rFonts w:ascii="Calibri" w:hAnsi="Calibri"/>
-          <w:b/>
-          <w:i w:val="0"/>
-          <w:color w:val="333333"/>
-          <w:sz w:val="21"/>
-        </w:rPr>
-        <w:t xml:space="preserve">FourGive / Tierschutzprojekte  </w:t>
-      </w:r>
-      <w:r>
-        <w:rPr>
-          <w:rFonts w:ascii="Calibri" w:hAnsi="Calibri"/>
-          <w:b w:val="0"/>
-          <w:i w:val="0"/>
-          <w:color w:val="333333"/>
-          <w:sz w:val="21"/>
-        </w:rPr>
-        <w:t>als Wirkungs- und Glaubwürdigkeitsebene</w:t>
-      </w:r>
-    </w:p>
-    <w:p>
-      <w:pPr>
-        <w:spacing w:before="240" w:after="80"/>
-      </w:pPr>
-      <w:r>
-        <w:rPr>
-          <w:rFonts w:ascii="Calibri" w:hAnsi="Calibri"/>
-          <w:b/>
-          <w:i w:val="0"/>
-          <w:color w:val="1A1033"/>
-          <w:sz w:val="24"/>
-        </w:rPr>
-        <w:t>Ausgangsdiskrepanzen aus dem Workshop</w:t>
-      </w:r>
-    </w:p>
-    <w:tbl>
-      <w:tblPr>
-        <w:tblStyle w:val="TableGrid"/>
-        <w:tblW w:type="auto" w:w="0"/>
-        <w:tblLook w:firstColumn="1" w:firstRow="1" w:lastColumn="0" w:lastRow="0" w:noHBand="0" w:noVBand="1" w:val="04A0"/>
-      </w:tblPr>
-      <w:tblGrid>
-        <w:gridCol w:w="8612"/>
-      </w:tblGrid>
-      <w:tr>
-        <w:tc>
-          <w:tcPr>
-            <w:tcW w:type="dxa" w:w="8612"/>
-            <w:shd w:val="clear" w:color="auto" w:fill="142233"/>
-            <w:tcMar>
-              <w:top w:w="100" w:type="dxa"/>
-              <w:bottom w:w="100" w:type="dxa"/>
-              <w:left w:w="140" w:type="dxa"/>
-              <w:right w:w="140" w:type="dxa"/>
-            </w:tcMar>
-          </w:tcPr>
-          <w:p>
-            <w:r>
-              <w:rPr>
-                <w:rFonts w:ascii="Calibri" w:hAnsi="Calibri"/>
-                <w:b/>
-                <w:i w:val="0"/>
-                <w:color w:val="A176F4"/>
-                <w:sz w:val="17"/>
-              </w:rPr>
-              <w:t xml:space="preserve">DISKREPANZ 1  </w:t>
-            </w:r>
-            <w:r>
-              <w:rPr>
-                <w:rFonts w:ascii="Calibri" w:hAnsi="Calibri"/>
-                <w:b w:val="0"/>
-                <w:i w:val="0"/>
-                <w:color w:val="FFFFFF"/>
-                <w:sz w:val="20"/>
-              </w:rPr>
-              <w:t>Beastly / Chipiron: Rollen logisch erklärbar, aber kommunikativ noch nicht gelöst. «Beastly verkauft die Idee. Chipiron verkauft die Glaubwürdigkeit.»</w:t>
-            </w:r>
-          </w:p>
-        </w:tc>
-      </w:tr>
-    </w:tbl>
-    <w:p>
-      <w:pPr>
-        <w:spacing w:after="60"/>
-      </w:pPr>
-    </w:p>
-    <w:tbl>
-      <w:tblPr>
-        <w:tblStyle w:val="TableGrid"/>
-        <w:tblW w:type="auto" w:w="0"/>
-        <w:tblLook w:firstColumn="1" w:firstRow="1" w:lastColumn="0" w:lastRow="0" w:noHBand="0" w:noVBand="1" w:val="04A0"/>
-      </w:tblPr>
-      <w:tblGrid>
-        <w:gridCol w:w="8612"/>
-      </w:tblGrid>
-      <w:tr>
-        <w:tc>
-          <w:tcPr>
-            <w:tcW w:type="dxa" w:w="8612"/>
-            <w:shd w:val="clear" w:color="auto" w:fill="142233"/>
-            <w:tcMar>
-              <w:top w:w="100" w:type="dxa"/>
-              <w:bottom w:w="100" w:type="dxa"/>
-              <w:left w:w="140" w:type="dxa"/>
-              <w:right w:w="140" w:type="dxa"/>
-            </w:tcMar>
-          </w:tcPr>
-          <w:p>
-            <w:r>
-              <w:rPr>
-                <w:rFonts w:ascii="Calibri" w:hAnsi="Calibri"/>
-                <w:b/>
-                <w:i w:val="0"/>
-                <w:color w:val="A176F4"/>
-                <w:sz w:val="17"/>
-              </w:rPr>
-              <w:t xml:space="preserve">DISKREPANZ 2  </w:t>
-            </w:r>
-            <w:r>
-              <w:rPr>
-                <w:rFonts w:ascii="Calibri" w:hAnsi="Calibri"/>
-                <w:b w:val="0"/>
-                <w:i w:val="0"/>
-                <w:color w:val="FFFFFF"/>
-                <w:sz w:val="20"/>
-              </w:rPr>
-              <w:t>«Non-Profit» ist gefährlich missverständlich. Menschen denken sofort an Spende, Charity oder Renditeverzicht — das exakte Gegenteil des gewünschten Eindrucks.</w:t>
-            </w:r>
-          </w:p>
-        </w:tc>
-      </w:tr>
-    </w:tbl>
-    <w:p>
-      <w:pPr>
-        <w:spacing w:after="60"/>
-      </w:pPr>
-    </w:p>
-    <w:tbl>
-      <w:tblPr>
-        <w:tblStyle w:val="TableGrid"/>
-        <w:tblW w:type="auto" w:w="0"/>
-        <w:tblLook w:firstColumn="1" w:firstRow="1" w:lastColumn="0" w:lastRow="0" w:noHBand="0" w:noVBand="1" w:val="04A0"/>
-      </w:tblPr>
-      <w:tblGrid>
-        <w:gridCol w:w="8612"/>
-      </w:tblGrid>
-      <w:tr>
-        <w:tc>
-          <w:tcPr>
-            <w:tcW w:type="dxa" w:w="8612"/>
-            <w:shd w:val="clear" w:color="auto" w:fill="142233"/>
-            <w:tcMar>
-              <w:top w:w="100" w:type="dxa"/>
-              <w:bottom w:w="100" w:type="dxa"/>
-              <w:left w:w="140" w:type="dxa"/>
-              <w:right w:w="140" w:type="dxa"/>
-            </w:tcMar>
-          </w:tcPr>
-          <w:p>
-            <w:r>
-              <w:rPr>
-                <w:rFonts w:ascii="Calibri" w:hAnsi="Calibri"/>
-                <w:b/>
-                <w:i w:val="0"/>
-                <w:color w:val="A176F4"/>
-                <w:sz w:val="17"/>
-              </w:rPr>
-              <w:t xml:space="preserve">DISKREPANZ 3  </w:t>
-            </w:r>
-            <w:r>
-              <w:rPr>
-                <w:rFonts w:ascii="Calibri" w:hAnsi="Calibri"/>
-                <w:b w:val="0"/>
-                <w:i w:val="0"/>
-                <w:color w:val="FFFFFF"/>
-                <w:sz w:val="20"/>
-              </w:rPr>
-              <w:t>Haltung ohne Aktivismus: Sie wollen nicht aktivistisch wirken, brauchen aber trotzdem eine klare Haltung. Eine feine, aber entscheidende Linie.</w:t>
-            </w:r>
-          </w:p>
-        </w:tc>
-      </w:tr>
-    </w:tbl>
-    <w:p>
-      <w:pPr>
-        <w:spacing w:after="60"/>
-      </w:pPr>
-    </w:p>
-    <w:tbl>
-      <w:tblPr>
-        <w:tblStyle w:val="TableGrid"/>
-        <w:tblW w:type="auto" w:w="0"/>
-        <w:tblLook w:firstColumn="1" w:firstRow="1" w:lastColumn="0" w:lastRow="0" w:noHBand="0" w:noVBand="1" w:val="04A0"/>
-      </w:tblPr>
-      <w:tblGrid>
-        <w:gridCol w:w="8612"/>
-      </w:tblGrid>
-      <w:tr>
-        <w:tc>
-          <w:tcPr>
-            <w:tcW w:type="dxa" w:w="8612"/>
-            <w:shd w:val="clear" w:color="auto" w:fill="142233"/>
-            <w:tcMar>
-              <w:top w:w="100" w:type="dxa"/>
-              <w:bottom w:w="100" w:type="dxa"/>
-              <w:left w:w="140" w:type="dxa"/>
-              <w:right w:w="140" w:type="dxa"/>
-            </w:tcMar>
-          </w:tcPr>
-          <w:p>
-            <w:r>
-              <w:rPr>
-                <w:rFonts w:ascii="Calibri" w:hAnsi="Calibri"/>
-                <w:b/>
-                <w:i w:val="0"/>
-                <w:color w:val="A176F4"/>
-                <w:sz w:val="17"/>
-              </w:rPr>
-              <w:t xml:space="preserve">DISKREPANZ 4  </w:t>
-            </w:r>
-            <w:r>
-              <w:rPr>
-                <w:rFonts w:ascii="Calibri" w:hAnsi="Calibri"/>
-                <w:b w:val="0"/>
-                <w:i w:val="0"/>
-                <w:color w:val="FFFFFF"/>
-                <w:sz w:val="20"/>
-              </w:rPr>
-              <w:t>Die Gründerstory ist stark, aber noch zu wenig sichtbar. Ohne Viktor &amp; Lydia als menschliche Träger bleibt Beastly abstrakt.</w:t>
-            </w:r>
-          </w:p>
-        </w:tc>
-      </w:tr>
-    </w:tbl>
-    <w:p>
-      <w:pPr>
-        <w:spacing w:after="60"/>
-      </w:pPr>
-    </w:p>
-    <w:tbl>
-      <w:tblPr>
-        <w:tblStyle w:val="TableGrid"/>
-        <w:tblW w:type="auto" w:w="0"/>
-        <w:tblLook w:firstColumn="1" w:firstRow="1" w:lastColumn="0" w:lastRow="0" w:noHBand="0" w:noVBand="1" w:val="04A0"/>
-      </w:tblPr>
-      <w:tblGrid>
-        <w:gridCol w:w="8612"/>
-      </w:tblGrid>
-      <w:tr>
-        <w:tc>
-          <w:tcPr>
-            <w:tcW w:type="dxa" w:w="8612"/>
-            <w:shd w:val="clear" w:color="auto" w:fill="142233"/>
-            <w:tcMar>
-              <w:top w:w="100" w:type="dxa"/>
-              <w:bottom w:w="100" w:type="dxa"/>
-              <w:left w:w="140" w:type="dxa"/>
-              <w:right w:w="140" w:type="dxa"/>
-            </w:tcMar>
-          </w:tcPr>
-          <w:p>
-            <w:r>
-              <w:rPr>
-                <w:rFonts w:ascii="Calibri" w:hAnsi="Calibri"/>
-                <w:b/>
-                <w:i w:val="0"/>
-                <w:color w:val="A176F4"/>
-                <w:sz w:val="17"/>
-              </w:rPr>
-              <w:t xml:space="preserve">DISKREPANZ 5  </w:t>
-            </w:r>
-            <w:r>
-              <w:rPr>
-                <w:rFonts w:ascii="Calibri" w:hAnsi="Calibri"/>
-                <w:b w:val="0"/>
-                <w:i w:val="0"/>
-                <w:color w:val="FFFFFF"/>
-                <w:sz w:val="20"/>
-              </w:rPr>
-              <w:t>Kommunikationsambition deutlich grösser als interne Kapazität. Die Marketingverantwortliche arbeitet 40% — zu wenig für Branding, Website, LinkedIn, Events, PR, Sales-Materialien und Storytelling.</w:t>
-            </w:r>
-          </w:p>
-        </w:tc>
-      </w:tr>
-    </w:tbl>
-    <w:p>
-      <w:pPr>
-        <w:spacing w:after="60"/>
-      </w:pPr>
-    </w:p>
-    <w:p>
-      <w:pPr>
-        <w:spacing w:before="120" w:after="120"/>
-        <w:pBdr>
-          <w:bottom w:val="single" w:sz="4" w:space="1" w:color="a176f4"/>
-        </w:pBdr>
-      </w:pPr>
-    </w:p>
-    <w:p>
-      <w:pPr>
-        <w:spacing w:before="360" w:after="120"/>
-      </w:pPr>
-      <w:r>
-        <w:rPr>
-          <w:rFonts w:ascii="Calibri" w:hAnsi="Calibri"/>
-          <w:b/>
-          <w:i w:val="0"/>
-          <w:color w:val="4B319B"/>
-          <w:sz w:val="32"/>
-        </w:rPr>
-        <w:t>2.  Strategische Positionierung</w:t>
-      </w:r>
-    </w:p>
-    <w:p>
-      <w:pPr>
-        <w:spacing w:before="240" w:after="80"/>
-      </w:pPr>
-      <w:r>
-        <w:rPr>
-          <w:rFonts w:ascii="Calibri" w:hAnsi="Calibri"/>
-          <w:b/>
-          <w:i w:val="0"/>
-          <w:color w:val="1A1033"/>
-          <w:sz w:val="24"/>
-        </w:rPr>
-        <w:t>2.1  Beastly führt — Chipiron bleibt diskret</w:t>
-      </w:r>
-    </w:p>
-    <w:p>
-      <w:pPr>
-        <w:spacing w:after="140"/>
-      </w:pPr>
-      <w:r>
-        <w:rPr>
-          <w:rFonts w:ascii="Calibri" w:hAnsi="Calibri"/>
-          <w:b w:val="0"/>
-          <w:i w:val="0"/>
-          <w:color w:val="333333"/>
-          <w:sz w:val="21"/>
-        </w:rPr>
-        <w:t>Beastly war immer der emotionale Ausgangspunkt. Chipiron entstand, weil kein passender Asset Manager die Philosophie verstand. Das bedeutet: Chipiron ist strukturelle Notwendigkeit und Glaubwürdigkeitsträger — nicht die emotionale Bühne. Beastly führt eigenständig, Chipiron erscheint optisch am Rande. Diese Entscheidung ist keine Kosmetik, sondern fundamentale Markenarchitektur.</w:t>
-      </w:r>
-    </w:p>
-    <w:p>
-      <w:pPr>
-        <w:spacing w:before="240" w:after="80"/>
-      </w:pPr>
-      <w:r>
-        <w:rPr>
-          <w:rFonts w:ascii="Calibri" w:hAnsi="Calibri"/>
-          <w:b/>
-          <w:i w:val="0"/>
-          <w:color w:val="1A1033"/>
-          <w:sz w:val="24"/>
-        </w:rPr>
-        <w:t>2.2  «Non-Profit» wird erklärt, nicht vermieden</w:t>
-      </w:r>
-    </w:p>
-    <w:p>
-      <w:pPr>
-        <w:spacing w:after="140"/>
-      </w:pPr>
-      <w:r>
-        <w:rPr>
-          <w:rFonts w:ascii="Calibri" w:hAnsi="Calibri"/>
-          <w:b w:val="0"/>
-          <w:i w:val="0"/>
-          <w:color w:val="333333"/>
-          <w:sz w:val="21"/>
-        </w:rPr>
-        <w:t>«Non-Profit Asset Manager» als einfache Selbstbeschreibung ist kommunikativ gefährlich. Die Lösung ist nicht, den Begriff zu meiden, sondern ihn zu erklären:</w:t>
-      </w:r>
-    </w:p>
-    <w:tbl>
-      <w:tblPr>
-        <w:tblStyle w:val="TableGrid"/>
-        <w:tblW w:type="auto" w:w="0"/>
-        <w:tblLook w:firstColumn="1" w:firstRow="1" w:lastColumn="0" w:lastRow="0" w:noHBand="0" w:noVBand="1" w:val="04A0"/>
-      </w:tblPr>
-      <w:tblGrid>
-        <w:gridCol w:w="8612"/>
-      </w:tblGrid>
-      <w:tr>
-        <w:tc>
-          <w:tcPr>
-            <w:tcW w:type="dxa" w:w="8612"/>
-            <w:shd w:val="clear" w:color="auto" w:fill="F0EBF8"/>
-            <w:tcMar>
-              <w:top w:w="120" w:type="dxa"/>
-              <w:bottom w:w="120" w:type="dxa"/>
-              <w:left w:w="160" w:type="dxa"/>
-              <w:right w:w="160" w:type="dxa"/>
-            </w:tcMar>
-          </w:tcPr>
-          <w:p>
-            <w:r>
-              <w:rPr>
-                <w:rFonts w:ascii="Calibri" w:hAnsi="Calibri"/>
-                <w:b w:val="0"/>
-                <w:i/>
-                <w:color w:val="1A1033"/>
-                <w:sz w:val="22"/>
-              </w:rPr>
-              <w:t>«Rendite für Investoren. Wirkung für Tiere. Keine Gewinnausschüttung an Eigentümer.»</w:t>
-            </w:r>
-          </w:p>
-          <w:p>
-            <w:r>
-              <w:rPr>
-                <w:rFonts w:ascii="Calibri" w:hAnsi="Calibri"/>
-                <w:b w:val="0"/>
-                <w:i w:val="0"/>
-                <w:color w:val="555555"/>
-                <w:sz w:val="18"/>
-              </w:rPr>
-              <w:t>— Kernversprechen Beastly Investments</w:t>
-            </w:r>
-          </w:p>
-        </w:tc>
-      </w:tr>
-    </w:tbl>
-    <w:p>
-      <w:pPr>
-        <w:spacing w:after="80"/>
-      </w:pPr>
-    </w:p>
-    <w:p>
-      <w:pPr>
-        <w:spacing w:before="240" w:after="80"/>
-      </w:pPr>
-      <w:r>
-        <w:rPr>
-          <w:rFonts w:ascii="Calibri" w:hAnsi="Calibri"/>
-          <w:b/>
-          <w:i w:val="0"/>
-          <w:color w:val="1A1033"/>
-          <w:sz w:val="24"/>
-        </w:rPr>
-        <w:t>2.3  Haltung ohne Aktivismus</w:t>
-      </w:r>
-    </w:p>
-    <w:p>
-      <w:pPr>
-        <w:spacing w:after="140"/>
-      </w:pPr>
-      <w:r>
-        <w:rPr>
-          <w:rFonts w:ascii="Calibri" w:hAnsi="Calibri"/>
-          <w:b w:val="0"/>
-          <w:i w:val="0"/>
-          <w:color w:val="333333"/>
-          <w:sz w:val="21"/>
-        </w:rPr>
-        <w:t>Das Produkt ist objektiv eine Provokation für den Finanzmarkt: Tierschutz fehlt im ESG-Bereich praktisch. Gleichzeitig grenzen sich Viktor und Lydia klar ab von Aktivismus. Zu brav = Kraft verloren. Zu moralisch = widerspricht dem Selbstbild.</w:t>
-      </w:r>
-    </w:p>
-    <w:p>
-      <w:pPr>
-        <w:pStyle w:val="ListBullet"/>
-        <w:spacing w:after="60"/>
-      </w:pPr>
-      <w:r>
-        <w:rPr>
-          <w:rFonts w:ascii="Calibri" w:hAnsi="Calibri"/>
-          <w:b w:val="0"/>
-          <w:i w:val="0"/>
-          <w:color w:val="333333"/>
-          <w:sz w:val="21"/>
-        </w:rPr>
-        <w:t>konsequent, aber nicht belehrend</w:t>
-      </w:r>
-    </w:p>
-    <w:p>
-      <w:pPr>
-        <w:pStyle w:val="ListBullet"/>
-        <w:spacing w:after="60"/>
-      </w:pPr>
-      <w:r>
-        <w:rPr>
-          <w:rFonts w:ascii="Calibri" w:hAnsi="Calibri"/>
-          <w:b w:val="0"/>
-          <w:i w:val="0"/>
-          <w:color w:val="333333"/>
-          <w:sz w:val="21"/>
-        </w:rPr>
-        <w:t>mutig, aber nicht laut</w:t>
-      </w:r>
-    </w:p>
-    <w:p>
-      <w:pPr>
-        <w:pStyle w:val="ListBullet"/>
-        <w:spacing w:after="60"/>
-      </w:pPr>
-      <w:r>
-        <w:rPr>
-          <w:rFonts w:ascii="Calibri" w:hAnsi="Calibri"/>
-          <w:b w:val="0"/>
-          <w:i w:val="0"/>
-          <w:color w:val="333333"/>
-          <w:sz w:val="21"/>
-        </w:rPr>
-        <w:t>wertebasiert, aber nicht moralisch überheblich</w:t>
-      </w:r>
-    </w:p>
-    <w:p>
-      <w:pPr>
-        <w:pStyle w:val="ListBullet"/>
-        <w:spacing w:after="60"/>
-      </w:pPr>
-      <w:r>
-        <w:rPr>
-          <w:rFonts w:ascii="Calibri" w:hAnsi="Calibri"/>
-          <w:b w:val="0"/>
-          <w:i w:val="0"/>
-          <w:color w:val="333333"/>
-          <w:sz w:val="21"/>
-        </w:rPr>
-        <w:t>anders, aber professionell investierbar</w:t>
-      </w:r>
-    </w:p>
-    <w:p>
-      <w:pPr>
-        <w:spacing w:before="120" w:after="120"/>
-        <w:pBdr>
-          <w:bottom w:val="single" w:sz="4" w:space="1" w:color="a176f4"/>
-        </w:pBdr>
-      </w:pPr>
-    </w:p>
-    <w:p>
-      <w:pPr>
-        <w:spacing w:before="360" w:after="120"/>
-      </w:pPr>
-      <w:r>
-        <w:rPr>
-          <w:rFonts w:ascii="Calibri" w:hAnsi="Calibri"/>
-          <w:b/>
-          <w:i w:val="0"/>
-          <w:color w:val="4B319B"/>
-          <w:sz w:val="32"/>
-        </w:rPr>
-        <w:t>3.  Die Zielgruppen</w:t>
-      </w:r>
-    </w:p>
-    <w:tbl>
-      <w:tblPr>
-        <w:tblStyle w:val="TableGrid"/>
-        <w:tblW w:type="auto" w:w="0"/>
-        <w:tblLook w:firstColumn="1" w:firstRow="1" w:lastColumn="0" w:lastRow="0" w:noHBand="0" w:noVBand="1" w:val="04A0"/>
-      </w:tblPr>
-      <w:tblGrid>
-        <w:gridCol w:w="8612"/>
-      </w:tblGrid>
-      <w:tr>
-        <w:tc>
-          <w:tcPr>
-            <w:tcW w:type="dxa" w:w="8612"/>
-            <w:shd w:val="clear" w:color="auto" w:fill="F0EBF8"/>
-            <w:tcMar>
-              <w:top w:w="120" w:type="dxa"/>
-              <w:bottom w:w="120" w:type="dxa"/>
-              <w:left w:w="160" w:type="dxa"/>
-              <w:right w:w="160" w:type="dxa"/>
-            </w:tcMar>
-          </w:tcPr>
-          <w:p>
-            <w:r>
-              <w:rPr>
-                <w:rFonts w:ascii="Calibri" w:hAnsi="Calibri"/>
-                <w:b w:val="0"/>
-                <w:i/>
-                <w:color w:val="1A1033"/>
-                <w:sz w:val="22"/>
-              </w:rPr>
-              <w:t>«Nicht Retail = Herz / Institutionell = Kopf. Sondern: Beide brauchen Herz. Aber Institutionelle brauchen zusätzlich mehr Beweisführung.»</w:t>
-            </w:r>
-          </w:p>
-          <w:p>
-            <w:r>
-              <w:rPr>
-                <w:rFonts w:ascii="Calibri" w:hAnsi="Calibri"/>
-                <w:b w:val="0"/>
-                <w:i w:val="0"/>
-                <w:color w:val="555555"/>
-                <w:sz w:val="18"/>
-              </w:rPr>
-              <w:t>— Gedanken aus dem Workshop</w:t>
-            </w:r>
-          </w:p>
-        </w:tc>
-      </w:tr>
-    </w:tbl>
-    <w:p>
-      <w:pPr>
-        <w:spacing w:after="80"/>
-      </w:pPr>
-    </w:p>
-    <w:p>
-      <w:pPr>
-        <w:spacing w:before="240" w:after="80"/>
-      </w:pPr>
-      <w:r>
-        <w:rPr>
-          <w:rFonts w:ascii="Calibri" w:hAnsi="Calibri"/>
-          <w:b/>
-          <w:i w:val="0"/>
-          <w:color w:val="1A1033"/>
-          <w:sz w:val="24"/>
-        </w:rPr>
-        <w:t>Retail-Investoren (ab CHF 50)</w:t>
-      </w:r>
-    </w:p>
-    <w:p>
-      <w:pPr>
-        <w:pStyle w:val="ListBullet"/>
-        <w:spacing w:after="60"/>
-      </w:pPr>
-      <w:r>
-        <w:rPr>
-          <w:rFonts w:ascii="Calibri" w:hAnsi="Calibri"/>
-          <w:b w:val="0"/>
-          <w:i w:val="0"/>
-          <w:color w:val="333333"/>
-          <w:sz w:val="21"/>
-        </w:rPr>
-        <w:t>Emotionaler Einstieg, verständliche Erklärung, tiefe Einstiegshürde</w:t>
-      </w:r>
-    </w:p>
-    <w:p>
-      <w:pPr>
-        <w:pStyle w:val="ListBullet"/>
-        <w:spacing w:after="60"/>
-      </w:pPr>
-      <w:r>
-        <w:rPr>
-          <w:rFonts w:ascii="Calibri" w:hAnsi="Calibri"/>
-          <w:b w:val="0"/>
-          <w:i w:val="0"/>
-          <w:color w:val="333333"/>
-          <w:sz w:val="21"/>
-        </w:rPr>
-        <w:t>Motivation: Tierwohl, positive Wirkung, Identifikation</w:t>
-      </w:r>
-    </w:p>
-    <w:p>
-      <w:pPr>
-        <w:pStyle w:val="ListBullet"/>
-        <w:spacing w:after="60"/>
-      </w:pPr>
-      <w:r>
-        <w:rPr>
-          <w:rFonts w:ascii="Calibri" w:hAnsi="Calibri"/>
-          <w:b w:val="0"/>
-          <w:i w:val="0"/>
-          <w:color w:val="333333"/>
-          <w:sz w:val="21"/>
-        </w:rPr>
-        <w:t>Vertrauen über Menschen und Geschichten</w:t>
-      </w:r>
-    </w:p>
-    <w:p>
-      <w:pPr>
-        <w:spacing w:before="240" w:after="80"/>
-      </w:pPr>
-      <w:r>
-        <w:rPr>
-          <w:rFonts w:ascii="Calibri" w:hAnsi="Calibri"/>
-          <w:b/>
-          <w:i w:val="0"/>
-          <w:color w:val="1A1033"/>
-          <w:sz w:val="24"/>
-        </w:rPr>
-        <w:t>Professionelle Investoren</w:t>
-      </w:r>
-    </w:p>
-    <w:p>
-      <w:pPr>
-        <w:pStyle w:val="ListBullet"/>
-        <w:spacing w:after="60"/>
-      </w:pPr>
-      <w:r>
-        <w:rPr>
-          <w:rFonts w:ascii="Calibri" w:hAnsi="Calibri"/>
-          <w:b w:val="0"/>
-          <w:i w:val="0"/>
-          <w:color w:val="333333"/>
-          <w:sz w:val="21"/>
-        </w:rPr>
-        <w:t>Gleiche emotionale Grundmotivation — aber stärkere Prüfung nötig</w:t>
-      </w:r>
-    </w:p>
-    <w:p>
-      <w:pPr>
-        <w:pStyle w:val="ListBullet"/>
-        <w:spacing w:after="60"/>
-      </w:pPr>
-      <w:r>
-        <w:rPr>
-          <w:rFonts w:ascii="Calibri" w:hAnsi="Calibri"/>
-          <w:b w:val="0"/>
-          <w:i w:val="0"/>
-          <w:color w:val="333333"/>
-          <w:sz w:val="21"/>
-        </w:rPr>
-        <w:t>Brauchen: Struktur, Risiko, Track Record, Governance, regulatorische Sicherheit, Reporting</w:t>
-      </w:r>
-    </w:p>
-    <w:p>
-      <w:pPr>
-        <w:pStyle w:val="ListBullet"/>
-        <w:spacing w:after="60"/>
-      </w:pPr>
-      <w:r>
-        <w:rPr>
-          <w:rFonts w:ascii="Calibri" w:hAnsi="Calibri"/>
-          <w:b w:val="0"/>
-          <w:i w:val="0"/>
-          <w:color w:val="333333"/>
-          <w:sz w:val="21"/>
-        </w:rPr>
-        <w:t>Entscheidung dauert länger, braucht mehr Berührungspunkte</w:t>
-      </w:r>
-    </w:p>
-    <w:p>
-      <w:pPr>
-        <w:spacing w:after="140"/>
-      </w:pPr>
-      <w:r>
-        <w:rPr>
-          <w:rFonts w:ascii="Calibri" w:hAnsi="Calibri"/>
-          <w:b w:val="0"/>
-          <w:i/>
-          <w:color w:val="333333"/>
-          <w:sz w:val="21"/>
-        </w:rPr>
-        <w:t>Für beide gilt dieselbe Entscheidungslogik: Emotion → Vertrauen → Performance → Investmententscheidung.</w:t>
-      </w:r>
-    </w:p>
-    <w:p>
-      <w:pPr>
-        <w:spacing w:before="120" w:after="120"/>
-        <w:pBdr>
-          <w:bottom w:val="single" w:sz="4" w:space="1" w:color="a176f4"/>
-        </w:pBdr>
-      </w:pPr>
-    </w:p>
-    <w:p>
-      <w:pPr>
-        <w:spacing w:before="360" w:after="120"/>
-      </w:pPr>
-      <w:r>
-        <w:rPr>
-          <w:rFonts w:ascii="Calibri" w:hAnsi="Calibri"/>
-          <w:b/>
-          <w:i w:val="0"/>
-          <w:color w:val="4B319B"/>
-          <w:sz w:val="32"/>
-        </w:rPr>
-        <w:t>4.  Strategischer Rahmen — Warum machen wir das so?</w:t>
-      </w:r>
-    </w:p>
-    <w:p>
-      <w:pPr>
-        <w:spacing w:before="240" w:after="80"/>
-      </w:pPr>
-      <w:r>
-        <w:rPr>
-          <w:rFonts w:ascii="Calibri" w:hAnsi="Calibri"/>
-          <w:b/>
-          <w:i w:val="0"/>
-          <w:color w:val="1A1033"/>
-          <w:sz w:val="24"/>
-        </w:rPr>
-        <w:t>Warum personenzentriert?</w:t>
-      </w:r>
-    </w:p>
-    <w:p>
-      <w:pPr>
-        <w:spacing w:after="140"/>
-      </w:pPr>
-      <w:r>
-        <w:rPr>
-          <w:rFonts w:ascii="Calibri" w:hAnsi="Calibri"/>
-          <w:b w:val="0"/>
-          <w:i w:val="0"/>
-          <w:color w:val="333333"/>
-          <w:sz w:val="21"/>
-        </w:rPr>
-        <w:t>«Vertrauen entsteht über Menschen, Bilder, Momente und Nahbarkeit.» Geld + Tierschutz + neuartiges Produkt ist eine aussergewöhnlich hohe Vertrauenshürde. Ohne Viktor und Lydia als menschliche Träger wird Beastly zu abstrakt — ein Fonds ohne Gesicht, eine Idee ohne Verwurzelung.</w:t>
-      </w:r>
-    </w:p>
-    <w:p>
-      <w:pPr>
-        <w:spacing w:before="240" w:after="80"/>
-      </w:pPr>
-      <w:r>
-        <w:rPr>
-          <w:rFonts w:ascii="Calibri" w:hAnsi="Calibri"/>
-          <w:b/>
-          <w:i w:val="0"/>
-          <w:color w:val="1A1033"/>
-          <w:sz w:val="24"/>
-        </w:rPr>
-        <w:t>Warum radikale Transparenz als Stärke?</w:t>
-      </w:r>
-    </w:p>
-    <w:p>
-      <w:pPr>
-        <w:spacing w:after="140"/>
-      </w:pPr>
-      <w:r>
-        <w:rPr>
-          <w:rFonts w:ascii="Calibri" w:hAnsi="Calibri"/>
-          <w:b w:val="0"/>
-          <w:i w:val="0"/>
-          <w:color w:val="333333"/>
-          <w:sz w:val="21"/>
-        </w:rPr>
-        <w:t>Beastly hat etwas, das kein anderer Asset Manager hat: gecappte Löhne, kein Bonus-System, öffentlich ausgewiesene Vergütungen, sämtliche Gewinne in Tierschutzprojekte. Diese Fakten sind kommunikativ Gold — aber nur wenn sie direkt sichtbar sind, nicht im Kleingedruckten. Transparenz ist hier kein ethisches Gebot, sondern ein Differenzierungshebel.</w:t>
-      </w:r>
-    </w:p>
-    <w:p>
-      <w:pPr>
-        <w:spacing w:before="240" w:after="80"/>
-      </w:pPr>
-      <w:r>
-        <w:rPr>
-          <w:rFonts w:ascii="Calibri" w:hAnsi="Calibri"/>
-          <w:b/>
-          <w:i w:val="0"/>
-          <w:color w:val="1A1033"/>
-          <w:sz w:val="24"/>
-        </w:rPr>
-        <w:t>Warum dosieren statt alles auf einmal?</w:t>
-      </w:r>
-    </w:p>
-    <w:tbl>
-      <w:tblPr>
-        <w:tblStyle w:val="TableGrid"/>
-        <w:tblW w:type="auto" w:w="0"/>
-        <w:tblLook w:firstColumn="1" w:firstRow="1" w:lastColumn="0" w:lastRow="0" w:noHBand="0" w:noVBand="1" w:val="04A0"/>
-      </w:tblPr>
-      <w:tblGrid>
-        <w:gridCol w:w="8612"/>
-      </w:tblGrid>
-      <w:tr>
-        <w:tc>
-          <w:tcPr>
-            <w:tcW w:type="dxa" w:w="8612"/>
-            <w:shd w:val="clear" w:color="auto" w:fill="F0EBF8"/>
-            <w:tcMar>
-              <w:top w:w="120" w:type="dxa"/>
-              <w:bottom w:w="120" w:type="dxa"/>
-              <w:left w:w="160" w:type="dxa"/>
-              <w:right w:w="160" w:type="dxa"/>
-            </w:tcMar>
-          </w:tcPr>
-          <w:p>
-            <w:r>
-              <w:rPr>
-                <w:rFonts w:ascii="Calibri" w:hAnsi="Calibri"/>
-                <w:b w:val="0"/>
-                <w:i/>
-                <w:color w:val="1A1033"/>
-                <w:sz w:val="22"/>
-              </w:rPr>
-              <w:t>«Die Herausforderung wird nicht sein, genug zu sagen. Die Herausforderung wird sein, zum richtigen Zeitpunkt das Richtige zu sagen.»</w:t>
-            </w:r>
-          </w:p>
-          <w:p>
-            <w:r>
-              <w:rPr>
-                <w:rFonts w:ascii="Calibri" w:hAnsi="Calibri"/>
-                <w:b w:val="0"/>
-                <w:i w:val="0"/>
-                <w:color w:val="555555"/>
-                <w:sz w:val="18"/>
-              </w:rPr>
-              <w:t>— Gedanken aus dem Workshop</w:t>
-            </w:r>
-          </w:p>
-        </w:tc>
-      </w:tr>
-    </w:tbl>
-    <w:p>
-      <w:pPr>
-        <w:spacing w:after="80"/>
-      </w:pPr>
-    </w:p>
-    <w:p>
-      <w:pPr>
-        <w:spacing w:after="140"/>
-      </w:pPr>
-      <w:r>
-        <w:rPr>
-          <w:rFonts w:ascii="Calibri" w:hAnsi="Calibri"/>
-          <w:b w:val="0"/>
-          <w:i w:val="0"/>
-          <w:color w:val="333333"/>
-          <w:sz w:val="21"/>
-        </w:rPr>
-        <w:t>Das Produkt ist komplex: AMC, Non-Profit-Logik, Management Fees, Tierschutzprojekte, Chipiron, Beastly, FourGive, KI-Screening, Retail und institutionelle Investoren. Wer das alles von Anfang an erklären will, verliert Menschen. Deshalb folgt die Kommunikation einem gestuften Funnel-Prinzip.</w:t>
-      </w:r>
-    </w:p>
-    <w:p>
-      <w:pPr>
-        <w:spacing w:before="240" w:after="80"/>
-      </w:pPr>
-      <w:r>
-        <w:rPr>
-          <w:rFonts w:ascii="Calibri" w:hAnsi="Calibri"/>
-          <w:b/>
-          <w:i w:val="0"/>
-          <w:color w:val="1A1033"/>
-          <w:sz w:val="24"/>
-        </w:rPr>
-        <w:t>Warum zwei Bildwelten?</w:t>
-      </w:r>
-    </w:p>
-    <w:p>
-      <w:pPr>
-        <w:pStyle w:val="ListBullet"/>
-        <w:spacing w:after="60"/>
-      </w:pPr>
-      <w:r>
-        <w:rPr>
-          <w:rFonts w:ascii="Calibri" w:hAnsi="Calibri"/>
-          <w:b/>
-          <w:i w:val="0"/>
-          <w:color w:val="333333"/>
-          <w:sz w:val="21"/>
-        </w:rPr>
-        <w:t xml:space="preserve">Starke Tiere / Raubtier-Codes  →  </w:t>
-      </w:r>
-      <w:r>
-        <w:rPr>
-          <w:rFonts w:ascii="Calibri" w:hAnsi="Calibri"/>
-          <w:b w:val="0"/>
-          <w:i w:val="0"/>
-          <w:color w:val="333333"/>
-          <w:sz w:val="21"/>
-        </w:rPr>
-        <w:t>Strategie, Investment, Schutzinstinkt, Analyse, Kontrolle</w:t>
-      </w:r>
-    </w:p>
-    <w:p>
-      <w:pPr>
-        <w:pStyle w:val="ListBullet"/>
-        <w:spacing w:after="60"/>
-      </w:pPr>
-      <w:r>
-        <w:rPr>
-          <w:rFonts w:ascii="Calibri" w:hAnsi="Calibri"/>
-          <w:b/>
-          <w:i w:val="0"/>
-          <w:color w:val="333333"/>
-          <w:sz w:val="21"/>
-        </w:rPr>
-        <w:t xml:space="preserve">Schützenswerte Tiere / reale Geschichten  →  </w:t>
-      </w:r>
-      <w:r>
-        <w:rPr>
-          <w:rFonts w:ascii="Calibri" w:hAnsi="Calibri"/>
-          <w:b w:val="0"/>
-          <w:i w:val="0"/>
-          <w:color w:val="333333"/>
-          <w:sz w:val="21"/>
-        </w:rPr>
-        <w:t>Wirkung, Projekte, Emotion, Vertrauen, Sinn</w:t>
-      </w:r>
-    </w:p>
-    <w:p>
-      <w:pPr>
-        <w:spacing w:after="140"/>
-      </w:pPr>
-      <w:r>
-        <w:rPr>
-          <w:rFonts w:ascii="Calibri" w:hAnsi="Calibri"/>
-          <w:b w:val="0"/>
-          <w:i w:val="0"/>
-          <w:color w:val="333333"/>
-          <w:sz w:val="21"/>
-        </w:rPr>
-        <w:t>Beide Welten werden immer zusammen kommuniziert — nie isoliert. Das verbindet die Investment- mit der Wirkungsebene.</w:t>
-      </w:r>
-    </w:p>
-    <w:p>
-      <w:pPr>
-        <w:spacing w:before="120" w:after="120"/>
-        <w:pBdr>
-          <w:bottom w:val="single" w:sz="4" w:space="1" w:color="a176f4"/>
-        </w:pBdr>
-      </w:pPr>
-    </w:p>
-    <w:p>
-      <w:r>
-        <w:br w:type="page"/>
-      </w:r>
-    </w:p>
-    <w:p>
-      <w:pPr>
-        <w:spacing w:before="360" w:after="120"/>
-      </w:pPr>
-      <w:r>
-        <w:rPr>
-          <w:rFonts w:ascii="Calibri" w:hAnsi="Calibri"/>
-          <w:b/>
-          <w:i w:val="0"/>
-          <w:color w:val="4B319B"/>
-          <w:sz w:val="32"/>
-        </w:rPr>
-        <w:t>5.  Der Kommunikationsfunnel — Logikdiagramm</w:t>
-      </w:r>
-    </w:p>
-    <w:p>
-      <w:pPr>
-        <w:spacing w:after="140"/>
-      </w:pPr>
-      <w:r>
-        <w:rPr>
-          <w:rFonts w:ascii="Calibri" w:hAnsi="Calibri"/>
-          <w:b w:val="0"/>
-          <w:i w:val="0"/>
-          <w:color w:val="333333"/>
-          <w:sz w:val="21"/>
-        </w:rPr>
-        <w:t>Das Diagramm zeigt, wie eine Person schrittweise von der ersten Berührung mit Beastly zur Investmententscheidung geführt wird. Jede Stufe hat aktive Kanäle, spezifische Berührungspunkte und eine Entscheidungssituation: Wer nicht weiter engagiert wird, bleibt in der Orbit der Kommunikation (Re-Engage). Wer weiter geht, tritt in die nächste Stufe ein.</w:t>
-      </w:r>
-    </w:p>
-    <w:p>
-      <w:pPr>
-        <w:spacing w:after="120"/>
-      </w:pPr>
-    </w:p>
-    <w:tbl>
-      <w:tblPr>
-        <w:tblStyle w:val="TableGrid"/>
-        <w:tblW w:type="auto" w:w="0"/>
-        <w:tblLook w:firstColumn="1" w:firstRow="1" w:lastColumn="0" w:lastRow="0" w:noHBand="0" w:noVBand="1" w:val="04A0"/>
-      </w:tblPr>
-      <w:tblGrid>
-        <w:gridCol w:w="4306"/>
-        <w:gridCol w:w="4306"/>
-      </w:tblGrid>
-      <w:tr>
-        <w:tc>
-          <w:tcPr>
-            <w:tcW w:type="dxa" w:w="648"/>
-            <w:shd w:val="clear" w:color="auto" w:fill="142233"/>
-            <w:tcMar>
-              <w:top w:w="80" w:type="dxa"/>
-              <w:bottom w:w="80" w:type="dxa"/>
-              <w:left w:w="120" w:type="dxa"/>
-              <w:right w:w="60" w:type="dxa"/>
-            </w:tcMar>
-          </w:tcPr>
-          <w:p>
-            <w:pPr>
-              <w:jc w:val="center"/>
-            </w:pPr>
-            <w:r>
-              <w:rPr>
-                <w:rFonts w:ascii="Calibri" w:hAnsi="Calibri"/>
-                <w:b/>
-                <w:i w:val="0"/>
-                <w:color w:val="FFFFFF"/>
-                <w:sz w:val="36"/>
-              </w:rPr>
-              <w:t>01</w:t>
-            </w:r>
-          </w:p>
-        </w:tc>
-        <w:tc>
-          <w:tcPr>
-            <w:tcW w:type="dxa" w:w="4306"/>
-            <w:shd w:val="clear" w:color="auto" w:fill="142233"/>
-            <w:tcMar>
-              <w:top w:w="80" w:type="dxa"/>
-              <w:bottom w:w="80" w:type="dxa"/>
-              <w:left w:w="100" w:type="dxa"/>
-              <w:right w:w="100" w:type="dxa"/>
-            </w:tcMar>
-          </w:tcPr>
-          <w:p>
-            <w:r>
-              <w:rPr>
-                <w:rFonts w:ascii="Calibri" w:hAnsi="Calibri"/>
-                <w:b/>
-                <w:i w:val="0"/>
-                <w:color w:val="FFFFFF"/>
-                <w:sz w:val="24"/>
-              </w:rPr>
-              <w:t>AUFMERKSAMKEIT</w:t>
-            </w:r>
-          </w:p>
-        </w:tc>
-      </w:tr>
-    </w:tbl>
-    <w:tbl>
-      <w:tblPr>
-        <w:tblStyle w:val="TableGrid"/>
-        <w:tblW w:type="auto" w:w="0"/>
-        <w:tblLook w:firstColumn="1" w:firstRow="1" w:lastColumn="0" w:lastRow="0" w:noHBand="0" w:noVBand="1" w:val="04A0"/>
-      </w:tblPr>
-      <w:tblGrid>
-        <w:gridCol w:w="4306"/>
-        <w:gridCol w:w="4306"/>
-      </w:tblGrid>
-      <w:tr>
-        <w:tc>
-          <w:tcPr>
-            <w:tcW w:type="dxa" w:w="4306"/>
-            <w:shd w:val="clear" w:color="auto" w:fill="F5F3FF"/>
-            <w:tcMar>
-              <w:top w:w="90" w:type="dxa"/>
-              <w:bottom w:w="90" w:type="dxa"/>
-              <w:left w:w="100" w:type="dxa"/>
-              <w:right w:w="100" w:type="dxa"/>
-            </w:tcMar>
-          </w:tcPr>
-          <w:p>
-            <w:r>
-              <w:rPr>
-                <w:rFonts w:ascii="Calibri" w:hAnsi="Calibri"/>
-                <w:b/>
-                <w:i w:val="0"/>
-                <w:color w:val="4B319B"/>
-                <w:sz w:val="16"/>
-              </w:rPr>
-              <w:t>AKTIVE KANÄLE</w:t>
-            </w:r>
-          </w:p>
-          <w:p>
-            <w:r>
-              <w:rPr>
-                <w:rFonts w:ascii="Calibri" w:hAnsi="Calibri"/>
-                <w:b w:val="0"/>
-                <w:i w:val="0"/>
-                <w:color w:val="333333"/>
-                <w:sz w:val="18"/>
-              </w:rPr>
-              <w:t>→  Viktor Ackermann LinkedIn (persönliches Profil)</w:t>
-            </w:r>
-          </w:p>
-          <w:p>
-            <w:r>
-              <w:rPr>
-                <w:rFonts w:ascii="Calibri" w:hAnsi="Calibri"/>
-                <w:b w:val="0"/>
-                <w:i w:val="0"/>
-                <w:color w:val="333333"/>
-                <w:sz w:val="18"/>
-              </w:rPr>
-              <w:t>→  Beastly Social Media — LinkedIn Markenkanal</w:t>
-            </w:r>
-          </w:p>
-          <w:p>
-            <w:r>
-              <w:rPr>
-                <w:rFonts w:ascii="Calibri" w:hAnsi="Calibri"/>
-                <w:b w:val="0"/>
-                <w:i w:val="0"/>
-                <w:color w:val="333333"/>
-                <w:sz w:val="18"/>
-              </w:rPr>
-              <w:t>→  Paid Awareness-Ads (LinkedIn / Meta)</w:t>
-            </w:r>
-          </w:p>
-        </w:tc>
-        <w:tc>
-          <w:tcPr>
-            <w:tcW w:type="dxa" w:w="4306"/>
-            <w:shd w:val="clear" w:color="auto" w:fill="F5F3FF"/>
-            <w:tcMar>
-              <w:top w:w="90" w:type="dxa"/>
-              <w:bottom w:w="90" w:type="dxa"/>
-              <w:left w:w="100" w:type="dxa"/>
-              <w:right w:w="100" w:type="dxa"/>
-            </w:tcMar>
-          </w:tcPr>
-          <w:p>
-            <w:r>
-              <w:rPr>
-                <w:rFonts w:ascii="Calibri" w:hAnsi="Calibri"/>
-                <w:b/>
-                <w:i w:val="0"/>
-                <w:color w:val="4B319B"/>
-                <w:sz w:val="16"/>
-              </w:rPr>
-              <w:t>BERÜHRUNGSPUNKTE</w:t>
-            </w:r>
-          </w:p>
-          <w:p>
-            <w:r>
-              <w:rPr>
-                <w:rFonts w:ascii="Calibri" w:hAnsi="Calibri"/>
-                <w:b w:val="0"/>
-                <w:i w:val="0"/>
-                <w:color w:val="333333"/>
-                <w:sz w:val="18"/>
-              </w:rPr>
-              <w:t>→  Beitrag oder Reel gesehen</w:t>
-            </w:r>
-          </w:p>
-          <w:p>
-            <w:r>
-              <w:rPr>
-                <w:rFonts w:ascii="Calibri" w:hAnsi="Calibri"/>
-                <w:b w:val="0"/>
-                <w:i w:val="0"/>
-                <w:color w:val="333333"/>
-                <w:sz w:val="18"/>
-              </w:rPr>
-              <w:t>→  Ad im Feed ausgespielt</w:t>
-            </w:r>
-          </w:p>
-          <w:p>
-            <w:r>
-              <w:rPr>
-                <w:rFonts w:ascii="Calibri" w:hAnsi="Calibri"/>
-                <w:b w:val="0"/>
-                <w:i w:val="0"/>
-                <w:color w:val="333333"/>
-                <w:sz w:val="18"/>
-              </w:rPr>
-              <w:t>→  Viktors Profil entdeckt</w:t>
-            </w:r>
-          </w:p>
-          <w:p>
-            <w:r>
-              <w:rPr>
-                <w:rFonts w:ascii="Calibri" w:hAnsi="Calibri"/>
-                <w:b w:val="0"/>
-                <w:i w:val="0"/>
-                <w:color w:val="333333"/>
-                <w:sz w:val="18"/>
-              </w:rPr>
-              <w:t>→  Beastly-Seite angeklickt</w:t>
-            </w:r>
-          </w:p>
-        </w:tc>
-      </w:tr>
-    </w:tbl>
-    <w:tbl>
-      <w:tblPr>
-        <w:tblStyle w:val="TableGrid"/>
-        <w:tblW w:type="auto" w:w="0"/>
-        <w:tblLook w:firstColumn="1" w:firstRow="1" w:lastColumn="0" w:lastRow="0" w:noHBand="0" w:noVBand="1" w:val="04A0"/>
-      </w:tblPr>
-      <w:tblGrid>
-        <w:gridCol w:w="2871"/>
-        <w:gridCol w:w="2871"/>
-        <w:gridCol w:w="2871"/>
-      </w:tblGrid>
-      <w:tr>
-        <w:tc>
-          <w:tcPr>
-            <w:tcW w:type="dxa" w:w="2871"/>
-            <w:shd w:val="clear" w:color="auto" w:fill="FEF3EE"/>
-            <w:tcMar>
-              <w:top w:w="80" w:type="dxa"/>
-              <w:bottom w:w="80" w:type="dxa"/>
-              <w:left w:w="100" w:type="dxa"/>
-              <w:right w:w="100" w:type="dxa"/>
-            </w:tcMar>
-          </w:tcPr>
-          <w:p>
-            <w:r>
-              <w:rPr>
-                <w:rFonts w:ascii="Calibri" w:hAnsi="Calibri"/>
-                <w:b/>
-                <w:i w:val="0"/>
-                <w:color w:val="BD5435"/>
-                <w:sz w:val="16"/>
-              </w:rPr>
-              <w:t>KEIN ENGAGEMENT</w:t>
-            </w:r>
-            <w:r>
-              <w:rPr>
-                <w:rFonts w:ascii="Calibri" w:hAnsi="Calibri"/>
-                <w:b w:val="0"/>
-                <w:i w:val="0"/>
-                <w:color w:val="333333"/>
-                <w:sz w:val="18"/>
-              </w:rPr>
-              <w:t xml:space="preserve">  →  </w:t>
-            </w:r>
-          </w:p>
-          <w:p>
-            <w:r>
-              <w:rPr>
-                <w:rFonts w:ascii="Calibri" w:hAnsi="Calibri"/>
-                <w:b w:val="0"/>
-                <w:i w:val="0"/>
-                <w:color w:val="8B3A20"/>
-                <w:sz w:val="18"/>
-              </w:rPr>
-              <w:t>Bleibt im Orbit → nächster Post, nächste Ad, nächste Begegnung. Retargeting aktiv.</w:t>
-            </w:r>
-          </w:p>
-        </w:tc>
-        <w:tc>
-          <w:tcPr>
-            <w:tcW w:type="dxa" w:w="720"/>
-            <w:shd w:val="clear" w:color="auto" w:fill="FFFFFF"/>
-            <w:tcMar>
-              <w:top w:w="80" w:type="dxa"/>
-              <w:bottom w:w="80" w:type="dxa"/>
-              <w:left w:w="80" w:type="dxa"/>
-              <w:right w:w="80" w:type="dxa"/>
-            </w:tcMar>
-          </w:tcPr>
-          <w:p>
-            <w:pPr>
-              <w:jc w:val="center"/>
-            </w:pPr>
-            <w:r>
-              <w:rPr>
-                <w:rFonts w:ascii="Calibri" w:hAnsi="Calibri"/>
-                <w:b w:val="0"/>
-                <w:i w:val="0"/>
-                <w:color w:val="A176F4"/>
-                <w:sz w:val="32"/>
-              </w:rPr>
-              <w:t>▼</w:t>
-            </w:r>
-          </w:p>
-        </w:tc>
-        <w:tc>
-          <w:tcPr>
-            <w:tcW w:type="dxa" w:w="2871"/>
-            <w:shd w:val="clear" w:color="auto" w:fill="EDF7EE"/>
-            <w:tcMar>
-              <w:top w:w="80" w:type="dxa"/>
-              <w:bottom w:w="80" w:type="dxa"/>
-              <w:left w:w="100" w:type="dxa"/>
-              <w:right w:w="100" w:type="dxa"/>
-            </w:tcMar>
-          </w:tcPr>
-          <w:p>
-            <w:r>
-              <w:rPr>
-                <w:rFonts w:ascii="Calibri" w:hAnsi="Calibri"/>
-                <w:b/>
-                <w:i w:val="0"/>
-                <w:color w:val="1A5C38"/>
-                <w:sz w:val="16"/>
-              </w:rPr>
-              <w:t>ENGAGEMENT</w:t>
-            </w:r>
-            <w:r>
-              <w:rPr>
-                <w:rFonts w:ascii="Calibri" w:hAnsi="Calibri"/>
-                <w:b w:val="0"/>
-                <w:i w:val="0"/>
-                <w:color w:val="333333"/>
-                <w:sz w:val="18"/>
-              </w:rPr>
-              <w:t xml:space="preserve">  →  </w:t>
-            </w:r>
-          </w:p>
-          <w:p>
-            <w:r>
-              <w:rPr>
-                <w:rFonts w:ascii="Calibri" w:hAnsi="Calibri"/>
-                <w:b w:val="0"/>
-                <w:i w:val="0"/>
-                <w:color w:val="1A5C38"/>
-                <w:sz w:val="18"/>
-              </w:rPr>
-              <w:t>Klickt, folgt, kommentiert, teilt → zeigt erstes aktives Interesse.</w:t>
-            </w:r>
-          </w:p>
-        </w:tc>
-      </w:tr>
-    </w:tbl>
-    <w:p>
-      <w:pPr>
-        <w:spacing w:before="40" w:after="40"/>
-        <w:jc w:val="center"/>
-      </w:pPr>
-      <w:r>
-        <w:rPr>
-          <w:rFonts w:ascii="Calibri" w:hAnsi="Calibri"/>
-          <w:b w:val="0"/>
-          <w:i w:val="0"/>
-          <w:color w:val="A176F4"/>
-          <w:sz w:val="28"/>
-        </w:rPr>
-        <w:t>▼</w:t>
-      </w:r>
-    </w:p>
-    <w:tbl>
-      <w:tblPr>
-        <w:tblStyle w:val="TableGrid"/>
-        <w:tblW w:type="auto" w:w="0"/>
-        <w:tblLook w:firstColumn="1" w:firstRow="1" w:lastColumn="0" w:lastRow="0" w:noHBand="0" w:noVBand="1" w:val="04A0"/>
-      </w:tblPr>
-      <w:tblGrid>
-        <w:gridCol w:w="4306"/>
-        <w:gridCol w:w="4306"/>
-      </w:tblGrid>
-      <w:tr>
-        <w:tc>
-          <w:tcPr>
-            <w:tcW w:type="dxa" w:w="648"/>
-            <w:shd w:val="clear" w:color="auto" w:fill="1e3350"/>
-            <w:tcMar>
-              <w:top w:w="80" w:type="dxa"/>
-              <w:bottom w:w="80" w:type="dxa"/>
-              <w:left w:w="120" w:type="dxa"/>
-              <w:right w:w="60" w:type="dxa"/>
-            </w:tcMar>
-          </w:tcPr>
-          <w:p>
-            <w:pPr>
-              <w:jc w:val="center"/>
-            </w:pPr>
-            <w:r>
-              <w:rPr>
-                <w:rFonts w:ascii="Calibri" w:hAnsi="Calibri"/>
-                <w:b/>
-                <w:i w:val="0"/>
-                <w:color w:val="FFFFFF"/>
-                <w:sz w:val="36"/>
-              </w:rPr>
-              <w:t>02</w:t>
-            </w:r>
-          </w:p>
-        </w:tc>
-        <w:tc>
-          <w:tcPr>
-            <w:tcW w:type="dxa" w:w="4306"/>
-            <w:shd w:val="clear" w:color="auto" w:fill="1e3350"/>
-            <w:tcMar>
-              <w:top w:w="80" w:type="dxa"/>
-              <w:bottom w:w="80" w:type="dxa"/>
-              <w:left w:w="100" w:type="dxa"/>
-              <w:right w:w="100" w:type="dxa"/>
-            </w:tcMar>
-          </w:tcPr>
-          <w:p>
-            <w:r>
-              <w:rPr>
-                <w:rFonts w:ascii="Calibri" w:hAnsi="Calibri"/>
-                <w:b/>
-                <w:i w:val="0"/>
-                <w:color w:val="FFFFFF"/>
-                <w:sz w:val="24"/>
-              </w:rPr>
-              <w:t>NEUGIER</w:t>
-            </w:r>
-          </w:p>
-        </w:tc>
-      </w:tr>
-    </w:tbl>
-    <w:tbl>
-      <w:tblPr>
-        <w:tblStyle w:val="TableGrid"/>
-        <w:tblW w:type="auto" w:w="0"/>
-        <w:tblLook w:firstColumn="1" w:firstRow="1" w:lastColumn="0" w:lastRow="0" w:noHBand="0" w:noVBand="1" w:val="04A0"/>
-      </w:tblPr>
-      <w:tblGrid>
-        <w:gridCol w:w="4306"/>
-        <w:gridCol w:w="4306"/>
-      </w:tblGrid>
-      <w:tr>
-        <w:tc>
-          <w:tcPr>
-            <w:tcW w:type="dxa" w:w="4306"/>
-            <w:shd w:val="clear" w:color="auto" w:fill="EEF4FF"/>
-            <w:tcMar>
-              <w:top w:w="90" w:type="dxa"/>
-              <w:bottom w:w="90" w:type="dxa"/>
-              <w:left w:w="100" w:type="dxa"/>
-              <w:right w:w="100" w:type="dxa"/>
-            </w:tcMar>
-          </w:tcPr>
-          <w:p>
-            <w:r>
-              <w:rPr>
-                <w:rFonts w:ascii="Calibri" w:hAnsi="Calibri"/>
-                <w:b/>
-                <w:i w:val="0"/>
-                <w:color w:val="4B319B"/>
-                <w:sz w:val="16"/>
-              </w:rPr>
-              <w:t>AKTIVE KANÄLE</w:t>
-            </w:r>
-          </w:p>
-          <w:p>
-            <w:r>
-              <w:rPr>
-                <w:rFonts w:ascii="Calibri" w:hAnsi="Calibri"/>
-                <w:b w:val="0"/>
-                <w:i w:val="0"/>
-                <w:color w:val="333333"/>
-                <w:sz w:val="18"/>
-              </w:rPr>
-              <w:t>→  Viktor LinkedIn — Story-Content, Gründerhintergrund</w:t>
-            </w:r>
-          </w:p>
-          <w:p>
-            <w:r>
-              <w:rPr>
-                <w:rFonts w:ascii="Calibri" w:hAnsi="Calibri"/>
-                <w:b w:val="0"/>
-                <w:i w:val="0"/>
-                <w:color w:val="333333"/>
-                <w:sz w:val="18"/>
-              </w:rPr>
-              <w:t>→  Beastly Social Media — Dual-Bildwelt, Werte-Posts</w:t>
-            </w:r>
-          </w:p>
-          <w:p>
-            <w:r>
-              <w:rPr>
-                <w:rFonts w:ascii="Calibri" w:hAnsi="Calibri"/>
-                <w:b w:val="0"/>
-                <w:i w:val="0"/>
-                <w:color w:val="333333"/>
-                <w:sz w:val="18"/>
-              </w:rPr>
-              <w:t>→  Website — Einstiegsseite (Gründerstory, Was ist Beastly?)</w:t>
-            </w:r>
-          </w:p>
-        </w:tc>
-        <w:tc>
-          <w:tcPr>
-            <w:tcW w:type="dxa" w:w="4306"/>
-            <w:shd w:val="clear" w:color="auto" w:fill="EEF4FF"/>
-            <w:tcMar>
-              <w:top w:w="90" w:type="dxa"/>
-              <w:bottom w:w="90" w:type="dxa"/>
-              <w:left w:w="100" w:type="dxa"/>
-              <w:right w:w="100" w:type="dxa"/>
-            </w:tcMar>
-          </w:tcPr>
-          <w:p>
-            <w:r>
-              <w:rPr>
-                <w:rFonts w:ascii="Calibri" w:hAnsi="Calibri"/>
-                <w:b/>
-                <w:i w:val="0"/>
-                <w:color w:val="4B319B"/>
-                <w:sz w:val="16"/>
-              </w:rPr>
-              <w:t>BERÜHRUNGSPUNKTE</w:t>
-            </w:r>
-          </w:p>
-          <w:p>
-            <w:r>
-              <w:rPr>
-                <w:rFonts w:ascii="Calibri" w:hAnsi="Calibri"/>
-                <w:b w:val="0"/>
-                <w:i w:val="0"/>
-                <w:color w:val="333333"/>
-                <w:sz w:val="18"/>
-              </w:rPr>
-              <w:t>→  Profilbesuch (Viktor oder Beastly)</w:t>
-            </w:r>
-          </w:p>
-          <w:p>
-            <w:r>
-              <w:rPr>
-                <w:rFonts w:ascii="Calibri" w:hAnsi="Calibri"/>
-                <w:b w:val="0"/>
-                <w:i w:val="0"/>
-                <w:color w:val="333333"/>
-                <w:sz w:val="18"/>
-              </w:rPr>
-              <w:t>→  Website aufgerufen</w:t>
-            </w:r>
-          </w:p>
-          <w:p>
-            <w:r>
-              <w:rPr>
-                <w:rFonts w:ascii="Calibri" w:hAnsi="Calibri"/>
-                <w:b w:val="0"/>
-                <w:i w:val="0"/>
-                <w:color w:val="333333"/>
-                <w:sz w:val="18"/>
-              </w:rPr>
-              <w:t>→  Gründerstory gelesen</w:t>
-            </w:r>
-          </w:p>
-          <w:p>
-            <w:r>
-              <w:rPr>
-                <w:rFonts w:ascii="Calibri" w:hAnsi="Calibri"/>
-                <w:b w:val="0"/>
-                <w:i w:val="0"/>
-                <w:color w:val="333333"/>
-                <w:sz w:val="18"/>
-              </w:rPr>
-              <w:t>→  Mehrere Beiträge konsumiert</w:t>
-            </w:r>
-          </w:p>
-        </w:tc>
-      </w:tr>
-    </w:tbl>
-    <w:tbl>
-      <w:tblPr>
-        <w:tblStyle w:val="TableGrid"/>
-        <w:tblW w:type="auto" w:w="0"/>
-        <w:tblLook w:firstColumn="1" w:firstRow="1" w:lastColumn="0" w:lastRow="0" w:noHBand="0" w:noVBand="1" w:val="04A0"/>
-      </w:tblPr>
-      <w:tblGrid>
-        <w:gridCol w:w="2871"/>
-        <w:gridCol w:w="2871"/>
-        <w:gridCol w:w="2871"/>
-      </w:tblGrid>
-      <w:tr>
-        <w:tc>
-          <w:tcPr>
-            <w:tcW w:type="dxa" w:w="2871"/>
-            <w:shd w:val="clear" w:color="auto" w:fill="FEF3EE"/>
-            <w:tcMar>
-              <w:top w:w="80" w:type="dxa"/>
-              <w:bottom w:w="80" w:type="dxa"/>
-              <w:left w:w="100" w:type="dxa"/>
-              <w:right w:w="100" w:type="dxa"/>
-            </w:tcMar>
-          </w:tcPr>
-          <w:p>
-            <w:r>
-              <w:rPr>
-                <w:rFonts w:ascii="Calibri" w:hAnsi="Calibri"/>
-                <w:b/>
-                <w:i w:val="0"/>
-                <w:color w:val="BD5435"/>
-                <w:sz w:val="16"/>
-              </w:rPr>
-              <w:t>KEIN ENGAGEMENT</w:t>
-            </w:r>
-            <w:r>
-              <w:rPr>
-                <w:rFonts w:ascii="Calibri" w:hAnsi="Calibri"/>
-                <w:b w:val="0"/>
-                <w:i w:val="0"/>
-                <w:color w:val="333333"/>
-                <w:sz w:val="18"/>
-              </w:rPr>
-              <w:t xml:space="preserve">  →  </w:t>
-            </w:r>
-          </w:p>
-          <w:p>
-            <w:r>
-              <w:rPr>
-                <w:rFonts w:ascii="Calibri" w:hAnsi="Calibri"/>
-                <w:b w:val="0"/>
-                <w:i w:val="0"/>
-                <w:color w:val="8B3A20"/>
-                <w:sz w:val="18"/>
-              </w:rPr>
-              <w:t>Verlässt ohne Vertiefung → bleibt im Feed-Orbit, nächste Begegnung beim nächsten Post.</w:t>
-            </w:r>
-          </w:p>
-        </w:tc>
-        <w:tc>
-          <w:tcPr>
-            <w:tcW w:type="dxa" w:w="720"/>
-            <w:shd w:val="clear" w:color="auto" w:fill="FFFFFF"/>
-            <w:tcMar>
-              <w:top w:w="80" w:type="dxa"/>
-              <w:bottom w:w="80" w:type="dxa"/>
-              <w:left w:w="80" w:type="dxa"/>
-              <w:right w:w="80" w:type="dxa"/>
-            </w:tcMar>
-          </w:tcPr>
-          <w:p>
-            <w:pPr>
-              <w:jc w:val="center"/>
-            </w:pPr>
-            <w:r>
-              <w:rPr>
-                <w:rFonts w:ascii="Calibri" w:hAnsi="Calibri"/>
-                <w:b w:val="0"/>
-                <w:i w:val="0"/>
-                <w:color w:val="A176F4"/>
-                <w:sz w:val="32"/>
-              </w:rPr>
-              <w:t>▼</w:t>
-            </w:r>
-          </w:p>
-        </w:tc>
-        <w:tc>
-          <w:tcPr>
-            <w:tcW w:type="dxa" w:w="2871"/>
-            <w:shd w:val="clear" w:color="auto" w:fill="EDF7EE"/>
-            <w:tcMar>
-              <w:top w:w="80" w:type="dxa"/>
-              <w:bottom w:w="80" w:type="dxa"/>
-              <w:left w:w="100" w:type="dxa"/>
-              <w:right w:w="100" w:type="dxa"/>
-            </w:tcMar>
-          </w:tcPr>
-          <w:p>
-            <w:r>
-              <w:rPr>
-                <w:rFonts w:ascii="Calibri" w:hAnsi="Calibri"/>
-                <w:b/>
-                <w:i w:val="0"/>
-                <w:color w:val="1A5C38"/>
-                <w:sz w:val="16"/>
-              </w:rPr>
-              <w:t>ENGAGEMENT</w:t>
-            </w:r>
-            <w:r>
-              <w:rPr>
-                <w:rFonts w:ascii="Calibri" w:hAnsi="Calibri"/>
-                <w:b w:val="0"/>
-                <w:i w:val="0"/>
-                <w:color w:val="333333"/>
-                <w:sz w:val="18"/>
-              </w:rPr>
-              <w:t xml:space="preserve">  →  </w:t>
-            </w:r>
-          </w:p>
-          <w:p>
-            <w:r>
-              <w:rPr>
-                <w:rFonts w:ascii="Calibri" w:hAnsi="Calibri"/>
-                <w:b w:val="0"/>
-                <w:i w:val="0"/>
-                <w:color w:val="1A5C38"/>
-                <w:sz w:val="18"/>
-              </w:rPr>
-              <w:t>Sucht aktiv mehr → besucht Website, liest tiefer, folgt dem Profil.</w:t>
-            </w:r>
-          </w:p>
-        </w:tc>
-      </w:tr>
-    </w:tbl>
-    <w:p>
-      <w:pPr>
-        <w:spacing w:before="40" w:after="40"/>
-        <w:jc w:val="center"/>
-      </w:pPr>
-      <w:r>
-        <w:rPr>
-          <w:rFonts w:ascii="Calibri" w:hAnsi="Calibri"/>
-          <w:b w:val="0"/>
-          <w:i w:val="0"/>
-          <w:color w:val="A176F4"/>
-          <w:sz w:val="28"/>
-        </w:rPr>
-        <w:t>▼</w:t>
-      </w:r>
-    </w:p>
-    <w:tbl>
-      <w:tblPr>
-        <w:tblStyle w:val="TableGrid"/>
-        <w:tblW w:type="auto" w:w="0"/>
-        <w:tblLook w:firstColumn="1" w:firstRow="1" w:lastColumn="0" w:lastRow="0" w:noHBand="0" w:noVBand="1" w:val="04A0"/>
-      </w:tblPr>
-      <w:tblGrid>
-        <w:gridCol w:w="4306"/>
-        <w:gridCol w:w="4306"/>
-      </w:tblGrid>
-      <w:tr>
-        <w:tc>
-          <w:tcPr>
-            <w:tcW w:type="dxa" w:w="648"/>
-            <w:shd w:val="clear" w:color="auto" w:fill="27406A"/>
-            <w:tcMar>
-              <w:top w:w="80" w:type="dxa"/>
-              <w:bottom w:w="80" w:type="dxa"/>
-              <w:left w:w="120" w:type="dxa"/>
-              <w:right w:w="60" w:type="dxa"/>
-            </w:tcMar>
-          </w:tcPr>
-          <w:p>
-            <w:pPr>
-              <w:jc w:val="center"/>
-            </w:pPr>
-            <w:r>
-              <w:rPr>
-                <w:rFonts w:ascii="Calibri" w:hAnsi="Calibri"/>
-                <w:b/>
-                <w:i w:val="0"/>
-                <w:color w:val="FFFFFF"/>
-                <w:sz w:val="36"/>
-              </w:rPr>
-              <w:t>03</w:t>
-            </w:r>
-          </w:p>
-        </w:tc>
-        <w:tc>
-          <w:tcPr>
-            <w:tcW w:type="dxa" w:w="4306"/>
-            <w:shd w:val="clear" w:color="auto" w:fill="27406A"/>
-            <w:tcMar>
-              <w:top w:w="80" w:type="dxa"/>
-              <w:bottom w:w="80" w:type="dxa"/>
-              <w:left w:w="100" w:type="dxa"/>
-              <w:right w:w="100" w:type="dxa"/>
-            </w:tcMar>
-          </w:tcPr>
-          <w:p>
-            <w:r>
-              <w:rPr>
-                <w:rFonts w:ascii="Calibri" w:hAnsi="Calibri"/>
-                <w:b/>
-                <w:i w:val="0"/>
-                <w:color w:val="FFFFFF"/>
-                <w:sz w:val="24"/>
-              </w:rPr>
-              <w:t>VERTRAUEN</w:t>
-            </w:r>
-          </w:p>
-        </w:tc>
-      </w:tr>
-    </w:tbl>
-    <w:tbl>
-      <w:tblPr>
-        <w:tblStyle w:val="TableGrid"/>
-        <w:tblW w:type="auto" w:w="0"/>
-        <w:tblLook w:firstColumn="1" w:firstRow="1" w:lastColumn="0" w:lastRow="0" w:noHBand="0" w:noVBand="1" w:val="04A0"/>
-      </w:tblPr>
-      <w:tblGrid>
-        <w:gridCol w:w="4306"/>
-        <w:gridCol w:w="4306"/>
-      </w:tblGrid>
-      <w:tr>
-        <w:tc>
-          <w:tcPr>
-            <w:tcW w:type="dxa" w:w="4306"/>
-            <w:shd w:val="clear" w:color="auto" w:fill="F5F3FF"/>
-            <w:tcMar>
-              <w:top w:w="90" w:type="dxa"/>
-              <w:bottom w:w="90" w:type="dxa"/>
-              <w:left w:w="100" w:type="dxa"/>
-              <w:right w:w="100" w:type="dxa"/>
-            </w:tcMar>
-          </w:tcPr>
-          <w:p>
-            <w:r>
-              <w:rPr>
-                <w:rFonts w:ascii="Calibri" w:hAnsi="Calibri"/>
-                <w:b/>
-                <w:i w:val="0"/>
-                <w:color w:val="4B319B"/>
-                <w:sz w:val="16"/>
-              </w:rPr>
-              <w:t>AKTIVE KANÄLE</w:t>
-            </w:r>
-          </w:p>
-          <w:p>
-            <w:r>
-              <w:rPr>
-                <w:rFonts w:ascii="Calibri" w:hAnsi="Calibri"/>
-                <w:b w:val="0"/>
-                <w:i w:val="0"/>
-                <w:color w:val="333333"/>
-                <w:sz w:val="18"/>
-              </w:rPr>
-              <w:t>→  Website — Transparenzbereich (Löhne, Struktur, 5 Projekte)</w:t>
-            </w:r>
-          </w:p>
-          <w:p>
-            <w:r>
-              <w:rPr>
-                <w:rFonts w:ascii="Calibri" w:hAnsi="Calibri"/>
-                <w:b w:val="0"/>
-                <w:i w:val="0"/>
-                <w:color w:val="333333"/>
-                <w:sz w:val="18"/>
-              </w:rPr>
-              <w:t>→  Viktor &amp; Lydia — Nahbarkeit, persönliche Posts</w:t>
-            </w:r>
-          </w:p>
-          <w:p>
-            <w:r>
-              <w:rPr>
-                <w:rFonts w:ascii="Calibri" w:hAnsi="Calibri"/>
-                <w:b w:val="0"/>
-                <w:i w:val="0"/>
-                <w:color w:val="333333"/>
-                <w:sz w:val="18"/>
-              </w:rPr>
-              <w:t>→  FourGive — reale Wirkungsmomente, Geschichten</w:t>
-            </w:r>
-          </w:p>
-        </w:tc>
-        <w:tc>
-          <w:tcPr>
-            <w:tcW w:type="dxa" w:w="4306"/>
-            <w:shd w:val="clear" w:color="auto" w:fill="F5F3FF"/>
-            <w:tcMar>
-              <w:top w:w="90" w:type="dxa"/>
-              <w:bottom w:w="90" w:type="dxa"/>
-              <w:left w:w="100" w:type="dxa"/>
-              <w:right w:w="100" w:type="dxa"/>
-            </w:tcMar>
-          </w:tcPr>
-          <w:p>
-            <w:r>
-              <w:rPr>
-                <w:rFonts w:ascii="Calibri" w:hAnsi="Calibri"/>
-                <w:b/>
-                <w:i w:val="0"/>
-                <w:color w:val="4B319B"/>
-                <w:sz w:val="16"/>
-              </w:rPr>
-              <w:t>BERÜHRUNGSPUNKTE</w:t>
-            </w:r>
-          </w:p>
-          <w:p>
-            <w:r>
-              <w:rPr>
-                <w:rFonts w:ascii="Calibri" w:hAnsi="Calibri"/>
-                <w:b w:val="0"/>
-                <w:i w:val="0"/>
-                <w:color w:val="333333"/>
-                <w:sz w:val="18"/>
-              </w:rPr>
-              <w:t>→  Transparenzseite gelesen</w:t>
-            </w:r>
-          </w:p>
-          <w:p>
-            <w:r>
-              <w:rPr>
-                <w:rFonts w:ascii="Calibri" w:hAnsi="Calibri"/>
-                <w:b w:val="0"/>
-                <w:i w:val="0"/>
-                <w:color w:val="333333"/>
-                <w:sz w:val="18"/>
-              </w:rPr>
-              <w:t>→  Lohnstruktur entdeckt und verstanden</w:t>
-            </w:r>
-          </w:p>
-          <w:p>
-            <w:r>
-              <w:rPr>
-                <w:rFonts w:ascii="Calibri" w:hAnsi="Calibri"/>
-                <w:b w:val="0"/>
-                <w:i w:val="0"/>
-                <w:color w:val="333333"/>
-                <w:sz w:val="18"/>
-              </w:rPr>
-              <w:t>→  FourGive-Geschichte nachverfolgt</w:t>
-            </w:r>
-          </w:p>
-          <w:p>
-            <w:r>
-              <w:rPr>
-                <w:rFonts w:ascii="Calibri" w:hAnsi="Calibri"/>
-                <w:b w:val="0"/>
-                <w:i w:val="0"/>
-                <w:color w:val="333333"/>
-                <w:sz w:val="18"/>
-              </w:rPr>
-              <w:t>→  Viktor / Lydia als echte Menschen wahrgenommen</w:t>
-            </w:r>
-          </w:p>
-        </w:tc>
-      </w:tr>
-    </w:tbl>
-    <w:tbl>
-      <w:tblPr>
-        <w:tblStyle w:val="TableGrid"/>
-        <w:tblW w:type="auto" w:w="0"/>
-        <w:tblLook w:firstColumn="1" w:firstRow="1" w:lastColumn="0" w:lastRow="0" w:noHBand="0" w:noVBand="1" w:val="04A0"/>
-      </w:tblPr>
-      <w:tblGrid>
-        <w:gridCol w:w="2871"/>
-        <w:gridCol w:w="2871"/>
-        <w:gridCol w:w="2871"/>
-      </w:tblGrid>
-      <w:tr>
-        <w:tc>
-          <w:tcPr>
-            <w:tcW w:type="dxa" w:w="2871"/>
-            <w:shd w:val="clear" w:color="auto" w:fill="FEF3EE"/>
-            <w:tcMar>
-              <w:top w:w="80" w:type="dxa"/>
-              <w:bottom w:w="80" w:type="dxa"/>
-              <w:left w:w="100" w:type="dxa"/>
-              <w:right w:w="100" w:type="dxa"/>
-            </w:tcMar>
-          </w:tcPr>
-          <w:p>
-            <w:r>
-              <w:rPr>
-                <w:rFonts w:ascii="Calibri" w:hAnsi="Calibri"/>
-                <w:b/>
-                <w:i w:val="0"/>
-                <w:color w:val="BD5435"/>
-                <w:sz w:val="16"/>
-              </w:rPr>
-              <w:t>KEIN ENGAGEMENT</w:t>
-            </w:r>
-            <w:r>
-              <w:rPr>
-                <w:rFonts w:ascii="Calibri" w:hAnsi="Calibri"/>
-                <w:b w:val="0"/>
-                <w:i w:val="0"/>
-                <w:color w:val="333333"/>
-                <w:sz w:val="18"/>
-              </w:rPr>
-              <w:t xml:space="preserve">  →  </w:t>
-            </w:r>
-          </w:p>
-          <w:p>
-            <w:r>
-              <w:rPr>
-                <w:rFonts w:ascii="Calibri" w:hAnsi="Calibri"/>
-                <w:b w:val="0"/>
-                <w:i w:val="0"/>
-                <w:color w:val="8B3A20"/>
-                <w:sz w:val="18"/>
-              </w:rPr>
-              <w:t>Zweifel bleiben → gezielter Beweis-Content, Transparenz-Posts, Retargeting mit Substanz.</w:t>
-            </w:r>
-          </w:p>
-        </w:tc>
-        <w:tc>
-          <w:tcPr>
-            <w:tcW w:type="dxa" w:w="720"/>
-            <w:shd w:val="clear" w:color="auto" w:fill="FFFFFF"/>
-            <w:tcMar>
-              <w:top w:w="80" w:type="dxa"/>
-              <w:bottom w:w="80" w:type="dxa"/>
-              <w:left w:w="80" w:type="dxa"/>
-              <w:right w:w="80" w:type="dxa"/>
-            </w:tcMar>
-          </w:tcPr>
-          <w:p>
-            <w:pPr>
-              <w:jc w:val="center"/>
-            </w:pPr>
-            <w:r>
-              <w:rPr>
-                <w:rFonts w:ascii="Calibri" w:hAnsi="Calibri"/>
-                <w:b w:val="0"/>
-                <w:i w:val="0"/>
-                <w:color w:val="A176F4"/>
-                <w:sz w:val="32"/>
-              </w:rPr>
-              <w:t>▼</w:t>
-            </w:r>
-          </w:p>
-        </w:tc>
-        <w:tc>
-          <w:tcPr>
-            <w:tcW w:type="dxa" w:w="2871"/>
-            <w:shd w:val="clear" w:color="auto" w:fill="EDF7EE"/>
-            <w:tcMar>
-              <w:top w:w="80" w:type="dxa"/>
-              <w:bottom w:w="80" w:type="dxa"/>
-              <w:left w:w="100" w:type="dxa"/>
-              <w:right w:w="100" w:type="dxa"/>
-            </w:tcMar>
-          </w:tcPr>
-          <w:p>
-            <w:r>
-              <w:rPr>
-                <w:rFonts w:ascii="Calibri" w:hAnsi="Calibri"/>
-                <w:b/>
-                <w:i w:val="0"/>
-                <w:color w:val="1A5C38"/>
-                <w:sz w:val="16"/>
-              </w:rPr>
-              <w:t>ENGAGEMENT</w:t>
-            </w:r>
-            <w:r>
-              <w:rPr>
-                <w:rFonts w:ascii="Calibri" w:hAnsi="Calibri"/>
-                <w:b w:val="0"/>
-                <w:i w:val="0"/>
-                <w:color w:val="333333"/>
-                <w:sz w:val="18"/>
-              </w:rPr>
-              <w:t xml:space="preserve">  →  </w:t>
-            </w:r>
-          </w:p>
-          <w:p>
-            <w:r>
-              <w:rPr>
-                <w:rFonts w:ascii="Calibri" w:hAnsi="Calibri"/>
-                <w:b w:val="0"/>
-                <w:i w:val="0"/>
-                <w:color w:val="1A5C38"/>
-                <w:sz w:val="18"/>
-              </w:rPr>
-              <w:t>Vertrauen gewonnen → bereit zu prüfen, ob das Produkt für sie passt.</w:t>
-            </w:r>
-          </w:p>
-        </w:tc>
-      </w:tr>
-    </w:tbl>
-    <w:p>
-      <w:pPr>
-        <w:spacing w:before="40" w:after="40"/>
-        <w:jc w:val="center"/>
-      </w:pPr>
-      <w:r>
-        <w:rPr>
-          <w:rFonts w:ascii="Calibri" w:hAnsi="Calibri"/>
-          <w:b w:val="0"/>
-          <w:i w:val="0"/>
-          <w:color w:val="A176F4"/>
-          <w:sz w:val="28"/>
-        </w:rPr>
-        <w:t>▼</w:t>
-      </w:r>
-    </w:p>
-    <w:tbl>
-      <w:tblPr>
-        <w:tblStyle w:val="TableGrid"/>
-        <w:tblW w:type="auto" w:w="0"/>
-        <w:tblLook w:firstColumn="1" w:firstRow="1" w:lastColumn="0" w:lastRow="0" w:noHBand="0" w:noVBand="1" w:val="04A0"/>
-      </w:tblPr>
-      <w:tblGrid>
-        <w:gridCol w:w="4306"/>
-        <w:gridCol w:w="4306"/>
-      </w:tblGrid>
-      <w:tr>
-        <w:tc>
-          <w:tcPr>
-            <w:tcW w:type="dxa" w:w="648"/>
-            <w:shd w:val="clear" w:color="auto" w:fill="344E5A"/>
-            <w:tcMar>
-              <w:top w:w="80" w:type="dxa"/>
-              <w:bottom w:w="80" w:type="dxa"/>
-              <w:left w:w="120" w:type="dxa"/>
-              <w:right w:w="60" w:type="dxa"/>
-            </w:tcMar>
-          </w:tcPr>
-          <w:p>
-            <w:pPr>
-              <w:jc w:val="center"/>
-            </w:pPr>
-            <w:r>
-              <w:rPr>
-                <w:rFonts w:ascii="Calibri" w:hAnsi="Calibri"/>
-                <w:b/>
-                <w:i w:val="0"/>
-                <w:color w:val="FFFFFF"/>
-                <w:sz w:val="36"/>
-              </w:rPr>
-              <w:t>04</w:t>
-            </w:r>
-          </w:p>
-        </w:tc>
-        <w:tc>
-          <w:tcPr>
-            <w:tcW w:type="dxa" w:w="4306"/>
-            <w:shd w:val="clear" w:color="auto" w:fill="344E5A"/>
-            <w:tcMar>
-              <w:top w:w="80" w:type="dxa"/>
-              <w:bottom w:w="80" w:type="dxa"/>
-              <w:left w:w="100" w:type="dxa"/>
-              <w:right w:w="100" w:type="dxa"/>
-            </w:tcMar>
-          </w:tcPr>
-          <w:p>
-            <w:r>
-              <w:rPr>
-                <w:rFonts w:ascii="Calibri" w:hAnsi="Calibri"/>
-                <w:b/>
-                <w:i w:val="0"/>
-                <w:color w:val="FFFFFF"/>
-                <w:sz w:val="24"/>
-              </w:rPr>
-              <w:t>ERKLÄRUNG</w:t>
-            </w:r>
-          </w:p>
-        </w:tc>
-      </w:tr>
-    </w:tbl>
-    <w:tbl>
-      <w:tblPr>
-        <w:tblStyle w:val="TableGrid"/>
-        <w:tblW w:type="auto" w:w="0"/>
-        <w:tblLook w:firstColumn="1" w:firstRow="1" w:lastColumn="0" w:lastRow="0" w:noHBand="0" w:noVBand="1" w:val="04A0"/>
-      </w:tblPr>
-      <w:tblGrid>
-        <w:gridCol w:w="4306"/>
-        <w:gridCol w:w="4306"/>
-      </w:tblGrid>
-      <w:tr>
-        <w:tc>
-          <w:tcPr>
-            <w:tcW w:type="dxa" w:w="4306"/>
-            <w:shd w:val="clear" w:color="auto" w:fill="EEF4FF"/>
-            <w:tcMar>
-              <w:top w:w="90" w:type="dxa"/>
-              <w:bottom w:w="90" w:type="dxa"/>
-              <w:left w:w="100" w:type="dxa"/>
-              <w:right w:w="100" w:type="dxa"/>
-            </w:tcMar>
-          </w:tcPr>
-          <w:p>
-            <w:r>
-              <w:rPr>
-                <w:rFonts w:ascii="Calibri" w:hAnsi="Calibri"/>
-                <w:b/>
-                <w:i w:val="0"/>
-                <w:color w:val="4B319B"/>
-                <w:sz w:val="16"/>
-              </w:rPr>
-              <w:t>AKTIVE KANÄLE</w:t>
-            </w:r>
-          </w:p>
-          <w:p>
-            <w:r>
-              <w:rPr>
-                <w:rFonts w:ascii="Calibri" w:hAnsi="Calibri"/>
-                <w:b w:val="0"/>
-                <w:i w:val="0"/>
-                <w:color w:val="333333"/>
-                <w:sz w:val="18"/>
-              </w:rPr>
-              <w:t>→  Pitch Deck (emotionaler Aufbau + faktische Tiefe)</w:t>
-            </w:r>
-          </w:p>
-          <w:p>
-            <w:r>
-              <w:rPr>
-                <w:rFonts w:ascii="Calibri" w:hAnsi="Calibri"/>
-                <w:b w:val="0"/>
-                <w:i w:val="0"/>
-                <w:color w:val="333333"/>
-                <w:sz w:val="18"/>
-              </w:rPr>
-              <w:t>→  Direktgespräch Viktor &amp; Lydia (professionelle Investoren)</w:t>
-            </w:r>
-          </w:p>
-          <w:p>
-            <w:r>
-              <w:rPr>
-                <w:rFonts w:ascii="Calibri" w:hAnsi="Calibri"/>
-                <w:b w:val="0"/>
-                <w:i w:val="0"/>
-                <w:color w:val="333333"/>
-                <w:sz w:val="18"/>
-              </w:rPr>
-              <w:t>→  Website — Deep Dive: KI-Logik, Governance, Portfolio</w:t>
-            </w:r>
-          </w:p>
-        </w:tc>
-        <w:tc>
-          <w:tcPr>
-            <w:tcW w:type="dxa" w:w="4306"/>
-            <w:shd w:val="clear" w:color="auto" w:fill="EEF4FF"/>
-            <w:tcMar>
-              <w:top w:w="90" w:type="dxa"/>
-              <w:bottom w:w="90" w:type="dxa"/>
-              <w:left w:w="100" w:type="dxa"/>
-              <w:right w:w="100" w:type="dxa"/>
-            </w:tcMar>
-          </w:tcPr>
-          <w:p>
-            <w:r>
-              <w:rPr>
-                <w:rFonts w:ascii="Calibri" w:hAnsi="Calibri"/>
-                <w:b/>
-                <w:i w:val="0"/>
-                <w:color w:val="4B319B"/>
-                <w:sz w:val="16"/>
-              </w:rPr>
-              <w:t>BERÜHRUNGSPUNKTE</w:t>
-            </w:r>
-          </w:p>
-          <w:p>
-            <w:r>
-              <w:rPr>
-                <w:rFonts w:ascii="Calibri" w:hAnsi="Calibri"/>
-                <w:b w:val="0"/>
-                <w:i w:val="0"/>
-                <w:color w:val="333333"/>
-                <w:sz w:val="18"/>
-              </w:rPr>
-              <w:t>→  Pitch Deck angefordert oder erhalten</w:t>
-            </w:r>
-          </w:p>
-          <w:p>
-            <w:r>
-              <w:rPr>
-                <w:rFonts w:ascii="Calibri" w:hAnsi="Calibri"/>
-                <w:b w:val="0"/>
-                <w:i w:val="0"/>
-                <w:color w:val="333333"/>
-                <w:sz w:val="18"/>
-              </w:rPr>
-              <w:t>→  Gespräch mit Viktor / Lydia geführt</w:t>
-            </w:r>
-          </w:p>
-          <w:p>
-            <w:r>
-              <w:rPr>
-                <w:rFonts w:ascii="Calibri" w:hAnsi="Calibri"/>
-                <w:b w:val="0"/>
-                <w:i w:val="0"/>
-                <w:color w:val="333333"/>
-                <w:sz w:val="18"/>
-              </w:rPr>
-              <w:t>→  Produkt-Details gelesen und verstanden</w:t>
-            </w:r>
-          </w:p>
-          <w:p>
-            <w:r>
-              <w:rPr>
-                <w:rFonts w:ascii="Calibri" w:hAnsi="Calibri"/>
-                <w:b w:val="0"/>
-                <w:i w:val="0"/>
-                <w:color w:val="333333"/>
-                <w:sz w:val="18"/>
-              </w:rPr>
-              <w:t>→  Fragen gestellt und beantwortet</w:t>
-            </w:r>
-          </w:p>
-        </w:tc>
-      </w:tr>
-    </w:tbl>
-    <w:tbl>
-      <w:tblPr>
-        <w:tblStyle w:val="TableGrid"/>
-        <w:tblW w:type="auto" w:w="0"/>
-        <w:tblLook w:firstColumn="1" w:firstRow="1" w:lastColumn="0" w:lastRow="0" w:noHBand="0" w:noVBand="1" w:val="04A0"/>
-      </w:tblPr>
-      <w:tblGrid>
-        <w:gridCol w:w="2871"/>
-        <w:gridCol w:w="2871"/>
-        <w:gridCol w:w="2871"/>
-      </w:tblGrid>
-      <w:tr>
-        <w:tc>
-          <w:tcPr>
-            <w:tcW w:type="dxa" w:w="2871"/>
-            <w:shd w:val="clear" w:color="auto" w:fill="FEF3EE"/>
-            <w:tcMar>
-              <w:top w:w="80" w:type="dxa"/>
-              <w:bottom w:w="80" w:type="dxa"/>
-              <w:left w:w="100" w:type="dxa"/>
-              <w:right w:w="100" w:type="dxa"/>
-            </w:tcMar>
-          </w:tcPr>
-          <w:p>
-            <w:r>
-              <w:rPr>
-                <w:rFonts w:ascii="Calibri" w:hAnsi="Calibri"/>
-                <w:b/>
-                <w:i w:val="0"/>
-                <w:color w:val="BD5435"/>
-                <w:sz w:val="16"/>
-              </w:rPr>
-              <w:t>KEIN ENGAGEMENT</w:t>
-            </w:r>
-            <w:r>
-              <w:rPr>
-                <w:rFonts w:ascii="Calibri" w:hAnsi="Calibri"/>
-                <w:b w:val="0"/>
-                <w:i w:val="0"/>
-                <w:color w:val="333333"/>
-                <w:sz w:val="18"/>
-              </w:rPr>
-              <w:t xml:space="preserve">  →  </w:t>
-            </w:r>
-          </w:p>
-          <w:p>
-            <w:r>
-              <w:rPr>
-                <w:rFonts w:ascii="Calibri" w:hAnsi="Calibri"/>
-                <w:b w:val="0"/>
-                <w:i w:val="0"/>
-                <w:color w:val="8B3A20"/>
-                <w:sz w:val="18"/>
-              </w:rPr>
-              <w:t>Zu komplex oder zu risikoreich → nicht der richtige Moment. Kein Druck — Tür bleibt offen.</w:t>
-            </w:r>
-          </w:p>
-        </w:tc>
-        <w:tc>
-          <w:tcPr>
-            <w:tcW w:type="dxa" w:w="720"/>
-            <w:shd w:val="clear" w:color="auto" w:fill="FFFFFF"/>
-            <w:tcMar>
-              <w:top w:w="80" w:type="dxa"/>
-              <w:bottom w:w="80" w:type="dxa"/>
-              <w:left w:w="80" w:type="dxa"/>
-              <w:right w:w="80" w:type="dxa"/>
-            </w:tcMar>
-          </w:tcPr>
-          <w:p>
-            <w:pPr>
-              <w:jc w:val="center"/>
-            </w:pPr>
-            <w:r>
-              <w:rPr>
-                <w:rFonts w:ascii="Calibri" w:hAnsi="Calibri"/>
-                <w:b w:val="0"/>
-                <w:i w:val="0"/>
-                <w:color w:val="A176F4"/>
-                <w:sz w:val="32"/>
-              </w:rPr>
-              <w:t>▼</w:t>
-            </w:r>
-          </w:p>
-        </w:tc>
-        <w:tc>
-          <w:tcPr>
-            <w:tcW w:type="dxa" w:w="2871"/>
-            <w:shd w:val="clear" w:color="auto" w:fill="EDF7EE"/>
-            <w:tcMar>
-              <w:top w:w="80" w:type="dxa"/>
-              <w:bottom w:w="80" w:type="dxa"/>
-              <w:left w:w="100" w:type="dxa"/>
-              <w:right w:w="100" w:type="dxa"/>
-            </w:tcMar>
-          </w:tcPr>
-          <w:p>
-            <w:r>
-              <w:rPr>
-                <w:rFonts w:ascii="Calibri" w:hAnsi="Calibri"/>
-                <w:b/>
-                <w:i w:val="0"/>
-                <w:color w:val="1A5C38"/>
-                <w:sz w:val="16"/>
-              </w:rPr>
-              <w:t>ENGAGEMENT</w:t>
-            </w:r>
-            <w:r>
-              <w:rPr>
-                <w:rFonts w:ascii="Calibri" w:hAnsi="Calibri"/>
-                <w:b w:val="0"/>
-                <w:i w:val="0"/>
-                <w:color w:val="333333"/>
-                <w:sz w:val="18"/>
-              </w:rPr>
-              <w:t xml:space="preserve">  →  </w:t>
-            </w:r>
-          </w:p>
-          <w:p>
-            <w:r>
-              <w:rPr>
-                <w:rFonts w:ascii="Calibri" w:hAnsi="Calibri"/>
-                <w:b w:val="0"/>
-                <w:i w:val="0"/>
-                <w:color w:val="1A5C38"/>
-                <w:sz w:val="18"/>
-              </w:rPr>
-              <w:t>Entscheidungsreif → kennt das Produkt, versteht die Logik, ist bereit zu investieren.</w:t>
-            </w:r>
-          </w:p>
-        </w:tc>
-      </w:tr>
-    </w:tbl>
-    <w:p>
-      <w:pPr>
-        <w:spacing w:before="40" w:after="40"/>
-        <w:jc w:val="center"/>
-      </w:pPr>
-      <w:r>
-        <w:rPr>
-          <w:rFonts w:ascii="Calibri" w:hAnsi="Calibri"/>
-          <w:b/>
-          <w:i w:val="0"/>
-          <w:color w:val="4B319B"/>
-          <w:sz w:val="22"/>
-        </w:rPr>
-        <w:t>▼  ENTSCHEIDUNGSWEG  ▼</w:t>
-      </w:r>
-    </w:p>
-    <w:tbl>
-      <w:tblPr>
-        <w:tblStyle w:val="TableGrid"/>
-        <w:tblW w:type="auto" w:w="0"/>
-        <w:tblLook w:firstColumn="1" w:firstRow="1" w:lastColumn="0" w:lastRow="0" w:noHBand="0" w:noVBand="1" w:val="04A0"/>
-      </w:tblPr>
-      <w:tblGrid>
-        <w:gridCol w:w="4306"/>
-        <w:gridCol w:w="4306"/>
-      </w:tblGrid>
-      <w:tr>
-        <w:tc>
-          <w:tcPr>
-            <w:tcW w:type="dxa" w:w="4306"/>
-            <w:shd w:val="clear" w:color="auto" w:fill="BD5435"/>
-            <w:tcMar>
-              <w:top w:w="100" w:type="dxa"/>
-              <w:bottom w:w="100" w:type="dxa"/>
-              <w:left w:w="120" w:type="dxa"/>
-              <w:right w:w="120" w:type="dxa"/>
-            </w:tcMar>
-          </w:tcPr>
-          <w:p>
-            <w:r>
-              <w:rPr>
-                <w:rFonts w:ascii="Calibri" w:hAnsi="Calibri"/>
-                <w:b/>
-                <w:i w:val="0"/>
-                <w:color w:val="FFFFFF"/>
-                <w:sz w:val="20"/>
-              </w:rPr>
-              <w:t>RETAIL — ab CHF 50</w:t>
-            </w:r>
-          </w:p>
-          <w:p>
-            <w:r>
-              <w:rPr>
-                <w:rFonts w:ascii="Calibri" w:hAnsi="Calibri"/>
-                <w:b w:val="0"/>
-                <w:i w:val="0"/>
-                <w:color w:val="FFFFFF"/>
-                <w:sz w:val="19"/>
-              </w:rPr>
-              <w:t>→ Geht zur Bank oder Investment-App</w:t>
-            </w:r>
-          </w:p>
-          <w:p>
-            <w:r>
-              <w:rPr>
-                <w:rFonts w:ascii="Calibri" w:hAnsi="Calibri"/>
-                <w:b w:val="0"/>
-                <w:i w:val="0"/>
-                <w:color w:val="FFFFFF"/>
-                <w:sz w:val="19"/>
-              </w:rPr>
-              <w:t>→ Sucht «Beastly Investments» im Produktkatalog</w:t>
-            </w:r>
-          </w:p>
-          <w:p>
-            <w:r>
-              <w:rPr>
-                <w:rFonts w:ascii="Calibri" w:hAnsi="Calibri"/>
-                <w:b w:val="0"/>
-                <w:i w:val="0"/>
-                <w:color w:val="FFFFFF"/>
-                <w:sz w:val="19"/>
-              </w:rPr>
-              <w:t>→ Gibt Betrag ein (min. CHF 50)</w:t>
-            </w:r>
-          </w:p>
-          <w:p>
-            <w:r>
-              <w:rPr>
-                <w:rFonts w:ascii="Calibri" w:hAnsi="Calibri"/>
-                <w:b w:val="0"/>
-                <w:i w:val="0"/>
-                <w:color w:val="FFFFFF"/>
-                <w:sz w:val="19"/>
-              </w:rPr>
-              <w:t>→ Bestätigt das Investment</w:t>
-            </w:r>
-          </w:p>
-        </w:tc>
-        <w:tc>
-          <w:tcPr>
-            <w:tcW w:type="dxa" w:w="4306"/>
-            <w:shd w:val="clear" w:color="auto" w:fill="4b319b"/>
-            <w:tcMar>
-              <w:top w:w="100" w:type="dxa"/>
-              <w:bottom w:w="100" w:type="dxa"/>
-              <w:left w:w="120" w:type="dxa"/>
-              <w:right w:w="120" w:type="dxa"/>
-            </w:tcMar>
-          </w:tcPr>
-          <w:p>
-            <w:r>
-              <w:rPr>
-                <w:rFonts w:ascii="Calibri" w:hAnsi="Calibri"/>
-                <w:b/>
-                <w:i w:val="0"/>
-                <w:color w:val="FFFFFF"/>
-                <w:sz w:val="20"/>
-              </w:rPr>
-              <w:t>PROFESSIONELL — Direktabschluss</w:t>
-            </w:r>
-          </w:p>
-          <w:p>
-            <w:r>
-              <w:rPr>
-                <w:rFonts w:ascii="Calibri" w:hAnsi="Calibri"/>
-                <w:b w:val="0"/>
-                <w:i w:val="0"/>
-                <w:color w:val="FFFFFF"/>
-                <w:sz w:val="19"/>
-              </w:rPr>
-              <w:t>→ Hat Gespräch mit Viktor &amp; Lydia geführt</w:t>
-            </w:r>
-          </w:p>
-          <w:p>
-            <w:r>
-              <w:rPr>
-                <w:rFonts w:ascii="Calibri" w:hAnsi="Calibri"/>
-                <w:b w:val="0"/>
-                <w:i w:val="0"/>
-                <w:color w:val="FFFFFF"/>
-                <w:sz w:val="19"/>
-              </w:rPr>
-              <w:t>→ Pitch Deck und Unterlagen erhalten</w:t>
-            </w:r>
-          </w:p>
-          <w:p>
-            <w:r>
-              <w:rPr>
-                <w:rFonts w:ascii="Calibri" w:hAnsi="Calibri"/>
-                <w:b w:val="0"/>
-                <w:i w:val="0"/>
-                <w:color w:val="FFFFFF"/>
-                <w:sz w:val="19"/>
-              </w:rPr>
-              <w:t>→ Investmententscheid intern abgestimmt</w:t>
-            </w:r>
-          </w:p>
-          <w:p>
-            <w:r>
-              <w:rPr>
-                <w:rFonts w:ascii="Calibri" w:hAnsi="Calibri"/>
-                <w:b w:val="0"/>
-                <w:i w:val="0"/>
-                <w:color w:val="FFFFFF"/>
-                <w:sz w:val="19"/>
-              </w:rPr>
-              <w:t>→ Abschluss über eigene Bank / Custody-Lösung</w:t>
-            </w:r>
-          </w:p>
-        </w:tc>
-      </w:tr>
-    </w:tbl>
-    <w:p>
-      <w:pPr>
-        <w:spacing w:after="40"/>
-      </w:pPr>
-    </w:p>
-    <w:tbl>
-      <w:tblPr>
-        <w:tblStyle w:val="TableGrid"/>
-        <w:tblW w:type="auto" w:w="0"/>
-        <w:tblLook w:firstColumn="1" w:firstRow="1" w:lastColumn="0" w:lastRow="0" w:noHBand="0" w:noVBand="1" w:val="04A0"/>
-      </w:tblPr>
-      <w:tblGrid>
-        <w:gridCol w:w="8612"/>
-      </w:tblGrid>
-      <w:tr>
-        <w:tc>
-          <w:tcPr>
-            <w:tcW w:type="dxa" w:w="8612"/>
-            <w:shd w:val="clear" w:color="auto" w:fill="1a5c38"/>
-            <w:tcMar>
-              <w:top w:w="100" w:type="dxa"/>
-              <w:bottom w:w="100" w:type="dxa"/>
-              <w:left w:w="140" w:type="dxa"/>
-              <w:right w:w="140" w:type="dxa"/>
-            </w:tcMar>
-          </w:tcPr>
-          <w:p>
-            <w:r>
-              <w:rPr>
-                <w:rFonts w:ascii="Calibri" w:hAnsi="Calibri"/>
-                <w:b/>
-                <w:i w:val="0"/>
-                <w:color w:val="FFFFFF"/>
-                <w:sz w:val="24"/>
-              </w:rPr>
-              <w:t xml:space="preserve">✓  INVESTMENT GETÄTIGT  </w:t>
-            </w:r>
-            <w:r>
-              <w:rPr>
-                <w:rFonts w:ascii="Calibri" w:hAnsi="Calibri"/>
-                <w:b w:val="0"/>
-                <w:i w:val="0"/>
-                <w:color w:val="B0E8C0"/>
-                <w:sz w:val="22"/>
-              </w:rPr>
-              <w:t>— Beastly hat einen neuen Investor.</w:t>
-            </w:r>
-          </w:p>
-        </w:tc>
-      </w:tr>
-    </w:tbl>
-    <w:p>
-      <w:pPr>
-        <w:spacing w:after="80"/>
-      </w:pPr>
-    </w:p>
-    <w:p>
-      <w:pPr>
-        <w:spacing w:before="40" w:after="40"/>
-        <w:jc w:val="center"/>
-      </w:pPr>
-      <w:r>
-        <w:rPr>
-          <w:rFonts w:ascii="Calibri" w:hAnsi="Calibri"/>
-          <w:b w:val="0"/>
-          <w:i w:val="0"/>
-          <w:color w:val="A176F4"/>
-          <w:sz w:val="28"/>
-        </w:rPr>
-        <w:t>▼</w:t>
-      </w:r>
-    </w:p>
-    <w:tbl>
-      <w:tblPr>
-        <w:tblStyle w:val="TableGrid"/>
-        <w:tblW w:type="auto" w:w="0"/>
-        <w:tblLook w:firstColumn="1" w:firstRow="1" w:lastColumn="0" w:lastRow="0" w:noHBand="0" w:noVBand="1" w:val="04A0"/>
-      </w:tblPr>
-      <w:tblGrid>
-        <w:gridCol w:w="8612"/>
-      </w:tblGrid>
-      <w:tr>
-        <w:tc>
-          <w:tcPr>
-            <w:tcW w:type="dxa" w:w="8612"/>
-            <w:shd w:val="clear" w:color="auto" w:fill="2D1B5E"/>
-            <w:tcMar>
-              <w:top w:w="100" w:type="dxa"/>
-              <w:bottom w:w="100" w:type="dxa"/>
-              <w:left w:w="140" w:type="dxa"/>
-              <w:right w:w="140" w:type="dxa"/>
-            </w:tcMar>
-          </w:tcPr>
-          <w:p>
-            <w:r>
-              <w:rPr>
-                <w:rFonts w:ascii="Calibri" w:hAnsi="Calibri"/>
-                <w:b/>
-                <w:i w:val="0"/>
-                <w:color w:val="A176F4"/>
-                <w:sz w:val="21"/>
-              </w:rPr>
-              <w:t>POST-INVESTMENT — Bindung &amp; Weiterempfehlung</w:t>
-            </w:r>
-          </w:p>
-          <w:p>
-            <w:r>
-              <w:rPr>
-                <w:rFonts w:ascii="Calibri" w:hAnsi="Calibri"/>
-                <w:b w:val="0"/>
-                <w:i w:val="0"/>
-                <w:color w:val="E0D8FF"/>
-                <w:sz w:val="19"/>
-              </w:rPr>
-              <w:t>→  Wirkungskommunikation: Welche Projekte wurden unterstützt, was hat das ausgelöst?</w:t>
-            </w:r>
-          </w:p>
-          <w:p>
-            <w:r>
-              <w:rPr>
-                <w:rFonts w:ascii="Calibri" w:hAnsi="Calibri"/>
-                <w:b w:val="0"/>
-                <w:i w:val="0"/>
-                <w:color w:val="E0D8FF"/>
-                <w:sz w:val="19"/>
-              </w:rPr>
-              <w:t>→  Transparenz-Updates: Jahresbericht, Mittelverwendung, Portfolio-Entwicklung</w:t>
-            </w:r>
-          </w:p>
-          <w:p>
-            <w:r>
-              <w:rPr>
-                <w:rFonts w:ascii="Calibri" w:hAnsi="Calibri"/>
-                <w:b w:val="0"/>
-                <w:i w:val="0"/>
-                <w:color w:val="E0D8FF"/>
-                <w:sz w:val="19"/>
-              </w:rPr>
-              <w:t>→  Einladung zu Events und Moments (Swiss Funds Anlass, Tierschutz-Momente)</w:t>
-            </w:r>
-          </w:p>
-          <w:p>
-            <w:r>
-              <w:rPr>
-                <w:rFonts w:ascii="Calibri" w:hAnsi="Calibri"/>
-                <w:b w:val="0"/>
-                <w:i w:val="0"/>
-                <w:color w:val="E0D8FF"/>
-                <w:sz w:val="19"/>
-              </w:rPr>
-              <w:t>→  Weiterempfehlung: Zufriedene Investoren sind der stärkste Kanal</w:t>
-            </w:r>
-          </w:p>
-        </w:tc>
-      </w:tr>
-    </w:tbl>
-    <w:p>
-      <w:pPr>
-        <w:spacing w:after="160"/>
-      </w:pPr>
-    </w:p>
-    <w:p>
-      <w:pPr>
-        <w:spacing w:before="120" w:after="120"/>
-        <w:pBdr>
-          <w:bottom w:val="single" w:sz="4" w:space="1" w:color="a176f4"/>
-        </w:pBdr>
-      </w:pPr>
-    </w:p>
-    <w:p>
-      <w:r>
-        <w:br w:type="page"/>
-      </w:r>
-    </w:p>
-    <w:p>
-      <w:pPr>
-        <w:spacing w:before="360" w:after="120"/>
-      </w:pPr>
-      <w:r>
-        <w:rPr>
-          <w:rFonts w:ascii="Calibri" w:hAnsi="Calibri"/>
-          <w:b/>
-          <w:i w:val="0"/>
-          <w:color w:val="4B319B"/>
-          <w:sz w:val="32"/>
-        </w:rPr>
-        <w:t>6.  Die Kommunikationselemente</w:t>
-      </w:r>
-    </w:p>
-    <w:p>
-      <w:pPr>
-        <w:spacing w:after="140"/>
-      </w:pPr>
-      <w:r>
-        <w:rPr>
-          <w:rFonts w:ascii="Calibri" w:hAnsi="Calibri"/>
-          <w:b w:val="0"/>
-          <w:i w:val="0"/>
-          <w:color w:val="333333"/>
-          <w:sz w:val="21"/>
-        </w:rPr>
-        <w:t>Die acht Kommunikationselemente sind nach der Umsetzungslogik priorisiert: Fundament → Marke → Sichtbarkeit → Reichweite. Jedes Element enthält die strategische Begründung.</w:t>
-      </w:r>
-    </w:p>
-    <w:p>
-      <w:pPr>
-        <w:spacing w:before="240" w:after="80"/>
-      </w:pPr>
-      <w:r>
-        <w:rPr>
-          <w:rFonts w:ascii="Calibri" w:hAnsi="Calibri"/>
-          <w:b/>
-          <w:i w:val="0"/>
-          <w:color w:val="1A1033"/>
-          <w:sz w:val="24"/>
-        </w:rPr>
-        <w:t>6.1  Logo und Branding — schärfen</w:t>
-      </w:r>
-    </w:p>
-    <w:p>
-      <w:pPr>
-        <w:spacing w:after="140"/>
-      </w:pPr>
-      <w:r>
-        <w:rPr>
-          <w:rFonts w:ascii="Calibri" w:hAnsi="Calibri"/>
-          <w:b w:val="0"/>
-          <w:i w:val="0"/>
-          <w:color w:val="333333"/>
-          <w:sz w:val="21"/>
-        </w:rPr>
-        <w:t>Das Branding-System steht: DM Sans, Farbpalette (Navy #142233 / Clay #BD5435 / Ivory #F7EFE0), drei Logo-Varianten. Die strategische Aufgabe ist jetzt die Rollentrennung visuell zu verankern: Beastly als emotionaler Markenauftritt, Chipiron als diskreter Absender am Rande. Die duale Bildwelt (starke vs. schützenswerte Tiere) wird als konsistentes visuelles System ausgebaut — nicht als einmaliger Designentscheid.</w:t>
-      </w:r>
-    </w:p>
-    <w:tbl>
-      <w:tblPr>
-        <w:tblStyle w:val="TableGrid"/>
-        <w:tblW w:type="auto" w:w="0"/>
-        <w:tblLook w:firstColumn="1" w:firstRow="1" w:lastColumn="0" w:lastRow="0" w:noHBand="0" w:noVBand="1" w:val="04A0"/>
-      </w:tblPr>
-      <w:tblGrid>
-        <w:gridCol w:w="8612"/>
-      </w:tblGrid>
-      <w:tr>
-        <w:tc>
-          <w:tcPr>
-            <w:tcW w:type="dxa" w:w="8612"/>
-            <w:shd w:val="clear" w:color="auto" w:fill="EDF2FB"/>
-            <w:tcMar>
-              <w:top w:w="80" w:type="dxa"/>
-              <w:bottom w:w="80" w:type="dxa"/>
-              <w:left w:w="120" w:type="dxa"/>
-              <w:right w:w="120" w:type="dxa"/>
-            </w:tcMar>
-          </w:tcPr>
-          <w:p>
-            <w:r>
-              <w:rPr>
-                <w:rFonts w:ascii="Calibri" w:hAnsi="Calibri"/>
-                <w:b/>
-                <w:i w:val="0"/>
-                <w:color w:val="4B319B"/>
-                <w:sz w:val="17"/>
-              </w:rPr>
-              <w:t xml:space="preserve">WARUM  </w:t>
-            </w:r>
-            <w:r>
-              <w:rPr>
-                <w:rFonts w:ascii="Calibri" w:hAnsi="Calibri"/>
-                <w:b w:val="0"/>
-                <w:i w:val="0"/>
-                <w:color w:val="1A1033"/>
-                <w:sz w:val="19"/>
-              </w:rPr>
-              <w:t>Solange die Markenarchitektur visuell nicht klar ist, sendet jede Massnahme ein widersprüchliches Signal. Das Branding ist die Sprache, in der alles andere kommuniziert wird.</w:t>
-            </w:r>
-          </w:p>
-        </w:tc>
-      </w:tr>
-    </w:tbl>
-    <w:p>
-      <w:pPr>
-        <w:spacing w:after="80"/>
-      </w:pPr>
-    </w:p>
-    <w:p>
-      <w:pPr>
-        <w:spacing w:before="240" w:after="80"/>
-      </w:pPr>
-      <w:r>
-        <w:rPr>
-          <w:rFonts w:ascii="Calibri" w:hAnsi="Calibri"/>
-          <w:b/>
-          <w:i w:val="0"/>
-          <w:color w:val="1A1033"/>
-          <w:sz w:val="24"/>
-        </w:rPr>
-        <w:t>6.2  Webseite — überarbeiten</w:t>
-      </w:r>
-    </w:p>
-    <w:p>
-      <w:pPr>
-        <w:spacing w:after="140"/>
-      </w:pPr>
-      <w:r>
-        <w:rPr>
-          <w:rFonts w:ascii="Calibri" w:hAnsi="Calibri"/>
-          <w:b w:val="0"/>
-          <w:i w:val="0"/>
-          <w:color w:val="333333"/>
-          <w:sz w:val="21"/>
-        </w:rPr>
-        <w:t>Die Website ist der Vertrauensschritt im Funnel — kein Akquise-Instrument. Sie wird von Menschen besucht, die sich bereits interessieren und mehr wissen wollen. Heute zeigt die Seite Werte, aber lebt sie nicht: Gesichter fehlen, die Gründerstory ist kaum sichtbar, die Substanz ist nicht direkt zugänglich. Das visuelle Konzept wird durch Fabio parallel erarbeitet und als Bestandteil dieser Strategie ergänzt. Inhaltlich: volle Transparenz direkt sichtbar — nicht gestaffelt.</w:t>
-      </w:r>
-    </w:p>
-    <w:tbl>
-      <w:tblPr>
-        <w:tblStyle w:val="TableGrid"/>
-        <w:tblW w:type="auto" w:w="0"/>
-        <w:tblLook w:firstColumn="1" w:firstRow="1" w:lastColumn="0" w:lastRow="0" w:noHBand="0" w:noVBand="1" w:val="04A0"/>
-      </w:tblPr>
-      <w:tblGrid>
-        <w:gridCol w:w="8612"/>
-      </w:tblGrid>
-      <w:tr>
-        <w:tc>
-          <w:tcPr>
-            <w:tcW w:type="dxa" w:w="8612"/>
-            <w:shd w:val="clear" w:color="auto" w:fill="EDF2FB"/>
-            <w:tcMar>
-              <w:top w:w="80" w:type="dxa"/>
-              <w:bottom w:w="80" w:type="dxa"/>
-              <w:left w:w="120" w:type="dxa"/>
-              <w:right w:w="120" w:type="dxa"/>
-            </w:tcMar>
-          </w:tcPr>
-          <w:p>
-            <w:r>
-              <w:rPr>
-                <w:rFonts w:ascii="Calibri" w:hAnsi="Calibri"/>
-                <w:b/>
-                <w:i w:val="0"/>
-                <w:color w:val="4B319B"/>
-                <w:sz w:val="17"/>
-              </w:rPr>
-              <w:t xml:space="preserve">WARUM  </w:t>
-            </w:r>
-            <w:r>
-              <w:rPr>
-                <w:rFonts w:ascii="Calibri" w:hAnsi="Calibri"/>
-                <w:b w:val="0"/>
-                <w:i w:val="0"/>
-                <w:color w:val="1A1033"/>
-                <w:sz w:val="19"/>
-              </w:rPr>
-              <w:t>Die Website ist der einzige vollständig kontrollierbare Kommunikationskanal. Sie muss die Vertrauensfrage beantworten — durch Beweis, nicht durch Versprechen.</w:t>
-            </w:r>
-          </w:p>
-        </w:tc>
-      </w:tr>
-    </w:tbl>
-    <w:p>
-      <w:pPr>
-        <w:spacing w:after="80"/>
-      </w:pPr>
-    </w:p>
-    <w:p>
-      <w:pPr>
-        <w:spacing w:before="240" w:after="80"/>
-      </w:pPr>
-      <w:r>
-        <w:rPr>
-          <w:rFonts w:ascii="Calibri" w:hAnsi="Calibri"/>
-          <w:b/>
-          <w:i w:val="0"/>
-          <w:color w:val="1A1033"/>
-          <w:sz w:val="24"/>
-        </w:rPr>
-        <w:t>6.3  Personal Branding — Viktor Ackermann</w:t>
-      </w:r>
-    </w:p>
-    <w:p>
-      <w:pPr>
-        <w:spacing w:after="140"/>
-      </w:pPr>
-      <w:r>
-        <w:rPr>
-          <w:rFonts w:ascii="Calibri" w:hAnsi="Calibri"/>
-          <w:b w:val="0"/>
-          <w:i w:val="0"/>
-          <w:color w:val="333333"/>
-          <w:sz w:val="21"/>
-        </w:rPr>
-        <w:t>Viktor Ackermann soll ein öffentliches LinkedIn-Profil als eigenständige Persönlichkeit aufbauen. Nicht als «CEO von Beastly», sondern als Mensch mit einer Überzeugung. Lydia flankiert — Viktor ist der Hauptakteur.</w:t>
-      </w:r>
-    </w:p>
-    <w:p>
-      <w:pPr>
-        <w:spacing w:before="160" w:after="60"/>
-      </w:pPr>
-      <w:r>
-        <w:rPr>
-          <w:rFonts w:ascii="Calibri" w:hAnsi="Calibri"/>
-          <w:b/>
-          <w:i w:val="0"/>
-          <w:color w:val="142233"/>
-          <w:sz w:val="21"/>
-        </w:rPr>
-        <w:t>Was macht Viktors Profil aus?</w:t>
-      </w:r>
-    </w:p>
-    <w:p>
-      <w:pPr>
-        <w:spacing w:after="140"/>
-      </w:pPr>
-      <w:r>
-        <w:rPr>
-          <w:rFonts w:ascii="Calibri" w:hAnsi="Calibri"/>
-          <w:b w:val="0"/>
-          <w:i w:val="0"/>
-          <w:color w:val="333333"/>
-          <w:sz w:val="21"/>
-        </w:rPr>
-        <w:t>Drei Ebenen prägen seinen Auftritt:</w:t>
-      </w:r>
-    </w:p>
-    <w:p>
-      <w:pPr>
-        <w:pStyle w:val="ListBullet"/>
-        <w:spacing w:after="60"/>
-      </w:pPr>
-      <w:r>
-        <w:rPr>
-          <w:rFonts w:ascii="Calibri" w:hAnsi="Calibri"/>
-          <w:b/>
-          <w:i w:val="0"/>
-          <w:color w:val="333333"/>
-          <w:sz w:val="21"/>
-        </w:rPr>
-        <w:t xml:space="preserve">Haltung  </w:t>
-      </w:r>
-      <w:r>
-        <w:rPr>
-          <w:rFonts w:ascii="Calibri" w:hAnsi="Calibri"/>
-          <w:b w:val="0"/>
-          <w:i w:val="0"/>
-          <w:color w:val="333333"/>
-          <w:sz w:val="21"/>
-        </w:rPr>
-        <w:t>Die persönliche Geschichte: FourGive, Ägypten, die Erkenntnis. Das ist die Gründungsmotivation — sie darf nicht im Kleingedruckten stehen.</w:t>
-      </w:r>
-    </w:p>
-    <w:p>
-      <w:pPr>
-        <w:pStyle w:val="ListBullet"/>
-        <w:spacing w:after="60"/>
-      </w:pPr>
-      <w:r>
-        <w:rPr>
-          <w:rFonts w:ascii="Calibri" w:hAnsi="Calibri"/>
-          <w:b/>
-          <w:i w:val="0"/>
-          <w:color w:val="333333"/>
-          <w:sz w:val="21"/>
-        </w:rPr>
-        <w:t xml:space="preserve">Expertise  </w:t>
-      </w:r>
-      <w:r>
-        <w:rPr>
-          <w:rFonts w:ascii="Calibri" w:hAnsi="Calibri"/>
-          <w:b w:val="0"/>
-          <w:i w:val="0"/>
-          <w:color w:val="333333"/>
-          <w:sz w:val="21"/>
-        </w:rPr>
-        <w:t>Investment-Perspektive: Wie denkt Viktor über Kapitalallokation, Risiko, Finanzmarkt? Er ist nicht nur Tierschützer — er ist Investor mit Überzeugung.</w:t>
-      </w:r>
-    </w:p>
-    <w:p>
-      <w:pPr>
-        <w:pStyle w:val="ListBullet"/>
-        <w:spacing w:after="60"/>
-      </w:pPr>
-      <w:r>
-        <w:rPr>
-          <w:rFonts w:ascii="Calibri" w:hAnsi="Calibri"/>
-          <w:b/>
-          <w:i w:val="0"/>
-          <w:color w:val="333333"/>
-          <w:sz w:val="21"/>
-        </w:rPr>
-        <w:t xml:space="preserve">Wirkung  </w:t>
-      </w:r>
-      <w:r>
-        <w:rPr>
-          <w:rFonts w:ascii="Calibri" w:hAnsi="Calibri"/>
-          <w:b w:val="0"/>
-          <w:i w:val="0"/>
-          <w:color w:val="333333"/>
-          <w:sz w:val="21"/>
-        </w:rPr>
-        <w:t>Wirkungsebene: Was passiert mit den Projekten? Echte Momente, reale Geschichten, Fortschritte.</w:t>
-      </w:r>
-    </w:p>
-    <w:p>
-      <w:pPr>
-        <w:spacing w:before="160" w:after="60"/>
-      </w:pPr>
-      <w:r>
-        <w:rPr>
-          <w:rFonts w:ascii="Calibri" w:hAnsi="Calibri"/>
-          <w:b/>
-          <w:i w:val="0"/>
-          <w:color w:val="142233"/>
-          <w:sz w:val="21"/>
-        </w:rPr>
-        <w:t>Was wird nicht gemacht?</w:t>
-      </w:r>
-    </w:p>
-    <w:p>
-      <w:pPr>
-        <w:pStyle w:val="ListBullet"/>
-        <w:spacing w:after="60"/>
-      </w:pPr>
-      <w:r>
-        <w:rPr>
-          <w:rFonts w:ascii="Calibri" w:hAnsi="Calibri"/>
-          <w:b w:val="0"/>
-          <w:i w:val="0"/>
-          <w:color w:val="333333"/>
-          <w:sz w:val="21"/>
-        </w:rPr>
-        <w:t>Keine Werbeposts für Beastly («Investiert jetzt!»)</w:t>
-      </w:r>
-    </w:p>
-    <w:p>
-      <w:pPr>
-        <w:pStyle w:val="ListBullet"/>
-        <w:spacing w:after="60"/>
-      </w:pPr>
-      <w:r>
-        <w:rPr>
-          <w:rFonts w:ascii="Calibri" w:hAnsi="Calibri"/>
-          <w:b w:val="0"/>
-          <w:i w:val="0"/>
-          <w:color w:val="333333"/>
-          <w:sz w:val="21"/>
-        </w:rPr>
-        <w:t>Kein aktivistischer Ton («Tierleid muss aufhören!»)</w:t>
-      </w:r>
-    </w:p>
-    <w:p>
-      <w:pPr>
-        <w:pStyle w:val="ListBullet"/>
-        <w:spacing w:after="60"/>
-      </w:pPr>
-      <w:r>
-        <w:rPr>
-          <w:rFonts w:ascii="Calibri" w:hAnsi="Calibri"/>
-          <w:b w:val="0"/>
-          <w:i w:val="0"/>
-          <w:color w:val="333333"/>
-          <w:sz w:val="21"/>
-        </w:rPr>
-        <w:t>Kein permanentes Selbstmarketing</w:t>
-      </w:r>
-    </w:p>
-    <w:p>
-      <w:pPr>
-        <w:spacing w:before="160" w:after="60"/>
-      </w:pPr>
-      <w:r>
-        <w:rPr>
-          <w:rFonts w:ascii="Calibri" w:hAnsi="Calibri"/>
-          <w:b/>
-          <w:i w:val="0"/>
-          <w:color w:val="142233"/>
-          <w:sz w:val="21"/>
-        </w:rPr>
-        <w:t>Content-Prinzip</w:t>
-      </w:r>
-    </w:p>
-    <w:p>
-      <w:pPr>
-        <w:spacing w:after="140"/>
-      </w:pPr>
-      <w:r>
-        <w:rPr>
-          <w:rFonts w:ascii="Calibri" w:hAnsi="Calibri"/>
-          <w:b w:val="0"/>
-          <w:i w:val="0"/>
-          <w:color w:val="333333"/>
-          <w:sz w:val="21"/>
-        </w:rPr>
-        <w:t>Viktor postet so, wie er spricht: direkt, reflektiert, ohne Schönfärberei. Haltung zeigen, ohne zu predigen. Das ist der schwerste Teil — und der wirkungsvollste.</w:t>
-      </w:r>
-    </w:p>
-    <w:p>
-      <w:pPr>
-        <w:spacing w:after="140"/>
-      </w:pPr>
-      <w:r>
-        <w:rPr>
-          <w:rFonts w:ascii="Calibri" w:hAnsi="Calibri"/>
-          <w:b w:val="0"/>
-          <w:i w:val="0"/>
-          <w:color w:val="333333"/>
-          <w:sz w:val="21"/>
-        </w:rPr>
-        <w:t>Lydia flankiert sichtbar dort, wo es natürlich ist: gemeinsame Momente, FourGive-Besuche, persönliche Statements. Kein erzwungenes Branding.</w:t>
-      </w:r>
-    </w:p>
-    <w:tbl>
-      <w:tblPr>
-        <w:tblStyle w:val="TableGrid"/>
-        <w:tblW w:type="auto" w:w="0"/>
-        <w:tblLook w:firstColumn="1" w:firstRow="1" w:lastColumn="0" w:lastRow="0" w:noHBand="0" w:noVBand="1" w:val="04A0"/>
-      </w:tblPr>
-      <w:tblGrid>
-        <w:gridCol w:w="8612"/>
-      </w:tblGrid>
-      <w:tr>
-        <w:tc>
-          <w:tcPr>
-            <w:tcW w:type="dxa" w:w="8612"/>
-            <w:shd w:val="clear" w:color="auto" w:fill="EDF2FB"/>
-            <w:tcMar>
-              <w:top w:w="80" w:type="dxa"/>
-              <w:bottom w:w="80" w:type="dxa"/>
-              <w:left w:w="120" w:type="dxa"/>
-              <w:right w:w="120" w:type="dxa"/>
-            </w:tcMar>
-          </w:tcPr>
-          <w:p>
-            <w:r>
-              <w:rPr>
-                <w:rFonts w:ascii="Calibri" w:hAnsi="Calibri"/>
-                <w:b/>
-                <w:i w:val="0"/>
-                <w:color w:val="4B319B"/>
-                <w:sz w:val="17"/>
-              </w:rPr>
-              <w:t xml:space="preserve">WARUM  </w:t>
-            </w:r>
-            <w:r>
-              <w:rPr>
-                <w:rFonts w:ascii="Calibri" w:hAnsi="Calibri"/>
-                <w:b w:val="0"/>
-                <w:i w:val="0"/>
-                <w:color w:val="1A1033"/>
-                <w:sz w:val="19"/>
-              </w:rPr>
-              <w:t>Persönliche Profile sind in dieser Grösse und Branche um ein Vielfaches wirksamer als Unternehmensprofile. Viktor ist die glaubwürdigste Stimme für Beastly — weil er das Produkt nicht nur führt, sondern lebt. Ohne diese menschliche Ebene bleibt Beastly abstrakt.</w:t>
-            </w:r>
-          </w:p>
-        </w:tc>
-      </w:tr>
-    </w:tbl>
-    <w:p>
-      <w:pPr>
-        <w:spacing w:after="80"/>
-      </w:pPr>
-    </w:p>
-    <w:p>
-      <w:pPr>
-        <w:spacing w:before="240" w:after="80"/>
-      </w:pPr>
-      <w:r>
-        <w:rPr>
-          <w:rFonts w:ascii="Calibri" w:hAnsi="Calibri"/>
-          <w:b/>
-          <w:i w:val="0"/>
-          <w:color w:val="1A1033"/>
-          <w:sz w:val="24"/>
-        </w:rPr>
-        <w:t>6.4  Kanalstrategie Social Media</w:t>
-      </w:r>
-    </w:p>
-    <w:p>
-      <w:pPr>
-        <w:spacing w:before="240" w:after="80"/>
-      </w:pPr>
-      <w:r>
-        <w:rPr>
-          <w:rFonts w:ascii="Calibri" w:hAnsi="Calibri"/>
-          <w:b/>
-          <w:i w:val="0"/>
-          <w:color w:val="1A1033"/>
-          <w:sz w:val="24"/>
-        </w:rPr>
-        <w:t>6.5  Repräsentationsmaterial — Pitch Deck</w:t>
-      </w:r>
-    </w:p>
-    <w:p>
-      <w:pPr>
-        <w:spacing w:after="140"/>
-      </w:pPr>
-      <w:r>
-        <w:rPr>
-          <w:rFonts w:ascii="Calibri" w:hAnsi="Calibri"/>
-          <w:b w:val="0"/>
-          <w:i w:val="0"/>
-          <w:color w:val="333333"/>
-          <w:sz w:val="21"/>
-        </w:rPr>
-        <w:t>Ein emotionales Pitch Deck, das faktisch abholt und gleichzeitig berührt. Viktor und Lydia führen alle Verkaufsgespräche direkt — kein eigenständiges Leave-Behind ist nötig. Das Deck muss die dramaturgische Kurve abbilden: Emotion → Vertrauen → Performance. Die Gründerstory kommt zuerst. Die Struktur danach. Die Zahlen am Ende.</w:t>
-      </w:r>
-    </w:p>
-    <w:tbl>
-      <w:tblPr>
-        <w:tblStyle w:val="TableGrid"/>
-        <w:tblW w:type="auto" w:w="0"/>
-        <w:tblLook w:firstColumn="1" w:firstRow="1" w:lastColumn="0" w:lastRow="0" w:noHBand="0" w:noVBand="1" w:val="04A0"/>
-      </w:tblPr>
-      <w:tblGrid>
-        <w:gridCol w:w="8612"/>
-      </w:tblGrid>
-      <w:tr>
-        <w:tc>
-          <w:tcPr>
-            <w:tcW w:type="dxa" w:w="8612"/>
-            <w:shd w:val="clear" w:color="auto" w:fill="EDF2FB"/>
-            <w:tcMar>
-              <w:top w:w="80" w:type="dxa"/>
-              <w:bottom w:w="80" w:type="dxa"/>
-              <w:left w:w="120" w:type="dxa"/>
-              <w:right w:w="120" w:type="dxa"/>
-            </w:tcMar>
-          </w:tcPr>
-          <w:p>
-            <w:r>
-              <w:rPr>
-                <w:rFonts w:ascii="Calibri" w:hAnsi="Calibri"/>
-                <w:b/>
-                <w:i w:val="0"/>
-                <w:color w:val="4B319B"/>
-                <w:sz w:val="17"/>
-              </w:rPr>
-              <w:t xml:space="preserve">WARUM  </w:t>
-            </w:r>
-            <w:r>
-              <w:rPr>
-                <w:rFonts w:ascii="Calibri" w:hAnsi="Calibri"/>
-                <w:b w:val="0"/>
-                <w:i w:val="0"/>
-                <w:color w:val="1A1033"/>
-                <w:sz w:val="19"/>
-              </w:rPr>
-              <w:t>Wer emotional berührt wird, hört zu. Wer vertraut, prüft. Wer überzeugt ist, investiert. Ein rein faktisches Deck überspringt die ersten zwei Stufen.</w:t>
-            </w:r>
-          </w:p>
-        </w:tc>
-      </w:tr>
-    </w:tbl>
-    <w:p>
-      <w:pPr>
-        <w:spacing w:after="80"/>
-      </w:pPr>
-    </w:p>
-    <w:p>
-      <w:pPr>
-        <w:spacing w:before="240" w:after="80"/>
-      </w:pPr>
-      <w:r>
-        <w:rPr>
-          <w:rFonts w:ascii="Calibri" w:hAnsi="Calibri"/>
-          <w:b/>
-          <w:i w:val="0"/>
-          <w:color w:val="1A1033"/>
-          <w:sz w:val="24"/>
-        </w:rPr>
-        <w:t>6.6  Partnerschaften — FourGive</w:t>
-      </w:r>
-    </w:p>
-    <w:p>
-      <w:pPr>
-        <w:spacing w:after="140"/>
-      </w:pPr>
-      <w:r>
-        <w:rPr>
-          <w:rFonts w:ascii="Calibri" w:hAnsi="Calibri"/>
-          <w:b w:val="0"/>
-          <w:i w:val="0"/>
-          <w:color w:val="333333"/>
-          <w:sz w:val="21"/>
-        </w:rPr>
-        <w:t>FourGive ist keine akquirierte Partnerschaft — es ist die Gründungsgeschichte. Die Tierklinik, in der die Idee zu Beastly entstand, und prägender Bestandteil der persönlichen Entwicklung von Viktor und Lydia. FourGive wird eines der fünf Tierschutzprojekte 2026 sein. Da die Projekte jährlich wechseln, kommunizieren wir es nicht als feste Partnerschaft, sondern als Teil der Gründerstory. Als eigener Kommunikationskanal wird FourGive vorerst nicht bespielt — das ist ein späterer Schritt.</w:t>
-      </w:r>
-    </w:p>
-    <w:tbl>
-      <w:tblPr>
-        <w:tblStyle w:val="TableGrid"/>
-        <w:tblW w:type="auto" w:w="0"/>
-        <w:tblLook w:firstColumn="1" w:firstRow="1" w:lastColumn="0" w:lastRow="0" w:noHBand="0" w:noVBand="1" w:val="04A0"/>
-      </w:tblPr>
-      <w:tblGrid>
-        <w:gridCol w:w="8612"/>
-      </w:tblGrid>
-      <w:tr>
-        <w:tc>
-          <w:tcPr>
-            <w:tcW w:type="dxa" w:w="8612"/>
-            <w:shd w:val="clear" w:color="auto" w:fill="EDF2FB"/>
-            <w:tcMar>
-              <w:top w:w="80" w:type="dxa"/>
-              <w:bottom w:w="80" w:type="dxa"/>
-              <w:left w:w="120" w:type="dxa"/>
-              <w:right w:w="120" w:type="dxa"/>
-            </w:tcMar>
-          </w:tcPr>
-          <w:p>
-            <w:r>
-              <w:rPr>
-                <w:rFonts w:ascii="Calibri" w:hAnsi="Calibri"/>
-                <w:b/>
-                <w:i w:val="0"/>
-                <w:color w:val="4B319B"/>
-                <w:sz w:val="17"/>
-              </w:rPr>
-              <w:t xml:space="preserve">WARUM  </w:t>
-            </w:r>
-            <w:r>
-              <w:rPr>
-                <w:rFonts w:ascii="Calibri" w:hAnsi="Calibri"/>
-                <w:b w:val="0"/>
-                <w:i w:val="0"/>
-                <w:color w:val="1A1033"/>
-                <w:sz w:val="19"/>
-              </w:rPr>
-              <w:t>FourGive darf nie instrumentalisiert werden — das würde die Echtheit zerstören, die Beastly ausmacht. Der Wert liegt in der Authentizität, nicht in der Verwertung als Marketing-Asset.</w:t>
-            </w:r>
-          </w:p>
-        </w:tc>
-      </w:tr>
-    </w:tbl>
-    <w:p>
-      <w:pPr>
-        <w:spacing w:after="80"/>
-      </w:pPr>
-    </w:p>
-    <w:p>
-      <w:pPr>
-        <w:spacing w:before="240" w:after="80"/>
-      </w:pPr>
-      <w:r>
-        <w:rPr>
-          <w:rFonts w:ascii="Calibri" w:hAnsi="Calibri"/>
-          <w:b/>
-          <w:i w:val="0"/>
-          <w:color w:val="1A1033"/>
-          <w:sz w:val="24"/>
-        </w:rPr>
-        <w:t>6.7  Events</w:t>
-      </w:r>
-    </w:p>
-    <w:p>
-      <w:pPr>
-        <w:spacing w:after="140"/>
-      </w:pPr>
-      <w:r>
-        <w:rPr>
-          <w:rFonts w:ascii="Calibri" w:hAnsi="Calibri"/>
-          <w:b w:val="0"/>
-          <w:i w:val="0"/>
-          <w:color w:val="333333"/>
-          <w:sz w:val="21"/>
-        </w:rPr>
-        <w:t>Im September 2026 bietet sich eine konkrete Auftrittschance an einem relevanten Anlass im Schweizer Finanzumfeld — nicht als Veranstalter, sondern als Präsenz. Beastly zeigt sich, steht aber nicht im Mittelpunkt. Strategisches Ziel: erste Sichtbarkeit im richtigen Umfeld aufbauen, Vertrauen durch Vernetzung gewinnen.</w:t>
-      </w:r>
-    </w:p>
-    <w:p>
-      <w:pPr>
-        <w:spacing w:after="140"/>
-      </w:pPr>
-      <w:r>
-        <w:rPr>
-          <w:rFonts w:ascii="Calibri" w:hAnsi="Calibri"/>
-          <w:b w:val="0"/>
-          <w:i w:val="0"/>
-          <w:color w:val="333333"/>
-          <w:sz w:val="21"/>
-        </w:rPr>
-        <w:t>Events dieser Art sind keine Launch-Plattformen, sondern Beziehungsmomente. Beastly muss noch nicht alles fertig haben — aber einen klaren, überzeugenden Auftritt vorbereitet haben: einen Gesprächseinstieg, ein sauberes Profil, ein Deck das greifbar ist.</w:t>
-      </w:r>
-    </w:p>
-    <w:tbl>
-      <w:tblPr>
-        <w:tblStyle w:val="TableGrid"/>
-        <w:tblW w:type="auto" w:w="0"/>
-        <w:tblLook w:firstColumn="1" w:firstRow="1" w:lastColumn="0" w:lastRow="0" w:noHBand="0" w:noVBand="1" w:val="04A0"/>
-      </w:tblPr>
-      <w:tblGrid>
-        <w:gridCol w:w="8612"/>
-      </w:tblGrid>
-      <w:tr>
-        <w:tc>
-          <w:tcPr>
-            <w:tcW w:type="dxa" w:w="8612"/>
-            <w:shd w:val="clear" w:color="auto" w:fill="EDF2FB"/>
-            <w:tcMar>
-              <w:top w:w="80" w:type="dxa"/>
-              <w:bottom w:w="80" w:type="dxa"/>
-              <w:left w:w="120" w:type="dxa"/>
-              <w:right w:w="120" w:type="dxa"/>
-            </w:tcMar>
-          </w:tcPr>
-          <w:p>
-            <w:r>
-              <w:rPr>
-                <w:rFonts w:ascii="Calibri" w:hAnsi="Calibri"/>
-                <w:b/>
-                <w:i w:val="0"/>
-                <w:color w:val="4B319B"/>
-                <w:sz w:val="17"/>
-              </w:rPr>
-              <w:t xml:space="preserve">WARUM  </w:t>
-            </w:r>
-            <w:r>
-              <w:rPr>
-                <w:rFonts w:ascii="Calibri" w:hAnsi="Calibri"/>
-                <w:b w:val="0"/>
-                <w:i w:val="0"/>
-                <w:color w:val="1A1033"/>
-                <w:sz w:val="19"/>
-              </w:rPr>
-              <w:t>Ein Netzwerk-Anlass in einem hochwertigem Finanzumfeld ist für Beastly wertvoller als jede bezahlte Medienpräsenz in dieser Phase. Persönliche Gespräche bauen Vertrauen schneller auf als jeder Kanal.</w:t>
-            </w:r>
-          </w:p>
-        </w:tc>
-      </w:tr>
-    </w:tbl>
-    <w:p>
-      <w:pPr>
-        <w:spacing w:after="80"/>
-      </w:pPr>
-    </w:p>
-    <w:p>
-      <w:pPr>
-        <w:spacing w:before="240" w:after="80"/>
-      </w:pPr>
-      <w:r>
-        <w:rPr>
-          <w:rFonts w:ascii="Calibri" w:hAnsi="Calibri"/>
-          <w:b/>
-          <w:i w:val="0"/>
-          <w:color w:val="1A1033"/>
-          <w:sz w:val="24"/>
-        </w:rPr>
-        <w:t>6.8  Social Media Ads — zwei Phasen</w:t>
-      </w:r>
-    </w:p>
-    <w:p>
-      <w:pPr>
-        <w:spacing w:after="140"/>
-      </w:pPr>
-      <w:r>
-        <w:rPr>
-          <w:rFonts w:ascii="Calibri" w:hAnsi="Calibri"/>
-          <w:b w:val="0"/>
-          <w:i w:val="0"/>
-          <w:color w:val="333333"/>
-          <w:sz w:val="21"/>
-        </w:rPr>
-        <w:t>Phase 1 — Awareness: Reichweite aufbauen, erste Berührungspunkte erzeugen. Primär LinkedIn, Meta für emotionale Tierwohl-Hooks. Ziel ist Grundrauschen, nicht Conversion.</w:t>
-        <w:br/>
-        <w:br/>
-        <w:t>Phase 2 — Conversion: Erst wenn das organische Fundament steht und Vertrauen aufgebaut ist, setzt gezieltes Conversion-Advertising ein. Einstieg ab CHF 50 als konkrete Handlungsaufforderung.</w:t>
-      </w:r>
-    </w:p>
-    <w:tbl>
-      <w:tblPr>
-        <w:tblStyle w:val="TableGrid"/>
-        <w:tblW w:type="auto" w:w="0"/>
-        <w:tblLook w:firstColumn="1" w:firstRow="1" w:lastColumn="0" w:lastRow="0" w:noHBand="0" w:noVBand="1" w:val="04A0"/>
-      </w:tblPr>
-      <w:tblGrid>
-        <w:gridCol w:w="8612"/>
-      </w:tblGrid>
-      <w:tr>
-        <w:tc>
-          <w:tcPr>
-            <w:tcW w:type="dxa" w:w="8612"/>
-            <w:shd w:val="clear" w:color="auto" w:fill="EDF2FB"/>
-            <w:tcMar>
-              <w:top w:w="80" w:type="dxa"/>
-              <w:bottom w:w="80" w:type="dxa"/>
-              <w:left w:w="120" w:type="dxa"/>
-              <w:right w:w="120" w:type="dxa"/>
-            </w:tcMar>
-          </w:tcPr>
-          <w:p>
-            <w:r>
-              <w:rPr>
-                <w:rFonts w:ascii="Calibri" w:hAnsi="Calibri"/>
-                <w:b/>
-                <w:i w:val="0"/>
-                <w:color w:val="4B319B"/>
-                <w:sz w:val="17"/>
-              </w:rPr>
-              <w:t xml:space="preserve">WARUM  </w:t>
-            </w:r>
-            <w:r>
-              <w:rPr>
-                <w:rFonts w:ascii="Calibri" w:hAnsi="Calibri"/>
-                <w:b w:val="0"/>
-                <w:i w:val="0"/>
-                <w:color w:val="1A1033"/>
-                <w:sz w:val="19"/>
-              </w:rPr>
-              <w:t>Wer Conversion-Ads schaltet, bevor das Grundrauschen steht, verbrennt Budget. Sequenz ist der Schlüssel: Fundament → organisch → Awareness-Ads → Conversion.</w:t>
-            </w:r>
-          </w:p>
-        </w:tc>
-      </w:tr>
-    </w:tbl>
-    <w:p>
-      <w:pPr>
-        <w:spacing w:after="80"/>
-      </w:pPr>
-    </w:p>
-    <w:p>
-      <w:pPr>
-        <w:spacing w:before="120" w:after="120"/>
-        <w:pBdr>
-          <w:bottom w:val="single" w:sz="4" w:space="1" w:color="a176f4"/>
-        </w:pBdr>
-      </w:pPr>
-    </w:p>
-    <w:p>
-      <w:r>
-        <w:br w:type="page"/>
-      </w:r>
-    </w:p>
     <w:p>
       <w:pPr>
         <w:spacing w:before="360" w:after="120"/>

--- a/beastly-investments/strategies/2026-06-24_strategy_beastly-investments.docx
+++ b/beastly-investments/strategies/2026-06-24_strategy_beastly-investments.docx
@@ -6679,722 +6679,1888 @@
       </w:r>
     </w:p>
     <w:p>
-      <w:pPr>
-        <w:spacing w:before="360" w:after="120"/>
-      </w:pPr>
       <w:r>
         <w:rPr>
-          <w:rFonts w:ascii="Calibri" w:hAnsi="Calibri"/>
           <w:b/>
-          <w:i w:val="0"/>
           <w:color w:val="4B319B"/>
-          <w:sz w:val="32"/>
+          <w:sz w:val="26"/>
         </w:rPr>
-        <w:t>Anhang: PowerPoint-Snippets</w:t>
+        <w:t>Anhang: Strategiepräsentation — Folieninhalt</w:t>
       </w:r>
     </w:p>
     <w:p>
-      <w:pPr>
-        <w:spacing w:after="140"/>
-      </w:pPr>
       <w:r>
         <w:rPr>
-          <w:rFonts w:ascii="Calibri" w:hAnsi="Calibri"/>
-          <w:b w:val="0"/>
           <w:i/>
-          <w:color w:val="333333"/>
-          <w:sz w:val="21"/>
+          <w:color w:val="888888"/>
+          <w:sz w:val="18"/>
         </w:rPr>
-        <w:t>Folgende Folien-Inhalte können direkt in ein Präsentations-Deck übertragen werden.</w:t>
+        <w:t>Konzept: Die Präsentation verkauft unsere Denkweise. Das Strategiepapier dokumentiert die Details.</w:t>
       </w:r>
     </w:p>
     <w:p>
-      <w:pPr>
-        <w:spacing w:before="240" w:after="80"/>
-      </w:pPr>
       <w:r>
         <w:rPr>
-          <w:rFonts w:ascii="Calibri" w:hAnsi="Calibri"/>
+          <w:color w:val="888888"/>
+          <w:sz w:val="18"/>
+        </w:rPr>
+        <w:t>Dauer: 30 Min. Präsentation + 15–30 Min. Diskussion  ·  Umfang: 10–12 Folien (max. 15)</w:t>
+      </w:r>
+    </w:p>
+    <w:p/>
+    <w:p>
+      <w:pPr>
+        <w:spacing w:before="200" w:after="40"/>
+      </w:pPr>
+      <w:r>
+        <w:rPr>
           <w:b/>
-          <w:i w:val="0"/>
-          <w:color w:val="1A1033"/>
-          <w:sz w:val="24"/>
+          <w:color w:val="4B319B"/>
+          <w:sz w:val="20"/>
         </w:rPr>
-        <w:t>Folie 1 — Ausgangslage</w:t>
+        <w:t xml:space="preserve">Folie 1  </w:t>
+      </w:r>
+      <w:r>
+        <w:rPr>
+          <w:b/>
+          <w:color w:val="142233"/>
+          <w:sz w:val="20"/>
+        </w:rPr>
+        <w:t>— WARUM — Die Ausgangsfrage</w:t>
       </w:r>
     </w:p>
     <w:p>
       <w:pPr>
-        <w:pStyle w:val="ListBullet"/>
         <w:spacing w:after="60"/>
       </w:pPr>
       <w:r>
         <w:rPr>
-          <w:rFonts w:ascii="Calibri" w:hAnsi="Calibri"/>
-          <w:b w:val="0"/>
-          <w:i w:val="0"/>
-          <w:color w:val="333333"/>
-          <w:sz w:val="21"/>
+          <w:i/>
+          <w:color w:val="888888"/>
+          <w:sz w:val="18"/>
         </w:rPr>
-        <w:t>Beastly = erstes Produkt der Non-Profit Chipiron AG</w:t>
+        <w:t>Nicht mit der Ausgangslage beginnen — sondern mit der Frage, die Beastly stellt.</w:t>
       </w:r>
     </w:p>
     <w:p>
       <w:pPr>
-        <w:pStyle w:val="ListBullet"/>
-        <w:spacing w:after="60"/>
+        <w:spacing w:after="20"/>
       </w:pPr>
       <w:r>
         <w:rPr>
-          <w:rFonts w:ascii="Calibri" w:hAnsi="Calibri"/>
-          <w:b w:val="0"/>
-          <w:i w:val="0"/>
-          <w:color w:val="333333"/>
-          <w:sz w:val="21"/>
+          <w:sz w:val="18"/>
         </w:rPr>
-        <w:t>Gründer Viktor &amp; Lydia Ackermann — FourGive Tierklinik Ägypten als Ursprung</w:t>
+        <w:t>—  Tierschutz ist eines der grössten gesellschaftlichen Anliegen. Kapital fliesst dorthin, wo Rendite lockt — aber nicht in Tierschutz. Beastly schafft diesen Kanal.</w:t>
       </w:r>
     </w:p>
     <w:p>
       <w:pPr>
-        <w:pStyle w:val="ListBullet"/>
-        <w:spacing w:after="60"/>
+        <w:spacing w:after="20"/>
       </w:pPr>
       <w:r>
         <w:rPr>
-          <w:rFonts w:ascii="Calibri" w:hAnsi="Calibri"/>
-          <w:b w:val="0"/>
-          <w:i w:val="0"/>
-          <w:color w:val="333333"/>
-          <w:sz w:val="21"/>
+          <w:sz w:val="18"/>
         </w:rPr>
-        <w:t>Animal Cruelty Free Portfolio, KI-basierte Bewertung</w:t>
+        <w:t>—  Viktor und Lydia haben eine Tierklinik in Ägypten gebaut. Daraus wurde ein Investmentfonds.</w:t>
       </w:r>
     </w:p>
     <w:p>
       <w:pPr>
-        <w:pStyle w:val="ListBullet"/>
-        <w:spacing w:after="60"/>
+        <w:spacing w:after="20"/>
       </w:pPr>
       <w:r>
         <w:rPr>
-          <w:rFonts w:ascii="Calibri" w:hAnsi="Calibri"/>
-          <w:b w:val="0"/>
-          <w:i w:val="0"/>
-          <w:color w:val="333333"/>
-          <w:sz w:val="21"/>
+          <w:sz w:val="18"/>
         </w:rPr>
-        <w:t>Drei Ebenen: Beastly (Emotion) · Chipiron (Vertrauen) · FourGive (Wirkung)</w:t>
+        <w:t>—  Nicht nur ein Fonds. Eine Haltung.</w:t>
+      </w:r>
+    </w:p>
+    <w:p/>
+    <w:p>
+      <w:pPr>
+        <w:spacing w:before="200" w:after="40"/>
+      </w:pPr>
+      <w:r>
+        <w:rPr>
+          <w:b/>
+          <w:color w:val="4B319B"/>
+          <w:sz w:val="20"/>
+        </w:rPr>
+        <w:t xml:space="preserve">Folie 2  </w:t>
+      </w:r>
+      <w:r>
+        <w:rPr>
+          <w:b/>
+          <w:color w:val="142233"/>
+          <w:sz w:val="20"/>
+        </w:rPr>
+        <w:t>— WOHIN — Die Positionierung</w:t>
       </w:r>
     </w:p>
     <w:p>
       <w:pPr>
-        <w:spacing w:after="40"/>
-      </w:pPr>
-    </w:p>
-    <w:p>
-      <w:pPr>
-        <w:spacing w:before="240" w:after="80"/>
+        <w:spacing w:after="60"/>
       </w:pPr>
       <w:r>
         <w:rPr>
-          <w:rFonts w:ascii="Calibri" w:hAnsi="Calibri"/>
-          <w:b/>
-          <w:i w:val="0"/>
-          <w:color w:val="1A1033"/>
-          <w:sz w:val="24"/>
+          <w:i/>
+          <w:color w:val="888888"/>
+          <w:sz w:val="18"/>
         </w:rPr>
-        <w:t>Folie 2 — Strategische Positionierung</w:t>
+        <w:t>Wo wollen wir Beastly hinbringen? Was ist das Ziel dieser Kommunikationsarbeit?</w:t>
       </w:r>
     </w:p>
     <w:p>
       <w:pPr>
-        <w:pStyle w:val="ListBullet"/>
-        <w:spacing w:after="60"/>
+        <w:spacing w:after="20"/>
       </w:pPr>
       <w:r>
         <w:rPr>
-          <w:rFonts w:ascii="Calibri" w:hAnsi="Calibri"/>
-          <w:b w:val="0"/>
-          <w:i w:val="0"/>
-          <w:color w:val="333333"/>
-          <w:sz w:val="21"/>
+          <w:sz w:val="18"/>
         </w:rPr>
-        <w:t>Beastly führt — Chipiron bleibt diskret</w:t>
+        <w:t>—  Der bekannteste ethische Investmentfonds der Schweiz — kein Nischenprodukt, sondern erste Wahl</w:t>
       </w:r>
     </w:p>
     <w:p>
       <w:pPr>
-        <w:pStyle w:val="ListBullet"/>
-        <w:spacing w:after="60"/>
+        <w:spacing w:after="20"/>
       </w:pPr>
       <w:r>
         <w:rPr>
-          <w:rFonts w:ascii="Calibri" w:hAnsi="Calibri"/>
-          <w:b w:val="0"/>
-          <w:i w:val="0"/>
-          <w:color w:val="333333"/>
-          <w:sz w:val="21"/>
+          <w:sz w:val="18"/>
         </w:rPr>
-        <w:t>Kernversprechen: Rendite · Wirkung · Keine Gewinnausschüttung</w:t>
+        <w:t>—  Viktor und Lydia als vertrauenswürdige Stimmen für verantwortungsvolles Investieren</w:t>
       </w:r>
     </w:p>
     <w:p>
       <w:pPr>
-        <w:pStyle w:val="ListBullet"/>
-        <w:spacing w:after="60"/>
+        <w:spacing w:after="20"/>
       </w:pPr>
       <w:r>
         <w:rPr>
-          <w:rFonts w:ascii="Calibri" w:hAnsi="Calibri"/>
-          <w:b w:val="0"/>
-          <w:i w:val="0"/>
-          <w:color w:val="333333"/>
-          <w:sz w:val="21"/>
+          <w:sz w:val="18"/>
         </w:rPr>
-        <w:t>Haltung ohne Aktivismus: konsequent, mutig, wertebasiert — nie belehrend</w:t>
+        <w:t>—  Eine Marke, die Tierwohl und Rendite als gleichwertige Ziele definiert — ohne Kompromiss</w:t>
+      </w:r>
+    </w:p>
+    <w:p/>
+    <w:p>
+      <w:pPr>
+        <w:spacing w:before="200" w:after="40"/>
+      </w:pPr>
+      <w:r>
+        <w:rPr>
+          <w:b/>
+          <w:color w:val="4B319B"/>
+          <w:sz w:val="20"/>
+        </w:rPr>
+        <w:t xml:space="preserve">Folie 3  </w:t>
+      </w:r>
+      <w:r>
+        <w:rPr>
+          <w:b/>
+          <w:color w:val="142233"/>
+          <w:sz w:val="20"/>
+        </w:rPr>
+        <w:t>— WIE — Das Kommunikationssystem</w:t>
       </w:r>
     </w:p>
     <w:p>
       <w:pPr>
-        <w:pStyle w:val="ListBullet"/>
         <w:spacing w:after="60"/>
       </w:pPr>
       <w:r>
         <w:rPr>
-          <w:rFonts w:ascii="Calibri" w:hAnsi="Calibri"/>
-          <w:b w:val="0"/>
-          <w:i w:val="0"/>
-          <w:color w:val="333333"/>
-          <w:sz w:val="21"/>
+          <w:i/>
+          <w:color w:val="888888"/>
+          <w:sz w:val="18"/>
         </w:rPr>
-        <w:t>Radikale Transparenz als Differenzierungshebel</w:t>
+        <w:t>Nicht: Instagram, LinkedIn, Newsletter. Sondern: ein Kommunikationssystem.</w:t>
       </w:r>
     </w:p>
     <w:p>
       <w:pPr>
-        <w:spacing w:after="40"/>
-      </w:pPr>
-    </w:p>
-    <w:p>
-      <w:pPr>
-        <w:spacing w:before="240" w:after="80"/>
+        <w:spacing w:after="20"/>
       </w:pPr>
       <w:r>
         <w:rPr>
-          <w:rFonts w:ascii="Calibri" w:hAnsi="Calibri"/>
-          <w:b/>
-          <w:i w:val="0"/>
-          <w:color w:val="1A1033"/>
-          <w:sz w:val="24"/>
+          <w:sz w:val="18"/>
         </w:rPr>
-        <w:t>Folie 3 — Zielgruppen</w:t>
+        <w:t>—  Jeder Kanal erfüllt eine eigene, klare Aufgabe — nicht mehr und nicht weniger</w:t>
       </w:r>
     </w:p>
     <w:p>
       <w:pPr>
-        <w:pStyle w:val="ListBullet"/>
-        <w:spacing w:after="60"/>
+        <w:spacing w:after="20"/>
       </w:pPr>
       <w:r>
         <w:rPr>
-          <w:rFonts w:ascii="Calibri" w:hAnsi="Calibri"/>
-          <w:b w:val="0"/>
-          <w:i w:val="0"/>
-          <w:color w:val="333333"/>
-          <w:sz w:val="21"/>
+          <w:sz w:val="18"/>
         </w:rPr>
-        <w:t>Beide brauchen Herz — Institutionelle brauchen zusätzlich Beweisführung</w:t>
+        <w:t>—  Gemeinsame Geschichte, verschiedene Räume: LinkedIn baut Vertrauen, Instagram schafft Emotion, Ads skalieren was funktioniert</w:t>
       </w:r>
     </w:p>
     <w:p>
       <w:pPr>
-        <w:pStyle w:val="ListBullet"/>
-        <w:spacing w:after="60"/>
+        <w:spacing w:after="20"/>
       </w:pPr>
       <w:r>
         <w:rPr>
-          <w:rFonts w:ascii="Calibri" w:hAnsi="Calibri"/>
-          <w:b w:val="0"/>
-          <w:i w:val="0"/>
-          <w:color w:val="333333"/>
-          <w:sz w:val="21"/>
+          <w:sz w:val="18"/>
         </w:rPr>
-        <w:t>Retail: ab CHF 50, emotionaler Einstieg, niedrige Hürde</w:t>
+        <w:t>—  Alle Kanäle kommunizieren dasselbe: investieren UND Tierwohl — in der Sprache des jeweiligen Kanals</w:t>
+      </w:r>
+    </w:p>
+    <w:p/>
+    <w:p>
+      <w:pPr>
+        <w:spacing w:before="200" w:after="40"/>
+      </w:pPr>
+      <w:r>
+        <w:rPr>
+          <w:b/>
+          <w:color w:val="4B319B"/>
+          <w:sz w:val="20"/>
+        </w:rPr>
+        <w:t xml:space="preserve">Folie 4  </w:t>
+      </w:r>
+      <w:r>
+        <w:rPr>
+          <w:b/>
+          <w:color w:val="142233"/>
+          <w:sz w:val="20"/>
+        </w:rPr>
+        <w:t>— DIE CUSTOMER JOURNEY</w:t>
       </w:r>
     </w:p>
     <w:p>
       <w:pPr>
-        <w:pStyle w:val="ListBullet"/>
         <w:spacing w:after="60"/>
       </w:pPr>
       <w:r>
         <w:rPr>
-          <w:rFonts w:ascii="Calibri" w:hAnsi="Calibri"/>
-          <w:b w:val="0"/>
-          <w:i w:val="0"/>
-          <w:color w:val="333333"/>
-          <w:sz w:val="21"/>
+          <w:i/>
+          <w:color w:val="888888"/>
+          <w:sz w:val="18"/>
         </w:rPr>
-        <w:t>Professionell: Struktur, Governance, Track Record, Risiko-Rendite</w:t>
+        <w:t>Erst jetzt erklären wir den Funnel. Wie wächst der Kreis der Investoren?</w:t>
       </w:r>
     </w:p>
     <w:p>
       <w:pPr>
-        <w:pStyle w:val="ListBullet"/>
-        <w:spacing w:after="60"/>
+        <w:spacing w:after="20"/>
       </w:pPr>
       <w:r>
         <w:rPr>
-          <w:rFonts w:ascii="Calibri" w:hAnsi="Calibri"/>
-          <w:b w:val="0"/>
-          <w:i w:val="0"/>
-          <w:color w:val="333333"/>
-          <w:sz w:val="21"/>
+          <w:sz w:val="18"/>
         </w:rPr>
-        <w:t>Entscheidungslogik: Emotion → Vertrauen → Performance → Investment</w:t>
+        <w:t>—  Aufmerksamkeit: Viktor LinkedIn, Beastly Social Media, Awareness-Ads</w:t>
       </w:r>
     </w:p>
     <w:p>
       <w:pPr>
-        <w:spacing w:after="40"/>
-      </w:pPr>
-    </w:p>
-    <w:p>
-      <w:pPr>
-        <w:spacing w:before="240" w:after="80"/>
+        <w:spacing w:after="20"/>
       </w:pPr>
       <w:r>
         <w:rPr>
-          <w:rFonts w:ascii="Calibri" w:hAnsi="Calibri"/>
-          <w:b/>
-          <w:i w:val="0"/>
-          <w:color w:val="1A1033"/>
-          <w:sz w:val="24"/>
+          <w:sz w:val="18"/>
         </w:rPr>
-        <w:t>Folie 4 — Kommunikationsfunnel</w:t>
+        <w:t>—  Neugier &amp; Vertrauen: Gründerstory, Dual-Bildwelt, FourGive-Momente, Website</w:t>
       </w:r>
     </w:p>
     <w:p>
       <w:pPr>
-        <w:pStyle w:val="ListBullet"/>
-        <w:spacing w:after="60"/>
+        <w:spacing w:after="20"/>
       </w:pPr>
       <w:r>
         <w:rPr>
-          <w:rFonts w:ascii="Calibri" w:hAnsi="Calibri"/>
-          <w:b w:val="0"/>
-          <w:i w:val="0"/>
-          <w:color w:val="333333"/>
-          <w:sz w:val="21"/>
+          <w:sz w:val="18"/>
         </w:rPr>
-        <w:t>Aufmerksamkeit: Viktor LinkedIn + Beastly Social + Awareness-Ads</w:t>
+        <w:t>—  Erklärung &amp; Entscheidung: Pitch Deck, Direktgespräch, Investment-CTA ab CHF 50</w:t>
       </w:r>
     </w:p>
     <w:p>
       <w:pPr>
-        <w:pStyle w:val="ListBullet"/>
-        <w:spacing w:after="60"/>
+        <w:spacing w:after="20"/>
       </w:pPr>
       <w:r>
         <w:rPr>
-          <w:rFonts w:ascii="Calibri" w:hAnsi="Calibri"/>
-          <w:b w:val="0"/>
-          <w:i w:val="0"/>
-          <w:color w:val="333333"/>
-          <w:sz w:val="21"/>
+          <w:sz w:val="18"/>
         </w:rPr>
-        <w:t>Neugier: Gründerstory, Dual-Bildwelt, Website-Einstieg</w:t>
+        <w:t>—  Bindung &amp; Weiterempfehlung: Newsletter, persönliche Gespräche, Events</w:t>
+      </w:r>
+    </w:p>
+    <w:p/>
+    <w:p>
+      <w:pPr>
+        <w:spacing w:before="200" w:after="40"/>
+      </w:pPr>
+      <w:r>
+        <w:rPr>
+          <w:b/>
+          <w:color w:val="4B319B"/>
+          <w:sz w:val="20"/>
+        </w:rPr>
+        <w:t xml:space="preserve">Folie 5  </w:t>
+      </w:r>
+      <w:r>
+        <w:rPr>
+          <w:b/>
+          <w:color w:val="142233"/>
+          <w:sz w:val="20"/>
+        </w:rPr>
+        <w:t>— BAUSTEIN: LinkedIn</w:t>
       </w:r>
     </w:p>
     <w:p>
       <w:pPr>
-        <w:pStyle w:val="ListBullet"/>
         <w:spacing w:after="60"/>
       </w:pPr>
       <w:r>
         <w:rPr>
-          <w:rFonts w:ascii="Calibri" w:hAnsi="Calibri"/>
-          <w:b w:val="0"/>
-          <w:i w:val="0"/>
-          <w:color w:val="333333"/>
-          <w:sz w:val="21"/>
+          <w:i/>
+          <w:color w:val="888888"/>
+          <w:sz w:val="18"/>
         </w:rPr>
-        <w:t>Vertrauen: Transparenz, FourGive-Momente, Viktor &amp; Lydia als Menschen</w:t>
+        <w:t>Gesetzter Ausgangspunkt. Viktor persönliches Profil + Beastly Unternehmenskanal.</w:t>
+      </w:r>
+    </w:p>
+    <w:tbl>
+      <w:tblPr>
+        <w:tblLook w:firstColumn="1" w:firstRow="1" w:lastColumn="0" w:lastRow="0" w:noHBand="0" w:noVBand="1" w:val="04A0"/>
+        <w:tblBorders>
+          <w:top w:val="none"/>
+          <w:left w:val="none"/>
+          <w:bottom w:val="none"/>
+          <w:right w:val="none"/>
+          <w:insideH w:val="none"/>
+          <w:insideV w:val="none"/>
+        </w:tblBorders>
+        <w:tblW w:w="5000" w:type="pct"/>
+      </w:tblPr>
+      <w:tblGrid>
+        <w:gridCol w:w="4306"/>
+        <w:gridCol w:w="4306"/>
+      </w:tblGrid>
+      <w:tr>
+        <w:tc>
+          <w:tcPr>
+            <w:tcW w:type="dxa" w:w="4306"/>
+            <w:shd w:val="clear" w:color="auto" w:fill="EEE8F7"/>
+            <w:tcMar>
+              <w:top w:w="70" w:type="dxa"/>
+              <w:bottom w:w="70" w:type="dxa"/>
+              <w:left w:w="120" w:type="dxa"/>
+              <w:right w:w="60" w:type="dxa"/>
+            </w:tcMar>
+            <w:tcW w:w="1440" w:type="dxa"/>
+          </w:tcPr>
+          <w:p>
+            <w:r>
+              <w:rPr>
+                <w:b/>
+                <w:color w:val="4B319B"/>
+                <w:sz w:val="18"/>
+              </w:rPr>
+              <w:t>Ziel</w:t>
+            </w:r>
+          </w:p>
+        </w:tc>
+        <w:tc>
+          <w:tcPr>
+            <w:tcW w:type="dxa" w:w="4306"/>
+            <w:shd w:val="clear" w:color="auto" w:fill="EEE8F7"/>
+            <w:tcMar>
+              <w:top w:w="70" w:type="dxa"/>
+              <w:bottom w:w="70" w:type="dxa"/>
+              <w:left w:w="60" w:type="dxa"/>
+              <w:right w:w="120" w:type="dxa"/>
+            </w:tcMar>
+            <w:tcW w:w="7920" w:type="dxa"/>
+          </w:tcPr>
+          <w:p>
+            <w:r>
+              <w:rPr>
+                <w:sz w:val="18"/>
+              </w:rPr>
+              <w:t>Vertrauen bei Investitionsentscheidern und Tierwohl-affinen Personen aufbauen</w:t>
+            </w:r>
+          </w:p>
+        </w:tc>
+      </w:tr>
+      <w:tr>
+        <w:tc>
+          <w:tcPr>
+            <w:tcW w:type="dxa" w:w="4306"/>
+            <w:shd w:val="clear" w:color="auto" w:fill="F5F0FC"/>
+            <w:tcMar>
+              <w:top w:w="70" w:type="dxa"/>
+              <w:bottom w:w="70" w:type="dxa"/>
+              <w:left w:w="120" w:type="dxa"/>
+              <w:right w:w="60" w:type="dxa"/>
+            </w:tcMar>
+            <w:tcW w:w="1440" w:type="dxa"/>
+          </w:tcPr>
+          <w:p>
+            <w:r>
+              <w:rPr>
+                <w:b/>
+                <w:color w:val="4B319B"/>
+                <w:sz w:val="18"/>
+              </w:rPr>
+              <w:t>Rolle</w:t>
+            </w:r>
+          </w:p>
+        </w:tc>
+        <w:tc>
+          <w:tcPr>
+            <w:tcW w:type="dxa" w:w="4306"/>
+            <w:shd w:val="clear" w:color="auto" w:fill="F5F0FC"/>
+            <w:tcMar>
+              <w:top w:w="70" w:type="dxa"/>
+              <w:bottom w:w="70" w:type="dxa"/>
+              <w:left w:w="60" w:type="dxa"/>
+              <w:right w:w="120" w:type="dxa"/>
+            </w:tcMar>
+            <w:tcW w:w="7920" w:type="dxa"/>
+          </w:tcPr>
+          <w:p>
+            <w:r>
+              <w:rPr>
+                <w:sz w:val="18"/>
+              </w:rPr>
+              <w:t>Viktor als persönliche Stimme, Beastly als Institution — gegenseitige Verstärkung</w:t>
+            </w:r>
+          </w:p>
+        </w:tc>
+      </w:tr>
+      <w:tr>
+        <w:tc>
+          <w:tcPr>
+            <w:tcW w:type="dxa" w:w="4306"/>
+            <w:shd w:val="clear" w:color="auto" w:fill="EEE8F7"/>
+            <w:tcMar>
+              <w:top w:w="70" w:type="dxa"/>
+              <w:bottom w:w="70" w:type="dxa"/>
+              <w:left w:w="120" w:type="dxa"/>
+              <w:right w:w="60" w:type="dxa"/>
+            </w:tcMar>
+            <w:tcW w:w="1440" w:type="dxa"/>
+          </w:tcPr>
+          <w:p>
+            <w:r>
+              <w:rPr>
+                <w:b/>
+                <w:color w:val="4B319B"/>
+                <w:sz w:val="18"/>
+              </w:rPr>
+              <w:t>Warum wichtig</w:t>
+            </w:r>
+          </w:p>
+        </w:tc>
+        <w:tc>
+          <w:tcPr>
+            <w:tcW w:type="dxa" w:w="4306"/>
+            <w:shd w:val="clear" w:color="auto" w:fill="EEE8F7"/>
+            <w:tcMar>
+              <w:top w:w="70" w:type="dxa"/>
+              <w:bottom w:w="70" w:type="dxa"/>
+              <w:left w:w="60" w:type="dxa"/>
+              <w:right w:w="120" w:type="dxa"/>
+            </w:tcMar>
+            <w:tcW w:w="7920" w:type="dxa"/>
+          </w:tcPr>
+          <w:p>
+            <w:r>
+              <w:rPr>
+                <w:sz w:val="18"/>
+              </w:rPr>
+              <w:t>Einziger Kanal mit Investment-affinem Publikum und der nötigen Substanztiefe</w:t>
+            </w:r>
+          </w:p>
+        </w:tc>
+      </w:tr>
+    </w:tbl>
+    <w:p/>
+    <w:p>
+      <w:pPr>
+        <w:spacing w:before="200" w:after="40"/>
+      </w:pPr>
+      <w:r>
+        <w:rPr>
+          <w:b/>
+          <w:color w:val="BD5435"/>
+          <w:sz w:val="20"/>
+        </w:rPr>
+        <w:t xml:space="preserve">Folie 6  </w:t>
+      </w:r>
+      <w:r>
+        <w:rPr>
+          <w:b/>
+          <w:color w:val="142233"/>
+          <w:sz w:val="20"/>
+        </w:rPr>
+        <w:t>— BAUSTEIN: Instagram / Meta</w:t>
       </w:r>
     </w:p>
     <w:p>
       <w:pPr>
-        <w:pStyle w:val="ListBullet"/>
         <w:spacing w:after="60"/>
       </w:pPr>
       <w:r>
         <w:rPr>
-          <w:rFonts w:ascii="Calibri" w:hAnsi="Calibri"/>
-          <w:b w:val="0"/>
-          <w:i w:val="0"/>
-          <w:color w:val="333333"/>
-          <w:sz w:val="21"/>
+          <w:i/>
+          <w:color w:val="888888"/>
+          <w:sz w:val="18"/>
         </w:rPr>
-        <w:t>Erklärung: Pitch Deck + Direktgespräch + Website Deep Dive</w:t>
+        <w:t>Kombinierbare Erweiterung. Visueller Schwerpunkt, Meta-Ads-Synergie.</w:t>
+      </w:r>
+    </w:p>
+    <w:tbl>
+      <w:tblPr>
+        <w:tblLook w:firstColumn="1" w:firstRow="1" w:lastColumn="0" w:lastRow="0" w:noHBand="0" w:noVBand="1" w:val="04A0"/>
+        <w:tblBorders>
+          <w:top w:val="none"/>
+          <w:left w:val="none"/>
+          <w:bottom w:val="none"/>
+          <w:right w:val="none"/>
+          <w:insideH w:val="none"/>
+          <w:insideV w:val="none"/>
+        </w:tblBorders>
+        <w:tblW w:w="5000" w:type="pct"/>
+      </w:tblPr>
+      <w:tblGrid>
+        <w:gridCol w:w="4306"/>
+        <w:gridCol w:w="4306"/>
+      </w:tblGrid>
+      <w:tr>
+        <w:tc>
+          <w:tcPr>
+            <w:tcW w:type="dxa" w:w="4306"/>
+            <w:shd w:val="clear" w:color="auto" w:fill="EEE8F7"/>
+            <w:tcMar>
+              <w:top w:w="70" w:type="dxa"/>
+              <w:bottom w:w="70" w:type="dxa"/>
+              <w:left w:w="120" w:type="dxa"/>
+              <w:right w:w="60" w:type="dxa"/>
+            </w:tcMar>
+            <w:tcW w:w="1440" w:type="dxa"/>
+          </w:tcPr>
+          <w:p>
+            <w:r>
+              <w:rPr>
+                <w:b/>
+                <w:color w:val="BD5435"/>
+                <w:sz w:val="18"/>
+              </w:rPr>
+              <w:t>Ziel</w:t>
+            </w:r>
+          </w:p>
+        </w:tc>
+        <w:tc>
+          <w:tcPr>
+            <w:tcW w:type="dxa" w:w="4306"/>
+            <w:shd w:val="clear" w:color="auto" w:fill="EEE8F7"/>
+            <w:tcMar>
+              <w:top w:w="70" w:type="dxa"/>
+              <w:bottom w:w="70" w:type="dxa"/>
+              <w:left w:w="60" w:type="dxa"/>
+              <w:right w:w="120" w:type="dxa"/>
+            </w:tcMar>
+            <w:tcW w:w="7920" w:type="dxa"/>
+          </w:tcPr>
+          <w:p>
+            <w:r>
+              <w:rPr>
+                <w:sz w:val="18"/>
+              </w:rPr>
+              <w:t>Emotionaler Anker für Tierwohl-affines Publikum ausserhalb des Finanzsektors</w:t>
+            </w:r>
+          </w:p>
+        </w:tc>
+      </w:tr>
+      <w:tr>
+        <w:tc>
+          <w:tcPr>
+            <w:tcW w:type="dxa" w:w="4306"/>
+            <w:shd w:val="clear" w:color="auto" w:fill="F5F0FC"/>
+            <w:tcMar>
+              <w:top w:w="70" w:type="dxa"/>
+              <w:bottom w:w="70" w:type="dxa"/>
+              <w:left w:w="120" w:type="dxa"/>
+              <w:right w:w="60" w:type="dxa"/>
+            </w:tcMar>
+            <w:tcW w:w="1440" w:type="dxa"/>
+          </w:tcPr>
+          <w:p>
+            <w:r>
+              <w:rPr>
+                <w:b/>
+                <w:color w:val="BD5435"/>
+                <w:sz w:val="18"/>
+              </w:rPr>
+              <w:t>Rolle</w:t>
+            </w:r>
+          </w:p>
+        </w:tc>
+        <w:tc>
+          <w:tcPr>
+            <w:tcW w:type="dxa" w:w="4306"/>
+            <w:shd w:val="clear" w:color="auto" w:fill="F5F0FC"/>
+            <w:tcMar>
+              <w:top w:w="70" w:type="dxa"/>
+              <w:bottom w:w="70" w:type="dxa"/>
+              <w:left w:w="60" w:type="dxa"/>
+              <w:right w:w="120" w:type="dxa"/>
+            </w:tcMar>
+            <w:tcW w:w="7920" w:type="dxa"/>
+          </w:tcPr>
+          <w:p>
+            <w:r>
+              <w:rPr>
+                <w:sz w:val="18"/>
+              </w:rPr>
+              <w:t>Beastlys Dual-Bildwelt visuell zugänglich machen (Raubtiere + FourGive-Momente)</w:t>
+            </w:r>
+          </w:p>
+        </w:tc>
+      </w:tr>
+      <w:tr>
+        <w:tc>
+          <w:tcPr>
+            <w:tcW w:type="dxa" w:w="4306"/>
+            <w:shd w:val="clear" w:color="auto" w:fill="EEE8F7"/>
+            <w:tcMar>
+              <w:top w:w="70" w:type="dxa"/>
+              <w:bottom w:w="70" w:type="dxa"/>
+              <w:left w:w="120" w:type="dxa"/>
+              <w:right w:w="60" w:type="dxa"/>
+            </w:tcMar>
+            <w:tcW w:w="1440" w:type="dxa"/>
+          </w:tcPr>
+          <w:p>
+            <w:r>
+              <w:rPr>
+                <w:b/>
+                <w:color w:val="BD5435"/>
+                <w:sz w:val="18"/>
+              </w:rPr>
+              <w:t>Warum wichtig</w:t>
+            </w:r>
+          </w:p>
+        </w:tc>
+        <w:tc>
+          <w:tcPr>
+            <w:tcW w:type="dxa" w:w="4306"/>
+            <w:shd w:val="clear" w:color="auto" w:fill="EEE8F7"/>
+            <w:tcMar>
+              <w:top w:w="70" w:type="dxa"/>
+              <w:bottom w:w="70" w:type="dxa"/>
+              <w:left w:w="60" w:type="dxa"/>
+              <w:right w:w="120" w:type="dxa"/>
+            </w:tcMar>
+            <w:tcW w:w="7920" w:type="dxa"/>
+          </w:tcPr>
+          <w:p>
+            <w:r>
+              <w:rPr>
+                <w:sz w:val="18"/>
+              </w:rPr>
+              <w:t>Erschliesst Zielgruppen die auf LinkedIn nicht erreichbar sind — und öffnet Meta-Ads</w:t>
+            </w:r>
+          </w:p>
+        </w:tc>
+      </w:tr>
+    </w:tbl>
+    <w:p/>
+    <w:p>
+      <w:pPr>
+        <w:spacing w:before="200" w:after="40"/>
+      </w:pPr>
+      <w:r>
+        <w:rPr>
+          <w:b/>
+          <w:color w:val="4B319B"/>
+          <w:sz w:val="20"/>
+        </w:rPr>
+        <w:t xml:space="preserve">Folie 7  </w:t>
+      </w:r>
+      <w:r>
+        <w:rPr>
+          <w:b/>
+          <w:color w:val="142233"/>
+          <w:sz w:val="20"/>
+        </w:rPr>
+        <w:t>— BAUSTEIN: Newsletter</w:t>
       </w:r>
     </w:p>
     <w:p>
       <w:pPr>
-        <w:pStyle w:val="ListBullet"/>
         <w:spacing w:after="60"/>
       </w:pPr>
       <w:r>
         <w:rPr>
-          <w:rFonts w:ascii="Calibri" w:hAnsi="Calibri"/>
-          <w:b w:val="0"/>
-          <w:i w:val="0"/>
-          <w:color w:val="333333"/>
-          <w:sz w:val="21"/>
+          <w:i/>
+          <w:color w:val="888888"/>
+          <w:sz w:val="18"/>
         </w:rPr>
-        <w:t>Entscheidung: Retail Bank/App ab CHF 50 · Professionell Direktabschluss</w:t>
+        <w:t>Erst nach Grundrauschen starten. Qualität über Frequenz.</w:t>
+      </w:r>
+    </w:p>
+    <w:tbl>
+      <w:tblPr>
+        <w:tblLook w:firstColumn="1" w:firstRow="1" w:lastColumn="0" w:lastRow="0" w:noHBand="0" w:noVBand="1" w:val="04A0"/>
+        <w:tblBorders>
+          <w:top w:val="none"/>
+          <w:left w:val="none"/>
+          <w:bottom w:val="none"/>
+          <w:right w:val="none"/>
+          <w:insideH w:val="none"/>
+          <w:insideV w:val="none"/>
+        </w:tblBorders>
+        <w:tblW w:w="5000" w:type="pct"/>
+      </w:tblPr>
+      <w:tblGrid>
+        <w:gridCol w:w="4306"/>
+        <w:gridCol w:w="4306"/>
+      </w:tblGrid>
+      <w:tr>
+        <w:tc>
+          <w:tcPr>
+            <w:tcW w:type="dxa" w:w="4306"/>
+            <w:shd w:val="clear" w:color="auto" w:fill="EEE8F7"/>
+            <w:tcMar>
+              <w:top w:w="70" w:type="dxa"/>
+              <w:bottom w:w="70" w:type="dxa"/>
+              <w:left w:w="120" w:type="dxa"/>
+              <w:right w:w="60" w:type="dxa"/>
+            </w:tcMar>
+            <w:tcW w:w="1440" w:type="dxa"/>
+          </w:tcPr>
+          <w:p>
+            <w:r>
+              <w:rPr>
+                <w:b/>
+                <w:color w:val="4B319B"/>
+                <w:sz w:val="18"/>
+              </w:rPr>
+              <w:t>Ziel</w:t>
+            </w:r>
+          </w:p>
+        </w:tc>
+        <w:tc>
+          <w:tcPr>
+            <w:tcW w:type="dxa" w:w="4306"/>
+            <w:shd w:val="clear" w:color="auto" w:fill="EEE8F7"/>
+            <w:tcMar>
+              <w:top w:w="70" w:type="dxa"/>
+              <w:bottom w:w="70" w:type="dxa"/>
+              <w:left w:w="60" w:type="dxa"/>
+              <w:right w:w="120" w:type="dxa"/>
+            </w:tcMar>
+            <w:tcW w:w="7920" w:type="dxa"/>
+          </w:tcPr>
+          <w:p>
+            <w:r>
+              <w:rPr>
+                <w:sz w:val="18"/>
+              </w:rPr>
+              <w:t>Direkte, langfristige Beziehung zu bestehenden und potentiellen Investoren aufbauen</w:t>
+            </w:r>
+          </w:p>
+        </w:tc>
+      </w:tr>
+      <w:tr>
+        <w:tc>
+          <w:tcPr>
+            <w:tcW w:type="dxa" w:w="4306"/>
+            <w:shd w:val="clear" w:color="auto" w:fill="F5F0FC"/>
+            <w:tcMar>
+              <w:top w:w="70" w:type="dxa"/>
+              <w:bottom w:w="70" w:type="dxa"/>
+              <w:left w:w="120" w:type="dxa"/>
+              <w:right w:w="60" w:type="dxa"/>
+            </w:tcMar>
+            <w:tcW w:w="1440" w:type="dxa"/>
+          </w:tcPr>
+          <w:p>
+            <w:r>
+              <w:rPr>
+                <w:b/>
+                <w:color w:val="4B319B"/>
+                <w:sz w:val="18"/>
+              </w:rPr>
+              <w:t>Rolle</w:t>
+            </w:r>
+          </w:p>
+        </w:tc>
+        <w:tc>
+          <w:tcPr>
+            <w:tcW w:type="dxa" w:w="4306"/>
+            <w:shd w:val="clear" w:color="auto" w:fill="F5F0FC"/>
+            <w:tcMar>
+              <w:top w:w="70" w:type="dxa"/>
+              <w:bottom w:w="70" w:type="dxa"/>
+              <w:left w:w="60" w:type="dxa"/>
+              <w:right w:w="120" w:type="dxa"/>
+            </w:tcMar>
+            <w:tcW w:w="7920" w:type="dxa"/>
+          </w:tcPr>
+          <w:p>
+            <w:r>
+              <w:rPr>
+                <w:sz w:val="18"/>
+              </w:rPr>
+              <w:t>Tiefe Inhalte: Wirkungsberichte, Transparenz-Updates, Hinter-den-Kulissen-Einblicke</w:t>
+            </w:r>
+          </w:p>
+        </w:tc>
+      </w:tr>
+      <w:tr>
+        <w:tc>
+          <w:tcPr>
+            <w:tcW w:type="dxa" w:w="4306"/>
+            <w:shd w:val="clear" w:color="auto" w:fill="EEE8F7"/>
+            <w:tcMar>
+              <w:top w:w="70" w:type="dxa"/>
+              <w:bottom w:w="70" w:type="dxa"/>
+              <w:left w:w="120" w:type="dxa"/>
+              <w:right w:w="60" w:type="dxa"/>
+            </w:tcMar>
+            <w:tcW w:w="1440" w:type="dxa"/>
+          </w:tcPr>
+          <w:p>
+            <w:r>
+              <w:rPr>
+                <w:b/>
+                <w:color w:val="4B319B"/>
+                <w:sz w:val="18"/>
+              </w:rPr>
+              <w:t>Warum wichtig</w:t>
+            </w:r>
+          </w:p>
+        </w:tc>
+        <w:tc>
+          <w:tcPr>
+            <w:tcW w:type="dxa" w:w="4306"/>
+            <w:shd w:val="clear" w:color="auto" w:fill="EEE8F7"/>
+            <w:tcMar>
+              <w:top w:w="70" w:type="dxa"/>
+              <w:bottom w:w="70" w:type="dxa"/>
+              <w:left w:w="60" w:type="dxa"/>
+              <w:right w:w="120" w:type="dxa"/>
+            </w:tcMar>
+            <w:tcW w:w="7920" w:type="dxa"/>
+          </w:tcPr>
+          <w:p>
+            <w:r>
+              <w:rPr>
+                <w:sz w:val="18"/>
+              </w:rPr>
+              <w:t>Einziger algorithmunabhängiger Kanal — direkte Linie zum Investor ohne Plattformrisiko</w:t>
+            </w:r>
+          </w:p>
+        </w:tc>
+      </w:tr>
+    </w:tbl>
+    <w:p/>
+    <w:p>
+      <w:pPr>
+        <w:spacing w:before="200" w:after="40"/>
+      </w:pPr>
+      <w:r>
+        <w:rPr>
+          <w:b/>
+          <w:color w:val="4B319B"/>
+          <w:sz w:val="20"/>
+        </w:rPr>
+        <w:t xml:space="preserve">Folie 8  </w:t>
+      </w:r>
+      <w:r>
+        <w:rPr>
+          <w:b/>
+          <w:color w:val="142233"/>
+          <w:sz w:val="20"/>
+        </w:rPr>
+        <w:t>— BAUSTEIN: Print &amp; Repräsentation</w:t>
       </w:r>
     </w:p>
     <w:p>
       <w:pPr>
-        <w:spacing w:after="40"/>
-      </w:pPr>
-    </w:p>
-    <w:p>
-      <w:pPr>
-        <w:spacing w:before="240" w:after="80"/>
+        <w:spacing w:after="60"/>
       </w:pPr>
       <w:r>
         <w:rPr>
-          <w:rFonts w:ascii="Calibri" w:hAnsi="Calibri"/>
+          <w:i/>
+          <w:color w:val="888888"/>
+          <w:sz w:val="18"/>
+        </w:rPr>
+        <w:t>Pitch Deck als zentrales Gesprächswerkzeug. Emotional und faktisch.</w:t>
+      </w:r>
+    </w:p>
+    <w:tbl>
+      <w:tblPr>
+        <w:tblLook w:firstColumn="1" w:firstRow="1" w:lastColumn="0" w:lastRow="0" w:noHBand="0" w:noVBand="1" w:val="04A0"/>
+        <w:tblBorders>
+          <w:top w:val="none"/>
+          <w:left w:val="none"/>
+          <w:bottom w:val="none"/>
+          <w:right w:val="none"/>
+          <w:insideH w:val="none"/>
+          <w:insideV w:val="none"/>
+        </w:tblBorders>
+        <w:tblW w:w="5000" w:type="pct"/>
+      </w:tblPr>
+      <w:tblGrid>
+        <w:gridCol w:w="4306"/>
+        <w:gridCol w:w="4306"/>
+      </w:tblGrid>
+      <w:tr>
+        <w:tc>
+          <w:tcPr>
+            <w:tcW w:type="dxa" w:w="4306"/>
+            <w:shd w:val="clear" w:color="auto" w:fill="EEE8F7"/>
+            <w:tcMar>
+              <w:top w:w="70" w:type="dxa"/>
+              <w:bottom w:w="70" w:type="dxa"/>
+              <w:left w:w="120" w:type="dxa"/>
+              <w:right w:w="60" w:type="dxa"/>
+            </w:tcMar>
+            <w:tcW w:w="1440" w:type="dxa"/>
+          </w:tcPr>
+          <w:p>
+            <w:r>
+              <w:rPr>
+                <w:b/>
+                <w:color w:val="4B319B"/>
+                <w:sz w:val="18"/>
+              </w:rPr>
+              <w:t>Ziel</w:t>
+            </w:r>
+          </w:p>
+        </w:tc>
+        <w:tc>
+          <w:tcPr>
+            <w:tcW w:type="dxa" w:w="4306"/>
+            <w:shd w:val="clear" w:color="auto" w:fill="EEE8F7"/>
+            <w:tcMar>
+              <w:top w:w="70" w:type="dxa"/>
+              <w:bottom w:w="70" w:type="dxa"/>
+              <w:left w:w="60" w:type="dxa"/>
+              <w:right w:w="120" w:type="dxa"/>
+            </w:tcMar>
+            <w:tcW w:w="7920" w:type="dxa"/>
+          </w:tcPr>
+          <w:p>
+            <w:r>
+              <w:rPr>
+                <w:sz w:val="18"/>
+              </w:rPr>
+              <w:t>Professionelle Gesprächsgrundlage für persönliche Kontakte und Erstkontakte</w:t>
+            </w:r>
+          </w:p>
+        </w:tc>
+      </w:tr>
+      <w:tr>
+        <w:tc>
+          <w:tcPr>
+            <w:tcW w:type="dxa" w:w="4306"/>
+            <w:shd w:val="clear" w:color="auto" w:fill="F5F0FC"/>
+            <w:tcMar>
+              <w:top w:w="70" w:type="dxa"/>
+              <w:bottom w:w="70" w:type="dxa"/>
+              <w:left w:w="120" w:type="dxa"/>
+              <w:right w:w="60" w:type="dxa"/>
+            </w:tcMar>
+            <w:tcW w:w="1440" w:type="dxa"/>
+          </w:tcPr>
+          <w:p>
+            <w:r>
+              <w:rPr>
+                <w:b/>
+                <w:color w:val="4B319B"/>
+                <w:sz w:val="18"/>
+              </w:rPr>
+              <w:t>Rolle</w:t>
+            </w:r>
+          </w:p>
+        </w:tc>
+        <w:tc>
+          <w:tcPr>
+            <w:tcW w:type="dxa" w:w="4306"/>
+            <w:shd w:val="clear" w:color="auto" w:fill="F5F0FC"/>
+            <w:tcMar>
+              <w:top w:w="70" w:type="dxa"/>
+              <w:bottom w:w="70" w:type="dxa"/>
+              <w:left w:w="60" w:type="dxa"/>
+              <w:right w:w="120" w:type="dxa"/>
+            </w:tcMar>
+            <w:tcW w:w="7920" w:type="dxa"/>
+          </w:tcPr>
+          <w:p>
+            <w:r>
+              <w:rPr>
+                <w:sz w:val="18"/>
+              </w:rPr>
+              <w:t>Erstbegegnung-Werkzeug für institutionelle Investoren, Partner und Events</w:t>
+            </w:r>
+          </w:p>
+        </w:tc>
+      </w:tr>
+      <w:tr>
+        <w:tc>
+          <w:tcPr>
+            <w:tcW w:type="dxa" w:w="4306"/>
+            <w:shd w:val="clear" w:color="auto" w:fill="EEE8F7"/>
+            <w:tcMar>
+              <w:top w:w="70" w:type="dxa"/>
+              <w:bottom w:w="70" w:type="dxa"/>
+              <w:left w:w="120" w:type="dxa"/>
+              <w:right w:w="60" w:type="dxa"/>
+            </w:tcMar>
+            <w:tcW w:w="1440" w:type="dxa"/>
+          </w:tcPr>
+          <w:p>
+            <w:r>
+              <w:rPr>
+                <w:b/>
+                <w:color w:val="4B319B"/>
+                <w:sz w:val="18"/>
+              </w:rPr>
+              <w:t>Warum wichtig</w:t>
+            </w:r>
+          </w:p>
+        </w:tc>
+        <w:tc>
+          <w:tcPr>
+            <w:tcW w:type="dxa" w:w="4306"/>
+            <w:shd w:val="clear" w:color="auto" w:fill="EEE8F7"/>
+            <w:tcMar>
+              <w:top w:w="70" w:type="dxa"/>
+              <w:bottom w:w="70" w:type="dxa"/>
+              <w:left w:w="60" w:type="dxa"/>
+              <w:right w:w="120" w:type="dxa"/>
+            </w:tcMar>
+            <w:tcW w:w="7920" w:type="dxa"/>
+          </w:tcPr>
+          <w:p>
+            <w:r>
+              <w:rPr>
+                <w:sz w:val="18"/>
+              </w:rPr>
+              <w:t>Beastly ist erklärungsbedürftig — gutes Material verkürzt den Vertrauensaufbau erheblich</w:t>
+            </w:r>
+          </w:p>
+        </w:tc>
+      </w:tr>
+    </w:tbl>
+    <w:p/>
+    <w:p>
+      <w:pPr>
+        <w:spacing w:before="200" w:after="40"/>
+      </w:pPr>
+      <w:r>
+        <w:rPr>
           <w:b/>
-          <w:i w:val="0"/>
-          <w:color w:val="1A1033"/>
-          <w:sz w:val="24"/>
+          <w:color w:val="142233"/>
+          <w:sz w:val="20"/>
         </w:rPr>
-        <w:t>Folie 5 — Kanalstrategie</w:t>
+        <w:t xml:space="preserve">Folie 9  </w:t>
+      </w:r>
+      <w:r>
+        <w:rPr>
+          <w:b/>
+          <w:color w:val="142233"/>
+          <w:sz w:val="20"/>
+        </w:rPr>
+        <w:t>— BAUSTEIN: Ads — Zwei Phasen</w:t>
       </w:r>
     </w:p>
     <w:p>
       <w:pPr>
-        <w:pStyle w:val="ListBullet"/>
         <w:spacing w:after="60"/>
       </w:pPr>
       <w:r>
         <w:rPr>
-          <w:rFonts w:ascii="Calibri" w:hAnsi="Calibri"/>
-          <w:b w:val="0"/>
-          <w:i w:val="0"/>
-          <w:color w:val="333333"/>
-          <w:sz w:val="21"/>
+          <w:i/>
+          <w:color w:val="888888"/>
+          <w:sz w:val="18"/>
         </w:rPr>
-        <w:t>LinkedIn: gesetzter Ausgangspunkt — immer (Viktor Profil + Beastly Marke)</w:t>
+        <w:t>Folgt dem organischen Aufbau. Awareness zuerst, Conversion danach.</w:t>
+      </w:r>
+    </w:p>
+    <w:tbl>
+      <w:tblPr>
+        <w:tblLook w:firstColumn="1" w:firstRow="1" w:lastColumn="0" w:lastRow="0" w:noHBand="0" w:noVBand="1" w:val="04A0"/>
+        <w:tblBorders>
+          <w:top w:val="none"/>
+          <w:left w:val="none"/>
+          <w:bottom w:val="none"/>
+          <w:right w:val="none"/>
+          <w:insideH w:val="none"/>
+          <w:insideV w:val="none"/>
+        </w:tblBorders>
+        <w:tblW w:w="5000" w:type="pct"/>
+      </w:tblPr>
+      <w:tblGrid>
+        <w:gridCol w:w="4306"/>
+        <w:gridCol w:w="4306"/>
+      </w:tblGrid>
+      <w:tr>
+        <w:tc>
+          <w:tcPr>
+            <w:tcW w:type="dxa" w:w="4306"/>
+            <w:shd w:val="clear" w:color="auto" w:fill="EEE8F7"/>
+            <w:tcMar>
+              <w:top w:w="70" w:type="dxa"/>
+              <w:bottom w:w="70" w:type="dxa"/>
+              <w:left w:w="120" w:type="dxa"/>
+              <w:right w:w="60" w:type="dxa"/>
+            </w:tcMar>
+            <w:tcW w:w="1440" w:type="dxa"/>
+          </w:tcPr>
+          <w:p>
+            <w:r>
+              <w:rPr>
+                <w:b/>
+                <w:color w:val="142233"/>
+                <w:sz w:val="18"/>
+              </w:rPr>
+              <w:t>Ziel</w:t>
+            </w:r>
+          </w:p>
+        </w:tc>
+        <w:tc>
+          <w:tcPr>
+            <w:tcW w:type="dxa" w:w="4306"/>
+            <w:shd w:val="clear" w:color="auto" w:fill="EEE8F7"/>
+            <w:tcMar>
+              <w:top w:w="70" w:type="dxa"/>
+              <w:bottom w:w="70" w:type="dxa"/>
+              <w:left w:w="60" w:type="dxa"/>
+              <w:right w:w="120" w:type="dxa"/>
+            </w:tcMar>
+            <w:tcW w:w="7920" w:type="dxa"/>
+          </w:tcPr>
+          <w:p>
+            <w:r>
+              <w:rPr>
+                <w:sz w:val="18"/>
+              </w:rPr>
+              <w:t>Organisches Fundament verstärken (Phase 1) und skalieren (Phase 2)</w:t>
+            </w:r>
+          </w:p>
+        </w:tc>
+      </w:tr>
+      <w:tr>
+        <w:tc>
+          <w:tcPr>
+            <w:tcW w:type="dxa" w:w="4306"/>
+            <w:shd w:val="clear" w:color="auto" w:fill="F5F0FC"/>
+            <w:tcMar>
+              <w:top w:w="70" w:type="dxa"/>
+              <w:bottom w:w="70" w:type="dxa"/>
+              <w:left w:w="120" w:type="dxa"/>
+              <w:right w:w="60" w:type="dxa"/>
+            </w:tcMar>
+            <w:tcW w:w="1440" w:type="dxa"/>
+          </w:tcPr>
+          <w:p>
+            <w:r>
+              <w:rPr>
+                <w:b/>
+                <w:color w:val="142233"/>
+                <w:sz w:val="18"/>
+              </w:rPr>
+              <w:t>Rolle</w:t>
+            </w:r>
+          </w:p>
+        </w:tc>
+        <w:tc>
+          <w:tcPr>
+            <w:tcW w:type="dxa" w:w="4306"/>
+            <w:shd w:val="clear" w:color="auto" w:fill="F5F0FC"/>
+            <w:tcMar>
+              <w:top w:w="70" w:type="dxa"/>
+              <w:bottom w:w="70" w:type="dxa"/>
+              <w:left w:w="60" w:type="dxa"/>
+              <w:right w:w="120" w:type="dxa"/>
+            </w:tcMar>
+            <w:tcW w:w="7920" w:type="dxa"/>
+          </w:tcPr>
+          <w:p>
+            <w:r>
+              <w:rPr>
+                <w:sz w:val="18"/>
+              </w:rPr>
+              <w:t>Phase 1 Awareness: Geschichte und Emotion. Phase 2 Conversion: klarer CTA ab CHF 50.</w:t>
+            </w:r>
+          </w:p>
+        </w:tc>
+      </w:tr>
+      <w:tr>
+        <w:tc>
+          <w:tcPr>
+            <w:tcW w:type="dxa" w:w="4306"/>
+            <w:shd w:val="clear" w:color="auto" w:fill="EEE8F7"/>
+            <w:tcMar>
+              <w:top w:w="70" w:type="dxa"/>
+              <w:bottom w:w="70" w:type="dxa"/>
+              <w:left w:w="120" w:type="dxa"/>
+              <w:right w:w="60" w:type="dxa"/>
+            </w:tcMar>
+            <w:tcW w:w="1440" w:type="dxa"/>
+          </w:tcPr>
+          <w:p>
+            <w:r>
+              <w:rPr>
+                <w:b/>
+                <w:color w:val="142233"/>
+                <w:sz w:val="18"/>
+              </w:rPr>
+              <w:t>Warum wichtig</w:t>
+            </w:r>
+          </w:p>
+        </w:tc>
+        <w:tc>
+          <w:tcPr>
+            <w:tcW w:type="dxa" w:w="4306"/>
+            <w:shd w:val="clear" w:color="auto" w:fill="EEE8F7"/>
+            <w:tcMar>
+              <w:top w:w="70" w:type="dxa"/>
+              <w:bottom w:w="70" w:type="dxa"/>
+              <w:left w:w="60" w:type="dxa"/>
+              <w:right w:w="120" w:type="dxa"/>
+            </w:tcMar>
+            <w:tcW w:w="7920" w:type="dxa"/>
+          </w:tcPr>
+          <w:p>
+            <w:r>
+              <w:rPr>
+                <w:sz w:val="18"/>
+              </w:rPr>
+              <w:t>LinkedIn + Meta erreichen unterschiedliche Schichten der Zielgruppe — parallel möglich</w:t>
+            </w:r>
+          </w:p>
+        </w:tc>
+      </w:tr>
+    </w:tbl>
+    <w:p/>
+    <w:p>
+      <w:pPr>
+        <w:spacing w:before="200" w:after="40"/>
+      </w:pPr>
+      <w:r>
+        <w:rPr>
+          <w:b/>
+          <w:color w:val="4B319B"/>
+          <w:sz w:val="20"/>
+        </w:rPr>
+        <w:t xml:space="preserve">Folie 10  </w:t>
+      </w:r>
+      <w:r>
+        <w:rPr>
+          <w:b/>
+          <w:color w:val="142233"/>
+          <w:sz w:val="20"/>
+        </w:rPr>
+        <w:t>— MOURNIVAL — UNSERE ROLLE</w:t>
       </w:r>
     </w:p>
     <w:p>
       <w:pPr>
-        <w:pStyle w:val="ListBullet"/>
         <w:spacing w:after="60"/>
       </w:pPr>
       <w:r>
         <w:rPr>
-          <w:rFonts w:ascii="Calibri" w:hAnsi="Calibri"/>
-          <w:b w:val="0"/>
-          <w:i w:val="0"/>
-          <w:color w:val="333333"/>
-          <w:sz w:val="21"/>
+          <w:i/>
+          <w:color w:val="888888"/>
+          <w:sz w:val="18"/>
         </w:rPr>
-        <w:t>+ Instagram: visueller Tierwohl-Content, Meta-Ads-Synergie</w:t>
+        <w:t>Diese Folie fehlt in klassischen Agenturdeck-Ansätzen. Sie gehört dazu.</w:t>
+      </w:r>
+    </w:p>
+    <w:tbl>
+      <w:tblPr>
+        <w:tblLook w:firstColumn="1" w:firstRow="1" w:lastColumn="0" w:lastRow="0" w:noHBand="0" w:noVBand="1" w:val="04A0"/>
+        <w:tblBorders>
+          <w:top w:val="none"/>
+          <w:left w:val="none"/>
+          <w:bottom w:val="none"/>
+          <w:right w:val="none"/>
+          <w:insideH w:val="none"/>
+          <w:insideV w:val="none"/>
+        </w:tblBorders>
+        <w:tblW w:w="5000" w:type="pct"/>
+      </w:tblPr>
+      <w:tblGrid>
+        <w:gridCol w:w="4306"/>
+        <w:gridCol w:w="4306"/>
+      </w:tblGrid>
+      <w:tr>
+        <w:tc>
+          <w:tcPr>
+            <w:tcW w:type="dxa" w:w="4306"/>
+            <w:shd w:val="clear" w:color="auto" w:fill="EEE8F7"/>
+            <w:tcMar>
+              <w:top w:w="70" w:type="dxa"/>
+              <w:bottom w:w="70" w:type="dxa"/>
+              <w:left w:w="120" w:type="dxa"/>
+              <w:right w:w="60" w:type="dxa"/>
+            </w:tcMar>
+            <w:tcW w:w="1440" w:type="dxa"/>
+          </w:tcPr>
+          <w:p>
+            <w:r>
+              <w:rPr>
+                <w:b/>
+                <w:color w:val="4B319B"/>
+                <w:sz w:val="18"/>
+              </w:rPr>
+              <w:t>Ziel</w:t>
+            </w:r>
+          </w:p>
+        </w:tc>
+        <w:tc>
+          <w:tcPr>
+            <w:tcW w:type="dxa" w:w="4306"/>
+            <w:shd w:val="clear" w:color="auto" w:fill="EEE8F7"/>
+            <w:tcMar>
+              <w:top w:w="70" w:type="dxa"/>
+              <w:bottom w:w="70" w:type="dxa"/>
+              <w:left w:w="60" w:type="dxa"/>
+              <w:right w:w="120" w:type="dxa"/>
+            </w:tcMar>
+            <w:tcW w:w="7920" w:type="dxa"/>
+          </w:tcPr>
+          <w:p>
+            <w:r>
+              <w:rPr>
+                <w:sz w:val="18"/>
+              </w:rPr>
+              <w:t>Kommunikationsstrategie in messbare Ergebnisse übersetzen — kontinuierlich</w:t>
+            </w:r>
+          </w:p>
+        </w:tc>
+      </w:tr>
+      <w:tr>
+        <w:tc>
+          <w:tcPr>
+            <w:tcW w:type="dxa" w:w="4306"/>
+            <w:shd w:val="clear" w:color="auto" w:fill="F5F0FC"/>
+            <w:tcMar>
+              <w:top w:w="70" w:type="dxa"/>
+              <w:bottom w:w="70" w:type="dxa"/>
+              <w:left w:w="120" w:type="dxa"/>
+              <w:right w:w="60" w:type="dxa"/>
+            </w:tcMar>
+            <w:tcW w:w="1440" w:type="dxa"/>
+          </w:tcPr>
+          <w:p>
+            <w:r>
+              <w:rPr>
+                <w:b/>
+                <w:color w:val="4B319B"/>
+                <w:sz w:val="18"/>
+              </w:rPr>
+              <w:t>Rolle</w:t>
+            </w:r>
+          </w:p>
+        </w:tc>
+        <w:tc>
+          <w:tcPr>
+            <w:tcW w:type="dxa" w:w="4306"/>
+            <w:shd w:val="clear" w:color="auto" w:fill="F5F0FC"/>
+            <w:tcMar>
+              <w:top w:w="70" w:type="dxa"/>
+              <w:bottom w:w="70" w:type="dxa"/>
+              <w:left w:w="60" w:type="dxa"/>
+              <w:right w:w="120" w:type="dxa"/>
+            </w:tcMar>
+            <w:tcW w:w="7920" w:type="dxa"/>
+          </w:tcPr>
+          <w:p>
+            <w:r>
+              <w:rPr>
+                <w:sz w:val="18"/>
+              </w:rPr>
+              <w:t>Strategie · Content-Direction · Qualitätskontrolle · Workflow-Optimierung · Messung</w:t>
+            </w:r>
+          </w:p>
+        </w:tc>
+      </w:tr>
+      <w:tr>
+        <w:tc>
+          <w:tcPr>
+            <w:tcW w:type="dxa" w:w="4306"/>
+            <w:shd w:val="clear" w:color="auto" w:fill="EEE8F7"/>
+            <w:tcMar>
+              <w:top w:w="70" w:type="dxa"/>
+              <w:bottom w:w="70" w:type="dxa"/>
+              <w:left w:w="120" w:type="dxa"/>
+              <w:right w:w="60" w:type="dxa"/>
+            </w:tcMar>
+            <w:tcW w:w="1440" w:type="dxa"/>
+          </w:tcPr>
+          <w:p>
+            <w:r>
+              <w:rPr>
+                <w:b/>
+                <w:color w:val="4B319B"/>
+                <w:sz w:val="18"/>
+              </w:rPr>
+              <w:t>Warum wichtig</w:t>
+            </w:r>
+          </w:p>
+        </w:tc>
+        <w:tc>
+          <w:tcPr>
+            <w:tcW w:type="dxa" w:w="4306"/>
+            <w:shd w:val="clear" w:color="auto" w:fill="EEE8F7"/>
+            <w:tcMar>
+              <w:top w:w="70" w:type="dxa"/>
+              <w:bottom w:w="70" w:type="dxa"/>
+              <w:left w:w="60" w:type="dxa"/>
+              <w:right w:w="120" w:type="dxa"/>
+            </w:tcMar>
+            <w:tcW w:w="7920" w:type="dxa"/>
+          </w:tcPr>
+          <w:p>
+            <w:r>
+              <w:rPr>
+                <w:sz w:val="18"/>
+              </w:rPr>
+              <w:t>Beastly braucht eine Agentur die die Marke versteht — nicht nur Kanäle bespielt</w:t>
+            </w:r>
+          </w:p>
+        </w:tc>
+      </w:tr>
+    </w:tbl>
+    <w:p/>
+    <w:p>
+      <w:pPr>
+        <w:spacing w:before="200" w:after="40"/>
+      </w:pPr>
+      <w:r>
+        <w:rPr>
+          <w:b/>
+          <w:color w:val="4B319B"/>
+          <w:sz w:val="20"/>
+        </w:rPr>
+        <w:t xml:space="preserve">Folie 11  </w:t>
+      </w:r>
+      <w:r>
+        <w:rPr>
+          <w:b/>
+          <w:color w:val="142233"/>
+          <w:sz w:val="20"/>
+        </w:rPr>
+        <w:t>— ROADMAP</w:t>
       </w:r>
     </w:p>
     <w:p>
       <w:pPr>
-        <w:pStyle w:val="ListBullet"/>
         <w:spacing w:after="60"/>
       </w:pPr>
       <w:r>
         <w:rPr>
-          <w:rFonts w:ascii="Calibri" w:hAnsi="Calibri"/>
-          <w:b w:val="0"/>
-          <w:i w:val="0"/>
-          <w:color w:val="333333"/>
-          <w:sz w:val="21"/>
+          <w:i/>
+          <w:color w:val="888888"/>
+          <w:sz w:val="18"/>
         </w:rPr>
-        <w:t>+ TikTok: Persönlichkeit, Gesichter, authentische Formate</w:t>
+        <w:t>Drei Phasen. Fundament vor Sichtbarkeit — Sichtbarkeit vor Skalierung.</w:t>
+      </w:r>
+    </w:p>
+    <w:tbl>
+      <w:tblPr>
+        <w:tblLook w:firstColumn="1" w:firstRow="1" w:lastColumn="0" w:lastRow="0" w:noHBand="0" w:noVBand="1" w:val="04A0"/>
+        <w:tblBorders>
+          <w:top w:val="none"/>
+          <w:left w:val="none"/>
+          <w:bottom w:val="none"/>
+          <w:right w:val="none"/>
+          <w:insideH w:val="none"/>
+          <w:insideV w:val="none"/>
+        </w:tblBorders>
+        <w:tblW w:w="5000" w:type="pct"/>
+      </w:tblPr>
+      <w:tblGrid>
+        <w:gridCol w:w="8612"/>
+      </w:tblGrid>
+      <w:tr>
+        <w:tc>
+          <w:tcPr>
+            <w:tcW w:type="dxa" w:w="8612"/>
+            <w:shd w:val="clear" w:color="auto" w:fill="4b319b"/>
+            <w:tcMar>
+              <w:top w:w="80" w:type="dxa"/>
+              <w:bottom w:w="80" w:type="dxa"/>
+              <w:left w:w="120" w:type="dxa"/>
+              <w:right w:w="120" w:type="dxa"/>
+            </w:tcMar>
+          </w:tcPr>
+          <w:p>
+            <w:r>
+              <w:rPr>
+                <w:b/>
+                <w:color w:val="FFFFFF"/>
+                <w:sz w:val="18"/>
+              </w:rPr>
+              <w:t>PHASE 1 — Fundament (Monate 0–3)</w:t>
+            </w:r>
+          </w:p>
+        </w:tc>
+      </w:tr>
+      <w:tr>
+        <w:tc>
+          <w:tcPr>
+            <w:tcW w:type="dxa" w:w="8612"/>
+            <w:shd w:val="clear" w:color="auto" w:fill="F5F0FC"/>
+            <w:tcMar>
+              <w:top w:w="60" w:type="dxa"/>
+              <w:bottom w:w="60" w:type="dxa"/>
+              <w:left w:w="120" w:type="dxa"/>
+              <w:right w:w="120" w:type="dxa"/>
+            </w:tcMar>
+          </w:tcPr>
+          <w:p>
+            <w:r>
+              <w:rPr>
+                <w:sz w:val="18"/>
+              </w:rPr>
+              <w:t>—  Website live + erstes Pitch Deck druckbereit</w:t>
+            </w:r>
+          </w:p>
+        </w:tc>
+      </w:tr>
+      <w:tr>
+        <w:tc>
+          <w:tcPr>
+            <w:tcW w:type="dxa" w:w="8612"/>
+            <w:shd w:val="clear" w:color="auto" w:fill="F5F0FC"/>
+            <w:tcMar>
+              <w:top w:w="60" w:type="dxa"/>
+              <w:bottom w:w="60" w:type="dxa"/>
+              <w:left w:w="120" w:type="dxa"/>
+              <w:right w:w="120" w:type="dxa"/>
+            </w:tcMar>
+          </w:tcPr>
+          <w:p>
+            <w:r>
+              <w:rPr>
+                <w:sz w:val="18"/>
+              </w:rPr>
+              <w:t>—  Viktor LinkedIn: aktiv, 2–3 Posts/Woche, Grundstimmung aufbauen</w:t>
+            </w:r>
+          </w:p>
+        </w:tc>
+      </w:tr>
+      <w:tr>
+        <w:tc>
+          <w:tcPr>
+            <w:tcW w:type="dxa" w:w="8612"/>
+            <w:shd w:val="clear" w:color="auto" w:fill="F5F0FC"/>
+            <w:tcMar>
+              <w:top w:w="60" w:type="dxa"/>
+              <w:bottom w:w="60" w:type="dxa"/>
+              <w:left w:w="120" w:type="dxa"/>
+              <w:right w:w="120" w:type="dxa"/>
+            </w:tcMar>
+          </w:tcPr>
+          <w:p>
+            <w:r>
+              <w:rPr>
+                <w:sz w:val="18"/>
+              </w:rPr>
+              <w:t>—  Beastly-Profil aufgesetzt, Brand-Design angewendet</w:t>
+            </w:r>
+          </w:p>
+        </w:tc>
+      </w:tr>
+    </w:tbl>
+    <w:p/>
+    <w:tbl>
+      <w:tblPr>
+        <w:tblLook w:firstColumn="1" w:firstRow="1" w:lastColumn="0" w:lastRow="0" w:noHBand="0" w:noVBand="1" w:val="04A0"/>
+        <w:tblBorders>
+          <w:top w:val="none"/>
+          <w:left w:val="none"/>
+          <w:bottom w:val="none"/>
+          <w:right w:val="none"/>
+          <w:insideH w:val="none"/>
+          <w:insideV w:val="none"/>
+        </w:tblBorders>
+        <w:tblW w:w="5000" w:type="pct"/>
+      </w:tblPr>
+      <w:tblGrid>
+        <w:gridCol w:w="8612"/>
+      </w:tblGrid>
+      <w:tr>
+        <w:tc>
+          <w:tcPr>
+            <w:tcW w:type="dxa" w:w="8612"/>
+            <w:shd w:val="clear" w:color="auto" w:fill="142233"/>
+            <w:tcMar>
+              <w:top w:w="80" w:type="dxa"/>
+              <w:bottom w:w="80" w:type="dxa"/>
+              <w:left w:w="120" w:type="dxa"/>
+              <w:right w:w="120" w:type="dxa"/>
+            </w:tcMar>
+          </w:tcPr>
+          <w:p>
+            <w:r>
+              <w:rPr>
+                <w:b/>
+                <w:color w:val="FFFFFF"/>
+                <w:sz w:val="18"/>
+              </w:rPr>
+              <w:t>PHASE 2 — Sichtbarkeit (Monate 3–6)</w:t>
+            </w:r>
+          </w:p>
+        </w:tc>
+      </w:tr>
+      <w:tr>
+        <w:tc>
+          <w:tcPr>
+            <w:tcW w:type="dxa" w:w="8612"/>
+            <w:shd w:val="clear" w:color="auto" w:fill="F5F0FC"/>
+            <w:tcMar>
+              <w:top w:w="60" w:type="dxa"/>
+              <w:bottom w:w="60" w:type="dxa"/>
+              <w:left w:w="120" w:type="dxa"/>
+              <w:right w:w="120" w:type="dxa"/>
+            </w:tcMar>
+          </w:tcPr>
+          <w:p>
+            <w:r>
+              <w:rPr>
+                <w:sz w:val="18"/>
+              </w:rPr>
+              <w:t>—  Organischer Content-Rhythmus etabliert, erste Insights auswerten</w:t>
+            </w:r>
+          </w:p>
+        </w:tc>
+      </w:tr>
+      <w:tr>
+        <w:tc>
+          <w:tcPr>
+            <w:tcW w:type="dxa" w:w="8612"/>
+            <w:shd w:val="clear" w:color="auto" w:fill="F5F0FC"/>
+            <w:tcMar>
+              <w:top w:w="60" w:type="dxa"/>
+              <w:bottom w:w="60" w:type="dxa"/>
+              <w:left w:w="120" w:type="dxa"/>
+              <w:right w:w="120" w:type="dxa"/>
+            </w:tcMar>
+          </w:tcPr>
+          <w:p>
+            <w:r>
+              <w:rPr>
+                <w:sz w:val="18"/>
+              </w:rPr>
+              <w:t>—  Awareness-Ads geschaltet (LinkedIn + Meta), Grundrauschen messbar</w:t>
+            </w:r>
+          </w:p>
+        </w:tc>
+      </w:tr>
+      <w:tr>
+        <w:tc>
+          <w:tcPr>
+            <w:tcW w:type="dxa" w:w="8612"/>
+            <w:shd w:val="clear" w:color="auto" w:fill="F5F0FC"/>
+            <w:tcMar>
+              <w:top w:w="60" w:type="dxa"/>
+              <w:bottom w:w="60" w:type="dxa"/>
+              <w:left w:w="120" w:type="dxa"/>
+              <w:right w:w="120" w:type="dxa"/>
+            </w:tcMar>
+          </w:tcPr>
+          <w:p>
+            <w:r>
+              <w:rPr>
+                <w:sz w:val="18"/>
+              </w:rPr>
+              <w:t>—  Newsletter-Setup: Technologie + erster Inhalt</w:t>
+            </w:r>
+          </w:p>
+        </w:tc>
+      </w:tr>
+    </w:tbl>
+    <w:p/>
+    <w:tbl>
+      <w:tblPr>
+        <w:tblLook w:firstColumn="1" w:firstRow="1" w:lastColumn="0" w:lastRow="0" w:noHBand="0" w:noVBand="1" w:val="04A0"/>
+        <w:tblBorders>
+          <w:top w:val="none"/>
+          <w:left w:val="none"/>
+          <w:bottom w:val="none"/>
+          <w:right w:val="none"/>
+          <w:insideH w:val="none"/>
+          <w:insideV w:val="none"/>
+        </w:tblBorders>
+        <w:tblW w:w="5000" w:type="pct"/>
+      </w:tblPr>
+      <w:tblGrid>
+        <w:gridCol w:w="8612"/>
+      </w:tblGrid>
+      <w:tr>
+        <w:tc>
+          <w:tcPr>
+            <w:tcW w:type="dxa" w:w="8612"/>
+            <w:shd w:val="clear" w:color="auto" w:fill="BD5435"/>
+            <w:tcMar>
+              <w:top w:w="80" w:type="dxa"/>
+              <w:bottom w:w="80" w:type="dxa"/>
+              <w:left w:w="120" w:type="dxa"/>
+              <w:right w:w="120" w:type="dxa"/>
+            </w:tcMar>
+          </w:tcPr>
+          <w:p>
+            <w:r>
+              <w:rPr>
+                <w:b/>
+                <w:color w:val="FFFFFF"/>
+                <w:sz w:val="18"/>
+              </w:rPr>
+              <w:t>PHASE 3 — Skalierung (ab Monat 6)</w:t>
+            </w:r>
+          </w:p>
+        </w:tc>
+      </w:tr>
+      <w:tr>
+        <w:tc>
+          <w:tcPr>
+            <w:tcW w:type="dxa" w:w="8612"/>
+            <w:shd w:val="clear" w:color="auto" w:fill="F5F0FC"/>
+            <w:tcMar>
+              <w:top w:w="60" w:type="dxa"/>
+              <w:bottom w:w="60" w:type="dxa"/>
+              <w:left w:w="120" w:type="dxa"/>
+              <w:right w:w="120" w:type="dxa"/>
+            </w:tcMar>
+          </w:tcPr>
+          <w:p>
+            <w:r>
+              <w:rPr>
+                <w:sz w:val="18"/>
+              </w:rPr>
+              <w:t>—  Conversion-Ads live basierend auf Awareness-Erkenntnissen</w:t>
+            </w:r>
+          </w:p>
+        </w:tc>
+      </w:tr>
+      <w:tr>
+        <w:tc>
+          <w:tcPr>
+            <w:tcW w:type="dxa" w:w="8612"/>
+            <w:shd w:val="clear" w:color="auto" w:fill="F5F0FC"/>
+            <w:tcMar>
+              <w:top w:w="60" w:type="dxa"/>
+              <w:bottom w:w="60" w:type="dxa"/>
+              <w:left w:w="120" w:type="dxa"/>
+              <w:right w:w="120" w:type="dxa"/>
+            </w:tcMar>
+          </w:tcPr>
+          <w:p>
+            <w:r>
+              <w:rPr>
+                <w:sz w:val="18"/>
+              </w:rPr>
+              <w:t>—  Analytics und fortlaufende Optimierung</w:t>
+            </w:r>
+          </w:p>
+        </w:tc>
+      </w:tr>
+      <w:tr>
+        <w:tc>
+          <w:tcPr>
+            <w:tcW w:type="dxa" w:w="8612"/>
+            <w:shd w:val="clear" w:color="auto" w:fill="F5F0FC"/>
+            <w:tcMar>
+              <w:top w:w="60" w:type="dxa"/>
+              <w:bottom w:w="60" w:type="dxa"/>
+              <w:left w:w="120" w:type="dxa"/>
+              <w:right w:w="120" w:type="dxa"/>
+            </w:tcMar>
+          </w:tcPr>
+          <w:p>
+            <w:r>
+              <w:rPr>
+                <w:sz w:val="18"/>
+              </w:rPr>
+              <w:t>—  Zweiter Kanal (Instagram oder TikTok) hinzunehmen, wenn Kapazität vorhanden</w:t>
+            </w:r>
+          </w:p>
+        </w:tc>
+      </w:tr>
+    </w:tbl>
+    <w:p/>
+    <w:p>
+      <w:pPr>
+        <w:spacing w:before="200" w:after="40"/>
+      </w:pPr>
+      <w:r>
+        <w:rPr>
+          <w:b/>
+          <w:color w:val="4B319B"/>
+          <w:sz w:val="20"/>
+        </w:rPr>
+        <w:t xml:space="preserve">Folie 12  </w:t>
+      </w:r>
+      <w:r>
+        <w:rPr>
+          <w:b/>
+          <w:color w:val="142233"/>
+          <w:sz w:val="20"/>
+        </w:rPr>
+        <w:t>— DISKUSSION — EURE GEDANKEN</w:t>
       </w:r>
     </w:p>
     <w:p>
       <w:pPr>
-        <w:pStyle w:val="ListBullet"/>
         <w:spacing w:after="60"/>
       </w:pPr>
       <w:r>
         <w:rPr>
-          <w:rFonts w:ascii="Calibri" w:hAnsi="Calibri"/>
-          <w:b w:val="0"/>
-          <w:i w:val="0"/>
-          <w:color w:val="333333"/>
-          <w:sz w:val="21"/>
+          <w:i/>
+          <w:color w:val="888888"/>
+          <w:sz w:val="18"/>
         </w:rPr>
-        <w:t>Kombination nach Ressourcen wählen — nicht alle Kanäle gleichzeitig</w:t>
+        <w:t>Keine «Danke»-Folie. Sondern eine Einladung. Das Gespräch ist das Ziel.</w:t>
       </w:r>
     </w:p>
     <w:p>
       <w:pPr>
-        <w:spacing w:after="40"/>
-      </w:pPr>
-    </w:p>
-    <w:p>
-      <w:pPr>
-        <w:spacing w:before="240" w:after="80"/>
+        <w:spacing w:after="20"/>
       </w:pPr>
       <w:r>
         <w:rPr>
-          <w:rFonts w:ascii="Calibri" w:hAnsi="Calibri"/>
-          <w:b/>
-          <w:i w:val="0"/>
-          <w:color w:val="1A1033"/>
-          <w:sz w:val="24"/>
+          <w:sz w:val="18"/>
         </w:rPr>
-        <w:t>Folie 6 — Persönliche Einschätzung</w:t>
+        <w:t>—  Welche Gedanken habt ihr?</w:t>
       </w:r>
     </w:p>
     <w:p>
       <w:pPr>
-        <w:pStyle w:val="ListBullet"/>
-        <w:spacing w:after="60"/>
+        <w:spacing w:after="20"/>
       </w:pPr>
       <w:r>
         <w:rPr>
-          <w:rFonts w:ascii="Calibri" w:hAnsi="Calibri"/>
-          <w:b w:val="0"/>
-          <w:i w:val="0"/>
-          <w:color w:val="333333"/>
-          <w:sz w:val="21"/>
+          <w:sz w:val="18"/>
         </w:rPr>
-        <w:t>Solider Startpunkt: starke Gründerüberzeugung, relevante Nische</w:t>
+        <w:t>—  Was ergänzt ihr?</w:t>
       </w:r>
     </w:p>
     <w:p>
       <w:pPr>
-        <w:pStyle w:val="ListBullet"/>
-        <w:spacing w:after="60"/>
+        <w:spacing w:after="20"/>
       </w:pPr>
       <w:r>
         <w:rPr>
-          <w:rFonts w:ascii="Calibri" w:hAnsi="Calibri"/>
-          <w:b w:val="0"/>
-          <w:i w:val="0"/>
-          <w:color w:val="333333"/>
-          <w:sz w:val="21"/>
+          <w:sz w:val="18"/>
         </w:rPr>
-        <w:t>Hohe Kommunikationskomplexität: 3 Ebenen, 2 Zielgruppen, 1 Missverständnis</w:t>
+        <w:t>—  Wo seht ihr Chancen?</w:t>
       </w:r>
-    </w:p>
-    <w:p>
-      <w:pPr>
-        <w:pStyle w:val="ListBullet"/>
-        <w:spacing w:after="60"/>
-      </w:pPr>
-      <w:r>
-        <w:rPr>
-          <w:rFonts w:ascii="Calibri" w:hAnsi="Calibri"/>
-          <w:b w:val="0"/>
-          <w:i w:val="0"/>
-          <w:color w:val="333333"/>
-          <w:sz w:val="21"/>
-        </w:rPr>
-        <w:t>«Die Idee ist stark — die Herausforderung ist Dosierung, Führung, Übersetzung»</w:t>
-      </w:r>
-    </w:p>
-    <w:p>
-      <w:pPr>
-        <w:pStyle w:val="ListBullet"/>
-        <w:spacing w:after="60"/>
-      </w:pPr>
-      <w:r>
-        <w:rPr>
-          <w:rFonts w:ascii="Calibri" w:hAnsi="Calibri"/>
-          <w:b w:val="0"/>
-          <w:i w:val="0"/>
-          <w:color w:val="333333"/>
-          <w:sz w:val="21"/>
-        </w:rPr>
-        <w:t>Transparent sein, ohne zu überladen. Emotion wecken, ohne aktivistisch zu wirken.</w:t>
-      </w:r>
-    </w:p>
-    <w:p>
-      <w:pPr>
-        <w:spacing w:after="40"/>
-      </w:pPr>
-    </w:p>
-    <w:p>
-      <w:pPr>
-        <w:spacing w:before="240" w:after="80"/>
-      </w:pPr>
-      <w:r>
-        <w:rPr>
-          <w:rFonts w:ascii="Calibri" w:hAnsi="Calibri"/>
-          <w:b/>
-          <w:i w:val="0"/>
-          <w:color w:val="1A1033"/>
-          <w:sz w:val="24"/>
-        </w:rPr>
-        <w:t>Folie 7 — Empfehlung</w:t>
-      </w:r>
-    </w:p>
-    <w:p>
-      <w:pPr>
-        <w:pStyle w:val="ListBullet"/>
-        <w:spacing w:after="60"/>
-      </w:pPr>
-      <w:r>
-        <w:rPr>
-          <w:rFonts w:ascii="Calibri" w:hAnsi="Calibri"/>
-          <w:b w:val="0"/>
-          <w:i w:val="0"/>
-          <w:color w:val="333333"/>
-          <w:sz w:val="21"/>
-        </w:rPr>
-        <w:t>Externe CMO-Funktion: führen, challengen, übersetzen, entlasten</w:t>
-      </w:r>
-    </w:p>
-    <w:p>
-      <w:pPr>
-        <w:pStyle w:val="ListBullet"/>
-        <w:spacing w:after="60"/>
-      </w:pPr>
-      <w:r>
-        <w:rPr>
-          <w:rFonts w:ascii="Calibri" w:hAnsi="Calibri"/>
-          <w:b w:val="0"/>
-          <w:i w:val="0"/>
-          <w:color w:val="333333"/>
-          <w:sz w:val="21"/>
-        </w:rPr>
-        <w:t>Voraussetzung: Rollen, Entscheidungswege, Zuständigkeiten klären</w:t>
-      </w:r>
-    </w:p>
-    <w:p>
-      <w:pPr>
-        <w:pStyle w:val="ListBullet"/>
-        <w:spacing w:after="60"/>
-      </w:pPr>
-      <w:r>
-        <w:rPr>
-          <w:rFonts w:ascii="Calibri" w:hAnsi="Calibri"/>
-          <w:b w:val="0"/>
-          <w:i w:val="0"/>
-          <w:color w:val="333333"/>
-          <w:sz w:val="21"/>
-        </w:rPr>
-        <w:t>1322 ist grundsätzlich interessiert, diesen Weg zu begleiten</w:t>
-      </w:r>
-    </w:p>
-    <w:p>
-      <w:pPr>
-        <w:pStyle w:val="ListBullet"/>
-        <w:spacing w:after="60"/>
-      </w:pPr>
-      <w:r>
-        <w:rPr>
-          <w:rFonts w:ascii="Calibri" w:hAnsi="Calibri"/>
-          <w:b w:val="0"/>
-          <w:i w:val="0"/>
-          <w:color w:val="333333"/>
-          <w:sz w:val="21"/>
-        </w:rPr>
-        <w:t>Die Vision braucht Nähe zum Gründer. Die Umsetzung braucht klare Entscheidungswege.</w:t>
-      </w:r>
-    </w:p>
-    <w:p>
-      <w:pPr>
-        <w:spacing w:after="40"/>
-      </w:pPr>
-    </w:p>
-    <w:p>
-      <w:pPr>
-        <w:spacing w:before="240" w:after="80"/>
-      </w:pPr>
-      <w:r>
-        <w:rPr>
-          <w:rFonts w:ascii="Calibri" w:hAnsi="Calibri"/>
-          <w:b/>
-          <w:i w:val="0"/>
-          <w:color w:val="1A1033"/>
-          <w:sz w:val="24"/>
-        </w:rPr>
-        <w:t>Folie 8 — Mögliche Einstiege</w:t>
-      </w:r>
-    </w:p>
-    <w:p>
-      <w:pPr>
-        <w:pStyle w:val="ListBullet"/>
-        <w:spacing w:after="60"/>
-      </w:pPr>
-      <w:r>
-        <w:rPr>
-          <w:rFonts w:ascii="Calibri" w:hAnsi="Calibri"/>
-          <w:b w:val="0"/>
-          <w:i w:val="0"/>
-          <w:color w:val="333333"/>
-          <w:sz w:val="21"/>
-        </w:rPr>
-        <w:t>Option A: Fundament zuerst (Markenarchitektur → Botschaften → Visuals → Kanäle)</w:t>
-      </w:r>
-    </w:p>
-    <w:p>
-      <w:pPr>
-        <w:pStyle w:val="ListBullet"/>
-        <w:spacing w:after="60"/>
-      </w:pPr>
-      <w:r>
-        <w:rPr>
-          <w:rFonts w:ascii="Calibri" w:hAnsi="Calibri"/>
-          <w:b w:val="0"/>
-          <w:i w:val="0"/>
-          <w:color w:val="333333"/>
-          <w:sz w:val="21"/>
-        </w:rPr>
-        <w:t>Option B: Persönlichkeit zuerst (Viktor LinkedIn sofort starten)</w:t>
-      </w:r>
-    </w:p>
-    <w:p>
-      <w:pPr>
-        <w:pStyle w:val="ListBullet"/>
-        <w:spacing w:after="60"/>
-      </w:pPr>
-      <w:r>
-        <w:rPr>
-          <w:rFonts w:ascii="Calibri" w:hAnsi="Calibri"/>
-          <w:b w:val="0"/>
-          <w:i w:val="0"/>
-          <w:color w:val="333333"/>
-          <w:sz w:val="21"/>
-        </w:rPr>
-        <w:t>Option C: Event-orientiert (September-Anlass als Ankerpunkt)</w:t>
-      </w:r>
-    </w:p>
-    <w:p>
-      <w:pPr>
-        <w:pStyle w:val="ListBullet"/>
-        <w:spacing w:after="60"/>
-      </w:pPr>
-      <w:r>
-        <w:rPr>
-          <w:rFonts w:ascii="Calibri" w:hAnsi="Calibri"/>
-          <w:b w:val="0"/>
-          <w:i w:val="0"/>
-          <w:color w:val="333333"/>
-          <w:sz w:val="21"/>
-        </w:rPr>
-        <w:t>Voraussetzung für alle: Organisatorische Klärung als allererster Schritt</w:t>
-      </w:r>
-    </w:p>
-    <w:p>
-      <w:pPr>
-        <w:spacing w:after="40"/>
-      </w:pPr>
     </w:p>
     <w:sectPr>
       <w:pgSz w:w="12240" w:h="15840"/>

--- a/beastly-investments/strategies/2026-06-24_strategy_beastly-investments.docx
+++ b/beastly-investments/strategies/2026-06-24_strategy_beastly-investments.docx
@@ -6726,7 +6726,7 @@
           <w:color w:val="142233"/>
           <w:sz w:val="20"/>
         </w:rPr>
-        <w:t>— WARUM — Die Ausgangsfrage</w:t>
+        <w:t>— VISION</w:t>
       </w:r>
     </w:p>
     <w:p>
@@ -6739,7 +6739,7 @@
           <w:color w:val="888888"/>
           <w:sz w:val="18"/>
         </w:rPr>
-        <w:t>Nicht mit der Ausgangslage beginnen — sondern mit der Frage, die Beastly stellt.</w:t>
+        <w:t>Wo wollen wir hin? Was ist das Versprechen von Beastly?</w:t>
       </w:r>
     </w:p>
     <w:p>
@@ -6750,7 +6750,7 @@
         <w:rPr>
           <w:sz w:val="18"/>
         </w:rPr>
-        <w:t>—  Tierschutz ist eines der grössten gesellschaftlichen Anliegen. Kapital fliesst dorthin, wo Rendite lockt — aber nicht in Tierschutz. Beastly schafft diesen Kanal.</w:t>
+        <w:t>—  Tierschutz investierbar machen — für jeden, ab CHF 50, ohne Kompromiss bei der Rendite</w:t>
       </w:r>
     </w:p>
     <w:p>
@@ -6761,7 +6761,7 @@
         <w:rPr>
           <w:sz w:val="18"/>
         </w:rPr>
-        <w:t>—  Viktor und Lydia haben eine Tierklinik in Ägypten gebaut. Daraus wurde ein Investmentfonds.</w:t>
+        <w:t>—  Beweisen, dass eine Investition gleichzeitig das Leben von Tieren verbessern kann</w:t>
       </w:r>
     </w:p>
     <w:p>
@@ -6772,7 +6772,7 @@
         <w:rPr>
           <w:sz w:val="18"/>
         </w:rPr>
-        <w:t>—  Nicht nur ein Fonds. Eine Haltung.</w:t>
+        <w:t>—  Viktor und Lydia als Gründer: Haltung vor Karriere — und ein Fonds der das sichtbar macht</w:t>
       </w:r>
     </w:p>
     <w:p/>

--- a/beastly-investments/strategies/2026-06-24_strategy_beastly-investments.docx
+++ b/beastly-investments/strategies/2026-06-24_strategy_beastly-investments.docx
@@ -3352,25 +3352,28 @@
       </w:r>
     </w:p>
     <w:p>
-      <w:pPr>
-        <w:spacing w:after="140"/>
-      </w:pPr>
       <w:r>
         <w:rPr>
-          <w:rFonts w:ascii="Calibri" w:hAnsi="Calibri"/>
           <w:b w:val="0"/>
           <w:i w:val="0"/>
-          <w:color w:val="333333"/>
-          <w:sz w:val="21"/>
+          <w:sz w:val="18"/>
         </w:rPr>
-        <w:t>Das Branding-System steht: DM Sans, Farbpalette (Navy #142233 / Clay #BD5435 / Ivory #F7EFE0), drei Logo-Varianten. Die strategische Aufgabe ist jetzt die Rollentrennung visuell zu verankern: Beastly als emotionaler Markenauftritt, Chipiron als diskreter Absender am Rande. Die duale Bildwelt (starke vs. schützenswerte Tiere) wird als konsistentes visuelles System ausgebaut — nicht als einmaliger Designentscheid.</w:t>
+        <w:t>Das Branding bietet eine solide Grundlage für den Start — es ist jedoch noch nicht vollständig ausgereift. Vor einer breiteren Kommunikation sollte die visuelle Logik nochmals geschärft werden. Das ist keine Kritik, sondern eine Voraussetzung für professionellen Markteintritt.</w:t>
       </w:r>
     </w:p>
+    <w:p/>
     <w:tbl>
       <w:tblPr>
-        <w:tblStyle w:val="TableGrid"/>
-        <w:tblW w:type="auto" w:w="0"/>
         <w:tblLook w:firstColumn="1" w:firstRow="1" w:lastColumn="0" w:lastRow="0" w:noHBand="0" w:noVBand="1" w:val="04A0"/>
+        <w:tblBorders>
+          <w:top w:val="none"/>
+          <w:left w:val="none"/>
+          <w:bottom w:val="none"/>
+          <w:right w:val="none"/>
+          <w:insideH w:val="none"/>
+          <w:insideV w:val="none"/>
+        </w:tblBorders>
+        <w:tblW w:w="5000" w:type="pct"/>
       </w:tblPr>
       <w:tblGrid>
         <w:gridCol w:w="8612"/>
@@ -3379,44 +3382,140 @@
         <w:tc>
           <w:tcPr>
             <w:tcW w:type="dxa" w:w="8612"/>
-            <w:shd w:val="clear" w:color="auto" w:fill="EDF2FB"/>
+            <w:shd w:val="clear" w:color="auto" w:fill="4b319b"/>
             <w:tcMar>
-              <w:top w:w="80" w:type="dxa"/>
-              <w:bottom w:w="80" w:type="dxa"/>
-              <w:left w:w="120" w:type="dxa"/>
-              <w:right w:w="120" w:type="dxa"/>
+              <w:top w:w="100" w:type="dxa"/>
+              <w:bottom w:w="100" w:type="dxa"/>
+              <w:left w:w="150" w:type="dxa"/>
+              <w:right w:w="150" w:type="dxa"/>
             </w:tcMar>
           </w:tcPr>
           <w:p>
             <w:r>
               <w:rPr>
-                <w:rFonts w:ascii="Calibri" w:hAnsi="Calibri"/>
                 <w:b/>
-                <w:i w:val="0"/>
+                <w:color w:val="FFFFFF"/>
+                <w:sz w:val="20"/>
+              </w:rPr>
+              <w:t>AKTUELLE EINSCHÄTZUNG DES BRANDINGS</w:t>
+            </w:r>
+          </w:p>
+        </w:tc>
+      </w:tr>
+      <w:tr>
+        <w:tc>
+          <w:tcPr>
+            <w:tcW w:type="dxa" w:w="8612"/>
+            <w:shd w:val="clear" w:color="auto" w:fill="EEE8F7"/>
+            <w:tcMar>
+              <w:top w:w="85" w:type="dxa"/>
+              <w:bottom w:w="90" w:type="dxa"/>
+              <w:left w:w="150" w:type="dxa"/>
+              <w:right w:w="150" w:type="dxa"/>
+            </w:tcMar>
+          </w:tcPr>
+          <w:p>
+            <w:r>
+              <w:rPr>
+                <w:b/>
                 <w:color w:val="4B319B"/>
-                <w:sz w:val="17"/>
-              </w:rPr>
-              <w:t xml:space="preserve">WARUM  </w:t>
-            </w:r>
-            <w:r>
-              <w:rPr>
-                <w:rFonts w:ascii="Calibri" w:hAnsi="Calibri"/>
-                <w:b w:val="0"/>
-                <w:i w:val="0"/>
-                <w:color w:val="1A1033"/>
-                <w:sz w:val="19"/>
-              </w:rPr>
-              <w:t>Solange die Markenarchitektur visuell nicht klar ist, sendet jede Massnahme ein widersprüchliches Signal. Das Branding ist die Sprache, in der alles andere kommuniziert wird.</w:t>
+                <w:sz w:val="18"/>
+              </w:rPr>
+              <w:t>Was funktioniert</w:t>
+            </w:r>
+          </w:p>
+          <w:p>
+            <w:r>
+              <w:rPr>
+                <w:sz w:val="18"/>
+              </w:rPr>
+              <w:t>Das dunkle Blau ist eine starke, klare Grundfarbe — seriös, eigenständig und passend für einen Asset Manager mit Haltung. Terrakotta gibt Wärme und Menschlichkeit, die zum Tierwohl-Ansatz passt.</w:t>
+            </w:r>
+          </w:p>
+        </w:tc>
+      </w:tr>
+      <w:tr>
+        <w:tc>
+          <w:tcPr>
+            <w:tcW w:type="dxa" w:w="8612"/>
+            <w:shd w:val="clear" w:color="auto" w:fill="F5F0FC"/>
+            <w:tcMar>
+              <w:top w:w="85" w:type="dxa"/>
+              <w:bottom w:w="90" w:type="dxa"/>
+              <w:left w:w="150" w:type="dxa"/>
+              <w:right w:w="150" w:type="dxa"/>
+            </w:tcMar>
+          </w:tcPr>
+          <w:p>
+            <w:r>
+              <w:rPr>
+                <w:b/>
+                <w:color w:val="4B319B"/>
+                <w:sz w:val="18"/>
+              </w:rPr>
+              <w:t>Was noch fehlt</w:t>
+            </w:r>
+          </w:p>
+          <w:p>
+            <w:r>
+              <w:rPr>
+                <w:sz w:val="18"/>
+              </w:rPr>
+              <w:t>—  Die Farbwelt wirkt noch zu wenig tief und zu wenig flexibel für alle Kommunikationssituationen</w:t>
+            </w:r>
+          </w:p>
+          <w:p>
+            <w:r>
+              <w:rPr>
+                <w:sz w:val="18"/>
+              </w:rPr>
+              <w:t>—  Es fehlt mindestens eine dritte Akzentfarbe — eine Richtung in Grün könnte sinnvoll sein, muss aber in Verbindung mit der finalen Bildwelt geprüft werden</w:t>
+            </w:r>
+          </w:p>
+          <w:p>
+            <w:r>
+              <w:rPr>
+                <w:sz w:val="18"/>
+              </w:rPr>
+              <w:t>—  Die Bildwelt ist strategisch noch nicht definiert: starke Tiere (Investment-Code), schützenswerte Tiere (Wirkung), Unterwasserwelt (Lydia/FourGive), Tierklinik, Gründerbilder — welche Bilder in welchem Kontext?</w:t>
+            </w:r>
+          </w:p>
+        </w:tc>
+      </w:tr>
+      <w:tr>
+        <w:tc>
+          <w:tcPr>
+            <w:tcW w:type="dxa" w:w="8612"/>
+            <w:shd w:val="clear" w:color="auto" w:fill="EEE8F7"/>
+            <w:tcMar>
+              <w:top w:w="85" w:type="dxa"/>
+              <w:bottom w:w="90" w:type="dxa"/>
+              <w:left w:w="150" w:type="dxa"/>
+              <w:right w:w="150" w:type="dxa"/>
+            </w:tcMar>
+          </w:tcPr>
+          <w:p>
+            <w:r>
+              <w:rPr>
+                <w:b/>
+                <w:color w:val="4B319B"/>
+                <w:sz w:val="18"/>
+              </w:rPr>
+              <w:t>Empfehlung</w:t>
+            </w:r>
+          </w:p>
+          <w:p>
+            <w:r>
+              <w:rPr>
+                <w:sz w:val="18"/>
+              </w:rPr>
+              <w:t>Branding als Startpunkt akzeptieren, aber vor breiterer Kommunikation die visuelle Logik schärfen: Farbwelt vervollständigen, Bildwelt strategisch definieren, Key Visuals entwickeln und die Verbindung zwischen Beastly, Chipiron und FourGive visuell klären.</w:t>
             </w:r>
           </w:p>
         </w:tc>
       </w:tr>
     </w:tbl>
-    <w:p>
-      <w:pPr>
-        <w:spacing w:after="80"/>
-      </w:pPr>
-    </w:p>
+    <w:p/>
     <w:p>
       <w:pPr>
         <w:spacing w:before="240" w:after="80"/>
@@ -3514,241 +3613,345 @@
       </w:r>
     </w:p>
     <w:p>
-      <w:pPr>
-        <w:spacing w:after="140"/>
-      </w:pPr>
       <w:r>
         <w:rPr>
-          <w:rFonts w:ascii="Calibri" w:hAnsi="Calibri"/>
           <w:b w:val="0"/>
           <w:i w:val="0"/>
-          <w:color w:val="333333"/>
-          <w:sz w:val="21"/>
+          <w:sz w:val="18"/>
         </w:rPr>
-        <w:t>Viktor Ackermann soll ein öffentliches LinkedIn-Profil als eigenständige Persönlichkeit aufbauen. Nicht als «CEO von Beastly», sondern als Mensch mit einer Überzeugung. Lydia flankiert — Viktor ist der Hauptakteur.</w:t>
+        <w:t>Personal Branding ist kein Influencer-Aufbau — es ist Vertrauensarchitektur. Viktor und Lydia sind die glaubwürdigsten Botschafter für das was Beastly verspricht: ein Finanzprodukt das Haltung mit Rendite verbindet. Entscheidend: Die Gründerstory sollte nicht nur über Viktor erzählt werden. Lydia ist für die Vertrauensebene zentral und sollte als gleichwertige Stimme der Vision sichtbar werden.</w:t>
       </w:r>
     </w:p>
-    <w:p>
-      <w:pPr>
-        <w:spacing w:before="160" w:after="60"/>
-      </w:pPr>
-      <w:r>
-        <w:rPr>
-          <w:rFonts w:ascii="Calibri" w:hAnsi="Calibri"/>
-          <w:b/>
-          <w:i w:val="0"/>
-          <w:color w:val="142233"/>
-          <w:sz w:val="21"/>
-        </w:rPr>
-        <w:t>Was macht Viktors Profil aus?</w:t>
-      </w:r>
-    </w:p>
-    <w:p>
-      <w:pPr>
-        <w:spacing w:after="140"/>
-      </w:pPr>
-      <w:r>
-        <w:rPr>
-          <w:rFonts w:ascii="Calibri" w:hAnsi="Calibri"/>
-          <w:b w:val="0"/>
-          <w:i w:val="0"/>
-          <w:color w:val="333333"/>
-          <w:sz w:val="21"/>
-        </w:rPr>
-        <w:t>Drei Ebenen prägen seinen Auftritt:</w:t>
-      </w:r>
-    </w:p>
-    <w:p>
-      <w:pPr>
-        <w:pStyle w:val="ListBullet"/>
-        <w:spacing w:after="60"/>
-      </w:pPr>
-      <w:r>
-        <w:rPr>
-          <w:rFonts w:ascii="Calibri" w:hAnsi="Calibri"/>
-          <w:b/>
-          <w:i w:val="0"/>
-          <w:color w:val="333333"/>
-          <w:sz w:val="21"/>
-        </w:rPr>
-        <w:t xml:space="preserve">Haltung  </w:t>
-      </w:r>
-      <w:r>
-        <w:rPr>
-          <w:rFonts w:ascii="Calibri" w:hAnsi="Calibri"/>
-          <w:b w:val="0"/>
-          <w:i w:val="0"/>
-          <w:color w:val="333333"/>
-          <w:sz w:val="21"/>
-        </w:rPr>
-        <w:t>Die persönliche Geschichte: FourGive, Ägypten, die Erkenntnis. Das ist die Gründungsmotivation — sie darf nicht im Kleingedruckten stehen.</w:t>
-      </w:r>
-    </w:p>
-    <w:p>
-      <w:pPr>
-        <w:pStyle w:val="ListBullet"/>
-        <w:spacing w:after="60"/>
-      </w:pPr>
-      <w:r>
-        <w:rPr>
-          <w:rFonts w:ascii="Calibri" w:hAnsi="Calibri"/>
-          <w:b/>
-          <w:i w:val="0"/>
-          <w:color w:val="333333"/>
-          <w:sz w:val="21"/>
-        </w:rPr>
-        <w:t xml:space="preserve">Expertise  </w:t>
-      </w:r>
-      <w:r>
-        <w:rPr>
-          <w:rFonts w:ascii="Calibri" w:hAnsi="Calibri"/>
-          <w:b w:val="0"/>
-          <w:i w:val="0"/>
-          <w:color w:val="333333"/>
-          <w:sz w:val="21"/>
-        </w:rPr>
-        <w:t>Investment-Perspektive: Wie denkt Viktor über Kapitalallokation, Risiko, Finanzmarkt? Er ist nicht nur Tierschützer — er ist Investor mit Überzeugung.</w:t>
-      </w:r>
-    </w:p>
-    <w:p>
-      <w:pPr>
-        <w:pStyle w:val="ListBullet"/>
-        <w:spacing w:after="60"/>
-      </w:pPr>
-      <w:r>
-        <w:rPr>
-          <w:rFonts w:ascii="Calibri" w:hAnsi="Calibri"/>
-          <w:b/>
-          <w:i w:val="0"/>
-          <w:color w:val="333333"/>
-          <w:sz w:val="21"/>
-        </w:rPr>
-        <w:t xml:space="preserve">Wirkung  </w:t>
-      </w:r>
-      <w:r>
-        <w:rPr>
-          <w:rFonts w:ascii="Calibri" w:hAnsi="Calibri"/>
-          <w:b w:val="0"/>
-          <w:i w:val="0"/>
-          <w:color w:val="333333"/>
-          <w:sz w:val="21"/>
-        </w:rPr>
-        <w:t>Wirkungsebene: Was passiert mit den Projekten? Echte Momente, reale Geschichten, Fortschritte.</w:t>
-      </w:r>
-    </w:p>
-    <w:p>
-      <w:pPr>
-        <w:spacing w:before="160" w:after="60"/>
-      </w:pPr>
-      <w:r>
-        <w:rPr>
-          <w:rFonts w:ascii="Calibri" w:hAnsi="Calibri"/>
-          <w:b/>
-          <w:i w:val="0"/>
-          <w:color w:val="142233"/>
-          <w:sz w:val="21"/>
-        </w:rPr>
-        <w:t>Was wird nicht gemacht?</w:t>
-      </w:r>
-    </w:p>
-    <w:p>
-      <w:pPr>
-        <w:pStyle w:val="ListBullet"/>
-        <w:spacing w:after="60"/>
-      </w:pPr>
-      <w:r>
-        <w:rPr>
-          <w:rFonts w:ascii="Calibri" w:hAnsi="Calibri"/>
-          <w:b w:val="0"/>
-          <w:i w:val="0"/>
-          <w:color w:val="333333"/>
-          <w:sz w:val="21"/>
-        </w:rPr>
-        <w:t>Keine Werbeposts für Beastly («Investiert jetzt!»)</w:t>
-      </w:r>
-    </w:p>
-    <w:p>
-      <w:pPr>
-        <w:pStyle w:val="ListBullet"/>
-        <w:spacing w:after="60"/>
-      </w:pPr>
-      <w:r>
-        <w:rPr>
-          <w:rFonts w:ascii="Calibri" w:hAnsi="Calibri"/>
-          <w:b w:val="0"/>
-          <w:i w:val="0"/>
-          <w:color w:val="333333"/>
-          <w:sz w:val="21"/>
-        </w:rPr>
-        <w:t>Kein aktivistischer Ton («Tierleid muss aufhören!»)</w:t>
-      </w:r>
-    </w:p>
-    <w:p>
-      <w:pPr>
-        <w:pStyle w:val="ListBullet"/>
-        <w:spacing w:after="60"/>
-      </w:pPr>
-      <w:r>
-        <w:rPr>
-          <w:rFonts w:ascii="Calibri" w:hAnsi="Calibri"/>
-          <w:b w:val="0"/>
-          <w:i w:val="0"/>
-          <w:color w:val="333333"/>
-          <w:sz w:val="21"/>
-        </w:rPr>
-        <w:t>Kein permanentes Selbstmarketing</w:t>
-      </w:r>
-    </w:p>
-    <w:p>
-      <w:pPr>
-        <w:spacing w:before="160" w:after="60"/>
-      </w:pPr>
-      <w:r>
-        <w:rPr>
-          <w:rFonts w:ascii="Calibri" w:hAnsi="Calibri"/>
-          <w:b/>
-          <w:i w:val="0"/>
-          <w:color w:val="142233"/>
-          <w:sz w:val="21"/>
-        </w:rPr>
-        <w:t>Content-Prinzip</w:t>
-      </w:r>
-    </w:p>
-    <w:p>
-      <w:pPr>
-        <w:spacing w:after="140"/>
-      </w:pPr>
-      <w:r>
-        <w:rPr>
-          <w:rFonts w:ascii="Calibri" w:hAnsi="Calibri"/>
-          <w:b w:val="0"/>
-          <w:i w:val="0"/>
-          <w:color w:val="333333"/>
-          <w:sz w:val="21"/>
-        </w:rPr>
-        <w:t>Viktor postet so, wie er spricht: direkt, reflektiert, ohne Schönfärberei. Haltung zeigen, ohne zu predigen. Das ist der schwerste Teil — und der wirkungsvollste.</w:t>
-      </w:r>
-    </w:p>
-    <w:p>
-      <w:pPr>
-        <w:spacing w:after="140"/>
-      </w:pPr>
-      <w:r>
-        <w:rPr>
-          <w:rFonts w:ascii="Calibri" w:hAnsi="Calibri"/>
-          <w:b w:val="0"/>
-          <w:i w:val="0"/>
-          <w:color w:val="333333"/>
-          <w:sz w:val="21"/>
-        </w:rPr>
-        <w:t>Lydia flankiert sichtbar dort, wo es natürlich ist: gemeinsame Momente, FourGive-Besuche, persönliche Statements. Kein erzwungenes Branding.</w:t>
-      </w:r>
-    </w:p>
+    <w:p/>
     <w:tbl>
       <w:tblPr>
-        <w:tblStyle w:val="TableGrid"/>
-        <w:tblW w:type="auto" w:w="0"/>
         <w:tblLook w:firstColumn="1" w:firstRow="1" w:lastColumn="0" w:lastRow="0" w:noHBand="0" w:noVBand="1" w:val="04A0"/>
+        <w:tblBorders>
+          <w:top w:val="none"/>
+          <w:left w:val="none"/>
+          <w:bottom w:val="none"/>
+          <w:right w:val="none"/>
+          <w:insideH w:val="none"/>
+          <w:insideV w:val="none"/>
+        </w:tblBorders>
+        <w:tblW w:w="5000" w:type="pct"/>
+      </w:tblPr>
+      <w:tblGrid>
+        <w:gridCol w:w="4306"/>
+        <w:gridCol w:w="4306"/>
+      </w:tblGrid>
+      <w:tr>
+        <w:tc>
+          <w:tcPr>
+            <w:tcW w:type="dxa" w:w="4306"/>
+            <w:shd w:val="clear" w:color="auto" w:fill="142233"/>
+            <w:tcMar>
+              <w:top w:w="80" w:type="dxa"/>
+              <w:bottom w:w="80" w:type="dxa"/>
+              <w:left w:w="120" w:type="dxa"/>
+              <w:right w:w="120" w:type="dxa"/>
+            </w:tcMar>
+          </w:tcPr>
+          <w:p>
+            <w:r>
+              <w:rPr>
+                <w:b/>
+                <w:color w:val="FFFFFF"/>
+                <w:sz w:val="18"/>
+              </w:rPr>
+              <w:t>VIKTOR ACKERMANN</w:t>
+            </w:r>
+          </w:p>
+        </w:tc>
+        <w:tc>
+          <w:tcPr>
+            <w:tcW w:type="dxa" w:w="4306"/>
+            <w:shd w:val="clear" w:color="auto" w:fill="BD5435"/>
+            <w:tcMar>
+              <w:top w:w="80" w:type="dxa"/>
+              <w:bottom w:w="80" w:type="dxa"/>
+              <w:left w:w="120" w:type="dxa"/>
+              <w:right w:w="120" w:type="dxa"/>
+            </w:tcMar>
+          </w:tcPr>
+          <w:p>
+            <w:r>
+              <w:rPr>
+                <w:b/>
+                <w:color w:val="FFFFFF"/>
+                <w:sz w:val="18"/>
+              </w:rPr>
+              <w:t>LYDIA ACKERMANN</w:t>
+            </w:r>
+          </w:p>
+        </w:tc>
+      </w:tr>
+      <w:tr>
+        <w:tc>
+          <w:tcPr>
+            <w:tcW w:type="dxa" w:w="4306"/>
+            <w:shd w:val="clear" w:color="auto" w:fill="EEE8F7"/>
+            <w:tcMar>
+              <w:top w:w="60" w:type="dxa"/>
+              <w:bottom w:w="60" w:type="dxa"/>
+              <w:left w:w="120" w:type="dxa"/>
+              <w:right w:w="120" w:type="dxa"/>
+            </w:tcMar>
+          </w:tcPr>
+          <w:p>
+            <w:r>
+              <w:rPr>
+                <w:sz w:val="18"/>
+              </w:rPr>
+              <w:t>—  Finanzmarkt und Investmentlogik</w:t>
+            </w:r>
+          </w:p>
+        </w:tc>
+        <w:tc>
+          <w:tcPr>
+            <w:tcW w:type="dxa" w:w="4306"/>
+            <w:shd w:val="clear" w:color="auto" w:fill="E8EDF5"/>
+            <w:tcMar>
+              <w:top w:w="60" w:type="dxa"/>
+              <w:bottom w:w="60" w:type="dxa"/>
+              <w:left w:w="120" w:type="dxa"/>
+              <w:right w:w="120" w:type="dxa"/>
+            </w:tcMar>
+          </w:tcPr>
+          <w:p>
+            <w:r>
+              <w:rPr>
+                <w:sz w:val="18"/>
+              </w:rPr>
+              <w:t>—  Tierwohl, Empathie und direkte Erfahrung mit Tieren</w:t>
+            </w:r>
+          </w:p>
+        </w:tc>
+      </w:tr>
+      <w:tr>
+        <w:tc>
+          <w:tcPr>
+            <w:tcW w:type="dxa" w:w="4306"/>
+            <w:shd w:val="clear" w:color="auto" w:fill="EEE8F7"/>
+            <w:tcMar>
+              <w:top w:w="60" w:type="dxa"/>
+              <w:bottom w:w="60" w:type="dxa"/>
+              <w:left w:w="120" w:type="dxa"/>
+              <w:right w:w="120" w:type="dxa"/>
+            </w:tcMar>
+          </w:tcPr>
+          <w:p>
+            <w:r>
+              <w:rPr>
+                <w:sz w:val="18"/>
+              </w:rPr>
+              <w:t>—  Recht, Asset Management, regulatorische Klarheit</w:t>
+            </w:r>
+          </w:p>
+        </w:tc>
+        <w:tc>
+          <w:tcPr>
+            <w:tcW w:type="dxa" w:w="4306"/>
+            <w:shd w:val="clear" w:color="auto" w:fill="E8EDF5"/>
+            <w:tcMar>
+              <w:top w:w="60" w:type="dxa"/>
+              <w:bottom w:w="60" w:type="dxa"/>
+              <w:left w:w="120" w:type="dxa"/>
+              <w:right w:w="120" w:type="dxa"/>
+            </w:tcMar>
+          </w:tcPr>
+          <w:p>
+            <w:r>
+              <w:rPr>
+                <w:sz w:val="18"/>
+              </w:rPr>
+              <w:t>—  FourGive / Tierklinik — persönliche Präsenz und Wirkung</w:t>
+            </w:r>
+          </w:p>
+        </w:tc>
+      </w:tr>
+      <w:tr>
+        <w:tc>
+          <w:tcPr>
+            <w:tcW w:type="dxa" w:w="4306"/>
+            <w:shd w:val="clear" w:color="auto" w:fill="EEE8F7"/>
+            <w:tcMar>
+              <w:top w:w="60" w:type="dxa"/>
+              <w:bottom w:w="60" w:type="dxa"/>
+              <w:left w:w="120" w:type="dxa"/>
+              <w:right w:w="120" w:type="dxa"/>
+            </w:tcMar>
+          </w:tcPr>
+          <w:p>
+            <w:r>
+              <w:rPr>
+                <w:sz w:val="18"/>
+              </w:rPr>
+              <w:t>—  Non-Profit-Logik und Transparenz</w:t>
+            </w:r>
+          </w:p>
+        </w:tc>
+        <w:tc>
+          <w:tcPr>
+            <w:tcW w:type="dxa" w:w="4306"/>
+            <w:shd w:val="clear" w:color="auto" w:fill="E8EDF5"/>
+            <w:tcMar>
+              <w:top w:w="60" w:type="dxa"/>
+              <w:bottom w:w="60" w:type="dxa"/>
+              <w:left w:w="120" w:type="dxa"/>
+              <w:right w:w="120" w:type="dxa"/>
+            </w:tcMar>
+          </w:tcPr>
+          <w:p>
+            <w:r>
+              <w:rPr>
+                <w:sz w:val="18"/>
+              </w:rPr>
+              <w:t>—  Unterwasserwelt und Tauchen als eigenständige Bildwelt</w:t>
+            </w:r>
+          </w:p>
+        </w:tc>
+      </w:tr>
+      <w:tr>
+        <w:tc>
+          <w:tcPr>
+            <w:tcW w:type="dxa" w:w="4306"/>
+            <w:shd w:val="clear" w:color="auto" w:fill="EEE8F7"/>
+            <w:tcMar>
+              <w:top w:w="60" w:type="dxa"/>
+              <w:bottom w:w="60" w:type="dxa"/>
+              <w:left w:w="120" w:type="dxa"/>
+              <w:right w:w="120" w:type="dxa"/>
+            </w:tcMar>
+          </w:tcPr>
+          <w:p>
+            <w:r>
+              <w:rPr>
+                <w:sz w:val="18"/>
+              </w:rPr>
+              <w:t>—  Kritik an klassischen Bonus- und Finanzmarktmechaniken</w:t>
+            </w:r>
+          </w:p>
+        </w:tc>
+        <w:tc>
+          <w:tcPr>
+            <w:tcW w:type="dxa" w:w="4306"/>
+            <w:shd w:val="clear" w:color="auto" w:fill="E8EDF5"/>
+            <w:tcMar>
+              <w:top w:w="60" w:type="dxa"/>
+              <w:bottom w:w="60" w:type="dxa"/>
+              <w:left w:w="120" w:type="dxa"/>
+              <w:right w:w="120" w:type="dxa"/>
+            </w:tcMar>
+          </w:tcPr>
+          <w:p>
+            <w:r>
+              <w:rPr>
+                <w:sz w:val="18"/>
+              </w:rPr>
+              <w:t>—  Feinfühligkeit, Wärme und authentische Sprache</w:t>
+            </w:r>
+          </w:p>
+        </w:tc>
+      </w:tr>
+      <w:tr>
+        <w:tc>
+          <w:tcPr>
+            <w:tcW w:type="dxa" w:w="4306"/>
+            <w:shd w:val="clear" w:color="auto" w:fill="EEE8F7"/>
+            <w:tcMar>
+              <w:top w:w="60" w:type="dxa"/>
+              <w:bottom w:w="60" w:type="dxa"/>
+              <w:left w:w="120" w:type="dxa"/>
+              <w:right w:w="120" w:type="dxa"/>
+            </w:tcMar>
+          </w:tcPr>
+          <w:p>
+            <w:r>
+              <w:rPr>
+                <w:sz w:val="18"/>
+              </w:rPr>
+              <w:t>—  Klare, direkte Haltung — ohne Aktivismus</w:t>
+            </w:r>
+          </w:p>
+        </w:tc>
+        <w:tc>
+          <w:tcPr>
+            <w:tcW w:type="dxa" w:w="4306"/>
+            <w:shd w:val="clear" w:color="auto" w:fill="E8EDF5"/>
+            <w:tcMar>
+              <w:top w:w="60" w:type="dxa"/>
+              <w:bottom w:w="60" w:type="dxa"/>
+              <w:left w:w="120" w:type="dxa"/>
+              <w:right w:w="120" w:type="dxa"/>
+            </w:tcMar>
+          </w:tcPr>
+          <w:p>
+            <w:r>
+              <w:rPr>
+                <w:sz w:val="18"/>
+              </w:rPr>
+              <w:t>—  Persönliche Journey: konsequenterer Konsum und Investieren</w:t>
+            </w:r>
+          </w:p>
+        </w:tc>
+      </w:tr>
+      <w:tr>
+        <w:tc>
+          <w:tcPr>
+            <w:tcW w:type="dxa" w:w="4306"/>
+            <w:shd w:val="clear" w:color="auto" w:fill="EEE8F7"/>
+            <w:tcMar>
+              <w:top w:w="60" w:type="dxa"/>
+              <w:bottom w:w="60" w:type="dxa"/>
+              <w:left w:w="120" w:type="dxa"/>
+              <w:right w:w="120" w:type="dxa"/>
+            </w:tcMar>
+          </w:tcPr>
+          <w:p>
+            <w:r>
+              <w:rPr>
+                <w:sz w:val="18"/>
+              </w:rPr>
+              <w:t>—  Strategie, Aufbau, unternehmerische Entscheidungen</w:t>
+            </w:r>
+          </w:p>
+        </w:tc>
+        <w:tc>
+          <w:tcPr>
+            <w:tcW w:type="dxa" w:w="4306"/>
+            <w:shd w:val="clear" w:color="auto" w:fill="E8EDF5"/>
+            <w:tcMar>
+              <w:top w:w="60" w:type="dxa"/>
+              <w:bottom w:w="60" w:type="dxa"/>
+              <w:left w:w="120" w:type="dxa"/>
+              <w:right w:w="120" w:type="dxa"/>
+            </w:tcMar>
+          </w:tcPr>
+          <w:p>
+            <w:r>
+              <w:rPr>
+                <w:sz w:val="18"/>
+              </w:rPr>
+              <w:t>—  Emotionale Glaubwürdigkeit für das Tierwohl-Versprechen</w:t>
+            </w:r>
+          </w:p>
+        </w:tc>
+      </w:tr>
+    </w:tbl>
+    <w:p/>
+    <w:tbl>
+      <w:tblPr>
+        <w:tblLook w:firstColumn="1" w:firstRow="1" w:lastColumn="0" w:lastRow="0" w:noHBand="0" w:noVBand="1" w:val="04A0"/>
+        <w:tblBorders>
+          <w:top w:val="none"/>
+          <w:left w:val="none"/>
+          <w:bottom w:val="none"/>
+          <w:right w:val="none"/>
+          <w:insideH w:val="none"/>
+          <w:insideV w:val="none"/>
+        </w:tblBorders>
+        <w:tblW w:w="5000" w:type="pct"/>
       </w:tblPr>
       <w:tblGrid>
         <w:gridCol w:w="8612"/>
@@ -3757,44 +3960,244 @@
         <w:tc>
           <w:tcPr>
             <w:tcW w:type="dxa" w:w="8612"/>
-            <w:shd w:val="clear" w:color="auto" w:fill="EDF2FB"/>
+            <w:shd w:val="clear" w:color="auto" w:fill="4b319b"/>
             <w:tcMar>
-              <w:top w:w="80" w:type="dxa"/>
-              <w:bottom w:w="80" w:type="dxa"/>
-              <w:left w:w="120" w:type="dxa"/>
-              <w:right w:w="120" w:type="dxa"/>
+              <w:top w:w="100" w:type="dxa"/>
+              <w:bottom w:w="100" w:type="dxa"/>
+              <w:left w:w="150" w:type="dxa"/>
+              <w:right w:w="150" w:type="dxa"/>
             </w:tcMar>
           </w:tcPr>
           <w:p>
             <w:r>
               <w:rPr>
-                <w:rFonts w:ascii="Calibri" w:hAnsi="Calibri"/>
                 <w:b/>
-                <w:i w:val="0"/>
+                <w:color w:val="FFFFFF"/>
+                <w:sz w:val="20"/>
+              </w:rPr>
+              <w:t>DUO-LOGIK — LYDIA ÖFFNET EMOTIONAL, VIKTOR SCHÄRFT FACHLICH</w:t>
+            </w:r>
+          </w:p>
+        </w:tc>
+      </w:tr>
+      <w:tr>
+        <w:tc>
+          <w:tcPr>
+            <w:tcW w:type="dxa" w:w="8612"/>
+            <w:shd w:val="clear" w:color="auto" w:fill="EEE8F7"/>
+            <w:tcMar>
+              <w:top w:w="85" w:type="dxa"/>
+              <w:bottom w:w="90" w:type="dxa"/>
+              <w:left w:w="150" w:type="dxa"/>
+              <w:right w:w="150" w:type="dxa"/>
+            </w:tcMar>
+          </w:tcPr>
+          <w:p>
+            <w:r>
+              <w:rPr>
+                <w:b/>
                 <w:color w:val="4B319B"/>
-                <w:sz w:val="17"/>
-              </w:rPr>
-              <w:t xml:space="preserve">WARUM  </w:t>
-            </w:r>
-            <w:r>
-              <w:rPr>
-                <w:rFonts w:ascii="Calibri" w:hAnsi="Calibri"/>
-                <w:b w:val="0"/>
-                <w:i w:val="0"/>
-                <w:color w:val="1A1033"/>
-                <w:sz w:val="19"/>
-              </w:rPr>
-              <w:t>Persönliche Profile sind in dieser Grösse und Branche um ein Vielfaches wirksamer als Unternehmensprofile. Viktor ist die glaubwürdigste Stimme für Beastly — weil er das Produkt nicht nur führt, sondern lebt. Ohne diese menschliche Ebene bleibt Beastly abstrakt.</w:t>
+                <w:sz w:val="18"/>
+              </w:rPr>
+              <w:t>Kommunikative Dynamik</w:t>
+            </w:r>
+          </w:p>
+          <w:p>
+            <w:r>
+              <w:rPr>
+                <w:sz w:val="18"/>
+              </w:rPr>
+              <w:t>—  Lydia öffnet emotional — Viktor schärft fachlich</w:t>
+            </w:r>
+          </w:p>
+          <w:p>
+            <w:r>
+              <w:rPr>
+                <w:sz w:val="18"/>
+              </w:rPr>
+              <w:t>—  Lydia schafft Nähe — Viktor schafft Klarheit</w:t>
+            </w:r>
+          </w:p>
+          <w:p>
+            <w:r>
+              <w:rPr>
+                <w:sz w:val="18"/>
+              </w:rPr>
+              <w:t>—  Lydia macht die Tierwohl-Ebene glaubwürdig — Viktor erklärt Finanzlogik und Haltung</w:t>
+            </w:r>
+          </w:p>
+          <w:p>
+            <w:r>
+              <w:rPr>
+                <w:sz w:val="18"/>
+              </w:rPr>
+              <w:t>—  Zusammen tragen sie eine Vision, die weder rein emotional noch rein rational ist</w:t>
+            </w:r>
+          </w:p>
+        </w:tc>
+      </w:tr>
+      <w:tr>
+        <w:tc>
+          <w:tcPr>
+            <w:tcW w:type="dxa" w:w="8612"/>
+            <w:shd w:val="clear" w:color="auto" w:fill="F5F0FC"/>
+            <w:tcMar>
+              <w:top w:w="85" w:type="dxa"/>
+              <w:bottom w:w="90" w:type="dxa"/>
+              <w:left w:w="150" w:type="dxa"/>
+              <w:right w:w="150" w:type="dxa"/>
+            </w:tcMar>
+          </w:tcPr>
+          <w:p>
+            <w:r>
+              <w:rPr>
+                <w:b/>
+                <w:color w:val="4B319B"/>
+                <w:sz w:val="18"/>
+              </w:rPr>
+              <w:t>Mögliche Duo-Formate</w:t>
+            </w:r>
+          </w:p>
+          <w:p>
+            <w:r>
+              <w:rPr>
+                <w:sz w:val="18"/>
+              </w:rPr>
+              <w:t>—  «Warum wir Beastly bauen» — gemeinsame Reflexion, Video oder Text</w:t>
+            </w:r>
+          </w:p>
+          <w:p>
+            <w:r>
+              <w:rPr>
+                <w:sz w:val="18"/>
+              </w:rPr>
+              <w:t>—  «Was uns antreibt» — persönliche Statements im Wechsel</w:t>
+            </w:r>
+          </w:p>
+          <w:p>
+            <w:r>
+              <w:rPr>
+                <w:sz w:val="18"/>
+              </w:rPr>
+              <w:t>—  «Warum Tierschutz und Rendite zusammengehören» — Viktor und Lydia aus je eigenem Blickwinkel</w:t>
+            </w:r>
+          </w:p>
+          <w:p>
+            <w:r>
+              <w:rPr>
+                <w:sz w:val="18"/>
+              </w:rPr>
+              <w:t>—  FourGive-Momente: Lydia vor Ort, Viktor erklärt die Wirkungslogik dahinter</w:t>
+            </w:r>
+          </w:p>
+        </w:tc>
+      </w:tr>
+      <w:tr>
+        <w:tc>
+          <w:tcPr>
+            <w:tcW w:type="dxa" w:w="8612"/>
+            <w:shd w:val="clear" w:color="auto" w:fill="EEE8F7"/>
+            <w:tcMar>
+              <w:top w:w="85" w:type="dxa"/>
+              <w:bottom w:w="90" w:type="dxa"/>
+              <w:left w:w="150" w:type="dxa"/>
+              <w:right w:w="150" w:type="dxa"/>
+            </w:tcMar>
+          </w:tcPr>
+          <w:p>
+            <w:r>
+              <w:rPr>
+                <w:b/>
+                <w:color w:val="4B319B"/>
+                <w:sz w:val="18"/>
+              </w:rPr>
+              <w:t>Plattform-Empfehlung</w:t>
+            </w:r>
+          </w:p>
+          <w:p>
+            <w:r>
+              <w:rPr>
+                <w:sz w:val="18"/>
+              </w:rPr>
+              <w:t>—  LinkedIn: Viktor und Lydia je eigenes Profil — unterschiedliche Themen, gemeinsame Geschichte</w:t>
+            </w:r>
+          </w:p>
+          <w:p>
+            <w:r>
+              <w:rPr>
+                <w:sz w:val="18"/>
+              </w:rPr>
+              <w:t>—  Video-Formate prüfen: Lydia's Stimme und Art wirken besonders stark in bewegten Formaten</w:t>
+            </w:r>
+          </w:p>
+          <w:p>
+            <w:r>
+              <w:rPr>
+                <w:sz w:val="18"/>
+              </w:rPr>
+              <w:t>—  Persönliche Geschichte dosiert und hochwertig einsetzen — nicht als laufende Selbstdarstellung</w:t>
             </w:r>
           </w:p>
         </w:tc>
       </w:tr>
     </w:tbl>
-    <w:p>
-      <w:pPr>
-        <w:spacing w:after="80"/>
-      </w:pPr>
-    </w:p>
+    <w:p/>
+    <w:tbl>
+      <w:tblPr>
+        <w:tblLook w:firstColumn="1" w:firstRow="1" w:lastColumn="0" w:lastRow="0" w:noHBand="0" w:noVBand="1" w:val="04A0"/>
+        <w:tblBorders>
+          <w:top w:val="none"/>
+          <w:left w:val="none"/>
+          <w:bottom w:val="none"/>
+          <w:right w:val="none"/>
+          <w:insideH w:val="none"/>
+          <w:insideV w:val="none"/>
+        </w:tblBorders>
+        <w:tblW w:w="5000" w:type="pct"/>
+      </w:tblPr>
+      <w:tblGrid>
+        <w:gridCol w:w="8612"/>
+      </w:tblGrid>
+      <w:tr>
+        <w:tc>
+          <w:tcPr>
+            <w:tcW w:type="dxa" w:w="8612"/>
+            <w:shd w:val="clear" w:color="auto" w:fill="E3F2FD"/>
+            <w:tcMar>
+              <w:top w:w="120" w:type="dxa"/>
+              <w:bottom w:w="120" w:type="dxa"/>
+              <w:left w:w="160" w:type="dxa"/>
+              <w:right w:w="160" w:type="dxa"/>
+            </w:tcMar>
+          </w:tcPr>
+          <w:p>
+            <w:r>
+              <w:rPr>
+                <w:b/>
+                <w:color w:val="1A237E"/>
+                <w:sz w:val="18"/>
+              </w:rPr>
+              <w:t xml:space="preserve">WARUM  </w:t>
+            </w:r>
+            <w:r>
+              <w:rPr>
+                <w:sz w:val="18"/>
+              </w:rPr>
+              <w:t>Persönliche Profile erzielen auf LinkedIn in dieser Unternehmensgrösse ein Vielfaches mehr organische Reichweite als Unternehmensseiten. Viktor und Lydia zusammen bauen ein Vertrauens-Ökosystem, das kein Unternehmenskanal alleine aufbauen kann.</w:t>
+            </w:r>
+          </w:p>
+          <w:p>
+            <w:r>
+              <w:rPr>
+                <w:sz w:val="18"/>
+              </w:rPr>
+              <w:t>Lydia's Kombination aus Finanz-/Wirtschaftshintergrund, Tierklinik und Unterwasserwelt ist kommunikativ aussergewöhnlich eigenständig. Diese Verbindung sollte aktiv genutzt werden.</w:t>
+            </w:r>
+          </w:p>
+        </w:tc>
+      </w:tr>
+    </w:tbl>
+    <w:p/>
     <w:p>
       <w:pPr>
         <w:spacing w:before="240" w:after="80"/>
@@ -3813,9 +4216,11 @@
     <w:p>
       <w:r>
         <w:rPr>
+          <w:b w:val="0"/>
+          <w:i w:val="0"/>
           <w:sz w:val="18"/>
         </w:rPr>
-        <w:t>Beastly startet mit LinkedIn — das ist gesetzt. Die übrigen Kanäle sind kombinierbare Optionen, die schrittweise hinzugenommen werden. Entscheidend: Jeder Kanal hat eine eigene Aufgabe im Kommunikationssystem. Es geht nicht darum, überall präsent zu sein — sondern auf dem richtigen Kanal die richtige Energie zu bringen.</w:t>
+        <w:t>Beastly startet mit LinkedIn — das ist gesetzt. Meta (Instagram + Facebook) kommt als zweite Ebene hinzu. TikTok bleibt vorerst aussen vor und wird frühestens in Phase 2 oder 3 geprüft. Lieber zwei Kanäle sauber führen, messen und weiterentwickeln — als fünf Kanäle halb bedienen.</w:t>
       </w:r>
     </w:p>
     <w:tbl>
@@ -3969,7 +4374,7 @@
               <w:rPr>
                 <w:sz w:val="18"/>
               </w:rPr>
-              <w:t>LinkedIn ist der einzige Kanal, auf dem Investitionsentscheide durch Content direkt beeinflusst werden. Wer Viktor's Haltung als Gründer kennt, vertraut der Marke dahinter. Anders als visuelle Plattformen erlaubt LinkedIn tiefe, substanzielle Posts — Texte die erklären, Argumente die überzeugen.</w:t>
+              <w:t>LinkedIn ist der einzige Kanal, auf dem Investitionsentscheide durch Content direkt beeinflusst werden. Substanzielle Posts — Texte die erklären, Argumente die überzeugen — funktionieren hier besser als auf allen anderen Plattformen.</w:t>
             </w:r>
           </w:p>
         </w:tc>
@@ -3993,7 +4398,7 @@
                 <w:color w:val="4B319B"/>
                 <w:sz w:val="18"/>
               </w:rPr>
-              <w:t>Viktor und Beastly verstärken sich gegenseitig</w:t>
+              <w:t>Viktor und Lydia verstärken sich gegenseitig</w:t>
             </w:r>
           </w:p>
           <w:p>
@@ -4001,7 +4406,7 @@
               <w:rPr>
                 <w:sz w:val="18"/>
               </w:rPr>
-              <w:t>Persönliche Profile erzielen auf LinkedIn in dieser Unternehmensgrösse ein Vielfaches mehr organische Reichweite als Unternehmensseiten. Viktor baut persönliche Reichweite auf, Beastly liefert institutionelle Substanz. Beide Kanäle bauen das Vertrauens-Ökosystem auf.</w:t>
+              <w:t>Persönliche Profile erzielen auf LinkedIn ein Vielfaches mehr Reichweite als Unternehmensseiten. Viktor baut Reichweite mit Investment-Reflexionen und Haltung, Lydia mit Tierwohl-Erfahrung und FourGive-Momenten.</w:t>
             </w:r>
           </w:p>
         </w:tc>
@@ -4033,7 +4438,7 @@
               <w:rPr>
                 <w:sz w:val="18"/>
               </w:rPr>
-              <w:t>—  Investment-Reflexionen: Wie denkt Viktor über Kapitalallokation, Risiko und das Schweizer Finanzsystem?</w:t>
+              <w:t>—  Investment-Reflexionen: Kapitalallokation, Risiko, Finanzmarkt-Logik</w:t>
             </w:r>
           </w:p>
           <w:p>
@@ -4041,7 +4446,7 @@
               <w:rPr>
                 <w:sz w:val="18"/>
               </w:rPr>
-              <w:t>—  Persönliche Haltung: Warum Tierschutz und Rendite kein Widerspruch sind — konkret, klar, ohne Pathos</w:t>
+              <w:t>—  Persönliche Haltung: Warum Tierschutz und Rendite kein Widerspruch sind</w:t>
             </w:r>
           </w:p>
           <w:p>
@@ -4049,23 +4454,7 @@
               <w:rPr>
                 <w:sz w:val="18"/>
               </w:rPr>
-              <w:t>—  Gründungsmomente: Einzelne Szenen aus Ägypten, aus dem Aufbau von Beastly, aus FourGive</w:t>
-            </w:r>
-          </w:p>
-          <w:p>
-            <w:r>
-              <w:rPr>
-                <w:sz w:val="18"/>
-              </w:rPr>
-              <w:t>—  Ehrliche Einblicke: Was funktioniert, was ist schwierig, was haben wir gelernt?</w:t>
-            </w:r>
-          </w:p>
-          <w:p>
-            <w:r>
-              <w:rPr>
-                <w:sz w:val="18"/>
-              </w:rPr>
-              <w:t>—  Lydia flankiert dort, wo es natürlich ist — gemeinsame Momente, FourGive-Besuche, persönliche Statements</w:t>
+              <w:t>—  Gründungsmomente, Einblicke in den Aufbau, ehrliche Einschätzungen</w:t>
             </w:r>
           </w:p>
         </w:tc>
@@ -4089,6 +4478,54 @@
                 <w:color w:val="4B319B"/>
                 <w:sz w:val="18"/>
               </w:rPr>
+              <w:t>Was Lydia postet — persönliches Profil</w:t>
+            </w:r>
+          </w:p>
+          <w:p>
+            <w:r>
+              <w:rPr>
+                <w:sz w:val="18"/>
+              </w:rPr>
+              <w:t>—  Tierwohl, FourGive, Tierklinik-Momente aus erster Hand</w:t>
+            </w:r>
+          </w:p>
+          <w:p>
+            <w:r>
+              <w:rPr>
+                <w:sz w:val="18"/>
+              </w:rPr>
+              <w:t>—  Unterwasserwelt / Tauchen als authentische Bildwelt</w:t>
+            </w:r>
+          </w:p>
+          <w:p>
+            <w:r>
+              <w:rPr>
+                <w:sz w:val="18"/>
+              </w:rPr>
+              <w:t>—  Persönliche Journey: wie ihre Überzeugungen ihr Investitionsdenken prägen</w:t>
+            </w:r>
+          </w:p>
+        </w:tc>
+      </w:tr>
+      <w:tr>
+        <w:tc>
+          <w:tcPr>
+            <w:tcW w:type="dxa" w:w="8612"/>
+            <w:shd w:val="clear" w:color="auto" w:fill="EEE8F7"/>
+            <w:tcMar>
+              <w:top w:w="85" w:type="dxa"/>
+              <w:bottom w:w="90" w:type="dxa"/>
+              <w:left w:w="150" w:type="dxa"/>
+              <w:right w:w="150" w:type="dxa"/>
+            </w:tcMar>
+          </w:tcPr>
+          <w:p>
+            <w:r>
+              <w:rPr>
+                <w:b/>
+                <w:color w:val="4B319B"/>
+                <w:sz w:val="18"/>
+              </w:rPr>
               <w:t>Was Beastly postet — Unternehmenskanal</w:t>
             </w:r>
           </w:p>
@@ -4097,7 +4534,7 @@
               <w:rPr>
                 <w:sz w:val="18"/>
               </w:rPr>
-              <w:t>—  Transparenz-Content: Lohnstruktur, Mittelverwendung, Animal Cruelty Free Screening — sichtbar, belegbar, echt</w:t>
+              <w:t>—  Transparenz: Lohnstruktur, Mittelverwendung, Animal Cruelty Free Screening</w:t>
             </w:r>
           </w:p>
           <w:p>
@@ -4105,7 +4542,7 @@
               <w:rPr>
                 <w:sz w:val="18"/>
               </w:rPr>
-              <w:t>—  Wirkungsberichte: Was passiert mit dem investierten Geld? Welche Projekte werden unterstützt?</w:t>
+              <w:t>—  Wirkungsberichte und Milestones (FINMA, erste Investoren, Kennzahlen)</w:t>
             </w:r>
           </w:p>
           <w:p>
@@ -4113,15 +4550,7 @@
               <w:rPr>
                 <w:sz w:val="18"/>
               </w:rPr>
-              <w:t>—  Bildwelt: Starke Tiere für Investment-Codes, schützenswerte Tiere für Wirkungskommunikation (FourGive)</w:t>
-            </w:r>
-          </w:p>
-          <w:p>
-            <w:r>
-              <w:rPr>
-                <w:sz w:val="18"/>
-              </w:rPr>
-              <w:t>—  Milestones: FINMA-Prozess, erste Investoren, erste messbare Kennzahlen</w:t>
+              <w:t>—  Bildwelt: starke Tiere für Investment-Codes, schützenswerte Tiere für FourGive-Wirkung</w:t>
             </w:r>
           </w:p>
         </w:tc>
@@ -4135,263 +4564,9 @@
           <w:color w:val="4B319B"/>
           <w:sz w:val="20"/>
         </w:rPr>
-        <w:t>Kombinierbare Erweiterungsoptionen</w:t>
+        <w:t>Meta — Instagram und Facebook</w:t>
       </w:r>
     </w:p>
-    <w:tbl>
-      <w:tblPr>
-        <w:tblStyle w:val="TableGrid"/>
-        <w:tblW w:type="auto" w:w="0"/>
-        <w:tblLook w:firstColumn="1" w:firstRow="1" w:lastColumn="0" w:lastRow="0" w:noHBand="0" w:noVBand="1" w:val="04A0"/>
-      </w:tblPr>
-      <w:tblGrid>
-        <w:gridCol w:w="2871"/>
-        <w:gridCol w:w="2871"/>
-        <w:gridCol w:w="2871"/>
-      </w:tblGrid>
-      <w:tr>
-        <w:tc>
-          <w:tcPr>
-            <w:tcW w:type="dxa" w:w="2871"/>
-            <w:shd w:val="clear" w:color="auto" w:fill="1a1033"/>
-            <w:tcMar>
-              <w:top w:w="80" w:type="dxa"/>
-              <w:bottom w:w="80" w:type="dxa"/>
-              <w:left w:w="100" w:type="dxa"/>
-              <w:right w:w="100" w:type="dxa"/>
-            </w:tcMar>
-          </w:tcPr>
-          <w:p>
-            <w:r>
-              <w:rPr>
-                <w:rFonts w:ascii="Calibri" w:hAnsi="Calibri"/>
-                <w:b/>
-                <w:i w:val="0"/>
-                <w:color w:val="A176F4"/>
-                <w:sz w:val="18"/>
-              </w:rPr>
-              <w:t>KANAL</w:t>
-            </w:r>
-          </w:p>
-        </w:tc>
-        <w:tc>
-          <w:tcPr>
-            <w:tcW w:type="dxa" w:w="2871"/>
-            <w:shd w:val="clear" w:color="auto" w:fill="1a1033"/>
-            <w:tcMar>
-              <w:top w:w="80" w:type="dxa"/>
-              <w:bottom w:w="80" w:type="dxa"/>
-              <w:left w:w="100" w:type="dxa"/>
-              <w:right w:w="100" w:type="dxa"/>
-            </w:tcMar>
-          </w:tcPr>
-          <w:p>
-            <w:r>
-              <w:rPr>
-                <w:rFonts w:ascii="Calibri" w:hAnsi="Calibri"/>
-                <w:b/>
-                <w:i w:val="0"/>
-                <w:color w:val="A176F4"/>
-                <w:sz w:val="18"/>
-              </w:rPr>
-              <w:t>SCHWERPUNKT &amp; INHALT</w:t>
-            </w:r>
-          </w:p>
-        </w:tc>
-        <w:tc>
-          <w:tcPr>
-            <w:tcW w:type="dxa" w:w="2871"/>
-            <w:shd w:val="clear" w:color="auto" w:fill="1a1033"/>
-            <w:tcMar>
-              <w:top w:w="80" w:type="dxa"/>
-              <w:bottom w:w="80" w:type="dxa"/>
-              <w:left w:w="100" w:type="dxa"/>
-              <w:right w:w="100" w:type="dxa"/>
-            </w:tcMar>
-          </w:tcPr>
-          <w:p>
-            <w:r>
-              <w:rPr>
-                <w:rFonts w:ascii="Calibri" w:hAnsi="Calibri"/>
-                <w:b/>
-                <w:i w:val="0"/>
-                <w:color w:val="A176F4"/>
-                <w:sz w:val="18"/>
-              </w:rPr>
-              <w:t>WANN SINNVOLL</w:t>
-            </w:r>
-          </w:p>
-        </w:tc>
-      </w:tr>
-      <w:tr>
-        <w:tc>
-          <w:tcPr>
-            <w:tcW w:type="dxa" w:w="2871"/>
-            <w:shd w:val="clear" w:color="auto" w:fill="EDE8FF"/>
-            <w:tcMar>
-              <w:top w:w="80" w:type="dxa"/>
-              <w:bottom w:w="80" w:type="dxa"/>
-              <w:left w:w="100" w:type="dxa"/>
-              <w:right w:w="100" w:type="dxa"/>
-            </w:tcMar>
-          </w:tcPr>
-          <w:p>
-            <w:r>
-              <w:rPr>
-                <w:rFonts w:ascii="Calibri" w:hAnsi="Calibri"/>
-                <w:b/>
-                <w:i w:val="0"/>
-                <w:color w:val="4B319B"/>
-                <w:sz w:val="20"/>
-              </w:rPr>
-              <w:t>+  INSTAGRAM / META</w:t>
-            </w:r>
-          </w:p>
-        </w:tc>
-        <w:tc>
-          <w:tcPr>
-            <w:tcW w:type="dxa" w:w="2871"/>
-            <w:shd w:val="clear" w:color="auto" w:fill="F8F6FF"/>
-            <w:tcMar>
-              <w:top w:w="80" w:type="dxa"/>
-              <w:bottom w:w="80" w:type="dxa"/>
-              <w:left w:w="100" w:type="dxa"/>
-              <w:right w:w="100" w:type="dxa"/>
-            </w:tcMar>
-          </w:tcPr>
-          <w:p>
-            <w:r>
-              <w:rPr>
-                <w:rFonts w:ascii="Calibri" w:hAnsi="Calibri"/>
-                <w:b w:val="0"/>
-                <w:i w:val="0"/>
-                <w:color w:val="333333"/>
-                <w:sz w:val="19"/>
-              </w:rPr>
-              <w:t>Visueller Schwerpunkt: Dual-Bildwelt, Tierwohl-Momente, FourGive-Geschichten, emotionale Momentaufnahmen. Beide Botschaften (Invest + Tierwohl) — Emotion führt.</w:t>
-            </w:r>
-          </w:p>
-        </w:tc>
-        <w:tc>
-          <w:tcPr>
-            <w:tcW w:type="dxa" w:w="2871"/>
-            <w:shd w:val="clear" w:color="auto" w:fill="F8F6FF"/>
-            <w:tcMar>
-              <w:top w:w="80" w:type="dxa"/>
-              <w:bottom w:w="80" w:type="dxa"/>
-              <w:left w:w="100" w:type="dxa"/>
-              <w:right w:w="100" w:type="dxa"/>
-            </w:tcMar>
-          </w:tcPr>
-          <w:p>
-            <w:r>
-              <w:rPr>
-                <w:rFonts w:ascii="Calibri" w:hAnsi="Calibri"/>
-                <w:b w:val="0"/>
-                <w:i w:val="0"/>
-                <w:color w:val="555555"/>
-                <w:sz w:val="19"/>
-              </w:rPr>
-              <w:t>Wenn visueller Content (Tierbilder, FourGive-Momente) produziert werden kann. Synergie mit Meta-Ads.</w:t>
-            </w:r>
-          </w:p>
-        </w:tc>
-      </w:tr>
-      <w:tr>
-        <w:tc>
-          <w:tcPr>
-            <w:tcW w:type="dxa" w:w="2871"/>
-            <w:shd w:val="clear" w:color="auto" w:fill="EDE8FF"/>
-            <w:tcMar>
-              <w:top w:w="80" w:type="dxa"/>
-              <w:bottom w:w="80" w:type="dxa"/>
-              <w:left w:w="100" w:type="dxa"/>
-              <w:right w:w="100" w:type="dxa"/>
-            </w:tcMar>
-          </w:tcPr>
-          <w:p>
-            <w:r>
-              <w:rPr>
-                <w:rFonts w:ascii="Calibri" w:hAnsi="Calibri"/>
-                <w:b/>
-                <w:i w:val="0"/>
-                <w:color w:val="4B319B"/>
-                <w:sz w:val="20"/>
-              </w:rPr>
-              <w:t>+  TIKTOK</w:t>
-            </w:r>
-          </w:p>
-        </w:tc>
-        <w:tc>
-          <w:tcPr>
-            <w:tcW w:type="dxa" w:w="2871"/>
-            <w:shd w:val="clear" w:color="auto" w:fill="F0EDFF"/>
-            <w:tcMar>
-              <w:top w:w="80" w:type="dxa"/>
-              <w:bottom w:w="80" w:type="dxa"/>
-              <w:left w:w="100" w:type="dxa"/>
-              <w:right w:w="100" w:type="dxa"/>
-            </w:tcMar>
-          </w:tcPr>
-          <w:p>
-            <w:r>
-              <w:rPr>
-                <w:rFonts w:ascii="Calibri" w:hAnsi="Calibri"/>
-                <w:b w:val="0"/>
-                <w:i w:val="0"/>
-                <w:color w:val="333333"/>
-                <w:sz w:val="19"/>
-              </w:rPr>
-              <w:t>Persönlichkeit und Gesichter: kurze, authentische Video-Formate. Viktor erklärt etwas. Ein Moment bei FourGive. Eine ehrliche Reflexion. Roher als LinkedIn.</w:t>
-            </w:r>
-          </w:p>
-        </w:tc>
-        <w:tc>
-          <w:tcPr>
-            <w:tcW w:type="dxa" w:w="2871"/>
-            <w:shd w:val="clear" w:color="auto" w:fill="F0EDFF"/>
-            <w:tcMar>
-              <w:top w:w="80" w:type="dxa"/>
-              <w:bottom w:w="80" w:type="dxa"/>
-              <w:left w:w="100" w:type="dxa"/>
-              <w:right w:w="100" w:type="dxa"/>
-            </w:tcMar>
-          </w:tcPr>
-          <w:p>
-            <w:r>
-              <w:rPr>
-                <w:rFonts w:ascii="Calibri" w:hAnsi="Calibri"/>
-                <w:b w:val="0"/>
-                <w:i w:val="0"/>
-                <w:color w:val="555555"/>
-                <w:sz w:val="19"/>
-              </w:rPr>
-              <w:t>Wenn Viktor bereit ist, sich selbst vor der Kamera zu zeigen. Höchster Produktionsaufwand per Kanal — aber stärkste Persönlichkeitswirkung.</w:t>
-            </w:r>
-          </w:p>
-        </w:tc>
-      </w:tr>
-      <w:tr>
-        <w:tc>
-          <w:tcPr>
-            <w:tcW w:type="dxa" w:w="2871"/>
-          </w:tcPr>
-          <w:p/>
-        </w:tc>
-        <w:tc>
-          <w:tcPr>
-            <w:tcW w:type="dxa" w:w="2871"/>
-          </w:tcPr>
-          <w:p/>
-        </w:tc>
-        <w:tc>
-          <w:tcPr>
-            <w:tcW w:type="dxa" w:w="2871"/>
-          </w:tcPr>
-          <w:p/>
-        </w:tc>
-      </w:tr>
-    </w:tbl>
     <w:tbl>
       <w:tblPr>
         <w:tblLook w:firstColumn="1" w:firstRow="1" w:lastColumn="0" w:lastRow="0" w:noHBand="0" w:noVBand="1" w:val="04A0"/>
@@ -4427,7 +4602,7 @@
                 <w:color w:val="FFFFFF"/>
                 <w:sz w:val="20"/>
               </w:rPr>
-              <w:t>INSTAGRAM / META — WAS DIESER KANAL FÜR BEASTLY BEWIRKT</w:t>
+              <w:t>WAS META FÜR BEASTLY BEWIRKT</w:t>
             </w:r>
           </w:p>
         </w:tc>
@@ -4451,7 +4626,7 @@
                 <w:color w:val="4B319B"/>
                 <w:sz w:val="18"/>
               </w:rPr>
-              <w:t>Warum Instagram / Meta</w:t>
+              <w:t>Instagram — visuelle Plattform für die Dual-Bildwelt</w:t>
             </w:r>
           </w:p>
           <w:p>
@@ -4459,7 +4634,7 @@
               <w:rPr>
                 <w:sz w:val="18"/>
               </w:rPr>
-              <w:t>Beastly hat zwei starke Bilderwelten: kraftvolle Raubtiere als Investment-Code und schützenswerte Tiere für FourGive-Wirkungsgeschichten. Instagram ist das natürliche Zuhause dafür — wo LinkedIn auf Sprache setzt, setzt Instagram auf Bild. Menschen mit Tierwohl-Affinität werden emotional abgeholt, bevor sie über Investment nachdenken. Das erweitert den Kreis weit über den Finanzsektor hinaus.</w:t>
+              <w:t>Beastly's zwei Bilderwelten (starke Raubtiere als Investment-Code, schützenswerte Tiere für FourGive) brauchen ein visuelles Zuhause. Instagram übersetzt die emotionale Seite der Marke in Bilder und erschliesst Zielgruppen ausserhalb des Finanzsektors.</w:t>
             </w:r>
           </w:p>
         </w:tc>
@@ -4483,7 +4658,7 @@
                 <w:color w:val="4B319B"/>
                 <w:sz w:val="18"/>
               </w:rPr>
-              <w:t>Meta-Ads-Synergie</w:t>
+              <w:t>Facebook — nicht unterschätzen</w:t>
             </w:r>
           </w:p>
           <w:p>
@@ -4491,7 +4666,7 @@
               <w:rPr>
                 <w:sz w:val="18"/>
               </w:rPr>
-              <w:t>Die Meta-Infrastruktur (Facebook + Instagram) erlaubt es, organische Creatives direkt als bezahlte Werbung einzusetzen. Kein doppelter Produktionsaufwand — ein Asset, zwei Nutzungswege. Organische Posts validieren, was als Ad skaliert werden soll.</w:t>
+              <w:t>Facebook adressiert ältere Zielgruppen mit hoher Tierwohl- und Spenden-Affinität. Tieraffine Communities sind auf Facebook stark vertreten und stellen eine relevante Retail-Investoren-Schicht dar. Die Meta-Ads-Infrastruktur (Facebook + Instagram) erlaubt zudem, organische Creatives als paid Ads zu skalieren — kein doppelter Produktionsaufwand.</w:t>
             </w:r>
           </w:p>
         </w:tc>
@@ -4515,7 +4690,7 @@
                 <w:color w:val="4B319B"/>
                 <w:sz w:val="18"/>
               </w:rPr>
-              <w:t>Was auf Instagram kommuniziert wird</w:t>
+              <w:t>Was auf Instagram / Facebook kommuniziert wird</w:t>
             </w:r>
           </w:p>
           <w:p>
@@ -4523,7 +4698,7 @@
               <w:rPr>
                 <w:sz w:val="18"/>
               </w:rPr>
-              <w:t>—  Tier-Bildwelt: Raubtierfotos (Kraft, Präzision, Würde) alternierend mit FourGive-Momenten (Fürsorge, Wirkung)</w:t>
+              <w:t>—  Tier-Bildwelt: Raubtierfotos (Kraft, Würde) alternierend mit FourGive-Momenten (Fürsorge, Wirkung)</w:t>
             </w:r>
           </w:p>
           <w:p>
@@ -4539,7 +4714,7 @@
               <w:rPr>
                 <w:sz w:val="18"/>
               </w:rPr>
-              <w:t>—  Viktor und Lydia persönlich: Authentische Momentaufnahmen, keine Hochglanz-Inszenierung</w:t>
+              <w:t>—  Viktor und Lydia persönlich: authentische Momentaufnahmen, kein Hochglanz</w:t>
             </w:r>
           </w:p>
           <w:p>
@@ -4547,12 +4722,23 @@
               <w:rPr>
                 <w:sz w:val="18"/>
               </w:rPr>
-              <w:t>—  Zitat-Cards: Kernaussagen visuell aufbereitet im Beastly-Brand-Design</w:t>
+              <w:t>—  Erklärformate: «Was ist ein AMC?» / «Wie kauft man Beastly?» — einfach, ohne Finanzjargon</w:t>
             </w:r>
           </w:p>
         </w:tc>
       </w:tr>
     </w:tbl>
+    <w:p/>
+    <w:p>
+      <w:r>
+        <w:rPr>
+          <w:b/>
+          <w:color w:val="4B319B"/>
+          <w:sz w:val="20"/>
+        </w:rPr>
+        <w:t>TikTok — Optional, Phase 2–3</w:t>
+      </w:r>
+    </w:p>
     <w:tbl>
       <w:tblPr>
         <w:tblLook w:firstColumn="1" w:firstRow="1" w:lastColumn="0" w:lastRow="0" w:noHBand="0" w:noVBand="1" w:val="04A0"/>
@@ -4573,7 +4759,7 @@
         <w:tc>
           <w:tcPr>
             <w:tcW w:type="dxa" w:w="8612"/>
-            <w:shd w:val="clear" w:color="auto" w:fill="142233"/>
+            <w:shd w:val="clear" w:color="auto" w:fill="6D5A9B"/>
             <w:tcMar>
               <w:top w:w="100" w:type="dxa"/>
               <w:bottom w:w="100" w:type="dxa"/>
@@ -4588,7 +4774,7 @@
                 <w:color w:val="FFFFFF"/>
                 <w:sz w:val="20"/>
               </w:rPr>
-              <w:t>TIKTOK — WAS DIESER KANAL FÜR BEASTLY BEWIRKT</w:t>
+              <w:t>TIKTOK — ERST WENN DIESE BEDINGUNGEN ERFÜLLT SIND</w:t>
             </w:r>
           </w:p>
         </w:tc>
@@ -4612,7 +4798,7 @@
                 <w:color w:val="4B319B"/>
                 <w:sz w:val="18"/>
               </w:rPr>
-              <w:t>Warum TikTok</w:t>
+              <w:t>Warum jetzt noch nicht</w:t>
             </w:r>
           </w:p>
           <w:p>
@@ -4620,7 +4806,7 @@
               <w:rPr>
                 <w:sz w:val="18"/>
               </w:rPr>
-              <w:t>TikTok ist der einzige Kanal, auf dem unbekannte Accounts durch den Algorithmus grosse Reichweite erreichen können. Viktors Geschichte — vom Moment in Ägypten zur FINMA-Bewilligung — hat dieses Potenzial. Gleichzeitig erschliesst TikTok eine jüngere Retail-Zielgruppe (Millennials, Gen Z), die auf LinkedIn nicht erreichbar ist und Investieren als Alltagsthema wahrnimmt.</w:t>
+              <w:t>TikTok braucht Videomaterial, Community Management und eine klare Erklär-/Wissensserie. Ohne diese Grundlagen würde ein TikTok-Auftritt mehr schaden als nützen. Die Plattform bestraft Halbherzigkeit sofort — der Algorithmus und die Community erkennen unechten Content.</w:t>
             </w:r>
           </w:p>
         </w:tc>
@@ -4644,7 +4830,7 @@
                 <w:color w:val="4B319B"/>
                 <w:sz w:val="18"/>
               </w:rPr>
-              <w:t>Keine Hochglanz-Produktion — Authentizität gewinnt</w:t>
+              <w:t>Bedingungen für TikTok (frühestens 2027–2028)</w:t>
             </w:r>
           </w:p>
           <w:p>
@@ -4652,7 +4838,39 @@
               <w:rPr>
                 <w:sz w:val="18"/>
               </w:rPr>
-              <w:t>Ein ehrlicher 60-Sekunden-Clip von Viktor, der erklärt warum er Beastly gegründet hat, ist wirkungsvoller als jedes produzierte Markenvideo. TikTok belohnt Echtheit und bestraft Inszenierung sofort.</w:t>
+              <w:t>—  Genug hochwertiges Videomaterial vorhanden</w:t>
+            </w:r>
+          </w:p>
+          <w:p>
+            <w:r>
+              <w:rPr>
+                <w:sz w:val="18"/>
+              </w:rPr>
+              <w:t>—  Viktor und/oder Lydia bereit für persönliche Videoformate (kein Skript, keine Inszenierung)</w:t>
+            </w:r>
+          </w:p>
+          <w:p>
+            <w:r>
+              <w:rPr>
+                <w:sz w:val="18"/>
+              </w:rPr>
+              <w:t>—  Klare Erklär-/Wissensserie entwickelt</w:t>
+            </w:r>
+          </w:p>
+          <w:p>
+            <w:r>
+              <w:rPr>
+                <w:sz w:val="18"/>
+              </w:rPr>
+              <w:t>—  Community Management abgedeckt</w:t>
+            </w:r>
+          </w:p>
+          <w:p>
+            <w:r>
+              <w:rPr>
+                <w:sz w:val="18"/>
+              </w:rPr>
+              <w:t>—  Regulatorische/rechtliche Grenzen für Finanzprodukt-Content auf TikTok geprüft</w:t>
             </w:r>
           </w:p>
         </w:tc>
@@ -4676,7 +4894,7 @@
                 <w:color w:val="4B319B"/>
                 <w:sz w:val="18"/>
               </w:rPr>
-              <w:t>Was auf TikTok kommuniziert wird</w:t>
+              <w:t>Was TikTok leisten kann (wenn der Zeitpunkt stimmt)</w:t>
             </w:r>
           </w:p>
           <w:p>
@@ -4684,63 +4902,7 @@
               <w:rPr>
                 <w:sz w:val="18"/>
               </w:rPr>
-              <w:t>—  Viktor erklärt in 60 Sekunden, warum Beastly existiert — kein Skript, kein Teleprompter</w:t>
-            </w:r>
-          </w:p>
-          <w:p>
-            <w:r>
-              <w:rPr>
-                <w:sz w:val="18"/>
-              </w:rPr>
-              <w:t>—  Momente aus der FourGive-Tierklinik in Ägypten: Was passiert dort, wen helfen wir?</w:t>
-            </w:r>
-          </w:p>
-          <w:p>
-            <w:r>
-              <w:rPr>
-                <w:sz w:val="18"/>
-              </w:rPr>
-              <w:t>—  Ehrliche Reflexionen: «Was ich über Investieren und Tierschutz gelernt habe»</w:t>
-            </w:r>
-          </w:p>
-          <w:p>
-            <w:r>
-              <w:rPr>
-                <w:sz w:val="18"/>
-              </w:rPr>
-              <w:t>—  Behind-the-Scenes: Wie baut man einen Fonds auf? Was macht die FINMA?</w:t>
-            </w:r>
-          </w:p>
-        </w:tc>
-      </w:tr>
-      <w:tr>
-        <w:tc>
-          <w:tcPr>
-            <w:tcW w:type="dxa" w:w="8612"/>
-            <w:shd w:val="clear" w:color="auto" w:fill="F5F0FC"/>
-            <w:tcMar>
-              <w:top w:w="85" w:type="dxa"/>
-              <w:bottom w:w="90" w:type="dxa"/>
-              <w:left w:w="150" w:type="dxa"/>
-              <w:right w:w="150" w:type="dxa"/>
-            </w:tcMar>
-          </w:tcPr>
-          <w:p>
-            <w:r>
-              <w:rPr>
-                <w:b/>
-                <w:color w:val="4B319B"/>
-                <w:sz w:val="18"/>
-              </w:rPr>
-              <w:t>Wichtige Bedingung</w:t>
-            </w:r>
-          </w:p>
-          <w:p>
-            <w:r>
-              <w:rPr>
-                <w:sz w:val="18"/>
-              </w:rPr>
-              <w:t>TikTok entfaltet Wirkung nur, wenn Viktor wirklich bereit ist, sich authentisch zu zeigen. Ein halbherziger Auftritt schadet mehr als er nützt. Wenn die Bereitschaft da ist, kann TikTok Beastly schneller bekannt machen als jeder andere Kanal.</w:t>
+              <w:t>TikTok ist der einzige Kanal, auf dem unbekannte Accounts durch den Algorithmus grosse Reichweite erreichen können. Viktors Gründerstory hat dieses Potenzial — aber nur, wenn er wirklich bereit ist, sich authentisch zu zeigen.</w:t>
             </w:r>
           </w:p>
         </w:tc>
@@ -4757,217 +4919,6 @@
         <w:t>Empfohlene Kombinationslogik</w:t>
       </w:r>
     </w:p>
-    <w:tbl>
-      <w:tblPr>
-        <w:tblStyle w:val="TableGrid"/>
-        <w:tblW w:type="auto" w:w="0"/>
-        <w:tblLook w:firstColumn="1" w:firstRow="1" w:lastColumn="0" w:lastRow="0" w:noHBand="0" w:noVBand="1" w:val="04A0"/>
-      </w:tblPr>
-      <w:tblGrid>
-        <w:gridCol w:w="4306"/>
-        <w:gridCol w:w="4306"/>
-      </w:tblGrid>
-      <w:tr>
-        <w:tc>
-          <w:tcPr>
-            <w:tcW w:type="dxa" w:w="4306"/>
-            <w:shd w:val="clear" w:color="auto" w:fill="142233"/>
-            <w:tcMar>
-              <w:top w:w="70" w:type="dxa"/>
-              <w:bottom w:w="70" w:type="dxa"/>
-              <w:left w:w="100" w:type="dxa"/>
-              <w:right w:w="100" w:type="dxa"/>
-            </w:tcMar>
-          </w:tcPr>
-          <w:p>
-            <w:r>
-              <w:rPr>
-                <w:rFonts w:ascii="Calibri" w:hAnsi="Calibri"/>
-                <w:b/>
-                <w:i w:val="0"/>
-                <w:color w:val="A176F4"/>
-                <w:sz w:val="18"/>
-              </w:rPr>
-              <w:t>RESSOURCEN / SITUATION</w:t>
-            </w:r>
-          </w:p>
-        </w:tc>
-        <w:tc>
-          <w:tcPr>
-            <w:tcW w:type="dxa" w:w="4306"/>
-            <w:shd w:val="clear" w:color="auto" w:fill="142233"/>
-            <w:tcMar>
-              <w:top w:w="70" w:type="dxa"/>
-              <w:bottom w:w="70" w:type="dxa"/>
-              <w:left w:w="100" w:type="dxa"/>
-              <w:right w:w="100" w:type="dxa"/>
-            </w:tcMar>
-          </w:tcPr>
-          <w:p>
-            <w:r>
-              <w:rPr>
-                <w:rFonts w:ascii="Calibri" w:hAnsi="Calibri"/>
-                <w:b/>
-                <w:i w:val="0"/>
-                <w:color w:val="A176F4"/>
-                <w:sz w:val="18"/>
-              </w:rPr>
-              <w:t>EMPFEHLUNG</w:t>
-            </w:r>
-          </w:p>
-        </w:tc>
-      </w:tr>
-      <w:tr>
-        <w:tc>
-          <w:tcPr>
-            <w:tcW w:type="dxa" w:w="4306"/>
-            <w:shd w:val="clear" w:color="auto" w:fill="F5F3FF"/>
-            <w:tcMar>
-              <w:top w:w="80" w:type="dxa"/>
-              <w:bottom w:w="80" w:type="dxa"/>
-              <w:left w:w="100" w:type="dxa"/>
-              <w:right w:w="100" w:type="dxa"/>
-            </w:tcMar>
-          </w:tcPr>
-          <w:p>
-            <w:r>
-              <w:rPr>
-                <w:rFonts w:ascii="Calibri" w:hAnsi="Calibri"/>
-                <w:b/>
-                <w:i w:val="0"/>
-                <w:color w:val="1A1033"/>
-                <w:sz w:val="19"/>
-              </w:rPr>
-              <w:t>Minimale Ressourcen / Startphase</w:t>
-            </w:r>
-          </w:p>
-        </w:tc>
-        <w:tc>
-          <w:tcPr>
-            <w:tcW w:type="dxa" w:w="4306"/>
-            <w:shd w:val="clear" w:color="auto" w:fill="F5F3FF"/>
-            <w:tcMar>
-              <w:top w:w="80" w:type="dxa"/>
-              <w:bottom w:w="80" w:type="dxa"/>
-              <w:left w:w="100" w:type="dxa"/>
-              <w:right w:w="100" w:type="dxa"/>
-            </w:tcMar>
-          </w:tcPr>
-          <w:p>
-            <w:r>
-              <w:rPr>
-                <w:rFonts w:ascii="Calibri" w:hAnsi="Calibri"/>
-                <w:b w:val="0"/>
-                <w:i w:val="0"/>
-                <w:color w:val="333333"/>
-                <w:sz w:val="19"/>
-              </w:rPr>
-              <w:t>LinkedIn allein (Viktor Profil + Beastly Markenkanal) — Fokus, Konsistenz, Qualität über Quantität.</w:t>
-            </w:r>
-          </w:p>
-        </w:tc>
-      </w:tr>
-      <w:tr>
-        <w:tc>
-          <w:tcPr>
-            <w:tcW w:type="dxa" w:w="4306"/>
-            <w:shd w:val="clear" w:color="auto" w:fill="EEF0FF"/>
-            <w:tcMar>
-              <w:top w:w="80" w:type="dxa"/>
-              <w:bottom w:w="80" w:type="dxa"/>
-              <w:left w:w="100" w:type="dxa"/>
-              <w:right w:w="100" w:type="dxa"/>
-            </w:tcMar>
-          </w:tcPr>
-          <w:p>
-            <w:r>
-              <w:rPr>
-                <w:rFonts w:ascii="Calibri" w:hAnsi="Calibri"/>
-                <w:b/>
-                <w:i w:val="0"/>
-                <w:color w:val="1A1033"/>
-                <w:sz w:val="19"/>
-              </w:rPr>
-              <w:t>Moderate Ressourcen / visueller Content vorhanden</w:t>
-            </w:r>
-          </w:p>
-        </w:tc>
-        <w:tc>
-          <w:tcPr>
-            <w:tcW w:type="dxa" w:w="4306"/>
-            <w:shd w:val="clear" w:color="auto" w:fill="EEF0FF"/>
-            <w:tcMar>
-              <w:top w:w="80" w:type="dxa"/>
-              <w:bottom w:w="80" w:type="dxa"/>
-              <w:left w:w="100" w:type="dxa"/>
-              <w:right w:w="100" w:type="dxa"/>
-            </w:tcMar>
-          </w:tcPr>
-          <w:p>
-            <w:r>
-              <w:rPr>
-                <w:rFonts w:ascii="Calibri" w:hAnsi="Calibri"/>
-                <w:b w:val="0"/>
-                <w:i w:val="0"/>
-                <w:color w:val="333333"/>
-                <w:sz w:val="19"/>
-              </w:rPr>
-              <w:t>LinkedIn + Instagram — visuelle Tierwohl-Inhalte ergänzen den textlastigen LinkedIn-Auftritt. Synergie mit Meta-Ads.</w:t>
-            </w:r>
-          </w:p>
-        </w:tc>
-      </w:tr>
-      <w:tr>
-        <w:tc>
-          <w:tcPr>
-            <w:tcW w:type="dxa" w:w="4306"/>
-            <w:shd w:val="clear" w:color="auto" w:fill="F5F3FF"/>
-            <w:tcMar>
-              <w:top w:w="80" w:type="dxa"/>
-              <w:bottom w:w="80" w:type="dxa"/>
-              <w:left w:w="100" w:type="dxa"/>
-              <w:right w:w="100" w:type="dxa"/>
-            </w:tcMar>
-          </w:tcPr>
-          <w:p>
-            <w:r>
-              <w:rPr>
-                <w:rFonts w:ascii="Calibri" w:hAnsi="Calibri"/>
-                <w:b/>
-                <w:i w:val="0"/>
-                <w:color w:val="1A1033"/>
-                <w:sz w:val="19"/>
-              </w:rPr>
-              <w:t>Volle Kapazität / nach erstem Fundament</w:t>
-            </w:r>
-          </w:p>
-        </w:tc>
-        <w:tc>
-          <w:tcPr>
-            <w:tcW w:type="dxa" w:w="4306"/>
-            <w:shd w:val="clear" w:color="auto" w:fill="F5F3FF"/>
-            <w:tcMar>
-              <w:top w:w="80" w:type="dxa"/>
-              <w:bottom w:w="80" w:type="dxa"/>
-              <w:left w:w="100" w:type="dxa"/>
-              <w:right w:w="100" w:type="dxa"/>
-            </w:tcMar>
-          </w:tcPr>
-          <w:p>
-            <w:r>
-              <w:rPr>
-                <w:rFonts w:ascii="Calibri" w:hAnsi="Calibri"/>
-                <w:b w:val="0"/>
-                <w:i w:val="0"/>
-                <w:color w:val="333333"/>
-                <w:sz w:val="19"/>
-              </w:rPr>
-              <w:t>LinkedIn + Instagram + TikTok — erst wenn das Fundament steht, die Botschaften klar sind und Produktionskapazität vorhanden ist.</w:t>
-            </w:r>
-          </w:p>
-        </w:tc>
-      </w:tr>
-    </w:tbl>
     <w:tbl>
       <w:tblPr>
         <w:tblLook w:firstColumn="1" w:firstRow="1" w:lastColumn="0" w:lastRow="0" w:noHBand="0" w:noVBand="1" w:val="04A0"/>
@@ -5009,7 +4960,7 @@
               <w:rPr>
                 <w:sz w:val="18"/>
               </w:rPr>
-              <w:t>Mehr Kanäle bedeuten mehr Komplexität — nicht automatisch mehr Reichweite. Jeder Kanal braucht eigene Energie, eigenes Format und eigene Kadenz. Wer sich verteilt ohne Substanz, wirkt überall schwach statt auf einem Kanal stark.</w:t>
+              <w:t>Nicht «alle Kanäle, weil man dann überall präsent ist» — sondern «der richtige Kanal mit der richtigen Energie». Beastly ist ein erklärungsbedürftiges Produkt. Jeder Kanal braucht eigene Energie, eigenes Format und eigene Kadenz.</w:t>
             </w:r>
           </w:p>
           <w:p>
@@ -5017,12 +4968,13 @@
               <w:rPr>
                 <w:sz w:val="18"/>
               </w:rPr>
-              <w:t>LinkedIn ist gesetzt, weil er die Kernzielgruppe direkt trifft und gleichzeitig die nötige Tiefe erlaubt. Instagram und TikTok kommen hinzu, wenn das LinkedIn-Fundament steht — nicht davor. Die Entscheidung hängt davon ab, welches Format Viktor und Lydia wirklich konsequent bespielen können und wollen.</w:t>
+              <w:t>Phase 1: LinkedIn + Meta. Beides sauber aufbauen, messen, verstehen. Phase 2: Erkenntnisse aus Phase 1 nutzen, dritten Kanal nur hinzunehmen wenn Kapazität vorhanden.</w:t>
             </w:r>
           </w:p>
         </w:tc>
       </w:tr>
     </w:tbl>
+    <w:p/>
     <w:p>
       <w:pPr>
         <w:spacing w:before="240" w:after="80"/>
@@ -5120,25 +5072,28 @@
       </w:r>
     </w:p>
     <w:p>
-      <w:pPr>
-        <w:spacing w:after="140"/>
-      </w:pPr>
       <w:r>
         <w:rPr>
-          <w:rFonts w:ascii="Calibri" w:hAnsi="Calibri"/>
           <w:b w:val="0"/>
           <w:i w:val="0"/>
-          <w:color w:val="333333"/>
-          <w:sz w:val="21"/>
+          <w:sz w:val="18"/>
         </w:rPr>
-        <w:t>FourGive ist keine akquirierte Partnerschaft — es ist die Gründungsgeschichte. Die Tierklinik, in der die Idee zu Beastly entstand, und prägender Bestandteil der persönlichen Entwicklung von Viktor und Lydia. FourGive wird eines der fünf Tierschutzprojekte 2026 sein. Da die Projekte jährlich wechseln, kommunizieren wir es nicht als feste Partnerschaft, sondern als Teil der Gründerstory. Als eigener Kommunikationskanal wird FourGive vorerst nicht bespielt — das ist ein späterer Schritt.</w:t>
+        <w:t>FourGive ist kein dritter Kommunikationsfokus neben Beastly und Chipiron — es ist die Beweisebene. FourGive beantwortet die entscheidende Frage: «Wird das Versprechen wirklich gelebt?» Diesen Beweis kann kein Claim, kein Design und kein Pitch Deck ersetzen.</w:t>
       </w:r>
     </w:p>
+    <w:p/>
     <w:tbl>
       <w:tblPr>
-        <w:tblStyle w:val="TableGrid"/>
-        <w:tblW w:type="auto" w:w="0"/>
         <w:tblLook w:firstColumn="1" w:firstRow="1" w:lastColumn="0" w:lastRow="0" w:noHBand="0" w:noVBand="1" w:val="04A0"/>
+        <w:tblBorders>
+          <w:top w:val="none"/>
+          <w:left w:val="none"/>
+          <w:bottom w:val="none"/>
+          <w:right w:val="none"/>
+          <w:insideH w:val="none"/>
+          <w:insideV w:val="none"/>
+        </w:tblBorders>
+        <w:tblW w:w="5000" w:type="pct"/>
       </w:tblPr>
       <w:tblGrid>
         <w:gridCol w:w="8612"/>
@@ -5147,44 +5102,336 @@
         <w:tc>
           <w:tcPr>
             <w:tcW w:type="dxa" w:w="8612"/>
-            <w:shd w:val="clear" w:color="auto" w:fill="EDF2FB"/>
+            <w:shd w:val="clear" w:color="auto" w:fill="142233"/>
             <w:tcMar>
-              <w:top w:w="80" w:type="dxa"/>
-              <w:bottom w:w="80" w:type="dxa"/>
-              <w:left w:w="120" w:type="dxa"/>
-              <w:right w:w="120" w:type="dxa"/>
+              <w:top w:w="100" w:type="dxa"/>
+              <w:bottom w:w="100" w:type="dxa"/>
+              <w:left w:w="150" w:type="dxa"/>
+              <w:right w:w="150" w:type="dxa"/>
             </w:tcMar>
           </w:tcPr>
           <w:p>
             <w:r>
               <w:rPr>
-                <w:rFonts w:ascii="Calibri" w:hAnsi="Calibri"/>
                 <w:b/>
-                <w:i w:val="0"/>
+                <w:color w:val="FFFFFF"/>
+                <w:sz w:val="20"/>
+              </w:rPr>
+              <w:t>DIE DREI ROLLEN — KLARE KOMMUNIKATIONSARCHITEKTUR</w:t>
+            </w:r>
+          </w:p>
+        </w:tc>
+      </w:tr>
+      <w:tr>
+        <w:tc>
+          <w:tcPr>
+            <w:tcW w:type="dxa" w:w="8612"/>
+            <w:shd w:val="clear" w:color="auto" w:fill="EEE8F7"/>
+            <w:tcMar>
+              <w:top w:w="85" w:type="dxa"/>
+              <w:bottom w:w="90" w:type="dxa"/>
+              <w:left w:w="150" w:type="dxa"/>
+              <w:right w:w="150" w:type="dxa"/>
+            </w:tcMar>
+          </w:tcPr>
+          <w:p>
+            <w:r>
+              <w:rPr>
+                <w:b/>
                 <w:color w:val="4B319B"/>
-                <w:sz w:val="17"/>
-              </w:rPr>
-              <w:t xml:space="preserve">WARUM  </w:t>
-            </w:r>
-            <w:r>
-              <w:rPr>
-                <w:rFonts w:ascii="Calibri" w:hAnsi="Calibri"/>
-                <w:b w:val="0"/>
-                <w:i w:val="0"/>
-                <w:color w:val="1A1033"/>
-                <w:sz w:val="19"/>
-              </w:rPr>
-              <w:t>FourGive darf nie instrumentalisiert werden — das würde die Echtheit zerstören, die Beastly ausmacht. Der Wert liegt in der Authentizität, nicht in der Verwertung als Marketing-Asset.</w:t>
+                <w:sz w:val="18"/>
+              </w:rPr>
+              <w:t>Beastly — Emotionale Leitmarke</w:t>
+            </w:r>
+          </w:p>
+          <w:p>
+            <w:r>
+              <w:rPr>
+                <w:sz w:val="18"/>
+              </w:rPr>
+              <w:t>Investmentprodukt, Einstieg in die Geschichte, emotionaler Anker. Beastly führt das Gespräch nach aussen — es ist die Marke, mit der Menschen in Kontakt kommen.</w:t>
+            </w:r>
+          </w:p>
+        </w:tc>
+      </w:tr>
+      <w:tr>
+        <w:tc>
+          <w:tcPr>
+            <w:tcW w:type="dxa" w:w="8612"/>
+            <w:shd w:val="clear" w:color="auto" w:fill="F5F0FC"/>
+            <w:tcMar>
+              <w:top w:w="85" w:type="dxa"/>
+              <w:bottom w:w="90" w:type="dxa"/>
+              <w:left w:w="150" w:type="dxa"/>
+              <w:right w:w="150" w:type="dxa"/>
+            </w:tcMar>
+          </w:tcPr>
+          <w:p>
+            <w:r>
+              <w:rPr>
+                <w:b/>
+                <w:color w:val="4B319B"/>
+                <w:sz w:val="18"/>
+              </w:rPr>
+              <w:t>Chipiron — Vertrauensanker</w:t>
+            </w:r>
+          </w:p>
+          <w:p>
+            <w:r>
+              <w:rPr>
+                <w:sz w:val="18"/>
+              </w:rPr>
+              <w:t>Träger, Asset Manager, professionelle Struktur, regulatorische Sicherheit. Chipiron schafft die Glaubwürdigkeit gegenüber professionellen Investoren und Regulatoren. In der breiten Kommunikation tritt Chipiron diskret auf — als Fundament, nicht als Front.</w:t>
+            </w:r>
+          </w:p>
+        </w:tc>
+      </w:tr>
+      <w:tr>
+        <w:tc>
+          <w:tcPr>
+            <w:tcW w:type="dxa" w:w="8612"/>
+            <w:shd w:val="clear" w:color="auto" w:fill="EEE8F7"/>
+            <w:tcMar>
+              <w:top w:w="85" w:type="dxa"/>
+              <w:bottom w:w="90" w:type="dxa"/>
+              <w:left w:w="150" w:type="dxa"/>
+              <w:right w:w="150" w:type="dxa"/>
+            </w:tcMar>
+          </w:tcPr>
+          <w:p>
+            <w:r>
+              <w:rPr>
+                <w:b/>
+                <w:color w:val="4B319B"/>
+                <w:sz w:val="18"/>
+              </w:rPr>
+              <w:t>FourGive — Beweisebene</w:t>
+            </w:r>
+          </w:p>
+          <w:p>
+            <w:r>
+              <w:rPr>
+                <w:sz w:val="18"/>
+              </w:rPr>
+              <w:t>Wirkung, gelebte Glaubwürdigkeit, reale Geschichten. FourGive beweist, dass Tierwohl nicht nur Versprechen ist, sondern Praxis. Die Tierklinik in Ägypten ist der konkreteste Beweis, den Beastly anbieten kann.</w:t>
             </w:r>
           </w:p>
         </w:tc>
       </w:tr>
     </w:tbl>
-    <w:p>
-      <w:pPr>
-        <w:spacing w:after="80"/>
-      </w:pPr>
-    </w:p>
+    <w:p/>
+    <w:tbl>
+      <w:tblPr>
+        <w:tblLook w:firstColumn="1" w:firstRow="1" w:lastColumn="0" w:lastRow="0" w:noHBand="0" w:noVBand="1" w:val="04A0"/>
+        <w:tblBorders>
+          <w:top w:val="none"/>
+          <w:left w:val="none"/>
+          <w:bottom w:val="none"/>
+          <w:right w:val="none"/>
+          <w:insideH w:val="none"/>
+          <w:insideV w:val="none"/>
+        </w:tblBorders>
+        <w:tblW w:w="5000" w:type="pct"/>
+      </w:tblPr>
+      <w:tblGrid>
+        <w:gridCol w:w="8612"/>
+      </w:tblGrid>
+      <w:tr>
+        <w:tc>
+          <w:tcPr>
+            <w:tcW w:type="dxa" w:w="8612"/>
+            <w:shd w:val="clear" w:color="auto" w:fill="EEE8F7"/>
+            <w:tcMar>
+              <w:top w:w="120" w:type="dxa"/>
+              <w:bottom w:w="120" w:type="dxa"/>
+              <w:left w:w="160" w:type="dxa"/>
+              <w:right w:w="160" w:type="dxa"/>
+            </w:tcMar>
+          </w:tcPr>
+          <w:p>
+            <w:r>
+              <w:rPr>
+                <w:b/>
+                <w:color w:val="142233"/>
+                <w:sz w:val="18"/>
+              </w:rPr>
+              <w:t>Beastly führt emotional. Chipiron sichert Vertrauen. FourGive beweist Wirkung.</w:t>
+            </w:r>
+          </w:p>
+        </w:tc>
+      </w:tr>
+    </w:tbl>
+    <w:p/>
+    <w:tbl>
+      <w:tblPr>
+        <w:tblLook w:firstColumn="1" w:firstRow="1" w:lastColumn="0" w:lastRow="0" w:noHBand="0" w:noVBand="1" w:val="04A0"/>
+        <w:tblBorders>
+          <w:top w:val="none"/>
+          <w:left w:val="none"/>
+          <w:bottom w:val="none"/>
+          <w:right w:val="none"/>
+          <w:insideH w:val="none"/>
+          <w:insideV w:val="none"/>
+        </w:tblBorders>
+        <w:tblW w:w="5000" w:type="pct"/>
+      </w:tblPr>
+      <w:tblGrid>
+        <w:gridCol w:w="8612"/>
+      </w:tblGrid>
+      <w:tr>
+        <w:tc>
+          <w:tcPr>
+            <w:tcW w:type="dxa" w:w="8612"/>
+            <w:shd w:val="clear" w:color="auto" w:fill="BD5435"/>
+            <w:tcMar>
+              <w:top w:w="100" w:type="dxa"/>
+              <w:bottom w:w="100" w:type="dxa"/>
+              <w:left w:w="150" w:type="dxa"/>
+              <w:right w:w="150" w:type="dxa"/>
+            </w:tcMar>
+          </w:tcPr>
+          <w:p>
+            <w:r>
+              <w:rPr>
+                <w:b/>
+                <w:color w:val="FFFFFF"/>
+                <w:sz w:val="20"/>
+              </w:rPr>
+              <w:t>WIE FOURGIVE IN DER KOMMUNIKATION EINGESETZT WIRD</w:t>
+            </w:r>
+          </w:p>
+        </w:tc>
+      </w:tr>
+      <w:tr>
+        <w:tc>
+          <w:tcPr>
+            <w:tcW w:type="dxa" w:w="8612"/>
+            <w:shd w:val="clear" w:color="auto" w:fill="EEE8F7"/>
+            <w:tcMar>
+              <w:top w:w="85" w:type="dxa"/>
+              <w:bottom w:w="90" w:type="dxa"/>
+              <w:left w:w="150" w:type="dxa"/>
+              <w:right w:w="150" w:type="dxa"/>
+            </w:tcMar>
+          </w:tcPr>
+          <w:p>
+            <w:r>
+              <w:rPr>
+                <w:b/>
+                <w:color w:val="4B319B"/>
+                <w:sz w:val="18"/>
+              </w:rPr>
+              <w:t>FourGive zeigen, nicht ausbauen</w:t>
+            </w:r>
+          </w:p>
+          <w:p>
+            <w:r>
+              <w:rPr>
+                <w:sz w:val="18"/>
+              </w:rPr>
+              <w:t>FourGive ist nicht als eigene Marke in der Kommunikation zu führen. Es ist ein Beweis-Instrument — eingesetzt dort, wo die Frage nach realer Wirkung entsteht: auf der Website, in persönlichen Gesprächen, in FourGive-Momenten auf Social Media.</w:t>
+            </w:r>
+          </w:p>
+        </w:tc>
+      </w:tr>
+      <w:tr>
+        <w:tc>
+          <w:tcPr>
+            <w:tcW w:type="dxa" w:w="8612"/>
+            <w:shd w:val="clear" w:color="auto" w:fill="F5F0FC"/>
+            <w:tcMar>
+              <w:top w:w="85" w:type="dxa"/>
+              <w:bottom w:w="90" w:type="dxa"/>
+              <w:left w:w="150" w:type="dxa"/>
+              <w:right w:w="150" w:type="dxa"/>
+            </w:tcMar>
+          </w:tcPr>
+          <w:p>
+            <w:r>
+              <w:rPr>
+                <w:b/>
+                <w:color w:val="4B319B"/>
+                <w:sz w:val="18"/>
+              </w:rPr>
+              <w:t>FourGive-Projekte als konkrete Wirkungsgeschichten</w:t>
+            </w:r>
+          </w:p>
+          <w:p>
+            <w:r>
+              <w:rPr>
+                <w:sz w:val="18"/>
+              </w:rPr>
+              <w:t>—  Welche Tiere wurden behandelt? Was passiert in der Klinik in Ägypten?</w:t>
+            </w:r>
+          </w:p>
+          <w:p>
+            <w:r>
+              <w:rPr>
+                <w:sz w:val="18"/>
+              </w:rPr>
+              <w:t>—  Lydia als authentische Stimme für die FourGive-Ebene (persönliche Präsenz und Erfahrung)</w:t>
+            </w:r>
+          </w:p>
+          <w:p>
+            <w:r>
+              <w:rPr>
+                <w:sz w:val="18"/>
+              </w:rPr>
+              <w:t>—  Verbindung zeigen: Investition → Management Fee → FourGive-Projekte → reale Wirkung</w:t>
+            </w:r>
+          </w:p>
+        </w:tc>
+      </w:tr>
+      <w:tr>
+        <w:tc>
+          <w:tcPr>
+            <w:tcW w:type="dxa" w:w="8612"/>
+            <w:shd w:val="clear" w:color="auto" w:fill="EEE8F7"/>
+            <w:tcMar>
+              <w:top w:w="85" w:type="dxa"/>
+              <w:bottom w:w="90" w:type="dxa"/>
+              <w:left w:w="150" w:type="dxa"/>
+              <w:right w:w="150" w:type="dxa"/>
+            </w:tcMar>
+          </w:tcPr>
+          <w:p>
+            <w:r>
+              <w:rPr>
+                <w:b/>
+                <w:color w:val="4B319B"/>
+                <w:sz w:val="18"/>
+              </w:rPr>
+              <w:t>Wichtige Grenzen</w:t>
+            </w:r>
+          </w:p>
+          <w:p>
+            <w:r>
+              <w:rPr>
+                <w:sz w:val="18"/>
+              </w:rPr>
+              <w:t>—  FourGive nicht instrumentalisieren — die Projekte entstehen aus Überzeugung, nicht als Marketingtool</w:t>
+            </w:r>
+          </w:p>
+          <w:p>
+            <w:r>
+              <w:rPr>
+                <w:sz w:val="18"/>
+              </w:rPr>
+              <w:t>—  Spendenprojekte wechseln jährlich — nicht als dauerhaftes Versprechen kommunizieren</w:t>
+            </w:r>
+          </w:p>
+          <w:p>
+            <w:r>
+              <w:rPr>
+                <w:sz w:val="18"/>
+              </w:rPr>
+              <w:t>—  FourGive nicht als Kanal bespielen (ausserhalb des bestehenden Konzepts)</w:t>
+            </w:r>
+          </w:p>
+        </w:tc>
+      </w:tr>
+    </w:tbl>
+    <w:p/>
     <w:p>
       <w:pPr>
         <w:spacing w:before="240" w:after="80"/>
@@ -5828,185 +6075,18 @@
         <w:t>7.  Persönliche Einschätzung — Solider Startpunkt, hohe Kommunikationskomplexität</w:t>
       </w:r>
     </w:p>
-    <w:p>
-      <w:pPr>
-        <w:spacing w:after="140"/>
-      </w:pPr>
-      <w:r>
-        <w:rPr>
-          <w:rFonts w:ascii="Calibri" w:hAnsi="Calibri"/>
-          <w:b w:val="0"/>
-          <w:i w:val="0"/>
-          <w:color w:val="333333"/>
-          <w:sz w:val="21"/>
-        </w:rPr>
-        <w:t>Beastly invested hat einen starken, eigenständigen und glaubwürdigen Ausgangspunkt: eine klare Gründerüberzeugung, ein relevantes Marktproblem und einen Produktansatz, der Tierschutz und Rendite nicht als Widerspruch versteht. Gleichzeitig ist die Kommunikation anspruchsvoll, weil mehrere Ebenen gleichzeitig sauber geführt werden müssen.</w:t>
-      </w:r>
-    </w:p>
-    <w:p>
-      <w:pPr>
-        <w:pStyle w:val="ListBullet"/>
-        <w:spacing w:after="60"/>
-      </w:pPr>
-      <w:r>
-        <w:rPr>
-          <w:rFonts w:ascii="Calibri" w:hAnsi="Calibri"/>
-          <w:b w:val="0"/>
-          <w:i w:val="0"/>
-          <w:color w:val="333333"/>
-          <w:sz w:val="21"/>
-        </w:rPr>
-        <w:t>beastly invested als emotionales, erklärungsbedürftiges Investmentprodukt</w:t>
-      </w:r>
-    </w:p>
-    <w:p>
-      <w:pPr>
-        <w:pStyle w:val="ListBullet"/>
-        <w:spacing w:after="60"/>
-      </w:pPr>
-      <w:r>
-        <w:rPr>
-          <w:rFonts w:ascii="Calibri" w:hAnsi="Calibri"/>
-          <w:b w:val="0"/>
-          <w:i w:val="0"/>
-          <w:color w:val="333333"/>
-          <w:sz w:val="21"/>
-        </w:rPr>
-        <w:t>Chipiron als vertrauensbildender Träger und Asset Manager</w:t>
-      </w:r>
-    </w:p>
-    <w:p>
-      <w:pPr>
-        <w:pStyle w:val="ListBullet"/>
-        <w:spacing w:after="60"/>
-      </w:pPr>
-      <w:r>
-        <w:rPr>
-          <w:rFonts w:ascii="Calibri" w:hAnsi="Calibri"/>
-          <w:b w:val="0"/>
-          <w:i w:val="0"/>
-          <w:color w:val="333333"/>
-          <w:sz w:val="21"/>
-        </w:rPr>
-        <w:t>FourGive / Tierschutzprojekte als Wirkungs- und Glaubwürdigkeitsebene</w:t>
-      </w:r>
-    </w:p>
-    <w:p>
-      <w:pPr>
-        <w:pStyle w:val="ListBullet"/>
-        <w:spacing w:after="60"/>
-      </w:pPr>
-      <w:r>
-        <w:rPr>
-          <w:rFonts w:ascii="Calibri" w:hAnsi="Calibri"/>
-          <w:b w:val="0"/>
-          <w:i w:val="0"/>
-          <w:color w:val="333333"/>
-          <w:sz w:val="21"/>
-        </w:rPr>
-        <w:t>unterschiedliche Zielgruppen: Retail-Investoren, professionelle Investoren, Partner, Medien, kritische Beobachter</w:t>
-      </w:r>
-    </w:p>
-    <w:p>
-      <w:pPr>
-        <w:spacing w:before="240" w:after="80"/>
-      </w:pPr>
-      <w:r>
-        <w:rPr>
-          <w:rFonts w:ascii="Calibri" w:hAnsi="Calibri"/>
-          <w:b/>
-          <w:i w:val="0"/>
-          <w:color w:val="1A1033"/>
-          <w:sz w:val="24"/>
-        </w:rPr>
-        <w:t>Die grösste kommunikative Herausforderung</w:t>
-      </w:r>
-    </w:p>
-    <w:p>
-      <w:pPr>
-        <w:pStyle w:val="ListBullet"/>
-        <w:spacing w:after="60"/>
-      </w:pPr>
-      <w:r>
-        <w:rPr>
-          <w:rFonts w:ascii="Calibri" w:hAnsi="Calibri"/>
-          <w:b w:val="0"/>
-          <w:i w:val="0"/>
-          <w:color w:val="333333"/>
-          <w:sz w:val="21"/>
-        </w:rPr>
-        <w:t>transparent sein, ohne zu überladen</w:t>
-      </w:r>
-    </w:p>
-    <w:p>
-      <w:pPr>
-        <w:pStyle w:val="ListBullet"/>
-        <w:spacing w:after="60"/>
-      </w:pPr>
-      <w:r>
-        <w:rPr>
-          <w:rFonts w:ascii="Calibri" w:hAnsi="Calibri"/>
-          <w:b w:val="0"/>
-          <w:i w:val="0"/>
-          <w:color w:val="333333"/>
-          <w:sz w:val="21"/>
-        </w:rPr>
-        <w:t>Wirkung zeigen, ohne falsche Versprechen zu machen</w:t>
-      </w:r>
-    </w:p>
-    <w:p>
-      <w:pPr>
-        <w:pStyle w:val="ListBullet"/>
-        <w:spacing w:after="60"/>
-      </w:pPr>
-      <w:r>
-        <w:rPr>
-          <w:rFonts w:ascii="Calibri" w:hAnsi="Calibri"/>
-          <w:b w:val="0"/>
-          <w:i w:val="0"/>
-          <w:color w:val="333333"/>
-          <w:sz w:val="21"/>
-        </w:rPr>
-        <w:t>Emotion wecken, ohne aktivistisch oder belehrend zu wirken</w:t>
-      </w:r>
-    </w:p>
-    <w:p>
-      <w:pPr>
-        <w:pStyle w:val="ListBullet"/>
-        <w:spacing w:after="60"/>
-      </w:pPr>
-      <w:r>
-        <w:rPr>
-          <w:rFonts w:ascii="Calibri" w:hAnsi="Calibri"/>
-          <w:b w:val="0"/>
-          <w:i w:val="0"/>
-          <w:color w:val="333333"/>
-          <w:sz w:val="21"/>
-        </w:rPr>
-        <w:t>Expertise sichtbar machen, ohne Know-how vollständig preiszugeben</w:t>
-      </w:r>
-    </w:p>
-    <w:p>
-      <w:pPr>
-        <w:pStyle w:val="ListBullet"/>
-        <w:spacing w:after="60"/>
-      </w:pPr>
-      <w:r>
-        <w:rPr>
-          <w:rFonts w:ascii="Calibri" w:hAnsi="Calibri"/>
-          <w:b w:val="0"/>
-          <w:i w:val="0"/>
-          <w:color w:val="333333"/>
-          <w:sz w:val="21"/>
-        </w:rPr>
-        <w:t>Klarheit schaffen, ohne Komplexität zu unterschätzen</w:t>
-      </w:r>
-    </w:p>
     <w:tbl>
       <w:tblPr>
-        <w:tblStyle w:val="TableGrid"/>
-        <w:tblW w:type="auto" w:w="0"/>
         <w:tblLook w:firstColumn="1" w:firstRow="1" w:lastColumn="0" w:lastRow="0" w:noHBand="0" w:noVBand="1" w:val="04A0"/>
+        <w:tblBorders>
+          <w:top w:val="none"/>
+          <w:left w:val="none"/>
+          <w:bottom w:val="none"/>
+          <w:right w:val="none"/>
+          <w:insideH w:val="none"/>
+          <w:insideV w:val="none"/>
+        </w:tblBorders>
+        <w:tblW w:w="5000" w:type="pct"/>
       </w:tblPr>
       <w:tblGrid>
         <w:gridCol w:w="8612"/>
@@ -6015,7 +6095,441 @@
         <w:tc>
           <w:tcPr>
             <w:tcW w:type="dxa" w:w="8612"/>
-            <w:shd w:val="clear" w:color="auto" w:fill="F0EBF8"/>
+            <w:shd w:val="clear" w:color="auto" w:fill="4b319b"/>
+            <w:tcMar>
+              <w:top w:w="100" w:type="dxa"/>
+              <w:bottom w:w="100" w:type="dxa"/>
+              <w:left w:w="150" w:type="dxa"/>
+              <w:right w:w="150" w:type="dxa"/>
+            </w:tcMar>
+          </w:tcPr>
+          <w:p>
+            <w:r>
+              <w:rPr>
+                <w:b/>
+                <w:color w:val="FFFFFF"/>
+                <w:sz w:val="20"/>
+              </w:rPr>
+              <w:t>WAS STRATEGISCH STARK IST</w:t>
+            </w:r>
+          </w:p>
+        </w:tc>
+      </w:tr>
+      <w:tr>
+        <w:tc>
+          <w:tcPr>
+            <w:tcW w:type="dxa" w:w="8612"/>
+            <w:shd w:val="clear" w:color="auto" w:fill="EEE8F7"/>
+            <w:tcMar>
+              <w:top w:w="85" w:type="dxa"/>
+              <w:bottom w:w="90" w:type="dxa"/>
+              <w:left w:w="150" w:type="dxa"/>
+              <w:right w:w="150" w:type="dxa"/>
+            </w:tcMar>
+          </w:tcPr>
+          <w:p>
+            <w:r>
+              <w:rPr>
+                <w:sz w:val="18"/>
+              </w:rPr>
+              <w:t>Die Idee ist eigenständig und glaubwürdig — kein anderer Fonds verbindet Tierwohl und Investment auf diese Art</w:t>
+            </w:r>
+          </w:p>
+        </w:tc>
+      </w:tr>
+      <w:tr>
+        <w:tc>
+          <w:tcPr>
+            <w:tcW w:type="dxa" w:w="8612"/>
+            <w:shd w:val="clear" w:color="auto" w:fill="F5F0FC"/>
+            <w:tcMar>
+              <w:top w:w="85" w:type="dxa"/>
+              <w:bottom w:w="90" w:type="dxa"/>
+              <w:left w:w="150" w:type="dxa"/>
+              <w:right w:w="150" w:type="dxa"/>
+            </w:tcMar>
+          </w:tcPr>
+          <w:p>
+            <w:r>
+              <w:rPr>
+                <w:sz w:val="18"/>
+              </w:rPr>
+              <w:t>Viktor und Lydia als Gründerduo sind kommunikativ aussergewöhnlich wertvoll: komplementäre Stärken, authentische Geschichte</w:t>
+            </w:r>
+          </w:p>
+        </w:tc>
+      </w:tr>
+      <w:tr>
+        <w:tc>
+          <w:tcPr>
+            <w:tcW w:type="dxa" w:w="8612"/>
+            <w:shd w:val="clear" w:color="auto" w:fill="EEE8F7"/>
+            <w:tcMar>
+              <w:top w:w="85" w:type="dxa"/>
+              <w:bottom w:w="90" w:type="dxa"/>
+              <w:left w:w="150" w:type="dxa"/>
+              <w:right w:w="150" w:type="dxa"/>
+            </w:tcMar>
+          </w:tcPr>
+          <w:p>
+            <w:r>
+              <w:rPr>
+                <w:sz w:val="18"/>
+              </w:rPr>
+              <w:t>Radikale Transparenz (Löhne, Mittelverwendung) als Differenzierungshebel ist mutig und stimmig</w:t>
+            </w:r>
+          </w:p>
+        </w:tc>
+      </w:tr>
+      <w:tr>
+        <w:tc>
+          <w:tcPr>
+            <w:tcW w:type="dxa" w:w="8612"/>
+            <w:shd w:val="clear" w:color="auto" w:fill="F5F0FC"/>
+            <w:tcMar>
+              <w:top w:w="85" w:type="dxa"/>
+              <w:bottom w:w="90" w:type="dxa"/>
+              <w:left w:w="150" w:type="dxa"/>
+              <w:right w:w="150" w:type="dxa"/>
+            </w:tcMar>
+          </w:tcPr>
+          <w:p>
+            <w:r>
+              <w:rPr>
+                <w:sz w:val="18"/>
+              </w:rPr>
+              <w:t>FourGive als gelebter Beweis — nicht nur Versprechen, sondern reale Praxis</w:t>
+            </w:r>
+          </w:p>
+        </w:tc>
+      </w:tr>
+      <w:tr>
+        <w:tc>
+          <w:tcPr>
+            <w:tcW w:type="dxa" w:w="8612"/>
+            <w:shd w:val="clear" w:color="auto" w:fill="EEE8F7"/>
+            <w:tcMar>
+              <w:top w:w="85" w:type="dxa"/>
+              <w:bottom w:w="90" w:type="dxa"/>
+              <w:left w:w="150" w:type="dxa"/>
+              <w:right w:w="150" w:type="dxa"/>
+            </w:tcMar>
+          </w:tcPr>
+          <w:p>
+            <w:r>
+              <w:rPr>
+                <w:sz w:val="18"/>
+              </w:rPr>
+              <w:t>Die Gründungsgeschichte (Tierklinik, Ägypten, der Moment) hat das Potenzial für starkes Storytelling</w:t>
+            </w:r>
+          </w:p>
+        </w:tc>
+      </w:tr>
+    </w:tbl>
+    <w:p/>
+    <w:tbl>
+      <w:tblPr>
+        <w:tblLook w:firstColumn="1" w:firstRow="1" w:lastColumn="0" w:lastRow="0" w:noHBand="0" w:noVBand="1" w:val="04A0"/>
+        <w:tblBorders>
+          <w:top w:val="none"/>
+          <w:left w:val="none"/>
+          <w:bottom w:val="none"/>
+          <w:right w:val="none"/>
+          <w:insideH w:val="none"/>
+          <w:insideV w:val="none"/>
+        </w:tblBorders>
+        <w:tblW w:w="5000" w:type="pct"/>
+      </w:tblPr>
+      <w:tblGrid>
+        <w:gridCol w:w="8612"/>
+      </w:tblGrid>
+      <w:tr>
+        <w:tc>
+          <w:tcPr>
+            <w:tcW w:type="dxa" w:w="8612"/>
+            <w:shd w:val="clear" w:color="auto" w:fill="BD5435"/>
+            <w:tcMar>
+              <w:top w:w="100" w:type="dxa"/>
+              <w:bottom w:w="100" w:type="dxa"/>
+              <w:left w:w="150" w:type="dxa"/>
+              <w:right w:w="150" w:type="dxa"/>
+            </w:tcMar>
+          </w:tcPr>
+          <w:p>
+            <w:r>
+              <w:rPr>
+                <w:b/>
+                <w:color w:val="FFFFFF"/>
+                <w:sz w:val="20"/>
+              </w:rPr>
+              <w:t>WAS NOCH NICHT FERTIG IST</w:t>
+            </w:r>
+          </w:p>
+        </w:tc>
+      </w:tr>
+      <w:tr>
+        <w:tc>
+          <w:tcPr>
+            <w:tcW w:type="dxa" w:w="8612"/>
+            <w:shd w:val="clear" w:color="auto" w:fill="EEE8F7"/>
+            <w:tcMar>
+              <w:top w:w="85" w:type="dxa"/>
+              <w:bottom w:w="90" w:type="dxa"/>
+              <w:left w:w="150" w:type="dxa"/>
+              <w:right w:w="150" w:type="dxa"/>
+            </w:tcMar>
+          </w:tcPr>
+          <w:p>
+            <w:r>
+              <w:rPr>
+                <w:sz w:val="18"/>
+              </w:rPr>
+              <w:t>Branding noch nicht final: Farbwelt zu wenig tief, Bildwelt strategisch nicht definiert</w:t>
+            </w:r>
+          </w:p>
+        </w:tc>
+      </w:tr>
+      <w:tr>
+        <w:tc>
+          <w:tcPr>
+            <w:tcW w:type="dxa" w:w="8612"/>
+            <w:shd w:val="clear" w:color="auto" w:fill="F5F0FC"/>
+            <w:tcMar>
+              <w:top w:w="85" w:type="dxa"/>
+              <w:bottom w:w="90" w:type="dxa"/>
+              <w:left w:w="150" w:type="dxa"/>
+              <w:right w:w="150" w:type="dxa"/>
+            </w:tcMar>
+          </w:tcPr>
+          <w:p>
+            <w:r>
+              <w:rPr>
+                <w:sz w:val="18"/>
+              </w:rPr>
+              <w:t>Lydia ist in der bisherigen Kommunikationsplanung noch zu wenig präsent — ihr Potenzial ist unterschätzt</w:t>
+            </w:r>
+          </w:p>
+        </w:tc>
+      </w:tr>
+      <w:tr>
+        <w:tc>
+          <w:tcPr>
+            <w:tcW w:type="dxa" w:w="8612"/>
+            <w:shd w:val="clear" w:color="auto" w:fill="EEE8F7"/>
+            <w:tcMar>
+              <w:top w:w="85" w:type="dxa"/>
+              <w:bottom w:w="90" w:type="dxa"/>
+              <w:left w:w="150" w:type="dxa"/>
+              <w:right w:w="150" w:type="dxa"/>
+            </w:tcMar>
+          </w:tcPr>
+          <w:p>
+            <w:r>
+              <w:rPr>
+                <w:sz w:val="18"/>
+              </w:rPr>
+              <w:t>Die Markenarchitektur (Beastly / Chipiron / FourGive) muss kommunikativ noch sauberer abgegrenzt werden</w:t>
+            </w:r>
+          </w:p>
+        </w:tc>
+      </w:tr>
+      <w:tr>
+        <w:tc>
+          <w:tcPr>
+            <w:tcW w:type="dxa" w:w="8612"/>
+            <w:shd w:val="clear" w:color="auto" w:fill="F5F0FC"/>
+            <w:tcMar>
+              <w:top w:w="85" w:type="dxa"/>
+              <w:bottom w:w="90" w:type="dxa"/>
+              <w:left w:w="150" w:type="dxa"/>
+              <w:right w:w="150" w:type="dxa"/>
+            </w:tcMar>
+          </w:tcPr>
+          <w:p>
+            <w:r>
+              <w:rPr>
+                <w:sz w:val="18"/>
+              </w:rPr>
+              <w:t>Finanzwissen als Vertrauensbaustein fehlt in der Content-Strategie noch</w:t>
+            </w:r>
+          </w:p>
+        </w:tc>
+      </w:tr>
+      <w:tr>
+        <w:tc>
+          <w:tcPr>
+            <w:tcW w:type="dxa" w:w="8612"/>
+            <w:shd w:val="clear" w:color="auto" w:fill="EEE8F7"/>
+            <w:tcMar>
+              <w:top w:w="85" w:type="dxa"/>
+              <w:bottom w:w="90" w:type="dxa"/>
+              <w:left w:w="150" w:type="dxa"/>
+              <w:right w:w="150" w:type="dxa"/>
+            </w:tcMar>
+          </w:tcPr>
+          <w:p>
+            <w:r>
+              <w:rPr>
+                <w:sz w:val="18"/>
+              </w:rPr>
+              <w:t>Organisatorische Voraussetzungen (Entscheidungswege, Rollen, Freigaben) noch nicht definiert</w:t>
+            </w:r>
+          </w:p>
+        </w:tc>
+      </w:tr>
+    </w:tbl>
+    <w:p/>
+    <w:tbl>
+      <w:tblPr>
+        <w:tblLook w:firstColumn="1" w:firstRow="1" w:lastColumn="0" w:lastRow="0" w:noHBand="0" w:noVBand="1" w:val="04A0"/>
+        <w:tblBorders>
+          <w:top w:val="none"/>
+          <w:left w:val="none"/>
+          <w:bottom w:val="none"/>
+          <w:right w:val="none"/>
+          <w:insideH w:val="none"/>
+          <w:insideV w:val="none"/>
+        </w:tblBorders>
+        <w:tblW w:w="5000" w:type="pct"/>
+      </w:tblPr>
+      <w:tblGrid>
+        <w:gridCol w:w="8612"/>
+      </w:tblGrid>
+      <w:tr>
+        <w:tc>
+          <w:tcPr>
+            <w:tcW w:type="dxa" w:w="8612"/>
+            <w:shd w:val="clear" w:color="auto" w:fill="142233"/>
+            <w:tcMar>
+              <w:top w:w="100" w:type="dxa"/>
+              <w:bottom w:w="100" w:type="dxa"/>
+              <w:left w:w="150" w:type="dxa"/>
+              <w:right w:w="150" w:type="dxa"/>
+            </w:tcMar>
+          </w:tcPr>
+          <w:p>
+            <w:r>
+              <w:rPr>
+                <w:b/>
+                <w:color w:val="FFFFFF"/>
+                <w:sz w:val="20"/>
+              </w:rPr>
+              <w:t>WO RISIKEN BESTEHEN</w:t>
+            </w:r>
+          </w:p>
+        </w:tc>
+      </w:tr>
+      <w:tr>
+        <w:tc>
+          <w:tcPr>
+            <w:tcW w:type="dxa" w:w="8612"/>
+            <w:shd w:val="clear" w:color="auto" w:fill="EEE8F7"/>
+            <w:tcMar>
+              <w:top w:w="85" w:type="dxa"/>
+              <w:bottom w:w="90" w:type="dxa"/>
+              <w:left w:w="150" w:type="dxa"/>
+              <w:right w:w="150" w:type="dxa"/>
+            </w:tcMar>
+          </w:tcPr>
+          <w:p>
+            <w:r>
+              <w:rPr>
+                <w:sz w:val="18"/>
+              </w:rPr>
+              <w:t>Überkommunikation: zu viele Botschaften gleichzeitig — Tierwohl + Investment + Non-Profit + Transparenz + FourGive + Viktor + Lydia + Chipiron</w:t>
+            </w:r>
+          </w:p>
+        </w:tc>
+      </w:tr>
+      <w:tr>
+        <w:tc>
+          <w:tcPr>
+            <w:tcW w:type="dxa" w:w="8612"/>
+            <w:shd w:val="clear" w:color="auto" w:fill="F5F0FC"/>
+            <w:tcMar>
+              <w:top w:w="85" w:type="dxa"/>
+              <w:bottom w:w="90" w:type="dxa"/>
+              <w:left w:w="150" w:type="dxa"/>
+              <w:right w:w="150" w:type="dxa"/>
+            </w:tcMar>
+          </w:tcPr>
+          <w:p>
+            <w:r>
+              <w:rPr>
+                <w:sz w:val="18"/>
+              </w:rPr>
+              <w:t>Falsch verstandenes Non-Profit: der Begriff muss immer erklärt werden, sonst entsteht Misstrauen</w:t>
+            </w:r>
+          </w:p>
+        </w:tc>
+      </w:tr>
+      <w:tr>
+        <w:tc>
+          <w:tcPr>
+            <w:tcW w:type="dxa" w:w="8612"/>
+            <w:shd w:val="clear" w:color="auto" w:fill="EEE8F7"/>
+            <w:tcMar>
+              <w:top w:w="85" w:type="dxa"/>
+              <w:bottom w:w="90" w:type="dxa"/>
+              <w:left w:w="150" w:type="dxa"/>
+              <w:right w:w="150" w:type="dxa"/>
+            </w:tcMar>
+          </w:tcPr>
+          <w:p>
+            <w:r>
+              <w:rPr>
+                <w:sz w:val="18"/>
+              </w:rPr>
+              <w:t>Fehlende kommunikative Führung: ohne strategische Gesamtverantwortung besteht das Risiko inkonsistenter Kommunikation</w:t>
+            </w:r>
+          </w:p>
+        </w:tc>
+      </w:tr>
+      <w:tr>
+        <w:tc>
+          <w:tcPr>
+            <w:tcW w:type="dxa" w:w="8612"/>
+            <w:shd w:val="clear" w:color="auto" w:fill="F5F0FC"/>
+            <w:tcMar>
+              <w:top w:w="85" w:type="dxa"/>
+              <w:bottom w:w="90" w:type="dxa"/>
+              <w:left w:w="150" w:type="dxa"/>
+              <w:right w:w="150" w:type="dxa"/>
+            </w:tcMar>
+          </w:tcPr>
+          <w:p>
+            <w:r>
+              <w:rPr>
+                <w:sz w:val="18"/>
+              </w:rPr>
+              <w:t>Zu früher Kanalstart ohne Fundament — Reichweite die verpufft, weil die Botschaft noch nicht klar ist</w:t>
+            </w:r>
+          </w:p>
+        </w:tc>
+      </w:tr>
+    </w:tbl>
+    <w:p/>
+    <w:tbl>
+      <w:tblPr>
+        <w:tblLook w:firstColumn="1" w:firstRow="1" w:lastColumn="0" w:lastRow="0" w:noHBand="0" w:noVBand="1" w:val="04A0"/>
+        <w:tblBorders>
+          <w:top w:val="none"/>
+          <w:left w:val="none"/>
+          <w:bottom w:val="none"/>
+          <w:right w:val="none"/>
+          <w:insideH w:val="none"/>
+          <w:insideV w:val="none"/>
+        </w:tblBorders>
+        <w:tblW w:w="5000" w:type="pct"/>
+      </w:tblPr>
+      <w:tblGrid>
+        <w:gridCol w:w="8612"/>
+      </w:tblGrid>
+      <w:tr>
+        <w:tc>
+          <w:tcPr>
+            <w:tcW w:type="dxa" w:w="8612"/>
+            <w:shd w:val="clear" w:color="auto" w:fill="EEE8F7"/>
             <w:tcMar>
               <w:top w:w="120" w:type="dxa"/>
               <w:bottom w:w="120" w:type="dxa"/>
@@ -6026,43 +6540,28 @@
           <w:p>
             <w:r>
               <w:rPr>
-                <w:rFonts w:ascii="Calibri" w:hAnsi="Calibri"/>
-                <w:b w:val="0"/>
-                <w:i/>
-                <w:color w:val="1A1033"/>
-                <w:sz w:val="22"/>
-              </w:rPr>
-              <w:t>«Beastly invested hat nicht primär ein Ideenproblem. Die Idee ist stark. Die entscheidende Frage ist, wie diese Idee so geführt, dosiert und übersetzt wird, dass sie Vertrauen schafft, ohne ihre Kraft zu verlieren.»</w:t>
-            </w:r>
-          </w:p>
-          <w:p>
-            <w:r>
-              <w:rPr>
-                <w:rFonts w:ascii="Calibri" w:hAnsi="Calibri"/>
-                <w:b w:val="0"/>
-                <w:i w:val="0"/>
-                <w:color w:val="555555"/>
+                <w:b/>
+                <w:color w:val="142233"/>
                 <w:sz w:val="18"/>
               </w:rPr>
-              <w:t>— Gedanken aus dem Workshop</w:t>
+              <w:t>Die Idee ist stark. Die Vision ist glaubwürdig. Die kommunikative Architektur ist aber noch nicht fertig und braucht strategische Führung.</w:t>
             </w:r>
           </w:p>
         </w:tc>
       </w:tr>
     </w:tbl>
+    <w:p/>
     <w:p>
-      <w:pPr>
-        <w:spacing w:after="80"/>
-      </w:pPr>
+      <w:r>
+        <w:rPr>
+          <w:b w:val="0"/>
+          <w:i w:val="0"/>
+          <w:sz w:val="18"/>
+        </w:rPr>
+        <w:t>Beastly steht nicht vor einem Ideenproblem. Die Herausforderung liegt darin, diese Idee so zu strukturieren, zu dosieren und zu übersetzen, dass sie Vertrauen schafft — ohne ihre visionäre Kraft zu verlieren. Das erfordert nicht mehr Botschaften, sondern die richtige Reihenfolge.</w:t>
+      </w:r>
     </w:p>
-    <w:p>
-      <w:pPr>
-        <w:spacing w:before="120" w:after="120"/>
-        <w:pBdr>
-          <w:bottom w:val="single" w:sz="4" w:space="1" w:color="a176f4"/>
-        </w:pBdr>
-      </w:pPr>
-    </w:p>
+    <w:p/>
     <w:p>
       <w:pPr>
         <w:spacing w:before="360" w:after="120"/>
@@ -6079,265 +6578,263 @@
       </w:r>
     </w:p>
     <w:p>
-      <w:pPr>
-        <w:spacing w:after="140"/>
-      </w:pPr>
       <w:r>
         <w:rPr>
-          <w:rFonts w:ascii="Calibri" w:hAnsi="Calibri"/>
           <w:b w:val="0"/>
           <w:i w:val="0"/>
-          <w:color w:val="333333"/>
-          <w:sz w:val="21"/>
+          <w:sz w:val="18"/>
         </w:rPr>
-        <w:t>Das Projekt braucht für die nächste Phase eine erfahrene kommunikative Führung — nicht nur operative Marketing-Unterstützung. Die externe CMO-Funktion führt, challengt, übersetzt und entlastet Viktor.</w:t>
+        <w:t>Aus unserer Sicht braucht Beastly / Chipiron in der nächsten Phase eine externe CMO-Funktion: eine strategische Kommunikationsführung, die Vision, Positionierung, Kanäle, Inhalte, Zielgruppen und Umsetzung laufend führt und justiert.</w:t>
       </w:r>
     </w:p>
+    <w:p/>
+    <w:tbl>
+      <w:tblPr>
+        <w:tblLook w:firstColumn="1" w:firstRow="1" w:lastColumn="0" w:lastRow="0" w:noHBand="0" w:noVBand="1" w:val="04A0"/>
+        <w:tblBorders>
+          <w:top w:val="none"/>
+          <w:left w:val="none"/>
+          <w:bottom w:val="none"/>
+          <w:right w:val="none"/>
+          <w:insideH w:val="none"/>
+          <w:insideV w:val="none"/>
+        </w:tblBorders>
+        <w:tblW w:w="5000" w:type="pct"/>
+      </w:tblPr>
+      <w:tblGrid>
+        <w:gridCol w:w="8612"/>
+      </w:tblGrid>
+      <w:tr>
+        <w:tc>
+          <w:tcPr>
+            <w:tcW w:type="dxa" w:w="8612"/>
+            <w:shd w:val="clear" w:color="auto" w:fill="4b319b"/>
+            <w:tcMar>
+              <w:top w:w="100" w:type="dxa"/>
+              <w:bottom w:w="100" w:type="dxa"/>
+              <w:left w:w="150" w:type="dxa"/>
+              <w:right w:w="150" w:type="dxa"/>
+            </w:tcMar>
+          </w:tcPr>
+          <w:p>
+            <w:r>
+              <w:rPr>
+                <w:b/>
+                <w:color w:val="FFFFFF"/>
+                <w:sz w:val="20"/>
+              </w:rPr>
+              <w:t>WAS DIESE ROLLE BEINHALTET</w:t>
+            </w:r>
+          </w:p>
+        </w:tc>
+      </w:tr>
+      <w:tr>
+        <w:tc>
+          <w:tcPr>
+            <w:tcW w:type="dxa" w:w="8612"/>
+            <w:shd w:val="clear" w:color="auto" w:fill="EEE8F7"/>
+            <w:tcMar>
+              <w:top w:w="85" w:type="dxa"/>
+              <w:bottom w:w="90" w:type="dxa"/>
+              <w:left w:w="150" w:type="dxa"/>
+              <w:right w:w="150" w:type="dxa"/>
+            </w:tcMar>
+          </w:tcPr>
+          <w:p>
+            <w:r>
+              <w:rPr>
+                <w:b/>
+                <w:color w:val="4B319B"/>
+                <w:sz w:val="18"/>
+              </w:rPr>
+              <w:t>Strategische Kommunikationsführung</w:t>
+            </w:r>
+          </w:p>
+          <w:p>
+            <w:r>
+              <w:rPr>
+                <w:sz w:val="18"/>
+              </w:rPr>
+              <w:t>—  Positionierung und Kernbotschaften schärfen und konsequent halten</w:t>
+            </w:r>
+          </w:p>
+          <w:p>
+            <w:r>
+              <w:rPr>
+                <w:sz w:val="18"/>
+              </w:rPr>
+              <w:t>—  Markenarchitektur (Beastly / Chipiron / FourGive) kommunikativ führen</w:t>
+            </w:r>
+          </w:p>
+          <w:p>
+            <w:r>
+              <w:rPr>
+                <w:sz w:val="18"/>
+              </w:rPr>
+              <w:t>—  Priorisierung: Was jetzt, was später — klare Entscheidungslogik</w:t>
+            </w:r>
+          </w:p>
+          <w:p>
+            <w:r>
+              <w:rPr>
+                <w:sz w:val="18"/>
+              </w:rPr>
+              <w:t>—  Kanalübergreifende Umsetzung steuern und Qualität sichern</w:t>
+            </w:r>
+          </w:p>
+        </w:tc>
+      </w:tr>
+      <w:tr>
+        <w:tc>
+          <w:tcPr>
+            <w:tcW w:type="dxa" w:w="8612"/>
+            <w:shd w:val="clear" w:color="auto" w:fill="F5F0FC"/>
+            <w:tcMar>
+              <w:top w:w="85" w:type="dxa"/>
+              <w:bottom w:w="90" w:type="dxa"/>
+              <w:left w:w="150" w:type="dxa"/>
+              <w:right w:w="150" w:type="dxa"/>
+            </w:tcMar>
+          </w:tcPr>
+          <w:p>
+            <w:r>
+              <w:rPr>
+                <w:b/>
+                <w:color w:val="4B319B"/>
+                <w:sz w:val="18"/>
+              </w:rPr>
+              <w:t>CMO-Sparring für Viktor und Lydia</w:t>
+            </w:r>
+          </w:p>
+          <w:p>
+            <w:r>
+              <w:rPr>
+                <w:sz w:val="18"/>
+              </w:rPr>
+              <w:t>Kommunikationsentscheide vorbereiten, herausfordern und einordnen. Nicht Entscheidungen abnehmen, sondern den Entscheidungsrahmen schaffen.</w:t>
+            </w:r>
+          </w:p>
+        </w:tc>
+      </w:tr>
+      <w:tr>
+        <w:tc>
+          <w:tcPr>
+            <w:tcW w:type="dxa" w:w="8612"/>
+            <w:shd w:val="clear" w:color="auto" w:fill="EEE8F7"/>
+            <w:tcMar>
+              <w:top w:w="85" w:type="dxa"/>
+              <w:bottom w:w="90" w:type="dxa"/>
+              <w:left w:w="150" w:type="dxa"/>
+              <w:right w:w="150" w:type="dxa"/>
+            </w:tcMar>
+          </w:tcPr>
+          <w:p>
+            <w:r>
+              <w:rPr>
+                <w:b/>
+                <w:color w:val="4B319B"/>
+                <w:sz w:val="18"/>
+              </w:rPr>
+              <w:t>Einbindung der internen Marketingressource</w:t>
+            </w:r>
+          </w:p>
+          <w:p>
+            <w:r>
+              <w:rPr>
+                <w:sz w:val="18"/>
+              </w:rPr>
+              <w:t>Die interne Marketingperson bleibt wertvoll und operativ wichtig. Sie sollte aber diese strategische Gesamtarchitektur nicht allein tragen müssen. Unsere Rolle ist die strategische Führungsebene, ihre Rolle ist die operative Umsetzung.</w:t>
+            </w:r>
+          </w:p>
+        </w:tc>
+      </w:tr>
+      <w:tr>
+        <w:tc>
+          <w:tcPr>
+            <w:tcW w:type="dxa" w:w="8612"/>
+            <w:shd w:val="clear" w:color="auto" w:fill="F5F0FC"/>
+            <w:tcMar>
+              <w:top w:w="85" w:type="dxa"/>
+              <w:bottom w:w="90" w:type="dxa"/>
+              <w:left w:w="150" w:type="dxa"/>
+              <w:right w:w="150" w:type="dxa"/>
+            </w:tcMar>
+          </w:tcPr>
+          <w:p>
+            <w:r>
+              <w:rPr>
+                <w:b/>
+                <w:color w:val="4B319B"/>
+                <w:sz w:val="18"/>
+              </w:rPr>
+              <w:t>Laufende Justierung</w:t>
+            </w:r>
+          </w:p>
+          <w:p>
+            <w:r>
+              <w:rPr>
+                <w:sz w:val="18"/>
+              </w:rPr>
+              <w:t>Kommunikation ist kein Einmalprojekt. Was im ersten Monat funktioniert, muss nach drei Monaten angepasst werden. Diese Justierungsarbeit ist die eigentliche Wertschöpfung einer externen CMO-Funktion.</w:t>
+            </w:r>
+          </w:p>
+        </w:tc>
+      </w:tr>
+    </w:tbl>
+    <w:p/>
+    <w:tbl>
+      <w:tblPr>
+        <w:tblLook w:firstColumn="1" w:firstRow="1" w:lastColumn="0" w:lastRow="0" w:noHBand="0" w:noVBand="1" w:val="04A0"/>
+        <w:tblBorders>
+          <w:top w:val="none"/>
+          <w:left w:val="none"/>
+          <w:bottom w:val="none"/>
+          <w:right w:val="none"/>
+          <w:insideH w:val="none"/>
+          <w:insideV w:val="none"/>
+        </w:tblBorders>
+        <w:tblW w:w="5000" w:type="pct"/>
+      </w:tblPr>
+      <w:tblGrid>
+        <w:gridCol w:w="8612"/>
+      </w:tblGrid>
+      <w:tr>
+        <w:tc>
+          <w:tcPr>
+            <w:tcW w:type="dxa" w:w="8612"/>
+            <w:shd w:val="clear" w:color="auto" w:fill="EEE8F7"/>
+            <w:tcMar>
+              <w:top w:w="120" w:type="dxa"/>
+              <w:bottom w:w="120" w:type="dxa"/>
+              <w:left w:w="160" w:type="dxa"/>
+              <w:right w:w="160" w:type="dxa"/>
+            </w:tcMar>
+          </w:tcPr>
+          <w:p>
+            <w:r>
+              <w:rPr>
+                <w:b/>
+                <w:color w:val="142233"/>
+                <w:sz w:val="18"/>
+              </w:rPr>
+              <w:t>Diese Rolle können wir übernehmen.</w:t>
+            </w:r>
+          </w:p>
+        </w:tc>
+      </w:tr>
+    </w:tbl>
+    <w:p/>
     <w:p>
-      <w:pPr>
-        <w:pStyle w:val="ListBullet"/>
-        <w:spacing w:after="60"/>
-      </w:pPr>
       <w:r>
         <w:rPr>
-          <w:rFonts w:ascii="Calibri" w:hAnsi="Calibri"/>
           <w:b w:val="0"/>
           <w:i w:val="0"/>
-          <w:color w:val="333333"/>
-          <w:sz w:val="21"/>
+          <w:sz w:val="18"/>
         </w:rPr>
-        <w:t>strategische Führung der Kommunikation</w:t>
+        <w:t>1322 ist grundsätzlich interessiert, diesen Weg zu begleiten. Voraussetzung ist Klarheit über Rollen, Entscheidungswege und Zuständigkeiten auf Seiten von Beastly / Chipiron. Die Vision braucht Nähe zum Gründer — die Umsetzung braucht klare Entscheidungswege.</w:t>
       </w:r>
     </w:p>
-    <w:p>
-      <w:pPr>
-        <w:pStyle w:val="ListBullet"/>
-        <w:spacing w:after="60"/>
-      </w:pPr>
-      <w:r>
-        <w:rPr>
-          <w:rFonts w:ascii="Calibri" w:hAnsi="Calibri"/>
-          <w:b w:val="0"/>
-          <w:i w:val="0"/>
-          <w:color w:val="333333"/>
-          <w:sz w:val="21"/>
-        </w:rPr>
-        <w:t>Priorisierung der nächsten Schritte</w:t>
-      </w:r>
-    </w:p>
-    <w:p>
-      <w:pPr>
-        <w:pStyle w:val="ListBullet"/>
-        <w:spacing w:after="60"/>
-      </w:pPr>
-      <w:r>
-        <w:rPr>
-          <w:rFonts w:ascii="Calibri" w:hAnsi="Calibri"/>
-          <w:b w:val="0"/>
-          <w:i w:val="0"/>
-          <w:color w:val="333333"/>
-          <w:sz w:val="21"/>
-        </w:rPr>
-        <w:t>Einordnung von Zielgruppen, Botschaften und Kanälen</w:t>
-      </w:r>
-    </w:p>
-    <w:p>
-      <w:pPr>
-        <w:pStyle w:val="ListBullet"/>
-        <w:spacing w:after="60"/>
-      </w:pPr>
-      <w:r>
-        <w:rPr>
-          <w:rFonts w:ascii="Calibri" w:hAnsi="Calibri"/>
-          <w:b w:val="0"/>
-          <w:i w:val="0"/>
-          <w:color w:val="333333"/>
-          <w:sz w:val="21"/>
-        </w:rPr>
-        <w:t>Übersetzung der Vision in verständliche Kommunikation</w:t>
-      </w:r>
-    </w:p>
-    <w:p>
-      <w:pPr>
-        <w:pStyle w:val="ListBullet"/>
-        <w:spacing w:after="60"/>
-      </w:pPr>
-      <w:r>
-        <w:rPr>
-          <w:rFonts w:ascii="Calibri" w:hAnsi="Calibri"/>
-          <w:b w:val="0"/>
-          <w:i w:val="0"/>
-          <w:color w:val="333333"/>
-          <w:sz w:val="21"/>
-        </w:rPr>
-        <w:t>Sparring bei Grundsatzentscheidungen</w:t>
-      </w:r>
-    </w:p>
-    <w:p>
-      <w:pPr>
-        <w:pStyle w:val="ListBullet"/>
-        <w:spacing w:after="60"/>
-      </w:pPr>
-      <w:r>
-        <w:rPr>
-          <w:rFonts w:ascii="Calibri" w:hAnsi="Calibri"/>
-          <w:b w:val="0"/>
-          <w:i w:val="0"/>
-          <w:color w:val="333333"/>
-          <w:sz w:val="21"/>
-        </w:rPr>
-        <w:t>Sicherstellung von Klarheit, Konsistenz und Wirkung</w:t>
-      </w:r>
-    </w:p>
-    <w:p>
-      <w:pPr>
-        <w:pStyle w:val="ListBullet"/>
-        <w:spacing w:after="60"/>
-      </w:pPr>
-      <w:r>
-        <w:rPr>
-          <w:rFonts w:ascii="Calibri" w:hAnsi="Calibri"/>
-          <w:b w:val="0"/>
-          <w:i w:val="0"/>
-          <w:color w:val="333333"/>
-          <w:sz w:val="21"/>
-        </w:rPr>
-        <w:t>laufende Optimierung anhand von Reaktionen, Daten und Erfahrungswerten</w:t>
-      </w:r>
-    </w:p>
-    <w:p>
-      <w:pPr>
-        <w:spacing w:after="140"/>
-      </w:pPr>
-      <w:r>
-        <w:rPr>
-          <w:rFonts w:ascii="Calibri" w:hAnsi="Calibri"/>
-          <w:b w:val="0"/>
-          <w:i w:val="0"/>
-          <w:color w:val="333333"/>
-          <w:sz w:val="21"/>
-        </w:rPr>
-        <w:t>1322 bringt die Erfahrung mit, Visionen zu strukturieren, Positionierungen zu schärfen, Kommunikationsarchitekturen aufzubauen und operative Massnahmen auf ein klares strategisches Ziel einzuzahlen. Diese Rolle können wir übernehmen.</w:t>
-      </w:r>
-    </w:p>
-    <w:p>
-      <w:pPr>
-        <w:spacing w:before="240" w:after="80"/>
-      </w:pPr>
-      <w:r>
-        <w:rPr>
-          <w:rFonts w:ascii="Calibri" w:hAnsi="Calibri"/>
-          <w:b/>
-          <w:i w:val="0"/>
-          <w:color w:val="1A1033"/>
-          <w:sz w:val="24"/>
-        </w:rPr>
-        <w:t>Voraussetzungen</w:t>
-      </w:r>
-    </w:p>
-    <w:p>
-      <w:pPr>
-        <w:pStyle w:val="ListBullet"/>
-        <w:spacing w:after="60"/>
-      </w:pPr>
-      <w:r>
-        <w:rPr>
-          <w:rFonts w:ascii="Calibri" w:hAnsi="Calibri"/>
-          <w:b w:val="0"/>
-          <w:i w:val="0"/>
-          <w:color w:val="333333"/>
-          <w:sz w:val="21"/>
-        </w:rPr>
-        <w:t>Wer entscheidet strategische Fragen?</w:t>
-      </w:r>
-    </w:p>
-    <w:p>
-      <w:pPr>
-        <w:pStyle w:val="ListBullet"/>
-        <w:spacing w:after="60"/>
-      </w:pPr>
-      <w:r>
-        <w:rPr>
-          <w:rFonts w:ascii="Calibri" w:hAnsi="Calibri"/>
-          <w:b w:val="0"/>
-          <w:i w:val="0"/>
-          <w:color w:val="333333"/>
-          <w:sz w:val="21"/>
-        </w:rPr>
-        <w:t>Wer gibt Inhalte frei?</w:t>
-      </w:r>
-    </w:p>
-    <w:p>
-      <w:pPr>
-        <w:pStyle w:val="ListBullet"/>
-        <w:spacing w:after="60"/>
-      </w:pPr>
-      <w:r>
-        <w:rPr>
-          <w:rFonts w:ascii="Calibri" w:hAnsi="Calibri"/>
-          <w:b w:val="0"/>
-          <w:i w:val="0"/>
-          <w:color w:val="333333"/>
-          <w:sz w:val="21"/>
-        </w:rPr>
-        <w:t>Wer spricht für Chipiron / für beastly invested?</w:t>
-      </w:r>
-    </w:p>
-    <w:p>
-      <w:pPr>
-        <w:pStyle w:val="ListBullet"/>
-        <w:spacing w:after="60"/>
-      </w:pPr>
-      <w:r>
-        <w:rPr>
-          <w:rFonts w:ascii="Calibri" w:hAnsi="Calibri"/>
-          <w:b w:val="0"/>
-          <w:i w:val="0"/>
-          <w:color w:val="333333"/>
-          <w:sz w:val="21"/>
-        </w:rPr>
-        <w:t>Welche Informationen werden kommunikativ genutzt, welche bleiben intern?</w:t>
-      </w:r>
-    </w:p>
-    <w:p>
-      <w:pPr>
-        <w:pStyle w:val="ListBullet"/>
-        <w:spacing w:after="60"/>
-      </w:pPr>
-      <w:r>
-        <w:rPr>
-          <w:rFonts w:ascii="Calibri" w:hAnsi="Calibri"/>
-          <w:b w:val="0"/>
-          <w:i w:val="0"/>
-          <w:color w:val="333333"/>
-          <w:sz w:val="21"/>
-        </w:rPr>
-        <w:t>Wie schnell müssen Entscheidungen getroffen werden können?</w:t>
-      </w:r>
-    </w:p>
-    <w:p>
-      <w:pPr>
-        <w:spacing w:after="140"/>
-      </w:pPr>
-      <w:r>
-        <w:rPr>
-          <w:rFonts w:ascii="Calibri" w:hAnsi="Calibri"/>
-          <w:b w:val="0"/>
-          <w:i/>
-          <w:color w:val="1A1033"/>
-          <w:sz w:val="21"/>
-        </w:rPr>
-        <w:t>Die Vision braucht Nähe zum Gründer. Die Umsetzung braucht klare Entscheidungswege.</w:t>
-      </w:r>
-    </w:p>
-    <w:p>
-      <w:pPr>
-        <w:spacing w:before="120" w:after="120"/>
-        <w:pBdr>
-          <w:bottom w:val="single" w:sz="4" w:space="1" w:color="a176f4"/>
-        </w:pBdr>
-      </w:pPr>
-    </w:p>
+    <w:p/>
     <w:p>
       <w:pPr>
         <w:spacing w:before="360" w:after="120"/>
@@ -6354,271 +6851,38 @@
       </w:r>
     </w:p>
     <w:p>
-      <w:pPr>
-        <w:spacing w:after="140"/>
-      </w:pPr>
       <w:r>
         <w:rPr>
-          <w:rFonts w:ascii="Calibri" w:hAnsi="Calibri"/>
-          <w:b w:val="0"/>
-          <w:i w:val="0"/>
-          <w:color w:val="333333"/>
-          <w:sz w:val="21"/>
+          <w:b/>
+          <w:color w:val="4B319B"/>
+          <w:sz w:val="20"/>
         </w:rPr>
-        <w:t>Die Strategie ist definiert. Die zentrale Frage ist: Womit fangen wir an — und in welcher Logik? Drei Einstiegsszenarien, jedes mit anderen Prioritäten und Risiken.</w:t>
+        <w:t>Organisatorische Voraussetzungen — vor der Umsetzung</w:t>
       </w:r>
     </w:p>
     <w:p>
-      <w:pPr>
-        <w:spacing w:before="240" w:after="80"/>
-      </w:pPr>
       <w:r>
         <w:rPr>
-          <w:rFonts w:ascii="Calibri" w:hAnsi="Calibri"/>
-          <w:b/>
+          <w:b w:val="0"/>
           <w:i w:val="0"/>
-          <w:color w:val="1A1033"/>
-          <w:sz w:val="24"/>
+          <w:sz w:val="18"/>
         </w:rPr>
-        <w:t>Option A — Fundament zuerst</w:t>
+        <w:t>Vor dem Start der Kommunikation braucht es Klarheit in folgenden Punkten:</w:t>
       </w:r>
     </w:p>
-    <w:p>
-      <w:pPr>
-        <w:spacing w:after="140"/>
-      </w:pPr>
-      <w:r>
-        <w:rPr>
-          <w:rFonts w:ascii="Calibri" w:hAnsi="Calibri"/>
-          <w:b w:val="0"/>
-          <w:i w:val="0"/>
-          <w:color w:val="333333"/>
-          <w:sz w:val="21"/>
-        </w:rPr>
-        <w:t>Markenarchitektur → Kernbotschaften → Fabios Mockup integrieren → Website → Viktor LinkedIn → Events / Ads.</w:t>
-      </w:r>
-    </w:p>
-    <w:p>
-      <w:pPr>
-        <w:pStyle w:val="ListBullet"/>
-        <w:spacing w:after="60"/>
-      </w:pPr>
-      <w:r>
-        <w:rPr>
-          <w:rFonts w:ascii="Calibri" w:hAnsi="Calibri"/>
-          <w:b/>
-          <w:i w:val="0"/>
-          <w:color w:val="333333"/>
-          <w:sz w:val="21"/>
-        </w:rPr>
-        <w:t xml:space="preserve">Stärke:  </w:t>
-      </w:r>
-      <w:r>
-        <w:rPr>
-          <w:rFonts w:ascii="Calibri" w:hAnsi="Calibri"/>
-          <w:b w:val="0"/>
-          <w:i w:val="0"/>
-          <w:color w:val="333333"/>
-          <w:sz w:val="21"/>
-        </w:rPr>
-        <w:t>Konsistenz von Anfang an. Alles baut auf sauberem Fundament.</w:t>
-      </w:r>
-    </w:p>
-    <w:p>
-      <w:pPr>
-        <w:pStyle w:val="ListBullet"/>
-        <w:spacing w:after="60"/>
-      </w:pPr>
-      <w:r>
-        <w:rPr>
-          <w:rFonts w:ascii="Calibri" w:hAnsi="Calibri"/>
-          <w:b/>
-          <w:i w:val="0"/>
-          <w:color w:val="333333"/>
-          <w:sz w:val="21"/>
-        </w:rPr>
-        <w:t xml:space="preserve">Risiko:  </w:t>
-      </w:r>
-      <w:r>
-        <w:rPr>
-          <w:rFonts w:ascii="Calibri" w:hAnsi="Calibri"/>
-          <w:b w:val="0"/>
-          <w:i w:val="0"/>
-          <w:color w:val="333333"/>
-          <w:sz w:val="21"/>
-        </w:rPr>
-        <w:t>Das September-Fenster kann zu eng werden, wenn das Fundament zu viel Zeit braucht.</w:t>
-      </w:r>
-    </w:p>
-    <w:p>
-      <w:pPr>
-        <w:spacing w:before="240" w:after="80"/>
-      </w:pPr>
-      <w:r>
-        <w:rPr>
-          <w:rFonts w:ascii="Calibri" w:hAnsi="Calibri"/>
-          <w:b/>
-          <w:i w:val="0"/>
-          <w:color w:val="1A1033"/>
-          <w:sz w:val="24"/>
-        </w:rPr>
-        <w:t>Option B — Persönlichkeit zuerst</w:t>
-      </w:r>
-    </w:p>
-    <w:p>
-      <w:pPr>
-        <w:spacing w:after="140"/>
-      </w:pPr>
-      <w:r>
-        <w:rPr>
-          <w:rFonts w:ascii="Calibri" w:hAnsi="Calibri"/>
-          <w:b w:val="0"/>
-          <w:i w:val="0"/>
-          <w:color w:val="333333"/>
-          <w:sz w:val="21"/>
-        </w:rPr>
-        <w:t>Viktor LinkedIn sofort aufsetzen und Content beginnen — auch bevor alle anderen Elemente fertig sind.</w:t>
-      </w:r>
-    </w:p>
-    <w:p>
-      <w:pPr>
-        <w:pStyle w:val="ListBullet"/>
-        <w:spacing w:after="60"/>
-      </w:pPr>
-      <w:r>
-        <w:rPr>
-          <w:rFonts w:ascii="Calibri" w:hAnsi="Calibri"/>
-          <w:b/>
-          <w:i w:val="0"/>
-          <w:color w:val="333333"/>
-          <w:sz w:val="21"/>
-        </w:rPr>
-        <w:t xml:space="preserve">Stärke:  </w:t>
-      </w:r>
-      <w:r>
-        <w:rPr>
-          <w:rFonts w:ascii="Calibri" w:hAnsi="Calibri"/>
-          <w:b w:val="0"/>
-          <w:i w:val="0"/>
-          <w:color w:val="333333"/>
-          <w:sz w:val="21"/>
-        </w:rPr>
-        <w:t>Höchste Wirkung bei geringstem initialem Aufwand. Viktor braucht keine Produktionsinfrastruktur.</w:t>
-      </w:r>
-    </w:p>
-    <w:p>
-      <w:pPr>
-        <w:pStyle w:val="ListBullet"/>
-        <w:spacing w:after="60"/>
-      </w:pPr>
-      <w:r>
-        <w:rPr>
-          <w:rFonts w:ascii="Calibri" w:hAnsi="Calibri"/>
-          <w:b/>
-          <w:i w:val="0"/>
-          <w:color w:val="333333"/>
-          <w:sz w:val="21"/>
-        </w:rPr>
-        <w:t xml:space="preserve">Risiko:  </w:t>
-      </w:r>
-      <w:r>
-        <w:rPr>
-          <w:rFonts w:ascii="Calibri" w:hAnsi="Calibri"/>
-          <w:b w:val="0"/>
-          <w:i w:val="0"/>
-          <w:color w:val="333333"/>
-          <w:sz w:val="21"/>
-        </w:rPr>
-        <w:t>Ohne klare Botschaften und Markenarchitektur kann der Auftritt inkonsistent werden.</w:t>
-      </w:r>
-    </w:p>
-    <w:p>
-      <w:pPr>
-        <w:spacing w:before="240" w:after="80"/>
-      </w:pPr>
-      <w:r>
-        <w:rPr>
-          <w:rFonts w:ascii="Calibri" w:hAnsi="Calibri"/>
-          <w:b/>
-          <w:i w:val="0"/>
-          <w:color w:val="1A1033"/>
-          <w:sz w:val="24"/>
-        </w:rPr>
-        <w:t>Option C — Event als Ankerpunkt</w:t>
-      </w:r>
-    </w:p>
-    <w:p>
-      <w:pPr>
-        <w:spacing w:after="140"/>
-      </w:pPr>
-      <w:r>
-        <w:rPr>
-          <w:rFonts w:ascii="Calibri" w:hAnsi="Calibri"/>
-          <w:b w:val="0"/>
-          <w:i w:val="0"/>
-          <w:color w:val="333333"/>
-          <w:sz w:val="21"/>
-        </w:rPr>
-        <w:t>Rückwärtsplanung vom September-Anlass: Was muss bis dahin stehen? Pitch Deck, Viktor LinkedIn, Website-Basics, klares Versprechen.</w:t>
-      </w:r>
-    </w:p>
-    <w:p>
-      <w:pPr>
-        <w:pStyle w:val="ListBullet"/>
-        <w:spacing w:after="60"/>
-      </w:pPr>
-      <w:r>
-        <w:rPr>
-          <w:rFonts w:ascii="Calibri" w:hAnsi="Calibri"/>
-          <w:b/>
-          <w:i w:val="0"/>
-          <w:color w:val="333333"/>
-          <w:sz w:val="21"/>
-        </w:rPr>
-        <w:t xml:space="preserve">Stärke:  </w:t>
-      </w:r>
-      <w:r>
-        <w:rPr>
-          <w:rFonts w:ascii="Calibri" w:hAnsi="Calibri"/>
-          <w:b w:val="0"/>
-          <w:i w:val="0"/>
-          <w:color w:val="333333"/>
-          <w:sz w:val="21"/>
-        </w:rPr>
-        <w:t>Konkretes Datum schafft Entscheidungsdruck und Fokus.</w:t>
-      </w:r>
-    </w:p>
-    <w:p>
-      <w:pPr>
-        <w:pStyle w:val="ListBullet"/>
-        <w:spacing w:after="60"/>
-      </w:pPr>
-      <w:r>
-        <w:rPr>
-          <w:rFonts w:ascii="Calibri" w:hAnsi="Calibri"/>
-          <w:b/>
-          <w:i w:val="0"/>
-          <w:color w:val="333333"/>
-          <w:sz w:val="21"/>
-        </w:rPr>
-        <w:t xml:space="preserve">Risiko:  </w:t>
-      </w:r>
-      <w:r>
-        <w:rPr>
-          <w:rFonts w:ascii="Calibri" w:hAnsi="Calibri"/>
-          <w:b w:val="0"/>
-          <w:i w:val="0"/>
-          <w:color w:val="333333"/>
-          <w:sz w:val="21"/>
-        </w:rPr>
-        <w:t>Hektik und Kompromisse, wenn zu viel gleichzeitig fertig werden muss.</w:t>
-      </w:r>
-    </w:p>
+    <w:p/>
     <w:tbl>
       <w:tblPr>
-        <w:tblStyle w:val="TableGrid"/>
-        <w:tblW w:type="auto" w:w="0"/>
         <w:tblLook w:firstColumn="1" w:firstRow="1" w:lastColumn="0" w:lastRow="0" w:noHBand="0" w:noVBand="1" w:val="04A0"/>
+        <w:tblBorders>
+          <w:top w:val="none"/>
+          <w:left w:val="none"/>
+          <w:bottom w:val="none"/>
+          <w:right w:val="none"/>
+          <w:insideH w:val="none"/>
+          <w:insideV w:val="none"/>
+        </w:tblBorders>
+        <w:tblW w:w="5000" w:type="pct"/>
       </w:tblPr>
       <w:tblGrid>
         <w:gridCol w:w="8612"/>
@@ -6627,57 +6891,680 @@
         <w:tc>
           <w:tcPr>
             <w:tcW w:type="dxa" w:w="8612"/>
-            <w:shd w:val="clear" w:color="auto" w:fill="FFF3EE"/>
+            <w:shd w:val="clear" w:color="auto" w:fill="142233"/>
             <w:tcMar>
               <w:top w:w="100" w:type="dxa"/>
               <w:bottom w:w="100" w:type="dxa"/>
-              <w:left w:w="140" w:type="dxa"/>
-              <w:right w:w="140" w:type="dxa"/>
+              <w:left w:w="150" w:type="dxa"/>
+              <w:right w:w="150" w:type="dxa"/>
             </w:tcMar>
           </w:tcPr>
           <w:p>
             <w:r>
               <w:rPr>
-                <w:rFonts w:ascii="Calibri" w:hAnsi="Calibri"/>
                 <w:b/>
-                <w:i w:val="0"/>
-                <w:color w:val="BD5435"/>
-                <w:sz w:val="21"/>
-              </w:rPr>
-              <w:t xml:space="preserve">Empfehlung 1322:  </w:t>
-            </w:r>
-            <w:r>
-              <w:rPr>
-                <w:rFonts w:ascii="Calibri" w:hAnsi="Calibri"/>
-                <w:b w:val="0"/>
-                <w:i w:val="0"/>
-                <w:color w:val="333333"/>
-                <w:sz w:val="21"/>
-              </w:rPr>
-              <w:t>Option A oder C — abhängig von verfügbarer Kapazität und Dringlichkeit des September-Fensters. In jedem Fall: organisatorische Klärung und Markenarchitektur-Entscheid als absolute erste Priorität, bevor Sichtbarkeit aufgebaut wird.</w:t>
+                <w:color w:val="FFFFFF"/>
+                <w:sz w:val="20"/>
+              </w:rPr>
+              <w:t>WER ENTSCHEIDET — WER SPRICHT — WER GIBT FREI</w:t>
+            </w:r>
+          </w:p>
+        </w:tc>
+      </w:tr>
+      <w:tr>
+        <w:tc>
+          <w:tcPr>
+            <w:tcW w:type="dxa" w:w="8612"/>
+            <w:shd w:val="clear" w:color="auto" w:fill="EEE8F7"/>
+            <w:tcMar>
+              <w:top w:w="85" w:type="dxa"/>
+              <w:bottom w:w="90" w:type="dxa"/>
+              <w:left w:w="150" w:type="dxa"/>
+              <w:right w:w="150" w:type="dxa"/>
+            </w:tcMar>
+          </w:tcPr>
+          <w:p>
+            <w:r>
+              <w:rPr>
+                <w:b/>
+                <w:color w:val="4B319B"/>
+                <w:sz w:val="18"/>
+              </w:rPr>
+              <w:t>Entscheidungsstruktur</w:t>
+            </w:r>
+          </w:p>
+          <w:p>
+            <w:r>
+              <w:rPr>
+                <w:sz w:val="18"/>
+              </w:rPr>
+              <w:t>—  Wer trifft kommunikative Entscheidungen für Beastly? Wer für Chipiron?</w:t>
+            </w:r>
+          </w:p>
+          <w:p>
+            <w:r>
+              <w:rPr>
+                <w:sz w:val="18"/>
+              </w:rPr>
+              <w:t>—  Welche Themen müssen von Viktor persönlich freigegeben werden?</w:t>
+            </w:r>
+          </w:p>
+          <w:p>
+            <w:r>
+              <w:rPr>
+                <w:sz w:val="18"/>
+              </w:rPr>
+              <w:t>—  Welche Inhalte können delegiert werden?</w:t>
+            </w:r>
+          </w:p>
+          <w:p>
+            <w:r>
+              <w:rPr>
+                <w:sz w:val="18"/>
+              </w:rPr>
+              <w:t>—  Wie schnell müssen Feedback und Freigaben erfolgen?</w:t>
+            </w:r>
+          </w:p>
+        </w:tc>
+      </w:tr>
+      <w:tr>
+        <w:tc>
+          <w:tcPr>
+            <w:tcW w:type="dxa" w:w="8612"/>
+            <w:shd w:val="clear" w:color="auto" w:fill="F5F0FC"/>
+            <w:tcMar>
+              <w:top w:w="85" w:type="dxa"/>
+              <w:bottom w:w="90" w:type="dxa"/>
+              <w:left w:w="150" w:type="dxa"/>
+              <w:right w:w="150" w:type="dxa"/>
+            </w:tcMar>
+          </w:tcPr>
+          <w:p>
+            <w:r>
+              <w:rPr>
+                <w:b/>
+                <w:color w:val="4B319B"/>
+                <w:sz w:val="18"/>
+              </w:rPr>
+              <w:t>Rollen von Viktor und Lydia</w:t>
+            </w:r>
+          </w:p>
+          <w:p>
+            <w:r>
+              <w:rPr>
+                <w:sz w:val="18"/>
+              </w:rPr>
+              <w:t>—  Was darf in Viktor's Namen gesagt werden? Was nicht?</w:t>
+            </w:r>
+          </w:p>
+          <w:p>
+            <w:r>
+              <w:rPr>
+                <w:sz w:val="18"/>
+              </w:rPr>
+              <w:t>—  Welche privaten/persönlichen Inhalte sind für die Kommunikation nutzbar?</w:t>
+            </w:r>
+          </w:p>
+          <w:p>
+            <w:r>
+              <w:rPr>
+                <w:sz w:val="18"/>
+              </w:rPr>
+              <w:t>—  Wer koordiniert intern zwischen Beastly, Chipiron und der Marketingperson?</w:t>
+            </w:r>
+          </w:p>
+          <w:p>
+            <w:r>
+              <w:rPr>
+                <w:sz w:val="18"/>
+              </w:rPr>
+              <w:t>—  Welche Rolle hat FourGive — und welche Themen bleiben intern?</w:t>
+            </w:r>
+          </w:p>
+        </w:tc>
+      </w:tr>
+      <w:tr>
+        <w:tc>
+          <w:tcPr>
+            <w:tcW w:type="dxa" w:w="8612"/>
+            <w:shd w:val="clear" w:color="auto" w:fill="EEE8F7"/>
+            <w:tcMar>
+              <w:top w:w="85" w:type="dxa"/>
+              <w:bottom w:w="90" w:type="dxa"/>
+              <w:left w:w="150" w:type="dxa"/>
+              <w:right w:w="150" w:type="dxa"/>
+            </w:tcMar>
+          </w:tcPr>
+          <w:p>
+            <w:r>
+              <w:rPr>
+                <w:b/>
+                <w:color w:val="4B319B"/>
+                <w:sz w:val="18"/>
+              </w:rPr>
+              <w:t>Regulatorische Klarheit</w:t>
+            </w:r>
+          </w:p>
+          <w:p>
+            <w:r>
+              <w:rPr>
+                <w:sz w:val="18"/>
+              </w:rPr>
+              <w:t>—  Welche Aussagen über das Investmentprodukt sind regulatorisch erlaubt?</w:t>
+            </w:r>
+          </w:p>
+          <w:p>
+            <w:r>
+              <w:rPr>
+                <w:sz w:val="18"/>
+              </w:rPr>
+              <w:t>—  Was darf über Performance, Rendite, Risiko kommuniziert werden?</w:t>
+            </w:r>
+          </w:p>
+          <w:p>
+            <w:r>
+              <w:rPr>
+                <w:sz w:val="18"/>
+              </w:rPr>
+              <w:t>—  Wer prüft Inhalte auf regulatorische Konformität?</w:t>
             </w:r>
           </w:p>
         </w:tc>
       </w:tr>
     </w:tbl>
-    <w:p>
-      <w:pPr>
-        <w:spacing w:after="120"/>
-      </w:pPr>
-    </w:p>
-    <w:p>
-      <w:pPr>
-        <w:spacing w:before="120" w:after="120"/>
-        <w:pBdr>
-          <w:bottom w:val="single" w:sz="4" w:space="1" w:color="a176f4"/>
-        </w:pBdr>
-      </w:pPr>
-    </w:p>
+    <w:p/>
+    <w:tbl>
+      <w:tblPr>
+        <w:tblLook w:firstColumn="1" w:firstRow="1" w:lastColumn="0" w:lastRow="0" w:noHBand="0" w:noVBand="1" w:val="04A0"/>
+        <w:tblBorders>
+          <w:top w:val="none"/>
+          <w:left w:val="none"/>
+          <w:bottom w:val="none"/>
+          <w:right w:val="none"/>
+          <w:insideH w:val="none"/>
+          <w:insideV w:val="none"/>
+        </w:tblBorders>
+        <w:tblW w:w="5000" w:type="pct"/>
+      </w:tblPr>
+      <w:tblGrid>
+        <w:gridCol w:w="8612"/>
+      </w:tblGrid>
+      <w:tr>
+        <w:tc>
+          <w:tcPr>
+            <w:tcW w:type="dxa" w:w="8612"/>
+            <w:shd w:val="clear" w:color="auto" w:fill="EEE8F7"/>
+            <w:tcMar>
+              <w:top w:w="120" w:type="dxa"/>
+              <w:bottom w:w="120" w:type="dxa"/>
+              <w:left w:w="160" w:type="dxa"/>
+              <w:right w:w="160" w:type="dxa"/>
+            </w:tcMar>
+          </w:tcPr>
+          <w:p>
+            <w:r>
+              <w:rPr>
+                <w:b/>
+                <w:color w:val="142233"/>
+                <w:sz w:val="18"/>
+              </w:rPr>
+              <w:t>Je klarer die Entscheidungswege, desto schneller und kosteneffizienter kann Kommunikation aufgebaut werden.</w:t>
+            </w:r>
+          </w:p>
+        </w:tc>
+      </w:tr>
+    </w:tbl>
+    <w:p/>
     <w:p>
       <w:r>
-        <w:br w:type="page"/>
+        <w:rPr>
+          <w:b/>
+          <w:color w:val="4B319B"/>
+          <w:sz w:val="20"/>
+        </w:rPr>
+        <w:t>Drei mögliche Einstiege</w:t>
       </w:r>
     </w:p>
+    <w:tbl>
+      <w:tblPr>
+        <w:tblLook w:firstColumn="1" w:firstRow="1" w:lastColumn="0" w:lastRow="0" w:noHBand="0" w:noVBand="1" w:val="04A0"/>
+        <w:tblBorders>
+          <w:top w:val="none"/>
+          <w:left w:val="none"/>
+          <w:bottom w:val="none"/>
+          <w:right w:val="none"/>
+          <w:insideH w:val="none"/>
+          <w:insideV w:val="none"/>
+        </w:tblBorders>
+        <w:tblW w:w="5000" w:type="pct"/>
+      </w:tblPr>
+      <w:tblGrid>
+        <w:gridCol w:w="8612"/>
+      </w:tblGrid>
+      <w:tr>
+        <w:tc>
+          <w:tcPr>
+            <w:tcW w:type="dxa" w:w="8612"/>
+            <w:shd w:val="clear" w:color="auto" w:fill="4b319b"/>
+            <w:tcMar>
+              <w:top w:w="100" w:type="dxa"/>
+              <w:bottom w:w="100" w:type="dxa"/>
+              <w:left w:w="150" w:type="dxa"/>
+              <w:right w:w="150" w:type="dxa"/>
+            </w:tcMar>
+          </w:tcPr>
+          <w:p>
+            <w:r>
+              <w:rPr>
+                <w:b/>
+                <w:color w:val="FFFFFF"/>
+                <w:sz w:val="20"/>
+              </w:rPr>
+              <w:t>OPTION A — Fundament zuerst</w:t>
+            </w:r>
+          </w:p>
+        </w:tc>
+      </w:tr>
+      <w:tr>
+        <w:tc>
+          <w:tcPr>
+            <w:tcW w:type="dxa" w:w="8612"/>
+            <w:shd w:val="clear" w:color="auto" w:fill="EEE8F7"/>
+            <w:tcMar>
+              <w:top w:w="85" w:type="dxa"/>
+              <w:bottom w:w="90" w:type="dxa"/>
+              <w:left w:w="150" w:type="dxa"/>
+              <w:right w:w="150" w:type="dxa"/>
+            </w:tcMar>
+          </w:tcPr>
+          <w:p>
+            <w:r>
+              <w:rPr>
+                <w:sz w:val="18"/>
+              </w:rPr>
+              <w:t>Markenarchitektur → Botschaften → Visuals → Website → Kanäle</w:t>
+            </w:r>
+          </w:p>
+        </w:tc>
+      </w:tr>
+      <w:tr>
+        <w:tc>
+          <w:tcPr>
+            <w:tcW w:type="dxa" w:w="8612"/>
+            <w:shd w:val="clear" w:color="auto" w:fill="F5F0FC"/>
+            <w:tcMar>
+              <w:top w:w="85" w:type="dxa"/>
+              <w:bottom w:w="90" w:type="dxa"/>
+              <w:left w:w="150" w:type="dxa"/>
+              <w:right w:w="150" w:type="dxa"/>
+            </w:tcMar>
+          </w:tcPr>
+          <w:p>
+            <w:r>
+              <w:rPr>
+                <w:b/>
+                <w:color w:val="4B319B"/>
+                <w:sz w:val="18"/>
+              </w:rPr>
+              <w:t>Stärke</w:t>
+            </w:r>
+          </w:p>
+          <w:p>
+            <w:r>
+              <w:rPr>
+                <w:sz w:val="18"/>
+              </w:rPr>
+              <w:t>Konsistenz von Anfang an. Alles baut auf sauberem Fundament.</w:t>
+            </w:r>
+          </w:p>
+        </w:tc>
+      </w:tr>
+      <w:tr>
+        <w:tc>
+          <w:tcPr>
+            <w:tcW w:type="dxa" w:w="8612"/>
+            <w:shd w:val="clear" w:color="auto" w:fill="EEE8F7"/>
+            <w:tcMar>
+              <w:top w:w="85" w:type="dxa"/>
+              <w:bottom w:w="90" w:type="dxa"/>
+              <w:left w:w="150" w:type="dxa"/>
+              <w:right w:w="150" w:type="dxa"/>
+            </w:tcMar>
+          </w:tcPr>
+          <w:p>
+            <w:r>
+              <w:rPr>
+                <w:b/>
+                <w:color w:val="4B319B"/>
+                <w:sz w:val="18"/>
+              </w:rPr>
+              <w:t>Risiko</w:t>
+            </w:r>
+          </w:p>
+          <w:p>
+            <w:r>
+              <w:rPr>
+                <w:sz w:val="18"/>
+              </w:rPr>
+              <w:t>Das September-Fenster kann zu eng werden, wenn das Fundament zu viel Zeit braucht.</w:t>
+            </w:r>
+          </w:p>
+        </w:tc>
+      </w:tr>
+    </w:tbl>
+    <w:p/>
+    <w:tbl>
+      <w:tblPr>
+        <w:tblLook w:firstColumn="1" w:firstRow="1" w:lastColumn="0" w:lastRow="0" w:noHBand="0" w:noVBand="1" w:val="04A0"/>
+        <w:tblBorders>
+          <w:top w:val="none"/>
+          <w:left w:val="none"/>
+          <w:bottom w:val="none"/>
+          <w:right w:val="none"/>
+          <w:insideH w:val="none"/>
+          <w:insideV w:val="none"/>
+        </w:tblBorders>
+        <w:tblW w:w="5000" w:type="pct"/>
+      </w:tblPr>
+      <w:tblGrid>
+        <w:gridCol w:w="8612"/>
+      </w:tblGrid>
+      <w:tr>
+        <w:tc>
+          <w:tcPr>
+            <w:tcW w:type="dxa" w:w="8612"/>
+            <w:shd w:val="clear" w:color="auto" w:fill="142233"/>
+            <w:tcMar>
+              <w:top w:w="100" w:type="dxa"/>
+              <w:bottom w:w="100" w:type="dxa"/>
+              <w:left w:w="150" w:type="dxa"/>
+              <w:right w:w="150" w:type="dxa"/>
+            </w:tcMar>
+          </w:tcPr>
+          <w:p>
+            <w:r>
+              <w:rPr>
+                <w:b/>
+                <w:color w:val="FFFFFF"/>
+                <w:sz w:val="20"/>
+              </w:rPr>
+              <w:t>OPTION B — Persönlichkeit zuerst</w:t>
+            </w:r>
+          </w:p>
+        </w:tc>
+      </w:tr>
+      <w:tr>
+        <w:tc>
+          <w:tcPr>
+            <w:tcW w:type="dxa" w:w="8612"/>
+            <w:shd w:val="clear" w:color="auto" w:fill="EEE8F7"/>
+            <w:tcMar>
+              <w:top w:w="85" w:type="dxa"/>
+              <w:bottom w:w="90" w:type="dxa"/>
+              <w:left w:w="150" w:type="dxa"/>
+              <w:right w:w="150" w:type="dxa"/>
+            </w:tcMar>
+          </w:tcPr>
+          <w:p>
+            <w:r>
+              <w:rPr>
+                <w:sz w:val="18"/>
+              </w:rPr>
+              <w:t>Viktor LinkedIn sofort starten, parallel Fundament aufbauen</w:t>
+            </w:r>
+          </w:p>
+        </w:tc>
+      </w:tr>
+      <w:tr>
+        <w:tc>
+          <w:tcPr>
+            <w:tcW w:type="dxa" w:w="8612"/>
+            <w:shd w:val="clear" w:color="auto" w:fill="F5F0FC"/>
+            <w:tcMar>
+              <w:top w:w="85" w:type="dxa"/>
+              <w:bottom w:w="90" w:type="dxa"/>
+              <w:left w:w="150" w:type="dxa"/>
+              <w:right w:w="150" w:type="dxa"/>
+            </w:tcMar>
+          </w:tcPr>
+          <w:p>
+            <w:r>
+              <w:rPr>
+                <w:b/>
+                <w:color w:val="4B319B"/>
+                <w:sz w:val="18"/>
+              </w:rPr>
+              <w:t>Stärke</w:t>
+            </w:r>
+          </w:p>
+          <w:p>
+            <w:r>
+              <w:rPr>
+                <w:sz w:val="18"/>
+              </w:rPr>
+              <w:t>Höchste Wirkung bei geringstem initialem Aufwand. Viktor braucht keine Produktionsinfrastruktur.</w:t>
+            </w:r>
+          </w:p>
+        </w:tc>
+      </w:tr>
+      <w:tr>
+        <w:tc>
+          <w:tcPr>
+            <w:tcW w:type="dxa" w:w="8612"/>
+            <w:shd w:val="clear" w:color="auto" w:fill="EEE8F7"/>
+            <w:tcMar>
+              <w:top w:w="85" w:type="dxa"/>
+              <w:bottom w:w="90" w:type="dxa"/>
+              <w:left w:w="150" w:type="dxa"/>
+              <w:right w:w="150" w:type="dxa"/>
+            </w:tcMar>
+          </w:tcPr>
+          <w:p>
+            <w:r>
+              <w:rPr>
+                <w:b/>
+                <w:color w:val="4B319B"/>
+                <w:sz w:val="18"/>
+              </w:rPr>
+              <w:t>Risiko</w:t>
+            </w:r>
+          </w:p>
+          <w:p>
+            <w:r>
+              <w:rPr>
+                <w:sz w:val="18"/>
+              </w:rPr>
+              <w:t>Ohne klare Botschaften und Markenarchitektur kann der Auftritt inkonsistent wirken.</w:t>
+            </w:r>
+          </w:p>
+        </w:tc>
+      </w:tr>
+    </w:tbl>
+    <w:p/>
+    <w:tbl>
+      <w:tblPr>
+        <w:tblLook w:firstColumn="1" w:firstRow="1" w:lastColumn="0" w:lastRow="0" w:noHBand="0" w:noVBand="1" w:val="04A0"/>
+        <w:tblBorders>
+          <w:top w:val="none"/>
+          <w:left w:val="none"/>
+          <w:bottom w:val="none"/>
+          <w:right w:val="none"/>
+          <w:insideH w:val="none"/>
+          <w:insideV w:val="none"/>
+        </w:tblBorders>
+        <w:tblW w:w="5000" w:type="pct"/>
+      </w:tblPr>
+      <w:tblGrid>
+        <w:gridCol w:w="8612"/>
+      </w:tblGrid>
+      <w:tr>
+        <w:tc>
+          <w:tcPr>
+            <w:tcW w:type="dxa" w:w="8612"/>
+            <w:shd w:val="clear" w:color="auto" w:fill="BD5435"/>
+            <w:tcMar>
+              <w:top w:w="100" w:type="dxa"/>
+              <w:bottom w:w="100" w:type="dxa"/>
+              <w:left w:w="150" w:type="dxa"/>
+              <w:right w:w="150" w:type="dxa"/>
+            </w:tcMar>
+          </w:tcPr>
+          <w:p>
+            <w:r>
+              <w:rPr>
+                <w:b/>
+                <w:color w:val="FFFFFF"/>
+                <w:sz w:val="20"/>
+              </w:rPr>
+              <w:t>OPTION C — Event-orientiert</w:t>
+            </w:r>
+          </w:p>
+        </w:tc>
+      </w:tr>
+      <w:tr>
+        <w:tc>
+          <w:tcPr>
+            <w:tcW w:type="dxa" w:w="8612"/>
+            <w:shd w:val="clear" w:color="auto" w:fill="EEE8F7"/>
+            <w:tcMar>
+              <w:top w:w="85" w:type="dxa"/>
+              <w:bottom w:w="90" w:type="dxa"/>
+              <w:left w:w="150" w:type="dxa"/>
+              <w:right w:w="150" w:type="dxa"/>
+            </w:tcMar>
+          </w:tcPr>
+          <w:p>
+            <w:r>
+              <w:rPr>
+                <w:sz w:val="18"/>
+              </w:rPr>
+              <w:t>September-Anlass als Ankerpunkt und erstes Zieldatum</w:t>
+            </w:r>
+          </w:p>
+        </w:tc>
+      </w:tr>
+      <w:tr>
+        <w:tc>
+          <w:tcPr>
+            <w:tcW w:type="dxa" w:w="8612"/>
+            <w:shd w:val="clear" w:color="auto" w:fill="F5F0FC"/>
+            <w:tcMar>
+              <w:top w:w="85" w:type="dxa"/>
+              <w:bottom w:w="90" w:type="dxa"/>
+              <w:left w:w="150" w:type="dxa"/>
+              <w:right w:w="150" w:type="dxa"/>
+            </w:tcMar>
+          </w:tcPr>
+          <w:p>
+            <w:r>
+              <w:rPr>
+                <w:b/>
+                <w:color w:val="4B319B"/>
+                <w:sz w:val="18"/>
+              </w:rPr>
+              <w:t>Stärke</w:t>
+            </w:r>
+          </w:p>
+          <w:p>
+            <w:r>
+              <w:rPr>
+                <w:sz w:val="18"/>
+              </w:rPr>
+              <w:t>Konkretes Datum schafft Entscheidungsdruck und Fokus.</w:t>
+            </w:r>
+          </w:p>
+        </w:tc>
+      </w:tr>
+      <w:tr>
+        <w:tc>
+          <w:tcPr>
+            <w:tcW w:type="dxa" w:w="8612"/>
+            <w:shd w:val="clear" w:color="auto" w:fill="EEE8F7"/>
+            <w:tcMar>
+              <w:top w:w="85" w:type="dxa"/>
+              <w:bottom w:w="90" w:type="dxa"/>
+              <w:left w:w="150" w:type="dxa"/>
+              <w:right w:w="150" w:type="dxa"/>
+            </w:tcMar>
+          </w:tcPr>
+          <w:p>
+            <w:r>
+              <w:rPr>
+                <w:b/>
+                <w:color w:val="4B319B"/>
+                <w:sz w:val="18"/>
+              </w:rPr>
+              <w:t>Risiko</w:t>
+            </w:r>
+          </w:p>
+          <w:p>
+            <w:r>
+              <w:rPr>
+                <w:sz w:val="18"/>
+              </w:rPr>
+              <w:t>Hektik und Kompromisse, wenn zu viel gleichzeitig fertig werden muss.</w:t>
+            </w:r>
+          </w:p>
+        </w:tc>
+      </w:tr>
+    </w:tbl>
+    <w:p/>
+    <w:tbl>
+      <w:tblPr>
+        <w:tblLook w:firstColumn="1" w:firstRow="1" w:lastColumn="0" w:lastRow="0" w:noHBand="0" w:noVBand="1" w:val="04A0"/>
+        <w:tblBorders>
+          <w:top w:val="none"/>
+          <w:left w:val="none"/>
+          <w:bottom w:val="none"/>
+          <w:right w:val="none"/>
+          <w:insideH w:val="none"/>
+          <w:insideV w:val="none"/>
+        </w:tblBorders>
+        <w:tblW w:w="5000" w:type="pct"/>
+      </w:tblPr>
+      <w:tblGrid>
+        <w:gridCol w:w="8612"/>
+      </w:tblGrid>
+      <w:tr>
+        <w:tc>
+          <w:tcPr>
+            <w:tcW w:type="dxa" w:w="8612"/>
+            <w:shd w:val="clear" w:color="auto" w:fill="E3F2FD"/>
+            <w:tcMar>
+              <w:top w:w="120" w:type="dxa"/>
+              <w:bottom w:w="120" w:type="dxa"/>
+              <w:left w:w="160" w:type="dxa"/>
+              <w:right w:w="160" w:type="dxa"/>
+            </w:tcMar>
+          </w:tcPr>
+          <w:p>
+            <w:r>
+              <w:rPr>
+                <w:b/>
+                <w:color w:val="1A237E"/>
+                <w:sz w:val="18"/>
+              </w:rPr>
+              <w:t xml:space="preserve">WARUM  </w:t>
+            </w:r>
+            <w:r>
+              <w:rPr>
+                <w:sz w:val="18"/>
+              </w:rPr>
+              <w:t>Unsere Empfehlung: zuerst das Fundament schärfen, dann fokussiert kommunizieren. Nicht mehr Kanäle, nicht mehr Botschaften — sondern die richtige Reihenfolge, die richtigen Rollen und eine klare kommunikative Führung.</w:t>
+            </w:r>
+          </w:p>
+          <w:p>
+            <w:r>
+              <w:rPr>
+                <w:sz w:val="18"/>
+              </w:rPr>
+              <w:t>Option B oder C bieten sich als pragmatischer Einstieg an — vorausgesetzt, die Kernfragen zu Rollen, Entscheidungswegen und Branding-Grundlage sind beantwortet.</w:t>
+            </w:r>
+          </w:p>
+        </w:tc>
+      </w:tr>
+    </w:tbl>
+    <w:p/>
     <w:p>
       <w:r>
         <w:rPr>
@@ -6691,20 +7578,23 @@
     <w:p>
       <w:r>
         <w:rPr>
+          <w:b w:val="0"/>
           <w:i/>
           <w:color w:val="888888"/>
           <w:sz w:val="18"/>
         </w:rPr>
-        <w:t>Konzept: Die Präsentation verkauft unsere Denkweise. Das Strategiepapier dokumentiert die Details.</w:t>
+        <w:t>Konzept: Die Präsentation verkauft unsere Denkweise — nicht unsere Massnahmen. Das Strategiepapier dokumentiert die Details.</w:t>
       </w:r>
     </w:p>
     <w:p>
       <w:r>
         <w:rPr>
+          <w:b w:val="0"/>
+          <w:i/>
           <w:color w:val="888888"/>
           <w:sz w:val="18"/>
         </w:rPr>
-        <w:t>Dauer: 30 Min. Präsentation + 15–30 Min. Diskussion  ·  Umfang: 10–12 Folien (max. 15)</w:t>
+        <w:t>Dauer: 30 Min. Präsentation + 15–30 Min. Diskussion  ·  Umfang: 10–15 Folien</w:t>
       </w:r>
     </w:p>
     <w:p/>
@@ -6726,7 +7616,7 @@
           <w:color w:val="142233"/>
           <w:sz w:val="20"/>
         </w:rPr>
-        <w:t>— VISION</w:t>
+        <w:t>— Von der Vision zur kommunikativen Architektur</w:t>
       </w:r>
     </w:p>
     <w:p>
@@ -6739,7 +7629,7 @@
           <w:color w:val="888888"/>
           <w:sz w:val="18"/>
         </w:rPr>
-        <w:t>Wo wollen wir hin? Was ist das Versprechen von Beastly?</w:t>
+        <w:t>Einstieg — Was bekommt Viktor/Lydia/das Team heute von uns?</w:t>
       </w:r>
     </w:p>
     <w:p>
@@ -6750,7 +7640,7 @@
         <w:rPr>
           <w:sz w:val="18"/>
         </w:rPr>
-        <w:t>—  Tierschutz investierbar machen — für jeden, ab CHF 50, ohne Kompromiss bei der Rendite</w:t>
+        <w:t>—  Das Strategiepapier liegt als ausführliche Grundlage vor</w:t>
       </w:r>
     </w:p>
     <w:p>
@@ -6761,7 +7651,7 @@
         <w:rPr>
           <w:sz w:val="18"/>
         </w:rPr>
-        <w:t>—  Beweisen, dass eine Investition gleichzeitig das Leben von Tieren verbessern kann</w:t>
+        <w:t>—  Die Präsentation führt durch die wichtigsten strategischen Erkenntnisse</w:t>
       </w:r>
     </w:p>
     <w:p>
@@ -6772,7 +7662,28 @@
         <w:rPr>
           <w:sz w:val="18"/>
         </w:rPr>
-        <w:t>—  Viktor und Lydia als Gründer: Haltung vor Karriere — und ein Fonds der das sichtbar macht</w:t>
+        <w:t>—  Wir fokussieren auf die Entscheidungen, die für die nächste Phase relevant sind</w:t>
+      </w:r>
+    </w:p>
+    <w:p>
+      <w:pPr>
+        <w:spacing w:after="20"/>
+      </w:pPr>
+      <w:r>
+        <w:rPr>
+          <w:sz w:val="18"/>
+        </w:rPr>
+        <w:t>—  Anschliessend: Raum für FourGive, Zukunftsperspektiven und Zusammenarbeit</w:t>
+      </w:r>
+    </w:p>
+    <w:p>
+      <w:r>
+        <w:rPr>
+          <w:i/>
+          <w:color w:val="4B319B"/>
+          <w:sz w:val="16"/>
+        </w:rPr>
+        <w:t>→  Die Details finden Sie im Strategiepapier. Die Präsentation ist die strategische Verdichtung davon.</w:t>
       </w:r>
     </w:p>
     <w:p/>
@@ -6794,7 +7705,7 @@
           <w:color w:val="142233"/>
           <w:sz w:val="20"/>
         </w:rPr>
-        <w:t>— WOHIN — Die Positionierung</w:t>
+        <w:t>— Die Stärke liegt in der Verbindung dreier Welten</w:t>
       </w:r>
     </w:p>
     <w:p>
@@ -6807,222 +7718,7 @@
           <w:color w:val="888888"/>
           <w:sz w:val="18"/>
         </w:rPr>
-        <w:t>Wo wollen wir Beastly hinbringen? Was ist das Ziel dieser Kommunikationsarbeit?</w:t>
-      </w:r>
-    </w:p>
-    <w:p>
-      <w:pPr>
-        <w:spacing w:after="20"/>
-      </w:pPr>
-      <w:r>
-        <w:rPr>
-          <w:sz w:val="18"/>
-        </w:rPr>
-        <w:t>—  Der bekannteste ethische Investmentfonds der Schweiz — kein Nischenprodukt, sondern erste Wahl</w:t>
-      </w:r>
-    </w:p>
-    <w:p>
-      <w:pPr>
-        <w:spacing w:after="20"/>
-      </w:pPr>
-      <w:r>
-        <w:rPr>
-          <w:sz w:val="18"/>
-        </w:rPr>
-        <w:t>—  Viktor und Lydia als vertrauenswürdige Stimmen für verantwortungsvolles Investieren</w:t>
-      </w:r>
-    </w:p>
-    <w:p>
-      <w:pPr>
-        <w:spacing w:after="20"/>
-      </w:pPr>
-      <w:r>
-        <w:rPr>
-          <w:sz w:val="18"/>
-        </w:rPr>
-        <w:t>—  Eine Marke, die Tierwohl und Rendite als gleichwertige Ziele definiert — ohne Kompromiss</w:t>
-      </w:r>
-    </w:p>
-    <w:p/>
-    <w:p>
-      <w:pPr>
-        <w:spacing w:before="200" w:after="40"/>
-      </w:pPr>
-      <w:r>
-        <w:rPr>
-          <w:b/>
-          <w:color w:val="4B319B"/>
-          <w:sz w:val="20"/>
-        </w:rPr>
-        <w:t xml:space="preserve">Folie 3  </w:t>
-      </w:r>
-      <w:r>
-        <w:rPr>
-          <w:b/>
-          <w:color w:val="142233"/>
-          <w:sz w:val="20"/>
-        </w:rPr>
-        <w:t>— WIE — Das Kommunikationssystem</w:t>
-      </w:r>
-    </w:p>
-    <w:p>
-      <w:pPr>
-        <w:spacing w:after="60"/>
-      </w:pPr>
-      <w:r>
-        <w:rPr>
-          <w:i/>
-          <w:color w:val="888888"/>
-          <w:sz w:val="18"/>
-        </w:rPr>
-        <w:t>Nicht: Instagram, LinkedIn, Newsletter. Sondern: ein Kommunikationssystem.</w:t>
-      </w:r>
-    </w:p>
-    <w:p>
-      <w:pPr>
-        <w:spacing w:after="20"/>
-      </w:pPr>
-      <w:r>
-        <w:rPr>
-          <w:sz w:val="18"/>
-        </w:rPr>
-        <w:t>—  Jeder Kanal erfüllt eine eigene, klare Aufgabe — nicht mehr und nicht weniger</w:t>
-      </w:r>
-    </w:p>
-    <w:p>
-      <w:pPr>
-        <w:spacing w:after="20"/>
-      </w:pPr>
-      <w:r>
-        <w:rPr>
-          <w:sz w:val="18"/>
-        </w:rPr>
-        <w:t>—  Gemeinsame Geschichte, verschiedene Räume: LinkedIn baut Vertrauen, Instagram schafft Emotion, Ads skalieren was funktioniert</w:t>
-      </w:r>
-    </w:p>
-    <w:p>
-      <w:pPr>
-        <w:spacing w:after="20"/>
-      </w:pPr>
-      <w:r>
-        <w:rPr>
-          <w:sz w:val="18"/>
-        </w:rPr>
-        <w:t>—  Alle Kanäle kommunizieren dasselbe: investieren UND Tierwohl — in der Sprache des jeweiligen Kanals</w:t>
-      </w:r>
-    </w:p>
-    <w:p/>
-    <w:p>
-      <w:pPr>
-        <w:spacing w:before="200" w:after="40"/>
-      </w:pPr>
-      <w:r>
-        <w:rPr>
-          <w:b/>
-          <w:color w:val="4B319B"/>
-          <w:sz w:val="20"/>
-        </w:rPr>
-        <w:t xml:space="preserve">Folie 4  </w:t>
-      </w:r>
-      <w:r>
-        <w:rPr>
-          <w:b/>
-          <w:color w:val="142233"/>
-          <w:sz w:val="20"/>
-        </w:rPr>
-        <w:t>— DIE CUSTOMER JOURNEY</w:t>
-      </w:r>
-    </w:p>
-    <w:p>
-      <w:pPr>
-        <w:spacing w:after="60"/>
-      </w:pPr>
-      <w:r>
-        <w:rPr>
-          <w:i/>
-          <w:color w:val="888888"/>
-          <w:sz w:val="18"/>
-        </w:rPr>
-        <w:t>Erst jetzt erklären wir den Funnel. Wie wächst der Kreis der Investoren?</w:t>
-      </w:r>
-    </w:p>
-    <w:p>
-      <w:pPr>
-        <w:spacing w:after="20"/>
-      </w:pPr>
-      <w:r>
-        <w:rPr>
-          <w:sz w:val="18"/>
-        </w:rPr>
-        <w:t>—  Aufmerksamkeit: Viktor LinkedIn, Beastly Social Media, Awareness-Ads</w:t>
-      </w:r>
-    </w:p>
-    <w:p>
-      <w:pPr>
-        <w:spacing w:after="20"/>
-      </w:pPr>
-      <w:r>
-        <w:rPr>
-          <w:sz w:val="18"/>
-        </w:rPr>
-        <w:t>—  Neugier &amp; Vertrauen: Gründerstory, Dual-Bildwelt, FourGive-Momente, Website</w:t>
-      </w:r>
-    </w:p>
-    <w:p>
-      <w:pPr>
-        <w:spacing w:after="20"/>
-      </w:pPr>
-      <w:r>
-        <w:rPr>
-          <w:sz w:val="18"/>
-        </w:rPr>
-        <w:t>—  Erklärung &amp; Entscheidung: Pitch Deck, Direktgespräch, Investment-CTA ab CHF 50</w:t>
-      </w:r>
-    </w:p>
-    <w:p>
-      <w:pPr>
-        <w:spacing w:after="20"/>
-      </w:pPr>
-      <w:r>
-        <w:rPr>
-          <w:sz w:val="18"/>
-        </w:rPr>
-        <w:t>—  Bindung &amp; Weiterempfehlung: Newsletter, persönliche Gespräche, Events</w:t>
-      </w:r>
-    </w:p>
-    <w:p/>
-    <w:p>
-      <w:pPr>
-        <w:spacing w:before="200" w:after="40"/>
-      </w:pPr>
-      <w:r>
-        <w:rPr>
-          <w:b/>
-          <w:color w:val="4B319B"/>
-          <w:sz w:val="20"/>
-        </w:rPr>
-        <w:t xml:space="preserve">Folie 5  </w:t>
-      </w:r>
-      <w:r>
-        <w:rPr>
-          <w:b/>
-          <w:color w:val="142233"/>
-          <w:sz w:val="20"/>
-        </w:rPr>
-        <w:t>— BAUSTEIN: LinkedIn</w:t>
-      </w:r>
-    </w:p>
-    <w:p>
-      <w:pPr>
-        <w:spacing w:after="60"/>
-      </w:pPr>
-      <w:r>
-        <w:rPr>
-          <w:i/>
-          <w:color w:val="888888"/>
-          <w:sz w:val="18"/>
-        </w:rPr>
-        <w:t>Gesetzter Ausgangspunkt. Viktor persönliches Profil + Beastly Unternehmenskanal.</w:t>
+        <w:t>Ausgangslage — Ein starker Startpunkt mit hoher kommunikativer Komplexität</w:t>
       </w:r>
     </w:p>
     <w:tbl>
@@ -7046,90 +7742,44 @@
         <w:tc>
           <w:tcPr>
             <w:tcW w:type="dxa" w:w="4306"/>
-            <w:shd w:val="clear" w:color="auto" w:fill="EEE8F7"/>
+            <w:shd w:val="clear" w:color="auto" w:fill="142233"/>
             <w:tcMar>
-              <w:top w:w="70" w:type="dxa"/>
-              <w:bottom w:w="70" w:type="dxa"/>
+              <w:top w:w="80" w:type="dxa"/>
+              <w:bottom w:w="80" w:type="dxa"/>
               <w:left w:w="120" w:type="dxa"/>
-              <w:right w:w="60" w:type="dxa"/>
+              <w:right w:w="120" w:type="dxa"/>
             </w:tcMar>
-            <w:tcW w:w="1440" w:type="dxa"/>
           </w:tcPr>
           <w:p>
             <w:r>
               <w:rPr>
                 <w:b/>
-                <w:color w:val="4B319B"/>
+                <w:color w:val="FFFFFF"/>
                 <w:sz w:val="18"/>
               </w:rPr>
-              <w:t>Ziel</w:t>
+              <w:t>DREI WELTEN</w:t>
             </w:r>
           </w:p>
         </w:tc>
         <w:tc>
           <w:tcPr>
             <w:tcW w:type="dxa" w:w="4306"/>
-            <w:shd w:val="clear" w:color="auto" w:fill="EEE8F7"/>
+            <w:shd w:val="clear" w:color="auto" w:fill="4b319b"/>
             <w:tcMar>
-              <w:top w:w="70" w:type="dxa"/>
-              <w:bottom w:w="70" w:type="dxa"/>
-              <w:left w:w="60" w:type="dxa"/>
+              <w:top w:w="80" w:type="dxa"/>
+              <w:bottom w:w="80" w:type="dxa"/>
+              <w:left w:w="120" w:type="dxa"/>
               <w:right w:w="120" w:type="dxa"/>
             </w:tcMar>
-            <w:tcW w:w="7920" w:type="dxa"/>
           </w:tcPr>
           <w:p>
             <w:r>
               <w:rPr>
+                <w:b/>
+                <w:color w:val="FFFFFF"/>
                 <w:sz w:val="18"/>
               </w:rPr>
-              <w:t>Vertrauen bei Investitionsentscheidern und Tierwohl-affinen Personen aufbauen</w:t>
-            </w:r>
-          </w:p>
-        </w:tc>
-      </w:tr>
-      <w:tr>
-        <w:tc>
-          <w:tcPr>
-            <w:tcW w:type="dxa" w:w="4306"/>
-            <w:shd w:val="clear" w:color="auto" w:fill="F5F0FC"/>
-            <w:tcMar>
-              <w:top w:w="70" w:type="dxa"/>
-              <w:bottom w:w="70" w:type="dxa"/>
-              <w:left w:w="120" w:type="dxa"/>
-              <w:right w:w="60" w:type="dxa"/>
-            </w:tcMar>
-            <w:tcW w:w="1440" w:type="dxa"/>
-          </w:tcPr>
-          <w:p>
-            <w:r>
-              <w:rPr>
-                <w:b/>
-                <w:color w:val="4B319B"/>
-                <w:sz w:val="18"/>
-              </w:rPr>
-              <w:t>Rolle</w:t>
-            </w:r>
-          </w:p>
-        </w:tc>
-        <w:tc>
-          <w:tcPr>
-            <w:tcW w:type="dxa" w:w="4306"/>
-            <w:shd w:val="clear" w:color="auto" w:fill="F5F0FC"/>
-            <w:tcMar>
-              <w:top w:w="70" w:type="dxa"/>
-              <w:bottom w:w="70" w:type="dxa"/>
-              <w:left w:w="60" w:type="dxa"/>
-              <w:right w:w="120" w:type="dxa"/>
-            </w:tcMar>
-            <w:tcW w:w="7920" w:type="dxa"/>
-          </w:tcPr>
-          <w:p>
-            <w:r>
-              <w:rPr>
-                <w:sz w:val="18"/>
-              </w:rPr>
-              <w:t>Viktor als persönliche Stimme, Beastly als Institution — gegenseitige Verstärkung</w:t>
+              <w:t>WAS DAS BEDEUTET</w:t>
             </w:r>
           </w:p>
         </w:tc>
@@ -7140,47 +7790,178 @@
             <w:tcW w:type="dxa" w:w="4306"/>
             <w:shd w:val="clear" w:color="auto" w:fill="EEE8F7"/>
             <w:tcMar>
-              <w:top w:w="70" w:type="dxa"/>
-              <w:bottom w:w="70" w:type="dxa"/>
+              <w:top w:w="60" w:type="dxa"/>
+              <w:bottom w:w="60" w:type="dxa"/>
               <w:left w:w="120" w:type="dxa"/>
-              <w:right w:w="60" w:type="dxa"/>
+              <w:right w:w="120" w:type="dxa"/>
             </w:tcMar>
-            <w:tcW w:w="1440" w:type="dxa"/>
           </w:tcPr>
           <w:p>
             <w:r>
               <w:rPr>
-                <w:b/>
-                <w:color w:val="4B319B"/>
                 <w:sz w:val="18"/>
               </w:rPr>
-              <w:t>Warum wichtig</w:t>
+              <w:t>—  Finanzmarkt / Investmentlogik</w:t>
             </w:r>
           </w:p>
         </w:tc>
+        <w:tc>
+          <w:tcPr>
+            <w:tcW w:type="dxa" w:w="4306"/>
+            <w:shd w:val="clear" w:color="auto" w:fill="E8EDF5"/>
+            <w:tcMar>
+              <w:top w:w="60" w:type="dxa"/>
+              <w:bottom w:w="60" w:type="dxa"/>
+              <w:left w:w="120" w:type="dxa"/>
+              <w:right w:w="120" w:type="dxa"/>
+            </w:tcMar>
+          </w:tcPr>
+          <w:p>
+            <w:r>
+              <w:rPr>
+                <w:sz w:val="18"/>
+              </w:rPr>
+              <w:t>—  Braucht Glaubwürdigkeit durch Struktur</w:t>
+            </w:r>
+          </w:p>
+        </w:tc>
+      </w:tr>
+      <w:tr>
         <w:tc>
           <w:tcPr>
             <w:tcW w:type="dxa" w:w="4306"/>
             <w:shd w:val="clear" w:color="auto" w:fill="EEE8F7"/>
             <w:tcMar>
-              <w:top w:w="70" w:type="dxa"/>
-              <w:bottom w:w="70" w:type="dxa"/>
-              <w:left w:w="60" w:type="dxa"/>
+              <w:top w:w="60" w:type="dxa"/>
+              <w:bottom w:w="60" w:type="dxa"/>
+              <w:left w:w="120" w:type="dxa"/>
               <w:right w:w="120" w:type="dxa"/>
             </w:tcMar>
-            <w:tcW w:w="7920" w:type="dxa"/>
           </w:tcPr>
           <w:p>
             <w:r>
               <w:rPr>
                 <w:sz w:val="18"/>
               </w:rPr>
-              <w:t>Einziger Kanal mit Investment-affinem Publikum und der nötigen Substanztiefe</w:t>
+              <w:t>—  Gründerhaltung / Transparenz / Non-Profit-Logik</w:t>
+            </w:r>
+          </w:p>
+        </w:tc>
+        <w:tc>
+          <w:tcPr>
+            <w:tcW w:type="dxa" w:w="4306"/>
+            <w:shd w:val="clear" w:color="auto" w:fill="E8EDF5"/>
+            <w:tcMar>
+              <w:top w:w="60" w:type="dxa"/>
+              <w:bottom w:w="60" w:type="dxa"/>
+              <w:left w:w="120" w:type="dxa"/>
+              <w:right w:w="120" w:type="dxa"/>
+            </w:tcMar>
+          </w:tcPr>
+          <w:p>
+            <w:r>
+              <w:rPr>
+                <w:sz w:val="18"/>
+              </w:rPr>
+              <w:t>—  Braucht Mut und klare Sprache</w:t>
+            </w:r>
+          </w:p>
+        </w:tc>
+      </w:tr>
+      <w:tr>
+        <w:tc>
+          <w:tcPr>
+            <w:tcW w:type="dxa" w:w="4306"/>
+            <w:shd w:val="clear" w:color="auto" w:fill="EEE8F7"/>
+            <w:tcMar>
+              <w:top w:w="60" w:type="dxa"/>
+              <w:bottom w:w="60" w:type="dxa"/>
+              <w:left w:w="120" w:type="dxa"/>
+              <w:right w:w="120" w:type="dxa"/>
+            </w:tcMar>
+          </w:tcPr>
+          <w:p>
+            <w:r>
+              <w:rPr>
+                <w:sz w:val="18"/>
+              </w:rPr>
+              <w:t>—  Tierschutz / Wirkung / Emotion</w:t>
+            </w:r>
+          </w:p>
+        </w:tc>
+        <w:tc>
+          <w:tcPr>
+            <w:tcW w:type="dxa" w:w="4306"/>
+            <w:shd w:val="clear" w:color="auto" w:fill="E8EDF5"/>
+            <w:tcMar>
+              <w:top w:w="60" w:type="dxa"/>
+              <w:bottom w:w="60" w:type="dxa"/>
+              <w:left w:w="120" w:type="dxa"/>
+              <w:right w:w="120" w:type="dxa"/>
+            </w:tcMar>
+          </w:tcPr>
+          <w:p>
+            <w:r>
+              <w:rPr>
+                <w:sz w:val="18"/>
+              </w:rPr>
+              <w:t>—  Braucht Nähe und reale Geschichten</w:t>
             </w:r>
           </w:p>
         </w:tc>
       </w:tr>
     </w:tbl>
+    <w:tbl>
+      <w:tblPr>
+        <w:tblLook w:firstColumn="1" w:firstRow="1" w:lastColumn="0" w:lastRow="0" w:noHBand="0" w:noVBand="1" w:val="04A0"/>
+        <w:tblBorders>
+          <w:top w:val="none"/>
+          <w:left w:val="none"/>
+          <w:bottom w:val="none"/>
+          <w:right w:val="none"/>
+          <w:insideH w:val="none"/>
+          <w:insideV w:val="none"/>
+        </w:tblBorders>
+        <w:tblW w:w="5000" w:type="pct"/>
+      </w:tblPr>
+      <w:tblGrid>
+        <w:gridCol w:w="8612"/>
+      </w:tblGrid>
+      <w:tr>
+        <w:tc>
+          <w:tcPr>
+            <w:tcW w:type="dxa" w:w="8612"/>
+            <w:shd w:val="clear" w:color="auto" w:fill="EEE8F7"/>
+            <w:tcMar>
+              <w:top w:w="120" w:type="dxa"/>
+              <w:bottom w:w="120" w:type="dxa"/>
+              <w:left w:w="160" w:type="dxa"/>
+              <w:right w:w="160" w:type="dxa"/>
+            </w:tcMar>
+          </w:tcPr>
+          <w:p>
+            <w:r>
+              <w:rPr>
+                <w:b/>
+                <w:color w:val="142233"/>
+                <w:sz w:val="18"/>
+              </w:rPr>
+              <w:t>Genau diese Verbindung macht Beastly / Chipiron besonders — und kommunikativ anspruchsvoll.</w:t>
+            </w:r>
+          </w:p>
+        </w:tc>
+      </w:tr>
+    </w:tbl>
+    <w:p>
+      <w:r>
+        <w:rPr>
+          <w:i/>
+          <w:color w:val="4B319B"/>
+          <w:sz w:val="16"/>
+        </w:rPr>
+        <w:t>→  Im Strategiepapier ist diese Ausgangslage ausführlicher eingeordnet.</w:t>
+      </w:r>
+    </w:p>
     <w:p/>
     <w:p>
       <w:pPr>
@@ -7189,10 +7970,10 @@
       <w:r>
         <w:rPr>
           <w:b/>
-          <w:color w:val="BD5435"/>
+          <w:color w:val="4B319B"/>
           <w:sz w:val="20"/>
         </w:rPr>
-        <w:t xml:space="preserve">Folie 6  </w:t>
+        <w:t xml:space="preserve">Folie 3  </w:t>
       </w:r>
       <w:r>
         <w:rPr>
@@ -7200,7 +7981,7 @@
           <w:color w:val="142233"/>
           <w:sz w:val="20"/>
         </w:rPr>
-        <w:t>— BAUSTEIN: Instagram / Meta</w:t>
+        <w:t>— Nicht mehr sagen — sondern richtiger dosieren</w:t>
       </w:r>
     </w:p>
     <w:p>
@@ -7213,7 +7994,393 @@
           <w:color w:val="888888"/>
           <w:sz w:val="18"/>
         </w:rPr>
-        <w:t>Kombinierbare Erweiterung. Visueller Schwerpunkt, Meta-Ads-Synergie.</w:t>
+        <w:t>Zentrale strategische Erkenntnis — die wichtigste Folie</w:t>
+      </w:r>
+    </w:p>
+    <w:tbl>
+      <w:tblPr>
+        <w:tblLook w:firstColumn="1" w:firstRow="1" w:lastColumn="0" w:lastRow="0" w:noHBand="0" w:noVBand="1" w:val="04A0"/>
+        <w:tblBorders>
+          <w:top w:val="none"/>
+          <w:left w:val="none"/>
+          <w:bottom w:val="none"/>
+          <w:right w:val="none"/>
+          <w:insideH w:val="none"/>
+          <w:insideV w:val="none"/>
+        </w:tblBorders>
+        <w:tblW w:w="5000" w:type="pct"/>
+      </w:tblPr>
+      <w:tblGrid>
+        <w:gridCol w:w="8612"/>
+      </w:tblGrid>
+      <w:tr>
+        <w:tc>
+          <w:tcPr>
+            <w:tcW w:type="dxa" w:w="8612"/>
+            <w:shd w:val="clear" w:color="auto" w:fill="EEE8F7"/>
+            <w:tcMar>
+              <w:top w:w="120" w:type="dxa"/>
+              <w:bottom w:w="120" w:type="dxa"/>
+              <w:left w:w="160" w:type="dxa"/>
+              <w:right w:w="160" w:type="dxa"/>
+            </w:tcMar>
+          </w:tcPr>
+          <w:p>
+            <w:r>
+              <w:rPr>
+                <w:b/>
+                <w:color w:val="142233"/>
+                <w:sz w:val="18"/>
+              </w:rPr>
+              <w:t>Die Herausforderung wird nicht sein, genug zu sagen. Die Herausforderung wird sein, zum richtigen Zeitpunkt das Richtige zu sagen.</w:t>
+            </w:r>
+          </w:p>
+        </w:tc>
+      </w:tr>
+    </w:tbl>
+    <w:p>
+      <w:pPr>
+        <w:spacing w:after="20"/>
+      </w:pPr>
+      <w:r>
+        <w:rPr>
+          <w:sz w:val="18"/>
+        </w:rPr>
+        <w:t>—  Aufmerksamkeit</w:t>
+      </w:r>
+    </w:p>
+    <w:p>
+      <w:pPr>
+        <w:spacing w:after="20"/>
+      </w:pPr>
+      <w:r>
+        <w:rPr>
+          <w:sz w:val="18"/>
+        </w:rPr>
+        <w:t>—  Emotion / Relevanz</w:t>
+      </w:r>
+    </w:p>
+    <w:p>
+      <w:pPr>
+        <w:spacing w:after="20"/>
+      </w:pPr>
+      <w:r>
+        <w:rPr>
+          <w:sz w:val="18"/>
+        </w:rPr>
+        <w:t>—  Vertrauen</w:t>
+      </w:r>
+    </w:p>
+    <w:p>
+      <w:pPr>
+        <w:spacing w:after="20"/>
+      </w:pPr>
+      <w:r>
+        <w:rPr>
+          <w:sz w:val="18"/>
+        </w:rPr>
+        <w:t>—  Verständnis</w:t>
+      </w:r>
+    </w:p>
+    <w:p>
+      <w:pPr>
+        <w:spacing w:after="20"/>
+      </w:pPr>
+      <w:r>
+        <w:rPr>
+          <w:sz w:val="18"/>
+        </w:rPr>
+        <w:t>—  Finanzwissen / Kompetenz</w:t>
+      </w:r>
+    </w:p>
+    <w:p>
+      <w:pPr>
+        <w:spacing w:after="20"/>
+      </w:pPr>
+      <w:r>
+        <w:rPr>
+          <w:sz w:val="18"/>
+        </w:rPr>
+        <w:t>—  Beweisführung</w:t>
+      </w:r>
+    </w:p>
+    <w:p>
+      <w:pPr>
+        <w:spacing w:after="20"/>
+      </w:pPr>
+      <w:r>
+        <w:rPr>
+          <w:sz w:val="18"/>
+        </w:rPr>
+        <w:t>—  Investmententscheidung</w:t>
+      </w:r>
+    </w:p>
+    <w:p>
+      <w:r>
+        <w:rPr>
+          <w:i/>
+          <w:color w:val="4B319B"/>
+          <w:sz w:val="16"/>
+        </w:rPr>
+        <w:t>→  Im Strategiepapier sind Entscheidungslogik und Funnel detaillierter beschrieben.</w:t>
+      </w:r>
+    </w:p>
+    <w:p/>
+    <w:p>
+      <w:pPr>
+        <w:spacing w:before="200" w:after="40"/>
+      </w:pPr>
+      <w:r>
+        <w:rPr>
+          <w:b/>
+          <w:color w:val="4B319B"/>
+          <w:sz w:val="20"/>
+        </w:rPr>
+        <w:t xml:space="preserve">Folie 4  </w:t>
+      </w:r>
+      <w:r>
+        <w:rPr>
+          <w:b/>
+          <w:color w:val="142233"/>
+          <w:sz w:val="20"/>
+        </w:rPr>
+        <w:t>— Drei Rollen — eine klare Kommunikationsarchitektur</w:t>
+      </w:r>
+    </w:p>
+    <w:p>
+      <w:pPr>
+        <w:spacing w:after="60"/>
+      </w:pPr>
+      <w:r>
+        <w:rPr>
+          <w:i/>
+          <w:color w:val="888888"/>
+          <w:sz w:val="18"/>
+        </w:rPr>
+        <w:t>Markenarchitektur Beastly / Chipiron / FourGive</w:t>
+      </w:r>
+    </w:p>
+    <w:tbl>
+      <w:tblPr>
+        <w:tblLook w:firstColumn="1" w:firstRow="1" w:lastColumn="0" w:lastRow="0" w:noHBand="0" w:noVBand="1" w:val="04A0"/>
+        <w:tblBorders>
+          <w:top w:val="none"/>
+          <w:left w:val="none"/>
+          <w:bottom w:val="none"/>
+          <w:right w:val="none"/>
+          <w:insideH w:val="none"/>
+          <w:insideV w:val="none"/>
+        </w:tblBorders>
+        <w:tblW w:w="5000" w:type="pct"/>
+      </w:tblPr>
+      <w:tblGrid>
+        <w:gridCol w:w="8612"/>
+      </w:tblGrid>
+      <w:tr>
+        <w:tc>
+          <w:tcPr>
+            <w:tcW w:type="dxa" w:w="8612"/>
+            <w:shd w:val="clear" w:color="auto" w:fill="142233"/>
+            <w:tcMar>
+              <w:top w:w="100" w:type="dxa"/>
+              <w:bottom w:w="100" w:type="dxa"/>
+              <w:left w:w="150" w:type="dxa"/>
+              <w:right w:w="150" w:type="dxa"/>
+            </w:tcMar>
+          </w:tcPr>
+          <w:p>
+            <w:r>
+              <w:rPr>
+                <w:b/>
+                <w:color w:val="FFFFFF"/>
+                <w:sz w:val="20"/>
+              </w:rPr>
+              <w:t>KLARE ROLLENVERTEILUNG</w:t>
+            </w:r>
+          </w:p>
+        </w:tc>
+      </w:tr>
+      <w:tr>
+        <w:tc>
+          <w:tcPr>
+            <w:tcW w:type="dxa" w:w="8612"/>
+            <w:shd w:val="clear" w:color="auto" w:fill="EEE8F7"/>
+            <w:tcMar>
+              <w:top w:w="85" w:type="dxa"/>
+              <w:bottom w:w="90" w:type="dxa"/>
+              <w:left w:w="150" w:type="dxa"/>
+              <w:right w:w="150" w:type="dxa"/>
+            </w:tcMar>
+          </w:tcPr>
+          <w:p>
+            <w:r>
+              <w:rPr>
+                <w:b/>
+                <w:color w:val="4B319B"/>
+                <w:sz w:val="18"/>
+              </w:rPr>
+              <w:t>Beastly</w:t>
+            </w:r>
+          </w:p>
+          <w:p>
+            <w:r>
+              <w:rPr>
+                <w:sz w:val="18"/>
+              </w:rPr>
+              <w:t>Emotionale Leitmarke / Investmentprodukt / Einstieg in die Geschichte</w:t>
+            </w:r>
+          </w:p>
+        </w:tc>
+      </w:tr>
+      <w:tr>
+        <w:tc>
+          <w:tcPr>
+            <w:tcW w:type="dxa" w:w="8612"/>
+            <w:shd w:val="clear" w:color="auto" w:fill="F5F0FC"/>
+            <w:tcMar>
+              <w:top w:w="85" w:type="dxa"/>
+              <w:bottom w:w="90" w:type="dxa"/>
+              <w:left w:w="150" w:type="dxa"/>
+              <w:right w:w="150" w:type="dxa"/>
+            </w:tcMar>
+          </w:tcPr>
+          <w:p>
+            <w:r>
+              <w:rPr>
+                <w:b/>
+                <w:color w:val="4B319B"/>
+                <w:sz w:val="18"/>
+              </w:rPr>
+              <w:t>Chipiron</w:t>
+            </w:r>
+          </w:p>
+          <w:p>
+            <w:r>
+              <w:rPr>
+                <w:sz w:val="18"/>
+              </w:rPr>
+              <w:t>Träger / Asset Manager / Vertrauensanker / professionelle Struktur</w:t>
+            </w:r>
+          </w:p>
+        </w:tc>
+      </w:tr>
+      <w:tr>
+        <w:tc>
+          <w:tcPr>
+            <w:tcW w:type="dxa" w:w="8612"/>
+            <w:shd w:val="clear" w:color="auto" w:fill="EEE8F7"/>
+            <w:tcMar>
+              <w:top w:w="85" w:type="dxa"/>
+              <w:bottom w:w="90" w:type="dxa"/>
+              <w:left w:w="150" w:type="dxa"/>
+              <w:right w:w="150" w:type="dxa"/>
+            </w:tcMar>
+          </w:tcPr>
+          <w:p>
+            <w:r>
+              <w:rPr>
+                <w:b/>
+                <w:color w:val="4B319B"/>
+                <w:sz w:val="18"/>
+              </w:rPr>
+              <w:t>FourGive</w:t>
+            </w:r>
+          </w:p>
+          <w:p>
+            <w:r>
+              <w:rPr>
+                <w:sz w:val="18"/>
+              </w:rPr>
+              <w:t>Beweisebene / Wirkung / gelebte Glaubwürdigkeit — kein dritter gleichrangiger Fokus</w:t>
+            </w:r>
+          </w:p>
+        </w:tc>
+      </w:tr>
+    </w:tbl>
+    <w:tbl>
+      <w:tblPr>
+        <w:tblLook w:firstColumn="1" w:firstRow="1" w:lastColumn="0" w:lastRow="0" w:noHBand="0" w:noVBand="1" w:val="04A0"/>
+        <w:tblBorders>
+          <w:top w:val="none"/>
+          <w:left w:val="none"/>
+          <w:bottom w:val="none"/>
+          <w:right w:val="none"/>
+          <w:insideH w:val="none"/>
+          <w:insideV w:val="none"/>
+        </w:tblBorders>
+        <w:tblW w:w="5000" w:type="pct"/>
+      </w:tblPr>
+      <w:tblGrid>
+        <w:gridCol w:w="8612"/>
+      </w:tblGrid>
+      <w:tr>
+        <w:tc>
+          <w:tcPr>
+            <w:tcW w:type="dxa" w:w="8612"/>
+            <w:shd w:val="clear" w:color="auto" w:fill="EEE8F7"/>
+            <w:tcMar>
+              <w:top w:w="120" w:type="dxa"/>
+              <w:bottom w:w="120" w:type="dxa"/>
+              <w:left w:w="160" w:type="dxa"/>
+              <w:right w:w="160" w:type="dxa"/>
+            </w:tcMar>
+          </w:tcPr>
+          <w:p>
+            <w:r>
+              <w:rPr>
+                <w:b/>
+                <w:color w:val="142233"/>
+                <w:sz w:val="18"/>
+              </w:rPr>
+              <w:t>Beastly führt emotional. Chipiron sichert Vertrauen. FourGive beweist Wirkung.</w:t>
+            </w:r>
+          </w:p>
+        </w:tc>
+      </w:tr>
+    </w:tbl>
+    <w:p>
+      <w:r>
+        <w:rPr>
+          <w:i/>
+          <w:color w:val="4B319B"/>
+          <w:sz w:val="16"/>
+        </w:rPr>
+        <w:t>→  Im Strategiepapier ist diese Markenarchitektur als Grundlage für alle weiteren Massnahmen beschrieben.</w:t>
+      </w:r>
+    </w:p>
+    <w:p/>
+    <w:p>
+      <w:pPr>
+        <w:spacing w:before="200" w:after="40"/>
+      </w:pPr>
+      <w:r>
+        <w:rPr>
+          <w:b/>
+          <w:color w:val="4B319B"/>
+          <w:sz w:val="20"/>
+        </w:rPr>
+        <w:t xml:space="preserve">Folie 5  </w:t>
+      </w:r>
+      <w:r>
+        <w:rPr>
+          <w:b/>
+          <w:color w:val="142233"/>
+          <w:sz w:val="20"/>
+        </w:rPr>
+        <w:t>— Pragmatisch. Renditefokussiert. Transparent. Mit Haltung — ohne Predigt.</w:t>
+      </w:r>
+    </w:p>
+    <w:p>
+      <w:pPr>
+        <w:spacing w:after="60"/>
+      </w:pPr>
+      <w:r>
+        <w:rPr>
+          <w:i/>
+          <w:color w:val="888888"/>
+          <w:sz w:val="18"/>
+        </w:rPr>
+        <w:t>Positionierung — Abgrenzung und Kernanspruch</w:t>
       </w:r>
     </w:p>
     <w:tbl>
@@ -7237,90 +8404,44 @@
         <w:tc>
           <w:tcPr>
             <w:tcW w:type="dxa" w:w="4306"/>
-            <w:shd w:val="clear" w:color="auto" w:fill="EEE8F7"/>
+            <w:shd w:val="clear" w:color="auto" w:fill="BD5435"/>
             <w:tcMar>
-              <w:top w:w="70" w:type="dxa"/>
-              <w:bottom w:w="70" w:type="dxa"/>
+              <w:top w:w="80" w:type="dxa"/>
+              <w:bottom w:w="80" w:type="dxa"/>
               <w:left w:w="120" w:type="dxa"/>
-              <w:right w:w="60" w:type="dxa"/>
+              <w:right w:w="120" w:type="dxa"/>
             </w:tcMar>
-            <w:tcW w:w="1440" w:type="dxa"/>
           </w:tcPr>
           <w:p>
             <w:r>
               <w:rPr>
                 <w:b/>
-                <w:color w:val="BD5435"/>
+                <w:color w:val="FFFFFF"/>
                 <w:sz w:val="18"/>
               </w:rPr>
-              <w:t>Ziel</w:t>
+              <w:t>NICHT</w:t>
             </w:r>
           </w:p>
         </w:tc>
         <w:tc>
           <w:tcPr>
             <w:tcW w:type="dxa" w:w="4306"/>
-            <w:shd w:val="clear" w:color="auto" w:fill="EEE8F7"/>
+            <w:shd w:val="clear" w:color="auto" w:fill="4b319b"/>
             <w:tcMar>
-              <w:top w:w="70" w:type="dxa"/>
-              <w:bottom w:w="70" w:type="dxa"/>
-              <w:left w:w="60" w:type="dxa"/>
+              <w:top w:w="80" w:type="dxa"/>
+              <w:bottom w:w="80" w:type="dxa"/>
+              <w:left w:w="120" w:type="dxa"/>
               <w:right w:w="120" w:type="dxa"/>
             </w:tcMar>
-            <w:tcW w:w="7920" w:type="dxa"/>
           </w:tcPr>
           <w:p>
             <w:r>
               <w:rPr>
+                <w:b/>
+                <w:color w:val="FFFFFF"/>
                 <w:sz w:val="18"/>
               </w:rPr>
-              <w:t>Emotionaler Anker für Tierwohl-affines Publikum ausserhalb des Finanzsektors</w:t>
-            </w:r>
-          </w:p>
-        </w:tc>
-      </w:tr>
-      <w:tr>
-        <w:tc>
-          <w:tcPr>
-            <w:tcW w:type="dxa" w:w="4306"/>
-            <w:shd w:val="clear" w:color="auto" w:fill="F5F0FC"/>
-            <w:tcMar>
-              <w:top w:w="70" w:type="dxa"/>
-              <w:bottom w:w="70" w:type="dxa"/>
-              <w:left w:w="120" w:type="dxa"/>
-              <w:right w:w="60" w:type="dxa"/>
-            </w:tcMar>
-            <w:tcW w:w="1440" w:type="dxa"/>
-          </w:tcPr>
-          <w:p>
-            <w:r>
-              <w:rPr>
-                <w:b/>
-                <w:color w:val="BD5435"/>
-                <w:sz w:val="18"/>
-              </w:rPr>
-              <w:t>Rolle</w:t>
-            </w:r>
-          </w:p>
-        </w:tc>
-        <w:tc>
-          <w:tcPr>
-            <w:tcW w:type="dxa" w:w="4306"/>
-            <w:shd w:val="clear" w:color="auto" w:fill="F5F0FC"/>
-            <w:tcMar>
-              <w:top w:w="70" w:type="dxa"/>
-              <w:bottom w:w="70" w:type="dxa"/>
-              <w:left w:w="60" w:type="dxa"/>
-              <w:right w:w="120" w:type="dxa"/>
-            </w:tcMar>
-            <w:tcW w:w="7920" w:type="dxa"/>
-          </w:tcPr>
-          <w:p>
-            <w:r>
-              <w:rPr>
-                <w:sz w:val="18"/>
-              </w:rPr>
-              <w:t>Beastlys Dual-Bildwelt visuell zugänglich machen (Raubtiere + FourGive-Momente)</w:t>
+              <w:t>SONDERN</w:t>
             </w:r>
           </w:p>
         </w:tc>
@@ -7331,47 +8452,340 @@
             <w:tcW w:type="dxa" w:w="4306"/>
             <w:shd w:val="clear" w:color="auto" w:fill="EEE8F7"/>
             <w:tcMar>
-              <w:top w:w="70" w:type="dxa"/>
-              <w:bottom w:w="70" w:type="dxa"/>
+              <w:top w:w="60" w:type="dxa"/>
+              <w:bottom w:w="60" w:type="dxa"/>
               <w:left w:w="120" w:type="dxa"/>
-              <w:right w:w="60" w:type="dxa"/>
+              <w:right w:w="120" w:type="dxa"/>
             </w:tcMar>
-            <w:tcW w:w="1440" w:type="dxa"/>
           </w:tcPr>
           <w:p>
             <w:r>
               <w:rPr>
-                <w:b/>
-                <w:color w:val="BD5435"/>
                 <w:sz w:val="18"/>
               </w:rPr>
-              <w:t>Warum wichtig</w:t>
+              <w:t>—  Klassische ESG-Kommunikation</w:t>
             </w:r>
           </w:p>
         </w:tc>
+        <w:tc>
+          <w:tcPr>
+            <w:tcW w:type="dxa" w:w="4306"/>
+            <w:shd w:val="clear" w:color="auto" w:fill="E8EDF5"/>
+            <w:tcMar>
+              <w:top w:w="60" w:type="dxa"/>
+              <w:bottom w:w="60" w:type="dxa"/>
+              <w:left w:w="120" w:type="dxa"/>
+              <w:right w:w="120" w:type="dxa"/>
+            </w:tcMar>
+          </w:tcPr>
+          <w:p>
+            <w:r>
+              <w:rPr>
+                <w:sz w:val="18"/>
+              </w:rPr>
+              <w:t>—  Investmentlogik + Tierwohl</w:t>
+            </w:r>
+          </w:p>
+        </w:tc>
+      </w:tr>
+      <w:tr>
         <w:tc>
           <w:tcPr>
             <w:tcW w:type="dxa" w:w="4306"/>
             <w:shd w:val="clear" w:color="auto" w:fill="EEE8F7"/>
             <w:tcMar>
-              <w:top w:w="70" w:type="dxa"/>
-              <w:bottom w:w="70" w:type="dxa"/>
-              <w:left w:w="60" w:type="dxa"/>
+              <w:top w:w="60" w:type="dxa"/>
+              <w:bottom w:w="60" w:type="dxa"/>
+              <w:left w:w="120" w:type="dxa"/>
               <w:right w:w="120" w:type="dxa"/>
             </w:tcMar>
-            <w:tcW w:w="7920" w:type="dxa"/>
           </w:tcPr>
           <w:p>
             <w:r>
               <w:rPr>
                 <w:sz w:val="18"/>
               </w:rPr>
-              <w:t>Erschliesst Zielgruppen die auf LinkedIn nicht erreichbar sind — und öffnet Meta-Ads</w:t>
+              <w:t>—  Aktivistische Belehrung</w:t>
+            </w:r>
+          </w:p>
+        </w:tc>
+        <w:tc>
+          <w:tcPr>
+            <w:tcW w:type="dxa" w:w="4306"/>
+            <w:shd w:val="clear" w:color="auto" w:fill="E8EDF5"/>
+            <w:tcMar>
+              <w:top w:w="60" w:type="dxa"/>
+              <w:bottom w:w="60" w:type="dxa"/>
+              <w:left w:w="120" w:type="dxa"/>
+              <w:right w:w="120" w:type="dxa"/>
+            </w:tcMar>
+          </w:tcPr>
+          <w:p>
+            <w:r>
+              <w:rPr>
+                <w:sz w:val="18"/>
+              </w:rPr>
+              <w:t>—  Klare Haltung ohne Predigt</w:t>
+            </w:r>
+          </w:p>
+        </w:tc>
+      </w:tr>
+      <w:tr>
+        <w:tc>
+          <w:tcPr>
+            <w:tcW w:type="dxa" w:w="4306"/>
+            <w:shd w:val="clear" w:color="auto" w:fill="EEE8F7"/>
+            <w:tcMar>
+              <w:top w:w="60" w:type="dxa"/>
+              <w:bottom w:w="60" w:type="dxa"/>
+              <w:left w:w="120" w:type="dxa"/>
+              <w:right w:w="120" w:type="dxa"/>
+            </w:tcMar>
+          </w:tcPr>
+          <w:p>
+            <w:r>
+              <w:rPr>
+                <w:sz w:val="18"/>
+              </w:rPr>
+              <w:t>—  Charity-Narrativ</w:t>
+            </w:r>
+          </w:p>
+        </w:tc>
+        <w:tc>
+          <w:tcPr>
+            <w:tcW w:type="dxa" w:w="4306"/>
+            <w:shd w:val="clear" w:color="auto" w:fill="E8EDF5"/>
+            <w:tcMar>
+              <w:top w:w="60" w:type="dxa"/>
+              <w:bottom w:w="60" w:type="dxa"/>
+              <w:left w:w="120" w:type="dxa"/>
+              <w:right w:w="120" w:type="dxa"/>
+            </w:tcMar>
+          </w:tcPr>
+          <w:p>
+            <w:r>
+              <w:rPr>
+                <w:sz w:val="18"/>
+              </w:rPr>
+              <w:t>—  Professionelle Struktur</w:t>
+            </w:r>
+          </w:p>
+        </w:tc>
+      </w:tr>
+      <w:tr>
+        <w:tc>
+          <w:tcPr>
+            <w:tcW w:type="dxa" w:w="4306"/>
+            <w:shd w:val="clear" w:color="auto" w:fill="EEE8F7"/>
+            <w:tcMar>
+              <w:top w:w="60" w:type="dxa"/>
+              <w:bottom w:w="60" w:type="dxa"/>
+              <w:left w:w="120" w:type="dxa"/>
+              <w:right w:w="120" w:type="dxa"/>
+            </w:tcMar>
+          </w:tcPr>
+          <w:p>
+            <w:r>
+              <w:rPr>
+                <w:sz w:val="18"/>
+              </w:rPr>
+              <w:t>—  Renditeverzicht als Kernbotschaft</w:t>
+            </w:r>
+          </w:p>
+        </w:tc>
+        <w:tc>
+          <w:tcPr>
+            <w:tcW w:type="dxa" w:w="4306"/>
+            <w:shd w:val="clear" w:color="auto" w:fill="E8EDF5"/>
+            <w:tcMar>
+              <w:top w:w="60" w:type="dxa"/>
+              <w:bottom w:w="60" w:type="dxa"/>
+              <w:left w:w="120" w:type="dxa"/>
+              <w:right w:w="120" w:type="dxa"/>
+            </w:tcMar>
+          </w:tcPr>
+          <w:p>
+            <w:r>
+              <w:rPr>
+                <w:sz w:val="18"/>
+              </w:rPr>
+              <w:t>—  Transparenz als Differenzierung</w:t>
             </w:r>
           </w:p>
         </w:tc>
       </w:tr>
     </w:tbl>
+    <w:tbl>
+      <w:tblPr>
+        <w:tblLook w:firstColumn="1" w:firstRow="1" w:lastColumn="0" w:lastRow="0" w:noHBand="0" w:noVBand="1" w:val="04A0"/>
+        <w:tblBorders>
+          <w:top w:val="none"/>
+          <w:left w:val="none"/>
+          <w:bottom w:val="none"/>
+          <w:right w:val="none"/>
+          <w:insideH w:val="none"/>
+          <w:insideV w:val="none"/>
+        </w:tblBorders>
+        <w:tblW w:w="5000" w:type="pct"/>
+      </w:tblPr>
+      <w:tblGrid>
+        <w:gridCol w:w="8612"/>
+      </w:tblGrid>
+      <w:tr>
+        <w:tc>
+          <w:tcPr>
+            <w:tcW w:type="dxa" w:w="8612"/>
+            <w:shd w:val="clear" w:color="auto" w:fill="EEE8F7"/>
+            <w:tcMar>
+              <w:top w:w="120" w:type="dxa"/>
+              <w:bottom w:w="120" w:type="dxa"/>
+              <w:left w:w="160" w:type="dxa"/>
+              <w:right w:w="160" w:type="dxa"/>
+            </w:tcMar>
+          </w:tcPr>
+          <w:p>
+            <w:r>
+              <w:rPr>
+                <w:b/>
+                <w:color w:val="142233"/>
+                <w:sz w:val="18"/>
+              </w:rPr>
+              <w:t>Beastly verbindet professionelle Investmentlogik mit transparenter Wirkung für Tiere — ohne Aktivismus, ohne Belehrung und ohne Renditeverzicht als Grundannahme.</w:t>
+            </w:r>
+          </w:p>
+        </w:tc>
+      </w:tr>
+    </w:tbl>
+    <w:p/>
+    <w:p>
+      <w:pPr>
+        <w:spacing w:before="200" w:after="40"/>
+      </w:pPr>
+      <w:r>
+        <w:rPr>
+          <w:b/>
+          <w:color w:val="4B319B"/>
+          <w:sz w:val="20"/>
+        </w:rPr>
+        <w:t xml:space="preserve">Folie 6  </w:t>
+      </w:r>
+      <w:r>
+        <w:rPr>
+          <w:b/>
+          <w:color w:val="142233"/>
+          <w:sz w:val="20"/>
+        </w:rPr>
+        <w:t>— Non-Profit darf nicht missverstanden werden</w:t>
+      </w:r>
+    </w:p>
+    <w:p>
+      <w:pPr>
+        <w:spacing w:after="60"/>
+      </w:pPr>
+      <w:r>
+        <w:rPr>
+          <w:i/>
+          <w:color w:val="888888"/>
+          <w:sz w:val="18"/>
+        </w:rPr>
+        <w:t>Kritischer Vertrauenspunkt — muss proaktiv erklärt werden</w:t>
+      </w:r>
+    </w:p>
+    <w:tbl>
+      <w:tblPr>
+        <w:tblLook w:firstColumn="1" w:firstRow="1" w:lastColumn="0" w:lastRow="0" w:noHBand="0" w:noVBand="1" w:val="04A0"/>
+        <w:tblBorders>
+          <w:top w:val="none"/>
+          <w:left w:val="none"/>
+          <w:bottom w:val="none"/>
+          <w:right w:val="none"/>
+          <w:insideH w:val="none"/>
+          <w:insideV w:val="none"/>
+        </w:tblBorders>
+        <w:tblW w:w="5000" w:type="pct"/>
+      </w:tblPr>
+      <w:tblGrid>
+        <w:gridCol w:w="8612"/>
+      </w:tblGrid>
+      <w:tr>
+        <w:tc>
+          <w:tcPr>
+            <w:tcW w:type="dxa" w:w="8612"/>
+            <w:shd w:val="clear" w:color="auto" w:fill="EEE8F7"/>
+            <w:tcMar>
+              <w:top w:w="120" w:type="dxa"/>
+              <w:bottom w:w="120" w:type="dxa"/>
+              <w:left w:w="160" w:type="dxa"/>
+              <w:right w:w="160" w:type="dxa"/>
+            </w:tcMar>
+          </w:tcPr>
+          <w:p>
+            <w:r>
+              <w:rPr>
+                <w:b/>
+                <w:color w:val="142233"/>
+                <w:sz w:val="18"/>
+              </w:rPr>
+              <w:t>Nicht Charity. Nicht Renditeverzicht. Sondern: Investmentprodukt mit Renditeanspruch und philanthropischer Gewinnlogik.</w:t>
+            </w:r>
+          </w:p>
+        </w:tc>
+      </w:tr>
+    </w:tbl>
+    <w:p>
+      <w:pPr>
+        <w:spacing w:after="20"/>
+      </w:pPr>
+      <w:r>
+        <w:rPr>
+          <w:sz w:val="18"/>
+        </w:rPr>
+        <w:t>—  Investoren sollen Rendite erzielen können</w:t>
+      </w:r>
+    </w:p>
+    <w:p>
+      <w:pPr>
+        <w:spacing w:after="20"/>
+      </w:pPr>
+      <w:r>
+        <w:rPr>
+          <w:sz w:val="18"/>
+        </w:rPr>
+        <w:t>—  Chipiron arbeitet ohne klassische Gewinnausschüttungslogik an die Eigentümer</w:t>
+      </w:r>
+    </w:p>
+    <w:p>
+      <w:pPr>
+        <w:spacing w:after="20"/>
+      </w:pPr>
+      <w:r>
+        <w:rPr>
+          <w:sz w:val="18"/>
+        </w:rPr>
+        <w:t>—  Wirkung entsteht über Gebührenlogik, Transparenz und direkte Projektunterstützung</w:t>
+      </w:r>
+    </w:p>
+    <w:p>
+      <w:pPr>
+        <w:spacing w:after="20"/>
+      </w:pPr>
+      <w:r>
+        <w:rPr>
+          <w:sz w:val="18"/>
+        </w:rPr>
+        <w:t>—  Der Begriff «Non-Profit» muss in jeder Kommunikation sauber erklärt werden</w:t>
+      </w:r>
+    </w:p>
+    <w:p>
+      <w:r>
+        <w:rPr>
+          <w:i/>
+          <w:color w:val="4B319B"/>
+          <w:sz w:val="16"/>
+        </w:rPr>
+        <w:t>→  Im Strategiepapier steht, wie diese Logik in Website, Sales-Unterlagen und Content erklärt wird.</w:t>
+      </w:r>
+    </w:p>
     <w:p/>
     <w:p>
       <w:pPr>
@@ -7391,7 +8805,7 @@
           <w:color w:val="142233"/>
           <w:sz w:val="20"/>
         </w:rPr>
-        <w:t>— BAUSTEIN: Newsletter</w:t>
+        <w:t>— Vertrauen entsteht über Menschen, nicht über Schlagworte</w:t>
       </w:r>
     </w:p>
     <w:p>
@@ -7404,7 +8818,7 @@
           <w:color w:val="888888"/>
           <w:sz w:val="18"/>
         </w:rPr>
-        <w:t>Erst nach Grundrauschen starten. Qualität über Frequenz.</w:t>
+        <w:t>Gründerstory Lydia &amp; Viktor — kommunikatives Duo</w:t>
       </w:r>
     </w:p>
     <w:tbl>
@@ -7428,90 +8842,44 @@
         <w:tc>
           <w:tcPr>
             <w:tcW w:type="dxa" w:w="4306"/>
-            <w:shd w:val="clear" w:color="auto" w:fill="EEE8F7"/>
+            <w:shd w:val="clear" w:color="auto" w:fill="BD5435"/>
             <w:tcMar>
-              <w:top w:w="70" w:type="dxa"/>
-              <w:bottom w:w="70" w:type="dxa"/>
+              <w:top w:w="80" w:type="dxa"/>
+              <w:bottom w:w="80" w:type="dxa"/>
               <w:left w:w="120" w:type="dxa"/>
-              <w:right w:w="60" w:type="dxa"/>
+              <w:right w:w="120" w:type="dxa"/>
             </w:tcMar>
-            <w:tcW w:w="1440" w:type="dxa"/>
           </w:tcPr>
           <w:p>
             <w:r>
               <w:rPr>
                 <w:b/>
-                <w:color w:val="4B319B"/>
+                <w:color w:val="FFFFFF"/>
                 <w:sz w:val="18"/>
               </w:rPr>
-              <w:t>Ziel</w:t>
+              <w:t>LYDIA ACKERMANN</w:t>
             </w:r>
           </w:p>
         </w:tc>
         <w:tc>
           <w:tcPr>
             <w:tcW w:type="dxa" w:w="4306"/>
-            <w:shd w:val="clear" w:color="auto" w:fill="EEE8F7"/>
+            <w:shd w:val="clear" w:color="auto" w:fill="142233"/>
             <w:tcMar>
-              <w:top w:w="70" w:type="dxa"/>
-              <w:bottom w:w="70" w:type="dxa"/>
-              <w:left w:w="60" w:type="dxa"/>
+              <w:top w:w="80" w:type="dxa"/>
+              <w:bottom w:w="80" w:type="dxa"/>
+              <w:left w:w="120" w:type="dxa"/>
               <w:right w:w="120" w:type="dxa"/>
             </w:tcMar>
-            <w:tcW w:w="7920" w:type="dxa"/>
           </w:tcPr>
           <w:p>
             <w:r>
               <w:rPr>
+                <w:b/>
+                <w:color w:val="FFFFFF"/>
                 <w:sz w:val="18"/>
               </w:rPr>
-              <w:t>Direkte, langfristige Beziehung zu bestehenden und potentiellen Investoren aufbauen</w:t>
-            </w:r>
-          </w:p>
-        </w:tc>
-      </w:tr>
-      <w:tr>
-        <w:tc>
-          <w:tcPr>
-            <w:tcW w:type="dxa" w:w="4306"/>
-            <w:shd w:val="clear" w:color="auto" w:fill="F5F0FC"/>
-            <w:tcMar>
-              <w:top w:w="70" w:type="dxa"/>
-              <w:bottom w:w="70" w:type="dxa"/>
-              <w:left w:w="120" w:type="dxa"/>
-              <w:right w:w="60" w:type="dxa"/>
-            </w:tcMar>
-            <w:tcW w:w="1440" w:type="dxa"/>
-          </w:tcPr>
-          <w:p>
-            <w:r>
-              <w:rPr>
-                <w:b/>
-                <w:color w:val="4B319B"/>
-                <w:sz w:val="18"/>
-              </w:rPr>
-              <w:t>Rolle</w:t>
-            </w:r>
-          </w:p>
-        </w:tc>
-        <w:tc>
-          <w:tcPr>
-            <w:tcW w:type="dxa" w:w="4306"/>
-            <w:shd w:val="clear" w:color="auto" w:fill="F5F0FC"/>
-            <w:tcMar>
-              <w:top w:w="70" w:type="dxa"/>
-              <w:bottom w:w="70" w:type="dxa"/>
-              <w:left w:w="60" w:type="dxa"/>
-              <w:right w:w="120" w:type="dxa"/>
-            </w:tcMar>
-            <w:tcW w:w="7920" w:type="dxa"/>
-          </w:tcPr>
-          <w:p>
-            <w:r>
-              <w:rPr>
-                <w:sz w:val="18"/>
-              </w:rPr>
-              <w:t>Tiefe Inhalte: Wirkungsberichte, Transparenz-Updates, Hinter-den-Kulissen-Einblicke</w:t>
+              <w:t>VIKTOR ACKERMANN</w:t>
             </w:r>
           </w:p>
         </w:tc>
@@ -7522,47 +8890,262 @@
             <w:tcW w:type="dxa" w:w="4306"/>
             <w:shd w:val="clear" w:color="auto" w:fill="EEE8F7"/>
             <w:tcMar>
-              <w:top w:w="70" w:type="dxa"/>
-              <w:bottom w:w="70" w:type="dxa"/>
+              <w:top w:w="60" w:type="dxa"/>
+              <w:bottom w:w="60" w:type="dxa"/>
               <w:left w:w="120" w:type="dxa"/>
-              <w:right w:w="60" w:type="dxa"/>
+              <w:right w:w="120" w:type="dxa"/>
             </w:tcMar>
-            <w:tcW w:w="1440" w:type="dxa"/>
           </w:tcPr>
           <w:p>
             <w:r>
               <w:rPr>
-                <w:b/>
-                <w:color w:val="4B319B"/>
                 <w:sz w:val="18"/>
               </w:rPr>
-              <w:t>Warum wichtig</w:t>
+              <w:t>—  Emotionale Glaubwürdigkeit</w:t>
             </w:r>
           </w:p>
         </w:tc>
+        <w:tc>
+          <w:tcPr>
+            <w:tcW w:type="dxa" w:w="4306"/>
+            <w:shd w:val="clear" w:color="auto" w:fill="E8EDF5"/>
+            <w:tcMar>
+              <w:top w:w="60" w:type="dxa"/>
+              <w:bottom w:w="60" w:type="dxa"/>
+              <w:left w:w="120" w:type="dxa"/>
+              <w:right w:w="120" w:type="dxa"/>
+            </w:tcMar>
+          </w:tcPr>
+          <w:p>
+            <w:r>
+              <w:rPr>
+                <w:sz w:val="18"/>
+              </w:rPr>
+              <w:t>—  Finanzmarkt / Asset Management</w:t>
+            </w:r>
+          </w:p>
+        </w:tc>
+      </w:tr>
+      <w:tr>
         <w:tc>
           <w:tcPr>
             <w:tcW w:type="dxa" w:w="4306"/>
             <w:shd w:val="clear" w:color="auto" w:fill="EEE8F7"/>
             <w:tcMar>
-              <w:top w:w="70" w:type="dxa"/>
-              <w:bottom w:w="70" w:type="dxa"/>
-              <w:left w:w="60" w:type="dxa"/>
+              <w:top w:w="60" w:type="dxa"/>
+              <w:bottom w:w="60" w:type="dxa"/>
+              <w:left w:w="120" w:type="dxa"/>
               <w:right w:w="120" w:type="dxa"/>
             </w:tcMar>
-            <w:tcW w:w="7920" w:type="dxa"/>
           </w:tcPr>
           <w:p>
             <w:r>
               <w:rPr>
                 <w:sz w:val="18"/>
               </w:rPr>
-              <w:t>Einziger algorithmunabhängiger Kanal — direkte Linie zum Investor ohne Plattformrisiko</w:t>
+              <w:t>—  Tierwohl / Tierklinik / FourGive</w:t>
+            </w:r>
+          </w:p>
+        </w:tc>
+        <w:tc>
+          <w:tcPr>
+            <w:tcW w:type="dxa" w:w="4306"/>
+            <w:shd w:val="clear" w:color="auto" w:fill="E8EDF5"/>
+            <w:tcMar>
+              <w:top w:w="60" w:type="dxa"/>
+              <w:bottom w:w="60" w:type="dxa"/>
+              <w:left w:w="120" w:type="dxa"/>
+              <w:right w:w="120" w:type="dxa"/>
+            </w:tcMar>
+          </w:tcPr>
+          <w:p>
+            <w:r>
+              <w:rPr>
+                <w:sz w:val="18"/>
+              </w:rPr>
+              <w:t>—  Recht / Struktur / Regulatorik</w:t>
+            </w:r>
+          </w:p>
+        </w:tc>
+      </w:tr>
+      <w:tr>
+        <w:tc>
+          <w:tcPr>
+            <w:tcW w:type="dxa" w:w="4306"/>
+            <w:shd w:val="clear" w:color="auto" w:fill="EEE8F7"/>
+            <w:tcMar>
+              <w:top w:w="60" w:type="dxa"/>
+              <w:bottom w:w="60" w:type="dxa"/>
+              <w:left w:w="120" w:type="dxa"/>
+              <w:right w:w="120" w:type="dxa"/>
+            </w:tcMar>
+          </w:tcPr>
+          <w:p>
+            <w:r>
+              <w:rPr>
+                <w:sz w:val="18"/>
+              </w:rPr>
+              <w:t>—  Unterwasserwelt / Tauchen</w:t>
+            </w:r>
+          </w:p>
+        </w:tc>
+        <w:tc>
+          <w:tcPr>
+            <w:tcW w:type="dxa" w:w="4306"/>
+            <w:shd w:val="clear" w:color="auto" w:fill="E8EDF5"/>
+            <w:tcMar>
+              <w:top w:w="60" w:type="dxa"/>
+              <w:bottom w:w="60" w:type="dxa"/>
+              <w:left w:w="120" w:type="dxa"/>
+              <w:right w:w="120" w:type="dxa"/>
+            </w:tcMar>
+          </w:tcPr>
+          <w:p>
+            <w:r>
+              <w:rPr>
+                <w:sz w:val="18"/>
+              </w:rPr>
+              <w:t>—  Non-Profit-Logik / Transparenz</w:t>
+            </w:r>
+          </w:p>
+        </w:tc>
+      </w:tr>
+      <w:tr>
+        <w:tc>
+          <w:tcPr>
+            <w:tcW w:type="dxa" w:w="4306"/>
+            <w:shd w:val="clear" w:color="auto" w:fill="EEE8F7"/>
+            <w:tcMar>
+              <w:top w:w="60" w:type="dxa"/>
+              <w:bottom w:w="60" w:type="dxa"/>
+              <w:left w:w="120" w:type="dxa"/>
+              <w:right w:w="120" w:type="dxa"/>
+            </w:tcMar>
+          </w:tcPr>
+          <w:p>
+            <w:r>
+              <w:rPr>
+                <w:sz w:val="18"/>
+              </w:rPr>
+              <w:t>—  Feinfühligkeit, Wärme, authentische Stimme</w:t>
+            </w:r>
+          </w:p>
+        </w:tc>
+        <w:tc>
+          <w:tcPr>
+            <w:tcW w:type="dxa" w:w="4306"/>
+            <w:shd w:val="clear" w:color="auto" w:fill="E8EDF5"/>
+            <w:tcMar>
+              <w:top w:w="60" w:type="dxa"/>
+              <w:bottom w:w="60" w:type="dxa"/>
+              <w:left w:w="120" w:type="dxa"/>
+              <w:right w:w="120" w:type="dxa"/>
+            </w:tcMar>
+          </w:tcPr>
+          <w:p>
+            <w:r>
+              <w:rPr>
+                <w:sz w:val="18"/>
+              </w:rPr>
+              <w:t>—  Klare, direkte Haltung</w:t>
+            </w:r>
+          </w:p>
+        </w:tc>
+      </w:tr>
+      <w:tr>
+        <w:tc>
+          <w:tcPr>
+            <w:tcW w:type="dxa" w:w="4306"/>
+            <w:shd w:val="clear" w:color="auto" w:fill="EEE8F7"/>
+            <w:tcMar>
+              <w:top w:w="60" w:type="dxa"/>
+              <w:bottom w:w="60" w:type="dxa"/>
+              <w:left w:w="120" w:type="dxa"/>
+              <w:right w:w="120" w:type="dxa"/>
+            </w:tcMar>
+          </w:tcPr>
+          <w:p>
+            <w:r>
+              <w:rPr>
+                <w:sz w:val="18"/>
+              </w:rPr>
+              <w:t>—  Persönliche Journey im Tierwohl</w:t>
+            </w:r>
+          </w:p>
+        </w:tc>
+        <w:tc>
+          <w:tcPr>
+            <w:tcW w:type="dxa" w:w="4306"/>
+            <w:shd w:val="clear" w:color="auto" w:fill="E8EDF5"/>
+            <w:tcMar>
+              <w:top w:w="60" w:type="dxa"/>
+              <w:bottom w:w="60" w:type="dxa"/>
+              <w:left w:w="120" w:type="dxa"/>
+              <w:right w:w="120" w:type="dxa"/>
+            </w:tcMar>
+          </w:tcPr>
+          <w:p>
+            <w:r>
+              <w:rPr>
+                <w:sz w:val="18"/>
+              </w:rPr>
+              <w:t>—  Kritik an klassischen Finanzmarktmechaniken</w:t>
             </w:r>
           </w:p>
         </w:tc>
       </w:tr>
     </w:tbl>
+    <w:tbl>
+      <w:tblPr>
+        <w:tblLook w:firstColumn="1" w:firstRow="1" w:lastColumn="0" w:lastRow="0" w:noHBand="0" w:noVBand="1" w:val="04A0"/>
+        <w:tblBorders>
+          <w:top w:val="none"/>
+          <w:left w:val="none"/>
+          <w:bottom w:val="none"/>
+          <w:right w:val="none"/>
+          <w:insideH w:val="none"/>
+          <w:insideV w:val="none"/>
+        </w:tblBorders>
+        <w:tblW w:w="5000" w:type="pct"/>
+      </w:tblPr>
+      <w:tblGrid>
+        <w:gridCol w:w="8612"/>
+      </w:tblGrid>
+      <w:tr>
+        <w:tc>
+          <w:tcPr>
+            <w:tcW w:type="dxa" w:w="8612"/>
+            <w:shd w:val="clear" w:color="auto" w:fill="EEE8F7"/>
+            <w:tcMar>
+              <w:top w:w="120" w:type="dxa"/>
+              <w:bottom w:w="120" w:type="dxa"/>
+              <w:left w:w="160" w:type="dxa"/>
+              <w:right w:w="160" w:type="dxa"/>
+            </w:tcMar>
+          </w:tcPr>
+          <w:p>
+            <w:r>
+              <w:rPr>
+                <w:b/>
+                <w:color w:val="142233"/>
+                <w:sz w:val="18"/>
+              </w:rPr>
+              <w:t>Lydia öffnet emotional. Viktor schärft fachlich. Zusammen tragen sie die Vision glaubwürdig.</w:t>
+            </w:r>
+          </w:p>
+        </w:tc>
+      </w:tr>
+    </w:tbl>
+    <w:p>
+      <w:r>
+        <w:rPr>
+          <w:i/>
+          <w:color w:val="4B319B"/>
+          <w:sz w:val="16"/>
+        </w:rPr>
+        <w:t>→  Im Strategiepapier: Content-Säulen und Formate für Personal Branding beider Gründer.</w:t>
+      </w:r>
+    </w:p>
     <w:p/>
     <w:p>
       <w:pPr>
@@ -7571,7 +9154,7 @@
       <w:r>
         <w:rPr>
           <w:b/>
-          <w:color w:val="4B319B"/>
+          <w:color w:val="BD5435"/>
           <w:sz w:val="20"/>
         </w:rPr>
         <w:t xml:space="preserve">Folie 8  </w:t>
@@ -7582,7 +9165,7 @@
           <w:color w:val="142233"/>
           <w:sz w:val="20"/>
         </w:rPr>
-        <w:t>— BAUSTEIN: Print &amp; Repräsentation</w:t>
+        <w:t>— Gute Grundlage — aber noch nicht final</w:t>
       </w:r>
     </w:p>
     <w:p>
@@ -7595,7 +9178,148 @@
           <w:color w:val="888888"/>
           <w:sz w:val="18"/>
         </w:rPr>
-        <w:t>Pitch Deck als zentrales Gesprächswerkzeug. Emotional und faktisch.</w:t>
+        <w:t>Branding und visuelle Logik — ehrliche Einschätzung</w:t>
+      </w:r>
+    </w:p>
+    <w:p>
+      <w:pPr>
+        <w:spacing w:after="20"/>
+      </w:pPr>
+      <w:r>
+        <w:rPr>
+          <w:sz w:val="18"/>
+        </w:rPr>
+        <w:t>—  Das bestehende Branding hat Substanz und ist ein solider Startpunkt</w:t>
+      </w:r>
+    </w:p>
+    <w:p>
+      <w:pPr>
+        <w:spacing w:after="20"/>
+      </w:pPr>
+      <w:r>
+        <w:rPr>
+          <w:sz w:val="18"/>
+        </w:rPr>
+        <w:t>—  Dunkelblau funktioniert als starke, klare Grundfarbe</w:t>
+      </w:r>
+    </w:p>
+    <w:p>
+      <w:pPr>
+        <w:spacing w:after="20"/>
+      </w:pPr>
+      <w:r>
+        <w:rPr>
+          <w:sz w:val="18"/>
+        </w:rPr>
+        <w:t>—  Terrakotta bringt Wärme — reicht aber noch nicht als vollständiges Farbsystem</w:t>
+      </w:r>
+    </w:p>
+    <w:p>
+      <w:pPr>
+        <w:spacing w:after="20"/>
+      </w:pPr>
+      <w:r>
+        <w:rPr>
+          <w:sz w:val="18"/>
+        </w:rPr>
+        <w:t>—  Eine dritte Akzentfarbe sollte geprüft werden (Richtung Grün, in Verbindung mit Bildwelt)</w:t>
+      </w:r>
+    </w:p>
+    <w:p>
+      <w:pPr>
+        <w:spacing w:after="20"/>
+      </w:pPr>
+      <w:r>
+        <w:rPr>
+          <w:sz w:val="18"/>
+        </w:rPr>
+        <w:t>—  Bildwelt ist noch nicht strategisch definiert: starke Tiere, schützenswerte Tiere, Unterwasserwelt, FourGive, Gründerbilder</w:t>
+      </w:r>
+    </w:p>
+    <w:tbl>
+      <w:tblPr>
+        <w:tblLook w:firstColumn="1" w:firstRow="1" w:lastColumn="0" w:lastRow="0" w:noHBand="0" w:noVBand="1" w:val="04A0"/>
+        <w:tblBorders>
+          <w:top w:val="none"/>
+          <w:left w:val="none"/>
+          <w:bottom w:val="none"/>
+          <w:right w:val="none"/>
+          <w:insideH w:val="none"/>
+          <w:insideV w:val="none"/>
+        </w:tblBorders>
+        <w:tblW w:w="5000" w:type="pct"/>
+      </w:tblPr>
+      <w:tblGrid>
+        <w:gridCol w:w="8612"/>
+      </w:tblGrid>
+      <w:tr>
+        <w:tc>
+          <w:tcPr>
+            <w:tcW w:type="dxa" w:w="8612"/>
+            <w:shd w:val="clear" w:color="auto" w:fill="EEE8F7"/>
+            <w:tcMar>
+              <w:top w:w="120" w:type="dxa"/>
+              <w:bottom w:w="120" w:type="dxa"/>
+              <w:left w:w="160" w:type="dxa"/>
+              <w:right w:w="160" w:type="dxa"/>
+            </w:tcMar>
+          </w:tcPr>
+          <w:p>
+            <w:r>
+              <w:rPr>
+                <w:b/>
+                <w:color w:val="142233"/>
+                <w:sz w:val="18"/>
+              </w:rPr>
+              <w:t>Empfehlung: Branding finalisieren, bevor breit kommuniziert wird.</w:t>
+            </w:r>
+          </w:p>
+        </w:tc>
+      </w:tr>
+    </w:tbl>
+    <w:p>
+      <w:r>
+        <w:rPr>
+          <w:i/>
+          <w:color w:val="4B319B"/>
+          <w:sz w:val="16"/>
+        </w:rPr>
+        <w:t>→  Im Strategiepapier sind Empfehlungen zur Branding-Vertiefung detaillierter beschrieben.</w:t>
+      </w:r>
+    </w:p>
+    <w:p/>
+    <w:p>
+      <w:pPr>
+        <w:spacing w:before="200" w:after="40"/>
+      </w:pPr>
+      <w:r>
+        <w:rPr>
+          <w:b/>
+          <w:color w:val="4B319B"/>
+          <w:sz w:val="20"/>
+        </w:rPr>
+        <w:t xml:space="preserve">Folie 9  </w:t>
+      </w:r>
+      <w:r>
+        <w:rPr>
+          <w:b/>
+          <w:color w:val="142233"/>
+          <w:sz w:val="20"/>
+        </w:rPr>
+        <w:t>— Beide Zielgruppen brauchen Überzeugung</w:t>
+      </w:r>
+    </w:p>
+    <w:p>
+      <w:pPr>
+        <w:spacing w:after="60"/>
+      </w:pPr>
+      <w:r>
+        <w:rPr>
+          <w:i/>
+          <w:color w:val="888888"/>
+          <w:sz w:val="18"/>
+        </w:rPr>
+        <w:t>Zielgruppenlogik — nicht «emotional vs. rational», sondern Tiefe der Beweisführung</w:t>
       </w:r>
     </w:p>
     <w:tbl>
@@ -7619,90 +9343,44 @@
         <w:tc>
           <w:tcPr>
             <w:tcW w:type="dxa" w:w="4306"/>
-            <w:shd w:val="clear" w:color="auto" w:fill="EEE8F7"/>
+            <w:shd w:val="clear" w:color="auto" w:fill="4b319b"/>
             <w:tcMar>
-              <w:top w:w="70" w:type="dxa"/>
-              <w:bottom w:w="70" w:type="dxa"/>
+              <w:top w:w="80" w:type="dxa"/>
+              <w:bottom w:w="80" w:type="dxa"/>
               <w:left w:w="120" w:type="dxa"/>
-              <w:right w:w="60" w:type="dxa"/>
+              <w:right w:w="120" w:type="dxa"/>
             </w:tcMar>
-            <w:tcW w:w="1440" w:type="dxa"/>
           </w:tcPr>
           <w:p>
             <w:r>
               <w:rPr>
                 <w:b/>
-                <w:color w:val="4B319B"/>
+                <w:color w:val="FFFFFF"/>
                 <w:sz w:val="18"/>
               </w:rPr>
-              <w:t>Ziel</w:t>
+              <w:t>RETAIL / KLEINERE INVESTOREN</w:t>
             </w:r>
           </w:p>
         </w:tc>
         <w:tc>
           <w:tcPr>
             <w:tcW w:type="dxa" w:w="4306"/>
-            <w:shd w:val="clear" w:color="auto" w:fill="EEE8F7"/>
+            <w:shd w:val="clear" w:color="auto" w:fill="142233"/>
             <w:tcMar>
-              <w:top w:w="70" w:type="dxa"/>
-              <w:bottom w:w="70" w:type="dxa"/>
-              <w:left w:w="60" w:type="dxa"/>
+              <w:top w:w="80" w:type="dxa"/>
+              <w:bottom w:w="80" w:type="dxa"/>
+              <w:left w:w="120" w:type="dxa"/>
               <w:right w:w="120" w:type="dxa"/>
             </w:tcMar>
-            <w:tcW w:w="7920" w:type="dxa"/>
           </w:tcPr>
           <w:p>
             <w:r>
               <w:rPr>
+                <w:b/>
+                <w:color w:val="FFFFFF"/>
                 <w:sz w:val="18"/>
               </w:rPr>
-              <w:t>Professionelle Gesprächsgrundlage für persönliche Kontakte und Erstkontakte</w:t>
-            </w:r>
-          </w:p>
-        </w:tc>
-      </w:tr>
-      <w:tr>
-        <w:tc>
-          <w:tcPr>
-            <w:tcW w:type="dxa" w:w="4306"/>
-            <w:shd w:val="clear" w:color="auto" w:fill="F5F0FC"/>
-            <w:tcMar>
-              <w:top w:w="70" w:type="dxa"/>
-              <w:bottom w:w="70" w:type="dxa"/>
-              <w:left w:w="120" w:type="dxa"/>
-              <w:right w:w="60" w:type="dxa"/>
-            </w:tcMar>
-            <w:tcW w:w="1440" w:type="dxa"/>
-          </w:tcPr>
-          <w:p>
-            <w:r>
-              <w:rPr>
-                <w:b/>
-                <w:color w:val="4B319B"/>
-                <w:sz w:val="18"/>
-              </w:rPr>
-              <w:t>Rolle</w:t>
-            </w:r>
-          </w:p>
-        </w:tc>
-        <w:tc>
-          <w:tcPr>
-            <w:tcW w:type="dxa" w:w="4306"/>
-            <w:shd w:val="clear" w:color="auto" w:fill="F5F0FC"/>
-            <w:tcMar>
-              <w:top w:w="70" w:type="dxa"/>
-              <w:bottom w:w="70" w:type="dxa"/>
-              <w:left w:w="60" w:type="dxa"/>
-              <w:right w:w="120" w:type="dxa"/>
-            </w:tcMar>
-            <w:tcW w:w="7920" w:type="dxa"/>
-          </w:tcPr>
-          <w:p>
-            <w:r>
-              <w:rPr>
-                <w:sz w:val="18"/>
-              </w:rPr>
-              <w:t>Erstbegegnung-Werkzeug für institutionelle Investoren, Partner und Events</w:t>
+              <w:t>PROFESSIONELLE INVESTOREN</w:t>
             </w:r>
           </w:p>
         </w:tc>
@@ -7713,82 +9391,211 @@
             <w:tcW w:type="dxa" w:w="4306"/>
             <w:shd w:val="clear" w:color="auto" w:fill="EEE8F7"/>
             <w:tcMar>
-              <w:top w:w="70" w:type="dxa"/>
-              <w:bottom w:w="70" w:type="dxa"/>
+              <w:top w:w="60" w:type="dxa"/>
+              <w:bottom w:w="60" w:type="dxa"/>
               <w:left w:w="120" w:type="dxa"/>
-              <w:right w:w="60" w:type="dxa"/>
+              <w:right w:w="120" w:type="dxa"/>
             </w:tcMar>
-            <w:tcW w:w="1440" w:type="dxa"/>
           </w:tcPr>
           <w:p>
             <w:r>
               <w:rPr>
-                <w:b/>
-                <w:color w:val="4B319B"/>
                 <w:sz w:val="18"/>
               </w:rPr>
-              <w:t>Warum wichtig</w:t>
+              <w:t>—  Emotion und Wirkung als Einstieg</w:t>
             </w:r>
           </w:p>
         </w:tc>
+        <w:tc>
+          <w:tcPr>
+            <w:tcW w:type="dxa" w:w="4306"/>
+            <w:shd w:val="clear" w:color="auto" w:fill="E8EDF5"/>
+            <w:tcMar>
+              <w:top w:w="60" w:type="dxa"/>
+              <w:bottom w:w="60" w:type="dxa"/>
+              <w:left w:w="120" w:type="dxa"/>
+              <w:right w:w="120" w:type="dxa"/>
+            </w:tcMar>
+          </w:tcPr>
+          <w:p>
+            <w:r>
+              <w:rPr>
+                <w:sz w:val="18"/>
+              </w:rPr>
+              <w:t>—  Haltung / Wirkung (auch relevant)</w:t>
+            </w:r>
+          </w:p>
+        </w:tc>
+      </w:tr>
+      <w:tr>
         <w:tc>
           <w:tcPr>
             <w:tcW w:type="dxa" w:w="4306"/>
             <w:shd w:val="clear" w:color="auto" w:fill="EEE8F7"/>
             <w:tcMar>
-              <w:top w:w="70" w:type="dxa"/>
-              <w:bottom w:w="70" w:type="dxa"/>
-              <w:left w:w="60" w:type="dxa"/>
+              <w:top w:w="60" w:type="dxa"/>
+              <w:bottom w:w="60" w:type="dxa"/>
+              <w:left w:w="120" w:type="dxa"/>
               <w:right w:w="120" w:type="dxa"/>
             </w:tcMar>
-            <w:tcW w:w="7920" w:type="dxa"/>
           </w:tcPr>
           <w:p>
             <w:r>
               <w:rPr>
                 <w:sz w:val="18"/>
               </w:rPr>
-              <w:t>Beastly ist erklärungsbedürftig — gutes Material verkürzt den Vertrauensaufbau erheblich</w:t>
+              <w:t>—  Einfacher Zugang (ab CHF 50)</w:t>
+            </w:r>
+          </w:p>
+        </w:tc>
+        <w:tc>
+          <w:tcPr>
+            <w:tcW w:type="dxa" w:w="4306"/>
+            <w:shd w:val="clear" w:color="auto" w:fill="E8EDF5"/>
+            <w:tcMar>
+              <w:top w:w="60" w:type="dxa"/>
+              <w:bottom w:w="60" w:type="dxa"/>
+              <w:left w:w="120" w:type="dxa"/>
+              <w:right w:w="120" w:type="dxa"/>
+            </w:tcMar>
+          </w:tcPr>
+          <w:p>
+            <w:r>
+              <w:rPr>
+                <w:sz w:val="18"/>
+              </w:rPr>
+              <w:t>—  Investmentlogik / Risiko-Rendite</w:t>
+            </w:r>
+          </w:p>
+        </w:tc>
+      </w:tr>
+      <w:tr>
+        <w:tc>
+          <w:tcPr>
+            <w:tcW w:type="dxa" w:w="4306"/>
+            <w:shd w:val="clear" w:color="auto" w:fill="EEE8F7"/>
+            <w:tcMar>
+              <w:top w:w="60" w:type="dxa"/>
+              <w:bottom w:w="60" w:type="dxa"/>
+              <w:left w:w="120" w:type="dxa"/>
+              <w:right w:w="120" w:type="dxa"/>
+            </w:tcMar>
+          </w:tcPr>
+          <w:p>
+            <w:r>
+              <w:rPr>
+                <w:sz w:val="18"/>
+              </w:rPr>
+              <w:t>—  Finanzwissen und Befähigung</w:t>
+            </w:r>
+          </w:p>
+        </w:tc>
+        <w:tc>
+          <w:tcPr>
+            <w:tcW w:type="dxa" w:w="4306"/>
+            <w:shd w:val="clear" w:color="auto" w:fill="E8EDF5"/>
+            <w:tcMar>
+              <w:top w:w="60" w:type="dxa"/>
+              <w:bottom w:w="60" w:type="dxa"/>
+              <w:left w:w="120" w:type="dxa"/>
+              <w:right w:w="120" w:type="dxa"/>
+            </w:tcMar>
+          </w:tcPr>
+          <w:p>
+            <w:r>
+              <w:rPr>
+                <w:sz w:val="18"/>
+              </w:rPr>
+              <w:t>—  Track Record und Governance</w:t>
+            </w:r>
+          </w:p>
+        </w:tc>
+      </w:tr>
+      <w:tr>
+        <w:tc>
+          <w:tcPr>
+            <w:tcW w:type="dxa" w:w="4306"/>
+            <w:shd w:val="clear" w:color="auto" w:fill="EEE8F7"/>
+            <w:tcMar>
+              <w:top w:w="60" w:type="dxa"/>
+              <w:bottom w:w="60" w:type="dxa"/>
+              <w:left w:w="120" w:type="dxa"/>
+              <w:right w:w="120" w:type="dxa"/>
+            </w:tcMar>
+          </w:tcPr>
+          <w:p>
+            <w:r>
+              <w:rPr>
+                <w:sz w:val="18"/>
+              </w:rPr>
+              <w:t>—  Vertrauen über Menschen / Geschichten</w:t>
+            </w:r>
+          </w:p>
+        </w:tc>
+        <w:tc>
+          <w:tcPr>
+            <w:tcW w:type="dxa" w:w="4306"/>
+            <w:shd w:val="clear" w:color="auto" w:fill="E8EDF5"/>
+            <w:tcMar>
+              <w:top w:w="60" w:type="dxa"/>
+              <w:bottom w:w="60" w:type="dxa"/>
+              <w:left w:w="120" w:type="dxa"/>
+              <w:right w:w="120" w:type="dxa"/>
+            </w:tcMar>
+          </w:tcPr>
+          <w:p>
+            <w:r>
+              <w:rPr>
+                <w:sz w:val="18"/>
+              </w:rPr>
+              <w:t>—  Reporting / regulatorische Klarheit</w:t>
+            </w:r>
+          </w:p>
+        </w:tc>
+      </w:tr>
+      <w:tr>
+        <w:tc>
+          <w:tcPr>
+            <w:tcW w:type="dxa" w:w="4306"/>
+            <w:shd w:val="clear" w:color="auto" w:fill="EEE8F7"/>
+            <w:tcMar>
+              <w:top w:w="60" w:type="dxa"/>
+              <w:bottom w:w="60" w:type="dxa"/>
+              <w:left w:w="120" w:type="dxa"/>
+              <w:right w:w="120" w:type="dxa"/>
+            </w:tcMar>
+          </w:tcPr>
+          <w:p>
+            <w:r>
+              <w:rPr>
+                <w:sz w:val="18"/>
+              </w:rPr>
+              <w:t>—  Klare Anleitung zum Kauf</w:t>
+            </w:r>
+          </w:p>
+        </w:tc>
+        <w:tc>
+          <w:tcPr>
+            <w:tcW w:type="dxa" w:w="4306"/>
+            <w:shd w:val="clear" w:color="auto" w:fill="E8EDF5"/>
+            <w:tcMar>
+              <w:top w:w="60" w:type="dxa"/>
+              <w:bottom w:w="60" w:type="dxa"/>
+              <w:left w:w="120" w:type="dxa"/>
+              <w:right w:w="120" w:type="dxa"/>
+            </w:tcMar>
+          </w:tcPr>
+          <w:p>
+            <w:r>
+              <w:rPr>
+                <w:sz w:val="18"/>
+              </w:rPr>
+              <w:t>—  Strukturierte Gesprächsführung</w:t>
             </w:r>
           </w:p>
         </w:tc>
       </w:tr>
     </w:tbl>
-    <w:p/>
-    <w:p>
-      <w:pPr>
-        <w:spacing w:before="200" w:after="40"/>
-      </w:pPr>
-      <w:r>
-        <w:rPr>
-          <w:b/>
-          <w:color w:val="142233"/>
-          <w:sz w:val="20"/>
-        </w:rPr>
-        <w:t xml:space="preserve">Folie 9  </w:t>
-      </w:r>
-      <w:r>
-        <w:rPr>
-          <w:b/>
-          <w:color w:val="142233"/>
-          <w:sz w:val="20"/>
-        </w:rPr>
-        <w:t>— BAUSTEIN: Ads — Zwei Phasen</w:t>
-      </w:r>
-    </w:p>
-    <w:p>
-      <w:pPr>
-        <w:spacing w:after="60"/>
-      </w:pPr>
-      <w:r>
-        <w:rPr>
-          <w:i/>
-          <w:color w:val="888888"/>
-          <w:sz w:val="18"/>
-        </w:rPr>
-        <w:t>Folgt dem organischen Aufbau. Awareness zuerst, Conversion danach.</w:t>
-      </w:r>
-    </w:p>
     <w:tbl>
       <w:tblPr>
         <w:tblLook w:firstColumn="1" w:firstRow="1" w:lastColumn="0" w:lastRow="0" w:noHBand="0" w:noVBand="1" w:val="04A0"/>
@@ -7803,21 +9610,19 @@
         <w:tblW w:w="5000" w:type="pct"/>
       </w:tblPr>
       <w:tblGrid>
-        <w:gridCol w:w="4306"/>
-        <w:gridCol w:w="4306"/>
+        <w:gridCol w:w="8612"/>
       </w:tblGrid>
       <w:tr>
         <w:tc>
           <w:tcPr>
-            <w:tcW w:type="dxa" w:w="4306"/>
+            <w:tcW w:type="dxa" w:w="8612"/>
             <w:shd w:val="clear" w:color="auto" w:fill="EEE8F7"/>
             <w:tcMar>
-              <w:top w:w="70" w:type="dxa"/>
-              <w:bottom w:w="70" w:type="dxa"/>
-              <w:left w:w="120" w:type="dxa"/>
-              <w:right w:w="60" w:type="dxa"/>
+              <w:top w:w="120" w:type="dxa"/>
+              <w:bottom w:w="120" w:type="dxa"/>
+              <w:left w:w="160" w:type="dxa"/>
+              <w:right w:w="160" w:type="dxa"/>
             </w:tcMar>
-            <w:tcW w:w="1440" w:type="dxa"/>
           </w:tcPr>
           <w:p>
             <w:r>
@@ -7826,120 +9631,7 @@
                 <w:color w:val="142233"/>
                 <w:sz w:val="18"/>
               </w:rPr>
-              <w:t>Ziel</w:t>
-            </w:r>
-          </w:p>
-        </w:tc>
-        <w:tc>
-          <w:tcPr>
-            <w:tcW w:type="dxa" w:w="4306"/>
-            <w:shd w:val="clear" w:color="auto" w:fill="EEE8F7"/>
-            <w:tcMar>
-              <w:top w:w="70" w:type="dxa"/>
-              <w:bottom w:w="70" w:type="dxa"/>
-              <w:left w:w="60" w:type="dxa"/>
-              <w:right w:w="120" w:type="dxa"/>
-            </w:tcMar>
-            <w:tcW w:w="7920" w:type="dxa"/>
-          </w:tcPr>
-          <w:p>
-            <w:r>
-              <w:rPr>
-                <w:sz w:val="18"/>
-              </w:rPr>
-              <w:t>Organisches Fundament verstärken (Phase 1) und skalieren (Phase 2)</w:t>
-            </w:r>
-          </w:p>
-        </w:tc>
-      </w:tr>
-      <w:tr>
-        <w:tc>
-          <w:tcPr>
-            <w:tcW w:type="dxa" w:w="4306"/>
-            <w:shd w:val="clear" w:color="auto" w:fill="F5F0FC"/>
-            <w:tcMar>
-              <w:top w:w="70" w:type="dxa"/>
-              <w:bottom w:w="70" w:type="dxa"/>
-              <w:left w:w="120" w:type="dxa"/>
-              <w:right w:w="60" w:type="dxa"/>
-            </w:tcMar>
-            <w:tcW w:w="1440" w:type="dxa"/>
-          </w:tcPr>
-          <w:p>
-            <w:r>
-              <w:rPr>
-                <w:b/>
-                <w:color w:val="142233"/>
-                <w:sz w:val="18"/>
-              </w:rPr>
-              <w:t>Rolle</w:t>
-            </w:r>
-          </w:p>
-        </w:tc>
-        <w:tc>
-          <w:tcPr>
-            <w:tcW w:type="dxa" w:w="4306"/>
-            <w:shd w:val="clear" w:color="auto" w:fill="F5F0FC"/>
-            <w:tcMar>
-              <w:top w:w="70" w:type="dxa"/>
-              <w:bottom w:w="70" w:type="dxa"/>
-              <w:left w:w="60" w:type="dxa"/>
-              <w:right w:w="120" w:type="dxa"/>
-            </w:tcMar>
-            <w:tcW w:w="7920" w:type="dxa"/>
-          </w:tcPr>
-          <w:p>
-            <w:r>
-              <w:rPr>
-                <w:sz w:val="18"/>
-              </w:rPr>
-              <w:t>Phase 1 Awareness: Geschichte und Emotion. Phase 2 Conversion: klarer CTA ab CHF 50.</w:t>
-            </w:r>
-          </w:p>
-        </w:tc>
-      </w:tr>
-      <w:tr>
-        <w:tc>
-          <w:tcPr>
-            <w:tcW w:type="dxa" w:w="4306"/>
-            <w:shd w:val="clear" w:color="auto" w:fill="EEE8F7"/>
-            <w:tcMar>
-              <w:top w:w="70" w:type="dxa"/>
-              <w:bottom w:w="70" w:type="dxa"/>
-              <w:left w:w="120" w:type="dxa"/>
-              <w:right w:w="60" w:type="dxa"/>
-            </w:tcMar>
-            <w:tcW w:w="1440" w:type="dxa"/>
-          </w:tcPr>
-          <w:p>
-            <w:r>
-              <w:rPr>
-                <w:b/>
-                <w:color w:val="142233"/>
-                <w:sz w:val="18"/>
-              </w:rPr>
-              <w:t>Warum wichtig</w:t>
-            </w:r>
-          </w:p>
-        </w:tc>
-        <w:tc>
-          <w:tcPr>
-            <w:tcW w:type="dxa" w:w="4306"/>
-            <w:shd w:val="clear" w:color="auto" w:fill="EEE8F7"/>
-            <w:tcMar>
-              <w:top w:w="70" w:type="dxa"/>
-              <w:bottom w:w="70" w:type="dxa"/>
-              <w:left w:w="60" w:type="dxa"/>
-              <w:right w:w="120" w:type="dxa"/>
-            </w:tcMar>
-            <w:tcW w:w="7920" w:type="dxa"/>
-          </w:tcPr>
-          <w:p>
-            <w:r>
-              <w:rPr>
-                <w:sz w:val="18"/>
-              </w:rPr>
-              <w:t>LinkedIn + Meta erreichen unterschiedliche Schichten der Zielgruppe — parallel möglich</w:t>
+              <w:t>Der Unterschied liegt nicht in Herz oder Kopf — sondern in der Tiefe der Beweisführung.</w:t>
             </w:r>
           </w:p>
         </w:tc>
@@ -7964,7 +9656,7 @@
           <w:color w:val="142233"/>
           <w:sz w:val="20"/>
         </w:rPr>
-        <w:t>— MOURNIVAL — UNSERE ROLLE</w:t>
+        <w:t>— Finanzwissen als Vertrauensbaustein</w:t>
       </w:r>
     </w:p>
     <w:p>
@@ -7977,7 +9669,7 @@
           <w:color w:val="888888"/>
           <w:sz w:val="18"/>
         </w:rPr>
-        <w:t>Diese Folie fehlt in klassischen Agenturdeck-Ansätzen. Sie gehört dazu.</w:t>
+        <w:t>Content-Säulen — Kommunikation die befähigt, nicht nur informiert</w:t>
       </w:r>
     </w:p>
     <w:tbl>
@@ -7994,51 +9686,28 @@
         <w:tblW w:w="5000" w:type="pct"/>
       </w:tblPr>
       <w:tblGrid>
-        <w:gridCol w:w="4306"/>
-        <w:gridCol w:w="4306"/>
+        <w:gridCol w:w="8612"/>
       </w:tblGrid>
       <w:tr>
         <w:tc>
           <w:tcPr>
-            <w:tcW w:type="dxa" w:w="4306"/>
-            <w:shd w:val="clear" w:color="auto" w:fill="EEE8F7"/>
+            <w:tcW w:type="dxa" w:w="8612"/>
+            <w:shd w:val="clear" w:color="auto" w:fill="4b319b"/>
             <w:tcMar>
-              <w:top w:w="70" w:type="dxa"/>
-              <w:bottom w:w="70" w:type="dxa"/>
-              <w:left w:w="120" w:type="dxa"/>
-              <w:right w:w="60" w:type="dxa"/>
+              <w:top w:w="100" w:type="dxa"/>
+              <w:bottom w:w="100" w:type="dxa"/>
+              <w:left w:w="150" w:type="dxa"/>
+              <w:right w:w="150" w:type="dxa"/>
             </w:tcMar>
-            <w:tcW w:w="1440" w:type="dxa"/>
           </w:tcPr>
           <w:p>
             <w:r>
               <w:rPr>
                 <w:b/>
-                <w:color w:val="4B319B"/>
-                <w:sz w:val="18"/>
-              </w:rPr>
-              <w:t>Ziel</w:t>
-            </w:r>
-          </w:p>
-        </w:tc>
-        <w:tc>
-          <w:tcPr>
-            <w:tcW w:type="dxa" w:w="4306"/>
-            <w:shd w:val="clear" w:color="auto" w:fill="EEE8F7"/>
-            <w:tcMar>
-              <w:top w:w="70" w:type="dxa"/>
-              <w:bottom w:w="70" w:type="dxa"/>
-              <w:left w:w="60" w:type="dxa"/>
-              <w:right w:w="120" w:type="dxa"/>
-            </w:tcMar>
-            <w:tcW w:w="7920" w:type="dxa"/>
-          </w:tcPr>
-          <w:p>
-            <w:r>
-              <w:rPr>
-                <w:sz w:val="18"/>
-              </w:rPr>
-              <w:t>Kommunikationsstrategie in messbare Ergebnisse übersetzen — kontinuierlich</w:t>
+                <w:color w:val="FFFFFF"/>
+                <w:sz w:val="20"/>
+              </w:rPr>
+              <w:t>SECHS CONTENT-SÄULEN</w:t>
             </w:r>
           </w:p>
         </w:tc>
@@ -8046,15 +9715,14 @@
       <w:tr>
         <w:tc>
           <w:tcPr>
-            <w:tcW w:type="dxa" w:w="4306"/>
-            <w:shd w:val="clear" w:color="auto" w:fill="F5F0FC"/>
+            <w:tcW w:type="dxa" w:w="8612"/>
+            <w:shd w:val="clear" w:color="auto" w:fill="EEE8F7"/>
             <w:tcMar>
-              <w:top w:w="70" w:type="dxa"/>
-              <w:bottom w:w="70" w:type="dxa"/>
-              <w:left w:w="120" w:type="dxa"/>
-              <w:right w:w="60" w:type="dxa"/>
+              <w:top w:w="85" w:type="dxa"/>
+              <w:bottom w:w="90" w:type="dxa"/>
+              <w:left w:w="150" w:type="dxa"/>
+              <w:right w:w="150" w:type="dxa"/>
             </w:tcMar>
-            <w:tcW w:w="1440" w:type="dxa"/>
           </w:tcPr>
           <w:p>
             <w:r>
@@ -8063,28 +9731,15 @@
                 <w:color w:val="4B319B"/>
                 <w:sz w:val="18"/>
               </w:rPr>
-              <w:t>Rolle</w:t>
-            </w:r>
-          </w:p>
-        </w:tc>
-        <w:tc>
-          <w:tcPr>
-            <w:tcW w:type="dxa" w:w="4306"/>
-            <w:shd w:val="clear" w:color="auto" w:fill="F5F0FC"/>
-            <w:tcMar>
-              <w:top w:w="70" w:type="dxa"/>
-              <w:bottom w:w="70" w:type="dxa"/>
-              <w:left w:w="60" w:type="dxa"/>
-              <w:right w:w="120" w:type="dxa"/>
-            </w:tcMar>
-            <w:tcW w:w="7920" w:type="dxa"/>
-          </w:tcPr>
+              <w:t>Beastly erklärt</w:t>
+            </w:r>
+          </w:p>
           <w:p>
             <w:r>
               <w:rPr>
                 <w:sz w:val="18"/>
               </w:rPr>
-              <w:t>Strategie · Content-Direction · Qualitätskontrolle · Workflow-Optimierung · Messung</w:t>
+              <w:t>Was ist Beastly? Warum gibt es das Produkt? Wie funktioniert es?</w:t>
             </w:r>
           </w:p>
         </w:tc>
@@ -8092,15 +9747,14 @@
       <w:tr>
         <w:tc>
           <w:tcPr>
-            <w:tcW w:type="dxa" w:w="4306"/>
-            <w:shd w:val="clear" w:color="auto" w:fill="EEE8F7"/>
+            <w:tcW w:type="dxa" w:w="8612"/>
+            <w:shd w:val="clear" w:color="auto" w:fill="F5F0FC"/>
             <w:tcMar>
-              <w:top w:w="70" w:type="dxa"/>
-              <w:bottom w:w="70" w:type="dxa"/>
-              <w:left w:w="120" w:type="dxa"/>
-              <w:right w:w="60" w:type="dxa"/>
+              <w:top w:w="85" w:type="dxa"/>
+              <w:bottom w:w="90" w:type="dxa"/>
+              <w:left w:w="150" w:type="dxa"/>
+              <w:right w:w="150" w:type="dxa"/>
             </w:tcMar>
-            <w:tcW w:w="1440" w:type="dxa"/>
           </w:tcPr>
           <w:p>
             <w:r>
@@ -8109,28 +9763,184 @@
                 <w:color w:val="4B319B"/>
                 <w:sz w:val="18"/>
               </w:rPr>
-              <w:t>Warum wichtig</w:t>
+              <w:t>Investieren verstehen</w:t>
+            </w:r>
+          </w:p>
+          <w:p>
+            <w:r>
+              <w:rPr>
+                <w:sz w:val="18"/>
+              </w:rPr>
+              <w:t>Was ist ein AMC? Was ist Risiko? Wie kauft man einen Titel? Warum ist langfristiges Denken wichtig?</w:t>
             </w:r>
           </w:p>
         </w:tc>
+      </w:tr>
+      <w:tr>
         <w:tc>
           <w:tcPr>
-            <w:tcW w:type="dxa" w:w="4306"/>
+            <w:tcW w:type="dxa" w:w="8612"/>
             <w:shd w:val="clear" w:color="auto" w:fill="EEE8F7"/>
             <w:tcMar>
-              <w:top w:w="70" w:type="dxa"/>
-              <w:bottom w:w="70" w:type="dxa"/>
-              <w:left w:w="60" w:type="dxa"/>
-              <w:right w:w="120" w:type="dxa"/>
+              <w:top w:w="85" w:type="dxa"/>
+              <w:bottom w:w="90" w:type="dxa"/>
+              <w:left w:w="150" w:type="dxa"/>
+              <w:right w:w="150" w:type="dxa"/>
             </w:tcMar>
-            <w:tcW w:w="7920" w:type="dxa"/>
           </w:tcPr>
           <w:p>
             <w:r>
               <w:rPr>
+                <w:b/>
+                <w:color w:val="4B319B"/>
                 <w:sz w:val="18"/>
               </w:rPr>
-              <w:t>Beastly braucht eine Agentur die die Marke versteht — nicht nur Kanäle bespielt</w:t>
+              <w:t>Tierwohl &amp; Wirkung</w:t>
+            </w:r>
+          </w:p>
+          <w:p>
+            <w:r>
+              <w:rPr>
+                <w:sz w:val="18"/>
+              </w:rPr>
+              <w:t>Welche Projekte werden unterstützt? Was bedeutet «animal cruelty free»? Warum fehlt Tierwohl im klassischen ESG?</w:t>
+            </w:r>
+          </w:p>
+        </w:tc>
+      </w:tr>
+      <w:tr>
+        <w:tc>
+          <w:tcPr>
+            <w:tcW w:type="dxa" w:w="8612"/>
+            <w:shd w:val="clear" w:color="auto" w:fill="F5F0FC"/>
+            <w:tcMar>
+              <w:top w:w="85" w:type="dxa"/>
+              <w:bottom w:w="90" w:type="dxa"/>
+              <w:left w:w="150" w:type="dxa"/>
+              <w:right w:w="150" w:type="dxa"/>
+            </w:tcMar>
+          </w:tcPr>
+          <w:p>
+            <w:r>
+              <w:rPr>
+                <w:b/>
+                <w:color w:val="4B319B"/>
+                <w:sz w:val="18"/>
+              </w:rPr>
+              <w:t>Gründerstory</w:t>
+            </w:r>
+          </w:p>
+          <w:p>
+            <w:r>
+              <w:rPr>
+                <w:sz w:val="18"/>
+              </w:rPr>
+              <w:t>Lydia &amp; Viktor. Tierklinik. Ägypten. Tauchen / Unterwasserwelt. Persönliche Motivation.</w:t>
+            </w:r>
+          </w:p>
+        </w:tc>
+      </w:tr>
+      <w:tr>
+        <w:tc>
+          <w:tcPr>
+            <w:tcW w:type="dxa" w:w="8612"/>
+            <w:shd w:val="clear" w:color="auto" w:fill="EEE8F7"/>
+            <w:tcMar>
+              <w:top w:w="85" w:type="dxa"/>
+              <w:bottom w:w="90" w:type="dxa"/>
+              <w:left w:w="150" w:type="dxa"/>
+              <w:right w:w="150" w:type="dxa"/>
+            </w:tcMar>
+          </w:tcPr>
+          <w:p>
+            <w:r>
+              <w:rPr>
+                <w:b/>
+                <w:color w:val="4B319B"/>
+                <w:sz w:val="18"/>
+              </w:rPr>
+              <w:t>Transparenz &amp; Haltung</w:t>
+            </w:r>
+          </w:p>
+          <w:p>
+            <w:r>
+              <w:rPr>
+                <w:sz w:val="18"/>
+              </w:rPr>
+              <w:t>Löhne. Non-Profit-Logik. Keine Bonusstrukturen. Klare Haltung — ohne Predigt.</w:t>
+            </w:r>
+          </w:p>
+        </w:tc>
+      </w:tr>
+      <w:tr>
+        <w:tc>
+          <w:tcPr>
+            <w:tcW w:type="dxa" w:w="8612"/>
+            <w:shd w:val="clear" w:color="auto" w:fill="F5F0FC"/>
+            <w:tcMar>
+              <w:top w:w="85" w:type="dxa"/>
+              <w:bottom w:w="90" w:type="dxa"/>
+              <w:left w:w="150" w:type="dxa"/>
+              <w:right w:w="150" w:type="dxa"/>
+            </w:tcMar>
+          </w:tcPr>
+          <w:p>
+            <w:r>
+              <w:rPr>
+                <w:b/>
+                <w:color w:val="4B319B"/>
+                <w:sz w:val="18"/>
+              </w:rPr>
+              <w:t>Projekt- und Erfolgsgeschichten</w:t>
+            </w:r>
+          </w:p>
+          <w:p>
+            <w:r>
+              <w:rPr>
+                <w:sz w:val="18"/>
+              </w:rPr>
+              <w:t>Was passiert mit dem Geld? Welches Tier wurde behandelt? Welche Wirkung ist messbar?</w:t>
+            </w:r>
+          </w:p>
+        </w:tc>
+      </w:tr>
+    </w:tbl>
+    <w:tbl>
+      <w:tblPr>
+        <w:tblLook w:firstColumn="1" w:firstRow="1" w:lastColumn="0" w:lastRow="0" w:noHBand="0" w:noVBand="1" w:val="04A0"/>
+        <w:tblBorders>
+          <w:top w:val="none"/>
+          <w:left w:val="none"/>
+          <w:bottom w:val="none"/>
+          <w:right w:val="none"/>
+          <w:insideH w:val="none"/>
+          <w:insideV w:val="none"/>
+        </w:tblBorders>
+        <w:tblW w:w="5000" w:type="pct"/>
+      </w:tblPr>
+      <w:tblGrid>
+        <w:gridCol w:w="8612"/>
+      </w:tblGrid>
+      <w:tr>
+        <w:tc>
+          <w:tcPr>
+            <w:tcW w:type="dxa" w:w="8612"/>
+            <w:shd w:val="clear" w:color="auto" w:fill="EEE8F7"/>
+            <w:tcMar>
+              <w:top w:w="120" w:type="dxa"/>
+              <w:bottom w:w="120" w:type="dxa"/>
+              <w:left w:w="160" w:type="dxa"/>
+              <w:right w:w="160" w:type="dxa"/>
+            </w:tcMar>
+          </w:tcPr>
+          <w:p>
+            <w:r>
+              <w:rPr>
+                <w:b/>
+                <w:color w:val="142233"/>
+                <w:sz w:val="18"/>
+              </w:rPr>
+              <w:t>Finanzwissen ist nicht nur Information. Es ist Vertrauensaufbau.</w:t>
             </w:r>
           </w:p>
         </w:tc>
@@ -8155,7 +9965,7 @@
           <w:color w:val="142233"/>
           <w:sz w:val="20"/>
         </w:rPr>
-        <w:t>— ROADMAP</w:t>
+        <w:t>— Fokus statt Kanalüberladung</w:t>
       </w:r>
     </w:p>
     <w:p>
@@ -8168,7 +9978,7 @@
           <w:color w:val="888888"/>
           <w:sz w:val="18"/>
         </w:rPr>
-        <w:t>Drei Phasen. Fundament vor Sichtbarkeit — Sichtbarkeit vor Skalierung.</w:t>
+        <w:t>Kanalstrategie Phase 1 — LinkedIn + Meta als Basis</w:t>
       </w:r>
     </w:p>
     <w:tbl>
@@ -8206,7 +10016,7 @@
                 <w:color w:val="FFFFFF"/>
                 <w:sz w:val="18"/>
               </w:rPr>
-              <w:t>PHASE 1 — Fundament (Monate 0–3)</w:t>
+              <w:t>PHASE 1 — JETZT (LinkedIn)</w:t>
             </w:r>
           </w:p>
         </w:tc>
@@ -8228,7 +10038,7 @@
               <w:rPr>
                 <w:sz w:val="18"/>
               </w:rPr>
-              <w:t>—  Website live + erstes Pitch Deck druckbereit</w:t>
+              <w:t>—  Viktor: Finanzmarkt, Haltung, Transparenz, Investment-Reflexionen</w:t>
             </w:r>
           </w:p>
         </w:tc>
@@ -8250,7 +10060,7 @@
               <w:rPr>
                 <w:sz w:val="18"/>
               </w:rPr>
-              <w:t>—  Viktor LinkedIn: aktiv, 2–3 Posts/Woche, Grundstimmung aufbauen</w:t>
+              <w:t>—  Lydia: Tierwohl, FourGive, Unterwasserwelt, persönliche Journey</w:t>
             </w:r>
           </w:p>
         </w:tc>
@@ -8272,49 +10082,7 @@
               <w:rPr>
                 <w:sz w:val="18"/>
               </w:rPr>
-              <w:t>—  Beastly-Profil aufgesetzt, Brand-Design angewendet</w:t>
-            </w:r>
-          </w:p>
-        </w:tc>
-      </w:tr>
-    </w:tbl>
-    <w:p/>
-    <w:tbl>
-      <w:tblPr>
-        <w:tblLook w:firstColumn="1" w:firstRow="1" w:lastColumn="0" w:lastRow="0" w:noHBand="0" w:noVBand="1" w:val="04A0"/>
-        <w:tblBorders>
-          <w:top w:val="none"/>
-          <w:left w:val="none"/>
-          <w:bottom w:val="none"/>
-          <w:right w:val="none"/>
-          <w:insideH w:val="none"/>
-          <w:insideV w:val="none"/>
-        </w:tblBorders>
-        <w:tblW w:w="5000" w:type="pct"/>
-      </w:tblPr>
-      <w:tblGrid>
-        <w:gridCol w:w="8612"/>
-      </w:tblGrid>
-      <w:tr>
-        <w:tc>
-          <w:tcPr>
-            <w:tcW w:type="dxa" w:w="8612"/>
-            <w:shd w:val="clear" w:color="auto" w:fill="142233"/>
-            <w:tcMar>
-              <w:top w:w="80" w:type="dxa"/>
-              <w:bottom w:w="80" w:type="dxa"/>
-              <w:left w:w="120" w:type="dxa"/>
-              <w:right w:w="120" w:type="dxa"/>
-            </w:tcMar>
-          </w:tcPr>
-          <w:p>
-            <w:r>
-              <w:rPr>
-                <w:b/>
-                <w:color w:val="FFFFFF"/>
-                <w:sz w:val="18"/>
-              </w:rPr>
-              <w:t>PHASE 2 — Sichtbarkeit (Monate 3–6)</w:t>
+              <w:t>—  Chipiron: professionelle Ebene, regulatorische Sicherheit</w:t>
             </w:r>
           </w:p>
         </w:tc>
@@ -8336,51 +10104,7 @@
               <w:rPr>
                 <w:sz w:val="18"/>
               </w:rPr>
-              <w:t>—  Organischer Content-Rhythmus etabliert, erste Insights auswerten</w:t>
-            </w:r>
-          </w:p>
-        </w:tc>
-      </w:tr>
-      <w:tr>
-        <w:tc>
-          <w:tcPr>
-            <w:tcW w:type="dxa" w:w="8612"/>
-            <w:shd w:val="clear" w:color="auto" w:fill="F5F0FC"/>
-            <w:tcMar>
-              <w:top w:w="60" w:type="dxa"/>
-              <w:bottom w:w="60" w:type="dxa"/>
-              <w:left w:w="120" w:type="dxa"/>
-              <w:right w:w="120" w:type="dxa"/>
-            </w:tcMar>
-          </w:tcPr>
-          <w:p>
-            <w:r>
-              <w:rPr>
-                <w:sz w:val="18"/>
-              </w:rPr>
-              <w:t>—  Awareness-Ads geschaltet (LinkedIn + Meta), Grundrauschen messbar</w:t>
-            </w:r>
-          </w:p>
-        </w:tc>
-      </w:tr>
-      <w:tr>
-        <w:tc>
-          <w:tcPr>
-            <w:tcW w:type="dxa" w:w="8612"/>
-            <w:shd w:val="clear" w:color="auto" w:fill="F5F0FC"/>
-            <w:tcMar>
-              <w:top w:w="60" w:type="dxa"/>
-              <w:bottom w:w="60" w:type="dxa"/>
-              <w:left w:w="120" w:type="dxa"/>
-              <w:right w:w="120" w:type="dxa"/>
-            </w:tcMar>
-          </w:tcPr>
-          <w:p>
-            <w:r>
-              <w:rPr>
-                <w:sz w:val="18"/>
-              </w:rPr>
-              <w:t>—  Newsletter-Setup: Technologie + erster Inhalt</w:t>
+              <w:t>—  Beastly: Wirkungsberichte, Milestones, Transparenz-Content</w:t>
             </w:r>
           </w:p>
         </w:tc>
@@ -8422,7 +10146,7 @@
                 <w:color w:val="FFFFFF"/>
                 <w:sz w:val="18"/>
               </w:rPr>
-              <w:t>PHASE 3 — Skalierung (ab Monat 6)</w:t>
+              <w:t>PHASE 1 — JETZT (Meta: Instagram + Facebook)</w:t>
             </w:r>
           </w:p>
         </w:tc>
@@ -8444,7 +10168,7 @@
               <w:rPr>
                 <w:sz w:val="18"/>
               </w:rPr>
-              <w:t>—  Conversion-Ads live basierend auf Awareness-Erkenntnissen</w:t>
+              <w:t>—  Instagram: Dual-Bildwelt (Raubtiere + FourGive), emotionale Wirkung</w:t>
             </w:r>
           </w:p>
         </w:tc>
@@ -8466,7 +10190,7 @@
               <w:rPr>
                 <w:sz w:val="18"/>
               </w:rPr>
-              <w:t>—  Analytics und fortlaufende Optimierung</w:t>
+              <w:t>—  Facebook: ältere Zielgruppen, tieraffine Communities, Retail-Aktivierung</w:t>
             </w:r>
           </w:p>
         </w:tc>
@@ -8488,7 +10212,134 @@
               <w:rPr>
                 <w:sz w:val="18"/>
               </w:rPr>
-              <w:t>—  Zweiter Kanal (Instagram oder TikTok) hinzunehmen, wenn Kapazität vorhanden</w:t>
+              <w:t>—  Erklärformate: Was ist Beastly? Wie investiert man?</w:t>
+            </w:r>
+          </w:p>
+        </w:tc>
+      </w:tr>
+    </w:tbl>
+    <w:p/>
+    <w:tbl>
+      <w:tblPr>
+        <w:tblLook w:firstColumn="1" w:firstRow="1" w:lastColumn="0" w:lastRow="0" w:noHBand="0" w:noVBand="1" w:val="04A0"/>
+        <w:tblBorders>
+          <w:top w:val="none"/>
+          <w:left w:val="none"/>
+          <w:bottom w:val="none"/>
+          <w:right w:val="none"/>
+          <w:insideH w:val="none"/>
+          <w:insideV w:val="none"/>
+        </w:tblBorders>
+        <w:tblW w:w="5000" w:type="pct"/>
+      </w:tblPr>
+      <w:tblGrid>
+        <w:gridCol w:w="8612"/>
+      </w:tblGrid>
+      <w:tr>
+        <w:tc>
+          <w:tcPr>
+            <w:tcW w:type="dxa" w:w="8612"/>
+            <w:shd w:val="clear" w:color="auto" w:fill="6D5A9B"/>
+            <w:tcMar>
+              <w:top w:w="80" w:type="dxa"/>
+              <w:bottom w:w="80" w:type="dxa"/>
+              <w:left w:w="120" w:type="dxa"/>
+              <w:right w:w="120" w:type="dxa"/>
+            </w:tcMar>
+          </w:tcPr>
+          <w:p>
+            <w:r>
+              <w:rPr>
+                <w:b/>
+                <w:color w:val="FFFFFF"/>
+                <w:sz w:val="18"/>
+              </w:rPr>
+              <w:t>PHASE 2–3 — OPTIONAL (TikTok, frühestens 2027–2028)</w:t>
+            </w:r>
+          </w:p>
+        </w:tc>
+      </w:tr>
+      <w:tr>
+        <w:tc>
+          <w:tcPr>
+            <w:tcW w:type="dxa" w:w="8612"/>
+            <w:shd w:val="clear" w:color="auto" w:fill="F5F0FC"/>
+            <w:tcMar>
+              <w:top w:w="60" w:type="dxa"/>
+              <w:bottom w:w="60" w:type="dxa"/>
+              <w:left w:w="120" w:type="dxa"/>
+              <w:right w:w="120" w:type="dxa"/>
+            </w:tcMar>
+          </w:tcPr>
+          <w:p>
+            <w:r>
+              <w:rPr>
+                <w:sz w:val="18"/>
+              </w:rPr>
+              <w:t>—  Nur wenn: Videomaterial vorhanden, Viktor/Lydia bereit, Erklärserie entwickelt</w:t>
+            </w:r>
+          </w:p>
+        </w:tc>
+      </w:tr>
+      <w:tr>
+        <w:tc>
+          <w:tcPr>
+            <w:tcW w:type="dxa" w:w="8612"/>
+            <w:shd w:val="clear" w:color="auto" w:fill="F5F0FC"/>
+            <w:tcMar>
+              <w:top w:w="60" w:type="dxa"/>
+              <w:bottom w:w="60" w:type="dxa"/>
+              <w:left w:w="120" w:type="dxa"/>
+              <w:right w:w="120" w:type="dxa"/>
+            </w:tcMar>
+          </w:tcPr>
+          <w:p>
+            <w:r>
+              <w:rPr>
+                <w:sz w:val="18"/>
+              </w:rPr>
+              <w:t>—  Regulatorische Grenzen für Finanzprodukt-Content geprüft</w:t>
+            </w:r>
+          </w:p>
+        </w:tc>
+      </w:tr>
+    </w:tbl>
+    <w:tbl>
+      <w:tblPr>
+        <w:tblLook w:firstColumn="1" w:firstRow="1" w:lastColumn="0" w:lastRow="0" w:noHBand="0" w:noVBand="1" w:val="04A0"/>
+        <w:tblBorders>
+          <w:top w:val="none"/>
+          <w:left w:val="none"/>
+          <w:bottom w:val="none"/>
+          <w:right w:val="none"/>
+          <w:insideH w:val="none"/>
+          <w:insideV w:val="none"/>
+        </w:tblBorders>
+        <w:tblW w:w="5000" w:type="pct"/>
+      </w:tblPr>
+      <w:tblGrid>
+        <w:gridCol w:w="8612"/>
+      </w:tblGrid>
+      <w:tr>
+        <w:tc>
+          <w:tcPr>
+            <w:tcW w:type="dxa" w:w="8612"/>
+            <w:shd w:val="clear" w:color="auto" w:fill="EEE8F7"/>
+            <w:tcMar>
+              <w:top w:w="120" w:type="dxa"/>
+              <w:bottom w:w="120" w:type="dxa"/>
+              <w:left w:w="160" w:type="dxa"/>
+              <w:right w:w="160" w:type="dxa"/>
+            </w:tcMar>
+          </w:tcPr>
+          <w:p>
+            <w:r>
+              <w:rPr>
+                <w:b/>
+                <w:color w:val="142233"/>
+                <w:sz w:val="18"/>
+              </w:rPr>
+              <w:t>Lieber zwei Kanäle sauber führen, messen und weiterentwickeln — als fünf Kanäle halb bedienen.</w:t>
             </w:r>
           </w:p>
         </w:tc>
@@ -8513,7 +10364,7 @@
           <w:color w:val="142233"/>
           <w:sz w:val="20"/>
         </w:rPr>
-        <w:t>— DISKUSSION — EURE GEDANKEN</w:t>
+        <w:t>— Was zuerst geklärt werden muss</w:t>
       </w:r>
     </w:p>
     <w:p>
@@ -8526,7 +10377,7 @@
           <w:color w:val="888888"/>
           <w:sz w:val="18"/>
         </w:rPr>
-        <w:t>Keine «Danke»-Folie. Sondern eine Einladung. Das Gespräch ist das Ziel.</w:t>
+        <w:t>Priorisierte Handlungsfelder — Reihenfolge ist entscheidend</w:t>
       </w:r>
     </w:p>
     <w:p>
@@ -8537,7 +10388,7 @@
         <w:rPr>
           <w:sz w:val="18"/>
         </w:rPr>
-        <w:t>—  Welche Gedanken habt ihr?</w:t>
+        <w:t>—  1. Markenarchitektur finalisieren (Beastly / Chipiron / FourGive Rollen klären)</w:t>
       </w:r>
     </w:p>
     <w:p>
@@ -8548,7 +10399,7 @@
         <w:rPr>
           <w:sz w:val="18"/>
         </w:rPr>
-        <w:t>—  Was ergänzt ihr?</w:t>
+        <w:t>—  2. Positionierung und Kernbotschaften schärfen</w:t>
       </w:r>
     </w:p>
     <w:p>
@@ -8559,7 +10410,523 @@
         <w:rPr>
           <w:sz w:val="18"/>
         </w:rPr>
-        <w:t>—  Wo seht ihr Chancen?</w:t>
+        <w:t>—  3. Branding / Bildwelt / Farbwelt finalisieren</w:t>
+      </w:r>
+    </w:p>
+    <w:p>
+      <w:pPr>
+        <w:spacing w:after="20"/>
+      </w:pPr>
+      <w:r>
+        <w:rPr>
+          <w:sz w:val="18"/>
+        </w:rPr>
+        <w:t>—  4. Gründerstory und Personal Branding Viktor &amp; Lydia aufbauen</w:t>
+      </w:r>
+    </w:p>
+    <w:p>
+      <w:pPr>
+        <w:spacing w:after="20"/>
+      </w:pPr>
+      <w:r>
+        <w:rPr>
+          <w:sz w:val="18"/>
+        </w:rPr>
+        <w:t>—  5. Produkt- und Erklärlogik entwickeln (inkl. Non-Profit-Erklärung)</w:t>
+      </w:r>
+    </w:p>
+    <w:p>
+      <w:pPr>
+        <w:spacing w:after="20"/>
+      </w:pPr>
+      <w:r>
+        <w:rPr>
+          <w:sz w:val="18"/>
+        </w:rPr>
+        <w:t>—  6. Website und Sales-Unterlagen strukturieren</w:t>
+      </w:r>
+    </w:p>
+    <w:p>
+      <w:pPr>
+        <w:spacing w:after="20"/>
+      </w:pPr>
+      <w:r>
+        <w:rPr>
+          <w:sz w:val="18"/>
+        </w:rPr>
+        <w:t>—  7. Kanalstrategie starten (LinkedIn + Meta)</w:t>
+      </w:r>
+    </w:p>
+    <w:p>
+      <w:pPr>
+        <w:spacing w:after="20"/>
+      </w:pPr>
+      <w:r>
+        <w:rPr>
+          <w:sz w:val="18"/>
+        </w:rPr>
+        <w:t>—  8. Launch- und Wachstumslogik planen</w:t>
+      </w:r>
+    </w:p>
+    <w:p>
+      <w:r>
+        <w:rPr>
+          <w:i/>
+          <w:color w:val="4B319B"/>
+          <w:sz w:val="16"/>
+        </w:rPr>
+        <w:t>→  Nicht alles gleichzeitig. Der Markteintritt braucht zuerst ein Fundament.</w:t>
+      </w:r>
+    </w:p>
+    <w:p/>
+    <w:p>
+      <w:pPr>
+        <w:spacing w:before="200" w:after="40"/>
+      </w:pPr>
+      <w:r>
+        <w:rPr>
+          <w:b/>
+          <w:color w:val="4B319B"/>
+          <w:sz w:val="20"/>
+        </w:rPr>
+        <w:t xml:space="preserve">Folie 13  </w:t>
+      </w:r>
+      <w:r>
+        <w:rPr>
+          <w:b/>
+          <w:color w:val="142233"/>
+          <w:sz w:val="20"/>
+        </w:rPr>
+        <w:t>— Was die nächste Phase braucht</w:t>
+      </w:r>
+    </w:p>
+    <w:p>
+      <w:pPr>
+        <w:spacing w:after="60"/>
+      </w:pPr>
+      <w:r>
+        <w:rPr>
+          <w:i/>
+          <w:color w:val="888888"/>
+          <w:sz w:val="18"/>
+        </w:rPr>
+        <w:t>Rolle von 1322 — nicht über Leistungen, sondern über Anforderungen formuliert</w:t>
+      </w:r>
+    </w:p>
+    <w:p>
+      <w:pPr>
+        <w:spacing w:after="20"/>
+      </w:pPr>
+      <w:r>
+        <w:rPr>
+          <w:sz w:val="18"/>
+        </w:rPr>
+        <w:t>—  Strategische Kommunikationsführung (CMO-Funktion)</w:t>
+      </w:r>
+    </w:p>
+    <w:p>
+      <w:pPr>
+        <w:spacing w:after="20"/>
+      </w:pPr>
+      <w:r>
+        <w:rPr>
+          <w:sz w:val="18"/>
+        </w:rPr>
+        <w:t>—  Priorisierung und klare Entscheidungslogik</w:t>
+      </w:r>
+    </w:p>
+    <w:p>
+      <w:pPr>
+        <w:spacing w:after="20"/>
+      </w:pPr>
+      <w:r>
+        <w:rPr>
+          <w:sz w:val="18"/>
+        </w:rPr>
+        <w:t>—  Kanalübergreifende Umsetzung und Qualitätssicherung</w:t>
+      </w:r>
+    </w:p>
+    <w:p>
+      <w:pPr>
+        <w:spacing w:after="20"/>
+      </w:pPr>
+      <w:r>
+        <w:rPr>
+          <w:sz w:val="18"/>
+        </w:rPr>
+        <w:t>—  Einbindung und Führung der internen Marketingressource</w:t>
+      </w:r>
+    </w:p>
+    <w:p>
+      <w:pPr>
+        <w:spacing w:after="20"/>
+      </w:pPr>
+      <w:r>
+        <w:rPr>
+          <w:sz w:val="18"/>
+        </w:rPr>
+        <w:t>—  Laufende Justierung basierend auf Erkenntnissen</w:t>
+      </w:r>
+    </w:p>
+    <w:p>
+      <w:pPr>
+        <w:spacing w:after="20"/>
+      </w:pPr>
+      <w:r>
+        <w:rPr>
+          <w:sz w:val="18"/>
+        </w:rPr>
+        <w:t>—  Erfahrung mit Start-up- und KMU-Kommunikation</w:t>
+      </w:r>
+    </w:p>
+    <w:p>
+      <w:pPr>
+        <w:spacing w:after="20"/>
+      </w:pPr>
+      <w:r>
+        <w:rPr>
+          <w:sz w:val="18"/>
+        </w:rPr>
+        <w:t>—  Übersetzung zwischen Vision, Markt und Zielgruppen</w:t>
+      </w:r>
+    </w:p>
+    <w:tbl>
+      <w:tblPr>
+        <w:tblLook w:firstColumn="1" w:firstRow="1" w:lastColumn="0" w:lastRow="0" w:noHBand="0" w:noVBand="1" w:val="04A0"/>
+        <w:tblBorders>
+          <w:top w:val="none"/>
+          <w:left w:val="none"/>
+          <w:bottom w:val="none"/>
+          <w:right w:val="none"/>
+          <w:insideH w:val="none"/>
+          <w:insideV w:val="none"/>
+        </w:tblBorders>
+        <w:tblW w:w="5000" w:type="pct"/>
+      </w:tblPr>
+      <w:tblGrid>
+        <w:gridCol w:w="8612"/>
+      </w:tblGrid>
+      <w:tr>
+        <w:tc>
+          <w:tcPr>
+            <w:tcW w:type="dxa" w:w="8612"/>
+            <w:shd w:val="clear" w:color="auto" w:fill="EEE8F7"/>
+            <w:tcMar>
+              <w:top w:w="120" w:type="dxa"/>
+              <w:bottom w:w="120" w:type="dxa"/>
+              <w:left w:w="160" w:type="dxa"/>
+              <w:right w:w="160" w:type="dxa"/>
+            </w:tcMar>
+          </w:tcPr>
+          <w:p>
+            <w:r>
+              <w:rPr>
+                <w:b/>
+                <w:color w:val="142233"/>
+                <w:sz w:val="18"/>
+              </w:rPr>
+              <w:t>Diese Rolle können wir als externe CMO- und Umsetzungspartnerin übernehmen.</w:t>
+            </w:r>
+          </w:p>
+        </w:tc>
+      </w:tr>
+    </w:tbl>
+    <w:p/>
+    <w:p>
+      <w:pPr>
+        <w:spacing w:before="200" w:after="40"/>
+      </w:pPr>
+      <w:r>
+        <w:rPr>
+          <w:b/>
+          <w:color w:val="4B319B"/>
+          <w:sz w:val="20"/>
+        </w:rPr>
+        <w:t xml:space="preserve">Folie 14  </w:t>
+      </w:r>
+      <w:r>
+        <w:rPr>
+          <w:b/>
+          <w:color w:val="142233"/>
+          <w:sz w:val="20"/>
+        </w:rPr>
+        <w:t>— Damit Umsetzung effizient wird</w:t>
+      </w:r>
+    </w:p>
+    <w:p>
+      <w:pPr>
+        <w:spacing w:after="60"/>
+      </w:pPr>
+      <w:r>
+        <w:rPr>
+          <w:i/>
+          <w:color w:val="888888"/>
+          <w:sz w:val="18"/>
+        </w:rPr>
+        <w:t>Voraussetzungen für eine effiziente Zusammenarbeit — kein Vorwurf, sondern Erwartungsmanagement</w:t>
+      </w:r>
+    </w:p>
+    <w:p>
+      <w:pPr>
+        <w:spacing w:after="20"/>
+      </w:pPr>
+      <w:r>
+        <w:rPr>
+          <w:sz w:val="18"/>
+        </w:rPr>
+        <w:t>—  Klare Entscheidungswege: wer entscheidet, wer gibt frei, wer spricht für Beastly / Chipiron</w:t>
+      </w:r>
+    </w:p>
+    <w:p>
+      <w:pPr>
+        <w:spacing w:after="20"/>
+      </w:pPr>
+      <w:r>
+        <w:rPr>
+          <w:sz w:val="18"/>
+        </w:rPr>
+        <w:t>—  Definierte Rollen für Viktor, Lydia und die interne Marketingperson</w:t>
+      </w:r>
+    </w:p>
+    <w:p>
+      <w:pPr>
+        <w:spacing w:after="20"/>
+      </w:pPr>
+      <w:r>
+        <w:rPr>
+          <w:sz w:val="18"/>
+        </w:rPr>
+        <w:t>—  Schnelle Freigaben — lange Schlaufen binden Budget ohne Mehrwert</w:t>
+      </w:r>
+    </w:p>
+    <w:p>
+      <w:pPr>
+        <w:spacing w:after="20"/>
+      </w:pPr>
+      <w:r>
+        <w:rPr>
+          <w:sz w:val="18"/>
+        </w:rPr>
+        <w:t>—  Klare Abgrenzung: welche persönlichen Inhalte sind kommunikativ nutzbar?</w:t>
+      </w:r>
+    </w:p>
+    <w:p>
+      <w:pPr>
+        <w:spacing w:after="20"/>
+      </w:pPr>
+      <w:r>
+        <w:rPr>
+          <w:sz w:val="18"/>
+        </w:rPr>
+        <w:t>—  Klarheit über regulatorische Grenzen für Finanzprodukt-Kommunikation</w:t>
+      </w:r>
+    </w:p>
+    <w:p>
+      <w:pPr>
+        <w:spacing w:after="20"/>
+      </w:pPr>
+      <w:r>
+        <w:rPr>
+          <w:sz w:val="18"/>
+        </w:rPr>
+        <w:t>—  Interne Ansprechperson, die Koordination übernehmen kann</w:t>
+      </w:r>
+    </w:p>
+    <w:tbl>
+      <w:tblPr>
+        <w:tblLook w:firstColumn="1" w:firstRow="1" w:lastColumn="0" w:lastRow="0" w:noHBand="0" w:noVBand="1" w:val="04A0"/>
+        <w:tblBorders>
+          <w:top w:val="none"/>
+          <w:left w:val="none"/>
+          <w:bottom w:val="none"/>
+          <w:right w:val="none"/>
+          <w:insideH w:val="none"/>
+          <w:insideV w:val="none"/>
+        </w:tblBorders>
+        <w:tblW w:w="5000" w:type="pct"/>
+      </w:tblPr>
+      <w:tblGrid>
+        <w:gridCol w:w="8612"/>
+      </w:tblGrid>
+      <w:tr>
+        <w:tc>
+          <w:tcPr>
+            <w:tcW w:type="dxa" w:w="8612"/>
+            <w:shd w:val="clear" w:color="auto" w:fill="EEE8F7"/>
+            <w:tcMar>
+              <w:top w:w="120" w:type="dxa"/>
+              <w:bottom w:w="120" w:type="dxa"/>
+              <w:left w:w="160" w:type="dxa"/>
+              <w:right w:w="160" w:type="dxa"/>
+            </w:tcMar>
+          </w:tcPr>
+          <w:p>
+            <w:r>
+              <w:rPr>
+                <w:b/>
+                <w:color w:val="142233"/>
+                <w:sz w:val="18"/>
+              </w:rPr>
+              <w:t>Je klarer die Entscheidungswege, desto schneller und kosteneffizienter kann Kommunikation aufgebaut werden.</w:t>
+            </w:r>
+          </w:p>
+        </w:tc>
+      </w:tr>
+    </w:tbl>
+    <w:p/>
+    <w:p>
+      <w:pPr>
+        <w:spacing w:before="200" w:after="40"/>
+      </w:pPr>
+      <w:r>
+        <w:rPr>
+          <w:b/>
+          <w:color w:val="4B319B"/>
+          <w:sz w:val="20"/>
+        </w:rPr>
+        <w:t xml:space="preserve">Folie 15  </w:t>
+      </w:r>
+      <w:r>
+        <w:rPr>
+          <w:b/>
+          <w:color w:val="142233"/>
+          <w:sz w:val="20"/>
+        </w:rPr>
+        <w:t>— Empfohlene nächste Schritte</w:t>
+      </w:r>
+    </w:p>
+    <w:p>
+      <w:pPr>
+        <w:spacing w:after="60"/>
+      </w:pPr>
+      <w:r>
+        <w:rPr>
+          <w:i/>
+          <w:color w:val="888888"/>
+          <w:sz w:val="18"/>
+        </w:rPr>
+        <w:t>Klar und ruhig abschliessen. Kein «Danke» — sondern ein offenes Gespräch.</w:t>
+      </w:r>
+    </w:p>
+    <w:p>
+      <w:pPr>
+        <w:spacing w:after="20"/>
+      </w:pPr>
+      <w:r>
+        <w:rPr>
+          <w:sz w:val="18"/>
+        </w:rPr>
+        <w:t>—  Feedback zum Strategiepapier einholen</w:t>
+      </w:r>
+    </w:p>
+    <w:p>
+      <w:pPr>
+        <w:spacing w:after="20"/>
+      </w:pPr>
+      <w:r>
+        <w:rPr>
+          <w:sz w:val="18"/>
+        </w:rPr>
+        <w:t>—  Markenarchitektur final bestätigen (Rollen Beastly / Chipiron / FourGive)</w:t>
+      </w:r>
+    </w:p>
+    <w:p>
+      <w:pPr>
+        <w:spacing w:after="20"/>
+      </w:pPr>
+      <w:r>
+        <w:rPr>
+          <w:sz w:val="18"/>
+        </w:rPr>
+        <w:t>—  Branding-Vertiefung planen (Farbwelt, Bildwelt, Key Visuals)</w:t>
+      </w:r>
+    </w:p>
+    <w:p>
+      <w:pPr>
+        <w:spacing w:after="20"/>
+      </w:pPr>
+      <w:r>
+        <w:rPr>
+          <w:sz w:val="18"/>
+        </w:rPr>
+        <w:t>—  Personal-Branding-Rollen Viktor / Lydia definieren und starten</w:t>
+      </w:r>
+    </w:p>
+    <w:p>
+      <w:pPr>
+        <w:spacing w:after="20"/>
+      </w:pPr>
+      <w:r>
+        <w:rPr>
+          <w:sz w:val="18"/>
+        </w:rPr>
+        <w:t>—  Content- und Kanalstrategie ausarbeiten</w:t>
+      </w:r>
+    </w:p>
+    <w:p>
+      <w:pPr>
+        <w:spacing w:after="20"/>
+      </w:pPr>
+      <w:r>
+        <w:rPr>
+          <w:sz w:val="18"/>
+        </w:rPr>
+        <w:t>—  Website und Sales-Unterlagen priorisieren</w:t>
+      </w:r>
+    </w:p>
+    <w:p>
+      <w:pPr>
+        <w:spacing w:after="20"/>
+      </w:pPr>
+      <w:r>
+        <w:rPr>
+          <w:sz w:val="18"/>
+        </w:rPr>
+        <w:t>—  Umsetzungsangebot / externe CMO-Rolle konkretisieren</w:t>
+      </w:r>
+    </w:p>
+    <w:p/>
+    <w:p>
+      <w:r>
+        <w:rPr>
+          <w:b/>
+          <w:i w:val="0"/>
+          <w:sz w:val="18"/>
+        </w:rPr>
+        <w:t>—</w:t>
+      </w:r>
+    </w:p>
+    <w:p>
+      <w:r>
+        <w:rPr>
+          <w:b w:val="0"/>
+          <w:i/>
+          <w:color w:val="4B319B"/>
+          <w:sz w:val="20"/>
+        </w:rPr>
+        <w:t>Welche Gedanken habt ihr?</w:t>
+      </w:r>
+    </w:p>
+    <w:p>
+      <w:r>
+        <w:rPr>
+          <w:b w:val="0"/>
+          <w:i/>
+          <w:color w:val="4B319B"/>
+          <w:sz w:val="20"/>
+        </w:rPr>
+        <w:t>Was ergänzt ihr?</w:t>
+      </w:r>
+    </w:p>
+    <w:p>
+      <w:r>
+        <w:rPr>
+          <w:b w:val="0"/>
+          <w:i/>
+          <w:color w:val="4B319B"/>
+          <w:sz w:val="20"/>
+        </w:rPr>
+        <w:t>Wo seht ihr Chancen?</w:t>
       </w:r>
     </w:p>
     <w:sectPr>
